--- a/plantillas_maestras/02_seguro_vida/liquidacion_o_pago_menor/2_o_mas_ddos_varios/mujer/TPL_2319_2025_SEGURO_VIDA_LIQUIDACION_O_PAGO_MENOR_ASEGURADORA_MUJER_R1.docx
+++ b/plantillas_maestras/02_seguro_vida/liquidacion_o_pago_menor/2_o_mas_ddos_varios/mujer/TPL_2319_2025_SEGURO_VIDA_LIQUIDACION_O_PAGO_MENOR_ASEGURADORA_MUJER_R1.docx
@@ -309,7 +309,7 @@
           <w14:ligatures w14:val="none"/>
         </w:rPr>
         <w:tab/>
-        <w:t xml:space="preserve">:       </w:t>
+        <w:t xml:space="preserve">: </w:t>
       </w:r>
       <w:r>
         <w:rPr>
@@ -721,7 +721,7 @@
           <w:lang w:val="es-ES" w:eastAsia="es-ES"/>
           <w14:ligatures w14:val="none"/>
         </w:rPr>
-        <w:t>por presuntas infracciones a la Ley N°29571, Código de</w:t>
+        <w:t>por presuntas infracciones a la Ley 29571, Código de</w:t>
       </w:r>
       <w:r>
         <w:rPr>
@@ -841,7 +841,7 @@
           <w:lang w:eastAsia="es-ES"/>
           <w14:ligatures w14:val="none"/>
         </w:rPr>
-        <w:t xml:space="preserve"> Seguro Ahorro Vida – Póliza N° 15-029100/3 (en adelante, “Seguro Ahorro Vida”) </w:t>
+        <w:t xml:space="preserve"> Seguro Ahorro Vida – Póliza 15-029100/3 (en adelante, “Seguro Ahorro Vida”) </w:t>
       </w:r>
       <w:r>
         <w:rPr>
@@ -891,7 +891,7 @@
           <w:lang w:eastAsia="es-ES"/>
           <w14:ligatures w14:val="none"/>
         </w:rPr>
-        <w:t xml:space="preserve">Por la denominación comercial del producto, se generó la expectativa de que se trataba de un instrumento de ahorro a largo plazo con rentabilidad futura.  </w:t>
+        <w:t xml:space="preserve">Por la denominación comercial del producto, se generó la expectativa de que se trataba de un instrumento de ahorro a largo plazo con rentabilidad futura. </w:t>
       </w:r>
     </w:p>
     <w:p>
@@ -1038,7 +1038,7 @@
           <w:lang w:eastAsia="es-ES"/>
           <w14:ligatures w14:val="none"/>
         </w:rPr>
-        <w:t>.  Enero de 202</w:t>
+        <w:t>. Enero de 202</w:t>
       </w:r>
       <w:r>
         <w:rPr>
@@ -1058,7 +1058,7 @@
           <w:lang w:eastAsia="es-ES"/>
           <w14:ligatures w14:val="none"/>
         </w:rPr>
-        <w:t xml:space="preserve"> realizó el último pago efectivo y, posteriormente, se iniciaron gestiones para conocer el estado del capital.  </w:t>
+        <w:t xml:space="preserve"> realizó el último pago efectivo y, posteriormente, se iniciaron gestiones para conocer el estado del capital. </w:t>
       </w:r>
     </w:p>
     <w:p>
@@ -1305,7 +1305,7 @@
           <w:lang w:eastAsia="es-ES"/>
           <w14:ligatures w14:val="none"/>
         </w:rPr>
-        <w:t xml:space="preserve"> US$ 7 123,28.  </w:t>
+        <w:t xml:space="preserve"> US$ 7 123,28. </w:t>
       </w:r>
     </w:p>
     <w:p>
@@ -1466,7 +1466,7 @@
           <w:lang w:eastAsia="es-ES"/>
           <w14:ligatures w14:val="none"/>
         </w:rPr>
-        <w:t xml:space="preserve">) Gastos Variables por US$ 1 824,84, calculados con el porcentaje decreciente de la “Tabla B” sobre una Prima Básica Neta de US$ 96,86.  </w:t>
+        <w:t xml:space="preserve">) Gastos Variables por US$ 1 824,84, calculados con el porcentaje decreciente de la “Tabla B” sobre una Prima Básica Neta de US$ 96,86. </w:t>
       </w:r>
     </w:p>
     <w:p>
@@ -1695,7 +1695,7 @@
           <w:lang w:eastAsia="es-ES"/>
           <w14:ligatures w14:val="none"/>
         </w:rPr>
-        <w:t xml:space="preserve">.  </w:t>
+        <w:t xml:space="preserve">. </w:t>
       </w:r>
     </w:p>
     <w:p>
@@ -2010,7 +2010,7 @@
           <w:lang w:eastAsia="es-PE"/>
           <w14:ligatures w14:val="none"/>
         </w:rPr>
-        <w:t>La Secretaría Técnica de la Comisión de Protección al Consumidor N°1 (en adelante, la Secretaría Técnica), en ejercicio de sus facultades</w:t>
+        <w:t>La Secretaría Técnica de la Comisión de Protección al Consumidor 1 (en adelante, la Secretaría Técnica), en ejercicio de sus facultades</w:t>
       </w:r>
       <w:bookmarkEnd w:id="1"/>
       <w:bookmarkEnd w:id="2"/>
@@ -2080,7 +2080,7 @@
           <w:lang w:eastAsia="es-PE"/>
           <w14:ligatures w14:val="none"/>
         </w:rPr>
-        <w:t>N°</w:t>
+        <w:t/>
       </w:r>
       <w:proofErr w:type="spellEnd"/>
       <w:r>
@@ -2109,7 +2109,7 @@
           <w:lang w:eastAsia="es-PE"/>
           <w14:ligatures w14:val="none"/>
         </w:rPr>
-        <w:t>°</w:t>
+        <w:t/>
       </w:r>
       <w:r>
         <w:rPr>
@@ -2127,7 +2127,7 @@
           <w:lang w:eastAsia="es-PE"/>
           <w14:ligatures w14:val="none"/>
         </w:rPr>
-        <w:t>°</w:t>
+        <w:t/>
       </w:r>
       <w:r>
         <w:rPr>
@@ -2209,7 +2209,7 @@
           <w:lang w:eastAsia="es-PE"/>
           <w14:ligatures w14:val="none"/>
         </w:rPr>
-        <w:t>N°</w:t>
+        <w:t/>
       </w:r>
       <w:proofErr w:type="spellEnd"/>
       <w:r>
@@ -2238,7 +2238,7 @@
           <w:lang w:eastAsia="es-PE"/>
           <w14:ligatures w14:val="none"/>
         </w:rPr>
-        <w:t>°</w:t>
+        <w:t/>
       </w:r>
       <w:r>
         <w:rPr>
@@ -2256,7 +2256,7 @@
           <w:lang w:eastAsia="es-PE"/>
           <w14:ligatures w14:val="none"/>
         </w:rPr>
-        <w:t>°</w:t>
+        <w:t/>
       </w:r>
       <w:r>
         <w:rPr>
@@ -2509,7 +2509,7 @@
           <w:lang w:val="es-ES" w:eastAsia="es-ES"/>
           <w14:ligatures w14:val="none"/>
         </w:rPr>
-        <w:t>N°</w:t>
+        <w:t/>
       </w:r>
       <w:proofErr w:type="spellEnd"/>
       <w:r>
@@ -2553,7 +2553,7 @@
           <w:lang w:val="es-ES" w:eastAsia="es-ES"/>
           <w14:ligatures w14:val="none"/>
         </w:rPr>
-        <w:t>N°</w:t>
+        <w:t/>
       </w:r>
       <w:proofErr w:type="spellEnd"/>
       <w:r>
@@ -2564,7 +2564,7 @@
           <w:lang w:val="es-ES" w:eastAsia="es-ES"/>
           <w14:ligatures w14:val="none"/>
         </w:rPr>
-        <w:t xml:space="preserve"> 15-029100/3  se realizó de acuerdo a los términos y condiciones de la póliza; y, (</w:t>
+        <w:t xml:space="preserve"> 15-029100/3 se realizó de acuerdo a los términos y condiciones de la póliza; y, (</w:t>
       </w:r>
       <w:proofErr w:type="spellStart"/>
       <w:r>
@@ -2597,7 +2597,7 @@
           <w:lang w:val="es-ES" w:eastAsia="es-ES"/>
           <w14:ligatures w14:val="none"/>
         </w:rPr>
-        <w:t>N°</w:t>
+        <w:t/>
       </w:r>
       <w:proofErr w:type="spellEnd"/>
       <w:r>
@@ -2678,7 +2678,7 @@
           <w:lang w:eastAsia="es-PE"/>
           <w14:ligatures w14:val="none"/>
         </w:rPr>
-        <w:t xml:space="preserve">RESOLUCIÓN DE LA SECRETARÍA TÉCNICA  </w:t>
+        <w:t xml:space="preserve">RESOLUCIÓN DE LA SECRETARÍA TÉCNICA </w:t>
       </w:r>
     </w:p>
     <w:p>
@@ -2912,7 +2912,7 @@
           <w:lang w:eastAsia="es-PE"/>
           <w14:ligatures w14:val="none"/>
         </w:rPr>
-        <w:t xml:space="preserve"> infracción a los artículos 18° y 19°</w:t>
+        <w:t xml:space="preserve"> infracción a los artículos 18 y 19</w:t>
       </w:r>
       <w:r>
         <w:rPr>
@@ -2941,7 +2941,7 @@
           <w:lang w:eastAsia="es-PE"/>
           <w14:ligatures w14:val="none"/>
         </w:rPr>
-        <w:t xml:space="preserve">tanto la compañía aseguradora habría otorgado a la denunciante un valor de rescate de la Póliza N° </w:t>
+        <w:t xml:space="preserve">tanto la compañía aseguradora habría otorgado a la denunciante un valor de rescate de la Póliza </w:t>
       </w:r>
       <w:r>
         <w:rPr>
@@ -3032,7 +3032,7 @@
           <w:lang w:eastAsia="es-PE"/>
           <w14:ligatures w14:val="none"/>
         </w:rPr>
-        <w:t xml:space="preserve"> infracción a los artículos 18° y 19°</w:t>
+        <w:t xml:space="preserve"> infracción a los artículos 18 y 19</w:t>
       </w:r>
       <w:r>
         <w:rPr>
@@ -3091,7 +3091,7 @@
           <w:lang w:eastAsia="es-PE"/>
           <w14:ligatures w14:val="none"/>
         </w:rPr>
-        <w:t xml:space="preserve"> Póliza N° </w:t>
+        <w:t xml:space="preserve"> Póliza </w:t>
       </w:r>
       <w:r>
         <w:rPr>
@@ -3441,7 +3441,7 @@
           <w:lang w:eastAsia="es-PE"/>
           <w14:ligatures w14:val="none"/>
         </w:rPr>
-        <w:t>°</w:t>
+        <w:t/>
       </w:r>
       <w:r>
         <w:rPr>
@@ -3537,7 +3537,7 @@
           <w:lang w:eastAsia="es-PE"/>
           <w14:ligatures w14:val="none"/>
         </w:rPr>
-        <w:t>°</w:t>
+        <w:t/>
       </w:r>
       <w:r>
         <w:rPr>
@@ -3707,7 +3707,7 @@
           <w:lang w:eastAsia="es-PE"/>
           <w14:ligatures w14:val="none"/>
         </w:rPr>
-        <w:t>°</w:t>
+        <w:t/>
       </w:r>
       <w:r>
         <w:rPr>
@@ -3860,7 +3860,7 @@
           <w:lang w:val="es-ES" w:eastAsia="es-ES"/>
           <w14:ligatures w14:val="none"/>
         </w:rPr>
-        <w:t>N°</w:t>
+        <w:t/>
       </w:r>
       <w:proofErr w:type="spellEnd"/>
       <w:r>
@@ -3904,7 +3904,7 @@
           <w:lang w:val="es-ES" w:eastAsia="es-ES"/>
           <w14:ligatures w14:val="none"/>
         </w:rPr>
-        <w:t>N°</w:t>
+        <w:t/>
       </w:r>
       <w:proofErr w:type="spellEnd"/>
       <w:r>
@@ -3915,7 +3915,7 @@
           <w:lang w:val="es-ES" w:eastAsia="es-ES"/>
           <w14:ligatures w14:val="none"/>
         </w:rPr>
-        <w:t xml:space="preserve"> 15-029100/3  se realizó de acuerdo a los términos y condiciones de la póliza; y, (</w:t>
+        <w:t xml:space="preserve"> 15-029100/3 se realizó de acuerdo a los términos y condiciones de la póliza; y, (</w:t>
       </w:r>
       <w:proofErr w:type="spellStart"/>
       <w:r>
@@ -3948,7 +3948,7 @@
           <w:lang w:val="es-ES" w:eastAsia="es-ES"/>
           <w14:ligatures w14:val="none"/>
         </w:rPr>
-        <w:t>N°</w:t>
+        <w:t/>
       </w:r>
       <w:proofErr w:type="spellEnd"/>
       <w:r>
@@ -4038,7 +4038,7 @@
           <w:lang w:eastAsia="es-PE"/>
           <w14:ligatures w14:val="none"/>
         </w:rPr>
-        <w:t>°</w:t>
+        <w:t/>
       </w:r>
       <w:r>
         <w:rPr>
@@ -4079,7 +4079,7 @@
           <w:lang w:eastAsia="es-PE"/>
           <w14:ligatures w14:val="none"/>
         </w:rPr>
-        <w:t>°</w:t>
+        <w:t/>
       </w:r>
       <w:r>
         <w:rPr>
@@ -4099,7 +4099,7 @@
           <w:lang w:eastAsia="es-PE"/>
           <w14:ligatures w14:val="none"/>
         </w:rPr>
-        <w:t>°</w:t>
+        <w:t/>
       </w:r>
       <w:r>
         <w:rPr>
@@ -4119,7 +4119,7 @@
           <w:lang w:eastAsia="es-PE"/>
           <w14:ligatures w14:val="none"/>
         </w:rPr>
-        <w:t>°</w:t>
+        <w:t/>
       </w:r>
       <w:r>
         <w:rPr>
@@ -4172,7 +4172,7 @@
           <w:lang w:eastAsia="es-PE"/>
           <w14:ligatures w14:val="none"/>
         </w:rPr>
-        <w:t>°</w:t>
+        <w:t/>
       </w:r>
       <w:r>
         <w:rPr>
@@ -4263,7 +4263,7 @@
           <w:lang w:eastAsia="es-PE"/>
           <w14:ligatures w14:val="none"/>
         </w:rPr>
-        <w:t>°</w:t>
+        <w:t/>
       </w:r>
       <w:r>
         <w:rPr>
@@ -4355,7 +4355,7 @@
           <w:lang w:eastAsia="es-PE"/>
           <w14:ligatures w14:val="none"/>
         </w:rPr>
-        <w:t>°</w:t>
+        <w:t/>
       </w:r>
       <w:r>
         <w:rPr>
@@ -4363,7 +4363,7 @@
           <w:kern w:val="0"/>
           <w14:ligatures w14:val="none"/>
         </w:rPr>
-        <w:t xml:space="preserve"> del Decreto Legislativo N° 807</w:t>
+        <w:t xml:space="preserve"> del Decreto Legislativo 807</w:t>
       </w:r>
       <w:r>
         <w:rPr>
@@ -4969,7 +4969,7 @@
           <w:szCs w:val="14"/>
         </w:rPr>
         <w:tab/>
-        <w:t xml:space="preserve">Denuncia remitida a esta Comisión mediante MEMORANDUM N° </w:t>
+        <w:t xml:space="preserve">Denuncia remitida a esta Comisión mediante MEMORANDUM </w:t>
       </w:r>
       <w:r>
         <w:rPr>
@@ -5265,7 +5265,7 @@
           <w:sz w:val="14"/>
           <w:szCs w:val="14"/>
         </w:rPr>
-        <w:t xml:space="preserve">  </w:t>
+        <w:t xml:space="preserve"> </w:t>
       </w:r>
       <w:r>
         <w:rPr>
@@ -5283,7 +5283,7 @@
           <w:sz w:val="14"/>
           <w:szCs w:val="14"/>
         </w:rPr>
-        <w:t xml:space="preserve">LEY N° 29571, CÓDIGO DE PROTECCIÓN Y DEFENSA DEL CONSUMIDOR, publicado el 2 de setiembre de 2010 y modificado por Decreto Legislativo N° 1308 </w:t>
+        <w:t xml:space="preserve">LEY 29571, CÓDIGO DE PROTECCIÓN Y DEFENSA DEL CONSUMIDOR, publicado el 2 de setiembre de 2010 y modificado por Decreto Legislativo 1308 </w:t>
       </w:r>
     </w:p>
     <w:p>
@@ -5335,7 +5335,7 @@
           <w:szCs w:val="14"/>
         </w:rPr>
         <w:tab/>
-        <w:t xml:space="preserve">El Instituto Nacional de Defensa de la Competencia y de la Protección de la Propiedad Intelectual (Indecopi) es la autoridad con competencia primaria y de alcance nacional para conocer las presuntas infracciones a las disposiciones contenidas en el presente Código, así como para imponer las sanciones y medidas correctivas establecidas en el presente capítulo, conforme al Decreto Legislativo N° 1033, Ley de Organización y Funciones del Indecopi. Dicha competencia solo puede ser negada cuando ella haya sido asignada o se asigne a favor de otro organismo por norma expresa con rango de ley. </w:t>
+        <w:t xml:space="preserve">El Instituto Nacional de Defensa de la Competencia y de la Protección de la Propiedad Intelectual (Indecopi) es la autoridad con competencia primaria y de alcance nacional para conocer las presuntas infracciones a las disposiciones contenidas en el presente Código, así como para imponer las sanciones y medidas correctivas establecidas en el presente capítulo, conforme al Decreto Legislativo 1033, Ley de Organización y Funciones del Indecopi. Dicha competencia solo puede ser negada cuando ella haya sido asignada o se asigne a favor de otro organismo por norma expresa con rango de ley. </w:t>
       </w:r>
     </w:p>
     <w:p>
@@ -5409,7 +5409,7 @@
           <w:sz w:val="14"/>
           <w:szCs w:val="14"/>
         </w:rPr>
-        <w:t xml:space="preserve">LEY DE ORGANIZACIÓN Y FUNCIONES DEL INDECOPI, APROBADA POR DECRETO LEGISLATIVO N° 1033 </w:t>
+        <w:t xml:space="preserve">LEY DE ORGANIZACIÓN Y FUNCIONES DEL INDECOPI, APROBADA POR DECRETO LEGISLATIVO 1033 </w:t>
       </w:r>
     </w:p>
     <w:p>
@@ -5536,7 +5536,7 @@
           <w:sz w:val="14"/>
           <w:szCs w:val="14"/>
         </w:rPr>
-        <w:t xml:space="preserve">           </w:t>
+        <w:t xml:space="preserve"> </w:t>
       </w:r>
       <w:r>
         <w:rPr>
@@ -5554,7 +5554,7 @@
           <w:sz w:val="14"/>
           <w:szCs w:val="14"/>
         </w:rPr>
-        <w:t xml:space="preserve">LEY N° 29571, CÓDIGO DE PROTECCIÓN Y DEFENSA DEL CONSUMIDOR, publicado el 2 de setiembre de 2010 y modificado por Decreto Legislativo N° 1308   </w:t>
+        <w:t xml:space="preserve">LEY 29571, CÓDIGO DE PROTECCIÓN Y DEFENSA DEL CONSUMIDOR, publicado el 2 de setiembre de 2010 y modificado por Decreto Legislativo 1308 </w:t>
       </w:r>
     </w:p>
     <w:p>
@@ -5578,7 +5578,7 @@
           <w:sz w:val="14"/>
           <w:szCs w:val="14"/>
         </w:rPr>
-        <w:t xml:space="preserve">Artículo 18.- Idoneidad   </w:t>
+        <w:t xml:space="preserve">Artículo 18.- Idoneidad </w:t>
       </w:r>
     </w:p>
     <w:p>
@@ -5598,7 +5598,7 @@
           <w:sz w:val="14"/>
           <w:szCs w:val="14"/>
         </w:rPr>
-        <w:t xml:space="preserve">Se entiende por idoneidad la correspondencia entre lo que un consumidor espera y lo que efectivamente recibe, en función a lo que se le hubiera ofrecido, la publicidad e información transmitida, las condiciones y circunstancias de la transacción, las características y naturaleza del producto o servicio, el precio, entre otros factores, atendiendo a las circunstancias del caso.    </w:t>
+        <w:t xml:space="preserve">Se entiende por idoneidad la correspondencia entre lo que un consumidor espera y lo que efectivamente recibe, en función a lo que se le hubiera ofrecido, la publicidad e información transmitida, las condiciones y circunstancias de la transacción, las características y naturaleza del producto o servicio, el precio, entre otros factores, atendiendo a las circunstancias del caso. </w:t>
       </w:r>
     </w:p>
     <w:p>
@@ -5717,7 +5717,7 @@
           <w:sz w:val="14"/>
           <w:szCs w:val="14"/>
         </w:rPr>
-        <w:t xml:space="preserve">  </w:t>
+        <w:t xml:space="preserve"> </w:t>
       </w:r>
       <w:r>
         <w:rPr>
@@ -5735,7 +5735,7 @@
           <w:sz w:val="14"/>
           <w:szCs w:val="14"/>
         </w:rPr>
-        <w:t>LEY SOBRE FACULTADES, NORMAS Y ORGANIZACIÓN DEL INDECOPI, APROBADA POR DECRETO LEGISLATIVO N° 807 Artículo 24.-</w:t>
+        <w:t>LEY SOBRE FACULTADES, NORMAS Y ORGANIZACIÓN DEL INDECOPI, APROBADA POR DECRETO LEGISLATIVO 807 Artículo 24.-</w:t>
       </w:r>
       <w:r>
         <w:rPr>
@@ -5920,7 +5920,7 @@
           <w:sz w:val="14"/>
           <w:szCs w:val="14"/>
         </w:rPr>
-        <w:t>Nº</w:t>
+        <w:t/>
       </w:r>
       <w:proofErr w:type="spellEnd"/>
       <w:r>
@@ -6026,7 +6026,7 @@
           <w:sz w:val="14"/>
           <w:szCs w:val="14"/>
         </w:rPr>
-        <w:t>publicado el 2 de setiembre de 2010 y modificado por Decreto Legislativo N° 1308</w:t>
+        <w:t>publicado el 2 de setiembre de 2010 y modificado por Decreto Legislativo 1308</w:t>
       </w:r>
     </w:p>
     <w:p>
@@ -6183,15 +6183,15 @@
           <w:szCs w:val="14"/>
           <w:vertAlign w:val="superscript"/>
         </w:rPr>
-        <w:t xml:space="preserve">  </w:t>
-      </w:r>
-      <w:r>
-        <w:rPr>
-          <w:rFonts w:ascii="Arial Narrow" w:hAnsi="Arial Narrow" w:cs="Arial"/>
-          <w:sz w:val="14"/>
-          <w:szCs w:val="14"/>
-        </w:rPr>
-        <w:t xml:space="preserve">     </w:t>
+        <w:t xml:space="preserve"> </w:t>
+      </w:r>
+      <w:r>
+        <w:rPr>
+          <w:rFonts w:ascii="Arial Narrow" w:hAnsi="Arial Narrow" w:cs="Arial"/>
+          <w:sz w:val="14"/>
+          <w:szCs w:val="14"/>
+        </w:rPr>
+        <w:t xml:space="preserve"> </w:t>
       </w:r>
       <w:r>
         <w:rPr>
@@ -6227,7 +6227,7 @@
           <w:sz w:val="14"/>
           <w:szCs w:val="14"/>
         </w:rPr>
-        <w:t>publicado el 2 de setiembre de 2010 y modificado por Decreto Legislativo N° 1308</w:t>
+        <w:t>publicado el 2 de setiembre de 2010 y modificado por Decreto Legislativo 1308</w:t>
       </w:r>
     </w:p>
     <w:p>
@@ -6270,7 +6270,7 @@
           <w:sz w:val="14"/>
           <w:szCs w:val="14"/>
         </w:rPr>
-        <w:t>El órgano resolutivo puede sancionar las infracciones administrativas a que se refiere el artículo 108º con amonestación y multas de hasta cuatrocientos cincuenta (450) Unidades Impositivas Tributarias (UIT), las cuales son calificadas de la siguiente manera:</w:t>
+        <w:t>El órgano resolutivo puede sancionar las infracciones administrativas a que se refiere el artículo 108 con amonestación y multas de hasta cuatrocientos cincuenta (450) Unidades Impositivas Tributarias (UIT), las cuales son calificadas de la siguiente manera:</w:t>
       </w:r>
     </w:p>
     <w:p>
@@ -6393,7 +6393,7 @@
           <w:sz w:val="14"/>
           <w:szCs w:val="14"/>
         </w:rPr>
-        <w:t xml:space="preserve">        </w:t>
+        <w:t xml:space="preserve"> </w:t>
       </w:r>
       <w:r>
         <w:rPr>
@@ -7210,7 +7210,7 @@
           <w:sz w:val="14"/>
           <w:szCs w:val="14"/>
         </w:rPr>
-        <w:t xml:space="preserve">         </w:t>
+        <w:t xml:space="preserve"> </w:t>
       </w:r>
       <w:r>
         <w:rPr>
@@ -7246,7 +7246,7 @@
           <w:sz w:val="14"/>
           <w:szCs w:val="14"/>
         </w:rPr>
-        <w:t>publicado el 2 de setiembre de 2010 y modificado por Decreto Legislativo N° 1308</w:t>
+        <w:t>publicado el 2 de setiembre de 2010 y modificado por Decreto Legislativo 1308</w:t>
       </w:r>
     </w:p>
     <w:p>
@@ -7454,7 +7454,7 @@
           <w:sz w:val="14"/>
           <w:szCs w:val="14"/>
         </w:rPr>
-        <w:t>Nº</w:t>
+        <w:t/>
       </w:r>
       <w:proofErr w:type="spellEnd"/>
       <w:r>
@@ -7736,7 +7736,7 @@
               <w:sz w:val="16"/>
               <w:szCs w:val="16"/>
             </w:rPr>
-            <w:t xml:space="preserve">CNICA DE LA    </w:t>
+            <w:t xml:space="preserve">CNICA DE LA </w:t>
           </w:r>
         </w:p>
         <w:p>

--- a/plantillas_maestras/02_seguro_vida/liquidacion_o_pago_menor/2_o_mas_ddos_varios/mujer/TPL_2319_2025_SEGURO_VIDA_LIQUIDACION_O_PAGO_MENOR_ASEGURADORA_MUJER_R1.docx
+++ b/plantillas_maestras/02_seguro_vida/liquidacion_o_pago_menor/2_o_mas_ddos_varios/mujer/TPL_2319_2025_SEGURO_VIDA_LIQUIDACION_O_PAGO_MENOR_ASEGURADORA_MUJER_R1.docx
@@ -93,7 +93,7 @@
           <w:lang w:eastAsia="es-PE"/>
           <w14:ligatures w14:val="none"/>
         </w:rPr>
-        <w:t>DENUNCIANTE</w:t>
+        <w:t xml:space="preserve">DENUNCIANTE:[DENUNCIANTE] (SEÑORA [APELLIDO])</w:t>
       </w:r>
       <w:r>
         <w:rPr>
@@ -115,7 +115,7 @@
           <w:lang w:eastAsia="es-PE"/>
           <w14:ligatures w14:val="none"/>
         </w:rPr>
-        <w:t>:</w:t>
+        <w:t/>
       </w:r>
       <w:r>
         <w:rPr>
@@ -137,40 +137,40 @@
           <w:lang w:eastAsia="es-PE"/>
           <w14:ligatures w14:val="none"/>
         </w:rPr>
-        <w:t xml:space="preserve">LOYDA JEANETTE OLIVEROS QUIÑONES </w:t>
-      </w:r>
-      <w:r>
-        <w:rPr>
-          <w:rFonts w:ascii="Arial Narrow" w:eastAsia="Arial Narrow" w:hAnsi="Arial Narrow" w:cs="Arial Narrow"/>
-          <w:b/>
-          <w:color w:val="000000"/>
-          <w:kern w:val="0"/>
-          <w:lang w:eastAsia="es-PE"/>
-          <w14:ligatures w14:val="none"/>
-        </w:rPr>
-        <w:t xml:space="preserve">(SEÑORA </w:t>
-      </w:r>
-      <w:r>
-        <w:rPr>
-          <w:rFonts w:ascii="Arial Narrow" w:eastAsia="Arial Narrow" w:hAnsi="Arial Narrow" w:cs="Arial Narrow"/>
-          <w:b/>
-          <w:color w:val="000000"/>
-          <w:kern w:val="0"/>
-          <w:lang w:eastAsia="es-PE"/>
-          <w14:ligatures w14:val="none"/>
-        </w:rPr>
-        <w:t>OLIVEROS</w:t>
-      </w:r>
-      <w:r>
-        <w:rPr>
-          <w:rFonts w:ascii="Arial Narrow" w:eastAsia="Arial Narrow" w:hAnsi="Arial Narrow" w:cs="Arial Narrow"/>
-          <w:b/>
-          <w:color w:val="000000"/>
-          <w:kern w:val="0"/>
-          <w:lang w:eastAsia="es-PE"/>
-          <w14:ligatures w14:val="none"/>
-        </w:rPr>
-        <w:t>)</w:t>
+        <w:t xml:space="preserve"/>
+      </w:r>
+      <w:r>
+        <w:rPr>
+          <w:rFonts w:ascii="Arial Narrow" w:eastAsia="Arial Narrow" w:hAnsi="Arial Narrow" w:cs="Arial Narrow"/>
+          <w:b/>
+          <w:color w:val="000000"/>
+          <w:kern w:val="0"/>
+          <w:lang w:eastAsia="es-PE"/>
+          <w14:ligatures w14:val="none"/>
+        </w:rPr>
+        <w:t xml:space="preserve"/>
+      </w:r>
+      <w:r>
+        <w:rPr>
+          <w:rFonts w:ascii="Arial Narrow" w:eastAsia="Arial Narrow" w:hAnsi="Arial Narrow" w:cs="Arial Narrow"/>
+          <w:b/>
+          <w:color w:val="000000"/>
+          <w:kern w:val="0"/>
+          <w:lang w:eastAsia="es-PE"/>
+          <w14:ligatures w14:val="none"/>
+        </w:rPr>
+        <w:t/>
+      </w:r>
+      <w:r>
+        <w:rPr>
+          <w:rFonts w:ascii="Arial Narrow" w:eastAsia="Arial Narrow" w:hAnsi="Arial Narrow" w:cs="Arial Narrow"/>
+          <w:b/>
+          <w:color w:val="000000"/>
+          <w:kern w:val="0"/>
+          <w:lang w:eastAsia="es-PE"/>
+          <w14:ligatures w14:val="none"/>
+        </w:rPr>
+        <w:t/>
       </w:r>
     </w:p>
     <w:p>
@@ -589,7 +589,7 @@
           <w:lang w:val="es-ES" w:eastAsia="es-ES"/>
           <w14:ligatures w14:val="none"/>
         </w:rPr>
-        <w:t xml:space="preserve">Mediante el escrito del </w:t>
+        <w:t xml:space="preserve">Mediante el escrito del 6 de agosto de 2025, la señora [APELLIDO] denunció a Pacífico por presuntas infracciones a la Ley 29571, Código de Protección y Defensa del Consumidor (en adelante, Código), señalando lo siguiente:</w:t>
       </w:r>
       <w:r>
         <w:rPr>
@@ -599,7 +599,7 @@
           <w:lang w:val="es-ES" w:eastAsia="es-ES"/>
           <w14:ligatures w14:val="none"/>
         </w:rPr>
-        <w:t>6</w:t>
+        <w:t/>
       </w:r>
       <w:r>
         <w:rPr>
@@ -609,7 +609,7 @@
           <w:lang w:val="es-ES" w:eastAsia="es-ES"/>
           <w14:ligatures w14:val="none"/>
         </w:rPr>
-        <w:t xml:space="preserve"> de </w:t>
+        <w:t xml:space="preserve"/>
       </w:r>
       <w:r>
         <w:rPr>
@@ -619,7 +619,7 @@
           <w:lang w:val="es-ES" w:eastAsia="es-ES"/>
           <w14:ligatures w14:val="none"/>
         </w:rPr>
-        <w:t>agosto</w:t>
+        <w:t/>
       </w:r>
       <w:r>
         <w:rPr>
@@ -629,7 +629,7 @@
           <w:lang w:val="es-ES" w:eastAsia="es-ES"/>
           <w14:ligatures w14:val="none"/>
         </w:rPr>
-        <w:t xml:space="preserve"> de 2025</w:t>
+        <w:t xml:space="preserve"/>
       </w:r>
       <w:r>
         <w:rPr>
@@ -648,7 +648,7 @@
           <w:kern w:val="0"/>
           <w14:ligatures w14:val="none"/>
         </w:rPr>
-        <w:t>,</w:t>
+        <w:t/>
       </w:r>
       <w:r>
         <w:rPr>
@@ -656,7 +656,7 @@
           <w:kern w:val="0"/>
           <w14:ligatures w14:val="none"/>
         </w:rPr>
-        <w:t xml:space="preserve"> la señora </w:t>
+        <w:t xml:space="preserve"/>
       </w:r>
       <w:r>
         <w:rPr>
@@ -664,7 +664,7 @@
           <w:kern w:val="0"/>
           <w14:ligatures w14:val="none"/>
         </w:rPr>
-        <w:t>Oliveros</w:t>
+        <w:t/>
       </w:r>
       <w:r>
         <w:rPr>
@@ -683,7 +683,7 @@
           <w:kern w:val="0"/>
           <w14:ligatures w14:val="none"/>
         </w:rPr>
-        <w:t xml:space="preserve"> </w:t>
+        <w:t xml:space="preserve"/>
       </w:r>
       <w:r>
         <w:rPr>
@@ -691,7 +691,7 @@
           <w:kern w:val="0"/>
           <w14:ligatures w14:val="none"/>
         </w:rPr>
-        <w:t>d</w:t>
+        <w:t/>
       </w:r>
       <w:r>
         <w:rPr>
@@ -701,7 +701,7 @@
           <w:lang w:val="es-ES" w:eastAsia="es-ES"/>
           <w14:ligatures w14:val="none"/>
         </w:rPr>
-        <w:t xml:space="preserve">enunció a </w:t>
+        <w:t xml:space="preserve"/>
       </w:r>
       <w:r>
         <w:rPr>
@@ -711,7 +711,7 @@
           <w:lang w:val="es-ES" w:eastAsia="es-ES"/>
           <w14:ligatures w14:val="none"/>
         </w:rPr>
-        <w:t xml:space="preserve">Pacífico </w:t>
+        <w:t xml:space="preserve"/>
       </w:r>
       <w:r>
         <w:rPr>
@@ -721,7 +721,7 @@
           <w:lang w:val="es-ES" w:eastAsia="es-ES"/>
           <w14:ligatures w14:val="none"/>
         </w:rPr>
-        <w:t>por presuntas infracciones a la Ley 29571, Código de</w:t>
+        <w:t/>
       </w:r>
       <w:r>
         <w:rPr>
@@ -731,7 +731,7 @@
           <w:lang w:val="es-ES" w:eastAsia="es-ES"/>
           <w14:ligatures w14:val="none"/>
         </w:rPr>
-        <w:t xml:space="preserve"> Protección y Defensa del Consumidor (en adelante, Código)</w:t>
+        <w:t xml:space="preserve"/>
       </w:r>
       <w:r>
         <w:rPr>
@@ -752,7 +752,7 @@
           <w:lang w:val="es-ES" w:eastAsia="es-ES"/>
           <w14:ligatures w14:val="none"/>
         </w:rPr>
-        <w:t xml:space="preserve">, señalando </w:t>
+        <w:t xml:space="preserve"/>
       </w:r>
       <w:r>
         <w:rPr>
@@ -763,7 +763,7 @@
           <w:lang w:val="es-ES" w:eastAsia="es-ES"/>
           <w14:ligatures w14:val="none"/>
         </w:rPr>
-        <w:t>lo siguiente:</w:t>
+        <w:t/>
       </w:r>
     </w:p>
     <w:p>
@@ -1743,7 +1743,7 @@
           <w:lang w:val="es-ES" w:eastAsia="es-ES"/>
           <w14:ligatures w14:val="none"/>
         </w:rPr>
-        <w:t xml:space="preserve">La señora </w:t>
+        <w:t xml:space="preserve">La señora [APELLIDO] solicitó, en calidad de medida correctiva, que Pacífico cumpla con: (i) realizar la transferencia inmediata del valor de rescate ascendente a US$ 7 966,58; y, (ii) restituir los costos y gastos que erosionaron el componente de ahorro del producto, reconociendo el costo puro del Seguro de Vida y de la cláusula adicional de "Exoneración de la Deducción Mensual", pero no los costos y gastos que hicieron inviable el ahorro, cuya devolución asciende a la suma de US$ 3 227,13. Asimismo, requirió el reembolso de costos y costas del presente procedimiento.</w:t>
       </w:r>
       <w:r>
         <w:rPr>
@@ -1751,7 +1751,7 @@
           <w:kern w:val="0"/>
           <w14:ligatures w14:val="none"/>
         </w:rPr>
-        <w:t xml:space="preserve">Oliveros </w:t>
+        <w:t xml:space="preserve"/>
       </w:r>
       <w:r>
         <w:rPr>
@@ -1761,7 +1761,7 @@
           <w:lang w:val="es-ES" w:eastAsia="es-ES"/>
           <w14:ligatures w14:val="none"/>
         </w:rPr>
-        <w:t xml:space="preserve">solicitó, en calidad de medida correctiva, que </w:t>
+        <w:t xml:space="preserve"/>
       </w:r>
       <w:r>
         <w:rPr>
@@ -1771,7 +1771,7 @@
           <w:lang w:val="es-ES" w:eastAsia="es-ES"/>
           <w14:ligatures w14:val="none"/>
         </w:rPr>
-        <w:t xml:space="preserve">Pacífico </w:t>
+        <w:t xml:space="preserve"/>
       </w:r>
       <w:r>
         <w:rPr>
@@ -1781,7 +1781,7 @@
           <w:lang w:val="es-ES" w:eastAsia="es-ES"/>
           <w14:ligatures w14:val="none"/>
         </w:rPr>
-        <w:t>cumpla con</w:t>
+        <w:t/>
       </w:r>
       <w:r>
         <w:rPr>
@@ -1791,7 +1791,7 @@
           <w:lang w:val="es-ES" w:eastAsia="es-ES"/>
           <w14:ligatures w14:val="none"/>
         </w:rPr>
-        <w:t>: (i) realizar la transferencia inmediata del valor de rescate ascendente a US$ 7 966,58</w:t>
+        <w:t/>
       </w:r>
       <w:r>
         <w:rPr>
@@ -1801,7 +1801,7 @@
           <w:lang w:val="es-ES" w:eastAsia="es-ES"/>
           <w14:ligatures w14:val="none"/>
         </w:rPr>
-        <w:t xml:space="preserve">; </w:t>
+        <w:t xml:space="preserve"/>
       </w:r>
       <w:r>
         <w:rPr>
@@ -1811,7 +1811,7 @@
           <w:lang w:val="es-ES" w:eastAsia="es-ES"/>
           <w14:ligatures w14:val="none"/>
         </w:rPr>
-        <w:t xml:space="preserve">y, </w:t>
+        <w:t xml:space="preserve"/>
       </w:r>
       <w:r>
         <w:rPr>
@@ -1821,7 +1821,7 @@
           <w:lang w:val="es-ES" w:eastAsia="es-ES"/>
           <w14:ligatures w14:val="none"/>
         </w:rPr>
-        <w:t>(</w:t>
+        <w:t/>
       </w:r>
       <w:proofErr w:type="spellStart"/>
       <w:r>
@@ -1832,7 +1832,7 @@
           <w:lang w:val="es-ES" w:eastAsia="es-ES"/>
           <w14:ligatures w14:val="none"/>
         </w:rPr>
-        <w:t>ii</w:t>
+        <w:t/>
       </w:r>
       <w:proofErr w:type="spellEnd"/>
       <w:r>
@@ -1843,7 +1843,7 @@
           <w:lang w:val="es-ES" w:eastAsia="es-ES"/>
           <w14:ligatures w14:val="none"/>
         </w:rPr>
-        <w:t>)</w:t>
+        <w:t/>
       </w:r>
       <w:r>
         <w:rPr>
@@ -1853,7 +1853,7 @@
           <w:lang w:val="es-ES" w:eastAsia="es-ES"/>
           <w14:ligatures w14:val="none"/>
         </w:rPr>
-        <w:t xml:space="preserve"> </w:t>
+        <w:t xml:space="preserve"/>
       </w:r>
       <w:r>
         <w:rPr>
@@ -1863,7 +1863,7 @@
           <w:lang w:val="es-ES" w:eastAsia="es-ES"/>
           <w14:ligatures w14:val="none"/>
         </w:rPr>
-        <w:t xml:space="preserve">restituir los costos y </w:t>
+        <w:t xml:space="preserve"/>
       </w:r>
       <w:r>
         <w:rPr>
@@ -1874,7 +1874,7 @@
           <w14:ligatures w14:val="none"/>
         </w:rPr>
         <w:lastRenderedPageBreak/>
-        <w:t xml:space="preserve">gastos que erosionaron el componente de ahorro del producto, reconociendo el costo puro del Seguro de Vida y de la cláusula adicional de "Exoneración de la Deducción Mensual", pero no los costos y gastos que hicieron </w:t>
+        <w:t xml:space="preserve"/>
       </w:r>
       <w:r>
         <w:rPr>
@@ -1884,7 +1884,7 @@
           <w:lang w:val="es-ES" w:eastAsia="es-ES"/>
           <w14:ligatures w14:val="none"/>
         </w:rPr>
-        <w:t xml:space="preserve">inviable el ahorro, </w:t>
+        <w:t xml:space="preserve"/>
       </w:r>
       <w:r>
         <w:rPr>
@@ -1894,7 +1894,7 @@
           <w:lang w:val="es-ES" w:eastAsia="es-ES"/>
           <w14:ligatures w14:val="none"/>
         </w:rPr>
-        <w:t xml:space="preserve">cuya devolución asciende a la suma </w:t>
+        <w:t xml:space="preserve"/>
       </w:r>
       <w:r>
         <w:rPr>
@@ -1904,7 +1904,7 @@
           <w:lang w:val="es-ES" w:eastAsia="es-ES"/>
           <w14:ligatures w14:val="none"/>
         </w:rPr>
-        <w:t>de US$ 3 227,13</w:t>
+        <w:t/>
       </w:r>
       <w:r>
         <w:rPr>
@@ -1914,7 +1914,7 @@
           <w:lang w:val="es-ES" w:eastAsia="es-ES"/>
           <w14:ligatures w14:val="none"/>
         </w:rPr>
-        <w:t>. Asimismo, requirió el reembolso de costos y costas del presente procedimiento.</w:t>
+        <w:t/>
       </w:r>
     </w:p>
     <w:p>
@@ -2716,7 +2716,7 @@
           <w:lang w:eastAsia="es-PE"/>
           <w14:ligatures w14:val="none"/>
         </w:rPr>
-        <w:t xml:space="preserve">PRIMERO: </w:t>
+        <w:t xml:space="preserve">PRIMERO: admitir a trámite la denuncia del 6 de agosto de 2025 interpuesta por la señora [APELLIDO] contra Pacífico Compañía de Seguros y Reaseguros S.A., por lo siguiente:</w:t>
       </w:r>
       <w:r>
         <w:rPr>
@@ -2727,7 +2727,7 @@
           <w:lang w:eastAsia="es-PE"/>
           <w14:ligatures w14:val="none"/>
         </w:rPr>
-        <w:t xml:space="preserve">admitir a trámite la denuncia del </w:t>
+        <w:t xml:space="preserve"/>
       </w:r>
       <w:r>
         <w:rPr>
@@ -2737,7 +2737,7 @@
           <w:lang w:val="es-ES" w:eastAsia="es-ES"/>
           <w14:ligatures w14:val="none"/>
         </w:rPr>
-        <w:t>6 de agosto de 2025</w:t>
+        <w:t/>
       </w:r>
       <w:r>
         <w:rPr>
@@ -2747,7 +2747,7 @@
           <w:lang w:val="es-ES" w:eastAsia="es-ES"/>
           <w14:ligatures w14:val="none"/>
         </w:rPr>
-        <w:t xml:space="preserve"> </w:t>
+        <w:t xml:space="preserve"/>
       </w:r>
       <w:r>
         <w:rPr>
@@ -2758,7 +2758,7 @@
           <w:lang w:eastAsia="es-PE"/>
           <w14:ligatures w14:val="none"/>
         </w:rPr>
-        <w:t xml:space="preserve">interpuesta por </w:t>
+        <w:t xml:space="preserve"/>
       </w:r>
       <w:r>
         <w:rPr>
@@ -2769,7 +2769,7 @@
           <w:lang w:eastAsia="es-PE"/>
           <w14:ligatures w14:val="none"/>
         </w:rPr>
-        <w:t>la</w:t>
+        <w:t/>
       </w:r>
       <w:r>
         <w:rPr>
@@ -2780,21 +2780,21 @@
           <w:lang w:eastAsia="es-PE"/>
           <w14:ligatures w14:val="none"/>
         </w:rPr>
-        <w:t xml:space="preserve"> </w:t>
+        <w:t xml:space="preserve"/>
       </w:r>
       <w:r>
         <w:rPr>
           <w:rFonts w:ascii="Arial Narrow" w:eastAsia="Arial Narrow" w:hAnsi="Arial Narrow" w:cs="Arial Narrow"/>
           <w:bCs/>
         </w:rPr>
-        <w:t>señor</w:t>
+        <w:t/>
       </w:r>
       <w:r>
         <w:rPr>
           <w:rFonts w:ascii="Arial Narrow" w:eastAsia="Arial Narrow" w:hAnsi="Arial Narrow" w:cs="Arial Narrow"/>
           <w:bCs/>
         </w:rPr>
-        <w:t xml:space="preserve">a </w:t>
+        <w:t xml:space="preserve"/>
       </w:r>
       <w:proofErr w:type="spellStart"/>
       <w:r>
@@ -2802,7 +2802,7 @@
           <w:rFonts w:ascii="Arial Narrow" w:eastAsia="Arial Narrow" w:hAnsi="Arial Narrow" w:cs="Arial Narrow"/>
           <w:bCs/>
         </w:rPr>
-        <w:t>Loyda</w:t>
+        <w:t/>
       </w:r>
       <w:proofErr w:type="spellEnd"/>
       <w:r>
@@ -2810,7 +2810,7 @@
           <w:rFonts w:ascii="Arial Narrow" w:eastAsia="Arial Narrow" w:hAnsi="Arial Narrow" w:cs="Arial Narrow"/>
           <w:bCs/>
         </w:rPr>
-        <w:t xml:space="preserve"> Jeanette Oliveros </w:t>
+        <w:t xml:space="preserve"/>
       </w:r>
       <w:r>
         <w:rPr>
@@ -2821,21 +2821,21 @@
           <w:lang w:eastAsia="es-PE"/>
           <w14:ligatures w14:val="none"/>
         </w:rPr>
-        <w:t xml:space="preserve">contra </w:t>
+        <w:t xml:space="preserve"/>
       </w:r>
       <w:r>
         <w:rPr>
           <w:rFonts w:ascii="Arial Narrow" w:eastAsia="Arial Narrow" w:hAnsi="Arial Narrow" w:cs="Arial Narrow"/>
           <w:bCs/>
         </w:rPr>
-        <w:t xml:space="preserve">Pacífico Compañía de </w:t>
+        <w:t xml:space="preserve"/>
       </w:r>
       <w:r>
         <w:rPr>
           <w:rFonts w:ascii="Arial Narrow" w:eastAsia="Arial Narrow" w:hAnsi="Arial Narrow" w:cs="Arial Narrow"/>
           <w:bCs/>
         </w:rPr>
-        <w:t>Seguros y Reaseguros S.A.</w:t>
+        <w:t/>
       </w:r>
       <w:r>
         <w:rPr>
@@ -2846,7 +2846,7 @@
           <w:lang w:eastAsia="es-PE"/>
           <w14:ligatures w14:val="none"/>
         </w:rPr>
-        <w:t xml:space="preserve">, </w:t>
+        <w:t xml:space="preserve"/>
       </w:r>
       <w:r>
         <w:rPr>
@@ -2857,7 +2857,7 @@
           <w:lang w:eastAsia="es-PE"/>
           <w14:ligatures w14:val="none"/>
         </w:rPr>
-        <w:t>por lo siguiente:</w:t>
+        <w:t/>
       </w:r>
     </w:p>
     <w:p>
@@ -4495,27 +4495,27 @@
           <w:b/>
           <w:bCs/>
         </w:rPr>
-        <w:t>DÉCIMO:</w:t>
-      </w:r>
-      <w:r>
-        <w:rPr>
-          <w:rFonts w:ascii="Arial Narrow" w:eastAsia="Arial Narrow" w:hAnsi="Arial Narrow" w:cs="Arial Narrow"/>
-        </w:rPr>
-        <w:t xml:space="preserve"> </w:t>
+        <w:t xml:space="preserve">DÉCIMO: requerir a la señora [DENUNCIANTE] y a Pacífico Compañía de Seguros y Reaseguros S.A. para que efectúen el acuse de recibo mediante la confirmación de recepción de la notificación remitida por este despacho a sus Casillas Electrónicas, dentro de los cinco (5) primeros días hábiles siguientes a la fecha en que recibe la notificación.</w:t>
+      </w:r>
+      <w:r>
+        <w:rPr>
+          <w:rFonts w:ascii="Arial Narrow" w:eastAsia="Arial Narrow" w:hAnsi="Arial Narrow" w:cs="Arial Narrow"/>
+        </w:rPr>
+        <w:t xml:space="preserve"/>
       </w:r>
       <w:r>
         <w:rPr>
           <w:rFonts w:ascii="Arial Narrow" w:hAnsi="Arial Narrow"/>
           <w:color w:val="000000"/>
         </w:rPr>
-        <w:t xml:space="preserve">requerir a </w:t>
+        <w:t xml:space="preserve"/>
       </w:r>
       <w:r>
         <w:rPr>
           <w:rFonts w:ascii="Arial Narrow" w:eastAsia="Arial Narrow" w:hAnsi="Arial Narrow" w:cs="Arial Narrow"/>
           <w:bCs/>
         </w:rPr>
-        <w:t xml:space="preserve">la señora </w:t>
+        <w:t xml:space="preserve"/>
       </w:r>
       <w:proofErr w:type="spellStart"/>
       <w:r>
@@ -4523,7 +4523,7 @@
           <w:rFonts w:ascii="Arial Narrow" w:eastAsia="Arial Narrow" w:hAnsi="Arial Narrow" w:cs="Arial Narrow"/>
           <w:bCs/>
         </w:rPr>
-        <w:t>Loyda</w:t>
+        <w:t/>
       </w:r>
       <w:proofErr w:type="spellEnd"/>
       <w:r>
@@ -4531,82 +4531,82 @@
           <w:rFonts w:ascii="Arial Narrow" w:eastAsia="Arial Narrow" w:hAnsi="Arial Narrow" w:cs="Arial Narrow"/>
           <w:bCs/>
         </w:rPr>
-        <w:t xml:space="preserve"> Jeanette Oliveros Quiñones y </w:t>
+        <w:t xml:space="preserve"/>
       </w:r>
       <w:r>
         <w:rPr>
           <w:rFonts w:ascii="Arial Narrow" w:eastAsia="Arial Narrow" w:hAnsi="Arial Narrow" w:cs="Arial Narrow"/>
           <w:bCs/>
         </w:rPr>
-        <w:t xml:space="preserve">a </w:t>
+        <w:t xml:space="preserve"/>
       </w:r>
       <w:r>
         <w:rPr>
           <w:rFonts w:ascii="Arial Narrow" w:eastAsia="Arial Narrow" w:hAnsi="Arial Narrow" w:cs="Arial Narrow"/>
           <w:bCs/>
         </w:rPr>
-        <w:t xml:space="preserve">Pacífico Compañía de Seguros y Reaseguros S.A. </w:t>
+        <w:t xml:space="preserve"/>
       </w:r>
       <w:r>
         <w:rPr>
           <w:rFonts w:ascii="Arial Narrow" w:hAnsi="Arial Narrow"/>
           <w:shd w:val="clear" w:color="auto" w:fill="FFFFFF"/>
         </w:rPr>
-        <w:t xml:space="preserve">para que </w:t>
+        <w:t xml:space="preserve"/>
       </w:r>
       <w:r>
         <w:rPr>
           <w:rFonts w:ascii="Arial Narrow" w:eastAsia="Calibri" w:hAnsi="Arial Narrow"/>
         </w:rPr>
-        <w:t>efectúe</w:t>
+        <w:t/>
       </w:r>
       <w:r>
         <w:rPr>
           <w:rFonts w:ascii="Arial Narrow" w:eastAsia="Calibri" w:hAnsi="Arial Narrow"/>
         </w:rPr>
-        <w:t>n</w:t>
+        <w:t/>
       </w:r>
       <w:r>
         <w:rPr>
           <w:rFonts w:ascii="Arial Narrow" w:eastAsia="Calibri" w:hAnsi="Arial Narrow"/>
         </w:rPr>
-        <w:t xml:space="preserve"> el acuse de recibo mediante la confirmación de recepción de la notificación remitida por este despacho a su</w:t>
+        <w:t xml:space="preserve"/>
       </w:r>
       <w:r>
         <w:rPr>
           <w:rFonts w:ascii="Arial Narrow" w:eastAsia="Calibri" w:hAnsi="Arial Narrow"/>
         </w:rPr>
-        <w:t>s</w:t>
+        <w:t/>
       </w:r>
       <w:r>
         <w:rPr>
           <w:rFonts w:ascii="Arial Narrow" w:eastAsia="Calibri" w:hAnsi="Arial Narrow"/>
         </w:rPr>
-        <w:t xml:space="preserve"> Casilla</w:t>
+        <w:t xml:space="preserve"/>
       </w:r>
       <w:r>
         <w:rPr>
           <w:rFonts w:ascii="Arial Narrow" w:eastAsia="Calibri" w:hAnsi="Arial Narrow"/>
         </w:rPr>
-        <w:t>s</w:t>
+        <w:t/>
       </w:r>
       <w:r>
         <w:rPr>
           <w:rFonts w:ascii="Arial Narrow" w:eastAsia="Calibri" w:hAnsi="Arial Narrow"/>
         </w:rPr>
-        <w:t xml:space="preserve"> Electrónica</w:t>
+        <w:t xml:space="preserve"/>
       </w:r>
       <w:r>
         <w:rPr>
           <w:rFonts w:ascii="Arial Narrow" w:eastAsia="Calibri" w:hAnsi="Arial Narrow"/>
         </w:rPr>
-        <w:t>s</w:t>
+        <w:t/>
       </w:r>
       <w:r>
         <w:rPr>
           <w:rFonts w:ascii="Arial Narrow" w:eastAsia="Calibri" w:hAnsi="Arial Narrow"/>
         </w:rPr>
-        <w:t>, dentro de los cinco (5) primeros días hábiles siguientes a la fecha en que recibe la notificación.</w:t>
+        <w:t/>
       </w:r>
     </w:p>
     <w:p>
@@ -5092,7 +5092,7 @@
           <w:sz w:val="14"/>
           <w:szCs w:val="14"/>
         </w:rPr>
-        <w:t xml:space="preserve"> </w:t>
+        <w:t xml:space="preserve"> Representada por el señor [APELLIDO] Samir Arriola Oliveros.</w:t>
       </w:r>
       <w:r>
         <w:rPr>
@@ -5108,47 +5108,47 @@
           <w:sz w:val="14"/>
           <w:szCs w:val="14"/>
         </w:rPr>
-        <w:t>Representad</w:t>
-      </w:r>
-      <w:r>
-        <w:rPr>
-          <w:rFonts w:ascii="Arial Narrow" w:hAnsi="Arial Narrow" w:cs="Arial"/>
-          <w:sz w:val="14"/>
-          <w:szCs w:val="14"/>
-        </w:rPr>
-        <w:t>a</w:t>
-      </w:r>
-      <w:r>
-        <w:rPr>
-          <w:rFonts w:ascii="Arial Narrow" w:hAnsi="Arial Narrow" w:cs="Arial"/>
-          <w:sz w:val="14"/>
-          <w:szCs w:val="14"/>
-        </w:rPr>
-        <w:t xml:space="preserve"> por</w:t>
-      </w:r>
-      <w:r>
-        <w:rPr>
-          <w:rFonts w:ascii="Arial Narrow" w:hAnsi="Arial Narrow" w:cs="Arial"/>
-          <w:sz w:val="14"/>
-          <w:szCs w:val="14"/>
-        </w:rPr>
-        <w:t xml:space="preserve"> el señor </w:t>
-      </w:r>
-      <w:r>
-        <w:rPr>
-          <w:rFonts w:ascii="Arial Narrow" w:hAnsi="Arial Narrow" w:cs="Arial"/>
-          <w:sz w:val="14"/>
-          <w:szCs w:val="14"/>
-        </w:rPr>
-        <w:t>Byron Samir Arriola Oliveros</w:t>
-      </w:r>
-      <w:r>
-        <w:rPr>
-          <w:rFonts w:ascii="Arial Narrow" w:hAnsi="Arial Narrow" w:cs="Arial"/>
-          <w:sz w:val="14"/>
-          <w:szCs w:val="14"/>
-        </w:rPr>
-        <w:t>.</w:t>
+        <w:t/>
+      </w:r>
+      <w:r>
+        <w:rPr>
+          <w:rFonts w:ascii="Arial Narrow" w:hAnsi="Arial Narrow" w:cs="Arial"/>
+          <w:sz w:val="14"/>
+          <w:szCs w:val="14"/>
+        </w:rPr>
+        <w:t/>
+      </w:r>
+      <w:r>
+        <w:rPr>
+          <w:rFonts w:ascii="Arial Narrow" w:hAnsi="Arial Narrow" w:cs="Arial"/>
+          <w:sz w:val="14"/>
+          <w:szCs w:val="14"/>
+        </w:rPr>
+        <w:t xml:space="preserve"/>
+      </w:r>
+      <w:r>
+        <w:rPr>
+          <w:rFonts w:ascii="Arial Narrow" w:hAnsi="Arial Narrow" w:cs="Arial"/>
+          <w:sz w:val="14"/>
+          <w:szCs w:val="14"/>
+        </w:rPr>
+        <w:t xml:space="preserve"/>
+      </w:r>
+      <w:r>
+        <w:rPr>
+          <w:rFonts w:ascii="Arial Narrow" w:hAnsi="Arial Narrow" w:cs="Arial"/>
+          <w:sz w:val="14"/>
+          <w:szCs w:val="14"/>
+        </w:rPr>
+        <w:t/>
+      </w:r>
+      <w:r>
+        <w:rPr>
+          <w:rFonts w:ascii="Arial Narrow" w:hAnsi="Arial Narrow" w:cs="Arial"/>
+          <w:sz w:val="14"/>
+          <w:szCs w:val="14"/>
+        </w:rPr>
+        <w:t/>
       </w:r>
     </w:p>
     <w:p>

--- a/plantillas_maestras/02_seguro_vida/liquidacion_o_pago_menor/2_o_mas_ddos_varios/mujer/TPL_2319_2025_SEGURO_VIDA_LIQUIDACION_O_PAGO_MENOR_ASEGURADORA_MUJER_R1.docx
+++ b/plantillas_maestras/02_seguro_vida/liquidacion_o_pago_menor/2_o_mas_ddos_varios/mujer/TPL_2319_2025_SEGURO_VIDA_LIQUIDACION_O_PAGO_MENOR_ASEGURADORA_MUJER_R1.docx
@@ -5092,7 +5092,7 @@
           <w:sz w:val="14"/>
           <w:szCs w:val="14"/>
         </w:rPr>
-        <w:t xml:space="preserve"> Representada por el señor [APELLIDO] Samir Arriola Oliveros.</w:t>
+        <w:t xml:space="preserve"> Representada por el señor [APELLIDO] .</w:t>
       </w:r>
       <w:r>
         <w:rPr>

--- a/plantillas_maestras/02_seguro_vida/liquidacion_o_pago_menor/2_o_mas_ddos_varios/mujer/TPL_2319_2025_SEGURO_VIDA_LIQUIDACION_O_PAGO_MENOR_ASEGURADORA_MUJER_R1.docx
+++ b/plantillas_maestras/02_seguro_vida/liquidacion_o_pago_menor/2_o_mas_ddos_varios/mujer/TPL_2319_2025_SEGURO_VIDA_LIQUIDACION_O_PAGO_MENOR_ASEGURADORA_MUJER_R1.docx
@@ -633,6 +633,7 @@
       </w:r>
       <w:r>
         <w:rPr>
+          <w:rStyle w:val="Refdenotaalpie"/>
           <w:rFonts w:ascii="Arial Narrow" w:eastAsia="Times New Roman" w:hAnsi="Arial Narrow" w:cs="Times New Roman"/>
           <w:color w:val="000000"/>
           <w:kern w:val="0"/>
@@ -668,6 +669,7 @@
       </w:r>
       <w:r>
         <w:rPr>
+          <w:rStyle w:val="Refdenotaalpie"/>
           <w:rFonts w:ascii="Arial Narrow" w:eastAsia="Times New Roman" w:hAnsi="Arial Narrow" w:cs="Times New Roman"/>
           <w:color w:val="000000"/>
           <w:kern w:val="0"/>
@@ -735,6 +737,7 @@
       </w:r>
       <w:r>
         <w:rPr>
+          <w:rStyle w:val="Refdenotaalpie"/>
           <w:rFonts w:ascii="Arial Narrow" w:eastAsia="Times New Roman" w:hAnsi="Arial Narrow" w:cs="Times New Roman"/>
           <w:color w:val="000000"/>
           <w:kern w:val="0"/>
@@ -2017,6 +2020,7 @@
       <w:bookmarkEnd w:id="3"/>
       <w:r>
         <w:rPr>
+          <w:rStyle w:val="Refdenotaalpie"/>
           <w:rFonts w:ascii="Arial Narrow" w:eastAsia="Arial Narrow" w:hAnsi="Arial Narrow" w:cs="Arial Narrow"/>
           <w:kern w:val="0"/>
           <w:vertAlign w:val="superscript"/>
@@ -2139,6 +2143,7 @@
       </w:r>
       <w:r>
         <w:rPr>
+          <w:rStyle w:val="Refdenotaalpie"/>
           <w:rFonts w:ascii="Arial Narrow" w:eastAsia="Arial Narrow" w:hAnsi="Arial Narrow" w:cs="Arial"/>
           <w:kern w:val="0"/>
           <w:vertAlign w:val="superscript"/>
@@ -2320,6 +2325,7 @@
       </w:r>
       <w:r>
         <w:rPr>
+          <w:rStyle w:val="Refdenotaalpie"/>
           <w:rFonts w:ascii="Arial Narrow" w:eastAsia="Arial Narrow" w:hAnsi="Arial Narrow" w:cs="Arial Narrow"/>
           <w:kern w:val="0"/>
           <w:vertAlign w:val="superscript"/>
@@ -3514,6 +3520,7 @@
       </w:r>
       <w:r>
         <w:rPr>
+          <w:rStyle w:val="Refdenotaalpie"/>
           <w:rFonts w:ascii="Arial Narrow" w:eastAsia="Calibri" w:hAnsi="Arial Narrow" w:cs="Arial"/>
           <w:kern w:val="0"/>
           <w:vertAlign w:val="superscript"/>
@@ -3558,6 +3565,7 @@
       </w:r>
       <w:r>
         <w:rPr>
+          <w:rStyle w:val="Refdenotaalpie"/>
           <w:rFonts w:ascii="Arial Narrow" w:eastAsia="Calibri" w:hAnsi="Arial Narrow" w:cs="Arial"/>
           <w:spacing w:val="-2"/>
           <w:kern w:val="0"/>
@@ -4052,6 +4060,7 @@
       </w:r>
       <w:r>
         <w:rPr>
+          <w:rStyle w:val="Refdenotaalpie"/>
           <w:rFonts w:ascii="Arial Narrow" w:eastAsia="Arial Narrow" w:hAnsi="Arial Narrow" w:cs="Times New Roman"/>
           <w:color w:val="000000"/>
           <w:kern w:val="0"/>
@@ -4133,6 +4142,7 @@
       </w:r>
       <w:r>
         <w:rPr>
+          <w:rStyle w:val="Refdenotaalpie"/>
           <w:rFonts w:ascii="Arial Narrow" w:eastAsia="Arial Narrow" w:hAnsi="Arial Narrow" w:cs="Times New Roman"/>
           <w:color w:val="000000"/>
           <w:kern w:val="0"/>
@@ -4186,6 +4196,7 @@
       </w:r>
       <w:r>
         <w:rPr>
+          <w:rStyle w:val="Refdenotaalpie"/>
           <w:rFonts w:ascii="Arial Narrow" w:eastAsia="Arial Narrow" w:hAnsi="Arial Narrow" w:cs="Times New Roman"/>
           <w:color w:val="000000"/>
           <w:kern w:val="0"/>
@@ -4367,6 +4378,7 @@
       </w:r>
       <w:r>
         <w:rPr>
+          <w:rStyle w:val="Refdenotaalpie"/>
           <w:rFonts w:ascii="Arial Narrow" w:eastAsia="Calibri" w:hAnsi="Arial Narrow" w:cs="Arial"/>
           <w:kern w:val="0"/>
           <w:vertAlign w:val="superscript"/>
@@ -4848,14 +4860,14 @@
         <w:tab w:val="right" w:pos="8838"/>
       </w:tabs>
       <w:rPr>
-        <w:rFonts w:ascii="Arial" w:eastAsia="Arial" w:hAnsi="Arial" w:cs="Arial"/>
+        <w:rFonts w:ascii="Arial Narrow" w:eastAsia="Arial" w:hAnsi="Arial Narrow" w:cs="Arial"/>
         <w:sz w:val="16"/>
         <w:szCs w:val="16"/>
       </w:rPr>
     </w:pPr>
     <w:r>
       <w:rPr>
-        <w:rFonts w:ascii="Arial" w:eastAsia="Arial" w:hAnsi="Arial" w:cs="Arial"/>
+        <w:rFonts w:ascii="Arial Narrow" w:eastAsia="Arial" w:hAnsi="Arial Narrow" w:cs="Arial"/>
         <w:sz w:val="16"/>
         <w:szCs w:val="16"/>
       </w:rPr>
@@ -4869,7 +4881,7 @@
     </w:pPr>
     <w:r>
       <w:rPr>
-        <w:rFonts w:ascii="Arial" w:eastAsia="Arial" w:hAnsi="Arial" w:cs="Arial"/>
+        <w:rFonts w:ascii="Arial Narrow" w:eastAsia="Arial" w:hAnsi="Arial Narrow" w:cs="Arial"/>
         <w:sz w:val="16"/>
         <w:szCs w:val="16"/>
       </w:rPr>
@@ -4877,7 +4889,7 @@
     </w:r>
     <w:r>
       <w:rPr>
-        <w:rFonts w:ascii="Arial" w:eastAsia="Arial" w:hAnsi="Arial" w:cs="Arial"/>
+        <w:rFonts w:ascii="Arial Narrow" w:eastAsia="Arial" w:hAnsi="Arial Narrow" w:cs="Arial"/>
         <w:sz w:val="16"/>
         <w:szCs w:val="16"/>
       </w:rPr>
@@ -4885,7 +4897,7 @@
     </w:r>
     <w:r>
       <w:rPr>
-        <w:rFonts w:ascii="Arial" w:eastAsia="Arial" w:hAnsi="Arial" w:cs="Arial"/>
+        <w:rFonts w:ascii="Arial Narrow" w:eastAsia="Arial" w:hAnsi="Arial Narrow" w:cs="Arial"/>
         <w:sz w:val="16"/>
         <w:szCs w:val="16"/>
       </w:rPr>
@@ -4893,7 +4905,7 @@
     </w:r>
     <w:r>
       <w:rPr>
-        <w:rFonts w:ascii="Arial" w:eastAsia="Arial" w:hAnsi="Arial" w:cs="Arial"/>
+        <w:rFonts w:ascii="Arial Narrow" w:eastAsia="Arial" w:hAnsi="Arial Narrow" w:cs="Arial"/>
         <w:sz w:val="16"/>
         <w:szCs w:val="16"/>
       </w:rPr>
@@ -4901,7 +4913,7 @@
     </w:r>
     <w:r>
       <w:rPr>
-        <w:rFonts w:ascii="Arial" w:eastAsia="Arial" w:hAnsi="Arial" w:cs="Arial"/>
+        <w:rFonts w:ascii="Arial Narrow" w:eastAsia="Arial" w:hAnsi="Arial Narrow" w:cs="Arial"/>
         <w:sz w:val="16"/>
         <w:szCs w:val="16"/>
       </w:rPr>
@@ -4949,8 +4961,9 @@
         <w:rPr>
           <w:rStyle w:val="Refdenotaalpie"/>
           <w:rFonts w:ascii="Arial Narrow" w:hAnsi="Arial Narrow" w:cs="Arial"/>
-          <w:sz w:val="14"/>
-          <w:szCs w:val="14"/>
+          <w:sz w:val="16"/>
+          <w:szCs w:val="14"/>
+          <w:vertAlign w:val="superscript"/>
         </w:rPr>
         <w:footnoteRef/>
       </w:r>
@@ -5081,8 +5094,9 @@
         <w:rPr>
           <w:rStyle w:val="Refdenotaalpie"/>
           <w:rFonts w:ascii="Arial Narrow" w:hAnsi="Arial Narrow" w:cs="Arial"/>
-          <w:sz w:val="14"/>
-          <w:szCs w:val="14"/>
+          <w:sz w:val="16"/>
+          <w:szCs w:val="14"/>
+          <w:vertAlign w:val="superscript"/>
         </w:rPr>
         <w:footnoteRef/>
       </w:r>
@@ -5180,8 +5194,9 @@
         <w:rPr>
           <w:rStyle w:val="Refdenotaalpie"/>
           <w:rFonts w:ascii="Arial Narrow" w:hAnsi="Arial Narrow" w:cs="Arial"/>
-          <w:sz w:val="14"/>
-          <w:szCs w:val="14"/>
+          <w:sz w:val="16"/>
+          <w:szCs w:val="14"/>
+          <w:vertAlign w:val="superscript"/>
         </w:rPr>
         <w:footnoteRef/>
       </w:r>
@@ -5254,8 +5269,9 @@
         <w:rPr>
           <w:rStyle w:val="Refdenotaalpie"/>
           <w:rFonts w:ascii="Arial Narrow" w:hAnsi="Arial Narrow" w:cs="Arial"/>
-          <w:sz w:val="14"/>
-          <w:szCs w:val="14"/>
+          <w:sz w:val="16"/>
+          <w:szCs w:val="14"/>
+          <w:vertAlign w:val="superscript"/>
         </w:rPr>
         <w:footnoteRef/>
       </w:r>
@@ -5525,8 +5541,9 @@
         <w:rPr>
           <w:rStyle w:val="Refdenotaalpie"/>
           <w:rFonts w:ascii="Arial Narrow" w:hAnsi="Arial Narrow"/>
-          <w:sz w:val="14"/>
-          <w:szCs w:val="14"/>
+          <w:sz w:val="16"/>
+          <w:szCs w:val="14"/>
+          <w:vertAlign w:val="superscript"/>
         </w:rPr>
         <w:footnoteRef/>
       </w:r>
@@ -5706,8 +5723,9 @@
         <w:rPr>
           <w:rStyle w:val="Refdenotaalpie"/>
           <w:rFonts w:ascii="Arial Narrow" w:hAnsi="Arial Narrow" w:cs="Arial"/>
-          <w:sz w:val="14"/>
-          <w:szCs w:val="14"/>
+          <w:sz w:val="16"/>
+          <w:szCs w:val="14"/>
+          <w:vertAlign w:val="superscript"/>
         </w:rPr>
         <w:footnoteRef/>
       </w:r>
@@ -5891,8 +5909,9 @@
         <w:rPr>
           <w:rStyle w:val="Refdenotaalpie"/>
           <w:rFonts w:ascii="Arial Narrow" w:hAnsi="Arial Narrow" w:cs="Arial"/>
-          <w:sz w:val="14"/>
-          <w:szCs w:val="14"/>
+          <w:sz w:val="16"/>
+          <w:szCs w:val="14"/>
+          <w:vertAlign w:val="superscript"/>
         </w:rPr>
         <w:footnoteRef/>
       </w:r>
@@ -5979,8 +5998,9 @@
         <w:rPr>
           <w:rStyle w:val="Refdenotaalpie"/>
           <w:rFonts w:ascii="Arial Narrow" w:hAnsi="Arial Narrow" w:cs="Arial"/>
-          <w:sz w:val="14"/>
-          <w:szCs w:val="14"/>
+          <w:sz w:val="16"/>
+          <w:szCs w:val="14"/>
+          <w:vertAlign w:val="superscript"/>
         </w:rPr>
         <w:footnoteRef/>
       </w:r>
@@ -6168,9 +6188,9 @@
       </w:pPr>
       <w:r>
         <w:rPr>
-          <w:rStyle w:val="TextonotapieCar"/>
-          <w:rFonts w:ascii="Arial Narrow" w:hAnsi="Arial Narrow" w:cs="Arial"/>
-          <w:sz w:val="14"/>
+          <w:rStyle w:val="Refdenotaalpie"/>
+          <w:rFonts w:ascii="Arial Narrow" w:hAnsi="Arial Narrow" w:cs="Arial"/>
+          <w:sz w:val="16"/>
           <w:szCs w:val="14"/>
           <w:vertAlign w:val="superscript"/>
         </w:rPr>
@@ -6382,8 +6402,9 @@
         <w:rPr>
           <w:rStyle w:val="Refdenotaalpie"/>
           <w:rFonts w:ascii="Arial Narrow" w:hAnsi="Arial Narrow" w:cs="Arial"/>
-          <w:sz w:val="14"/>
-          <w:szCs w:val="14"/>
+          <w:sz w:val="16"/>
+          <w:szCs w:val="14"/>
+          <w:vertAlign w:val="superscript"/>
         </w:rPr>
         <w:footnoteRef/>
       </w:r>
@@ -7199,8 +7220,9 @@
         <w:rPr>
           <w:rStyle w:val="Refdenotaalpie"/>
           <w:rFonts w:ascii="Arial Narrow" w:hAnsi="Arial Narrow" w:cs="Arial"/>
-          <w:sz w:val="14"/>
-          <w:szCs w:val="14"/>
+          <w:sz w:val="16"/>
+          <w:szCs w:val="14"/>
+          <w:vertAlign w:val="superscript"/>
         </w:rPr>
         <w:footnoteRef/>
       </w:r>
@@ -7419,8 +7441,9 @@
           <w:rFonts w:ascii="Arial Narrow" w:hAnsi="Arial Narrow" w:cs="Arial"/>
           <w:b/>
           <w:bCs/>
-          <w:sz w:val="14"/>
-          <w:szCs w:val="14"/>
+          <w:sz w:val="16"/>
+          <w:szCs w:val="14"/>
+          <w:vertAlign w:val="superscript"/>
         </w:rPr>
         <w:footnoteRef/>
       </w:r>
@@ -9822,6 +9845,17 @@
       <w:szCs w:val="20"/>
     </w:rPr>
   </w:style>
+  <w:style w:type="character" w:styleId="FootnoteReference">
+    <w:name w:val="footnote reference"/>
+    <w:basedOn w:val="Fuentedeprrafopredeter"/>
+    <w:uiPriority w:val="99"/>
+    <w:semiHidden/>
+    <w:unhideWhenUsed/>
+    <w:rPr>
+      <w:rFonts w:ascii="Arial Narrow" w:hAnsi="Arial Narrow"/>
+      <w:vertAlign w:val="superscript"/>
+    </w:rPr>
+  </w:style>
 </w:styles>
 </file>
 

--- a/plantillas_maestras/02_seguro_vida/liquidacion_o_pago_menor/2_o_mas_ddos_varios/mujer/TPL_2319_2025_SEGURO_VIDA_LIQUIDACION_O_PAGO_MENOR_ASEGURADORA_MUJER_R1.docx
+++ b/plantillas_maestras/02_seguro_vida/liquidacion_o_pago_menor/2_o_mas_ddos_varios/mujer/TPL_2319_2025_SEGURO_VIDA_LIQUIDACION_O_PAGO_MENOR_ASEGURADORA_MUJER_R1.docx
@@ -1,8 +1,8 @@
 
 <file path=word/document.xml><?xml version="1.0" encoding="utf-8"?>
-<w:document xmlns:wpc="http://schemas.microsoft.com/office/word/2010/wordprocessingCanvas" xmlns:cx="http://schemas.microsoft.com/office/drawing/2014/chartex" xmlns:cx1="http://schemas.microsoft.com/office/drawing/2015/9/8/chartex" xmlns:cx2="http://schemas.microsoft.com/office/drawing/2015/10/21/chartex" xmlns:cx3="http://schemas.microsoft.com/office/drawing/2016/5/9/chartex" xmlns:cx4="http://schemas.microsoft.com/office/drawing/2016/5/10/chartex" xmlns:cx5="http://schemas.microsoft.com/office/drawing/2016/5/11/chartex" xmlns:cx6="http://schemas.microsoft.com/office/drawing/2016/5/12/chartex" xmlns:cx7="http://schemas.microsoft.com/office/drawing/2016/5/13/chartex" xmlns:cx8="http://schemas.microsoft.com/office/drawing/2016/5/14/chartex" xmlns:mc="http://schemas.openxmlformats.org/markup-compatibility/2006" xmlns:aink="http://schemas.microsoft.com/office/drawing/2016/ink" xmlns:am3d="http://schemas.microsoft.com/office/drawing/2017/model3d" xmlns:o="urn:schemas-microsoft-com:office:office" xmlns:oel="http://schemas.microsoft.com/office/2019/extlst" xmlns:r="http://schemas.openxmlformats.org/officeDocument/2006/relationships" xmlns:m="http://schemas.openxmlformats.org/officeDocument/2006/math" xmlns:v="urn:schemas-microsoft-com:vml" xmlns:wp14="http://schemas.microsoft.com/office/word/2010/wordprocessingDrawing" xmlns:wp="http://schemas.openxmlformats.org/drawingml/2006/wordprocessingDrawing" xmlns:w10="urn:schemas-microsoft-com:office:word" xmlns:w="http://schemas.openxmlformats.org/wordprocessingml/2006/main" xmlns:w14="http://schemas.microsoft.com/office/word/2010/wordml" xmlns:w15="http://schemas.microsoft.com/office/word/2012/wordml" xmlns:w16cex="http://schemas.microsoft.com/office/word/2018/wordml/cex" xmlns:w16cid="http://schemas.microsoft.com/office/word/2016/wordml/cid" xmlns:w16="http://schemas.microsoft.com/office/word/2018/wordml" xmlns:w16du="http://schemas.microsoft.com/office/word/2023/wordml/word16du" xmlns:w16sdtdh="http://schemas.microsoft.com/office/word/2020/wordml/sdtdatahash" xmlns:w16sdtfl="http://schemas.microsoft.com/office/word/2024/wordml/sdtformatlock" xmlns:w16se="http://schemas.microsoft.com/office/word/2015/wordml/symex" xmlns:wpg="http://schemas.microsoft.com/office/word/2010/wordprocessingGroup" xmlns:wpi="http://schemas.microsoft.com/office/word/2010/wordprocessingInk" xmlns:wne="http://schemas.microsoft.com/office/word/2006/wordml" xmlns:wps="http://schemas.microsoft.com/office/word/2010/wordprocessingShape" mc:Ignorable="w14 w15 w16se w16cid w16 w16cex w16sdtdh w16sdtfl w16du wp14">
+<w:document xmlns:ns1="http://schemas.openxmlformats.org/markup-compatibility/2006" xmlns:ns2="http://schemas.microsoft.com/office/word/2010/wordml" xmlns:ns3="http://schemas.openxmlformats.org/officeDocument/2006/relationships" xmlns:w="http://schemas.openxmlformats.org/wordprocessingml/2006/main" ns1:Ignorable="w14 w15 w16se w16cid w16 w16cex w16sdtdh w16sdtfl w16du wp14">
   <w:body>
-    <w:p>
+    <w:p ns2:paraId="1B509B2D" ns2:textId="449ABFA6">
       <w:pPr>
         <w:tabs>
           <w:tab w:val="left" w:pos="1701"/>
@@ -14,7 +14,7 @@
           <w:color w:val="000000"/>
           <w:kern w:val="0"/>
           <w:lang w:eastAsia="es-PE"/>
-          <w14:ligatures w14:val="none"/>
+          <ns2:ligatures ns2:val="none"/>
         </w:rPr>
       </w:pPr>
       <w:bookmarkStart w:id="0" w:name="_Hlk80343540"/>
@@ -25,7 +25,7 @@
           <w:color w:val="000000"/>
           <w:kern w:val="0"/>
           <w:lang w:eastAsia="es-PE"/>
-          <w14:ligatures w14:val="none"/>
+          <ns2:ligatures ns2:val="none"/>
         </w:rPr>
         <w:t xml:space="preserve">EXPEDIENTE </w:t>
       </w:r>
@@ -36,7 +36,7 @@
           <w:color w:val="000000"/>
           <w:kern w:val="0"/>
           <w:lang w:eastAsia="es-PE"/>
-          <w14:ligatures w14:val="none"/>
+          <ns2:ligatures ns2:val="none"/>
         </w:rPr>
         <w:tab/>
         <w:t>:</w:t>
@@ -48,7 +48,7 @@
           <w:color w:val="000000"/>
           <w:kern w:val="0"/>
           <w:lang w:eastAsia="es-PE"/>
-          <w14:ligatures w14:val="none"/>
+          <ns2:ligatures ns2:val="none"/>
         </w:rPr>
         <w:tab/>
       </w:r>
@@ -61,12 +61,12 @@
           <w:kern w:val="0"/>
           <w:shd w:val="clear" w:color="auto" w:fill="FFFFFF"/>
           <w:lang w:eastAsia="es-PE"/>
-          <w14:ligatures w14:val="none"/>
+          <ns2:ligatures ns2:val="none"/>
         </w:rPr>
         <w:t>2319-2025/CC1</w:t>
       </w:r>
     </w:p>
-    <w:p>
+    <w:p ns2:paraId="7E5DC22B" ns2:textId="4D43F63E">
       <w:pPr>
         <w:tabs>
           <w:tab w:val="left" w:pos="1701"/>
@@ -81,17 +81,17 @@
           <w:color w:val="000000"/>
           <w:kern w:val="0"/>
           <w:lang w:eastAsia="es-PE"/>
-          <w14:ligatures w14:val="none"/>
-        </w:rPr>
-      </w:pPr>
-      <w:r>
-        <w:rPr>
-          <w:rFonts w:ascii="Arial Narrow" w:eastAsia="Arial Narrow" w:hAnsi="Arial Narrow" w:cs="Arial Narrow"/>
-          <w:b/>
-          <w:color w:val="000000"/>
-          <w:kern w:val="0"/>
-          <w:lang w:eastAsia="es-PE"/>
-          <w14:ligatures w14:val="none"/>
+          <ns2:ligatures ns2:val="none"/>
+        </w:rPr>
+      </w:pPr>
+      <w:r>
+        <w:rPr>
+          <w:rFonts w:ascii="Arial Narrow" w:eastAsia="Arial Narrow" w:hAnsi="Arial Narrow" w:cs="Arial Narrow"/>
+          <w:b/>
+          <w:color w:val="000000"/>
+          <w:kern w:val="0"/>
+          <w:lang w:eastAsia="es-PE"/>
+          <ns2:ligatures ns2:val="none"/>
         </w:rPr>
         <w:t xml:space="preserve">DENUNCIANTE:[DENUNCIANTE] (SEÑORA [APELLIDO])</w:t>
       </w:r>
@@ -102,7 +102,7 @@
           <w:color w:val="000000"/>
           <w:kern w:val="0"/>
           <w:lang w:eastAsia="es-PE"/>
-          <w14:ligatures w14:val="none"/>
+          <ns2:ligatures ns2:val="none"/>
         </w:rPr>
         <w:tab/>
       </w:r>
@@ -113,7 +113,7 @@
           <w:color w:val="000000"/>
           <w:kern w:val="0"/>
           <w:lang w:eastAsia="es-PE"/>
-          <w14:ligatures w14:val="none"/>
+          <ns2:ligatures ns2:val="none"/>
         </w:rPr>
         <w:t/>
       </w:r>
@@ -124,7 +124,7 @@
           <w:color w:val="000000"/>
           <w:kern w:val="0"/>
           <w:lang w:eastAsia="es-PE"/>
-          <w14:ligatures w14:val="none"/>
+          <ns2:ligatures ns2:val="none"/>
         </w:rPr>
         <w:tab/>
       </w:r>
@@ -135,7 +135,7 @@
           <w:color w:val="000000"/>
           <w:kern w:val="0"/>
           <w:lang w:eastAsia="es-PE"/>
-          <w14:ligatures w14:val="none"/>
+          <ns2:ligatures ns2:val="none"/>
         </w:rPr>
         <w:t xml:space="preserve"/>
       </w:r>
@@ -146,7 +146,7 @@
           <w:color w:val="000000"/>
           <w:kern w:val="0"/>
           <w:lang w:eastAsia="es-PE"/>
-          <w14:ligatures w14:val="none"/>
+          <ns2:ligatures ns2:val="none"/>
         </w:rPr>
         <w:t xml:space="preserve"/>
       </w:r>
@@ -157,7 +157,7 @@
           <w:color w:val="000000"/>
           <w:kern w:val="0"/>
           <w:lang w:eastAsia="es-PE"/>
-          <w14:ligatures w14:val="none"/>
+          <ns2:ligatures ns2:val="none"/>
         </w:rPr>
         <w:t/>
       </w:r>
@@ -168,12 +168,12 @@
           <w:color w:val="000000"/>
           <w:kern w:val="0"/>
           <w:lang w:eastAsia="es-PE"/>
-          <w14:ligatures w14:val="none"/>
+          <ns2:ligatures ns2:val="none"/>
         </w:rPr>
         <w:t/>
       </w:r>
     </w:p>
-    <w:p>
+    <w:p ns2:paraId="6DEEEDFE" ns2:textId="6211B2EC">
       <w:pPr>
         <w:tabs>
           <w:tab w:val="left" w:pos="1701"/>
@@ -188,17 +188,17 @@
           <w:color w:val="000000"/>
           <w:kern w:val="0"/>
           <w:lang w:eastAsia="es-PE"/>
-          <w14:ligatures w14:val="none"/>
-        </w:rPr>
-      </w:pPr>
-      <w:r>
-        <w:rPr>
-          <w:rFonts w:ascii="Arial Narrow" w:eastAsia="Arial Narrow" w:hAnsi="Arial Narrow" w:cs="Arial Narrow"/>
-          <w:b/>
-          <w:color w:val="000000"/>
-          <w:kern w:val="0"/>
-          <w:lang w:eastAsia="es-PE"/>
-          <w14:ligatures w14:val="none"/>
+          <ns2:ligatures ns2:val="none"/>
+        </w:rPr>
+      </w:pPr>
+      <w:r>
+        <w:rPr>
+          <w:rFonts w:ascii="Arial Narrow" w:eastAsia="Arial Narrow" w:hAnsi="Arial Narrow" w:cs="Arial Narrow"/>
+          <w:b/>
+          <w:color w:val="000000"/>
+          <w:kern w:val="0"/>
+          <w:lang w:eastAsia="es-PE"/>
+          <ns2:ligatures ns2:val="none"/>
         </w:rPr>
         <w:t>DENUNCIADO</w:t>
       </w:r>
@@ -209,7 +209,7 @@
           <w:color w:val="000000"/>
           <w:kern w:val="0"/>
           <w:lang w:eastAsia="es-PE"/>
-          <w14:ligatures w14:val="none"/>
+          <ns2:ligatures ns2:val="none"/>
         </w:rPr>
         <w:tab/>
         <w:t>:</w:t>
@@ -221,7 +221,7 @@
           <w:color w:val="000000"/>
           <w:kern w:val="0"/>
           <w:lang w:eastAsia="es-PE"/>
-          <w14:ligatures w14:val="none"/>
+          <ns2:ligatures ns2:val="none"/>
         </w:rPr>
         <w:tab/>
       </w:r>
@@ -232,7 +232,7 @@
           <w:color w:val="000000"/>
           <w:kern w:val="0"/>
           <w:lang w:eastAsia="es-PE"/>
-          <w14:ligatures w14:val="none"/>
+          <ns2:ligatures ns2:val="none"/>
         </w:rPr>
         <w:t xml:space="preserve">PACÍFICO COMPAÑÍA DE SEGUROS Y REASEGUROS S.A. </w:t>
       </w:r>
@@ -243,7 +243,7 @@
           <w:color w:val="000000"/>
           <w:kern w:val="0"/>
           <w:lang w:eastAsia="es-PE"/>
-          <w14:ligatures w14:val="none"/>
+          <ns2:ligatures ns2:val="none"/>
         </w:rPr>
         <w:t>(</w:t>
       </w:r>
@@ -254,7 +254,7 @@
           <w:color w:val="000000"/>
           <w:kern w:val="0"/>
           <w:lang w:eastAsia="es-PE"/>
-          <w14:ligatures w14:val="none"/>
+          <ns2:ligatures ns2:val="none"/>
         </w:rPr>
         <w:t>PACÍFICO</w:t>
       </w:r>
@@ -265,12 +265,12 @@
           <w:color w:val="000000"/>
           <w:kern w:val="0"/>
           <w:lang w:eastAsia="es-PE"/>
-          <w14:ligatures w14:val="none"/>
+          <ns2:ligatures ns2:val="none"/>
         </w:rPr>
         <w:t>)</w:t>
       </w:r>
     </w:p>
-    <w:p>
+    <w:p ns2:paraId="022D2B94" ns2:textId="77777777">
       <w:pPr>
         <w:tabs>
           <w:tab w:val="left" w:pos="1701"/>
@@ -285,17 +285,17 @@
           <w:color w:val="000000"/>
           <w:kern w:val="0"/>
           <w:lang w:eastAsia="es-PE"/>
-          <w14:ligatures w14:val="none"/>
-        </w:rPr>
-      </w:pPr>
-      <w:r>
-        <w:rPr>
-          <w:rFonts w:ascii="Arial Narrow" w:eastAsia="Arial Narrow" w:hAnsi="Arial Narrow" w:cs="Arial Narrow"/>
-          <w:b/>
-          <w:color w:val="000000"/>
-          <w:kern w:val="0"/>
-          <w:lang w:eastAsia="es-PE"/>
-          <w14:ligatures w14:val="none"/>
+          <ns2:ligatures ns2:val="none"/>
+        </w:rPr>
+      </w:pPr>
+      <w:r>
+        <w:rPr>
+          <w:rFonts w:ascii="Arial Narrow" w:eastAsia="Arial Narrow" w:hAnsi="Arial Narrow" w:cs="Arial Narrow"/>
+          <w:b/>
+          <w:color w:val="000000"/>
+          <w:kern w:val="0"/>
+          <w:lang w:eastAsia="es-PE"/>
+          <ns2:ligatures ns2:val="none"/>
         </w:rPr>
         <w:t>MATERIAS</w:t>
       </w:r>
@@ -306,7 +306,7 @@
           <w:color w:val="000000"/>
           <w:kern w:val="0"/>
           <w:lang w:eastAsia="es-PE"/>
-          <w14:ligatures w14:val="none"/>
+          <ns2:ligatures ns2:val="none"/>
         </w:rPr>
         <w:tab/>
         <w:t xml:space="preserve">: </w:t>
@@ -318,13 +318,13 @@
           <w:color w:val="000000"/>
           <w:kern w:val="0"/>
           <w:lang w:eastAsia="es-PE"/>
-          <w14:ligatures w14:val="none"/>
+          <ns2:ligatures ns2:val="none"/>
         </w:rPr>
         <w:tab/>
         <w:t>ADMISIÓN A TRÁMITE</w:t>
       </w:r>
     </w:p>
-    <w:p>
+    <w:p ns2:paraId="19ED7B73" ns2:textId="77777777">
       <w:pPr>
         <w:tabs>
           <w:tab w:val="left" w:pos="1701"/>
@@ -339,22 +339,22 @@
           <w:color w:val="000000"/>
           <w:kern w:val="0"/>
           <w:lang w:eastAsia="es-PE"/>
-          <w14:ligatures w14:val="none"/>
-        </w:rPr>
-      </w:pPr>
-      <w:r>
-        <w:rPr>
-          <w:rFonts w:ascii="Arial Narrow" w:eastAsia="Arial Narrow" w:hAnsi="Arial Narrow" w:cs="Arial Narrow"/>
-          <w:b/>
-          <w:color w:val="000000"/>
-          <w:kern w:val="0"/>
-          <w:lang w:eastAsia="es-PE"/>
-          <w14:ligatures w14:val="none"/>
+          <ns2:ligatures ns2:val="none"/>
+        </w:rPr>
+      </w:pPr>
+      <w:r>
+        <w:rPr>
+          <w:rFonts w:ascii="Arial Narrow" w:eastAsia="Arial Narrow" w:hAnsi="Arial Narrow" w:cs="Arial Narrow"/>
+          <w:b/>
+          <w:color w:val="000000"/>
+          <w:kern w:val="0"/>
+          <w:lang w:eastAsia="es-PE"/>
+          <ns2:ligatures ns2:val="none"/>
         </w:rPr>
         <w:t xml:space="preserve">REQUERIMIENTO DE INFORMACIÓN </w:t>
       </w:r>
     </w:p>
-    <w:p>
+    <w:p ns2:paraId="46A5A479" ns2:textId="03058BBB">
       <w:pPr>
         <w:tabs>
           <w:tab w:val="left" w:pos="1701"/>
@@ -368,17 +368,17 @@
           <w:color w:val="000000"/>
           <w:kern w:val="0"/>
           <w:lang w:eastAsia="es-PE"/>
-          <w14:ligatures w14:val="none"/>
-        </w:rPr>
-      </w:pPr>
-      <w:r>
-        <w:rPr>
-          <w:rFonts w:ascii="Arial Narrow" w:eastAsia="Arial Narrow" w:hAnsi="Arial Narrow" w:cs="Arial Narrow"/>
-          <w:b/>
-          <w:color w:val="000000"/>
-          <w:kern w:val="0"/>
-          <w:lang w:eastAsia="es-PE"/>
-          <w14:ligatures w14:val="none"/>
+          <ns2:ligatures ns2:val="none"/>
+        </w:rPr>
+      </w:pPr>
+      <w:r>
+        <w:rPr>
+          <w:rFonts w:ascii="Arial Narrow" w:eastAsia="Arial Narrow" w:hAnsi="Arial Narrow" w:cs="Arial Narrow"/>
+          <w:b/>
+          <w:color w:val="000000"/>
+          <w:kern w:val="0"/>
+          <w:lang w:eastAsia="es-PE"/>
+          <ns2:ligatures ns2:val="none"/>
         </w:rPr>
         <w:t xml:space="preserve">RESOLUCIÓN </w:t>
       </w:r>
@@ -389,7 +389,7 @@
           <w:color w:val="000000"/>
           <w:kern w:val="0"/>
           <w:lang w:eastAsia="es-PE"/>
-          <w14:ligatures w14:val="none"/>
+          <ns2:ligatures ns2:val="none"/>
         </w:rPr>
         <w:tab/>
         <w:t>:</w:t>
@@ -401,7 +401,7 @@
           <w:color w:val="000000"/>
           <w:kern w:val="0"/>
           <w:lang w:eastAsia="es-PE"/>
-          <w14:ligatures w14:val="none"/>
+          <ns2:ligatures ns2:val="none"/>
         </w:rPr>
         <w:tab/>
       </w:r>
@@ -412,12 +412,12 @@
           <w:color w:val="000000"/>
           <w:kern w:val="0"/>
           <w:lang w:eastAsia="es-PE"/>
-          <w14:ligatures w14:val="none"/>
+          <ns2:ligatures ns2:val="none"/>
         </w:rPr>
         <w:t>1</w:t>
       </w:r>
     </w:p>
-    <w:p>
+    <w:p ns2:paraId="5BA3A18D" ns2:textId="77777777">
       <w:pPr>
         <w:tabs>
           <w:tab w:val="left" w:pos="1014"/>
@@ -430,11 +430,11 @@
           <w:kern w:val="0"/>
           <w:shd w:val="clear" w:color="auto" w:fill="FFFFFF"/>
           <w:lang w:eastAsia="es-PE"/>
-          <w14:ligatures w14:val="none"/>
-        </w:rPr>
-      </w:pPr>
-    </w:p>
-    <w:p>
+          <ns2:ligatures ns2:val="none"/>
+        </w:rPr>
+      </w:pPr>
+    </w:p>
+    <w:p ns2:paraId="2F799822" ns2:textId="51B4F719">
       <w:pPr>
         <w:tabs>
           <w:tab w:val="left" w:pos="1014"/>
@@ -447,7 +447,7 @@
           <w:kern w:val="0"/>
           <w:shd w:val="clear" w:color="auto" w:fill="FFFFFF"/>
           <w:lang w:eastAsia="es-PE"/>
-          <w14:ligatures w14:val="none"/>
+          <ns2:ligatures ns2:val="none"/>
         </w:rPr>
       </w:pPr>
       <w:r>
@@ -457,7 +457,7 @@
           <w:kern w:val="0"/>
           <w:shd w:val="clear" w:color="auto" w:fill="FFFFFF"/>
           <w:lang w:eastAsia="es-PE"/>
-          <w14:ligatures w14:val="none"/>
+          <ns2:ligatures ns2:val="none"/>
         </w:rPr>
         <w:t xml:space="preserve">Lima, </w:t>
       </w:r>
@@ -468,7 +468,7 @@
           <w:kern w:val="0"/>
           <w:shd w:val="clear" w:color="auto" w:fill="FFFFFF"/>
           <w:lang w:eastAsia="es-PE"/>
-          <w14:ligatures w14:val="none"/>
+          <ns2:ligatures ns2:val="none"/>
         </w:rPr>
         <w:t>24</w:t>
       </w:r>
@@ -479,7 +479,7 @@
           <w:kern w:val="0"/>
           <w:shd w:val="clear" w:color="auto" w:fill="FFFFFF"/>
           <w:lang w:eastAsia="es-PE"/>
-          <w14:ligatures w14:val="none"/>
+          <ns2:ligatures ns2:val="none"/>
         </w:rPr>
         <w:t xml:space="preserve"> de </w:t>
       </w:r>
@@ -490,7 +490,7 @@
           <w:kern w:val="0"/>
           <w:shd w:val="clear" w:color="auto" w:fill="FFFFFF"/>
           <w:lang w:eastAsia="es-PE"/>
-          <w14:ligatures w14:val="none"/>
+          <ns2:ligatures ns2:val="none"/>
         </w:rPr>
         <w:t xml:space="preserve">octubre </w:t>
       </w:r>
@@ -501,12 +501,12 @@
           <w:kern w:val="0"/>
           <w:shd w:val="clear" w:color="auto" w:fill="FFFFFF"/>
           <w:lang w:eastAsia="es-PE"/>
-          <w14:ligatures w14:val="none"/>
+          <ns2:ligatures ns2:val="none"/>
         </w:rPr>
         <w:t>de 2025</w:t>
       </w:r>
     </w:p>
-    <w:p>
+    <w:p ns2:paraId="66CE1821" ns2:textId="77777777">
       <w:pPr>
         <w:tabs>
           <w:tab w:val="left" w:pos="1014"/>
@@ -518,11 +518,11 @@
           <w:color w:val="000000"/>
           <w:kern w:val="0"/>
           <w:lang w:eastAsia="es-PE"/>
-          <w14:ligatures w14:val="none"/>
-        </w:rPr>
-      </w:pPr>
-    </w:p>
-    <w:p>
+          <ns2:ligatures ns2:val="none"/>
+        </w:rPr>
+      </w:pPr>
+    </w:p>
+    <w:p ns2:paraId="0B80AAA5" ns2:textId="77777777">
       <w:pPr>
         <w:numPr>
           <w:ilvl w:val="0"/>
@@ -536,22 +536,22 @@
           <w:color w:val="000000"/>
           <w:kern w:val="0"/>
           <w:lang w:eastAsia="es-PE"/>
-          <w14:ligatures w14:val="none"/>
-        </w:rPr>
-      </w:pPr>
-      <w:r>
-        <w:rPr>
-          <w:rFonts w:ascii="Arial Narrow" w:eastAsia="Arial Narrow" w:hAnsi="Arial Narrow" w:cs="Arial Narrow"/>
-          <w:b/>
-          <w:color w:val="000000"/>
-          <w:kern w:val="0"/>
-          <w:lang w:eastAsia="es-PE"/>
-          <w14:ligatures w14:val="none"/>
+          <ns2:ligatures ns2:val="none"/>
+        </w:rPr>
+      </w:pPr>
+      <w:r>
+        <w:rPr>
+          <w:rFonts w:ascii="Arial Narrow" w:eastAsia="Arial Narrow" w:hAnsi="Arial Narrow" w:cs="Arial Narrow"/>
+          <w:b/>
+          <w:color w:val="000000"/>
+          <w:kern w:val="0"/>
+          <w:lang w:eastAsia="es-PE"/>
+          <ns2:ligatures ns2:val="none"/>
         </w:rPr>
         <w:t xml:space="preserve">HECHOS </w:t>
       </w:r>
     </w:p>
-    <w:p>
+    <w:p ns2:paraId="621F2AB2" ns2:textId="77777777">
       <w:pPr>
         <w:spacing w:after="0" w:line="240" w:lineRule="auto"/>
         <w:jc w:val="both"/>
@@ -560,11 +560,11 @@
           <w:color w:val="000000"/>
           <w:kern w:val="0"/>
           <w:lang w:eastAsia="es-PE"/>
-          <w14:ligatures w14:val="none"/>
-        </w:rPr>
-      </w:pPr>
-    </w:p>
-    <w:p>
+          <ns2:ligatures ns2:val="none"/>
+        </w:rPr>
+      </w:pPr>
+    </w:p>
+    <w:p ns2:paraId="60B5D5B0" ns2:textId="17E342C3">
       <w:pPr>
         <w:numPr>
           <w:ilvl w:val="1"/>
@@ -578,7 +578,7 @@
           <w:color w:val="000000"/>
           <w:kern w:val="0"/>
           <w:lang w:val="es-ES" w:eastAsia="es-ES"/>
-          <w14:ligatures w14:val="none"/>
+          <ns2:ligatures ns2:val="none"/>
         </w:rPr>
       </w:pPr>
       <w:r>
@@ -587,7 +587,7 @@
           <w:color w:val="000000"/>
           <w:kern w:val="0"/>
           <w:lang w:val="es-ES" w:eastAsia="es-ES"/>
-          <w14:ligatures w14:val="none"/>
+          <ns2:ligatures ns2:val="none"/>
         </w:rPr>
         <w:t xml:space="preserve">Mediante el escrito del 6 de agosto de 2025, la señora [APELLIDO] denunció a Pacífico por presuntas infracciones a la Ley 29571, Código de Protección y Defensa del Consumidor (en adelante, Código), señalando lo siguiente:</w:t>
       </w:r>
@@ -597,7 +597,7 @@
           <w:color w:val="000000"/>
           <w:kern w:val="0"/>
           <w:lang w:val="es-ES" w:eastAsia="es-ES"/>
-          <w14:ligatures w14:val="none"/>
+          <ns2:ligatures ns2:val="none"/>
         </w:rPr>
         <w:t/>
       </w:r>
@@ -607,7 +607,7 @@
           <w:color w:val="000000"/>
           <w:kern w:val="0"/>
           <w:lang w:val="es-ES" w:eastAsia="es-ES"/>
-          <w14:ligatures w14:val="none"/>
+          <ns2:ligatures ns2:val="none"/>
         </w:rPr>
         <w:t xml:space="preserve"/>
       </w:r>
@@ -617,7 +617,7 @@
           <w:color w:val="000000"/>
           <w:kern w:val="0"/>
           <w:lang w:val="es-ES" w:eastAsia="es-ES"/>
-          <w14:ligatures w14:val="none"/>
+          <ns2:ligatures ns2:val="none"/>
         </w:rPr>
         <w:t/>
       </w:r>
@@ -627,7 +627,7 @@
           <w:color w:val="000000"/>
           <w:kern w:val="0"/>
           <w:lang w:val="es-ES" w:eastAsia="es-ES"/>
-          <w14:ligatures w14:val="none"/>
+          <ns2:ligatures ns2:val="none"/>
         </w:rPr>
         <w:t xml:space="preserve"/>
       </w:r>
@@ -639,7 +639,7 @@
           <w:kern w:val="0"/>
           <w:vertAlign w:val="superscript"/>
           <w:lang w:val="es-ES" w:eastAsia="es-ES"/>
-          <w14:ligatures w14:val="none"/>
+          <ns2:ligatures ns2:val="none"/>
         </w:rPr>
         <w:footnoteReference w:id="1"/>
       </w:r>
@@ -647,7 +647,7 @@
         <w:rPr>
           <w:rFonts w:ascii="Arial Narrow" w:eastAsia="Calibri" w:hAnsi="Arial Narrow" w:cs="Arial"/>
           <w:kern w:val="0"/>
-          <w14:ligatures w14:val="none"/>
+          <ns2:ligatures ns2:val="none"/>
         </w:rPr>
         <w:t/>
       </w:r>
@@ -655,7 +655,7 @@
         <w:rPr>
           <w:rFonts w:ascii="Arial Narrow" w:eastAsia="Calibri" w:hAnsi="Arial Narrow" w:cs="Arial"/>
           <w:kern w:val="0"/>
-          <w14:ligatures w14:val="none"/>
+          <ns2:ligatures ns2:val="none"/>
         </w:rPr>
         <w:t xml:space="preserve"/>
       </w:r>
@@ -663,7 +663,7 @@
         <w:rPr>
           <w:rFonts w:ascii="Arial Narrow" w:eastAsia="Calibri" w:hAnsi="Arial Narrow" w:cs="Arial"/>
           <w:kern w:val="0"/>
-          <w14:ligatures w14:val="none"/>
+          <ns2:ligatures ns2:val="none"/>
         </w:rPr>
         <w:t/>
       </w:r>
@@ -675,7 +675,7 @@
           <w:kern w:val="0"/>
           <w:vertAlign w:val="superscript"/>
           <w:lang w:val="es-ES" w:eastAsia="es-ES"/>
-          <w14:ligatures w14:val="none"/>
+          <ns2:ligatures ns2:val="none"/>
         </w:rPr>
         <w:footnoteReference w:id="2"/>
       </w:r>
@@ -683,7 +683,7 @@
         <w:rPr>
           <w:rFonts w:ascii="Arial Narrow" w:eastAsia="Calibri" w:hAnsi="Arial Narrow" w:cs="Arial"/>
           <w:kern w:val="0"/>
-          <w14:ligatures w14:val="none"/>
+          <ns2:ligatures ns2:val="none"/>
         </w:rPr>
         <w:t xml:space="preserve"/>
       </w:r>
@@ -691,7 +691,7 @@
         <w:rPr>
           <w:rFonts w:ascii="Arial Narrow" w:eastAsia="Calibri" w:hAnsi="Arial Narrow" w:cs="Arial"/>
           <w:kern w:val="0"/>
-          <w14:ligatures w14:val="none"/>
+          <ns2:ligatures ns2:val="none"/>
         </w:rPr>
         <w:t/>
       </w:r>
@@ -701,7 +701,7 @@
           <w:color w:val="000000"/>
           <w:kern w:val="0"/>
           <w:lang w:val="es-ES" w:eastAsia="es-ES"/>
-          <w14:ligatures w14:val="none"/>
+          <ns2:ligatures ns2:val="none"/>
         </w:rPr>
         <w:t xml:space="preserve"/>
       </w:r>
@@ -711,7 +711,7 @@
           <w:color w:val="000000"/>
           <w:kern w:val="0"/>
           <w:lang w:val="es-ES" w:eastAsia="es-ES"/>
-          <w14:ligatures w14:val="none"/>
+          <ns2:ligatures ns2:val="none"/>
         </w:rPr>
         <w:t xml:space="preserve"/>
       </w:r>
@@ -721,7 +721,7 @@
           <w:color w:val="000000"/>
           <w:kern w:val="0"/>
           <w:lang w:val="es-ES" w:eastAsia="es-ES"/>
-          <w14:ligatures w14:val="none"/>
+          <ns2:ligatures ns2:val="none"/>
         </w:rPr>
         <w:t/>
       </w:r>
@@ -731,7 +731,7 @@
           <w:color w:val="000000"/>
           <w:kern w:val="0"/>
           <w:lang w:val="es-ES" w:eastAsia="es-ES"/>
-          <w14:ligatures w14:val="none"/>
+          <ns2:ligatures ns2:val="none"/>
         </w:rPr>
         <w:t xml:space="preserve"/>
       </w:r>
@@ -743,7 +743,7 @@
           <w:kern w:val="0"/>
           <w:vertAlign w:val="superscript"/>
           <w:lang w:val="es-ES" w:eastAsia="es-ES"/>
-          <w14:ligatures w14:val="none"/>
+          <ns2:ligatures ns2:val="none"/>
         </w:rPr>
         <w:footnoteReference w:id="3"/>
       </w:r>
@@ -753,7 +753,7 @@
           <w:color w:val="000000"/>
           <w:kern w:val="0"/>
           <w:lang w:val="es-ES" w:eastAsia="es-ES"/>
-          <w14:ligatures w14:val="none"/>
+          <ns2:ligatures ns2:val="none"/>
         </w:rPr>
         <w:t xml:space="preserve"/>
       </w:r>
@@ -764,12 +764,12 @@
           <w:color w:val="000000"/>
           <w:kern w:val="0"/>
           <w:lang w:val="es-ES" w:eastAsia="es-ES"/>
-          <w14:ligatures w14:val="none"/>
+          <ns2:ligatures ns2:val="none"/>
         </w:rPr>
         <w:t/>
       </w:r>
     </w:p>
-    <w:p>
+    <w:p ns2:paraId="3AD3B7C6" ns2:textId="77777777">
       <w:pPr>
         <w:tabs>
           <w:tab w:val="left" w:pos="1134"/>
@@ -781,11 +781,11 @@
           <w:color w:val="000000"/>
           <w:kern w:val="0"/>
           <w:lang w:val="es-ES" w:eastAsia="es-ES"/>
-          <w14:ligatures w14:val="none"/>
-        </w:rPr>
-      </w:pPr>
-    </w:p>
-    <w:p>
+          <ns2:ligatures ns2:val="none"/>
+        </w:rPr>
+      </w:pPr>
+    </w:p>
+    <w:p ns2:paraId="7F8B3011" ns2:textId="06F707F8">
       <w:pPr>
         <w:pStyle w:val="Prrafodelista"/>
         <w:numPr>
@@ -803,7 +803,7 @@
           <w:color w:val="000000"/>
           <w:kern w:val="0"/>
           <w:lang w:eastAsia="es-ES"/>
-          <w14:ligatures w14:val="none"/>
+          <ns2:ligatures ns2:val="none"/>
         </w:rPr>
       </w:pPr>
       <w:r>
@@ -812,7 +812,7 @@
           <w:color w:val="000000"/>
           <w:kern w:val="0"/>
           <w:lang w:eastAsia="es-ES"/>
-          <w14:ligatures w14:val="none"/>
+          <ns2:ligatures ns2:val="none"/>
         </w:rPr>
         <w:t xml:space="preserve">El </w:t>
       </w:r>
@@ -822,7 +822,7 @@
           <w:color w:val="000000"/>
           <w:kern w:val="0"/>
           <w:lang w:eastAsia="es-ES"/>
-          <w14:ligatures w14:val="none"/>
+          <ns2:ligatures ns2:val="none"/>
         </w:rPr>
         <w:t>1 de junio de 2012</w:t>
       </w:r>
@@ -832,7 +832,7 @@
           <w:color w:val="000000"/>
           <w:kern w:val="0"/>
           <w:lang w:eastAsia="es-ES"/>
-          <w14:ligatures w14:val="none"/>
+          <ns2:ligatures ns2:val="none"/>
         </w:rPr>
         <w:t>, adquirió el</w:t>
       </w:r>
@@ -842,7 +842,7 @@
           <w:color w:val="000000"/>
           <w:kern w:val="0"/>
           <w:lang w:eastAsia="es-ES"/>
-          <w14:ligatures w14:val="none"/>
+          <ns2:ligatures ns2:val="none"/>
         </w:rPr>
         <w:t xml:space="preserve"> Seguro Ahorro Vida – Póliza 15-029100/3 (en adelante, “Seguro Ahorro Vida”) </w:t>
       </w:r>
@@ -852,7 +852,7 @@
           <w:color w:val="000000"/>
           <w:kern w:val="0"/>
           <w:lang w:eastAsia="es-ES"/>
-          <w14:ligatures w14:val="none"/>
+          <ns2:ligatures ns2:val="none"/>
         </w:rPr>
         <w:t>emitido por</w:t>
       </w:r>
@@ -862,7 +862,7 @@
           <w:color w:val="000000"/>
           <w:kern w:val="0"/>
           <w:lang w:eastAsia="es-ES"/>
-          <w14:ligatures w14:val="none"/>
+          <ns2:ligatures ns2:val="none"/>
         </w:rPr>
         <w:t xml:space="preserve"> </w:t>
       </w:r>
@@ -872,7 +872,7 @@
           <w:color w:val="000000"/>
           <w:kern w:val="0"/>
           <w:lang w:val="es-ES" w:eastAsia="es-ES"/>
-          <w14:ligatures w14:val="none"/>
+          <ns2:ligatures ns2:val="none"/>
         </w:rPr>
         <w:t>Pacífico</w:t>
       </w:r>
@@ -882,7 +882,7 @@
           <w:color w:val="000000"/>
           <w:kern w:val="0"/>
           <w:lang w:val="es-ES" w:eastAsia="es-ES"/>
-          <w14:ligatures w14:val="none"/>
+          <ns2:ligatures ns2:val="none"/>
         </w:rPr>
         <w:t xml:space="preserve">. </w:t>
       </w:r>
@@ -892,12 +892,12 @@
           <w:color w:val="000000"/>
           <w:kern w:val="0"/>
           <w:lang w:eastAsia="es-ES"/>
-          <w14:ligatures w14:val="none"/>
+          <ns2:ligatures ns2:val="none"/>
         </w:rPr>
         <w:t xml:space="preserve">Por la denominación comercial del producto, se generó la expectativa de que se trataba de un instrumento de ahorro a largo plazo con rentabilidad futura. </w:t>
       </w:r>
     </w:p>
-    <w:p>
+    <w:p ns2:paraId="19C00A18" ns2:textId="77777777">
       <w:pPr>
         <w:pStyle w:val="Prrafodelista"/>
         <w:spacing w:after="0" w:line="240" w:lineRule="auto"/>
@@ -908,11 +908,11 @@
           <w:color w:val="000000"/>
           <w:kern w:val="0"/>
           <w:lang w:eastAsia="es-ES"/>
-          <w14:ligatures w14:val="none"/>
-        </w:rPr>
-      </w:pPr>
-    </w:p>
-    <w:p>
+          <ns2:ligatures ns2:val="none"/>
+        </w:rPr>
+      </w:pPr>
+    </w:p>
+    <w:p ns2:paraId="07462D35" ns2:textId="6059B94E">
       <w:pPr>
         <w:pStyle w:val="Prrafodelista"/>
         <w:numPr>
@@ -930,7 +930,7 @@
           <w:color w:val="000000"/>
           <w:kern w:val="0"/>
           <w:lang w:eastAsia="es-ES"/>
-          <w14:ligatures w14:val="none"/>
+          <ns2:ligatures ns2:val="none"/>
         </w:rPr>
       </w:pPr>
       <w:r>
@@ -939,7 +939,7 @@
           <w:color w:val="000000"/>
           <w:kern w:val="0"/>
           <w:lang w:eastAsia="es-ES"/>
-          <w14:ligatures w14:val="none"/>
+          <ns2:ligatures ns2:val="none"/>
         </w:rPr>
         <w:t>Desde junio de 2012 hasta enero de 2024</w:t>
       </w:r>
@@ -949,7 +949,7 @@
           <w:color w:val="000000"/>
           <w:kern w:val="0"/>
           <w:lang w:eastAsia="es-ES"/>
-          <w14:ligatures w14:val="none"/>
+          <ns2:ligatures ns2:val="none"/>
         </w:rPr>
         <w:t>, efectuó</w:t>
       </w:r>
@@ -959,7 +959,7 @@
           <w:color w:val="000000"/>
           <w:kern w:val="0"/>
           <w:lang w:eastAsia="es-ES"/>
-          <w14:ligatures w14:val="none"/>
+          <ns2:ligatures ns2:val="none"/>
         </w:rPr>
         <w:t xml:space="preserve"> pagos mensuales de US$ 105,00, por un total de 140 aportes. </w:t>
       </w:r>
@@ -969,7 +969,7 @@
           <w:color w:val="000000"/>
           <w:kern w:val="0"/>
           <w:lang w:eastAsia="es-ES"/>
-          <w14:ligatures w14:val="none"/>
+          <ns2:ligatures ns2:val="none"/>
         </w:rPr>
         <w:t>En n</w:t>
       </w:r>
@@ -979,7 +979,7 @@
           <w:color w:val="000000"/>
           <w:kern w:val="0"/>
           <w:lang w:eastAsia="es-ES"/>
-          <w14:ligatures w14:val="none"/>
+          <ns2:ligatures ns2:val="none"/>
         </w:rPr>
         <w:t>oviembre de 2023</w:t>
       </w:r>
@@ -989,7 +989,7 @@
           <w:color w:val="000000"/>
           <w:kern w:val="0"/>
           <w:lang w:eastAsia="es-ES"/>
-          <w14:ligatures w14:val="none"/>
+          <ns2:ligatures ns2:val="none"/>
         </w:rPr>
         <w:t xml:space="preserve">, </w:t>
       </w:r>
@@ -999,7 +999,7 @@
           <w:color w:val="000000"/>
           <w:kern w:val="0"/>
           <w:lang w:eastAsia="es-ES"/>
-          <w14:ligatures w14:val="none"/>
+          <ns2:ligatures ns2:val="none"/>
         </w:rPr>
         <w:t xml:space="preserve">cumplió 60 </w:t>
       </w:r>
@@ -1009,7 +1009,7 @@
           <w:color w:val="000000"/>
           <w:kern w:val="0"/>
           <w:lang w:eastAsia="es-ES"/>
-          <w14:ligatures w14:val="none"/>
+          <ns2:ligatures ns2:val="none"/>
         </w:rPr>
         <w:t>años</w:t>
       </w:r>
@@ -1019,7 +1019,7 @@
           <w:color w:val="000000"/>
           <w:kern w:val="0"/>
           <w:lang w:eastAsia="es-ES"/>
-          <w14:ligatures w14:val="none"/>
+          <ns2:ligatures ns2:val="none"/>
         </w:rPr>
         <w:t xml:space="preserve"> y, considerando la finalidad de ahorro, se decidió disponer de los fondos y gestionó la detención del débito automático</w:t>
       </w:r>
@@ -1029,7 +1029,7 @@
           <w:color w:val="000000"/>
           <w:kern w:val="0"/>
           <w:lang w:eastAsia="es-ES"/>
-          <w14:ligatures w14:val="none"/>
+          <ns2:ligatures ns2:val="none"/>
         </w:rPr>
         <w:t xml:space="preserve"> del pago de las primas</w:t>
       </w:r>
@@ -1039,7 +1039,7 @@
           <w:color w:val="000000"/>
           <w:kern w:val="0"/>
           <w:lang w:eastAsia="es-ES"/>
-          <w14:ligatures w14:val="none"/>
+          <ns2:ligatures ns2:val="none"/>
         </w:rPr>
         <w:t>. Enero de 202</w:t>
       </w:r>
@@ -1049,7 +1049,7 @@
           <w:color w:val="000000"/>
           <w:kern w:val="0"/>
           <w:lang w:eastAsia="es-ES"/>
-          <w14:ligatures w14:val="none"/>
+          <ns2:ligatures ns2:val="none"/>
         </w:rPr>
         <w:t>4,</w:t>
       </w:r>
@@ -1059,12 +1059,12 @@
           <w:color w:val="000000"/>
           <w:kern w:val="0"/>
           <w:lang w:eastAsia="es-ES"/>
-          <w14:ligatures w14:val="none"/>
+          <ns2:ligatures ns2:val="none"/>
         </w:rPr>
         <w:t xml:space="preserve"> realizó el último pago efectivo y, posteriormente, se iniciaron gestiones para conocer el estado del capital. </w:t>
       </w:r>
     </w:p>
-    <w:p>
+    <w:p ns2:paraId="2A410047" ns2:textId="77777777">
       <w:pPr>
         <w:pStyle w:val="Prrafodelista"/>
         <w:spacing w:after="0" w:line="240" w:lineRule="auto"/>
@@ -1075,11 +1075,11 @@
           <w:color w:val="000000"/>
           <w:kern w:val="0"/>
           <w:lang w:eastAsia="es-ES"/>
-          <w14:ligatures w14:val="none"/>
-        </w:rPr>
-      </w:pPr>
-    </w:p>
-    <w:p>
+          <ns2:ligatures ns2:val="none"/>
+        </w:rPr>
+      </w:pPr>
+    </w:p>
+    <w:p ns2:paraId="1AB47C36" ns2:textId="3ABE6880">
       <w:pPr>
         <w:pStyle w:val="Prrafodelista"/>
         <w:numPr>
@@ -1097,7 +1097,7 @@
           <w:color w:val="000000"/>
           <w:kern w:val="0"/>
           <w:lang w:eastAsia="es-ES"/>
-          <w14:ligatures w14:val="none"/>
+          <ns2:ligatures ns2:val="none"/>
         </w:rPr>
       </w:pPr>
       <w:r>
@@ -1106,7 +1106,7 @@
           <w:color w:val="000000"/>
           <w:kern w:val="0"/>
           <w:lang w:eastAsia="es-ES"/>
-          <w14:ligatures w14:val="none"/>
+          <ns2:ligatures ns2:val="none"/>
         </w:rPr>
         <w:t xml:space="preserve">El </w:t>
       </w:r>
@@ -1116,7 +1116,7 @@
           <w:color w:val="000000"/>
           <w:kern w:val="0"/>
           <w:lang w:eastAsia="es-ES"/>
-          <w14:ligatures w14:val="none"/>
+          <ns2:ligatures ns2:val="none"/>
         </w:rPr>
         <w:t>30 de julio de 2025</w:t>
       </w:r>
@@ -1126,7 +1126,7 @@
           <w:color w:val="000000"/>
           <w:kern w:val="0"/>
           <w:lang w:eastAsia="es-ES"/>
-          <w14:ligatures w14:val="none"/>
+          <ns2:ligatures ns2:val="none"/>
         </w:rPr>
         <w:t xml:space="preserve">, </w:t>
       </w:r>
@@ -1136,7 +1136,7 @@
           <w:color w:val="000000"/>
           <w:kern w:val="0"/>
           <w:lang w:eastAsia="es-ES"/>
-          <w14:ligatures w14:val="none"/>
+          <ns2:ligatures ns2:val="none"/>
         </w:rPr>
         <w:t xml:space="preserve">recibió </w:t>
       </w:r>
@@ -1146,7 +1146,7 @@
           <w:color w:val="000000"/>
           <w:kern w:val="0"/>
           <w:lang w:eastAsia="es-ES"/>
-          <w14:ligatures w14:val="none"/>
+          <ns2:ligatures ns2:val="none"/>
         </w:rPr>
         <w:t>una</w:t>
       </w:r>
@@ -1156,7 +1156,7 @@
           <w:color w:val="000000"/>
           <w:kern w:val="0"/>
           <w:lang w:eastAsia="es-ES"/>
-          <w14:ligatures w14:val="none"/>
+          <ns2:ligatures ns2:val="none"/>
         </w:rPr>
         <w:t xml:space="preserve"> carta </w:t>
       </w:r>
@@ -1166,7 +1166,7 @@
           <w:color w:val="000000"/>
           <w:kern w:val="0"/>
           <w:lang w:eastAsia="es-ES"/>
-          <w14:ligatures w14:val="none"/>
+          <ns2:ligatures ns2:val="none"/>
         </w:rPr>
         <w:t xml:space="preserve">de </w:t>
       </w:r>
@@ -1176,7 +1176,7 @@
           <w:color w:val="000000"/>
           <w:kern w:val="0"/>
           <w:lang w:val="es-ES" w:eastAsia="es-ES"/>
-          <w14:ligatures w14:val="none"/>
+          <ns2:ligatures ns2:val="none"/>
         </w:rPr>
         <w:t>Pacífico</w:t>
       </w:r>
@@ -1186,7 +1186,7 @@
           <w:color w:val="000000"/>
           <w:kern w:val="0"/>
           <w:lang w:val="es-ES" w:eastAsia="es-ES"/>
-          <w14:ligatures w14:val="none"/>
+          <ns2:ligatures ns2:val="none"/>
         </w:rPr>
         <w:t xml:space="preserve"> en la que</w:t>
       </w:r>
@@ -1196,7 +1196,7 @@
           <w:color w:val="000000"/>
           <w:kern w:val="0"/>
           <w:lang w:eastAsia="es-ES"/>
-          <w14:ligatures w14:val="none"/>
+          <ns2:ligatures ns2:val="none"/>
         </w:rPr>
         <w:t xml:space="preserve"> confirmó</w:t>
       </w:r>
@@ -1206,7 +1206,7 @@
           <w:color w:val="000000"/>
           <w:kern w:val="0"/>
           <w:lang w:eastAsia="es-ES"/>
-          <w14:ligatures w14:val="none"/>
+          <ns2:ligatures ns2:val="none"/>
         </w:rPr>
         <w:t xml:space="preserve"> </w:t>
       </w:r>
@@ -1216,7 +1216,7 @@
           <w:color w:val="000000"/>
           <w:kern w:val="0"/>
           <w:lang w:eastAsia="es-ES"/>
-          <w14:ligatures w14:val="none"/>
+          <ns2:ligatures ns2:val="none"/>
         </w:rPr>
         <w:t>un total aportado de US$ 14 700,00</w:t>
       </w:r>
@@ -1226,7 +1226,7 @@
           <w:color w:val="000000"/>
           <w:kern w:val="0"/>
           <w:lang w:eastAsia="es-ES"/>
-          <w14:ligatures w14:val="none"/>
+          <ns2:ligatures ns2:val="none"/>
         </w:rPr>
         <w:t xml:space="preserve"> y </w:t>
       </w:r>
@@ -1236,7 +1236,7 @@
           <w:color w:val="000000"/>
           <w:kern w:val="0"/>
           <w:lang w:eastAsia="es-ES"/>
-          <w14:ligatures w14:val="none"/>
+          <ns2:ligatures ns2:val="none"/>
         </w:rPr>
         <w:t>el valor de rescate ascendía a US$ 7 966,58</w:t>
       </w:r>
@@ -1246,7 +1246,7 @@
           <w:color w:val="000000"/>
           <w:kern w:val="0"/>
           <w:lang w:eastAsia="es-ES"/>
-          <w14:ligatures w14:val="none"/>
+          <ns2:ligatures ns2:val="none"/>
         </w:rPr>
         <w:t xml:space="preserve"> y </w:t>
       </w:r>
@@ -1256,7 +1256,7 @@
           <w:color w:val="000000"/>
           <w:kern w:val="0"/>
           <w:lang w:eastAsia="es-ES"/>
-          <w14:ligatures w14:val="none"/>
+          <ns2:ligatures ns2:val="none"/>
         </w:rPr>
         <w:t xml:space="preserve">la </w:t>
       </w:r>
@@ -1266,7 +1266,7 @@
           <w:color w:val="000000"/>
           <w:kern w:val="0"/>
           <w:lang w:eastAsia="es-ES"/>
-          <w14:ligatures w14:val="none"/>
+          <ns2:ligatures ns2:val="none"/>
         </w:rPr>
         <w:t xml:space="preserve">compañía </w:t>
       </w:r>
@@ -1276,7 +1276,7 @@
           <w:color w:val="000000"/>
           <w:kern w:val="0"/>
           <w:lang w:eastAsia="es-ES"/>
-          <w14:ligatures w14:val="none"/>
+          <ns2:ligatures ns2:val="none"/>
         </w:rPr>
         <w:t xml:space="preserve">aseguradora </w:t>
       </w:r>
@@ -1286,7 +1286,7 @@
           <w:color w:val="000000"/>
           <w:kern w:val="0"/>
           <w:lang w:eastAsia="es-ES"/>
-          <w14:ligatures w14:val="none"/>
+          <ns2:ligatures ns2:val="none"/>
         </w:rPr>
         <w:t xml:space="preserve">había </w:t>
       </w:r>
@@ -1296,7 +1296,7 @@
           <w:color w:val="000000"/>
           <w:kern w:val="0"/>
           <w:lang w:eastAsia="es-ES"/>
-          <w14:ligatures w14:val="none"/>
+          <ns2:ligatures ns2:val="none"/>
         </w:rPr>
         <w:t>realizado una deducción de</w:t>
       </w:r>
@@ -1306,12 +1306,12 @@
           <w:color w:val="000000"/>
           <w:kern w:val="0"/>
           <w:lang w:eastAsia="es-ES"/>
-          <w14:ligatures w14:val="none"/>
+          <ns2:ligatures ns2:val="none"/>
         </w:rPr>
         <w:t xml:space="preserve"> US$ 7 123,28. </w:t>
       </w:r>
     </w:p>
-    <w:p>
+    <w:p ns2:paraId="190DE3FC" ns2:textId="77777777">
       <w:pPr>
         <w:pStyle w:val="Prrafodelista"/>
         <w:spacing w:after="0" w:line="240" w:lineRule="auto"/>
@@ -1322,11 +1322,11 @@
           <w:color w:val="000000"/>
           <w:kern w:val="0"/>
           <w:lang w:eastAsia="es-ES"/>
-          <w14:ligatures w14:val="none"/>
-        </w:rPr>
-      </w:pPr>
-    </w:p>
-    <w:p>
+          <ns2:ligatures ns2:val="none"/>
+        </w:rPr>
+      </w:pPr>
+    </w:p>
+    <w:p ns2:paraId="44EFEF26" ns2:textId="30A39A64">
       <w:pPr>
         <w:pStyle w:val="Prrafodelista"/>
         <w:numPr>
@@ -1344,7 +1344,7 @@
           <w:color w:val="000000"/>
           <w:kern w:val="0"/>
           <w:lang w:eastAsia="es-ES"/>
-          <w14:ligatures w14:val="none"/>
+          <ns2:ligatures ns2:val="none"/>
         </w:rPr>
       </w:pPr>
       <w:r>
@@ -1353,7 +1353,7 @@
           <w:color w:val="000000"/>
           <w:kern w:val="0"/>
           <w:lang w:eastAsia="es-ES"/>
-          <w14:ligatures w14:val="none"/>
+          <ns2:ligatures ns2:val="none"/>
         </w:rPr>
         <w:t>Posteriormente,</w:t>
       </w:r>
@@ -1363,7 +1363,7 @@
           <w:color w:val="000000"/>
           <w:kern w:val="0"/>
           <w:lang w:eastAsia="es-ES"/>
-          <w14:ligatures w14:val="none"/>
+          <ns2:ligatures ns2:val="none"/>
         </w:rPr>
         <w:t xml:space="preserve"> </w:t>
       </w:r>
@@ -1373,7 +1373,7 @@
           <w:color w:val="000000"/>
           <w:kern w:val="0"/>
           <w:lang w:eastAsia="es-ES"/>
-          <w14:ligatures w14:val="none"/>
+          <ns2:ligatures ns2:val="none"/>
         </w:rPr>
         <w:t>se asesoró legalmente para dilucidar</w:t>
       </w:r>
@@ -1383,7 +1383,7 @@
           <w:color w:val="000000"/>
           <w:kern w:val="0"/>
           <w:lang w:eastAsia="es-ES"/>
-          <w14:ligatures w14:val="none"/>
+          <ns2:ligatures ns2:val="none"/>
         </w:rPr>
         <w:t xml:space="preserve"> la información </w:t>
       </w:r>
@@ -1393,7 +1393,7 @@
           <w:color w:val="000000"/>
           <w:kern w:val="0"/>
           <w:lang w:eastAsia="es-ES"/>
-          <w14:ligatures w14:val="none"/>
+          <ns2:ligatures ns2:val="none"/>
         </w:rPr>
         <w:t xml:space="preserve">contractual </w:t>
       </w:r>
@@ -1403,7 +1403,7 @@
           <w:color w:val="000000"/>
           <w:kern w:val="0"/>
           <w:lang w:eastAsia="es-ES"/>
-          <w14:ligatures w14:val="none"/>
+          <ns2:ligatures ns2:val="none"/>
         </w:rPr>
         <w:t xml:space="preserve">remitida por </w:t>
       </w:r>
@@ -1413,7 +1413,7 @@
           <w:color w:val="000000"/>
           <w:kern w:val="0"/>
           <w:lang w:val="es-ES" w:eastAsia="es-ES"/>
-          <w14:ligatures w14:val="none"/>
+          <ns2:ligatures ns2:val="none"/>
         </w:rPr>
         <w:t>Pacífico</w:t>
       </w:r>
@@ -1423,7 +1423,7 @@
           <w:color w:val="000000"/>
           <w:kern w:val="0"/>
           <w:lang w:eastAsia="es-ES"/>
-          <w14:ligatures w14:val="none"/>
+          <ns2:ligatures ns2:val="none"/>
         </w:rPr>
         <w:t>, precisándose los siguientes conceptos de deducción a lo largo de la vigencia del contrato: (i) Gastos de Gestión por US$ 407,40, equivalentes a US$ 2,91 por cada una de las 140 primas; (</w:t>
       </w:r>
@@ -1434,7 +1434,7 @@
           <w:color w:val="000000"/>
           <w:kern w:val="0"/>
           <w:lang w:eastAsia="es-ES"/>
-          <w14:ligatures w14:val="none"/>
+          <ns2:ligatures ns2:val="none"/>
         </w:rPr>
         <w:t>ii</w:t>
       </w:r>
@@ -1445,7 +1445,7 @@
           <w:color w:val="000000"/>
           <w:kern w:val="0"/>
           <w:lang w:eastAsia="es-ES"/>
-          <w14:ligatures w14:val="none"/>
+          <ns2:ligatures ns2:val="none"/>
         </w:rPr>
         <w:t>) Cargo Mensual Operativo por US$ 840,00, equivalente a US$ 6,00 por 140 meses; y (</w:t>
       </w:r>
@@ -1456,7 +1456,7 @@
           <w:color w:val="000000"/>
           <w:kern w:val="0"/>
           <w:lang w:eastAsia="es-ES"/>
-          <w14:ligatures w14:val="none"/>
+          <ns2:ligatures ns2:val="none"/>
         </w:rPr>
         <w:t>iii</w:t>
       </w:r>
@@ -1467,12 +1467,12 @@
           <w:color w:val="000000"/>
           <w:kern w:val="0"/>
           <w:lang w:eastAsia="es-ES"/>
-          <w14:ligatures w14:val="none"/>
+          <ns2:ligatures ns2:val="none"/>
         </w:rPr>
         <w:t xml:space="preserve">) Gastos Variables por US$ 1 824,84, calculados con el porcentaje decreciente de la “Tabla B” sobre una Prima Básica Neta de US$ 96,86. </w:t>
       </w:r>
     </w:p>
-    <w:p>
+    <w:p ns2:paraId="43B64BE9" ns2:textId="77777777">
       <w:pPr>
         <w:pStyle w:val="Prrafodelista"/>
         <w:spacing w:after="0" w:line="240" w:lineRule="auto"/>
@@ -1483,11 +1483,11 @@
           <w:color w:val="000000"/>
           <w:kern w:val="0"/>
           <w:lang w:eastAsia="es-ES"/>
-          <w14:ligatures w14:val="none"/>
-        </w:rPr>
-      </w:pPr>
-    </w:p>
-    <w:p>
+          <ns2:ligatures ns2:val="none"/>
+        </w:rPr>
+      </w:pPr>
+    </w:p>
+    <w:p ns2:paraId="7FFB6925" ns2:textId="7219EC78">
       <w:pPr>
         <w:pStyle w:val="Prrafodelista"/>
         <w:numPr>
@@ -1505,7 +1505,7 @@
           <w:color w:val="000000"/>
           <w:kern w:val="0"/>
           <w:lang w:eastAsia="es-ES"/>
-          <w14:ligatures w14:val="none"/>
+          <ns2:ligatures ns2:val="none"/>
         </w:rPr>
       </w:pPr>
       <w:r>
@@ -1514,7 +1514,7 @@
           <w:color w:val="000000"/>
           <w:kern w:val="0"/>
           <w:lang w:eastAsia="es-ES"/>
-          <w14:ligatures w14:val="none"/>
+          <ns2:ligatures ns2:val="none"/>
         </w:rPr>
         <w:t>Asimismo, hubo una deducción</w:t>
       </w:r>
@@ -1524,7 +1524,7 @@
           <w:color w:val="000000"/>
           <w:kern w:val="0"/>
           <w:lang w:eastAsia="es-ES"/>
-          <w14:ligatures w14:val="none"/>
+          <ns2:ligatures ns2:val="none"/>
         </w:rPr>
         <w:t xml:space="preserve"> de US$ 3</w:t>
       </w:r>
@@ -1534,7 +1534,7 @@
           <w:color w:val="000000"/>
           <w:kern w:val="0"/>
           <w:lang w:eastAsia="es-ES"/>
-          <w14:ligatures w14:val="none"/>
+          <ns2:ligatures ns2:val="none"/>
         </w:rPr>
         <w:t xml:space="preserve"> </w:t>
       </w:r>
@@ -1544,7 +1544,7 @@
           <w:color w:val="000000"/>
           <w:kern w:val="0"/>
           <w:lang w:eastAsia="es-ES"/>
-          <w14:ligatures w14:val="none"/>
+          <ns2:ligatures ns2:val="none"/>
         </w:rPr>
         <w:t>896</w:t>
       </w:r>
@@ -1554,7 +1554,7 @@
           <w:color w:val="000000"/>
           <w:kern w:val="0"/>
           <w:lang w:eastAsia="es-ES"/>
-          <w14:ligatures w14:val="none"/>
+          <ns2:ligatures ns2:val="none"/>
         </w:rPr>
         <w:t>,</w:t>
       </w:r>
@@ -1564,7 +1564,7 @@
           <w:color w:val="000000"/>
           <w:kern w:val="0"/>
           <w:lang w:eastAsia="es-ES"/>
-          <w14:ligatures w14:val="none"/>
+          <ns2:ligatures ns2:val="none"/>
         </w:rPr>
         <w:t>15 por concepto de Costo de Cobertura por Fallecimiento y Costo de Cláusula Adicional.</w:t>
       </w:r>
@@ -1574,7 +1574,7 @@
           <w:color w:val="000000"/>
           <w:kern w:val="0"/>
           <w:lang w:eastAsia="es-ES"/>
-          <w14:ligatures w14:val="none"/>
+          <ns2:ligatures ns2:val="none"/>
         </w:rPr>
         <w:t xml:space="preserve"> Por otra parte, s</w:t>
       </w:r>
@@ -1584,7 +1584,7 @@
           <w:color w:val="000000"/>
           <w:kern w:val="0"/>
           <w:lang w:eastAsia="es-ES"/>
-          <w14:ligatures w14:val="none"/>
+          <ns2:ligatures ns2:val="none"/>
         </w:rPr>
         <w:t xml:space="preserve">e descontó </w:t>
       </w:r>
@@ -1594,7 +1594,7 @@
           <w:color w:val="000000"/>
           <w:kern w:val="0"/>
           <w:lang w:eastAsia="es-ES"/>
-          <w14:ligatures w14:val="none"/>
+          <ns2:ligatures ns2:val="none"/>
         </w:rPr>
         <w:t xml:space="preserve">indebidamente </w:t>
       </w:r>
@@ -1604,7 +1604,7 @@
           <w:color w:val="000000"/>
           <w:kern w:val="0"/>
           <w:lang w:eastAsia="es-ES"/>
-          <w14:ligatures w14:val="none"/>
+          <ns2:ligatures ns2:val="none"/>
         </w:rPr>
         <w:t>un total de US$ 154</w:t>
       </w:r>
@@ -1614,7 +1614,7 @@
           <w:color w:val="000000"/>
           <w:kern w:val="0"/>
           <w:lang w:eastAsia="es-ES"/>
-          <w14:ligatures w14:val="none"/>
+          <ns2:ligatures ns2:val="none"/>
         </w:rPr>
         <w:t>,</w:t>
       </w:r>
@@ -1624,7 +1624,7 @@
           <w:color w:val="000000"/>
           <w:kern w:val="0"/>
           <w:lang w:eastAsia="es-ES"/>
-          <w14:ligatures w14:val="none"/>
+          <ns2:ligatures ns2:val="none"/>
         </w:rPr>
         <w:t>89 de la Cuenta de Excedentes</w:t>
       </w:r>
@@ -1634,7 +1634,7 @@
           <w:color w:val="000000"/>
           <w:kern w:val="0"/>
           <w:lang w:eastAsia="es-ES"/>
-          <w14:ligatures w14:val="none"/>
+          <ns2:ligatures ns2:val="none"/>
         </w:rPr>
         <w:t xml:space="preserve"> </w:t>
       </w:r>
@@ -1644,7 +1644,7 @@
           <w:color w:val="000000"/>
           <w:kern w:val="0"/>
           <w:lang w:eastAsia="es-ES"/>
-          <w14:ligatures w14:val="none"/>
+          <ns2:ligatures ns2:val="none"/>
         </w:rPr>
         <w:t xml:space="preserve">toda vez que la Cláusula </w:t>
       </w:r>
@@ -1655,7 +1655,7 @@
           <w:color w:val="000000"/>
           <w:kern w:val="0"/>
           <w:lang w:eastAsia="es-ES"/>
-          <w14:ligatures w14:val="none"/>
+          <ns2:ligatures ns2:val="none"/>
         </w:rPr>
         <w:t>Vigésimo Primera</w:t>
       </w:r>
@@ -1666,7 +1666,7 @@
           <w:color w:val="000000"/>
           <w:kern w:val="0"/>
           <w:lang w:eastAsia="es-ES"/>
-          <w14:ligatures w14:val="none"/>
+          <ns2:ligatures ns2:val="none"/>
         </w:rPr>
         <w:t xml:space="preserve"> de las Condiciones Generales, que define la constitución de dicha cuenta, no contempla ninguna deducción por gastos o comisiones, estipulando únicamente deducciones por retiros parciales solicitados por la asegurada, los cuales </w:t>
       </w:r>
@@ -1676,7 +1676,7 @@
           <w:color w:val="000000"/>
           <w:kern w:val="0"/>
           <w:lang w:eastAsia="es-ES"/>
-          <w14:ligatures w14:val="none"/>
+          <ns2:ligatures ns2:val="none"/>
         </w:rPr>
         <w:t>no</w:t>
       </w:r>
@@ -1686,7 +1686,7 @@
           <w:color w:val="000000"/>
           <w:kern w:val="0"/>
           <w:lang w:eastAsia="es-ES"/>
-          <w14:ligatures w14:val="none"/>
+          <ns2:ligatures ns2:val="none"/>
         </w:rPr>
         <w:t xml:space="preserve"> ocurrieron</w:t>
       </w:r>
@@ -1696,12 +1696,12 @@
           <w:color w:val="000000"/>
           <w:kern w:val="0"/>
           <w:lang w:eastAsia="es-ES"/>
-          <w14:ligatures w14:val="none"/>
+          <ns2:ligatures ns2:val="none"/>
         </w:rPr>
         <w:t xml:space="preserve">. </w:t>
       </w:r>
     </w:p>
-    <w:p>
+    <w:p ns2:paraId="33E14FF7" ns2:textId="77777777">
       <w:pPr>
         <w:tabs>
           <w:tab w:val="left" w:pos="1134"/>
@@ -1713,11 +1713,11 @@
           <w:color w:val="000000"/>
           <w:kern w:val="0"/>
           <w:lang w:eastAsia="es-ES"/>
-          <w14:ligatures w14:val="none"/>
-        </w:rPr>
-      </w:pPr>
-    </w:p>
-    <w:p>
+          <ns2:ligatures ns2:val="none"/>
+        </w:rPr>
+      </w:pPr>
+    </w:p>
+    <w:p ns2:paraId="65C58807" ns2:textId="6DEE6F13">
       <w:pPr>
         <w:numPr>
           <w:ilvl w:val="1"/>
@@ -1735,7 +1735,7 @@
           <w:color w:val="000000"/>
           <w:kern w:val="0"/>
           <w:lang w:val="es-ES" w:eastAsia="es-ES"/>
-          <w14:ligatures w14:val="none"/>
+          <ns2:ligatures ns2:val="none"/>
         </w:rPr>
       </w:pPr>
       <w:r>
@@ -1744,7 +1744,7 @@
           <w:color w:val="000000"/>
           <w:kern w:val="0"/>
           <w:lang w:val="es-ES" w:eastAsia="es-ES"/>
-          <w14:ligatures w14:val="none"/>
+          <ns2:ligatures ns2:val="none"/>
         </w:rPr>
         <w:t xml:space="preserve">La señora [APELLIDO] solicitó, en calidad de medida correctiva, que Pacífico cumpla con: (i) realizar la transferencia inmediata del valor de rescate ascendente a US$ 7 966,58; y, (ii) restituir los costos y gastos que erosionaron el componente de ahorro del producto, reconociendo el costo puro del Seguro de Vida y de la cláusula adicional de "Exoneración de la Deducción Mensual", pero no los costos y gastos que hicieron inviable el ahorro, cuya devolución asciende a la suma de US$ 3 227,13. Asimismo, requirió el reembolso de costos y costas del presente procedimiento.</w:t>
       </w:r>
@@ -1752,7 +1752,7 @@
         <w:rPr>
           <w:rFonts w:ascii="Arial Narrow" w:eastAsia="Calibri" w:hAnsi="Arial Narrow" w:cs="Arial"/>
           <w:kern w:val="0"/>
-          <w14:ligatures w14:val="none"/>
+          <ns2:ligatures ns2:val="none"/>
         </w:rPr>
         <w:t xml:space="preserve"/>
       </w:r>
@@ -1762,7 +1762,7 @@
           <w:color w:val="000000"/>
           <w:kern w:val="0"/>
           <w:lang w:val="es-ES" w:eastAsia="es-ES"/>
-          <w14:ligatures w14:val="none"/>
+          <ns2:ligatures ns2:val="none"/>
         </w:rPr>
         <w:t xml:space="preserve"/>
       </w:r>
@@ -1772,7 +1772,7 @@
           <w:color w:val="000000"/>
           <w:kern w:val="0"/>
           <w:lang w:val="es-ES" w:eastAsia="es-ES"/>
-          <w14:ligatures w14:val="none"/>
+          <ns2:ligatures ns2:val="none"/>
         </w:rPr>
         <w:t xml:space="preserve"/>
       </w:r>
@@ -1782,7 +1782,7 @@
           <w:color w:val="000000"/>
           <w:kern w:val="0"/>
           <w:lang w:val="es-ES" w:eastAsia="es-ES"/>
-          <w14:ligatures w14:val="none"/>
+          <ns2:ligatures ns2:val="none"/>
         </w:rPr>
         <w:t/>
       </w:r>
@@ -1792,7 +1792,7 @@
           <w:color w:val="000000"/>
           <w:kern w:val="0"/>
           <w:lang w:val="es-ES" w:eastAsia="es-ES"/>
-          <w14:ligatures w14:val="none"/>
+          <ns2:ligatures ns2:val="none"/>
         </w:rPr>
         <w:t/>
       </w:r>
@@ -1802,7 +1802,7 @@
           <w:color w:val="000000"/>
           <w:kern w:val="0"/>
           <w:lang w:val="es-ES" w:eastAsia="es-ES"/>
-          <w14:ligatures w14:val="none"/>
+          <ns2:ligatures ns2:val="none"/>
         </w:rPr>
         <w:t xml:space="preserve"/>
       </w:r>
@@ -1812,7 +1812,7 @@
           <w:color w:val="000000"/>
           <w:kern w:val="0"/>
           <w:lang w:val="es-ES" w:eastAsia="es-ES"/>
-          <w14:ligatures w14:val="none"/>
+          <ns2:ligatures ns2:val="none"/>
         </w:rPr>
         <w:t xml:space="preserve"/>
       </w:r>
@@ -1822,7 +1822,7 @@
           <w:color w:val="000000"/>
           <w:kern w:val="0"/>
           <w:lang w:val="es-ES" w:eastAsia="es-ES"/>
-          <w14:ligatures w14:val="none"/>
+          <ns2:ligatures ns2:val="none"/>
         </w:rPr>
         <w:t/>
       </w:r>
@@ -1833,7 +1833,7 @@
           <w:color w:val="000000"/>
           <w:kern w:val="0"/>
           <w:lang w:val="es-ES" w:eastAsia="es-ES"/>
-          <w14:ligatures w14:val="none"/>
+          <ns2:ligatures ns2:val="none"/>
         </w:rPr>
         <w:t/>
       </w:r>
@@ -1844,7 +1844,7 @@
           <w:color w:val="000000"/>
           <w:kern w:val="0"/>
           <w:lang w:val="es-ES" w:eastAsia="es-ES"/>
-          <w14:ligatures w14:val="none"/>
+          <ns2:ligatures ns2:val="none"/>
         </w:rPr>
         <w:t/>
       </w:r>
@@ -1854,7 +1854,7 @@
           <w:color w:val="000000"/>
           <w:kern w:val="0"/>
           <w:lang w:val="es-ES" w:eastAsia="es-ES"/>
-          <w14:ligatures w14:val="none"/>
+          <ns2:ligatures ns2:val="none"/>
         </w:rPr>
         <w:t xml:space="preserve"/>
       </w:r>
@@ -1864,7 +1864,7 @@
           <w:color w:val="000000"/>
           <w:kern w:val="0"/>
           <w:lang w:val="es-ES" w:eastAsia="es-ES"/>
-          <w14:ligatures w14:val="none"/>
+          <ns2:ligatures ns2:val="none"/>
         </w:rPr>
         <w:t xml:space="preserve"/>
       </w:r>
@@ -1874,7 +1874,7 @@
           <w:color w:val="000000"/>
           <w:kern w:val="0"/>
           <w:lang w:val="es-ES" w:eastAsia="es-ES"/>
-          <w14:ligatures w14:val="none"/>
+          <ns2:ligatures ns2:val="none"/>
         </w:rPr>
         <w:lastRenderedPageBreak/>
         <w:t xml:space="preserve"/>
@@ -1885,7 +1885,7 @@
           <w:color w:val="000000"/>
           <w:kern w:val="0"/>
           <w:lang w:val="es-ES" w:eastAsia="es-ES"/>
-          <w14:ligatures w14:val="none"/>
+          <ns2:ligatures ns2:val="none"/>
         </w:rPr>
         <w:t xml:space="preserve"/>
       </w:r>
@@ -1895,7 +1895,7 @@
           <w:color w:val="000000"/>
           <w:kern w:val="0"/>
           <w:lang w:val="es-ES" w:eastAsia="es-ES"/>
-          <w14:ligatures w14:val="none"/>
+          <ns2:ligatures ns2:val="none"/>
         </w:rPr>
         <w:t xml:space="preserve"/>
       </w:r>
@@ -1905,7 +1905,7 @@
           <w:color w:val="000000"/>
           <w:kern w:val="0"/>
           <w:lang w:val="es-ES" w:eastAsia="es-ES"/>
-          <w14:ligatures w14:val="none"/>
+          <ns2:ligatures ns2:val="none"/>
         </w:rPr>
         <w:t/>
       </w:r>
@@ -1915,12 +1915,12 @@
           <w:color w:val="000000"/>
           <w:kern w:val="0"/>
           <w:lang w:val="es-ES" w:eastAsia="es-ES"/>
-          <w14:ligatures w14:val="none"/>
+          <ns2:ligatures ns2:val="none"/>
         </w:rPr>
         <w:t/>
       </w:r>
     </w:p>
-    <w:p>
+    <w:p ns2:paraId="66005174" ns2:textId="77777777">
       <w:pPr>
         <w:spacing w:after="0" w:line="240" w:lineRule="auto"/>
         <w:contextualSpacing/>
@@ -1931,11 +1931,11 @@
           <w:color w:val="000000"/>
           <w:kern w:val="0"/>
           <w:lang w:eastAsia="es-PE"/>
-          <w14:ligatures w14:val="none"/>
-        </w:rPr>
-      </w:pPr>
-    </w:p>
-    <w:p>
+          <ns2:ligatures ns2:val="none"/>
+        </w:rPr>
+      </w:pPr>
+    </w:p>
+    <w:p ns2:paraId="3541B1F9" ns2:textId="77777777">
       <w:pPr>
         <w:pStyle w:val="Prrafodelista"/>
         <w:numPr>
@@ -1955,22 +1955,22 @@
           <w:color w:val="000000"/>
           <w:kern w:val="0"/>
           <w:lang w:eastAsia="es-PE"/>
-          <w14:ligatures w14:val="none"/>
-        </w:rPr>
-      </w:pPr>
-      <w:r>
-        <w:rPr>
-          <w:rFonts w:ascii="Arial Narrow" w:eastAsia="Arial Narrow" w:hAnsi="Arial Narrow" w:cs="Arial Narrow"/>
-          <w:b/>
-          <w:color w:val="000000"/>
-          <w:kern w:val="0"/>
-          <w:lang w:eastAsia="es-PE"/>
-          <w14:ligatures w14:val="none"/>
+          <ns2:ligatures ns2:val="none"/>
+        </w:rPr>
+      </w:pPr>
+      <w:r>
+        <w:rPr>
+          <w:rFonts w:ascii="Arial Narrow" w:eastAsia="Arial Narrow" w:hAnsi="Arial Narrow" w:cs="Arial Narrow"/>
+          <w:b/>
+          <w:color w:val="000000"/>
+          <w:kern w:val="0"/>
+          <w:lang w:eastAsia="es-PE"/>
+          <ns2:ligatures ns2:val="none"/>
         </w:rPr>
         <w:t>DE LA ADMISIÓN A TRÁMITE DE LA DENUNCIA</w:t>
       </w:r>
     </w:p>
-    <w:p>
+    <w:p ns2:paraId="34556756" ns2:textId="77777777">
       <w:pPr>
         <w:spacing w:after="0" w:line="240" w:lineRule="auto"/>
         <w:ind w:left="567"/>
@@ -1982,11 +1982,11 @@
           <w:color w:val="000000"/>
           <w:kern w:val="0"/>
           <w:lang w:eastAsia="es-PE"/>
-          <w14:ligatures w14:val="none"/>
-        </w:rPr>
-      </w:pPr>
-    </w:p>
-    <w:p>
+          <ns2:ligatures ns2:val="none"/>
+        </w:rPr>
+      </w:pPr>
+    </w:p>
+    <w:p ns2:paraId="5F4266A4" ns2:textId="6B1D5589">
       <w:pPr>
         <w:pStyle w:val="Prrafodelista"/>
         <w:numPr>
@@ -1999,7 +1999,7 @@
         <w:rPr>
           <w:rFonts w:ascii="Arial Narrow" w:eastAsia="Arial Narrow" w:hAnsi="Arial Narrow" w:cs="Arial Narrow"/>
           <w:kern w:val="0"/>
-          <w14:ligatures w14:val="none"/>
+          <ns2:ligatures ns2:val="none"/>
         </w:rPr>
       </w:pPr>
       <w:bookmarkStart w:id="1" w:name="_Hlk140755208"/>
@@ -2011,7 +2011,7 @@
           <w:color w:val="000000"/>
           <w:kern w:val="0"/>
           <w:lang w:eastAsia="es-PE"/>
-          <w14:ligatures w14:val="none"/>
+          <ns2:ligatures ns2:val="none"/>
         </w:rPr>
         <w:t>La Secretaría Técnica de la Comisión de Protección al Consumidor 1 (en adelante, la Secretaría Técnica), en ejercicio de sus facultades</w:t>
       </w:r>
@@ -2024,7 +2024,7 @@
           <w:rFonts w:ascii="Arial Narrow" w:eastAsia="Arial Narrow" w:hAnsi="Arial Narrow" w:cs="Arial Narrow"/>
           <w:kern w:val="0"/>
           <w:vertAlign w:val="superscript"/>
-          <w14:ligatures w14:val="none"/>
+          <ns2:ligatures ns2:val="none"/>
         </w:rPr>
         <w:footnoteReference w:id="4"/>
       </w:r>
@@ -2034,7 +2034,7 @@
           <w:color w:val="000000"/>
           <w:kern w:val="0"/>
           <w:lang w:eastAsia="es-PE"/>
-          <w14:ligatures w14:val="none"/>
+          <ns2:ligatures ns2:val="none"/>
         </w:rPr>
         <w:t xml:space="preserve">, </w:t>
       </w:r>
@@ -2044,7 +2044,7 @@
           <w:color w:val="000000"/>
           <w:kern w:val="0"/>
           <w:lang w:eastAsia="es-PE"/>
-          <w14:ligatures w14:val="none"/>
+          <ns2:ligatures ns2:val="none"/>
         </w:rPr>
         <w:t xml:space="preserve">considera </w:t>
       </w:r>
@@ -2052,7 +2052,7 @@
         <w:rPr>
           <w:rFonts w:ascii="Arial Narrow" w:eastAsia="Arial Narrow" w:hAnsi="Arial Narrow" w:cs="Arial Narrow"/>
           <w:kern w:val="0"/>
-          <w14:ligatures w14:val="none"/>
+          <ns2:ligatures ns2:val="none"/>
         </w:rPr>
         <w:t xml:space="preserve">que el hecho denunciado, </w:t>
       </w:r>
@@ -2061,7 +2061,7 @@
         <w:rPr>
           <w:rFonts w:ascii="Arial Narrow" w:eastAsia="Arial Narrow" w:hAnsi="Arial Narrow" w:cs="Arial Narrow"/>
           <w:kern w:val="0"/>
-          <w14:ligatures w14:val="none"/>
+          <ns2:ligatures ns2:val="none"/>
         </w:rPr>
         <w:t xml:space="preserve">consistente en que </w:t>
       </w:r>
@@ -2071,7 +2071,7 @@
           <w:kern w:val="0"/>
           <w:shd w:val="clear" w:color="auto" w:fill="FFFFFF"/>
           <w:lang w:eastAsia="es-PE"/>
-          <w14:ligatures w14:val="none"/>
+          <ns2:ligatures ns2:val="none"/>
         </w:rPr>
         <w:t xml:space="preserve">la compañía aseguradora habría otorgado a la denunciante un valor de rescate de la Póliza </w:t>
       </w:r>
@@ -2082,7 +2082,7 @@
           <w:kern w:val="0"/>
           <w:shd w:val="clear" w:color="auto" w:fill="FFFFFF"/>
           <w:lang w:eastAsia="es-PE"/>
-          <w14:ligatures w14:val="none"/>
+          <ns2:ligatures ns2:val="none"/>
         </w:rPr>
         <w:t/>
       </w:r>
@@ -2093,7 +2093,7 @@
           <w:kern w:val="0"/>
           <w:shd w:val="clear" w:color="auto" w:fill="FFFFFF"/>
           <w:lang w:eastAsia="es-PE"/>
-          <w14:ligatures w14:val="none"/>
+          <ns2:ligatures ns2:val="none"/>
         </w:rPr>
         <w:t xml:space="preserve"> 15-029100/3 sin el debido sustento y por un monto inferior al que le correspondía, pues se le descontó por conceptos no contemplados</w:t>
       </w:r>
@@ -2101,7 +2101,7 @@
         <w:rPr>
           <w:rFonts w:ascii="Arial Narrow" w:eastAsia="Arial Narrow" w:hAnsi="Arial Narrow" w:cs="Arial Narrow"/>
           <w:kern w:val="0"/>
-          <w14:ligatures w14:val="none"/>
+          <ns2:ligatures ns2:val="none"/>
         </w:rPr>
         <w:t>; involucraría una presunta afectación a sus expectativas, quien no habría encontrado una correspondencia entre lo que esperaba recibir de parte del proveedor y lo que realmente recibió. Por consiguiente, corresponde calificar el hecho materia de denuncia como una presunta infracción al deber de idoneidad, tipificado en los artículos 18</w:t>
       </w:r>
@@ -2111,7 +2111,7 @@
           <w:color w:val="000000"/>
           <w:kern w:val="0"/>
           <w:lang w:eastAsia="es-PE"/>
-          <w14:ligatures w14:val="none"/>
+          <ns2:ligatures ns2:val="none"/>
         </w:rPr>
         <w:t/>
       </w:r>
@@ -2119,7 +2119,7 @@
         <w:rPr>
           <w:rFonts w:ascii="Arial Narrow" w:eastAsia="Arial Narrow" w:hAnsi="Arial Narrow" w:cs="Arial Narrow"/>
           <w:kern w:val="0"/>
-          <w14:ligatures w14:val="none"/>
+          <ns2:ligatures ns2:val="none"/>
         </w:rPr>
         <w:t xml:space="preserve"> y 19</w:t>
       </w:r>
@@ -2129,7 +2129,7 @@
           <w:color w:val="000000"/>
           <w:kern w:val="0"/>
           <w:lang w:eastAsia="es-PE"/>
-          <w14:ligatures w14:val="none"/>
+          <ns2:ligatures ns2:val="none"/>
         </w:rPr>
         <w:t/>
       </w:r>
@@ -2137,7 +2137,7 @@
         <w:rPr>
           <w:rFonts w:ascii="Arial Narrow" w:eastAsia="Arial Narrow" w:hAnsi="Arial Narrow" w:cs="Arial Narrow"/>
           <w:kern w:val="0"/>
-          <w14:ligatures w14:val="none"/>
+          <ns2:ligatures ns2:val="none"/>
         </w:rPr>
         <w:t xml:space="preserve"> del Código</w:t>
       </w:r>
@@ -2147,7 +2147,7 @@
           <w:rFonts w:ascii="Arial Narrow" w:eastAsia="Arial Narrow" w:hAnsi="Arial Narrow" w:cs="Arial"/>
           <w:kern w:val="0"/>
           <w:vertAlign w:val="superscript"/>
-          <w14:ligatures w14:val="none"/>
+          <ns2:ligatures ns2:val="none"/>
         </w:rPr>
         <w:footnoteReference w:id="5"/>
       </w:r>
@@ -2155,23 +2155,23 @@
         <w:rPr>
           <w:rFonts w:ascii="Arial Narrow" w:eastAsia="Arial Narrow" w:hAnsi="Arial Narrow" w:cs="Arial Narrow"/>
           <w:kern w:val="0"/>
-          <w14:ligatures w14:val="none"/>
+          <ns2:ligatures ns2:val="none"/>
         </w:rPr>
         <w:t>.</w:t>
       </w:r>
     </w:p>
-    <w:p>
-      <w:pPr>
-        <w:spacing w:after="0" w:line="240" w:lineRule="auto"/>
-        <w:jc w:val="both"/>
-        <w:rPr>
-          <w:rFonts w:ascii="Arial Narrow" w:eastAsia="Arial Narrow" w:hAnsi="Arial Narrow" w:cs="Arial Narrow"/>
-          <w:kern w:val="0"/>
-          <w14:ligatures w14:val="none"/>
-        </w:rPr>
-      </w:pPr>
-    </w:p>
-    <w:p>
+    <w:p ns2:paraId="717228C4" ns2:textId="77777777">
+      <w:pPr>
+        <w:spacing w:after="0" w:line="240" w:lineRule="auto"/>
+        <w:jc w:val="both"/>
+        <w:rPr>
+          <w:rFonts w:ascii="Arial Narrow" w:eastAsia="Arial Narrow" w:hAnsi="Arial Narrow" w:cs="Arial Narrow"/>
+          <w:kern w:val="0"/>
+          <ns2:ligatures ns2:val="none"/>
+        </w:rPr>
+      </w:pPr>
+    </w:p>
+    <w:p ns2:paraId="07559B21" ns2:textId="645CCBDB">
       <w:pPr>
         <w:pStyle w:val="Prrafodelista"/>
         <w:numPr>
@@ -2184,14 +2184,14 @@
         <w:rPr>
           <w:rFonts w:ascii="Arial Narrow" w:eastAsia="Arial Narrow" w:hAnsi="Arial Narrow" w:cs="Arial Narrow"/>
           <w:kern w:val="0"/>
-          <w14:ligatures w14:val="none"/>
-        </w:rPr>
-      </w:pPr>
-      <w:r>
-        <w:rPr>
-          <w:rFonts w:ascii="Arial Narrow" w:eastAsia="Arial Narrow" w:hAnsi="Arial Narrow" w:cs="Arial Narrow"/>
-          <w:kern w:val="0"/>
-          <w14:ligatures w14:val="none"/>
+          <ns2:ligatures ns2:val="none"/>
+        </w:rPr>
+      </w:pPr>
+      <w:r>
+        <w:rPr>
+          <w:rFonts w:ascii="Arial Narrow" w:eastAsia="Arial Narrow" w:hAnsi="Arial Narrow" w:cs="Arial Narrow"/>
+          <w:kern w:val="0"/>
+          <ns2:ligatures ns2:val="none"/>
         </w:rPr>
         <w:t xml:space="preserve">Asimismo, la Secretaría Técnica, en ejercicio de sus facultades, considera que el hecho denunciado, consistente en que </w:t>
       </w:r>
@@ -2201,7 +2201,7 @@
           <w:kern w:val="0"/>
           <w:shd w:val="clear" w:color="auto" w:fill="FFFFFF"/>
           <w:lang w:eastAsia="es-PE"/>
-          <w14:ligatures w14:val="none"/>
+          <ns2:ligatures ns2:val="none"/>
         </w:rPr>
         <w:t xml:space="preserve">la compañía aseguradora habría inducido a error a la denunciante respecto a la Póliza </w:t>
       </w:r>
@@ -2212,7 +2212,7 @@
           <w:kern w:val="0"/>
           <w:shd w:val="clear" w:color="auto" w:fill="FFFFFF"/>
           <w:lang w:eastAsia="es-PE"/>
-          <w14:ligatures w14:val="none"/>
+          <ns2:ligatures ns2:val="none"/>
         </w:rPr>
         <w:t/>
       </w:r>
@@ -2223,7 +2223,7 @@
           <w:kern w:val="0"/>
           <w:shd w:val="clear" w:color="auto" w:fill="FFFFFF"/>
           <w:lang w:eastAsia="es-PE"/>
-          <w14:ligatures w14:val="none"/>
+          <ns2:ligatures ns2:val="none"/>
         </w:rPr>
         <w:t xml:space="preserve"> 15-029100/3, pues la denominación “ahorro” del producto generó la expectativa de seguridad y preservación del capital</w:t>
       </w:r>
@@ -2231,7 +2231,7 @@
         <w:rPr>
           <w:rFonts w:ascii="Arial Narrow" w:eastAsia="Arial Narrow" w:hAnsi="Arial Narrow" w:cs="Arial Narrow"/>
           <w:kern w:val="0"/>
-          <w14:ligatures w14:val="none"/>
+          <ns2:ligatures ns2:val="none"/>
         </w:rPr>
         <w:t>; involucraría una presunta afectación a sus expectativas, quien no habría encontrado una correspondencia entre lo que esperaba recibir de parte del proveedor y lo que realmente recibió. Por consiguiente, corresponde calificar el hecho materia de denuncia como una presunta infracción al deber de idoneidad, tipificado en los artículos 18</w:t>
       </w:r>
@@ -2241,7 +2241,7 @@
           <w:color w:val="000000"/>
           <w:kern w:val="0"/>
           <w:lang w:eastAsia="es-PE"/>
-          <w14:ligatures w14:val="none"/>
+          <ns2:ligatures ns2:val="none"/>
         </w:rPr>
         <w:t/>
       </w:r>
@@ -2249,7 +2249,7 @@
         <w:rPr>
           <w:rFonts w:ascii="Arial Narrow" w:eastAsia="Arial Narrow" w:hAnsi="Arial Narrow" w:cs="Arial Narrow"/>
           <w:kern w:val="0"/>
-          <w14:ligatures w14:val="none"/>
+          <ns2:ligatures ns2:val="none"/>
         </w:rPr>
         <w:t xml:space="preserve"> y 19</w:t>
       </w:r>
@@ -2259,7 +2259,7 @@
           <w:color w:val="000000"/>
           <w:kern w:val="0"/>
           <w:lang w:eastAsia="es-PE"/>
-          <w14:ligatures w14:val="none"/>
+          <ns2:ligatures ns2:val="none"/>
         </w:rPr>
         <w:t/>
       </w:r>
@@ -2267,7 +2267,7 @@
         <w:rPr>
           <w:rFonts w:ascii="Arial Narrow" w:eastAsia="Arial Narrow" w:hAnsi="Arial Narrow" w:cs="Arial Narrow"/>
           <w:kern w:val="0"/>
-          <w14:ligatures w14:val="none"/>
+          <ns2:ligatures ns2:val="none"/>
         </w:rPr>
         <w:t xml:space="preserve"> del Código</w:t>
       </w:r>
@@ -2278,13 +2278,13 @@
           <w:color w:val="000000"/>
           <w:kern w:val="0"/>
           <w:lang w:eastAsia="es-PE"/>
-          <w14:ligatures w14:val="none"/>
+          <ns2:ligatures ns2:val="none"/>
         </w:rPr>
         <w:t>.</w:t>
       </w:r>
     </w:p>
     <w:bookmarkEnd w:id="4"/>
-    <w:p>
+    <w:p ns2:paraId="432038D6" ns2:textId="0A9F6D75">
       <w:pPr>
         <w:spacing w:after="0" w:line="240" w:lineRule="auto"/>
         <w:jc w:val="both"/>
@@ -2292,11 +2292,11 @@
           <w:rFonts w:ascii="Arial Narrow" w:eastAsia="Calibri" w:hAnsi="Arial Narrow" w:cs="Arial Narrow"/>
           <w:kern w:val="0"/>
           <w:lang w:eastAsia="es-PE"/>
-          <w14:ligatures w14:val="none"/>
-        </w:rPr>
-      </w:pPr>
-    </w:p>
-    <w:p>
+          <ns2:ligatures ns2:val="none"/>
+        </w:rPr>
+      </w:pPr>
+    </w:p>
+    <w:p ns2:paraId="463134E5" ns2:textId="77777777">
       <w:pPr>
         <w:pStyle w:val="Prrafodelista"/>
         <w:numPr>
@@ -2310,7 +2310,7 @@
           <w:rFonts w:ascii="Arial Narrow" w:eastAsia="Calibri" w:hAnsi="Arial Narrow" w:cs="Arial Narrow"/>
           <w:kern w:val="0"/>
           <w:lang w:eastAsia="es-PE"/>
-          <w14:ligatures w14:val="none"/>
+          <ns2:ligatures ns2:val="none"/>
         </w:rPr>
       </w:pPr>
       <w:r>
@@ -2319,7 +2319,7 @@
           <w:color w:val="000000"/>
           <w:kern w:val="0"/>
           <w:lang w:eastAsia="es-PE"/>
-          <w14:ligatures w14:val="none"/>
+          <ns2:ligatures ns2:val="none"/>
         </w:rPr>
         <w:t>En tanto la denuncia reúne los requisitos establecidos por la norma citada, corresponde admitirla a trámite</w:t>
       </w:r>
@@ -2329,7 +2329,7 @@
           <w:rFonts w:ascii="Arial Narrow" w:eastAsia="Arial Narrow" w:hAnsi="Arial Narrow" w:cs="Arial Narrow"/>
           <w:kern w:val="0"/>
           <w:vertAlign w:val="superscript"/>
-          <w14:ligatures w14:val="none"/>
+          <ns2:ligatures ns2:val="none"/>
         </w:rPr>
         <w:footnoteReference w:id="6"/>
       </w:r>
@@ -2339,12 +2339,12 @@
           <w:color w:val="000000"/>
           <w:kern w:val="0"/>
           <w:lang w:eastAsia="es-PE"/>
-          <w14:ligatures w14:val="none"/>
+          <ns2:ligatures ns2:val="none"/>
         </w:rPr>
         <w:t>.</w:t>
       </w:r>
     </w:p>
-    <w:p>
+    <w:p ns2:paraId="68C71625" ns2:textId="77777777">
       <w:pPr>
         <w:spacing w:after="0" w:line="240" w:lineRule="auto"/>
         <w:ind w:left="567"/>
@@ -2355,11 +2355,11 @@
           <w:color w:val="000000"/>
           <w:kern w:val="0"/>
           <w:lang w:eastAsia="es-PE"/>
-          <w14:ligatures w14:val="none"/>
-        </w:rPr>
-      </w:pPr>
-    </w:p>
-    <w:p>
+          <ns2:ligatures ns2:val="none"/>
+        </w:rPr>
+      </w:pPr>
+    </w:p>
+    <w:p ns2:paraId="38A98B4B" ns2:textId="77777777">
       <w:pPr>
         <w:pStyle w:val="Prrafodelista"/>
         <w:numPr>
@@ -2379,23 +2379,23 @@
           <w:color w:val="000000"/>
           <w:kern w:val="0"/>
           <w:lang w:eastAsia="es-PE"/>
-          <w14:ligatures w14:val="none"/>
-        </w:rPr>
-      </w:pPr>
-      <w:r>
-        <w:rPr>
-          <w:rFonts w:ascii="Arial Narrow" w:eastAsia="Arial Narrow" w:hAnsi="Arial Narrow" w:cs="Arial Narrow"/>
-          <w:b/>
-          <w:color w:val="000000"/>
-          <w:kern w:val="0"/>
-          <w:lang w:eastAsia="es-PE"/>
-          <w14:ligatures w14:val="none"/>
+          <ns2:ligatures ns2:val="none"/>
+        </w:rPr>
+      </w:pPr>
+      <w:r>
+        <w:rPr>
+          <w:rFonts w:ascii="Arial Narrow" w:eastAsia="Arial Narrow" w:hAnsi="Arial Narrow" w:cs="Arial Narrow"/>
+          <w:b/>
+          <w:color w:val="000000"/>
+          <w:kern w:val="0"/>
+          <w:lang w:eastAsia="es-PE"/>
+          <ns2:ligatures ns2:val="none"/>
         </w:rPr>
         <w:lastRenderedPageBreak/>
         <w:t>REQUERIMIENTO DE INFORMACIÓN</w:t>
       </w:r>
     </w:p>
-    <w:p>
+    <w:p ns2:paraId="5B518DC4" ns2:textId="77777777">
       <w:pPr>
         <w:spacing w:after="0" w:line="240" w:lineRule="auto"/>
         <w:jc w:val="both"/>
@@ -2404,11 +2404,11 @@
           <w:color w:val="000000"/>
           <w:kern w:val="0"/>
           <w:lang w:val="es-ES" w:eastAsia="es-ES"/>
-          <w14:ligatures w14:val="none"/>
-        </w:rPr>
-      </w:pPr>
-    </w:p>
-    <w:p>
+          <ns2:ligatures ns2:val="none"/>
+        </w:rPr>
+      </w:pPr>
+    </w:p>
+    <w:p ns2:paraId="62B88A04" ns2:textId="38EBB0A5">
       <w:pPr>
         <w:pStyle w:val="Prrafodelista"/>
         <w:numPr>
@@ -2423,7 +2423,7 @@
           <w:color w:val="000000"/>
           <w:kern w:val="0"/>
           <w:lang w:val="es-ES" w:eastAsia="es-ES"/>
-          <w14:ligatures w14:val="none"/>
+          <ns2:ligatures ns2:val="none"/>
         </w:rPr>
       </w:pPr>
       <w:r>
@@ -2432,7 +2432,7 @@
           <w:color w:val="000000"/>
           <w:kern w:val="0"/>
           <w:lang w:val="es-ES" w:eastAsia="es-ES"/>
-          <w14:ligatures w14:val="none"/>
+          <ns2:ligatures ns2:val="none"/>
         </w:rPr>
         <w:t>A efectos de tener mayores elementos que sirvan para la reso</w:t>
       </w:r>
@@ -2442,7 +2442,7 @@
           <w:color w:val="000000"/>
           <w:kern w:val="0"/>
           <w:lang w:val="es-ES" w:eastAsia="es-ES"/>
-          <w14:ligatures w14:val="none"/>
+          <ns2:ligatures ns2:val="none"/>
         </w:rPr>
         <w:t xml:space="preserve">lución definitiva del presente caso, la Secretaría Técnica, en ejercicio de las facultades que la ley le </w:t>
       </w:r>
@@ -2452,7 +2452,7 @@
           <w:color w:val="000000"/>
           <w:kern w:val="0"/>
           <w:lang w:val="es-ES" w:eastAsia="es-ES"/>
-          <w14:ligatures w14:val="none"/>
+          <ns2:ligatures ns2:val="none"/>
         </w:rPr>
         <w:t xml:space="preserve">confiere, conviene requerir </w:t>
       </w:r>
@@ -2462,7 +2462,7 @@
           <w:color w:val="000000"/>
           <w:kern w:val="0"/>
           <w:lang w:val="es-ES" w:eastAsia="es-ES"/>
-          <w14:ligatures w14:val="none"/>
+          <ns2:ligatures ns2:val="none"/>
         </w:rPr>
         <w:t>a</w:t>
       </w:r>
@@ -2472,7 +2472,7 @@
           <w:color w:val="000000"/>
           <w:kern w:val="0"/>
           <w:lang w:val="es-ES" w:eastAsia="es-ES"/>
-          <w14:ligatures w14:val="none"/>
+          <ns2:ligatures ns2:val="none"/>
         </w:rPr>
         <w:t xml:space="preserve"> </w:t>
       </w:r>
@@ -2482,7 +2482,7 @@
           <w:color w:val="000000"/>
           <w:kern w:val="0"/>
           <w:lang w:val="es-ES" w:eastAsia="es-ES"/>
-          <w14:ligatures w14:val="none"/>
+          <ns2:ligatures ns2:val="none"/>
         </w:rPr>
         <w:t>la compañía aseguradora</w:t>
       </w:r>
@@ -2492,7 +2492,7 @@
           <w:color w:val="000000"/>
           <w:kern w:val="0"/>
           <w:lang w:val="es-ES" w:eastAsia="es-ES"/>
-          <w14:ligatures w14:val="none"/>
+          <ns2:ligatures ns2:val="none"/>
         </w:rPr>
         <w:t xml:space="preserve"> que, en un plazo no mayor de cinco (5) días hábiles contado a partir del día siguiente de la notificación de la presente resolución, cumpla con lo siguiente: </w:t>
       </w:r>
@@ -2502,7 +2502,7 @@
           <w:color w:val="000000"/>
           <w:kern w:val="0"/>
           <w:lang w:val="es-ES" w:eastAsia="es-ES"/>
-          <w14:ligatures w14:val="none"/>
+          <ns2:ligatures ns2:val="none"/>
         </w:rPr>
         <w:t xml:space="preserve">(i) presentar una copia completa, legible y debidamente suscrita de la Póliza </w:t>
       </w:r>
@@ -2513,7 +2513,7 @@
           <w:color w:val="000000"/>
           <w:kern w:val="0"/>
           <w:lang w:val="es-ES" w:eastAsia="es-ES"/>
-          <w14:ligatures w14:val="none"/>
+          <ns2:ligatures ns2:val="none"/>
         </w:rPr>
         <w:t/>
       </w:r>
@@ -2524,7 +2524,7 @@
           <w:color w:val="000000"/>
           <w:kern w:val="0"/>
           <w:lang w:val="es-ES" w:eastAsia="es-ES"/>
-          <w14:ligatures w14:val="none"/>
+          <ns2:ligatures ns2:val="none"/>
         </w:rPr>
         <w:t xml:space="preserve"> 15-029100/3 del Seguro Ahorro Vida, así como el cargo de remisión de la póliza; (</w:t>
       </w:r>
@@ -2535,7 +2535,7 @@
           <w:color w:val="000000"/>
           <w:kern w:val="0"/>
           <w:lang w:val="es-ES" w:eastAsia="es-ES"/>
-          <w14:ligatures w14:val="none"/>
+          <ns2:ligatures ns2:val="none"/>
         </w:rPr>
         <w:t>ii</w:t>
       </w:r>
@@ -2546,7 +2546,7 @@
           <w:color w:val="000000"/>
           <w:kern w:val="0"/>
           <w:lang w:val="es-ES" w:eastAsia="es-ES"/>
-          <w14:ligatures w14:val="none"/>
+          <ns2:ligatures ns2:val="none"/>
         </w:rPr>
         <w:t xml:space="preserve">) presentar los medios probatorios que acrediten el valor de devolución de aportes del Seguro Ahorro Vida – Póliza </w:t>
       </w:r>
@@ -2557,7 +2557,7 @@
           <w:color w:val="000000"/>
           <w:kern w:val="0"/>
           <w:lang w:val="es-ES" w:eastAsia="es-ES"/>
-          <w14:ligatures w14:val="none"/>
+          <ns2:ligatures ns2:val="none"/>
         </w:rPr>
         <w:t/>
       </w:r>
@@ -2568,7 +2568,7 @@
           <w:color w:val="000000"/>
           <w:kern w:val="0"/>
           <w:lang w:val="es-ES" w:eastAsia="es-ES"/>
-          <w14:ligatures w14:val="none"/>
+          <ns2:ligatures ns2:val="none"/>
         </w:rPr>
         <w:t xml:space="preserve"> 15-029100/3 se realizó de acuerdo a los términos y condiciones de la póliza; y, (</w:t>
       </w:r>
@@ -2579,7 +2579,7 @@
           <w:color w:val="000000"/>
           <w:kern w:val="0"/>
           <w:lang w:val="es-ES" w:eastAsia="es-ES"/>
-          <w14:ligatures w14:val="none"/>
+          <ns2:ligatures ns2:val="none"/>
         </w:rPr>
         <w:t>iii</w:t>
       </w:r>
@@ -2590,7 +2590,7 @@
           <w:color w:val="000000"/>
           <w:kern w:val="0"/>
           <w:lang w:val="es-ES" w:eastAsia="es-ES"/>
-          <w14:ligatures w14:val="none"/>
+          <ns2:ligatures ns2:val="none"/>
         </w:rPr>
         <w:t xml:space="preserve">) presentar la liquidación de la Póliza </w:t>
       </w:r>
@@ -2601,7 +2601,7 @@
           <w:color w:val="000000"/>
           <w:kern w:val="0"/>
           <w:lang w:val="es-ES" w:eastAsia="es-ES"/>
-          <w14:ligatures w14:val="none"/>
+          <ns2:ligatures ns2:val="none"/>
         </w:rPr>
         <w:t/>
       </w:r>
@@ -2612,7 +2612,7 @@
           <w:color w:val="000000"/>
           <w:kern w:val="0"/>
           <w:lang w:val="es-ES" w:eastAsia="es-ES"/>
-          <w14:ligatures w14:val="none"/>
+          <ns2:ligatures ns2:val="none"/>
         </w:rPr>
         <w:t xml:space="preserve"> 15-029100/3</w:t>
       </w:r>
@@ -2622,7 +2622,7 @@
           <w:color w:val="000000"/>
           <w:kern w:val="0"/>
           <w:lang w:val="es-ES" w:eastAsia="es-ES"/>
-          <w14:ligatures w14:val="none"/>
+          <ns2:ligatures ns2:val="none"/>
         </w:rPr>
         <w:t>.</w:t>
       </w:r>
@@ -2632,12 +2632,12 @@
           <w:color w:val="000000"/>
           <w:kern w:val="0"/>
           <w:lang w:eastAsia="es-ES"/>
-          <w14:ligatures w14:val="none"/>
+          <ns2:ligatures ns2:val="none"/>
         </w:rPr>
         <w:t xml:space="preserve"> </w:t>
       </w:r>
     </w:p>
-    <w:p>
+    <w:p ns2:paraId="5C93B848" ns2:textId="77777777">
       <w:pPr>
         <w:pStyle w:val="Prrafodelista"/>
         <w:spacing w:after="0" w:line="240" w:lineRule="auto"/>
@@ -2648,11 +2648,11 @@
           <w:color w:val="000000"/>
           <w:kern w:val="0"/>
           <w:lang w:val="es-ES" w:eastAsia="es-ES"/>
-          <w14:ligatures w14:val="none"/>
-        </w:rPr>
-      </w:pPr>
-    </w:p>
-    <w:p>
+          <ns2:ligatures ns2:val="none"/>
+        </w:rPr>
+      </w:pPr>
+    </w:p>
+    <w:p ns2:paraId="2A119386" ns2:textId="77777777">
       <w:pPr>
         <w:pStyle w:val="Prrafodelista"/>
         <w:numPr>
@@ -2672,36 +2672,36 @@
           <w:color w:val="000000"/>
           <w:kern w:val="0"/>
           <w:lang w:eastAsia="es-PE"/>
-          <w14:ligatures w14:val="none"/>
-        </w:rPr>
-      </w:pPr>
-      <w:r>
-        <w:rPr>
-          <w:rFonts w:ascii="Arial Narrow" w:eastAsia="Arial Narrow" w:hAnsi="Arial Narrow" w:cs="Arial Narrow"/>
-          <w:b/>
-          <w:color w:val="000000"/>
-          <w:kern w:val="0"/>
-          <w:lang w:eastAsia="es-PE"/>
-          <w14:ligatures w14:val="none"/>
+          <ns2:ligatures ns2:val="none"/>
+        </w:rPr>
+      </w:pPr>
+      <w:r>
+        <w:rPr>
+          <w:rFonts w:ascii="Arial Narrow" w:eastAsia="Arial Narrow" w:hAnsi="Arial Narrow" w:cs="Arial Narrow"/>
+          <w:b/>
+          <w:color w:val="000000"/>
+          <w:kern w:val="0"/>
+          <w:lang w:eastAsia="es-PE"/>
+          <ns2:ligatures ns2:val="none"/>
         </w:rPr>
         <w:t xml:space="preserve">RESOLUCIÓN DE LA SECRETARÍA TÉCNICA </w:t>
       </w:r>
     </w:p>
-    <w:p>
-      <w:pPr>
-        <w:spacing w:after="0" w:line="240" w:lineRule="auto"/>
-        <w:jc w:val="both"/>
-        <w:rPr>
-          <w:rFonts w:ascii="Arial Narrow" w:eastAsia="Arial Narrow" w:hAnsi="Arial Narrow" w:cs="Arial Narrow"/>
-          <w:b/>
-          <w:color w:val="000000"/>
-          <w:kern w:val="0"/>
-          <w:lang w:eastAsia="es-PE"/>
-          <w14:ligatures w14:val="none"/>
-        </w:rPr>
-      </w:pPr>
-    </w:p>
-    <w:p>
+    <w:p ns2:paraId="7F554EB2" ns2:textId="77777777">
+      <w:pPr>
+        <w:spacing w:after="0" w:line="240" w:lineRule="auto"/>
+        <w:jc w:val="both"/>
+        <w:rPr>
+          <w:rFonts w:ascii="Arial Narrow" w:eastAsia="Arial Narrow" w:hAnsi="Arial Narrow" w:cs="Arial Narrow"/>
+          <w:b/>
+          <w:color w:val="000000"/>
+          <w:kern w:val="0"/>
+          <w:lang w:eastAsia="es-PE"/>
+          <ns2:ligatures ns2:val="none"/>
+        </w:rPr>
+      </w:pPr>
+    </w:p>
+    <w:p ns2:paraId="40BE44E6" ns2:textId="5F11B7A7">
       <w:pPr>
         <w:spacing w:after="0" w:line="240" w:lineRule="auto"/>
         <w:jc w:val="both"/>
@@ -2710,17 +2710,17 @@
           <w:color w:val="000000"/>
           <w:kern w:val="0"/>
           <w:lang w:eastAsia="es-PE"/>
-          <w14:ligatures w14:val="none"/>
-        </w:rPr>
-      </w:pPr>
-      <w:r>
-        <w:rPr>
-          <w:rFonts w:ascii="Arial Narrow" w:eastAsia="Arial Narrow" w:hAnsi="Arial Narrow" w:cs="Arial Narrow"/>
-          <w:b/>
-          <w:color w:val="000000"/>
-          <w:kern w:val="0"/>
-          <w:lang w:eastAsia="es-PE"/>
-          <w14:ligatures w14:val="none"/>
+          <ns2:ligatures ns2:val="none"/>
+        </w:rPr>
+      </w:pPr>
+      <w:r>
+        <w:rPr>
+          <w:rFonts w:ascii="Arial Narrow" w:eastAsia="Arial Narrow" w:hAnsi="Arial Narrow" w:cs="Arial Narrow"/>
+          <w:b/>
+          <w:color w:val="000000"/>
+          <w:kern w:val="0"/>
+          <w:lang w:eastAsia="es-PE"/>
+          <ns2:ligatures ns2:val="none"/>
         </w:rPr>
         <w:t xml:space="preserve">PRIMERO: admitir a trámite la denuncia del 6 de agosto de 2025 interpuesta por la señora [APELLIDO] contra Pacífico Compañía de Seguros y Reaseguros S.A., por lo siguiente:</w:t>
       </w:r>
@@ -2731,7 +2731,7 @@
           <w:kern w:val="0"/>
           <w:shd w:val="clear" w:color="auto" w:fill="FFFFFF"/>
           <w:lang w:eastAsia="es-PE"/>
-          <w14:ligatures w14:val="none"/>
+          <ns2:ligatures ns2:val="none"/>
         </w:rPr>
         <w:t xml:space="preserve"/>
       </w:r>
@@ -2741,7 +2741,7 @@
           <w:color w:val="000000"/>
           <w:kern w:val="0"/>
           <w:lang w:val="es-ES" w:eastAsia="es-ES"/>
-          <w14:ligatures w14:val="none"/>
+          <ns2:ligatures ns2:val="none"/>
         </w:rPr>
         <w:t/>
       </w:r>
@@ -2751,7 +2751,7 @@
           <w:color w:val="000000"/>
           <w:kern w:val="0"/>
           <w:lang w:val="es-ES" w:eastAsia="es-ES"/>
-          <w14:ligatures w14:val="none"/>
+          <ns2:ligatures ns2:val="none"/>
         </w:rPr>
         <w:t xml:space="preserve"/>
       </w:r>
@@ -2762,7 +2762,7 @@
           <w:kern w:val="0"/>
           <w:shd w:val="clear" w:color="auto" w:fill="FFFFFF"/>
           <w:lang w:eastAsia="es-PE"/>
-          <w14:ligatures w14:val="none"/>
+          <ns2:ligatures ns2:val="none"/>
         </w:rPr>
         <w:t xml:space="preserve"/>
       </w:r>
@@ -2773,7 +2773,7 @@
           <w:kern w:val="0"/>
           <w:shd w:val="clear" w:color="auto" w:fill="FFFFFF"/>
           <w:lang w:eastAsia="es-PE"/>
-          <w14:ligatures w14:val="none"/>
+          <ns2:ligatures ns2:val="none"/>
         </w:rPr>
         <w:t/>
       </w:r>
@@ -2784,7 +2784,7 @@
           <w:kern w:val="0"/>
           <w:shd w:val="clear" w:color="auto" w:fill="FFFFFF"/>
           <w:lang w:eastAsia="es-PE"/>
-          <w14:ligatures w14:val="none"/>
+          <ns2:ligatures ns2:val="none"/>
         </w:rPr>
         <w:t xml:space="preserve"/>
       </w:r>
@@ -2825,7 +2825,7 @@
           <w:kern w:val="0"/>
           <w:shd w:val="clear" w:color="auto" w:fill="FFFFFF"/>
           <w:lang w:eastAsia="es-PE"/>
-          <w14:ligatures w14:val="none"/>
+          <ns2:ligatures ns2:val="none"/>
         </w:rPr>
         <w:t xml:space="preserve"/>
       </w:r>
@@ -2850,7 +2850,7 @@
           <w:kern w:val="0"/>
           <w:shd w:val="clear" w:color="auto" w:fill="FFFFFF"/>
           <w:lang w:eastAsia="es-PE"/>
-          <w14:ligatures w14:val="none"/>
+          <ns2:ligatures ns2:val="none"/>
         </w:rPr>
         <w:t xml:space="preserve"/>
       </w:r>
@@ -2861,12 +2861,12 @@
           <w:kern w:val="0"/>
           <w:shd w:val="clear" w:color="auto" w:fill="FFFFFF"/>
           <w:lang w:eastAsia="es-PE"/>
-          <w14:ligatures w14:val="none"/>
+          <ns2:ligatures ns2:val="none"/>
         </w:rPr>
         <w:t/>
       </w:r>
     </w:p>
-    <w:p>
+    <w:p ns2:paraId="5E66126E" ns2:textId="77777777">
       <w:pPr>
         <w:spacing w:after="0" w:line="240" w:lineRule="auto"/>
         <w:jc w:val="both"/>
@@ -2875,11 +2875,11 @@
           <w:color w:val="000000"/>
           <w:kern w:val="0"/>
           <w:lang w:eastAsia="es-PE"/>
-          <w14:ligatures w14:val="none"/>
-        </w:rPr>
-      </w:pPr>
-    </w:p>
-    <w:p>
+          <ns2:ligatures ns2:val="none"/>
+        </w:rPr>
+      </w:pPr>
+    </w:p>
+    <w:p ns2:paraId="3B394CB1" ns2:textId="160DC979">
       <w:pPr>
         <w:pStyle w:val="Prrafodelista"/>
         <w:numPr>
@@ -2897,7 +2897,7 @@
           <w:rFonts w:ascii="Arial Narrow" w:eastAsia="Calibri" w:hAnsi="Arial Narrow" w:cs="Arial Narrow"/>
           <w:kern w:val="0"/>
           <w:lang w:eastAsia="es-PE"/>
-          <w14:ligatures w14:val="none"/>
+          <ns2:ligatures ns2:val="none"/>
         </w:rPr>
       </w:pPr>
       <w:r>
@@ -2906,7 +2906,7 @@
           <w:color w:val="000000"/>
           <w:kern w:val="0"/>
           <w:lang w:eastAsia="es-PE"/>
-          <w14:ligatures w14:val="none"/>
+          <ns2:ligatures ns2:val="none"/>
         </w:rPr>
         <w:t>Presunta</w:t>
       </w:r>
@@ -2916,7 +2916,7 @@
           <w:kern w:val="0"/>
           <w:shd w:val="clear" w:color="auto" w:fill="FFFFFF"/>
           <w:lang w:eastAsia="es-PE"/>
-          <w14:ligatures w14:val="none"/>
+          <ns2:ligatures ns2:val="none"/>
         </w:rPr>
         <w:t xml:space="preserve"> infracción a los artículos 18 y 19</w:t>
       </w:r>
@@ -2925,7 +2925,7 @@
           <w:rFonts w:ascii="Arial Narrow" w:eastAsia="Calibri" w:hAnsi="Arial Narrow" w:cs="Arial Narrow"/>
           <w:kern w:val="0"/>
           <w:lang w:eastAsia="es-PE"/>
-          <w14:ligatures w14:val="none"/>
+          <ns2:ligatures ns2:val="none"/>
         </w:rPr>
         <w:t xml:space="preserve"> de </w:t>
       </w:r>
@@ -2935,7 +2935,7 @@
           <w:kern w:val="0"/>
           <w:shd w:val="clear" w:color="auto" w:fill="FFFFFF"/>
           <w:lang w:eastAsia="es-PE"/>
-          <w14:ligatures w14:val="none"/>
+          <ns2:ligatures ns2:val="none"/>
         </w:rPr>
         <w:t xml:space="preserve">la Ley 29571, Código de Protección y Defensa del Consumidor, en </w:t>
       </w:r>
@@ -2945,7 +2945,7 @@
           <w:kern w:val="0"/>
           <w:shd w:val="clear" w:color="auto" w:fill="FFFFFF"/>
           <w:lang w:eastAsia="es-PE"/>
-          <w14:ligatures w14:val="none"/>
+          <ns2:ligatures ns2:val="none"/>
         </w:rPr>
         <w:t xml:space="preserve">tanto la compañía aseguradora habría otorgado a la denunciante un valor de rescate de la Póliza </w:t>
       </w:r>
@@ -2955,7 +2955,7 @@
           <w:color w:val="000000"/>
           <w:kern w:val="0"/>
           <w:lang w:val="es-ES" w:eastAsia="es-ES"/>
-          <w14:ligatures w14:val="none"/>
+          <ns2:ligatures ns2:val="none"/>
         </w:rPr>
         <w:t>15-029100/3</w:t>
       </w:r>
@@ -2965,7 +2965,7 @@
           <w:kern w:val="0"/>
           <w:shd w:val="clear" w:color="auto" w:fill="FFFFFF"/>
           <w:lang w:eastAsia="es-PE"/>
-          <w14:ligatures w14:val="none"/>
+          <ns2:ligatures ns2:val="none"/>
         </w:rPr>
         <w:t xml:space="preserve"> sin el debido sustento y por un monto inferior al que le correspondía</w:t>
       </w:r>
@@ -2973,7 +2973,7 @@
         <w:rPr>
           <w:rFonts w:ascii="Arial Narrow" w:eastAsia="Arial Narrow" w:hAnsi="Arial Narrow" w:cs="Arial Narrow"/>
           <w:kern w:val="0"/>
-          <w14:ligatures w14:val="none"/>
+          <ns2:ligatures ns2:val="none"/>
         </w:rPr>
         <w:t>, pues se le descontó por conceptos no contemplados</w:t>
       </w:r>
@@ -2981,12 +2981,12 @@
         <w:rPr>
           <w:rFonts w:ascii="Arial Narrow" w:eastAsia="Arial Narrow" w:hAnsi="Arial Narrow" w:cs="Arial Narrow"/>
           <w:kern w:val="0"/>
-          <w14:ligatures w14:val="none"/>
+          <ns2:ligatures ns2:val="none"/>
         </w:rPr>
         <w:t>.</w:t>
       </w:r>
     </w:p>
-    <w:p>
+    <w:p ns2:paraId="237ADB3C" ns2:textId="77777777">
       <w:pPr>
         <w:spacing w:after="0" w:line="240" w:lineRule="auto"/>
         <w:jc w:val="both"/>
@@ -2995,11 +2995,11 @@
           <w:color w:val="000000"/>
           <w:kern w:val="0"/>
           <w:lang w:eastAsia="es-PE"/>
-          <w14:ligatures w14:val="none"/>
-        </w:rPr>
-      </w:pPr>
-    </w:p>
-    <w:p>
+          <ns2:ligatures ns2:val="none"/>
+        </w:rPr>
+      </w:pPr>
+    </w:p>
+    <w:p ns2:paraId="0CDDEEDD" ns2:textId="6B1FCD09">
       <w:pPr>
         <w:pStyle w:val="Prrafodelista"/>
         <w:numPr>
@@ -3017,7 +3017,7 @@
           <w:rFonts w:ascii="Arial Narrow" w:eastAsia="Calibri" w:hAnsi="Arial Narrow" w:cs="Arial Narrow"/>
           <w:kern w:val="0"/>
           <w:lang w:eastAsia="es-PE"/>
-          <w14:ligatures w14:val="none"/>
+          <ns2:ligatures ns2:val="none"/>
         </w:rPr>
       </w:pPr>
       <w:r>
@@ -3026,7 +3026,7 @@
           <w:color w:val="000000"/>
           <w:kern w:val="0"/>
           <w:lang w:eastAsia="es-PE"/>
-          <w14:ligatures w14:val="none"/>
+          <ns2:ligatures ns2:val="none"/>
         </w:rPr>
         <w:t>Presunta</w:t>
       </w:r>
@@ -3036,7 +3036,7 @@
           <w:kern w:val="0"/>
           <w:shd w:val="clear" w:color="auto" w:fill="FFFFFF"/>
           <w:lang w:eastAsia="es-PE"/>
-          <w14:ligatures w14:val="none"/>
+          <ns2:ligatures ns2:val="none"/>
         </w:rPr>
         <w:t xml:space="preserve"> infracción a los artículos 18 y 19</w:t>
       </w:r>
@@ -3045,7 +3045,7 @@
           <w:rFonts w:ascii="Arial Narrow" w:eastAsia="Calibri" w:hAnsi="Arial Narrow" w:cs="Arial Narrow"/>
           <w:kern w:val="0"/>
           <w:lang w:eastAsia="es-PE"/>
-          <w14:ligatures w14:val="none"/>
+          <ns2:ligatures ns2:val="none"/>
         </w:rPr>
         <w:t xml:space="preserve"> de </w:t>
       </w:r>
@@ -3055,7 +3055,7 @@
           <w:kern w:val="0"/>
           <w:shd w:val="clear" w:color="auto" w:fill="FFFFFF"/>
           <w:lang w:eastAsia="es-PE"/>
-          <w14:ligatures w14:val="none"/>
+          <ns2:ligatures ns2:val="none"/>
         </w:rPr>
         <w:t xml:space="preserve">la Ley 29571, Código de Protección y Defensa del Consumidor, en tanto </w:t>
       </w:r>
@@ -3065,7 +3065,7 @@
           <w:kern w:val="0"/>
           <w:shd w:val="clear" w:color="auto" w:fill="FFFFFF"/>
           <w:lang w:eastAsia="es-PE"/>
-          <w14:ligatures w14:val="none"/>
+          <ns2:ligatures ns2:val="none"/>
         </w:rPr>
         <w:t xml:space="preserve">la compañía aseguradora </w:t>
       </w:r>
@@ -3075,7 +3075,7 @@
           <w:kern w:val="0"/>
           <w:shd w:val="clear" w:color="auto" w:fill="FFFFFF"/>
           <w:lang w:eastAsia="es-PE"/>
-          <w14:ligatures w14:val="none"/>
+          <ns2:ligatures ns2:val="none"/>
         </w:rPr>
         <w:t xml:space="preserve">habría </w:t>
       </w:r>
@@ -3085,7 +3085,7 @@
           <w:kern w:val="0"/>
           <w:shd w:val="clear" w:color="auto" w:fill="FFFFFF"/>
           <w:lang w:eastAsia="es-PE"/>
-          <w14:ligatures w14:val="none"/>
+          <ns2:ligatures ns2:val="none"/>
         </w:rPr>
         <w:t>inducido a error a la denunciante respecto a la</w:t>
       </w:r>
@@ -3095,7 +3095,7 @@
           <w:kern w:val="0"/>
           <w:shd w:val="clear" w:color="auto" w:fill="FFFFFF"/>
           <w:lang w:eastAsia="es-PE"/>
-          <w14:ligatures w14:val="none"/>
+          <ns2:ligatures ns2:val="none"/>
         </w:rPr>
         <w:t xml:space="preserve"> Póliza </w:t>
       </w:r>
@@ -3105,7 +3105,7 @@
           <w:color w:val="000000"/>
           <w:kern w:val="0"/>
           <w:lang w:val="es-ES" w:eastAsia="es-ES"/>
-          <w14:ligatures w14:val="none"/>
+          <ns2:ligatures ns2:val="none"/>
         </w:rPr>
         <w:t>15-029100/3</w:t>
       </w:r>
@@ -3115,7 +3115,7 @@
           <w:kern w:val="0"/>
           <w:shd w:val="clear" w:color="auto" w:fill="FFFFFF"/>
           <w:lang w:eastAsia="es-PE"/>
-          <w14:ligatures w14:val="none"/>
+          <ns2:ligatures ns2:val="none"/>
         </w:rPr>
         <w:t xml:space="preserve">, </w:t>
       </w:r>
@@ -3125,7 +3125,7 @@
           <w:kern w:val="0"/>
           <w:shd w:val="clear" w:color="auto" w:fill="FFFFFF"/>
           <w:lang w:eastAsia="es-PE"/>
-          <w14:ligatures w14:val="none"/>
+          <ns2:ligatures ns2:val="none"/>
         </w:rPr>
         <w:t>pues</w:t>
       </w:r>
@@ -3135,7 +3135,7 @@
           <w:kern w:val="0"/>
           <w:shd w:val="clear" w:color="auto" w:fill="FFFFFF"/>
           <w:lang w:eastAsia="es-PE"/>
-          <w14:ligatures w14:val="none"/>
+          <ns2:ligatures ns2:val="none"/>
         </w:rPr>
         <w:t xml:space="preserve"> la denominación </w:t>
       </w:r>
@@ -3145,7 +3145,7 @@
           <w:kern w:val="0"/>
           <w:shd w:val="clear" w:color="auto" w:fill="FFFFFF"/>
           <w:lang w:eastAsia="es-PE"/>
-          <w14:ligatures w14:val="none"/>
+          <ns2:ligatures ns2:val="none"/>
         </w:rPr>
         <w:t xml:space="preserve">“ahorro” del producto </w:t>
       </w:r>
@@ -3155,7 +3155,7 @@
           <w:color w:val="000000"/>
           <w:kern w:val="0"/>
           <w:lang w:eastAsia="es-ES"/>
-          <w14:ligatures w14:val="none"/>
+          <ns2:ligatures ns2:val="none"/>
         </w:rPr>
         <w:t xml:space="preserve">generó la expectativa de </w:t>
       </w:r>
@@ -3165,7 +3165,7 @@
           <w:color w:val="000000"/>
           <w:kern w:val="0"/>
           <w:lang w:eastAsia="es-ES"/>
-          <w14:ligatures w14:val="none"/>
+          <ns2:ligatures ns2:val="none"/>
         </w:rPr>
         <w:t>seguridad y preservación del capital</w:t>
       </w:r>
@@ -3175,23 +3175,23 @@
           <w:color w:val="000000"/>
           <w:kern w:val="0"/>
           <w:lang w:eastAsia="es-ES"/>
-          <w14:ligatures w14:val="none"/>
+          <ns2:ligatures ns2:val="none"/>
         </w:rPr>
         <w:t>.</w:t>
       </w:r>
     </w:p>
-    <w:p>
-      <w:pPr>
-        <w:spacing w:after="0" w:line="240" w:lineRule="auto"/>
-        <w:jc w:val="both"/>
-        <w:rPr>
-          <w:rFonts w:ascii="Arial Narrow" w:eastAsia="Arial Narrow" w:hAnsi="Arial Narrow" w:cs="Arial Narrow"/>
-          <w:kern w:val="0"/>
-          <w14:ligatures w14:val="none"/>
-        </w:rPr>
-      </w:pPr>
-    </w:p>
-    <w:p>
+    <w:p ns2:paraId="042B3F54" ns2:textId="777BBF33">
+      <w:pPr>
+        <w:spacing w:after="0" w:line="240" w:lineRule="auto"/>
+        <w:jc w:val="both"/>
+        <w:rPr>
+          <w:rFonts w:ascii="Arial Narrow" w:eastAsia="Arial Narrow" w:hAnsi="Arial Narrow" w:cs="Arial Narrow"/>
+          <w:kern w:val="0"/>
+          <ns2:ligatures ns2:val="none"/>
+        </w:rPr>
+      </w:pPr>
+    </w:p>
+    <w:p ns2:paraId="0A292C9F" ns2:textId="109A968B">
       <w:pPr>
         <w:spacing w:line="240" w:lineRule="auto"/>
         <w:contextualSpacing/>
@@ -3199,17 +3199,17 @@
         <w:rPr>
           <w:rFonts w:ascii="Arial Narrow" w:eastAsia="Calibri" w:hAnsi="Arial Narrow" w:cs="Arial"/>
           <w:kern w:val="0"/>
-          <w14:ligatures w14:val="none"/>
-        </w:rPr>
-      </w:pPr>
-      <w:r>
-        <w:rPr>
-          <w:rFonts w:ascii="Arial Narrow" w:eastAsia="Arial Narrow" w:hAnsi="Arial Narrow" w:cs="Arial Narrow"/>
-          <w:b/>
-          <w:color w:val="000000"/>
-          <w:kern w:val="0"/>
-          <w:lang w:eastAsia="es-PE"/>
-          <w14:ligatures w14:val="none"/>
+          <ns2:ligatures ns2:val="none"/>
+        </w:rPr>
+      </w:pPr>
+      <w:r>
+        <w:rPr>
+          <w:rFonts w:ascii="Arial Narrow" w:eastAsia="Arial Narrow" w:hAnsi="Arial Narrow" w:cs="Arial Narrow"/>
+          <w:b/>
+          <w:color w:val="000000"/>
+          <w:kern w:val="0"/>
+          <w:lang w:eastAsia="es-PE"/>
+          <ns2:ligatures ns2:val="none"/>
         </w:rPr>
         <w:t>SEGUNDO:</w:t>
       </w:r>
@@ -3219,7 +3219,7 @@
           <w:color w:val="000000"/>
           <w:kern w:val="0"/>
           <w:lang w:eastAsia="es-PE"/>
-          <w14:ligatures w14:val="none"/>
+          <ns2:ligatures ns2:val="none"/>
         </w:rPr>
         <w:t xml:space="preserve"> tener por ofrecidos los medios probatorios presentados en el escrito de denuncia </w:t>
       </w:r>
@@ -3229,7 +3229,7 @@
           <w:color w:val="000000"/>
           <w:kern w:val="0"/>
           <w:lang w:val="es-ES" w:eastAsia="es-ES"/>
-          <w14:ligatures w14:val="none"/>
+          <ns2:ligatures ns2:val="none"/>
         </w:rPr>
         <w:t xml:space="preserve">del </w:t>
       </w:r>
@@ -3239,7 +3239,7 @@
           <w:color w:val="000000"/>
           <w:kern w:val="0"/>
           <w:lang w:val="es-ES" w:eastAsia="es-ES"/>
-          <w14:ligatures w14:val="none"/>
+          <ns2:ligatures ns2:val="none"/>
         </w:rPr>
         <w:t>6 de agosto de 2025</w:t>
       </w:r>
@@ -3247,12 +3247,12 @@
         <w:rPr>
           <w:rFonts w:ascii="Arial Narrow" w:eastAsia="Calibri" w:hAnsi="Arial Narrow" w:cs="Arial"/>
           <w:kern w:val="0"/>
-          <w14:ligatures w14:val="none"/>
+          <ns2:ligatures ns2:val="none"/>
         </w:rPr>
         <w:t>.</w:t>
       </w:r>
     </w:p>
-    <w:p>
+    <w:p ns2:paraId="68A17E97" ns2:textId="77777777">
       <w:pPr>
         <w:spacing w:line="240" w:lineRule="auto"/>
         <w:contextualSpacing/>
@@ -3262,30 +3262,30 @@
           <w:color w:val="000000"/>
           <w:kern w:val="0"/>
           <w:lang w:eastAsia="es-PE"/>
-          <w14:ligatures w14:val="none"/>
-        </w:rPr>
-      </w:pPr>
-    </w:p>
-    <w:p>
-      <w:pPr>
-        <w:spacing w:after="0" w:line="240" w:lineRule="auto"/>
-        <w:jc w:val="both"/>
-        <w:rPr>
-          <w:rFonts w:ascii="Arial Narrow" w:eastAsia="Arial Narrow" w:hAnsi="Arial Narrow" w:cs="Arial Narrow"/>
-          <w:color w:val="000000"/>
-          <w:kern w:val="0"/>
-          <w:lang w:eastAsia="es-PE"/>
-          <w14:ligatures w14:val="none"/>
-        </w:rPr>
-      </w:pPr>
-      <w:r>
-        <w:rPr>
-          <w:rFonts w:ascii="Arial Narrow" w:eastAsia="Arial Narrow" w:hAnsi="Arial Narrow" w:cs="Arial Narrow"/>
-          <w:b/>
-          <w:color w:val="000000"/>
-          <w:kern w:val="0"/>
-          <w:lang w:eastAsia="es-PE"/>
-          <w14:ligatures w14:val="none"/>
+          <ns2:ligatures ns2:val="none"/>
+        </w:rPr>
+      </w:pPr>
+    </w:p>
+    <w:p ns2:paraId="168254DA" ns2:textId="3BAF6BCD">
+      <w:pPr>
+        <w:spacing w:after="0" w:line="240" w:lineRule="auto"/>
+        <w:jc w:val="both"/>
+        <w:rPr>
+          <w:rFonts w:ascii="Arial Narrow" w:eastAsia="Arial Narrow" w:hAnsi="Arial Narrow" w:cs="Arial Narrow"/>
+          <w:color w:val="000000"/>
+          <w:kern w:val="0"/>
+          <w:lang w:eastAsia="es-PE"/>
+          <ns2:ligatures ns2:val="none"/>
+        </w:rPr>
+      </w:pPr>
+      <w:r>
+        <w:rPr>
+          <w:rFonts w:ascii="Arial Narrow" w:eastAsia="Arial Narrow" w:hAnsi="Arial Narrow" w:cs="Arial Narrow"/>
+          <w:b/>
+          <w:color w:val="000000"/>
+          <w:kern w:val="0"/>
+          <w:lang w:eastAsia="es-PE"/>
+          <ns2:ligatures ns2:val="none"/>
         </w:rPr>
         <w:t xml:space="preserve">TERCERO: </w:t>
       </w:r>
@@ -3295,7 +3295,7 @@
           <w:color w:val="000000"/>
           <w:kern w:val="0"/>
           <w:lang w:eastAsia="es-PE"/>
-          <w14:ligatures w14:val="none"/>
+          <ns2:ligatures ns2:val="none"/>
         </w:rPr>
         <w:t xml:space="preserve">requerir a </w:t>
       </w:r>
@@ -3312,12 +3312,12 @@
           <w:color w:val="000000"/>
           <w:kern w:val="0"/>
           <w:lang w:eastAsia="es-PE"/>
-          <w14:ligatures w14:val="none"/>
+          <ns2:ligatures ns2:val="none"/>
         </w:rPr>
         <w:t xml:space="preserve"> que cumpla con lo siguiente:</w:t>
       </w:r>
     </w:p>
-    <w:p>
+    <w:p ns2:paraId="20FDFB8D" ns2:textId="77777777">
       <w:pPr>
         <w:spacing w:after="0" w:line="240" w:lineRule="auto"/>
         <w:jc w:val="both"/>
@@ -3326,11 +3326,11 @@
           <w:color w:val="000000"/>
           <w:kern w:val="0"/>
           <w:lang w:eastAsia="es-PE"/>
-          <w14:ligatures w14:val="none"/>
-        </w:rPr>
-      </w:pPr>
-    </w:p>
-    <w:p>
+          <ns2:ligatures ns2:val="none"/>
+        </w:rPr>
+      </w:pPr>
+    </w:p>
+    <w:p ns2:paraId="4AA80738" ns2:textId="77777777">
       <w:pPr>
         <w:numPr>
           <w:ilvl w:val="0"/>
@@ -3344,21 +3344,21 @@
           <w:color w:val="000000"/>
           <w:kern w:val="0"/>
           <w:lang w:eastAsia="es-PE"/>
-          <w14:ligatures w14:val="none"/>
-        </w:rPr>
-      </w:pPr>
-      <w:r>
-        <w:rPr>
-          <w:rFonts w:ascii="Arial Narrow" w:eastAsia="Arial Narrow" w:hAnsi="Arial Narrow" w:cs="Arial Narrow"/>
-          <w:color w:val="000000"/>
-          <w:kern w:val="0"/>
-          <w:lang w:eastAsia="es-PE"/>
-          <w14:ligatures w14:val="none"/>
+          <ns2:ligatures ns2:val="none"/>
+        </w:rPr>
+      </w:pPr>
+      <w:r>
+        <w:rPr>
+          <w:rFonts w:ascii="Arial Narrow" w:eastAsia="Arial Narrow" w:hAnsi="Arial Narrow" w:cs="Arial Narrow"/>
+          <w:color w:val="000000"/>
+          <w:kern w:val="0"/>
+          <w:lang w:eastAsia="es-PE"/>
+          <ns2:ligatures ns2:val="none"/>
         </w:rPr>
         <w:t>presentar documentos que acrediten su inscripción en los Registros Públicos o una declaración jurada que indique que cuenta con dicha inscripción;</w:t>
       </w:r>
     </w:p>
-    <w:p>
+    <w:p ns2:paraId="2B29D59F" ns2:textId="77777777">
       <w:pPr>
         <w:numPr>
           <w:ilvl w:val="0"/>
@@ -3372,21 +3372,21 @@
           <w:color w:val="000000"/>
           <w:kern w:val="0"/>
           <w:lang w:eastAsia="es-PE"/>
-          <w14:ligatures w14:val="none"/>
-        </w:rPr>
-      </w:pPr>
-      <w:r>
-        <w:rPr>
-          <w:rFonts w:ascii="Arial Narrow" w:eastAsia="Arial Narrow" w:hAnsi="Arial Narrow" w:cs="Arial Narrow"/>
-          <w:color w:val="000000"/>
-          <w:kern w:val="0"/>
-          <w:lang w:eastAsia="es-PE"/>
-          <w14:ligatures w14:val="none"/>
+          <ns2:ligatures ns2:val="none"/>
+        </w:rPr>
+      </w:pPr>
+      <w:r>
+        <w:rPr>
+          <w:rFonts w:ascii="Arial Narrow" w:eastAsia="Arial Narrow" w:hAnsi="Arial Narrow" w:cs="Arial Narrow"/>
+          <w:color w:val="000000"/>
+          <w:kern w:val="0"/>
+          <w:lang w:eastAsia="es-PE"/>
+          <ns2:ligatures ns2:val="none"/>
         </w:rPr>
         <w:t>presentar copia simple de las facultades de representación de su representante legal en el presente procedimiento o la declaración jurada que indique que cuenta con dichas facultades y que estas se encuentran vigentes;</w:t>
       </w:r>
     </w:p>
-    <w:p>
+    <w:p ns2:paraId="7EF50C46" ns2:textId="77777777">
       <w:pPr>
         <w:numPr>
           <w:ilvl w:val="0"/>
@@ -3400,21 +3400,21 @@
           <w:color w:val="000000"/>
           <w:kern w:val="0"/>
           <w:lang w:eastAsia="es-PE"/>
-          <w14:ligatures w14:val="none"/>
-        </w:rPr>
-      </w:pPr>
-      <w:r>
-        <w:rPr>
-          <w:rFonts w:ascii="Arial Narrow" w:eastAsia="Arial Narrow" w:hAnsi="Arial Narrow" w:cs="Arial Narrow"/>
-          <w:color w:val="000000"/>
-          <w:kern w:val="0"/>
-          <w:lang w:eastAsia="es-PE"/>
-          <w14:ligatures w14:val="none"/>
+          <ns2:ligatures ns2:val="none"/>
+        </w:rPr>
+      </w:pPr>
+      <w:r>
+        <w:rPr>
+          <w:rFonts w:ascii="Arial Narrow" w:eastAsia="Arial Narrow" w:hAnsi="Arial Narrow" w:cs="Arial Narrow"/>
+          <w:color w:val="000000"/>
+          <w:kern w:val="0"/>
+          <w:lang w:eastAsia="es-PE"/>
+          <ns2:ligatures ns2:val="none"/>
         </w:rPr>
         <w:t>consignar el Número de Registro Único de Contribuyentes (RUC); y,</w:t>
       </w:r>
     </w:p>
-    <w:p>
+    <w:p ns2:paraId="19E4DFA1" ns2:textId="77777777">
       <w:pPr>
         <w:numPr>
           <w:ilvl w:val="0"/>
@@ -3426,16 +3426,16 @@
         <w:rPr>
           <w:rFonts w:ascii="Arial Narrow" w:eastAsia="Calibri" w:hAnsi="Arial Narrow" w:cs="Arial"/>
           <w:kern w:val="0"/>
-          <w14:ligatures w14:val="none"/>
-        </w:rPr>
-      </w:pPr>
-      <w:r>
-        <w:rPr>
-          <w:rFonts w:ascii="Arial Narrow" w:eastAsia="Arial Narrow" w:hAnsi="Arial Narrow" w:cs="Arial Narrow"/>
-          <w:color w:val="000000"/>
-          <w:kern w:val="0"/>
-          <w:lang w:eastAsia="es-PE"/>
-          <w14:ligatures w14:val="none"/>
+          <ns2:ligatures ns2:val="none"/>
+        </w:rPr>
+      </w:pPr>
+      <w:r>
+        <w:rPr>
+          <w:rFonts w:ascii="Arial Narrow" w:eastAsia="Arial Narrow" w:hAnsi="Arial Narrow" w:cs="Arial Narrow"/>
+          <w:color w:val="000000"/>
+          <w:kern w:val="0"/>
+          <w:lang w:eastAsia="es-PE"/>
+          <ns2:ligatures ns2:val="none"/>
         </w:rPr>
         <w:t>fijar domicilio procesal para el procedimiento, de conformidad con el numeral 1 del artículo 442</w:t>
       </w:r>
@@ -3445,7 +3445,7 @@
           <w:color w:val="000000"/>
           <w:kern w:val="0"/>
           <w:lang w:eastAsia="es-PE"/>
-          <w14:ligatures w14:val="none"/>
+          <ns2:ligatures ns2:val="none"/>
         </w:rPr>
         <w:t/>
       </w:r>
@@ -3455,7 +3455,7 @@
           <w:color w:val="000000"/>
           <w:kern w:val="0"/>
           <w:lang w:eastAsia="es-PE"/>
-          <w14:ligatures w14:val="none"/>
+          <ns2:ligatures ns2:val="none"/>
         </w:rPr>
         <w:t xml:space="preserve"> del Código Procesal Civil. </w:t>
       </w:r>
@@ -3463,7 +3463,7 @@
         <w:rPr>
           <w:rFonts w:ascii="Arial Narrow" w:eastAsia="Calibri" w:hAnsi="Arial Narrow" w:cs="Arial"/>
           <w:kern w:val="0"/>
-          <w14:ligatures w14:val="none"/>
+          <ns2:ligatures ns2:val="none"/>
         </w:rPr>
         <w:t>Para ello podrá señalar domicilio físico o una dirección electrónica a la que pueda remitirse las notificaciones</w:t>
       </w:r>
@@ -3472,12 +3472,12 @@
           <w:rFonts w:ascii="Arial Narrow" w:eastAsia="Arial" w:hAnsi="Arial Narrow" w:cs="Arial"/>
           <w:kern w:val="0"/>
           <w:lang w:val="es"/>
-          <w14:ligatures w14:val="none"/>
+          <ns2:ligatures ns2:val="none"/>
         </w:rPr>
         <w:t>;</w:t>
       </w:r>
     </w:p>
-    <w:p>
+    <w:p ns2:paraId="7C63E340" ns2:textId="77777777">
       <w:pPr>
         <w:numPr>
           <w:ilvl w:val="0"/>
@@ -3489,14 +3489,14 @@
         <w:rPr>
           <w:rFonts w:ascii="Arial Narrow" w:eastAsia="Calibri" w:hAnsi="Arial Narrow" w:cs="Arial"/>
           <w:kern w:val="0"/>
-          <w14:ligatures w14:val="none"/>
+          <ns2:ligatures ns2:val="none"/>
         </w:rPr>
       </w:pPr>
       <w:r>
         <w:rPr>
           <w:rFonts w:ascii="Arial Narrow" w:eastAsia="Calibri" w:hAnsi="Arial Narrow" w:cs="Arial"/>
           <w:kern w:val="0"/>
-          <w14:ligatures w14:val="none"/>
+          <ns2:ligatures ns2:val="none"/>
         </w:rPr>
         <w:t xml:space="preserve">en caso califique como </w:t>
       </w:r>
@@ -3505,7 +3505,7 @@
         <w:rPr>
           <w:rFonts w:ascii="Arial Narrow" w:eastAsia="Calibri" w:hAnsi="Arial Narrow" w:cs="Arial"/>
           <w:kern w:val="0"/>
-          <w14:ligatures w14:val="none"/>
+          <ns2:ligatures ns2:val="none"/>
         </w:rPr>
         <w:t>micro empresa</w:t>
       </w:r>
@@ -3514,7 +3514,7 @@
         <w:rPr>
           <w:rFonts w:ascii="Arial Narrow" w:eastAsia="Calibri" w:hAnsi="Arial Narrow" w:cs="Arial"/>
           <w:kern w:val="0"/>
-          <w14:ligatures w14:val="none"/>
+          <ns2:ligatures ns2:val="none"/>
         </w:rPr>
         <w:t xml:space="preserve"> o pequeña empresa, presentar los documentos que acrediten su volumen de ventas o ingresos brutos percibidos el año anterior relativo a todas sus actividades económicas y el número de trabajadores con el que cuenta</w:t>
       </w:r>
@@ -3524,7 +3524,7 @@
           <w:rFonts w:ascii="Arial Narrow" w:eastAsia="Calibri" w:hAnsi="Arial Narrow" w:cs="Arial"/>
           <w:kern w:val="0"/>
           <w:vertAlign w:val="superscript"/>
-          <w14:ligatures w14:val="none"/>
+          <ns2:ligatures ns2:val="none"/>
         </w:rPr>
         <w:footnoteReference w:id="7"/>
       </w:r>
@@ -3532,7 +3532,7 @@
         <w:rPr>
           <w:rFonts w:ascii="Arial Narrow" w:eastAsia="Calibri" w:hAnsi="Arial Narrow" w:cs="Arial"/>
           <w:kern w:val="0"/>
-          <w14:ligatures w14:val="none"/>
+          <ns2:ligatures ns2:val="none"/>
         </w:rPr>
         <w:t>. Ello, a fin de que la Comisión pueda meritar dicha documentación, conforme lo establece el artículo 110</w:t>
       </w:r>
@@ -3542,7 +3542,7 @@
           <w:color w:val="000000"/>
           <w:kern w:val="0"/>
           <w:lang w:eastAsia="es-PE"/>
-          <w14:ligatures w14:val="none"/>
+          <ns2:ligatures ns2:val="none"/>
         </w:rPr>
         <w:t/>
       </w:r>
@@ -3550,7 +3550,7 @@
         <w:rPr>
           <w:rFonts w:ascii="Arial Narrow" w:eastAsia="Calibri" w:hAnsi="Arial Narrow" w:cs="Arial"/>
           <w:kern w:val="0"/>
-          <w14:ligatures w14:val="none"/>
+          <ns2:ligatures ns2:val="none"/>
         </w:rPr>
         <w:t xml:space="preserve"> del </w:t>
       </w:r>
@@ -3559,7 +3559,7 @@
           <w:rFonts w:ascii="Arial Narrow" w:eastAsia="Calibri" w:hAnsi="Arial Narrow" w:cs="Arial"/>
           <w:spacing w:val="-2"/>
           <w:kern w:val="0"/>
-          <w14:ligatures w14:val="none"/>
+          <ns2:ligatures ns2:val="none"/>
         </w:rPr>
         <w:t>Código</w:t>
       </w:r>
@@ -3570,7 +3570,7 @@
           <w:spacing w:val="-2"/>
           <w:kern w:val="0"/>
           <w:vertAlign w:val="superscript"/>
-          <w14:ligatures w14:val="none"/>
+          <ns2:ligatures ns2:val="none"/>
         </w:rPr>
         <w:footnoteReference w:id="8"/>
       </w:r>
@@ -3579,67 +3579,102 @@
           <w:rFonts w:ascii="Arial Narrow" w:eastAsia="Calibri" w:hAnsi="Arial Narrow" w:cs="Arial"/>
           <w:spacing w:val="-2"/>
           <w:kern w:val="0"/>
-          <w14:ligatures w14:val="none"/>
+          <ns2:ligatures ns2:val="none"/>
         </w:rPr>
         <w:t>.</w:t>
       </w:r>
     </w:p>
+    <w:p ns2:paraId="1F11FE32" ns2:textId="77777777">
+      <w:pPr>
+        <w:spacing w:after="0" w:line="240" w:lineRule="auto"/>
+        <w:ind w:left="567"/>
+        <w:jc w:val="both"/>
+        <w:rPr>
+          <w:rFonts w:ascii="Arial Narrow" w:eastAsia="Arial Narrow" w:hAnsi="Arial Narrow" w:cs="Arial Narrow"/>
+          <w:color w:val="000000"/>
+          <w:kern w:val="0"/>
+          <w:lang w:eastAsia="es-PE"/>
+          <ns2:ligatures ns2:val="none"/>
+        </w:rPr>
+      </w:pPr>
+    </w:p>
     <w:p>
       <w:pPr>
         <w:spacing w:after="0" w:line="240" w:lineRule="auto"/>
-        <w:ind w:left="567"/>
-        <w:jc w:val="both"/>
-        <w:rPr>
-          <w:rFonts w:ascii="Arial Narrow" w:eastAsia="Arial Narrow" w:hAnsi="Arial Narrow" w:cs="Arial Narrow"/>
-          <w:color w:val="000000"/>
-          <w:kern w:val="0"/>
-          <w:lang w:eastAsia="es-PE"/>
-          <w14:ligatures w14:val="none"/>
-        </w:rPr>
-      </w:pPr>
-    </w:p>
-    <w:p>
-      <w:pPr>
-        <w:spacing w:after="0" w:line="240" w:lineRule="auto"/>
-        <w:jc w:val="both"/>
-        <w:rPr>
-          <w:rFonts w:ascii="Arial Narrow" w:eastAsia="Arial Narrow" w:hAnsi="Arial Narrow" w:cs="Arial Narrow"/>
-          <w:color w:val="000000"/>
-          <w:kern w:val="0"/>
-          <w:lang w:eastAsia="es-PE"/>
-          <w14:ligatures w14:val="none"/>
-        </w:rPr>
-      </w:pPr>
-      <w:r>
-        <w:rPr>
-          <w:rFonts w:ascii="Arial Narrow" w:eastAsia="Arial Narrow" w:hAnsi="Arial Narrow" w:cs="Arial Narrow"/>
-          <w:b/>
-          <w:color w:val="000000"/>
-          <w:kern w:val="0"/>
-          <w:lang w:eastAsia="es-PE"/>
-          <w14:ligatures w14:val="none"/>
+        <w:jc w:val="both"/>
+        <w:rPr>
+          <w:rFonts w:ascii="Arial Narrow" w:eastAsia="Arial Narrow" w:hAnsi="Arial Narrow" w:cs="Arial Narrow"/>
+          <w:color w:val="000000"/>
+          <w:kern w:val="0"/>
+          <w:lang w:eastAsia="es-PE"/>
+          <ns2:ligatures ns2:val="none"/>
+        </w:rPr>
+      </w:pPr>
+      <w:r>
+        <w:rPr>
+          <w:rFonts w:ascii="Arial Narrow" w:hAnsi="Arial Narrow" w:cs="Arial Narrow"/>
+          <w:b w:val="1"/>
+          <w:bCs w:val="1"/>
+          <w:sz w:val="20"/>
+          <w:szCs w:val="20"/>
         </w:rPr>
         <w:t xml:space="preserve">CUARTO: </w:t>
       </w:r>
       <w:r>
         <w:rPr>
-          <w:rFonts w:ascii="Arial Narrow" w:eastAsia="Arial Narrow" w:hAnsi="Arial Narrow" w:cs="Arial Narrow"/>
-          <w:color w:val="000000"/>
-          <w:kern w:val="0"/>
-          <w:lang w:eastAsia="es-PE"/>
-          <w14:ligatures w14:val="none"/>
-        </w:rPr>
-        <w:t xml:space="preserve">correr traslado de la denuncia interpuesta </w:t>
-      </w:r>
-      <w:r>
+          <w:rFonts w:ascii="Arial Narrow" w:hAnsi="Arial Narrow" w:cs="Arial Narrow"/>
+          <w:sz w:val="20"/>
+          <w:szCs w:val="20"/>
+        </w:rPr>
+        <w:t xml:space="preserve">correr traslado de la presente resolución a Pacífico Compañía de Seguros y Reaseguros S.A para que, de conformidad con lo dispuesto por el artículo 26° de la Ley sobre Facultades, Normas y Organización del Indecopi, aprobado por Decreto Legislativo N° 8079, presenten sus descargos sobre la imputación de cargos realizada en un plazo no mayor a cinco (5) días hábiles contado a partir del día siguiente de la notificación de la presente resolución, vencido el cual, el Secretario Técnico declarará en rebeldía a los denunciados que no lo hubieran presentado. Debe precisarse que de conformidad con lo establecido por el artículo 223° del Texto Único Ordenado de la Ley N° 27444, Ley del Procedimiento Administrativo General, las alegaciones y los hechos relevantes de la reclamación, salvo que hayan sido específicamente negadas en la contestación, se tendrán por aceptadas o meritadas como ciertas.</w:t>
+      </w:r>
+    </w:p>
+    <w:p ns2:paraId="228F876C" ns2:textId="77777777">
+      <w:pPr>
+        <w:spacing w:after="0" w:line="240" w:lineRule="auto"/>
+        <w:jc w:val="both"/>
+        <w:rPr>
+          <w:rFonts w:ascii="Arial Narrow" w:eastAsia="Arial Narrow" w:hAnsi="Arial Narrow" w:cs="Arial Narrow"/>
+          <w:color w:val="000000"/>
+          <w:kern w:val="0"/>
+          <w:lang w:eastAsia="es-PE"/>
+          <ns2:ligatures ns2:val="none"/>
+        </w:rPr>
+      </w:pPr>
+    </w:p>
+    <w:p ns2:paraId="774AFBA5" ns2:textId="0D9B5A43">
+      <w:pPr>
+        <w:spacing w:after="0" w:line="240" w:lineRule="auto"/>
+        <w:jc w:val="both"/>
         <w:rPr>
           <w:rFonts w:ascii="Arial Narrow" w:eastAsia="Times New Roman" w:hAnsi="Arial Narrow" w:cs="Arial"/>
           <w:color w:val="000000"/>
           <w:kern w:val="0"/>
           <w:lang w:val="es-ES" w:eastAsia="es-ES"/>
-          <w14:ligatures w14:val="none"/>
-        </w:rPr>
-        <w:t xml:space="preserve">el </w:t>
+          <ns2:ligatures ns2:val="none"/>
+        </w:rPr>
+      </w:pPr>
+      <w:r>
+        <w:rPr>
+          <w:rFonts w:ascii="Arial Narrow" w:eastAsia="Arial Narrow" w:hAnsi="Arial Narrow" w:cs="Arial Narrow"/>
+          <w:b/>
+          <w:color w:val="000000"/>
+          <w:kern w:val="0"/>
+          <w:lang w:eastAsia="es-PE"/>
+          <ns2:ligatures ns2:val="none"/>
+        </w:rPr>
+        <w:t xml:space="preserve">QUINTO: </w:t>
+      </w:r>
+      <w:bookmarkStart w:id="5" w:name="_Hlk188286813"/>
+      <w:r>
+        <w:rPr>
+          <w:rFonts w:ascii="Arial Narrow" w:eastAsia="Times New Roman" w:hAnsi="Arial Narrow" w:cs="Arial"/>
+          <w:color w:val="000000"/>
+          <w:kern w:val="0"/>
+          <w:lang w:eastAsia="es-ES"/>
+          <ns2:ligatures ns2:val="none"/>
+        </w:rPr>
+        <w:t xml:space="preserve">requerir </w:t>
       </w:r>
       <w:r>
         <w:rPr>
@@ -3647,65 +3682,252 @@
           <w:color w:val="000000"/>
           <w:kern w:val="0"/>
           <w:lang w:val="es-ES" w:eastAsia="es-ES"/>
-          <w14:ligatures w14:val="none"/>
-        </w:rPr>
-        <w:t xml:space="preserve">6 de </w:t>
-      </w:r>
+          <ns2:ligatures ns2:val="none"/>
+        </w:rPr>
+        <w:t xml:space="preserve">que, en un </w:t>
+      </w:r>
+      <w:r>
+        <w:rPr>
+          <w:rFonts w:ascii="Arial Narrow" w:eastAsia="Times New Roman" w:hAnsi="Arial Narrow" w:cs="Arial"/>
+          <w:color w:val="000000"/>
+          <w:kern w:val="0"/>
+          <w:lang w:eastAsia="es-ES"/>
+          <ns2:ligatures ns2:val="none"/>
+        </w:rPr>
+        <w:t>plazo no mayor de cinco (5) días hábiles contado a partir del día siguiente de la notificación de la presente resolución</w:t>
+      </w:r>
+      <w:bookmarkEnd w:id="5"/>
+      <w:r>
+        <w:rPr>
+          <w:rFonts w:ascii="Arial Narrow" w:eastAsia="Times New Roman" w:hAnsi="Arial Narrow" w:cs="Arial"/>
+          <w:color w:val="000000"/>
+          <w:kern w:val="0"/>
+          <w:lang w:eastAsia="es-ES"/>
+          <ns2:ligatures ns2:val="none"/>
+        </w:rPr>
+        <w:t xml:space="preserve">, </w:t>
+      </w:r>
+      <w:bookmarkStart w:id="6" w:name="_Hlk188286828"/>
+      <w:r>
+        <w:rPr>
+          <w:rFonts w:ascii="Arial Narrow" w:eastAsia="Times New Roman" w:hAnsi="Arial Narrow" w:cs="Times New Roman"/>
+          <w:color w:val="000000"/>
+          <w:kern w:val="0"/>
+          <w:shd w:val="clear" w:color="auto" w:fill="FFFFFF"/>
+          <w:lang w:eastAsia="es-PE"/>
+          <ns2:ligatures ns2:val="none"/>
+        </w:rPr>
+        <w:t>el proveedor denunciado</w:t>
+      </w:r>
+      <w:r>
+        <w:rPr>
+          <w:rFonts w:ascii="Arial Narrow" w:eastAsia="Times New Roman" w:hAnsi="Arial Narrow" w:cs="Arial"/>
+          <w:color w:val="000000"/>
+          <w:kern w:val="0"/>
+          <w:lang w:eastAsia="es-ES"/>
+          <ns2:ligatures ns2:val="none"/>
+        </w:rPr>
+        <w:t xml:space="preserve"> </w:t>
+      </w:r>
+      <w:bookmarkEnd w:id="6"/>
       <w:r>
         <w:rPr>
           <w:rFonts w:ascii="Arial Narrow" w:eastAsia="Times New Roman" w:hAnsi="Arial Narrow" w:cs="Arial"/>
           <w:color w:val="000000"/>
           <w:kern w:val="0"/>
           <w:lang w:val="es-ES" w:eastAsia="es-ES"/>
-          <w14:ligatures w14:val="none"/>
-        </w:rPr>
-        <w:t>agosto de 2025</w:t>
-      </w:r>
-      <w:r>
-        <w:rPr>
-          <w:rFonts w:ascii="Arial Narrow" w:eastAsia="Calibri" w:hAnsi="Arial Narrow" w:cs="Arial"/>
-          <w:kern w:val="0"/>
-          <w14:ligatures w14:val="none"/>
-        </w:rPr>
-        <w:t xml:space="preserve">, </w:t>
-      </w:r>
-      <w:r>
-        <w:rPr>
-          <w:rFonts w:ascii="Arial Narrow" w:eastAsia="Arial Narrow" w:hAnsi="Arial Narrow" w:cs="Arial Narrow"/>
-          <w:color w:val="000000"/>
-          <w:kern w:val="0"/>
-          <w:lang w:eastAsia="es-PE"/>
-          <w14:ligatures w14:val="none"/>
-        </w:rPr>
-        <w:t>a</w:t>
-      </w:r>
-      <w:r>
-        <w:rPr>
-          <w:rFonts w:ascii="Arial Narrow" w:eastAsia="Times New Roman" w:hAnsi="Arial Narrow" w:cs="Times New Roman"/>
-          <w:color w:val="000000"/>
-          <w:kern w:val="0"/>
-          <w:shd w:val="clear" w:color="auto" w:fill="FFFFFF"/>
-          <w:lang w:eastAsia="es-PE"/>
-          <w14:ligatures w14:val="none"/>
+          <ns2:ligatures ns2:val="none"/>
+        </w:rPr>
+        <w:t xml:space="preserve">cumpla con: </w:t>
+      </w:r>
+      <w:r>
+        <w:rPr>
+          <w:rFonts w:ascii="Arial Narrow" w:eastAsia="Times New Roman" w:hAnsi="Arial Narrow" w:cs="Arial"/>
+          <w:color w:val="000000"/>
+          <w:kern w:val="0"/>
+          <w:lang w:val="es-ES" w:eastAsia="es-ES"/>
+          <ns2:ligatures ns2:val="none"/>
+        </w:rPr>
+        <w:t xml:space="preserve">(i) presentar una copia completa, legible y debidamente suscrita de la Póliza </w:t>
+      </w:r>
+      <w:proofErr w:type="spellStart"/>
+      <w:r>
+        <w:rPr>
+          <w:rFonts w:ascii="Arial Narrow" w:eastAsia="Times New Roman" w:hAnsi="Arial Narrow" w:cs="Arial"/>
+          <w:color w:val="000000"/>
+          <w:kern w:val="0"/>
+          <w:lang w:val="es-ES" w:eastAsia="es-ES"/>
+          <ns2:ligatures ns2:val="none"/>
+        </w:rPr>
+        <w:t/>
+      </w:r>
+      <w:proofErr w:type="spellEnd"/>
+      <w:r>
+        <w:rPr>
+          <w:rFonts w:ascii="Arial Narrow" w:eastAsia="Times New Roman" w:hAnsi="Arial Narrow" w:cs="Arial"/>
+          <w:color w:val="000000"/>
+          <w:kern w:val="0"/>
+          <w:lang w:val="es-ES" w:eastAsia="es-ES"/>
+          <ns2:ligatures ns2:val="none"/>
+        </w:rPr>
+        <w:t xml:space="preserve"> 15-029100/3 del Seguro Ahorro Vida, así como el cargo de remisión de la póliza; (</w:t>
+      </w:r>
+      <w:proofErr w:type="spellStart"/>
+      <w:r>
+        <w:rPr>
+          <w:rFonts w:ascii="Arial Narrow" w:eastAsia="Times New Roman" w:hAnsi="Arial Narrow" w:cs="Arial"/>
+          <w:color w:val="000000"/>
+          <w:kern w:val="0"/>
+          <w:lang w:val="es-ES" w:eastAsia="es-ES"/>
+          <ns2:ligatures ns2:val="none"/>
+        </w:rPr>
+        <w:t>ii</w:t>
+      </w:r>
+      <w:proofErr w:type="spellEnd"/>
+      <w:r>
+        <w:rPr>
+          <w:rFonts w:ascii="Arial Narrow" w:eastAsia="Times New Roman" w:hAnsi="Arial Narrow" w:cs="Arial"/>
+          <w:color w:val="000000"/>
+          <w:kern w:val="0"/>
+          <w:lang w:val="es-ES" w:eastAsia="es-ES"/>
+          <ns2:ligatures ns2:val="none"/>
+        </w:rPr>
+        <w:t xml:space="preserve">) presentar los medios probatorios que acrediten el valor de devolución de aportes del Seguro Ahorro Vida – Póliza </w:t>
+      </w:r>
+      <w:proofErr w:type="spellStart"/>
+      <w:r>
+        <w:rPr>
+          <w:rFonts w:ascii="Arial Narrow" w:eastAsia="Times New Roman" w:hAnsi="Arial Narrow" w:cs="Arial"/>
+          <w:color w:val="000000"/>
+          <w:kern w:val="0"/>
+          <w:lang w:val="es-ES" w:eastAsia="es-ES"/>
+          <ns2:ligatures ns2:val="none"/>
+        </w:rPr>
+        <w:t/>
+      </w:r>
+      <w:proofErr w:type="spellEnd"/>
+      <w:r>
+        <w:rPr>
+          <w:rFonts w:ascii="Arial Narrow" w:eastAsia="Times New Roman" w:hAnsi="Arial Narrow" w:cs="Arial"/>
+          <w:color w:val="000000"/>
+          <w:kern w:val="0"/>
+          <w:lang w:val="es-ES" w:eastAsia="es-ES"/>
+          <ns2:ligatures ns2:val="none"/>
+        </w:rPr>
+        <w:t xml:space="preserve"> 15-029100/3 se realizó de acuerdo a los términos y condiciones de la póliza; y, (</w:t>
+      </w:r>
+      <w:proofErr w:type="spellStart"/>
+      <w:r>
+        <w:rPr>
+          <w:rFonts w:ascii="Arial Narrow" w:eastAsia="Times New Roman" w:hAnsi="Arial Narrow" w:cs="Arial"/>
+          <w:color w:val="000000"/>
+          <w:kern w:val="0"/>
+          <w:lang w:val="es-ES" w:eastAsia="es-ES"/>
+          <ns2:ligatures ns2:val="none"/>
+        </w:rPr>
+        <w:t>iii</w:t>
+      </w:r>
+      <w:proofErr w:type="spellEnd"/>
+      <w:r>
+        <w:rPr>
+          <w:rFonts w:ascii="Arial Narrow" w:eastAsia="Times New Roman" w:hAnsi="Arial Narrow" w:cs="Arial"/>
+          <w:color w:val="000000"/>
+          <w:kern w:val="0"/>
+          <w:lang w:val="es-ES" w:eastAsia="es-ES"/>
+          <ns2:ligatures ns2:val="none"/>
+        </w:rPr>
+        <w:t xml:space="preserve">) presentar la liquidación de la Póliza </w:t>
+      </w:r>
+      <w:proofErr w:type="spellStart"/>
+      <w:r>
+        <w:rPr>
+          <w:rFonts w:ascii="Arial Narrow" w:eastAsia="Times New Roman" w:hAnsi="Arial Narrow" w:cs="Arial"/>
+          <w:color w:val="000000"/>
+          <w:kern w:val="0"/>
+          <w:lang w:val="es-ES" w:eastAsia="es-ES"/>
+          <ns2:ligatures ns2:val="none"/>
+        </w:rPr>
+        <w:t/>
+      </w:r>
+      <w:proofErr w:type="spellEnd"/>
+      <w:r>
+        <w:rPr>
+          <w:rFonts w:ascii="Arial Narrow" w:eastAsia="Times New Roman" w:hAnsi="Arial Narrow" w:cs="Arial"/>
+          <w:color w:val="000000"/>
+          <w:kern w:val="0"/>
+          <w:lang w:val="es-ES" w:eastAsia="es-ES"/>
+          <ns2:ligatures ns2:val="none"/>
+        </w:rPr>
+        <w:t xml:space="preserve"> 15-029100/3</w:t>
+      </w:r>
+      <w:r>
+        <w:rPr>
+          <w:rFonts w:ascii="Arial Narrow" w:eastAsia="Times New Roman" w:hAnsi="Arial Narrow" w:cs="Arial"/>
+          <w:color w:val="000000"/>
+          <w:kern w:val="0"/>
+          <w:lang w:eastAsia="es-ES"/>
+          <ns2:ligatures ns2:val="none"/>
+        </w:rPr>
+        <w:t>.</w:t>
+      </w:r>
+    </w:p>
+    <w:p ns2:paraId="12A4D8BD" ns2:textId="77777777">
+      <w:pPr>
+        <w:spacing w:after="0" w:line="240" w:lineRule="auto"/>
+        <w:jc w:val="both"/>
+        <w:rPr>
+          <w:rFonts w:ascii="Arial Narrow" w:eastAsia="Arial Narrow" w:hAnsi="Arial Narrow" w:cs="Arial Narrow"/>
+          <w:b/>
+          <w:color w:val="000000"/>
+          <w:kern w:val="0"/>
+          <w:lang w:val="es-ES" w:eastAsia="es-PE"/>
+          <ns2:ligatures ns2:val="none"/>
+        </w:rPr>
+      </w:pPr>
+    </w:p>
+    <w:p ns2:paraId="591B7E6F" ns2:textId="77777777">
+      <w:pPr>
+        <w:spacing w:after="0" w:line="240" w:lineRule="auto"/>
+        <w:jc w:val="both"/>
+        <w:rPr>
+          <w:rFonts w:ascii="Arial Narrow" w:eastAsia="Arial Narrow" w:hAnsi="Arial Narrow" w:cs="Arial Narrow"/>
+          <w:color w:val="000000"/>
+          <w:kern w:val="0"/>
+          <w:lang w:eastAsia="es-PE"/>
+          <ns2:ligatures ns2:val="none"/>
+        </w:rPr>
+      </w:pPr>
+      <w:r>
+        <w:rPr>
+          <w:rFonts w:ascii="Arial Narrow" w:eastAsia="Arial Narrow" w:hAnsi="Arial Narrow" w:cs="Arial Narrow"/>
+          <w:b/>
+          <w:color w:val="000000"/>
+          <w:kern w:val="0"/>
+          <w:lang w:eastAsia="es-PE"/>
+          <ns2:ligatures ns2:val="none"/>
+        </w:rPr>
+        <w:t>SEXTO:</w:t>
+      </w:r>
+      <w:r>
+        <w:rPr>
+          <w:rFonts w:ascii="Arial Narrow" w:eastAsia="Arial Narrow" w:hAnsi="Arial Narrow" w:cs="Arial Narrow"/>
+          <w:color w:val="000000"/>
+          <w:kern w:val="0"/>
+          <w:lang w:eastAsia="es-PE"/>
+          <ns2:ligatures ns2:val="none"/>
         </w:rPr>
         <w:t xml:space="preserve"> </w:t>
       </w:r>
-      <w:r>
-        <w:rPr>
-          <w:rFonts w:ascii="Arial Narrow" w:eastAsia="Arial Narrow" w:hAnsi="Arial Narrow" w:cs="Arial Narrow"/>
-          <w:bCs/>
-        </w:rPr>
-        <w:t>Pacífico Compañía de Seguros y Reaseguros S.A.</w:t>
-      </w:r>
-      <w:r>
-        <w:rPr>
-          <w:rFonts w:ascii="Arial Narrow" w:eastAsia="Arial Narrow" w:hAnsi="Arial Narrow" w:cs="Arial Narrow"/>
-          <w:color w:val="000000"/>
-          <w:kern w:val="0"/>
-          <w:lang w:eastAsia="es-PE"/>
-          <w14:ligatures w14:val="none"/>
-        </w:rPr>
-        <w:t>, para que, de conformidad con lo dispuesto por el artículo 26</w:t>
+      <w:bookmarkStart w:id="7" w:name="_Hlk188286915"/>
+      <w:r>
+        <w:rPr>
+          <w:rFonts w:ascii="Arial Narrow" w:eastAsia="Arial Narrow" w:hAnsi="Arial Narrow" w:cs="Arial Narrow"/>
+          <w:color w:val="000000"/>
+          <w:kern w:val="0"/>
+          <w:lang w:eastAsia="es-PE"/>
+          <ns2:ligatures ns2:val="none"/>
+        </w:rPr>
+        <w:t>informar a las partes que el artículo 110</w:t>
       </w:r>
       <w:r>
         <w:rPr>
@@ -3713,7 +3935,7 @@
           <w:color w:val="000000"/>
           <w:kern w:val="0"/>
           <w:lang w:eastAsia="es-PE"/>
-          <w14:ligatures w14:val="none"/>
+          <ns2:ligatures ns2:val="none"/>
         </w:rPr>
         <w:t/>
       </w:r>
@@ -3723,338 +3945,7 @@
           <w:color w:val="000000"/>
           <w:kern w:val="0"/>
           <w:lang w:eastAsia="es-PE"/>
-          <w14:ligatures w14:val="none"/>
-        </w:rPr>
-        <w:t xml:space="preserve"> de la Ley sobre Facultades, Normas y Organización del Indecopi, aprobada por Decreto</w:t>
-      </w:r>
-      <w:r>
-        <w:rPr>
-          <w:rFonts w:ascii="Arial Narrow" w:eastAsia="Arial Narrow" w:hAnsi="Arial Narrow" w:cs="Arial Narrow"/>
-          <w:color w:val="000000"/>
-          <w:kern w:val="0"/>
-          <w:lang w:eastAsia="es-PE"/>
-          <w14:ligatures w14:val="none"/>
-        </w:rPr>
-        <w:t xml:space="preserve"> Legislativo 807, presente sus descargos en un plazo no mayor de cinco (5) días hábiles contados desde la notificación. </w:t>
-      </w:r>
-    </w:p>
-    <w:p>
-      <w:pPr>
-        <w:spacing w:after="0" w:line="240" w:lineRule="auto"/>
-        <w:jc w:val="both"/>
-        <w:rPr>
-          <w:rFonts w:ascii="Arial Narrow" w:eastAsia="Arial Narrow" w:hAnsi="Arial Narrow" w:cs="Arial Narrow"/>
-          <w:color w:val="000000"/>
-          <w:kern w:val="0"/>
-          <w:lang w:eastAsia="es-PE"/>
-          <w14:ligatures w14:val="none"/>
-        </w:rPr>
-      </w:pPr>
-    </w:p>
-    <w:p>
-      <w:pPr>
-        <w:spacing w:after="0" w:line="240" w:lineRule="auto"/>
-        <w:jc w:val="both"/>
-        <w:rPr>
-          <w:rFonts w:ascii="Arial Narrow" w:eastAsia="Times New Roman" w:hAnsi="Arial Narrow" w:cs="Arial"/>
-          <w:color w:val="000000"/>
-          <w:kern w:val="0"/>
-          <w:lang w:val="es-ES" w:eastAsia="es-ES"/>
-          <w14:ligatures w14:val="none"/>
-        </w:rPr>
-      </w:pPr>
-      <w:r>
-        <w:rPr>
-          <w:rFonts w:ascii="Arial Narrow" w:eastAsia="Arial Narrow" w:hAnsi="Arial Narrow" w:cs="Arial Narrow"/>
-          <w:b/>
-          <w:color w:val="000000"/>
-          <w:kern w:val="0"/>
-          <w:lang w:eastAsia="es-PE"/>
-          <w14:ligatures w14:val="none"/>
-        </w:rPr>
-        <w:t xml:space="preserve">QUINTO: </w:t>
-      </w:r>
-      <w:bookmarkStart w:id="5" w:name="_Hlk188286813"/>
-      <w:r>
-        <w:rPr>
-          <w:rFonts w:ascii="Arial Narrow" w:eastAsia="Times New Roman" w:hAnsi="Arial Narrow" w:cs="Arial"/>
-          <w:color w:val="000000"/>
-          <w:kern w:val="0"/>
-          <w:lang w:eastAsia="es-ES"/>
-          <w14:ligatures w14:val="none"/>
-        </w:rPr>
-        <w:t xml:space="preserve">requerir </w:t>
-      </w:r>
-      <w:r>
-        <w:rPr>
-          <w:rFonts w:ascii="Arial Narrow" w:eastAsia="Times New Roman" w:hAnsi="Arial Narrow" w:cs="Arial"/>
-          <w:color w:val="000000"/>
-          <w:kern w:val="0"/>
-          <w:lang w:val="es-ES" w:eastAsia="es-ES"/>
-          <w14:ligatures w14:val="none"/>
-        </w:rPr>
-        <w:t xml:space="preserve">que, en un </w:t>
-      </w:r>
-      <w:r>
-        <w:rPr>
-          <w:rFonts w:ascii="Arial Narrow" w:eastAsia="Times New Roman" w:hAnsi="Arial Narrow" w:cs="Arial"/>
-          <w:color w:val="000000"/>
-          <w:kern w:val="0"/>
-          <w:lang w:eastAsia="es-ES"/>
-          <w14:ligatures w14:val="none"/>
-        </w:rPr>
-        <w:t>plazo no mayor de cinco (5) días hábiles contado a partir del día siguiente de la notificación de la presente resolución</w:t>
-      </w:r>
-      <w:bookmarkEnd w:id="5"/>
-      <w:r>
-        <w:rPr>
-          <w:rFonts w:ascii="Arial Narrow" w:eastAsia="Times New Roman" w:hAnsi="Arial Narrow" w:cs="Arial"/>
-          <w:color w:val="000000"/>
-          <w:kern w:val="0"/>
-          <w:lang w:eastAsia="es-ES"/>
-          <w14:ligatures w14:val="none"/>
-        </w:rPr>
-        <w:t xml:space="preserve">, </w:t>
-      </w:r>
-      <w:bookmarkStart w:id="6" w:name="_Hlk188286828"/>
-      <w:r>
-        <w:rPr>
-          <w:rFonts w:ascii="Arial Narrow" w:eastAsia="Times New Roman" w:hAnsi="Arial Narrow" w:cs="Times New Roman"/>
-          <w:color w:val="000000"/>
-          <w:kern w:val="0"/>
-          <w:shd w:val="clear" w:color="auto" w:fill="FFFFFF"/>
-          <w:lang w:eastAsia="es-PE"/>
-          <w14:ligatures w14:val="none"/>
-        </w:rPr>
-        <w:t>el proveedor denunciado</w:t>
-      </w:r>
-      <w:r>
-        <w:rPr>
-          <w:rFonts w:ascii="Arial Narrow" w:eastAsia="Times New Roman" w:hAnsi="Arial Narrow" w:cs="Arial"/>
-          <w:color w:val="000000"/>
-          <w:kern w:val="0"/>
-          <w:lang w:eastAsia="es-ES"/>
-          <w14:ligatures w14:val="none"/>
-        </w:rPr>
-        <w:t xml:space="preserve"> </w:t>
-      </w:r>
-      <w:bookmarkEnd w:id="6"/>
-      <w:r>
-        <w:rPr>
-          <w:rFonts w:ascii="Arial Narrow" w:eastAsia="Times New Roman" w:hAnsi="Arial Narrow" w:cs="Arial"/>
-          <w:color w:val="000000"/>
-          <w:kern w:val="0"/>
-          <w:lang w:val="es-ES" w:eastAsia="es-ES"/>
-          <w14:ligatures w14:val="none"/>
-        </w:rPr>
-        <w:t xml:space="preserve">cumpla con: </w:t>
-      </w:r>
-      <w:r>
-        <w:rPr>
-          <w:rFonts w:ascii="Arial Narrow" w:eastAsia="Times New Roman" w:hAnsi="Arial Narrow" w:cs="Arial"/>
-          <w:color w:val="000000"/>
-          <w:kern w:val="0"/>
-          <w:lang w:val="es-ES" w:eastAsia="es-ES"/>
-          <w14:ligatures w14:val="none"/>
-        </w:rPr>
-        <w:t xml:space="preserve">(i) presentar una copia completa, legible y debidamente suscrita de la Póliza </w:t>
-      </w:r>
-      <w:proofErr w:type="spellStart"/>
-      <w:r>
-        <w:rPr>
-          <w:rFonts w:ascii="Arial Narrow" w:eastAsia="Times New Roman" w:hAnsi="Arial Narrow" w:cs="Arial"/>
-          <w:color w:val="000000"/>
-          <w:kern w:val="0"/>
-          <w:lang w:val="es-ES" w:eastAsia="es-ES"/>
-          <w14:ligatures w14:val="none"/>
-        </w:rPr>
-        <w:t/>
-      </w:r>
-      <w:proofErr w:type="spellEnd"/>
-      <w:r>
-        <w:rPr>
-          <w:rFonts w:ascii="Arial Narrow" w:eastAsia="Times New Roman" w:hAnsi="Arial Narrow" w:cs="Arial"/>
-          <w:color w:val="000000"/>
-          <w:kern w:val="0"/>
-          <w:lang w:val="es-ES" w:eastAsia="es-ES"/>
-          <w14:ligatures w14:val="none"/>
-        </w:rPr>
-        <w:t xml:space="preserve"> 15-029100/3 del Seguro Ahorro Vida, así como el cargo de remisión de la póliza; (</w:t>
-      </w:r>
-      <w:proofErr w:type="spellStart"/>
-      <w:r>
-        <w:rPr>
-          <w:rFonts w:ascii="Arial Narrow" w:eastAsia="Times New Roman" w:hAnsi="Arial Narrow" w:cs="Arial"/>
-          <w:color w:val="000000"/>
-          <w:kern w:val="0"/>
-          <w:lang w:val="es-ES" w:eastAsia="es-ES"/>
-          <w14:ligatures w14:val="none"/>
-        </w:rPr>
-        <w:t>ii</w:t>
-      </w:r>
-      <w:proofErr w:type="spellEnd"/>
-      <w:r>
-        <w:rPr>
-          <w:rFonts w:ascii="Arial Narrow" w:eastAsia="Times New Roman" w:hAnsi="Arial Narrow" w:cs="Arial"/>
-          <w:color w:val="000000"/>
-          <w:kern w:val="0"/>
-          <w:lang w:val="es-ES" w:eastAsia="es-ES"/>
-          <w14:ligatures w14:val="none"/>
-        </w:rPr>
-        <w:t xml:space="preserve">) presentar los medios probatorios que acrediten el valor de devolución de aportes del Seguro Ahorro Vida – Póliza </w:t>
-      </w:r>
-      <w:proofErr w:type="spellStart"/>
-      <w:r>
-        <w:rPr>
-          <w:rFonts w:ascii="Arial Narrow" w:eastAsia="Times New Roman" w:hAnsi="Arial Narrow" w:cs="Arial"/>
-          <w:color w:val="000000"/>
-          <w:kern w:val="0"/>
-          <w:lang w:val="es-ES" w:eastAsia="es-ES"/>
-          <w14:ligatures w14:val="none"/>
-        </w:rPr>
-        <w:t/>
-      </w:r>
-      <w:proofErr w:type="spellEnd"/>
-      <w:r>
-        <w:rPr>
-          <w:rFonts w:ascii="Arial Narrow" w:eastAsia="Times New Roman" w:hAnsi="Arial Narrow" w:cs="Arial"/>
-          <w:color w:val="000000"/>
-          <w:kern w:val="0"/>
-          <w:lang w:val="es-ES" w:eastAsia="es-ES"/>
-          <w14:ligatures w14:val="none"/>
-        </w:rPr>
-        <w:t xml:space="preserve"> 15-029100/3 se realizó de acuerdo a los términos y condiciones de la póliza; y, (</w:t>
-      </w:r>
-      <w:proofErr w:type="spellStart"/>
-      <w:r>
-        <w:rPr>
-          <w:rFonts w:ascii="Arial Narrow" w:eastAsia="Times New Roman" w:hAnsi="Arial Narrow" w:cs="Arial"/>
-          <w:color w:val="000000"/>
-          <w:kern w:val="0"/>
-          <w:lang w:val="es-ES" w:eastAsia="es-ES"/>
-          <w14:ligatures w14:val="none"/>
-        </w:rPr>
-        <w:t>iii</w:t>
-      </w:r>
-      <w:proofErr w:type="spellEnd"/>
-      <w:r>
-        <w:rPr>
-          <w:rFonts w:ascii="Arial Narrow" w:eastAsia="Times New Roman" w:hAnsi="Arial Narrow" w:cs="Arial"/>
-          <w:color w:val="000000"/>
-          <w:kern w:val="0"/>
-          <w:lang w:val="es-ES" w:eastAsia="es-ES"/>
-          <w14:ligatures w14:val="none"/>
-        </w:rPr>
-        <w:t xml:space="preserve">) presentar la liquidación de la Póliza </w:t>
-      </w:r>
-      <w:proofErr w:type="spellStart"/>
-      <w:r>
-        <w:rPr>
-          <w:rFonts w:ascii="Arial Narrow" w:eastAsia="Times New Roman" w:hAnsi="Arial Narrow" w:cs="Arial"/>
-          <w:color w:val="000000"/>
-          <w:kern w:val="0"/>
-          <w:lang w:val="es-ES" w:eastAsia="es-ES"/>
-          <w14:ligatures w14:val="none"/>
-        </w:rPr>
-        <w:t/>
-      </w:r>
-      <w:proofErr w:type="spellEnd"/>
-      <w:r>
-        <w:rPr>
-          <w:rFonts w:ascii="Arial Narrow" w:eastAsia="Times New Roman" w:hAnsi="Arial Narrow" w:cs="Arial"/>
-          <w:color w:val="000000"/>
-          <w:kern w:val="0"/>
-          <w:lang w:val="es-ES" w:eastAsia="es-ES"/>
-          <w14:ligatures w14:val="none"/>
-        </w:rPr>
-        <w:t xml:space="preserve"> 15-029100/3</w:t>
-      </w:r>
-      <w:r>
-        <w:rPr>
-          <w:rFonts w:ascii="Arial Narrow" w:eastAsia="Times New Roman" w:hAnsi="Arial Narrow" w:cs="Arial"/>
-          <w:color w:val="000000"/>
-          <w:kern w:val="0"/>
-          <w:lang w:eastAsia="es-ES"/>
-          <w14:ligatures w14:val="none"/>
-        </w:rPr>
-        <w:t>.</w:t>
-      </w:r>
-    </w:p>
-    <w:p>
-      <w:pPr>
-        <w:spacing w:after="0" w:line="240" w:lineRule="auto"/>
-        <w:jc w:val="both"/>
-        <w:rPr>
-          <w:rFonts w:ascii="Arial Narrow" w:eastAsia="Arial Narrow" w:hAnsi="Arial Narrow" w:cs="Arial Narrow"/>
-          <w:b/>
-          <w:color w:val="000000"/>
-          <w:kern w:val="0"/>
-          <w:lang w:val="es-ES" w:eastAsia="es-PE"/>
-          <w14:ligatures w14:val="none"/>
-        </w:rPr>
-      </w:pPr>
-    </w:p>
-    <w:p>
-      <w:pPr>
-        <w:spacing w:after="0" w:line="240" w:lineRule="auto"/>
-        <w:jc w:val="both"/>
-        <w:rPr>
-          <w:rFonts w:ascii="Arial Narrow" w:eastAsia="Arial Narrow" w:hAnsi="Arial Narrow" w:cs="Arial Narrow"/>
-          <w:color w:val="000000"/>
-          <w:kern w:val="0"/>
-          <w:lang w:eastAsia="es-PE"/>
-          <w14:ligatures w14:val="none"/>
-        </w:rPr>
-      </w:pPr>
-      <w:r>
-        <w:rPr>
-          <w:rFonts w:ascii="Arial Narrow" w:eastAsia="Arial Narrow" w:hAnsi="Arial Narrow" w:cs="Arial Narrow"/>
-          <w:b/>
-          <w:color w:val="000000"/>
-          <w:kern w:val="0"/>
-          <w:lang w:eastAsia="es-PE"/>
-          <w14:ligatures w14:val="none"/>
-        </w:rPr>
-        <w:t>SEXTO:</w:t>
-      </w:r>
-      <w:r>
-        <w:rPr>
-          <w:rFonts w:ascii="Arial Narrow" w:eastAsia="Arial Narrow" w:hAnsi="Arial Narrow" w:cs="Arial Narrow"/>
-          <w:color w:val="000000"/>
-          <w:kern w:val="0"/>
-          <w:lang w:eastAsia="es-PE"/>
-          <w14:ligatures w14:val="none"/>
-        </w:rPr>
-        <w:t xml:space="preserve"> </w:t>
-      </w:r>
-      <w:bookmarkStart w:id="7" w:name="_Hlk188286915"/>
-      <w:r>
-        <w:rPr>
-          <w:rFonts w:ascii="Arial Narrow" w:eastAsia="Arial Narrow" w:hAnsi="Arial Narrow" w:cs="Arial Narrow"/>
-          <w:color w:val="000000"/>
-          <w:kern w:val="0"/>
-          <w:lang w:eastAsia="es-PE"/>
-          <w14:ligatures w14:val="none"/>
-        </w:rPr>
-        <w:t>informar a las partes que el artículo 110</w:t>
-      </w:r>
-      <w:r>
-        <w:rPr>
-          <w:rFonts w:ascii="Arial Narrow" w:eastAsia="Times New Roman" w:hAnsi="Arial Narrow" w:cs="Segoe UI"/>
-          <w:color w:val="000000"/>
-          <w:kern w:val="0"/>
-          <w:lang w:eastAsia="es-PE"/>
-          <w14:ligatures w14:val="none"/>
-        </w:rPr>
-        <w:t/>
-      </w:r>
-      <w:r>
-        <w:rPr>
-          <w:rFonts w:ascii="Arial Narrow" w:eastAsia="Arial Narrow" w:hAnsi="Arial Narrow" w:cs="Arial Narrow"/>
-          <w:color w:val="000000"/>
-          <w:kern w:val="0"/>
-          <w:lang w:eastAsia="es-PE"/>
-          <w14:ligatures w14:val="none"/>
+          <ns2:ligatures ns2:val="none"/>
         </w:rPr>
         <w:t xml:space="preserve"> de la Ley 29571, Código de Protección y Defensa del Consumidor</w:t>
       </w:r>
@@ -4066,7 +3957,7 @@
           <w:kern w:val="0"/>
           <w:vertAlign w:val="superscript"/>
           <w:lang w:eastAsia="es-PE"/>
-          <w14:ligatures w14:val="none"/>
+          <ns2:ligatures ns2:val="none"/>
         </w:rPr>
         <w:footnoteReference w:id="9"/>
       </w:r>
@@ -4076,7 +3967,7 @@
           <w:color w:val="000000"/>
           <w:kern w:val="0"/>
           <w:lang w:eastAsia="es-PE"/>
-          <w14:ligatures w14:val="none"/>
+          <ns2:ligatures ns2:val="none"/>
         </w:rPr>
         <w:t>, faculta a la Comisión a calificar las infracciones de la referida norma como leves, graves o muy graves e imponer sanciones que van desde una amonestación hasta una multa por un máximo de 450 Unidades Impositivas Tributarias, sin perjuicio de las medidas correctivas, reparadoras y complementarias, que puedan ordenarse de acuerdo a lo estipulado en los artículos 114</w:t>
       </w:r>
@@ -4086,7 +3977,7 @@
           <w:color w:val="000000"/>
           <w:kern w:val="0"/>
           <w:lang w:eastAsia="es-PE"/>
-          <w14:ligatures w14:val="none"/>
+          <ns2:ligatures ns2:val="none"/>
         </w:rPr>
         <w:t/>
       </w:r>
@@ -4096,7 +3987,7 @@
           <w:color w:val="000000"/>
           <w:kern w:val="0"/>
           <w:lang w:eastAsia="es-PE"/>
-          <w14:ligatures w14:val="none"/>
+          <ns2:ligatures ns2:val="none"/>
         </w:rPr>
         <w:t>, 115</w:t>
       </w:r>
@@ -4106,7 +3997,7 @@
           <w:color w:val="000000"/>
           <w:kern w:val="0"/>
           <w:lang w:eastAsia="es-PE"/>
-          <w14:ligatures w14:val="none"/>
+          <ns2:ligatures ns2:val="none"/>
         </w:rPr>
         <w:t/>
       </w:r>
@@ -4116,7 +4007,7 @@
           <w:color w:val="000000"/>
           <w:kern w:val="0"/>
           <w:lang w:eastAsia="es-PE"/>
-          <w14:ligatures w14:val="none"/>
+          <ns2:ligatures ns2:val="none"/>
         </w:rPr>
         <w:t xml:space="preserve"> y 116</w:t>
       </w:r>
@@ -4126,7 +4017,7 @@
           <w:color w:val="000000"/>
           <w:kern w:val="0"/>
           <w:lang w:eastAsia="es-PE"/>
-          <w14:ligatures w14:val="none"/>
+          <ns2:ligatures ns2:val="none"/>
         </w:rPr>
         <w:t/>
       </w:r>
@@ -4136,7 +4027,7 @@
           <w:color w:val="000000"/>
           <w:kern w:val="0"/>
           <w:lang w:eastAsia="es-PE"/>
-          <w14:ligatures w14:val="none"/>
+          <ns2:ligatures ns2:val="none"/>
         </w:rPr>
         <w:t xml:space="preserve"> de la referida norma</w:t>
       </w:r>
@@ -4148,7 +4039,7 @@
           <w:kern w:val="0"/>
           <w:vertAlign w:val="superscript"/>
           <w:lang w:eastAsia="es-PE"/>
-          <w14:ligatures w14:val="none"/>
+          <ns2:ligatures ns2:val="none"/>
         </w:rPr>
         <w:footnoteReference w:id="10"/>
       </w:r>
@@ -4158,7 +4049,7 @@
           <w:color w:val="000000"/>
           <w:kern w:val="0"/>
           <w:lang w:eastAsia="es-PE"/>
-          <w14:ligatures w14:val="none"/>
+          <ns2:ligatures ns2:val="none"/>
         </w:rPr>
         <w:t xml:space="preserve">. </w:t>
       </w:r>
@@ -4169,7 +4060,7 @@
           <w:color w:val="000000"/>
           <w:kern w:val="0"/>
           <w:lang w:eastAsia="es-PE"/>
-          <w14:ligatures w14:val="none"/>
+          <ns2:ligatures ns2:val="none"/>
         </w:rPr>
         <w:lastRenderedPageBreak/>
         <w:t>Asimismo, se consideran circunstancias atenuantes para la graduación de la sanción, el allanamiento de la denuncia o el reconocimiento de las pretensiones en ella contenidas, de acuerdo con el artículo 112</w:t>
@@ -4180,7 +4071,7 @@
           <w:color w:val="000000"/>
           <w:kern w:val="0"/>
           <w:lang w:eastAsia="es-PE"/>
-          <w14:ligatures w14:val="none"/>
+          <ns2:ligatures ns2:val="none"/>
         </w:rPr>
         <w:t/>
       </w:r>
@@ -4190,7 +4081,7 @@
           <w:color w:val="000000"/>
           <w:kern w:val="0"/>
           <w:lang w:eastAsia="es-PE"/>
-          <w14:ligatures w14:val="none"/>
+          <ns2:ligatures ns2:val="none"/>
         </w:rPr>
         <w:t xml:space="preserve"> del Código</w:t>
       </w:r>
@@ -4202,7 +4093,7 @@
           <w:kern w:val="0"/>
           <w:vertAlign w:val="superscript"/>
           <w:lang w:eastAsia="es-PE"/>
-          <w14:ligatures w14:val="none"/>
+          <ns2:ligatures ns2:val="none"/>
         </w:rPr>
         <w:footnoteReference w:id="11"/>
       </w:r>
@@ -4212,12 +4103,12 @@
           <w:color w:val="000000"/>
           <w:kern w:val="0"/>
           <w:lang w:eastAsia="es-PE"/>
-          <w14:ligatures w14:val="none"/>
+          <ns2:ligatures ns2:val="none"/>
         </w:rPr>
         <w:t>.</w:t>
       </w:r>
     </w:p>
-    <w:p>
+    <w:p ns2:paraId="0ECE55DF" ns2:textId="77777777">
       <w:pPr>
         <w:shd w:val="clear" w:color="auto" w:fill="FFFFFF"/>
         <w:spacing w:after="0" w:line="240" w:lineRule="auto"/>
@@ -4228,11 +4119,11 @@
           <w:color w:val="000000"/>
           <w:kern w:val="0"/>
           <w:lang w:eastAsia="es-PE"/>
-          <w14:ligatures w14:val="none"/>
-        </w:rPr>
-      </w:pPr>
-    </w:p>
-    <w:p>
+          <ns2:ligatures ns2:val="none"/>
+        </w:rPr>
+      </w:pPr>
+    </w:p>
+    <w:p ns2:paraId="1CC114EB" ns2:textId="77777777">
       <w:pPr>
         <w:shd w:val="clear" w:color="auto" w:fill="FFFFFF"/>
         <w:spacing w:after="0" w:line="240" w:lineRule="auto"/>
@@ -4242,17 +4133,17 @@
           <w:color w:val="000000"/>
           <w:kern w:val="0"/>
           <w:lang w:eastAsia="es-PE"/>
-          <w14:ligatures w14:val="none"/>
-        </w:rPr>
-      </w:pPr>
-      <w:r>
-        <w:rPr>
-          <w:rFonts w:ascii="Arial Narrow" w:eastAsia="Arial Narrow" w:hAnsi="Arial Narrow" w:cs="Arial Narrow"/>
-          <w:b/>
-          <w:color w:val="000000"/>
-          <w:kern w:val="0"/>
-          <w:lang w:eastAsia="es-PE"/>
-          <w14:ligatures w14:val="none"/>
+          <ns2:ligatures ns2:val="none"/>
+        </w:rPr>
+      </w:pPr>
+      <w:r>
+        <w:rPr>
+          <w:rFonts w:ascii="Arial Narrow" w:eastAsia="Arial Narrow" w:hAnsi="Arial Narrow" w:cs="Arial Narrow"/>
+          <w:b/>
+          <w:color w:val="000000"/>
+          <w:kern w:val="0"/>
+          <w:lang w:eastAsia="es-PE"/>
+          <ns2:ligatures ns2:val="none"/>
         </w:rPr>
         <w:t>SÉTIMO:</w:t>
       </w:r>
@@ -4262,7 +4153,7 @@
           <w:color w:val="000000"/>
           <w:kern w:val="0"/>
           <w:lang w:eastAsia="es-PE"/>
-          <w14:ligatures w14:val="none"/>
+          <ns2:ligatures ns2:val="none"/>
         </w:rPr>
         <w:t xml:space="preserve"> informar a las partes que conforme a lo establecido en el artículo 39</w:t>
       </w:r>
@@ -4272,7 +4163,7 @@
           <w:color w:val="000000"/>
           <w:kern w:val="0"/>
           <w:lang w:eastAsia="es-PE"/>
-          <w14:ligatures w14:val="none"/>
+          <ns2:ligatures ns2:val="none"/>
         </w:rPr>
         <w:t/>
       </w:r>
@@ -4282,12 +4173,12 @@
           <w:color w:val="000000"/>
           <w:kern w:val="0"/>
           <w:lang w:eastAsia="es-PE"/>
-          <w14:ligatures w14:val="none"/>
+          <ns2:ligatures ns2:val="none"/>
         </w:rPr>
         <w:t xml:space="preserve"> de la Ley sobre Facultades, Normas y Organización del Indecopi, aprobada por Decreto Legislativo 807, los gastos por los peritajes realizados, actuación de pruebas, inspecciones y otros derivados de la tramitación del proceso serán de cargo de la parte que solicita la prueba, salvo pacto en contrario. En todos los casos, la resolución final determinará si los gastos deben ser asumidos por alguna de las partes, o reembolsados a la otra parte o al Indecopi, según sea el caso, de manera adicional a la sanción que haya podido imponerse. </w:t>
       </w:r>
     </w:p>
-    <w:p>
+    <w:p ns2:paraId="364C4B19" ns2:textId="77777777">
       <w:pPr>
         <w:shd w:val="clear" w:color="auto" w:fill="FFFFFF"/>
         <w:spacing w:after="0" w:line="240" w:lineRule="auto"/>
@@ -4297,11 +4188,11 @@
           <w:color w:val="000000"/>
           <w:kern w:val="0"/>
           <w:lang w:eastAsia="es-PE"/>
-          <w14:ligatures w14:val="none"/>
-        </w:rPr>
-      </w:pPr>
-    </w:p>
-    <w:p>
+          <ns2:ligatures ns2:val="none"/>
+        </w:rPr>
+      </w:pPr>
+    </w:p>
+    <w:p ns2:paraId="27E9BBC0" ns2:textId="77777777">
       <w:pPr>
         <w:suppressAutoHyphens/>
         <w:spacing w:after="0" w:line="240" w:lineRule="auto"/>
@@ -4310,7 +4201,7 @@
           <w:rFonts w:ascii="Arial Narrow" w:eastAsia="Calibri" w:hAnsi="Arial Narrow" w:cs="Arial"/>
           <w:kern w:val="0"/>
           <w:u w:val="single"/>
-          <w14:ligatures w14:val="none"/>
+          <ns2:ligatures ns2:val="none"/>
         </w:rPr>
       </w:pPr>
       <w:r>
@@ -4319,7 +4210,7 @@
           <w:b/>
           <w:bCs/>
           <w:kern w:val="0"/>
-          <w14:ligatures w14:val="none"/>
+          <ns2:ligatures ns2:val="none"/>
         </w:rPr>
         <w:t>OCTAVO</w:t>
       </w:r>
@@ -4328,7 +4219,7 @@
           <w:rFonts w:ascii="Arial Narrow" w:eastAsia="Calibri" w:hAnsi="Arial Narrow" w:cs="Arial"/>
           <w:b/>
           <w:kern w:val="0"/>
-          <w14:ligatures w14:val="none"/>
+          <ns2:ligatures ns2:val="none"/>
         </w:rPr>
         <w:t>:</w:t>
       </w:r>
@@ -4336,7 +4227,7 @@
         <w:rPr>
           <w:rFonts w:ascii="Arial Narrow" w:eastAsia="Calibri" w:hAnsi="Arial Narrow" w:cs="Arial"/>
           <w:kern w:val="0"/>
-          <w14:ligatures w14:val="none"/>
+          <ns2:ligatures ns2:val="none"/>
         </w:rPr>
         <w:t xml:space="preserve"> comunicar a las partes que, </w:t>
       </w:r>
@@ -4345,7 +4236,7 @@
         <w:rPr>
           <w:rFonts w:ascii="Arial Narrow" w:eastAsia="Calibri" w:hAnsi="Arial Narrow" w:cs="Arial"/>
           <w:kern w:val="0"/>
-          <w14:ligatures w14:val="none"/>
+          <ns2:ligatures ns2:val="none"/>
         </w:rPr>
         <w:t>de acuerdo a</w:t>
       </w:r>
@@ -4354,7 +4245,7 @@
         <w:rPr>
           <w:rFonts w:ascii="Arial Narrow" w:eastAsia="Calibri" w:hAnsi="Arial Narrow" w:cs="Arial"/>
           <w:kern w:val="0"/>
-          <w14:ligatures w14:val="none"/>
+          <ns2:ligatures ns2:val="none"/>
         </w:rPr>
         <w:t xml:space="preserve"> lo señalado por el artículo 29</w:t>
       </w:r>
@@ -4364,7 +4255,7 @@
           <w:color w:val="000000"/>
           <w:kern w:val="0"/>
           <w:lang w:eastAsia="es-PE"/>
-          <w14:ligatures w14:val="none"/>
+          <ns2:ligatures ns2:val="none"/>
         </w:rPr>
         <w:t/>
       </w:r>
@@ -4372,7 +4263,7 @@
         <w:rPr>
           <w:rFonts w:ascii="Arial Narrow" w:eastAsia="Calibri" w:hAnsi="Arial Narrow" w:cs="Arial"/>
           <w:kern w:val="0"/>
-          <w14:ligatures w14:val="none"/>
+          <ns2:ligatures ns2:val="none"/>
         </w:rPr>
         <w:t xml:space="preserve"> del Decreto Legislativo 807</w:t>
       </w:r>
@@ -4382,7 +4273,7 @@
           <w:rFonts w:ascii="Arial Narrow" w:eastAsia="Calibri" w:hAnsi="Arial Narrow" w:cs="Arial"/>
           <w:kern w:val="0"/>
           <w:vertAlign w:val="superscript"/>
-          <w14:ligatures w14:val="none"/>
+          <ns2:ligatures ns2:val="none"/>
         </w:rPr>
         <w:footnoteReference w:id="12"/>
       </w:r>
@@ -4390,7 +4281,7 @@
         <w:rPr>
           <w:rFonts w:ascii="Arial Narrow" w:eastAsia="Calibri" w:hAnsi="Arial Narrow" w:cs="Arial"/>
           <w:kern w:val="0"/>
-          <w14:ligatures w14:val="none"/>
+          <ns2:ligatures ns2:val="none"/>
         </w:rPr>
         <w:t xml:space="preserve">, hasta antes de la emisión de la Resolución Final tienen la posibilidad de solicitar una audiencia de conciliación. En caso deleguen a favor de una tercera persona su actuación en la diligencia programada, esta deberá presentar un poder especial con firma legalizada ante Notario Público, donde conste </w:t>
       </w:r>
@@ -4399,7 +4290,7 @@
           <w:rFonts w:ascii="Arial Narrow" w:eastAsia="Calibri" w:hAnsi="Arial Narrow" w:cs="Arial"/>
           <w:kern w:val="0"/>
           <w:u w:val="single"/>
-          <w14:ligatures w14:val="none"/>
+          <ns2:ligatures ns2:val="none"/>
         </w:rPr>
         <w:t>expresamente su facultad para asistir y conciliar en su representación</w:t>
       </w:r>
@@ -4408,7 +4299,7 @@
           <w:rFonts w:ascii="Arial Narrow" w:eastAsia="Calibri" w:hAnsi="Arial Narrow" w:cs="Arial"/>
           <w:bCs/>
           <w:kern w:val="0"/>
-          <w14:ligatures w14:val="none"/>
+          <ns2:ligatures ns2:val="none"/>
         </w:rPr>
         <w:t>.</w:t>
       </w:r>
@@ -4418,7 +4309,7 @@
           <w:b/>
           <w:bCs/>
           <w:kern w:val="0"/>
-          <w14:ligatures w14:val="none"/>
+          <ns2:ligatures ns2:val="none"/>
         </w:rPr>
         <w:t xml:space="preserve"> </w:t>
       </w:r>
@@ -4427,12 +4318,12 @@
           <w:rFonts w:ascii="Arial Narrow" w:eastAsia="Calibri" w:hAnsi="Arial Narrow" w:cs="Arial"/>
           <w:kern w:val="0"/>
           <w:u w:val="single"/>
-          <w14:ligatures w14:val="none"/>
+          <ns2:ligatures ns2:val="none"/>
         </w:rPr>
         <w:t xml:space="preserve">Ello bajo apercibimiento de no realizar la audiencia de conciliación y levantar el acta de inasistencia correspondiente. </w:t>
       </w:r>
     </w:p>
-    <w:p>
+    <w:p ns2:paraId="4CD47B08" ns2:textId="77777777">
       <w:pPr>
         <w:suppressAutoHyphens/>
         <w:spacing w:after="0" w:line="240" w:lineRule="auto"/>
@@ -4441,11 +4332,11 @@
           <w:rFonts w:ascii="Arial Narrow" w:eastAsia="Calibri" w:hAnsi="Arial Narrow" w:cs="Arial"/>
           <w:kern w:val="0"/>
           <w:u w:val="single"/>
-          <w14:ligatures w14:val="none"/>
-        </w:rPr>
-      </w:pPr>
-    </w:p>
-    <w:p>
+          <ns2:ligatures ns2:val="none"/>
+        </w:rPr>
+      </w:pPr>
+    </w:p>
+    <w:p ns2:paraId="0E80CA49" ns2:textId="77777777">
       <w:pPr>
         <w:suppressAutoHyphens/>
         <w:spacing w:after="0" w:line="240" w:lineRule="auto"/>
@@ -4455,7 +4346,7 @@
           <w:color w:val="000000"/>
           <w:kern w:val="0"/>
           <w:lang w:eastAsia="es-PE"/>
-          <w14:ligatures w14:val="none"/>
+          <ns2:ligatures ns2:val="none"/>
         </w:rPr>
       </w:pPr>
       <w:r>
@@ -4465,7 +4356,7 @@
           <w:color w:val="000000"/>
           <w:kern w:val="0"/>
           <w:lang w:eastAsia="es-PE"/>
-          <w14:ligatures w14:val="none"/>
+          <ns2:ligatures ns2:val="none"/>
         </w:rPr>
         <w:t>NOVENO:</w:t>
       </w:r>
@@ -4475,14 +4366,14 @@
           <w:color w:val="000000"/>
           <w:kern w:val="0"/>
           <w:lang w:eastAsia="es-PE"/>
-          <w14:ligatures w14:val="none"/>
+          <ns2:ligatures ns2:val="none"/>
         </w:rPr>
         <w:t xml:space="preserve"> poner en conocimiento de las partes que, antes de la emisión de la Resolución Final, tienen la posibilidad de formular su desistimiento o presentar el acuerdo arribado mediante la conciliación, mediación, transacción o cualquier otro que, de forma indubitable, deje constancia que se ha solucionado la controversia materia de denuncia.</w:t>
       </w:r>
       <w:bookmarkStart w:id="8" w:name="h.gjdgxs" w:colFirst="0" w:colLast="0"/>
       <w:bookmarkEnd w:id="8"/>
     </w:p>
-    <w:p>
+    <w:p ns2:paraId="639FE5BE" ns2:textId="77777777">
       <w:pPr>
         <w:suppressAutoHyphens/>
         <w:spacing w:after="0" w:line="240" w:lineRule="auto"/>
@@ -4492,7 +4383,7 @@
         </w:rPr>
       </w:pPr>
     </w:p>
-    <w:p>
+    <w:p ns2:paraId="418E1D52" ns2:textId="60F0967E">
       <w:pPr>
         <w:suppressAutoHyphens/>
         <w:spacing w:line="240" w:lineRule="auto"/>
@@ -4621,78 +4512,78 @@
         <w:t/>
       </w:r>
     </w:p>
-    <w:p>
-      <w:pPr>
-        <w:spacing w:after="0" w:line="240" w:lineRule="auto"/>
-        <w:jc w:val="both"/>
-        <w:rPr>
-          <w:rFonts w:ascii="Arial Narrow" w:eastAsia="Arial Narrow" w:hAnsi="Arial Narrow" w:cs="Arial Narrow"/>
-          <w:b/>
-          <w:color w:val="000000"/>
-          <w:kern w:val="0"/>
-          <w:lang w:eastAsia="es-PE"/>
-          <w14:ligatures w14:val="none"/>
-        </w:rPr>
-      </w:pPr>
-    </w:p>
-    <w:p>
-      <w:pPr>
-        <w:spacing w:after="0" w:line="240" w:lineRule="auto"/>
-        <w:jc w:val="both"/>
-        <w:rPr>
-          <w:rFonts w:ascii="Arial Narrow" w:eastAsia="Arial Narrow" w:hAnsi="Arial Narrow" w:cs="Arial Narrow"/>
-          <w:b/>
-          <w:color w:val="000000"/>
-          <w:kern w:val="0"/>
-          <w:lang w:eastAsia="es-PE"/>
-          <w14:ligatures w14:val="none"/>
-        </w:rPr>
-      </w:pPr>
-    </w:p>
-    <w:p>
-      <w:pPr>
-        <w:spacing w:after="0" w:line="240" w:lineRule="auto"/>
-        <w:jc w:val="both"/>
-        <w:rPr>
-          <w:rFonts w:ascii="Arial Narrow" w:eastAsia="Arial Narrow" w:hAnsi="Arial Narrow" w:cs="Arial Narrow"/>
-          <w:b/>
-          <w:color w:val="000000"/>
-          <w:kern w:val="0"/>
-          <w:lang w:eastAsia="es-PE"/>
-          <w14:ligatures w14:val="none"/>
-        </w:rPr>
-      </w:pPr>
-    </w:p>
-    <w:p>
-      <w:pPr>
-        <w:spacing w:after="0" w:line="240" w:lineRule="auto"/>
-        <w:jc w:val="both"/>
-        <w:rPr>
-          <w:rFonts w:ascii="Arial Narrow" w:eastAsia="Arial Narrow" w:hAnsi="Arial Narrow" w:cs="Arial Narrow"/>
-          <w:b/>
-          <w:color w:val="000000"/>
-          <w:kern w:val="0"/>
-          <w:lang w:eastAsia="es-PE"/>
-          <w14:ligatures w14:val="none"/>
-        </w:rPr>
-      </w:pPr>
-    </w:p>
-    <w:p>
-      <w:pPr>
-        <w:spacing w:after="0" w:line="240" w:lineRule="auto"/>
-        <w:jc w:val="both"/>
-        <w:rPr>
-          <w:rFonts w:ascii="Arial Narrow" w:eastAsia="Arial Narrow" w:hAnsi="Arial Narrow" w:cs="Arial Narrow"/>
-          <w:b/>
-          <w:color w:val="000000"/>
-          <w:kern w:val="0"/>
-          <w:lang w:eastAsia="es-PE"/>
-          <w14:ligatures w14:val="none"/>
+    <w:p ns2:paraId="0407B94C" ns2:textId="77777777">
+      <w:pPr>
+        <w:spacing w:after="0" w:line="240" w:lineRule="auto"/>
+        <w:jc w:val="both"/>
+        <w:rPr>
+          <w:rFonts w:ascii="Arial Narrow" w:eastAsia="Arial Narrow" w:hAnsi="Arial Narrow" w:cs="Arial Narrow"/>
+          <w:b/>
+          <w:color w:val="000000"/>
+          <w:kern w:val="0"/>
+          <w:lang w:eastAsia="es-PE"/>
+          <ns2:ligatures ns2:val="none"/>
+        </w:rPr>
+      </w:pPr>
+    </w:p>
+    <w:p ns2:paraId="199CCF81" ns2:textId="77777777">
+      <w:pPr>
+        <w:spacing w:after="0" w:line="240" w:lineRule="auto"/>
+        <w:jc w:val="both"/>
+        <w:rPr>
+          <w:rFonts w:ascii="Arial Narrow" w:eastAsia="Arial Narrow" w:hAnsi="Arial Narrow" w:cs="Arial Narrow"/>
+          <w:b/>
+          <w:color w:val="000000"/>
+          <w:kern w:val="0"/>
+          <w:lang w:eastAsia="es-PE"/>
+          <ns2:ligatures ns2:val="none"/>
+        </w:rPr>
+      </w:pPr>
+    </w:p>
+    <w:p ns2:paraId="5E284841" ns2:textId="77777777">
+      <w:pPr>
+        <w:spacing w:after="0" w:line="240" w:lineRule="auto"/>
+        <w:jc w:val="both"/>
+        <w:rPr>
+          <w:rFonts w:ascii="Arial Narrow" w:eastAsia="Arial Narrow" w:hAnsi="Arial Narrow" w:cs="Arial Narrow"/>
+          <w:b/>
+          <w:color w:val="000000"/>
+          <w:kern w:val="0"/>
+          <w:lang w:eastAsia="es-PE"/>
+          <ns2:ligatures ns2:val="none"/>
+        </w:rPr>
+      </w:pPr>
+    </w:p>
+    <w:p ns2:paraId="2F6043F6" ns2:textId="77777777">
+      <w:pPr>
+        <w:spacing w:after="0" w:line="240" w:lineRule="auto"/>
+        <w:jc w:val="both"/>
+        <w:rPr>
+          <w:rFonts w:ascii="Arial Narrow" w:eastAsia="Arial Narrow" w:hAnsi="Arial Narrow" w:cs="Arial Narrow"/>
+          <w:b/>
+          <w:color w:val="000000"/>
+          <w:kern w:val="0"/>
+          <w:lang w:eastAsia="es-PE"/>
+          <ns2:ligatures ns2:val="none"/>
+        </w:rPr>
+      </w:pPr>
+    </w:p>
+    <w:p ns2:paraId="375C384E" ns2:textId="77777777">
+      <w:pPr>
+        <w:spacing w:after="0" w:line="240" w:lineRule="auto"/>
+        <w:jc w:val="both"/>
+        <w:rPr>
+          <w:rFonts w:ascii="Arial Narrow" w:eastAsia="Arial Narrow" w:hAnsi="Arial Narrow" w:cs="Arial Narrow"/>
+          <w:b/>
+          <w:color w:val="000000"/>
+          <w:kern w:val="0"/>
+          <w:lang w:eastAsia="es-PE"/>
+          <ns2:ligatures ns2:val="none"/>
         </w:rPr>
       </w:pPr>
     </w:p>
     <w:bookmarkEnd w:id="0"/>
-    <w:p>
+    <w:p ns2:paraId="59985B4A" ns2:textId="77777777">
       <w:pPr>
         <w:shd w:val="clear" w:color="auto" w:fill="FFFFFF"/>
         <w:spacing w:after="0" w:line="240" w:lineRule="auto"/>
@@ -4703,7 +4594,7 @@
           <w:bCs/>
           <w:color w:val="000000"/>
           <w:kern w:val="0"/>
-          <w14:ligatures w14:val="none"/>
+          <ns2:ligatures ns2:val="none"/>
         </w:rPr>
       </w:pPr>
       <w:r>
@@ -4713,12 +4604,12 @@
           <w:bCs/>
           <w:color w:val="000000"/>
           <w:kern w:val="0"/>
-          <w14:ligatures w14:val="none"/>
+          <ns2:ligatures ns2:val="none"/>
         </w:rPr>
         <w:t>EVELING ROA QUISPE</w:t>
       </w:r>
     </w:p>
-    <w:p>
+    <w:p ns2:paraId="44F30378" ns2:textId="77777777">
       <w:pPr>
         <w:shd w:val="clear" w:color="auto" w:fill="FFFFFF"/>
         <w:spacing w:after="0" w:line="240" w:lineRule="auto"/>
@@ -4729,7 +4620,7 @@
           <w:bCs/>
           <w:color w:val="000000"/>
           <w:kern w:val="0"/>
-          <w14:ligatures w14:val="none"/>
+          <ns2:ligatures ns2:val="none"/>
         </w:rPr>
       </w:pPr>
       <w:r>
@@ -4739,12 +4630,12 @@
           <w:bCs/>
           <w:color w:val="000000"/>
           <w:kern w:val="0"/>
-          <w14:ligatures w14:val="none"/>
+          <ns2:ligatures ns2:val="none"/>
         </w:rPr>
         <w:t>Secretaria Técnica</w:t>
       </w:r>
     </w:p>
-    <w:p>
+    <w:p ns2:paraId="39D8E76A" ns2:textId="77777777">
       <w:pPr>
         <w:shd w:val="clear" w:color="auto" w:fill="FFFFFF"/>
         <w:spacing w:after="0" w:line="240" w:lineRule="auto"/>
@@ -4755,7 +4646,7 @@
           <w:bCs/>
           <w:color w:val="000000"/>
           <w:kern w:val="0"/>
-          <w14:ligatures w14:val="none"/>
+          <ns2:ligatures ns2:val="none"/>
         </w:rPr>
       </w:pPr>
       <w:r>
@@ -4765,26 +4656,26 @@
           <w:bCs/>
           <w:color w:val="000000"/>
           <w:kern w:val="0"/>
-          <w14:ligatures w14:val="none"/>
+          <ns2:ligatures ns2:val="none"/>
         </w:rPr>
         <w:t>Comisión de Protección al Consumidor 1</w:t>
       </w:r>
     </w:p>
-    <w:p>
-      <w:pPr>
-        <w:spacing w:after="0" w:line="240" w:lineRule="auto"/>
-        <w:jc w:val="both"/>
-        <w:rPr>
-          <w:rFonts w:ascii="Arial Narrow" w:eastAsia="Arial Narrow" w:hAnsi="Arial Narrow" w:cs="Arial Narrow"/>
-          <w:b/>
-          <w:color w:val="000000"/>
-          <w:kern w:val="0"/>
-          <w:lang w:eastAsia="es-PE"/>
-          <w14:ligatures w14:val="none"/>
-        </w:rPr>
-      </w:pPr>
-    </w:p>
-    <w:p>
+    <w:p ns2:paraId="513298A9" ns2:textId="77777777">
+      <w:pPr>
+        <w:spacing w:after="0" w:line="240" w:lineRule="auto"/>
+        <w:jc w:val="both"/>
+        <w:rPr>
+          <w:rFonts w:ascii="Arial Narrow" w:eastAsia="Arial Narrow" w:hAnsi="Arial Narrow" w:cs="Arial Narrow"/>
+          <w:b/>
+          <w:color w:val="000000"/>
+          <w:kern w:val="0"/>
+          <w:lang w:eastAsia="es-PE"/>
+          <ns2:ligatures ns2:val="none"/>
+        </w:rPr>
+      </w:pPr>
+    </w:p>
+    <w:p ns2:paraId="74AAB5F4" ns2:textId="27C54D28">
       <w:pPr>
         <w:spacing w:after="0" w:line="240" w:lineRule="auto"/>
         <w:jc w:val="both"/>
@@ -4802,14 +4693,14 @@
           <w:sz w:val="16"/>
           <w:szCs w:val="16"/>
           <w:lang w:eastAsia="es-PE"/>
-          <w14:ligatures w14:val="none"/>
+          <ns2:ligatures ns2:val="none"/>
         </w:rPr>
         <w:t>LSM/JCQ</w:t>
       </w:r>
     </w:p>
     <w:sectPr>
-      <w:headerReference w:type="default" r:id="rId8"/>
-      <w:footerReference w:type="default" r:id="rId9"/>
+      <w:headerReference w:type="default" ns3:id="rId8"/>
+      <w:footerReference w:type="default" ns3:id="rId9"/>
       <w:pgSz w:w="11906" w:h="16838"/>
       <w:pgMar w:top="1417" w:right="1701" w:bottom="1417" w:left="1701" w:header="708" w:footer="708" w:gutter="0"/>
       <w:cols w:space="708"/>

--- a/plantillas_maestras/02_seguro_vida/liquidacion_o_pago_menor/2_o_mas_ddos_varios/mujer/TPL_2319_2025_SEGURO_VIDA_LIQUIDACION_O_PAGO_MENOR_ASEGURADORA_MUJER_R1.docx
+++ b/plantillas_maestras/02_seguro_vida/liquidacion_o_pago_menor/2_o_mas_ddos_varios/mujer/TPL_2319_2025_SEGURO_VIDA_LIQUIDACION_O_PAGO_MENOR_ASEGURADORA_MUJER_R1.docx
@@ -3626,7 +3626,7 @@
           <w:sz w:val="20"/>
           <w:szCs w:val="20"/>
         </w:rPr>
-        <w:t xml:space="preserve">correr traslado de la presente resolución a Pacífico Compañía de Seguros y Reaseguros S.A para que, de conformidad con lo dispuesto por el artículo 26° de la Ley sobre Facultades, Normas y Organización del Indecopi, aprobado por Decreto Legislativo N° 8079, presenten sus descargos sobre la imputación de cargos realizada en un plazo no mayor a cinco (5) días hábiles contado a partir del día siguiente de la notificación de la presente resolución, vencido el cual, el Secretario Técnico declarará en rebeldía a los denunciados que no lo hubieran presentado. Debe precisarse que de conformidad con lo establecido por el artículo 223° del Texto Único Ordenado de la Ley N° 27444, Ley del Procedimiento Administrativo General, las alegaciones y los hechos relevantes de la reclamación, salvo que hayan sido específicamente negadas en la contestación, se tendrán por aceptadas o meritadas como ciertas.</w:t>
+        <w:t xml:space="preserve">correr traslado de la presente resolución a Pacífico Compañía de Seguros y Reaseguros S.A. para que, de conformidad con lo dispuesto por el artículo 26 de la Ley sobre Facultades, Normas y Organización del Indecopi, aprobada por Decreto Legislativo 807, presente sus descargos sobre la imputación de cargos realizada en un plazo no mayor a cinco (5) días hábiles contado a partir del día siguiente de la notificación de la presente resolución, vencido el cual, el Secretario Técnico declarará en rebeldía al denunciado que no lo hubiera presentado. Debe precisarse que de conformidad con lo establecido por el artículo 223 del Texto Único Ordenado de la Ley 27444, Ley del Procedimiento Administrativo General, las alegaciones y los hechos relevantes de la reclamación, salvo que hayan sido específicamente negadas en la contestación, se tendrán por aceptadas o merituadas como ciertas.</w:t>
       </w:r>
     </w:p>
     <w:p ns2:paraId="228F876C" ns2:textId="77777777">

--- a/plantillas_maestras/02_seguro_vida/liquidacion_o_pago_menor/2_o_mas_ddos_varios/mujer/TPL_2319_2025_SEGURO_VIDA_LIQUIDACION_O_PAGO_MENOR_ASEGURADORA_MUJER_R1.docx
+++ b/plantillas_maestras/02_seguro_vida/liquidacion_o_pago_menor/2_o_mas_ddos_varios/mujer/TPL_2319_2025_SEGURO_VIDA_LIQUIDACION_O_PAGO_MENOR_ASEGURADORA_MUJER_R1.docx
@@ -470,7 +470,7 @@
           <w:lang w:eastAsia="es-PE"/>
           <ns2:ligatures ns2:val="none"/>
         </w:rPr>
-        <w:t>24</w:t>
+        <w:t xml:space="preserve">24 de octubre de 2025</w:t>
       </w:r>
       <w:r>
         <w:rPr>
@@ -481,7 +481,7 @@
           <w:lang w:eastAsia="es-PE"/>
           <ns2:ligatures ns2:val="none"/>
         </w:rPr>
-        <w:t xml:space="preserve"> de </w:t>
+        <w:t xml:space="preserve"/>
       </w:r>
       <w:r>
         <w:rPr>
@@ -492,7 +492,7 @@
           <w:lang w:eastAsia="es-PE"/>
           <ns2:ligatures ns2:val="none"/>
         </w:rPr>
-        <w:t xml:space="preserve">octubre </w:t>
+        <w:t xml:space="preserve"/>
       </w:r>
       <w:r>
         <w:rPr>
@@ -503,7 +503,7 @@
           <w:lang w:eastAsia="es-PE"/>
           <ns2:ligatures ns2:val="none"/>
         </w:rPr>
-        <w:t>de 2025</w:t>
+        <w:t xml:space="preserve"/>
       </w:r>
     </w:p>
     <w:p ns2:paraId="66CE1821" ns2:textId="77777777">
@@ -4897,31 +4897,31 @@
           <w:sz w:val="14"/>
           <w:szCs w:val="14"/>
         </w:rPr>
-        <w:t>18</w:t>
-      </w:r>
-      <w:r>
-        <w:rPr>
-          <w:rFonts w:ascii="Arial Narrow" w:hAnsi="Arial Narrow" w:cs="Arial"/>
-          <w:sz w:val="14"/>
-          <w:szCs w:val="14"/>
-        </w:rPr>
-        <w:t xml:space="preserve"> de </w:t>
-      </w:r>
-      <w:r>
-        <w:rPr>
-          <w:rFonts w:ascii="Arial Narrow" w:hAnsi="Arial Narrow" w:cs="Arial"/>
-          <w:sz w:val="14"/>
-          <w:szCs w:val="14"/>
-        </w:rPr>
-        <w:t>setiembre</w:t>
-      </w:r>
-      <w:r>
-        <w:rPr>
-          <w:rFonts w:ascii="Arial Narrow" w:hAnsi="Arial Narrow" w:cs="Arial"/>
-          <w:sz w:val="14"/>
-          <w:szCs w:val="14"/>
-        </w:rPr>
-        <w:t xml:space="preserve"> del 2025, </w:t>
+        <w:t xml:space="preserve">18 de setiembre de 2025</w:t>
+      </w:r>
+      <w:r>
+        <w:rPr>
+          <w:rFonts w:ascii="Arial Narrow" w:hAnsi="Arial Narrow" w:cs="Arial"/>
+          <w:sz w:val="14"/>
+          <w:szCs w:val="14"/>
+        </w:rPr>
+        <w:t xml:space="preserve"/>
+      </w:r>
+      <w:r>
+        <w:rPr>
+          <w:rFonts w:ascii="Arial Narrow" w:hAnsi="Arial Narrow" w:cs="Arial"/>
+          <w:sz w:val="14"/>
+          <w:szCs w:val="14"/>
+        </w:rPr>
+        <w:t xml:space="preserve"/>
+      </w:r>
+      <w:r>
+        <w:rPr>
+          <w:rFonts w:ascii="Arial Narrow" w:hAnsi="Arial Narrow" w:cs="Arial"/>
+          <w:sz w:val="14"/>
+          <w:szCs w:val="14"/>
+        </w:rPr>
+        <w:t xml:space="preserve">, </w:t>
       </w:r>
       <w:r>
         <w:rPr>
@@ -4945,15 +4945,15 @@
           <w:sz w:val="14"/>
           <w:szCs w:val="14"/>
         </w:rPr>
-        <w:t xml:space="preserve">18 de setiembre </w:t>
-      </w:r>
-      <w:r>
-        <w:rPr>
-          <w:rFonts w:ascii="Arial Narrow" w:hAnsi="Arial Narrow" w:cs="Arial"/>
-          <w:sz w:val="14"/>
-          <w:szCs w:val="14"/>
-        </w:rPr>
-        <w:t>del 2025.</w:t>
+        <w:t xml:space="preserve">18 de setiembre de 2025</w:t>
+      </w:r>
+      <w:r>
+        <w:rPr>
+          <w:rFonts w:ascii="Arial Narrow" w:hAnsi="Arial Narrow" w:cs="Arial"/>
+          <w:sz w:val="14"/>
+          <w:szCs w:val="14"/>
+        </w:rPr>
+        <w:t xml:space="preserve">.</w:t>
       </w:r>
     </w:p>
     <w:p>
@@ -5123,7 +5123,7 @@
           <w:sz w:val="14"/>
           <w:szCs w:val="14"/>
         </w:rPr>
-        <w:t>el 2 de setiembre del 2010 en el Diario Oficial El Peruano, vigente desde el 2 de octubre del 2010 y modificado por Decreto Legislativo 1308.</w:t>
+        <w:t xml:space="preserve">el 2 de setiembre de 2010 en el Diario Oficial El Peruano, vigente desde el 2 de octubre de 2010 y modificado por Decreto Legislativo 1308.</w:t>
       </w:r>
     </w:p>
     <w:p>

--- a/plantillas_maestras/02_seguro_vida/liquidacion_o_pago_menor/2_o_mas_ddos_varios/mujer/TPL_2319_2025_SEGURO_VIDA_LIQUIDACION_O_PAGO_MENOR_ASEGURADORA_MUJER_R1.docx
+++ b/plantillas_maestras/02_seguro_vida/liquidacion_o_pago_menor/2_o_mas_ddos_varios/mujer/TPL_2319_2025_SEGURO_VIDA_LIQUIDACION_O_PAGO_MENOR_ASEGURADORA_MUJER_R1.docx
@@ -1,8 +1,8 @@
 
 <file path=word/document.xml><?xml version="1.0" encoding="utf-8"?>
-<w:document xmlns:ns1="http://schemas.openxmlformats.org/markup-compatibility/2006" xmlns:ns2="http://schemas.microsoft.com/office/word/2010/wordml" xmlns:ns3="http://schemas.openxmlformats.org/officeDocument/2006/relationships" xmlns:w="http://schemas.openxmlformats.org/wordprocessingml/2006/main" ns1:Ignorable="w14 w15 w16se w16cid w16 w16cex w16sdtdh w16sdtfl w16du wp14">
+<w:document xmlns:mc="http://schemas.openxmlformats.org/markup-compatibility/2006" xmlns:r="http://schemas.openxmlformats.org/officeDocument/2006/relationships" xmlns:w="http://schemas.openxmlformats.org/wordprocessingml/2006/main" xmlns:w14="http://schemas.microsoft.com/office/word/2010/wordml" xmlns:w15="http://schemas.microsoft.com/office/word/2012/wordml" xmlns:w16="http://schemas.microsoft.com/office/word/2018/wordml" xmlns:w16cex="http://schemas.microsoft.com/office/word/2018/wordml/cex" xmlns:w16cid="http://schemas.microsoft.com/office/word/2016/wordml/cid" xmlns:w16du="http://schemas.microsoft.com/office/word/2023/wordml/word16du" xmlns:w16sdtdh="http://schemas.microsoft.com/office/word/2020/wordml/sdtdatahash" xmlns:w16se="http://schemas.microsoft.com/office/word/2015/wordml/symex" xmlns:wp14="http://schemas.microsoft.com/office/word/2010/wordprocessingDrawing" mc:Ignorable="w14 w15 w16se w16cid w16 w16cex w16sdtdh w16du wp14">
   <w:body>
-    <w:p ns2:paraId="1B509B2D" ns2:textId="449ABFA6">
+    <w:p>
       <w:pPr>
         <w:tabs>
           <w:tab w:val="left" w:pos="1701"/>
@@ -14,7 +14,7 @@
           <w:color w:val="000000"/>
           <w:kern w:val="0"/>
           <w:lang w:eastAsia="es-PE"/>
-          <ns2:ligatures ns2:val="none"/>
+          <w14:ligatures w14:val="none"/>
         </w:rPr>
       </w:pPr>
       <w:bookmarkStart w:id="0" w:name="_Hlk80343540"/>
@@ -25,7 +25,7 @@
           <w:color w:val="000000"/>
           <w:kern w:val="0"/>
           <w:lang w:eastAsia="es-PE"/>
-          <ns2:ligatures ns2:val="none"/>
+          <w14:ligatures w14:val="none"/>
         </w:rPr>
         <w:t xml:space="preserve">EXPEDIENTE </w:t>
       </w:r>
@@ -36,7 +36,7 @@
           <w:color w:val="000000"/>
           <w:kern w:val="0"/>
           <w:lang w:eastAsia="es-PE"/>
-          <ns2:ligatures ns2:val="none"/>
+          <w14:ligatures w14:val="none"/>
         </w:rPr>
         <w:tab/>
         <w:t>:</w:t>
@@ -48,7 +48,7 @@
           <w:color w:val="000000"/>
           <w:kern w:val="0"/>
           <w:lang w:eastAsia="es-PE"/>
-          <ns2:ligatures ns2:val="none"/>
+          <w14:ligatures w14:val="none"/>
         </w:rPr>
         <w:tab/>
       </w:r>
@@ -61,12 +61,12 @@
           <w:kern w:val="0"/>
           <w:shd w:val="clear" w:color="auto" w:fill="FFFFFF"/>
           <w:lang w:eastAsia="es-PE"/>
-          <ns2:ligatures ns2:val="none"/>
+          <w14:ligatures w14:val="none"/>
         </w:rPr>
         <w:t>2319-2025/CC1</w:t>
       </w:r>
     </w:p>
-    <w:p ns2:paraId="7E5DC22B" ns2:textId="4D43F63E">
+    <w:p>
       <w:pPr>
         <w:tabs>
           <w:tab w:val="left" w:pos="1701"/>
@@ -81,99 +81,26 @@
           <w:color w:val="000000"/>
           <w:kern w:val="0"/>
           <w:lang w:eastAsia="es-PE"/>
-          <ns2:ligatures ns2:val="none"/>
-        </w:rPr>
-      </w:pPr>
-      <w:r>
-        <w:rPr>
-          <w:rFonts w:ascii="Arial Narrow" w:eastAsia="Arial Narrow" w:hAnsi="Arial Narrow" w:cs="Arial Narrow"/>
-          <w:b/>
-          <w:color w:val="000000"/>
-          <w:kern w:val="0"/>
-          <w:lang w:eastAsia="es-PE"/>
-          <ns2:ligatures ns2:val="none"/>
-        </w:rPr>
-        <w:t xml:space="preserve">DENUNCIANTE:[DENUNCIANTE] (SEÑORA [APELLIDO])</w:t>
-      </w:r>
-      <w:r>
-        <w:rPr>
-          <w:rFonts w:ascii="Arial Narrow" w:eastAsia="Arial Narrow" w:hAnsi="Arial Narrow" w:cs="Arial Narrow"/>
-          <w:b/>
-          <w:color w:val="000000"/>
-          <w:kern w:val="0"/>
-          <w:lang w:eastAsia="es-PE"/>
-          <ns2:ligatures ns2:val="none"/>
-        </w:rPr>
+          <w14:ligatures w14:val="none"/>
+        </w:rPr>
+      </w:pPr>
+      <w:r>
+        <w:rPr>
+          <w:rFonts w:ascii="Arial Narrow" w:eastAsia="Arial Narrow" w:hAnsi="Arial Narrow" w:cs="Arial Narrow"/>
+          <w:b/>
+          <w:color w:val="000000"/>
+          <w:kern w:val="0"/>
+          <w:lang w:eastAsia="es-PE"/>
+          <w14:ligatures w14:val="none"/>
+        </w:rPr>
+        <w:t>DENUNCIANTE</w:t>
         <w:tab/>
-      </w:r>
-      <w:r>
-        <w:rPr>
-          <w:rFonts w:ascii="Arial Narrow" w:eastAsia="Arial Narrow" w:hAnsi="Arial Narrow" w:cs="Arial Narrow"/>
-          <w:b/>
-          <w:color w:val="000000"/>
-          <w:kern w:val="0"/>
-          <w:lang w:eastAsia="es-PE"/>
-          <ns2:ligatures ns2:val="none"/>
-        </w:rPr>
-        <w:t/>
-      </w:r>
-      <w:r>
-        <w:rPr>
-          <w:rFonts w:ascii="Arial Narrow" w:eastAsia="Arial Narrow" w:hAnsi="Arial Narrow" w:cs="Arial Narrow"/>
-          <w:b/>
-          <w:color w:val="000000"/>
-          <w:kern w:val="0"/>
-          <w:lang w:eastAsia="es-PE"/>
-          <ns2:ligatures ns2:val="none"/>
-        </w:rPr>
+        <w:t>:</w:t>
         <w:tab/>
-      </w:r>
-      <w:r>
-        <w:rPr>
-          <w:rFonts w:ascii="Arial Narrow" w:eastAsia="Arial Narrow" w:hAnsi="Arial Narrow" w:cs="Arial Narrow"/>
-          <w:b/>
-          <w:color w:val="000000"/>
-          <w:kern w:val="0"/>
-          <w:lang w:eastAsia="es-PE"/>
-          <ns2:ligatures ns2:val="none"/>
-        </w:rPr>
-        <w:t xml:space="preserve"/>
-      </w:r>
-      <w:r>
-        <w:rPr>
-          <w:rFonts w:ascii="Arial Narrow" w:eastAsia="Arial Narrow" w:hAnsi="Arial Narrow" w:cs="Arial Narrow"/>
-          <w:b/>
-          <w:color w:val="000000"/>
-          <w:kern w:val="0"/>
-          <w:lang w:eastAsia="es-PE"/>
-          <ns2:ligatures ns2:val="none"/>
-        </w:rPr>
-        <w:t xml:space="preserve"/>
-      </w:r>
-      <w:r>
-        <w:rPr>
-          <w:rFonts w:ascii="Arial Narrow" w:eastAsia="Arial Narrow" w:hAnsi="Arial Narrow" w:cs="Arial Narrow"/>
-          <w:b/>
-          <w:color w:val="000000"/>
-          <w:kern w:val="0"/>
-          <w:lang w:eastAsia="es-PE"/>
-          <ns2:ligatures ns2:val="none"/>
-        </w:rPr>
-        <w:t/>
-      </w:r>
-      <w:r>
-        <w:rPr>
-          <w:rFonts w:ascii="Arial Narrow" w:eastAsia="Arial Narrow" w:hAnsi="Arial Narrow" w:cs="Arial Narrow"/>
-          <w:b/>
-          <w:color w:val="000000"/>
-          <w:kern w:val="0"/>
-          <w:lang w:eastAsia="es-PE"/>
-          <ns2:ligatures ns2:val="none"/>
-        </w:rPr>
-        <w:t/>
-      </w:r>
-    </w:p>
-    <w:p ns2:paraId="6DEEEDFE" ns2:textId="6211B2EC">
+        <w:t xml:space="preserve">[DENUNCIANTE] (SEÑORA [APELLIDO])</w:t>
+      </w:r>
+    </w:p>
+    <w:p>
       <w:pPr>
         <w:tabs>
           <w:tab w:val="left" w:pos="1701"/>
@@ -188,17 +115,17 @@
           <w:color w:val="000000"/>
           <w:kern w:val="0"/>
           <w:lang w:eastAsia="es-PE"/>
-          <ns2:ligatures ns2:val="none"/>
-        </w:rPr>
-      </w:pPr>
-      <w:r>
-        <w:rPr>
-          <w:rFonts w:ascii="Arial Narrow" w:eastAsia="Arial Narrow" w:hAnsi="Arial Narrow" w:cs="Arial Narrow"/>
-          <w:b/>
-          <w:color w:val="000000"/>
-          <w:kern w:val="0"/>
-          <w:lang w:eastAsia="es-PE"/>
-          <ns2:ligatures ns2:val="none"/>
+          <w14:ligatures w14:val="none"/>
+        </w:rPr>
+      </w:pPr>
+      <w:r>
+        <w:rPr>
+          <w:rFonts w:ascii="Arial Narrow" w:eastAsia="Arial Narrow" w:hAnsi="Arial Narrow" w:cs="Arial Narrow"/>
+          <w:b/>
+          <w:color w:val="000000"/>
+          <w:kern w:val="0"/>
+          <w:lang w:eastAsia="es-PE"/>
+          <w14:ligatures w14:val="none"/>
         </w:rPr>
         <w:t>DENUNCIADO</w:t>
       </w:r>
@@ -209,7 +136,7 @@
           <w:color w:val="000000"/>
           <w:kern w:val="0"/>
           <w:lang w:eastAsia="es-PE"/>
-          <ns2:ligatures ns2:val="none"/>
+          <w14:ligatures w14:val="none"/>
         </w:rPr>
         <w:tab/>
         <w:t>:</w:t>
@@ -221,7 +148,7 @@
           <w:color w:val="000000"/>
           <w:kern w:val="0"/>
           <w:lang w:eastAsia="es-PE"/>
-          <ns2:ligatures ns2:val="none"/>
+          <w14:ligatures w14:val="none"/>
         </w:rPr>
         <w:tab/>
       </w:r>
@@ -232,7 +159,7 @@
           <w:color w:val="000000"/>
           <w:kern w:val="0"/>
           <w:lang w:eastAsia="es-PE"/>
-          <ns2:ligatures ns2:val="none"/>
+          <w14:ligatures w14:val="none"/>
         </w:rPr>
         <w:t xml:space="preserve">PACÍFICO COMPAÑÍA DE SEGUROS Y REASEGUROS S.A. </w:t>
       </w:r>
@@ -243,7 +170,7 @@
           <w:color w:val="000000"/>
           <w:kern w:val="0"/>
           <w:lang w:eastAsia="es-PE"/>
-          <ns2:ligatures ns2:val="none"/>
+          <w14:ligatures w14:val="none"/>
         </w:rPr>
         <w:t>(</w:t>
       </w:r>
@@ -254,7 +181,7 @@
           <w:color w:val="000000"/>
           <w:kern w:val="0"/>
           <w:lang w:eastAsia="es-PE"/>
-          <ns2:ligatures ns2:val="none"/>
+          <w14:ligatures w14:val="none"/>
         </w:rPr>
         <w:t>PACÍFICO</w:t>
       </w:r>
@@ -265,12 +192,12 @@
           <w:color w:val="000000"/>
           <w:kern w:val="0"/>
           <w:lang w:eastAsia="es-PE"/>
-          <ns2:ligatures ns2:val="none"/>
+          <w14:ligatures w14:val="none"/>
         </w:rPr>
         <w:t>)</w:t>
       </w:r>
     </w:p>
-    <w:p ns2:paraId="022D2B94" ns2:textId="77777777">
+    <w:p>
       <w:pPr>
         <w:tabs>
           <w:tab w:val="left" w:pos="1701"/>
@@ -285,17 +212,17 @@
           <w:color w:val="000000"/>
           <w:kern w:val="0"/>
           <w:lang w:eastAsia="es-PE"/>
-          <ns2:ligatures ns2:val="none"/>
-        </w:rPr>
-      </w:pPr>
-      <w:r>
-        <w:rPr>
-          <w:rFonts w:ascii="Arial Narrow" w:eastAsia="Arial Narrow" w:hAnsi="Arial Narrow" w:cs="Arial Narrow"/>
-          <w:b/>
-          <w:color w:val="000000"/>
-          <w:kern w:val="0"/>
-          <w:lang w:eastAsia="es-PE"/>
-          <ns2:ligatures ns2:val="none"/>
+          <w14:ligatures w14:val="none"/>
+        </w:rPr>
+      </w:pPr>
+      <w:r>
+        <w:rPr>
+          <w:rFonts w:ascii="Arial Narrow" w:eastAsia="Arial Narrow" w:hAnsi="Arial Narrow" w:cs="Arial Narrow"/>
+          <w:b/>
+          <w:color w:val="000000"/>
+          <w:kern w:val="0"/>
+          <w:lang w:eastAsia="es-PE"/>
+          <w14:ligatures w14:val="none"/>
         </w:rPr>
         <w:t>MATERIAS</w:t>
       </w:r>
@@ -306,7 +233,7 @@
           <w:color w:val="000000"/>
           <w:kern w:val="0"/>
           <w:lang w:eastAsia="es-PE"/>
-          <ns2:ligatures ns2:val="none"/>
+          <w14:ligatures w14:val="none"/>
         </w:rPr>
         <w:tab/>
         <w:t xml:space="preserve">: </w:t>
@@ -318,13 +245,13 @@
           <w:color w:val="000000"/>
           <w:kern w:val="0"/>
           <w:lang w:eastAsia="es-PE"/>
-          <ns2:ligatures ns2:val="none"/>
+          <w14:ligatures w14:val="none"/>
         </w:rPr>
         <w:tab/>
         <w:t>ADMISIÓN A TRÁMITE</w:t>
       </w:r>
     </w:p>
-    <w:p ns2:paraId="19ED7B73" ns2:textId="77777777">
+    <w:p>
       <w:pPr>
         <w:tabs>
           <w:tab w:val="left" w:pos="1701"/>
@@ -339,22 +266,22 @@
           <w:color w:val="000000"/>
           <w:kern w:val="0"/>
           <w:lang w:eastAsia="es-PE"/>
-          <ns2:ligatures ns2:val="none"/>
-        </w:rPr>
-      </w:pPr>
-      <w:r>
-        <w:rPr>
-          <w:rFonts w:ascii="Arial Narrow" w:eastAsia="Arial Narrow" w:hAnsi="Arial Narrow" w:cs="Arial Narrow"/>
-          <w:b/>
-          <w:color w:val="000000"/>
-          <w:kern w:val="0"/>
-          <w:lang w:eastAsia="es-PE"/>
-          <ns2:ligatures ns2:val="none"/>
+          <w14:ligatures w14:val="none"/>
+        </w:rPr>
+      </w:pPr>
+      <w:r>
+        <w:rPr>
+          <w:rFonts w:ascii="Arial Narrow" w:eastAsia="Arial Narrow" w:hAnsi="Arial Narrow" w:cs="Arial Narrow"/>
+          <w:b/>
+          <w:color w:val="000000"/>
+          <w:kern w:val="0"/>
+          <w:lang w:eastAsia="es-PE"/>
+          <w14:ligatures w14:val="none"/>
         </w:rPr>
         <w:t xml:space="preserve">REQUERIMIENTO DE INFORMACIÓN </w:t>
       </w:r>
     </w:p>
-    <w:p ns2:paraId="46A5A479" ns2:textId="03058BBB">
+    <w:p>
       <w:pPr>
         <w:tabs>
           <w:tab w:val="left" w:pos="1701"/>
@@ -368,17 +295,17 @@
           <w:color w:val="000000"/>
           <w:kern w:val="0"/>
           <w:lang w:eastAsia="es-PE"/>
-          <ns2:ligatures ns2:val="none"/>
-        </w:rPr>
-      </w:pPr>
-      <w:r>
-        <w:rPr>
-          <w:rFonts w:ascii="Arial Narrow" w:eastAsia="Arial Narrow" w:hAnsi="Arial Narrow" w:cs="Arial Narrow"/>
-          <w:b/>
-          <w:color w:val="000000"/>
-          <w:kern w:val="0"/>
-          <w:lang w:eastAsia="es-PE"/>
-          <ns2:ligatures ns2:val="none"/>
+          <w14:ligatures w14:val="none"/>
+        </w:rPr>
+      </w:pPr>
+      <w:r>
+        <w:rPr>
+          <w:rFonts w:ascii="Arial Narrow" w:eastAsia="Arial Narrow" w:hAnsi="Arial Narrow" w:cs="Arial Narrow"/>
+          <w:b/>
+          <w:color w:val="000000"/>
+          <w:kern w:val="0"/>
+          <w:lang w:eastAsia="es-PE"/>
+          <w14:ligatures w14:val="none"/>
         </w:rPr>
         <w:t xml:space="preserve">RESOLUCIÓN </w:t>
       </w:r>
@@ -389,7 +316,7 @@
           <w:color w:val="000000"/>
           <w:kern w:val="0"/>
           <w:lang w:eastAsia="es-PE"/>
-          <ns2:ligatures ns2:val="none"/>
+          <w14:ligatures w14:val="none"/>
         </w:rPr>
         <w:tab/>
         <w:t>:</w:t>
@@ -401,7 +328,7 @@
           <w:color w:val="000000"/>
           <w:kern w:val="0"/>
           <w:lang w:eastAsia="es-PE"/>
-          <ns2:ligatures ns2:val="none"/>
+          <w14:ligatures w14:val="none"/>
         </w:rPr>
         <w:tab/>
       </w:r>
@@ -412,12 +339,12 @@
           <w:color w:val="000000"/>
           <w:kern w:val="0"/>
           <w:lang w:eastAsia="es-PE"/>
-          <ns2:ligatures ns2:val="none"/>
+          <w14:ligatures w14:val="none"/>
         </w:rPr>
         <w:t>1</w:t>
       </w:r>
     </w:p>
-    <w:p ns2:paraId="5BA3A18D" ns2:textId="77777777">
+    <w:p>
       <w:pPr>
         <w:tabs>
           <w:tab w:val="left" w:pos="1014"/>
@@ -430,11 +357,11 @@
           <w:kern w:val="0"/>
           <w:shd w:val="clear" w:color="auto" w:fill="FFFFFF"/>
           <w:lang w:eastAsia="es-PE"/>
-          <ns2:ligatures ns2:val="none"/>
-        </w:rPr>
-      </w:pPr>
-    </w:p>
-    <w:p ns2:paraId="2F799822" ns2:textId="51B4F719">
+          <w14:ligatures w14:val="none"/>
+        </w:rPr>
+      </w:pPr>
+    </w:p>
+    <w:p>
       <w:pPr>
         <w:tabs>
           <w:tab w:val="left" w:pos="1014"/>
@@ -447,7 +374,7 @@
           <w:kern w:val="0"/>
           <w:shd w:val="clear" w:color="auto" w:fill="FFFFFF"/>
           <w:lang w:eastAsia="es-PE"/>
-          <ns2:ligatures ns2:val="none"/>
+          <w14:ligatures w14:val="none"/>
         </w:rPr>
       </w:pPr>
       <w:r>
@@ -457,7 +384,7 @@
           <w:kern w:val="0"/>
           <w:shd w:val="clear" w:color="auto" w:fill="FFFFFF"/>
           <w:lang w:eastAsia="es-PE"/>
-          <ns2:ligatures ns2:val="none"/>
+          <w14:ligatures w14:val="none"/>
         </w:rPr>
         <w:t xml:space="preserve">Lima, </w:t>
       </w:r>
@@ -468,7 +395,7 @@
           <w:kern w:val="0"/>
           <w:shd w:val="clear" w:color="auto" w:fill="FFFFFF"/>
           <w:lang w:eastAsia="es-PE"/>
-          <ns2:ligatures ns2:val="none"/>
+          <w14:ligatures w14:val="none"/>
         </w:rPr>
         <w:t xml:space="preserve">24 de octubre de 2025</w:t>
       </w:r>
@@ -479,7 +406,7 @@
           <w:kern w:val="0"/>
           <w:shd w:val="clear" w:color="auto" w:fill="FFFFFF"/>
           <w:lang w:eastAsia="es-PE"/>
-          <ns2:ligatures ns2:val="none"/>
+          <w14:ligatures w14:val="none"/>
         </w:rPr>
         <w:t xml:space="preserve"/>
       </w:r>
@@ -490,7 +417,7 @@
           <w:kern w:val="0"/>
           <w:shd w:val="clear" w:color="auto" w:fill="FFFFFF"/>
           <w:lang w:eastAsia="es-PE"/>
-          <ns2:ligatures ns2:val="none"/>
+          <w14:ligatures w14:val="none"/>
         </w:rPr>
         <w:t xml:space="preserve"/>
       </w:r>
@@ -501,12 +428,12 @@
           <w:kern w:val="0"/>
           <w:shd w:val="clear" w:color="auto" w:fill="FFFFFF"/>
           <w:lang w:eastAsia="es-PE"/>
-          <ns2:ligatures ns2:val="none"/>
+          <w14:ligatures w14:val="none"/>
         </w:rPr>
         <w:t xml:space="preserve"/>
       </w:r>
     </w:p>
-    <w:p ns2:paraId="66CE1821" ns2:textId="77777777">
+    <w:p>
       <w:pPr>
         <w:tabs>
           <w:tab w:val="left" w:pos="1014"/>
@@ -518,11 +445,11 @@
           <w:color w:val="000000"/>
           <w:kern w:val="0"/>
           <w:lang w:eastAsia="es-PE"/>
-          <ns2:ligatures ns2:val="none"/>
-        </w:rPr>
-      </w:pPr>
-    </w:p>
-    <w:p ns2:paraId="0B80AAA5" ns2:textId="77777777">
+          <w14:ligatures w14:val="none"/>
+        </w:rPr>
+      </w:pPr>
+    </w:p>
+    <w:p>
       <w:pPr>
         <w:numPr>
           <w:ilvl w:val="0"/>
@@ -536,22 +463,22 @@
           <w:color w:val="000000"/>
           <w:kern w:val="0"/>
           <w:lang w:eastAsia="es-PE"/>
-          <ns2:ligatures ns2:val="none"/>
-        </w:rPr>
-      </w:pPr>
-      <w:r>
-        <w:rPr>
-          <w:rFonts w:ascii="Arial Narrow" w:eastAsia="Arial Narrow" w:hAnsi="Arial Narrow" w:cs="Arial Narrow"/>
-          <w:b/>
-          <w:color w:val="000000"/>
-          <w:kern w:val="0"/>
-          <w:lang w:eastAsia="es-PE"/>
-          <ns2:ligatures ns2:val="none"/>
+          <w14:ligatures w14:val="none"/>
+        </w:rPr>
+      </w:pPr>
+      <w:r>
+        <w:rPr>
+          <w:rFonts w:ascii="Arial Narrow" w:eastAsia="Arial Narrow" w:hAnsi="Arial Narrow" w:cs="Arial Narrow"/>
+          <w:b/>
+          <w:color w:val="000000"/>
+          <w:kern w:val="0"/>
+          <w:lang w:eastAsia="es-PE"/>
+          <w14:ligatures w14:val="none"/>
         </w:rPr>
         <w:t xml:space="preserve">HECHOS </w:t>
       </w:r>
     </w:p>
-    <w:p ns2:paraId="621F2AB2" ns2:textId="77777777">
+    <w:p>
       <w:pPr>
         <w:spacing w:after="0" w:line="240" w:lineRule="auto"/>
         <w:jc w:val="both"/>
@@ -560,11 +487,11 @@
           <w:color w:val="000000"/>
           <w:kern w:val="0"/>
           <w:lang w:eastAsia="es-PE"/>
-          <ns2:ligatures ns2:val="none"/>
-        </w:rPr>
-      </w:pPr>
-    </w:p>
-    <w:p ns2:paraId="60B5D5B0" ns2:textId="17E342C3">
+          <w14:ligatures w14:val="none"/>
+        </w:rPr>
+      </w:pPr>
+    </w:p>
+    <w:p>
       <w:pPr>
         <w:numPr>
           <w:ilvl w:val="1"/>
@@ -578,7 +505,7 @@
           <w:color w:val="000000"/>
           <w:kern w:val="0"/>
           <w:lang w:val="es-ES" w:eastAsia="es-ES"/>
-          <ns2:ligatures ns2:val="none"/>
+          <w14:ligatures w14:val="none"/>
         </w:rPr>
       </w:pPr>
       <w:r>
@@ -587,7 +514,7 @@
           <w:color w:val="000000"/>
           <w:kern w:val="0"/>
           <w:lang w:val="es-ES" w:eastAsia="es-ES"/>
-          <ns2:ligatures ns2:val="none"/>
+          <w14:ligatures w14:val="none"/>
         </w:rPr>
         <w:t xml:space="preserve">Mediante el escrito del 6 de agosto de 2025, la señora [APELLIDO] denunció a Pacífico por presuntas infracciones a la Ley 29571, Código de Protección y Defensa del Consumidor (en adelante, Código), señalando lo siguiente:</w:t>
       </w:r>
@@ -597,7 +524,7 @@
           <w:color w:val="000000"/>
           <w:kern w:val="0"/>
           <w:lang w:val="es-ES" w:eastAsia="es-ES"/>
-          <ns2:ligatures ns2:val="none"/>
+          <w14:ligatures w14:val="none"/>
         </w:rPr>
         <w:t/>
       </w:r>
@@ -607,7 +534,7 @@
           <w:color w:val="000000"/>
           <w:kern w:val="0"/>
           <w:lang w:val="es-ES" w:eastAsia="es-ES"/>
-          <ns2:ligatures ns2:val="none"/>
+          <w14:ligatures w14:val="none"/>
         </w:rPr>
         <w:t xml:space="preserve"/>
       </w:r>
@@ -617,7 +544,7 @@
           <w:color w:val="000000"/>
           <w:kern w:val="0"/>
           <w:lang w:val="es-ES" w:eastAsia="es-ES"/>
-          <ns2:ligatures ns2:val="none"/>
+          <w14:ligatures w14:val="none"/>
         </w:rPr>
         <w:t/>
       </w:r>
@@ -627,7 +554,7 @@
           <w:color w:val="000000"/>
           <w:kern w:val="0"/>
           <w:lang w:val="es-ES" w:eastAsia="es-ES"/>
-          <ns2:ligatures ns2:val="none"/>
+          <w14:ligatures w14:val="none"/>
         </w:rPr>
         <w:t xml:space="preserve"/>
       </w:r>
@@ -639,7 +566,7 @@
           <w:kern w:val="0"/>
           <w:vertAlign w:val="superscript"/>
           <w:lang w:val="es-ES" w:eastAsia="es-ES"/>
-          <ns2:ligatures ns2:val="none"/>
+          <w14:ligatures w14:val="none"/>
         </w:rPr>
         <w:footnoteReference w:id="1"/>
       </w:r>
@@ -647,7 +574,7 @@
         <w:rPr>
           <w:rFonts w:ascii="Arial Narrow" w:eastAsia="Calibri" w:hAnsi="Arial Narrow" w:cs="Arial"/>
           <w:kern w:val="0"/>
-          <ns2:ligatures ns2:val="none"/>
+          <w14:ligatures w14:val="none"/>
         </w:rPr>
         <w:t/>
       </w:r>
@@ -655,7 +582,7 @@
         <w:rPr>
           <w:rFonts w:ascii="Arial Narrow" w:eastAsia="Calibri" w:hAnsi="Arial Narrow" w:cs="Arial"/>
           <w:kern w:val="0"/>
-          <ns2:ligatures ns2:val="none"/>
+          <w14:ligatures w14:val="none"/>
         </w:rPr>
         <w:t xml:space="preserve"/>
       </w:r>
@@ -663,7 +590,7 @@
         <w:rPr>
           <w:rFonts w:ascii="Arial Narrow" w:eastAsia="Calibri" w:hAnsi="Arial Narrow" w:cs="Arial"/>
           <w:kern w:val="0"/>
-          <ns2:ligatures ns2:val="none"/>
+          <w14:ligatures w14:val="none"/>
         </w:rPr>
         <w:t/>
       </w:r>
@@ -675,7 +602,7 @@
           <w:kern w:val="0"/>
           <w:vertAlign w:val="superscript"/>
           <w:lang w:val="es-ES" w:eastAsia="es-ES"/>
-          <ns2:ligatures ns2:val="none"/>
+          <w14:ligatures w14:val="none"/>
         </w:rPr>
         <w:footnoteReference w:id="2"/>
       </w:r>
@@ -683,7 +610,7 @@
         <w:rPr>
           <w:rFonts w:ascii="Arial Narrow" w:eastAsia="Calibri" w:hAnsi="Arial Narrow" w:cs="Arial"/>
           <w:kern w:val="0"/>
-          <ns2:ligatures ns2:val="none"/>
+          <w14:ligatures w14:val="none"/>
         </w:rPr>
         <w:t xml:space="preserve"/>
       </w:r>
@@ -691,7 +618,7 @@
         <w:rPr>
           <w:rFonts w:ascii="Arial Narrow" w:eastAsia="Calibri" w:hAnsi="Arial Narrow" w:cs="Arial"/>
           <w:kern w:val="0"/>
-          <ns2:ligatures ns2:val="none"/>
+          <w14:ligatures w14:val="none"/>
         </w:rPr>
         <w:t/>
       </w:r>
@@ -701,7 +628,7 @@
           <w:color w:val="000000"/>
           <w:kern w:val="0"/>
           <w:lang w:val="es-ES" w:eastAsia="es-ES"/>
-          <ns2:ligatures ns2:val="none"/>
+          <w14:ligatures w14:val="none"/>
         </w:rPr>
         <w:t xml:space="preserve"/>
       </w:r>
@@ -711,7 +638,7 @@
           <w:color w:val="000000"/>
           <w:kern w:val="0"/>
           <w:lang w:val="es-ES" w:eastAsia="es-ES"/>
-          <ns2:ligatures ns2:val="none"/>
+          <w14:ligatures w14:val="none"/>
         </w:rPr>
         <w:t xml:space="preserve"/>
       </w:r>
@@ -721,7 +648,7 @@
           <w:color w:val="000000"/>
           <w:kern w:val="0"/>
           <w:lang w:val="es-ES" w:eastAsia="es-ES"/>
-          <ns2:ligatures ns2:val="none"/>
+          <w14:ligatures w14:val="none"/>
         </w:rPr>
         <w:t/>
       </w:r>
@@ -731,7 +658,7 @@
           <w:color w:val="000000"/>
           <w:kern w:val="0"/>
           <w:lang w:val="es-ES" w:eastAsia="es-ES"/>
-          <ns2:ligatures ns2:val="none"/>
+          <w14:ligatures w14:val="none"/>
         </w:rPr>
         <w:t xml:space="preserve"/>
       </w:r>
@@ -743,7 +670,7 @@
           <w:kern w:val="0"/>
           <w:vertAlign w:val="superscript"/>
           <w:lang w:val="es-ES" w:eastAsia="es-ES"/>
-          <ns2:ligatures ns2:val="none"/>
+          <w14:ligatures w14:val="none"/>
         </w:rPr>
         <w:footnoteReference w:id="3"/>
       </w:r>
@@ -753,7 +680,7 @@
           <w:color w:val="000000"/>
           <w:kern w:val="0"/>
           <w:lang w:val="es-ES" w:eastAsia="es-ES"/>
-          <ns2:ligatures ns2:val="none"/>
+          <w14:ligatures w14:val="none"/>
         </w:rPr>
         <w:t xml:space="preserve"/>
       </w:r>
@@ -764,12 +691,12 @@
           <w:color w:val="000000"/>
           <w:kern w:val="0"/>
           <w:lang w:val="es-ES" w:eastAsia="es-ES"/>
-          <ns2:ligatures ns2:val="none"/>
+          <w14:ligatures w14:val="none"/>
         </w:rPr>
         <w:t/>
       </w:r>
     </w:p>
-    <w:p ns2:paraId="3AD3B7C6" ns2:textId="77777777">
+    <w:p>
       <w:pPr>
         <w:tabs>
           <w:tab w:val="left" w:pos="1134"/>
@@ -781,11 +708,11 @@
           <w:color w:val="000000"/>
           <w:kern w:val="0"/>
           <w:lang w:val="es-ES" w:eastAsia="es-ES"/>
-          <ns2:ligatures ns2:val="none"/>
-        </w:rPr>
-      </w:pPr>
-    </w:p>
-    <w:p ns2:paraId="7F8B3011" ns2:textId="06F707F8">
+          <w14:ligatures w14:val="none"/>
+        </w:rPr>
+      </w:pPr>
+    </w:p>
+    <w:p>
       <w:pPr>
         <w:pStyle w:val="Prrafodelista"/>
         <w:numPr>
@@ -803,7 +730,7 @@
           <w:color w:val="000000"/>
           <w:kern w:val="0"/>
           <w:lang w:eastAsia="es-ES"/>
-          <ns2:ligatures ns2:val="none"/>
+          <w14:ligatures w14:val="none"/>
         </w:rPr>
       </w:pPr>
       <w:r>
@@ -812,7 +739,7 @@
           <w:color w:val="000000"/>
           <w:kern w:val="0"/>
           <w:lang w:eastAsia="es-ES"/>
-          <ns2:ligatures ns2:val="none"/>
+          <w14:ligatures w14:val="none"/>
         </w:rPr>
         <w:t xml:space="preserve">El </w:t>
       </w:r>
@@ -822,7 +749,7 @@
           <w:color w:val="000000"/>
           <w:kern w:val="0"/>
           <w:lang w:eastAsia="es-ES"/>
-          <ns2:ligatures ns2:val="none"/>
+          <w14:ligatures w14:val="none"/>
         </w:rPr>
         <w:t>1 de junio de 2012</w:t>
       </w:r>
@@ -832,7 +759,7 @@
           <w:color w:val="000000"/>
           <w:kern w:val="0"/>
           <w:lang w:eastAsia="es-ES"/>
-          <ns2:ligatures ns2:val="none"/>
+          <w14:ligatures w14:val="none"/>
         </w:rPr>
         <w:t>, adquirió el</w:t>
       </w:r>
@@ -842,7 +769,7 @@
           <w:color w:val="000000"/>
           <w:kern w:val="0"/>
           <w:lang w:eastAsia="es-ES"/>
-          <ns2:ligatures ns2:val="none"/>
+          <w14:ligatures w14:val="none"/>
         </w:rPr>
         <w:t xml:space="preserve"> Seguro Ahorro Vida – Póliza 15-029100/3 (en adelante, “Seguro Ahorro Vida”) </w:t>
       </w:r>
@@ -852,7 +779,7 @@
           <w:color w:val="000000"/>
           <w:kern w:val="0"/>
           <w:lang w:eastAsia="es-ES"/>
-          <ns2:ligatures ns2:val="none"/>
+          <w14:ligatures w14:val="none"/>
         </w:rPr>
         <w:t>emitido por</w:t>
       </w:r>
@@ -862,7 +789,7 @@
           <w:color w:val="000000"/>
           <w:kern w:val="0"/>
           <w:lang w:eastAsia="es-ES"/>
-          <ns2:ligatures ns2:val="none"/>
+          <w14:ligatures w14:val="none"/>
         </w:rPr>
         <w:t xml:space="preserve"> </w:t>
       </w:r>
@@ -872,7 +799,7 @@
           <w:color w:val="000000"/>
           <w:kern w:val="0"/>
           <w:lang w:val="es-ES" w:eastAsia="es-ES"/>
-          <ns2:ligatures ns2:val="none"/>
+          <w14:ligatures w14:val="none"/>
         </w:rPr>
         <w:t>Pacífico</w:t>
       </w:r>
@@ -882,7 +809,7 @@
           <w:color w:val="000000"/>
           <w:kern w:val="0"/>
           <w:lang w:val="es-ES" w:eastAsia="es-ES"/>
-          <ns2:ligatures ns2:val="none"/>
+          <w14:ligatures w14:val="none"/>
         </w:rPr>
         <w:t xml:space="preserve">. </w:t>
       </w:r>
@@ -892,12 +819,12 @@
           <w:color w:val="000000"/>
           <w:kern w:val="0"/>
           <w:lang w:eastAsia="es-ES"/>
-          <ns2:ligatures ns2:val="none"/>
+          <w14:ligatures w14:val="none"/>
         </w:rPr>
         <w:t xml:space="preserve">Por la denominación comercial del producto, se generó la expectativa de que se trataba de un instrumento de ahorro a largo plazo con rentabilidad futura. </w:t>
       </w:r>
     </w:p>
-    <w:p ns2:paraId="19C00A18" ns2:textId="77777777">
+    <w:p>
       <w:pPr>
         <w:pStyle w:val="Prrafodelista"/>
         <w:spacing w:after="0" w:line="240" w:lineRule="auto"/>
@@ -908,11 +835,11 @@
           <w:color w:val="000000"/>
           <w:kern w:val="0"/>
           <w:lang w:eastAsia="es-ES"/>
-          <ns2:ligatures ns2:val="none"/>
-        </w:rPr>
-      </w:pPr>
-    </w:p>
-    <w:p ns2:paraId="07462D35" ns2:textId="6059B94E">
+          <w14:ligatures w14:val="none"/>
+        </w:rPr>
+      </w:pPr>
+    </w:p>
+    <w:p>
       <w:pPr>
         <w:pStyle w:val="Prrafodelista"/>
         <w:numPr>
@@ -930,7 +857,7 @@
           <w:color w:val="000000"/>
           <w:kern w:val="0"/>
           <w:lang w:eastAsia="es-ES"/>
-          <ns2:ligatures ns2:val="none"/>
+          <w14:ligatures w14:val="none"/>
         </w:rPr>
       </w:pPr>
       <w:r>
@@ -939,7 +866,7 @@
           <w:color w:val="000000"/>
           <w:kern w:val="0"/>
           <w:lang w:eastAsia="es-ES"/>
-          <ns2:ligatures ns2:val="none"/>
+          <w14:ligatures w14:val="none"/>
         </w:rPr>
         <w:t>Desde junio de 2012 hasta enero de 2024</w:t>
       </w:r>
@@ -949,7 +876,7 @@
           <w:color w:val="000000"/>
           <w:kern w:val="0"/>
           <w:lang w:eastAsia="es-ES"/>
-          <ns2:ligatures ns2:val="none"/>
+          <w14:ligatures w14:val="none"/>
         </w:rPr>
         <w:t>, efectuó</w:t>
       </w:r>
@@ -959,7 +886,7 @@
           <w:color w:val="000000"/>
           <w:kern w:val="0"/>
           <w:lang w:eastAsia="es-ES"/>
-          <ns2:ligatures ns2:val="none"/>
+          <w14:ligatures w14:val="none"/>
         </w:rPr>
         <w:t xml:space="preserve"> pagos mensuales de US$ 105,00, por un total de 140 aportes. </w:t>
       </w:r>
@@ -969,7 +896,7 @@
           <w:color w:val="000000"/>
           <w:kern w:val="0"/>
           <w:lang w:eastAsia="es-ES"/>
-          <ns2:ligatures ns2:val="none"/>
+          <w14:ligatures w14:val="none"/>
         </w:rPr>
         <w:t>En n</w:t>
       </w:r>
@@ -979,7 +906,7 @@
           <w:color w:val="000000"/>
           <w:kern w:val="0"/>
           <w:lang w:eastAsia="es-ES"/>
-          <ns2:ligatures ns2:val="none"/>
+          <w14:ligatures w14:val="none"/>
         </w:rPr>
         <w:t>oviembre de 2023</w:t>
       </w:r>
@@ -989,7 +916,7 @@
           <w:color w:val="000000"/>
           <w:kern w:val="0"/>
           <w:lang w:eastAsia="es-ES"/>
-          <ns2:ligatures ns2:val="none"/>
+          <w14:ligatures w14:val="none"/>
         </w:rPr>
         <w:t xml:space="preserve">, </w:t>
       </w:r>
@@ -999,7 +926,7 @@
           <w:color w:val="000000"/>
           <w:kern w:val="0"/>
           <w:lang w:eastAsia="es-ES"/>
-          <ns2:ligatures ns2:val="none"/>
+          <w14:ligatures w14:val="none"/>
         </w:rPr>
         <w:t xml:space="preserve">cumplió 60 </w:t>
       </w:r>
@@ -1009,7 +936,7 @@
           <w:color w:val="000000"/>
           <w:kern w:val="0"/>
           <w:lang w:eastAsia="es-ES"/>
-          <ns2:ligatures ns2:val="none"/>
+          <w14:ligatures w14:val="none"/>
         </w:rPr>
         <w:t>años</w:t>
       </w:r>
@@ -1019,7 +946,7 @@
           <w:color w:val="000000"/>
           <w:kern w:val="0"/>
           <w:lang w:eastAsia="es-ES"/>
-          <ns2:ligatures ns2:val="none"/>
+          <w14:ligatures w14:val="none"/>
         </w:rPr>
         <w:t xml:space="preserve"> y, considerando la finalidad de ahorro, se decidió disponer de los fondos y gestionó la detención del débito automático</w:t>
       </w:r>
@@ -1029,7 +956,7 @@
           <w:color w:val="000000"/>
           <w:kern w:val="0"/>
           <w:lang w:eastAsia="es-ES"/>
-          <ns2:ligatures ns2:val="none"/>
+          <w14:ligatures w14:val="none"/>
         </w:rPr>
         <w:t xml:space="preserve"> del pago de las primas</w:t>
       </w:r>
@@ -1039,7 +966,7 @@
           <w:color w:val="000000"/>
           <w:kern w:val="0"/>
           <w:lang w:eastAsia="es-ES"/>
-          <ns2:ligatures ns2:val="none"/>
+          <w14:ligatures w14:val="none"/>
         </w:rPr>
         <w:t>. Enero de 202</w:t>
       </w:r>
@@ -1049,7 +976,7 @@
           <w:color w:val="000000"/>
           <w:kern w:val="0"/>
           <w:lang w:eastAsia="es-ES"/>
-          <ns2:ligatures ns2:val="none"/>
+          <w14:ligatures w14:val="none"/>
         </w:rPr>
         <w:t>4,</w:t>
       </w:r>
@@ -1059,12 +986,12 @@
           <w:color w:val="000000"/>
           <w:kern w:val="0"/>
           <w:lang w:eastAsia="es-ES"/>
-          <ns2:ligatures ns2:val="none"/>
+          <w14:ligatures w14:val="none"/>
         </w:rPr>
         <w:t xml:space="preserve"> realizó el último pago efectivo y, posteriormente, se iniciaron gestiones para conocer el estado del capital. </w:t>
       </w:r>
     </w:p>
-    <w:p ns2:paraId="2A410047" ns2:textId="77777777">
+    <w:p>
       <w:pPr>
         <w:pStyle w:val="Prrafodelista"/>
         <w:spacing w:after="0" w:line="240" w:lineRule="auto"/>
@@ -1075,11 +1002,11 @@
           <w:color w:val="000000"/>
           <w:kern w:val="0"/>
           <w:lang w:eastAsia="es-ES"/>
-          <ns2:ligatures ns2:val="none"/>
-        </w:rPr>
-      </w:pPr>
-    </w:p>
-    <w:p ns2:paraId="1AB47C36" ns2:textId="3ABE6880">
+          <w14:ligatures w14:val="none"/>
+        </w:rPr>
+      </w:pPr>
+    </w:p>
+    <w:p>
       <w:pPr>
         <w:pStyle w:val="Prrafodelista"/>
         <w:numPr>
@@ -1097,7 +1024,7 @@
           <w:color w:val="000000"/>
           <w:kern w:val="0"/>
           <w:lang w:eastAsia="es-ES"/>
-          <ns2:ligatures ns2:val="none"/>
+          <w14:ligatures w14:val="none"/>
         </w:rPr>
       </w:pPr>
       <w:r>
@@ -1106,7 +1033,7 @@
           <w:color w:val="000000"/>
           <w:kern w:val="0"/>
           <w:lang w:eastAsia="es-ES"/>
-          <ns2:ligatures ns2:val="none"/>
+          <w14:ligatures w14:val="none"/>
         </w:rPr>
         <w:t xml:space="preserve">El </w:t>
       </w:r>
@@ -1116,7 +1043,7 @@
           <w:color w:val="000000"/>
           <w:kern w:val="0"/>
           <w:lang w:eastAsia="es-ES"/>
-          <ns2:ligatures ns2:val="none"/>
+          <w14:ligatures w14:val="none"/>
         </w:rPr>
         <w:t>30 de julio de 2025</w:t>
       </w:r>
@@ -1126,7 +1053,7 @@
           <w:color w:val="000000"/>
           <w:kern w:val="0"/>
           <w:lang w:eastAsia="es-ES"/>
-          <ns2:ligatures ns2:val="none"/>
+          <w14:ligatures w14:val="none"/>
         </w:rPr>
         <w:t xml:space="preserve">, </w:t>
       </w:r>
@@ -1136,7 +1063,7 @@
           <w:color w:val="000000"/>
           <w:kern w:val="0"/>
           <w:lang w:eastAsia="es-ES"/>
-          <ns2:ligatures ns2:val="none"/>
+          <w14:ligatures w14:val="none"/>
         </w:rPr>
         <w:t xml:space="preserve">recibió </w:t>
       </w:r>
@@ -1146,7 +1073,7 @@
           <w:color w:val="000000"/>
           <w:kern w:val="0"/>
           <w:lang w:eastAsia="es-ES"/>
-          <ns2:ligatures ns2:val="none"/>
+          <w14:ligatures w14:val="none"/>
         </w:rPr>
         <w:t>una</w:t>
       </w:r>
@@ -1156,7 +1083,7 @@
           <w:color w:val="000000"/>
           <w:kern w:val="0"/>
           <w:lang w:eastAsia="es-ES"/>
-          <ns2:ligatures ns2:val="none"/>
+          <w14:ligatures w14:val="none"/>
         </w:rPr>
         <w:t xml:space="preserve"> carta </w:t>
       </w:r>
@@ -1166,7 +1093,7 @@
           <w:color w:val="000000"/>
           <w:kern w:val="0"/>
           <w:lang w:eastAsia="es-ES"/>
-          <ns2:ligatures ns2:val="none"/>
+          <w14:ligatures w14:val="none"/>
         </w:rPr>
         <w:t xml:space="preserve">de </w:t>
       </w:r>
@@ -1176,7 +1103,7 @@
           <w:color w:val="000000"/>
           <w:kern w:val="0"/>
           <w:lang w:val="es-ES" w:eastAsia="es-ES"/>
-          <ns2:ligatures ns2:val="none"/>
+          <w14:ligatures w14:val="none"/>
         </w:rPr>
         <w:t>Pacífico</w:t>
       </w:r>
@@ -1186,7 +1113,7 @@
           <w:color w:val="000000"/>
           <w:kern w:val="0"/>
           <w:lang w:val="es-ES" w:eastAsia="es-ES"/>
-          <ns2:ligatures ns2:val="none"/>
+          <w14:ligatures w14:val="none"/>
         </w:rPr>
         <w:t xml:space="preserve"> en la que</w:t>
       </w:r>
@@ -1196,7 +1123,7 @@
           <w:color w:val="000000"/>
           <w:kern w:val="0"/>
           <w:lang w:eastAsia="es-ES"/>
-          <ns2:ligatures ns2:val="none"/>
+          <w14:ligatures w14:val="none"/>
         </w:rPr>
         <w:t xml:space="preserve"> confirmó</w:t>
       </w:r>
@@ -1206,7 +1133,7 @@
           <w:color w:val="000000"/>
           <w:kern w:val="0"/>
           <w:lang w:eastAsia="es-ES"/>
-          <ns2:ligatures ns2:val="none"/>
+          <w14:ligatures w14:val="none"/>
         </w:rPr>
         <w:t xml:space="preserve"> </w:t>
       </w:r>
@@ -1216,7 +1143,7 @@
           <w:color w:val="000000"/>
           <w:kern w:val="0"/>
           <w:lang w:eastAsia="es-ES"/>
-          <ns2:ligatures ns2:val="none"/>
+          <w14:ligatures w14:val="none"/>
         </w:rPr>
         <w:t>un total aportado de US$ 14 700,00</w:t>
       </w:r>
@@ -1226,7 +1153,7 @@
           <w:color w:val="000000"/>
           <w:kern w:val="0"/>
           <w:lang w:eastAsia="es-ES"/>
-          <ns2:ligatures ns2:val="none"/>
+          <w14:ligatures w14:val="none"/>
         </w:rPr>
         <w:t xml:space="preserve"> y </w:t>
       </w:r>
@@ -1236,7 +1163,7 @@
           <w:color w:val="000000"/>
           <w:kern w:val="0"/>
           <w:lang w:eastAsia="es-ES"/>
-          <ns2:ligatures ns2:val="none"/>
+          <w14:ligatures w14:val="none"/>
         </w:rPr>
         <w:t>el valor de rescate ascendía a US$ 7 966,58</w:t>
       </w:r>
@@ -1246,7 +1173,7 @@
           <w:color w:val="000000"/>
           <w:kern w:val="0"/>
           <w:lang w:eastAsia="es-ES"/>
-          <ns2:ligatures ns2:val="none"/>
+          <w14:ligatures w14:val="none"/>
         </w:rPr>
         <w:t xml:space="preserve"> y </w:t>
       </w:r>
@@ -1256,7 +1183,7 @@
           <w:color w:val="000000"/>
           <w:kern w:val="0"/>
           <w:lang w:eastAsia="es-ES"/>
-          <ns2:ligatures ns2:val="none"/>
+          <w14:ligatures w14:val="none"/>
         </w:rPr>
         <w:t xml:space="preserve">la </w:t>
       </w:r>
@@ -1266,7 +1193,7 @@
           <w:color w:val="000000"/>
           <w:kern w:val="0"/>
           <w:lang w:eastAsia="es-ES"/>
-          <ns2:ligatures ns2:val="none"/>
+          <w14:ligatures w14:val="none"/>
         </w:rPr>
         <w:t xml:space="preserve">compañía </w:t>
       </w:r>
@@ -1276,7 +1203,7 @@
           <w:color w:val="000000"/>
           <w:kern w:val="0"/>
           <w:lang w:eastAsia="es-ES"/>
-          <ns2:ligatures ns2:val="none"/>
+          <w14:ligatures w14:val="none"/>
         </w:rPr>
         <w:t xml:space="preserve">aseguradora </w:t>
       </w:r>
@@ -1286,7 +1213,7 @@
           <w:color w:val="000000"/>
           <w:kern w:val="0"/>
           <w:lang w:eastAsia="es-ES"/>
-          <ns2:ligatures ns2:val="none"/>
+          <w14:ligatures w14:val="none"/>
         </w:rPr>
         <w:t xml:space="preserve">había </w:t>
       </w:r>
@@ -1296,7 +1223,7 @@
           <w:color w:val="000000"/>
           <w:kern w:val="0"/>
           <w:lang w:eastAsia="es-ES"/>
-          <ns2:ligatures ns2:val="none"/>
+          <w14:ligatures w14:val="none"/>
         </w:rPr>
         <w:t>realizado una deducción de</w:t>
       </w:r>
@@ -1306,12 +1233,12 @@
           <w:color w:val="000000"/>
           <w:kern w:val="0"/>
           <w:lang w:eastAsia="es-ES"/>
-          <ns2:ligatures ns2:val="none"/>
+          <w14:ligatures w14:val="none"/>
         </w:rPr>
         <w:t xml:space="preserve"> US$ 7 123,28. </w:t>
       </w:r>
     </w:p>
-    <w:p ns2:paraId="190DE3FC" ns2:textId="77777777">
+    <w:p>
       <w:pPr>
         <w:pStyle w:val="Prrafodelista"/>
         <w:spacing w:after="0" w:line="240" w:lineRule="auto"/>
@@ -1322,11 +1249,11 @@
           <w:color w:val="000000"/>
           <w:kern w:val="0"/>
           <w:lang w:eastAsia="es-ES"/>
-          <ns2:ligatures ns2:val="none"/>
-        </w:rPr>
-      </w:pPr>
-    </w:p>
-    <w:p ns2:paraId="44EFEF26" ns2:textId="30A39A64">
+          <w14:ligatures w14:val="none"/>
+        </w:rPr>
+      </w:pPr>
+    </w:p>
+    <w:p>
       <w:pPr>
         <w:pStyle w:val="Prrafodelista"/>
         <w:numPr>
@@ -1344,7 +1271,7 @@
           <w:color w:val="000000"/>
           <w:kern w:val="0"/>
           <w:lang w:eastAsia="es-ES"/>
-          <ns2:ligatures ns2:val="none"/>
+          <w14:ligatures w14:val="none"/>
         </w:rPr>
       </w:pPr>
       <w:r>
@@ -1353,7 +1280,7 @@
           <w:color w:val="000000"/>
           <w:kern w:val="0"/>
           <w:lang w:eastAsia="es-ES"/>
-          <ns2:ligatures ns2:val="none"/>
+          <w14:ligatures w14:val="none"/>
         </w:rPr>
         <w:t>Posteriormente,</w:t>
       </w:r>
@@ -1363,7 +1290,7 @@
           <w:color w:val="000000"/>
           <w:kern w:val="0"/>
           <w:lang w:eastAsia="es-ES"/>
-          <ns2:ligatures ns2:val="none"/>
+          <w14:ligatures w14:val="none"/>
         </w:rPr>
         <w:t xml:space="preserve"> </w:t>
       </w:r>
@@ -1373,7 +1300,7 @@
           <w:color w:val="000000"/>
           <w:kern w:val="0"/>
           <w:lang w:eastAsia="es-ES"/>
-          <ns2:ligatures ns2:val="none"/>
+          <w14:ligatures w14:val="none"/>
         </w:rPr>
         <w:t>se asesoró legalmente para dilucidar</w:t>
       </w:r>
@@ -1383,7 +1310,7 @@
           <w:color w:val="000000"/>
           <w:kern w:val="0"/>
           <w:lang w:eastAsia="es-ES"/>
-          <ns2:ligatures ns2:val="none"/>
+          <w14:ligatures w14:val="none"/>
         </w:rPr>
         <w:t xml:space="preserve"> la información </w:t>
       </w:r>
@@ -1393,7 +1320,7 @@
           <w:color w:val="000000"/>
           <w:kern w:val="0"/>
           <w:lang w:eastAsia="es-ES"/>
-          <ns2:ligatures ns2:val="none"/>
+          <w14:ligatures w14:val="none"/>
         </w:rPr>
         <w:t xml:space="preserve">contractual </w:t>
       </w:r>
@@ -1403,7 +1330,7 @@
           <w:color w:val="000000"/>
           <w:kern w:val="0"/>
           <w:lang w:eastAsia="es-ES"/>
-          <ns2:ligatures ns2:val="none"/>
+          <w14:ligatures w14:val="none"/>
         </w:rPr>
         <w:t xml:space="preserve">remitida por </w:t>
       </w:r>
@@ -1413,7 +1340,7 @@
           <w:color w:val="000000"/>
           <w:kern w:val="0"/>
           <w:lang w:val="es-ES" w:eastAsia="es-ES"/>
-          <ns2:ligatures ns2:val="none"/>
+          <w14:ligatures w14:val="none"/>
         </w:rPr>
         <w:t>Pacífico</w:t>
       </w:r>
@@ -1423,7 +1350,7 @@
           <w:color w:val="000000"/>
           <w:kern w:val="0"/>
           <w:lang w:eastAsia="es-ES"/>
-          <ns2:ligatures ns2:val="none"/>
+          <w14:ligatures w14:val="none"/>
         </w:rPr>
         <w:t>, precisándose los siguientes conceptos de deducción a lo largo de la vigencia del contrato: (i) Gastos de Gestión por US$ 407,40, equivalentes a US$ 2,91 por cada una de las 140 primas; (</w:t>
       </w:r>
@@ -1434,7 +1361,7 @@
           <w:color w:val="000000"/>
           <w:kern w:val="0"/>
           <w:lang w:eastAsia="es-ES"/>
-          <ns2:ligatures ns2:val="none"/>
+          <w14:ligatures w14:val="none"/>
         </w:rPr>
         <w:t>ii</w:t>
       </w:r>
@@ -1445,7 +1372,7 @@
           <w:color w:val="000000"/>
           <w:kern w:val="0"/>
           <w:lang w:eastAsia="es-ES"/>
-          <ns2:ligatures ns2:val="none"/>
+          <w14:ligatures w14:val="none"/>
         </w:rPr>
         <w:t>) Cargo Mensual Operativo por US$ 840,00, equivalente a US$ 6,00 por 140 meses; y (</w:t>
       </w:r>
@@ -1456,7 +1383,7 @@
           <w:color w:val="000000"/>
           <w:kern w:val="0"/>
           <w:lang w:eastAsia="es-ES"/>
-          <ns2:ligatures ns2:val="none"/>
+          <w14:ligatures w14:val="none"/>
         </w:rPr>
         <w:t>iii</w:t>
       </w:r>
@@ -1467,12 +1394,12 @@
           <w:color w:val="000000"/>
           <w:kern w:val="0"/>
           <w:lang w:eastAsia="es-ES"/>
-          <ns2:ligatures ns2:val="none"/>
+          <w14:ligatures w14:val="none"/>
         </w:rPr>
         <w:t xml:space="preserve">) Gastos Variables por US$ 1 824,84, calculados con el porcentaje decreciente de la “Tabla B” sobre una Prima Básica Neta de US$ 96,86. </w:t>
       </w:r>
     </w:p>
-    <w:p ns2:paraId="43B64BE9" ns2:textId="77777777">
+    <w:p>
       <w:pPr>
         <w:pStyle w:val="Prrafodelista"/>
         <w:spacing w:after="0" w:line="240" w:lineRule="auto"/>
@@ -1483,11 +1410,11 @@
           <w:color w:val="000000"/>
           <w:kern w:val="0"/>
           <w:lang w:eastAsia="es-ES"/>
-          <ns2:ligatures ns2:val="none"/>
-        </w:rPr>
-      </w:pPr>
-    </w:p>
-    <w:p ns2:paraId="7FFB6925" ns2:textId="7219EC78">
+          <w14:ligatures w14:val="none"/>
+        </w:rPr>
+      </w:pPr>
+    </w:p>
+    <w:p>
       <w:pPr>
         <w:pStyle w:val="Prrafodelista"/>
         <w:numPr>
@@ -1505,7 +1432,7 @@
           <w:color w:val="000000"/>
           <w:kern w:val="0"/>
           <w:lang w:eastAsia="es-ES"/>
-          <ns2:ligatures ns2:val="none"/>
+          <w14:ligatures w14:val="none"/>
         </w:rPr>
       </w:pPr>
       <w:r>
@@ -1514,7 +1441,7 @@
           <w:color w:val="000000"/>
           <w:kern w:val="0"/>
           <w:lang w:eastAsia="es-ES"/>
-          <ns2:ligatures ns2:val="none"/>
+          <w14:ligatures w14:val="none"/>
         </w:rPr>
         <w:t>Asimismo, hubo una deducción</w:t>
       </w:r>
@@ -1524,7 +1451,7 @@
           <w:color w:val="000000"/>
           <w:kern w:val="0"/>
           <w:lang w:eastAsia="es-ES"/>
-          <ns2:ligatures ns2:val="none"/>
+          <w14:ligatures w14:val="none"/>
         </w:rPr>
         <w:t xml:space="preserve"> de US$ 3</w:t>
       </w:r>
@@ -1534,7 +1461,7 @@
           <w:color w:val="000000"/>
           <w:kern w:val="0"/>
           <w:lang w:eastAsia="es-ES"/>
-          <ns2:ligatures ns2:val="none"/>
+          <w14:ligatures w14:val="none"/>
         </w:rPr>
         <w:t xml:space="preserve"> </w:t>
       </w:r>
@@ -1544,7 +1471,7 @@
           <w:color w:val="000000"/>
           <w:kern w:val="0"/>
           <w:lang w:eastAsia="es-ES"/>
-          <ns2:ligatures ns2:val="none"/>
+          <w14:ligatures w14:val="none"/>
         </w:rPr>
         <w:t>896</w:t>
       </w:r>
@@ -1554,7 +1481,7 @@
           <w:color w:val="000000"/>
           <w:kern w:val="0"/>
           <w:lang w:eastAsia="es-ES"/>
-          <ns2:ligatures ns2:val="none"/>
+          <w14:ligatures w14:val="none"/>
         </w:rPr>
         <w:t>,</w:t>
       </w:r>
@@ -1564,7 +1491,7 @@
           <w:color w:val="000000"/>
           <w:kern w:val="0"/>
           <w:lang w:eastAsia="es-ES"/>
-          <ns2:ligatures ns2:val="none"/>
+          <w14:ligatures w14:val="none"/>
         </w:rPr>
         <w:t>15 por concepto de Costo de Cobertura por Fallecimiento y Costo de Cláusula Adicional.</w:t>
       </w:r>
@@ -1574,7 +1501,7 @@
           <w:color w:val="000000"/>
           <w:kern w:val="0"/>
           <w:lang w:eastAsia="es-ES"/>
-          <ns2:ligatures ns2:val="none"/>
+          <w14:ligatures w14:val="none"/>
         </w:rPr>
         <w:t xml:space="preserve"> Por otra parte, s</w:t>
       </w:r>
@@ -1584,7 +1511,7 @@
           <w:color w:val="000000"/>
           <w:kern w:val="0"/>
           <w:lang w:eastAsia="es-ES"/>
-          <ns2:ligatures ns2:val="none"/>
+          <w14:ligatures w14:val="none"/>
         </w:rPr>
         <w:t xml:space="preserve">e descontó </w:t>
       </w:r>
@@ -1594,7 +1521,7 @@
           <w:color w:val="000000"/>
           <w:kern w:val="0"/>
           <w:lang w:eastAsia="es-ES"/>
-          <ns2:ligatures ns2:val="none"/>
+          <w14:ligatures w14:val="none"/>
         </w:rPr>
         <w:t xml:space="preserve">indebidamente </w:t>
       </w:r>
@@ -1604,7 +1531,7 @@
           <w:color w:val="000000"/>
           <w:kern w:val="0"/>
           <w:lang w:eastAsia="es-ES"/>
-          <ns2:ligatures ns2:val="none"/>
+          <w14:ligatures w14:val="none"/>
         </w:rPr>
         <w:t>un total de US$ 154</w:t>
       </w:r>
@@ -1614,7 +1541,7 @@
           <w:color w:val="000000"/>
           <w:kern w:val="0"/>
           <w:lang w:eastAsia="es-ES"/>
-          <ns2:ligatures ns2:val="none"/>
+          <w14:ligatures w14:val="none"/>
         </w:rPr>
         <w:t>,</w:t>
       </w:r>
@@ -1624,7 +1551,7 @@
           <w:color w:val="000000"/>
           <w:kern w:val="0"/>
           <w:lang w:eastAsia="es-ES"/>
-          <ns2:ligatures ns2:val="none"/>
+          <w14:ligatures w14:val="none"/>
         </w:rPr>
         <w:t>89 de la Cuenta de Excedentes</w:t>
       </w:r>
@@ -1634,7 +1561,7 @@
           <w:color w:val="000000"/>
           <w:kern w:val="0"/>
           <w:lang w:eastAsia="es-ES"/>
-          <ns2:ligatures ns2:val="none"/>
+          <w14:ligatures w14:val="none"/>
         </w:rPr>
         <w:t xml:space="preserve"> </w:t>
       </w:r>
@@ -1644,7 +1571,7 @@
           <w:color w:val="000000"/>
           <w:kern w:val="0"/>
           <w:lang w:eastAsia="es-ES"/>
-          <ns2:ligatures ns2:val="none"/>
+          <w14:ligatures w14:val="none"/>
         </w:rPr>
         <w:t xml:space="preserve">toda vez que la Cláusula </w:t>
       </w:r>
@@ -1655,7 +1582,7 @@
           <w:color w:val="000000"/>
           <w:kern w:val="0"/>
           <w:lang w:eastAsia="es-ES"/>
-          <ns2:ligatures ns2:val="none"/>
+          <w14:ligatures w14:val="none"/>
         </w:rPr>
         <w:t>Vigésimo Primera</w:t>
       </w:r>
@@ -1666,7 +1593,7 @@
           <w:color w:val="000000"/>
           <w:kern w:val="0"/>
           <w:lang w:eastAsia="es-ES"/>
-          <ns2:ligatures ns2:val="none"/>
+          <w14:ligatures w14:val="none"/>
         </w:rPr>
         <w:t xml:space="preserve"> de las Condiciones Generales, que define la constitución de dicha cuenta, no contempla ninguna deducción por gastos o comisiones, estipulando únicamente deducciones por retiros parciales solicitados por la asegurada, los cuales </w:t>
       </w:r>
@@ -1676,7 +1603,7 @@
           <w:color w:val="000000"/>
           <w:kern w:val="0"/>
           <w:lang w:eastAsia="es-ES"/>
-          <ns2:ligatures ns2:val="none"/>
+          <w14:ligatures w14:val="none"/>
         </w:rPr>
         <w:t>no</w:t>
       </w:r>
@@ -1686,7 +1613,7 @@
           <w:color w:val="000000"/>
           <w:kern w:val="0"/>
           <w:lang w:eastAsia="es-ES"/>
-          <ns2:ligatures ns2:val="none"/>
+          <w14:ligatures w14:val="none"/>
         </w:rPr>
         <w:t xml:space="preserve"> ocurrieron</w:t>
       </w:r>
@@ -1696,12 +1623,12 @@
           <w:color w:val="000000"/>
           <w:kern w:val="0"/>
           <w:lang w:eastAsia="es-ES"/>
-          <ns2:ligatures ns2:val="none"/>
+          <w14:ligatures w14:val="none"/>
         </w:rPr>
         <w:t xml:space="preserve">. </w:t>
       </w:r>
     </w:p>
-    <w:p ns2:paraId="33E14FF7" ns2:textId="77777777">
+    <w:p>
       <w:pPr>
         <w:tabs>
           <w:tab w:val="left" w:pos="1134"/>
@@ -1713,11 +1640,11 @@
           <w:color w:val="000000"/>
           <w:kern w:val="0"/>
           <w:lang w:eastAsia="es-ES"/>
-          <ns2:ligatures ns2:val="none"/>
-        </w:rPr>
-      </w:pPr>
-    </w:p>
-    <w:p ns2:paraId="65C58807" ns2:textId="6DEE6F13">
+          <w14:ligatures w14:val="none"/>
+        </w:rPr>
+      </w:pPr>
+    </w:p>
+    <w:p>
       <w:pPr>
         <w:numPr>
           <w:ilvl w:val="1"/>
@@ -1735,7 +1662,7 @@
           <w:color w:val="000000"/>
           <w:kern w:val="0"/>
           <w:lang w:val="es-ES" w:eastAsia="es-ES"/>
-          <ns2:ligatures ns2:val="none"/>
+          <w14:ligatures w14:val="none"/>
         </w:rPr>
       </w:pPr>
       <w:r>
@@ -1744,7 +1671,7 @@
           <w:color w:val="000000"/>
           <w:kern w:val="0"/>
           <w:lang w:val="es-ES" w:eastAsia="es-ES"/>
-          <ns2:ligatures ns2:val="none"/>
+          <w14:ligatures w14:val="none"/>
         </w:rPr>
         <w:t xml:space="preserve">La señora [APELLIDO] solicitó, en calidad de medida correctiva, que Pacífico cumpla con: (i) realizar la transferencia inmediata del valor de rescate ascendente a US$ 7 966,58; y, (ii) restituir los costos y gastos que erosionaron el componente de ahorro del producto, reconociendo el costo puro del Seguro de Vida y de la cláusula adicional de "Exoneración de la Deducción Mensual", pero no los costos y gastos que hicieron inviable el ahorro, cuya devolución asciende a la suma de US$ 3 227,13. Asimismo, requirió el reembolso de costos y costas del presente procedimiento.</w:t>
       </w:r>
@@ -1752,7 +1679,7 @@
         <w:rPr>
           <w:rFonts w:ascii="Arial Narrow" w:eastAsia="Calibri" w:hAnsi="Arial Narrow" w:cs="Arial"/>
           <w:kern w:val="0"/>
-          <ns2:ligatures ns2:val="none"/>
+          <w14:ligatures w14:val="none"/>
         </w:rPr>
         <w:t xml:space="preserve"/>
       </w:r>
@@ -1762,7 +1689,7 @@
           <w:color w:val="000000"/>
           <w:kern w:val="0"/>
           <w:lang w:val="es-ES" w:eastAsia="es-ES"/>
-          <ns2:ligatures ns2:val="none"/>
+          <w14:ligatures w14:val="none"/>
         </w:rPr>
         <w:t xml:space="preserve"/>
       </w:r>
@@ -1772,7 +1699,7 @@
           <w:color w:val="000000"/>
           <w:kern w:val="0"/>
           <w:lang w:val="es-ES" w:eastAsia="es-ES"/>
-          <ns2:ligatures ns2:val="none"/>
+          <w14:ligatures w14:val="none"/>
         </w:rPr>
         <w:t xml:space="preserve"/>
       </w:r>
@@ -1782,7 +1709,7 @@
           <w:color w:val="000000"/>
           <w:kern w:val="0"/>
           <w:lang w:val="es-ES" w:eastAsia="es-ES"/>
-          <ns2:ligatures ns2:val="none"/>
+          <w14:ligatures w14:val="none"/>
         </w:rPr>
         <w:t/>
       </w:r>
@@ -1792,7 +1719,7 @@
           <w:color w:val="000000"/>
           <w:kern w:val="0"/>
           <w:lang w:val="es-ES" w:eastAsia="es-ES"/>
-          <ns2:ligatures ns2:val="none"/>
+          <w14:ligatures w14:val="none"/>
         </w:rPr>
         <w:t/>
       </w:r>
@@ -1802,7 +1729,7 @@
           <w:color w:val="000000"/>
           <w:kern w:val="0"/>
           <w:lang w:val="es-ES" w:eastAsia="es-ES"/>
-          <ns2:ligatures ns2:val="none"/>
+          <w14:ligatures w14:val="none"/>
         </w:rPr>
         <w:t xml:space="preserve"/>
       </w:r>
@@ -1812,7 +1739,7 @@
           <w:color w:val="000000"/>
           <w:kern w:val="0"/>
           <w:lang w:val="es-ES" w:eastAsia="es-ES"/>
-          <ns2:ligatures ns2:val="none"/>
+          <w14:ligatures w14:val="none"/>
         </w:rPr>
         <w:t xml:space="preserve"/>
       </w:r>
@@ -1822,7 +1749,7 @@
           <w:color w:val="000000"/>
           <w:kern w:val="0"/>
           <w:lang w:val="es-ES" w:eastAsia="es-ES"/>
-          <ns2:ligatures ns2:val="none"/>
+          <w14:ligatures w14:val="none"/>
         </w:rPr>
         <w:t/>
       </w:r>
@@ -1833,7 +1760,7 @@
           <w:color w:val="000000"/>
           <w:kern w:val="0"/>
           <w:lang w:val="es-ES" w:eastAsia="es-ES"/>
-          <ns2:ligatures ns2:val="none"/>
+          <w14:ligatures w14:val="none"/>
         </w:rPr>
         <w:t/>
       </w:r>
@@ -1844,7 +1771,7 @@
           <w:color w:val="000000"/>
           <w:kern w:val="0"/>
           <w:lang w:val="es-ES" w:eastAsia="es-ES"/>
-          <ns2:ligatures ns2:val="none"/>
+          <w14:ligatures w14:val="none"/>
         </w:rPr>
         <w:t/>
       </w:r>
@@ -1854,7 +1781,7 @@
           <w:color w:val="000000"/>
           <w:kern w:val="0"/>
           <w:lang w:val="es-ES" w:eastAsia="es-ES"/>
-          <ns2:ligatures ns2:val="none"/>
+          <w14:ligatures w14:val="none"/>
         </w:rPr>
         <w:t xml:space="preserve"/>
       </w:r>
@@ -1864,7 +1791,7 @@
           <w:color w:val="000000"/>
           <w:kern w:val="0"/>
           <w:lang w:val="es-ES" w:eastAsia="es-ES"/>
-          <ns2:ligatures ns2:val="none"/>
+          <w14:ligatures w14:val="none"/>
         </w:rPr>
         <w:t xml:space="preserve"/>
       </w:r>
@@ -1874,7 +1801,7 @@
           <w:color w:val="000000"/>
           <w:kern w:val="0"/>
           <w:lang w:val="es-ES" w:eastAsia="es-ES"/>
-          <ns2:ligatures ns2:val="none"/>
+          <w14:ligatures w14:val="none"/>
         </w:rPr>
         <w:lastRenderedPageBreak/>
         <w:t xml:space="preserve"/>
@@ -1885,7 +1812,7 @@
           <w:color w:val="000000"/>
           <w:kern w:val="0"/>
           <w:lang w:val="es-ES" w:eastAsia="es-ES"/>
-          <ns2:ligatures ns2:val="none"/>
+          <w14:ligatures w14:val="none"/>
         </w:rPr>
         <w:t xml:space="preserve"/>
       </w:r>
@@ -1895,7 +1822,7 @@
           <w:color w:val="000000"/>
           <w:kern w:val="0"/>
           <w:lang w:val="es-ES" w:eastAsia="es-ES"/>
-          <ns2:ligatures ns2:val="none"/>
+          <w14:ligatures w14:val="none"/>
         </w:rPr>
         <w:t xml:space="preserve"/>
       </w:r>
@@ -1905,7 +1832,7 @@
           <w:color w:val="000000"/>
           <w:kern w:val="0"/>
           <w:lang w:val="es-ES" w:eastAsia="es-ES"/>
-          <ns2:ligatures ns2:val="none"/>
+          <w14:ligatures w14:val="none"/>
         </w:rPr>
         <w:t/>
       </w:r>
@@ -1915,12 +1842,12 @@
           <w:color w:val="000000"/>
           <w:kern w:val="0"/>
           <w:lang w:val="es-ES" w:eastAsia="es-ES"/>
-          <ns2:ligatures ns2:val="none"/>
+          <w14:ligatures w14:val="none"/>
         </w:rPr>
         <w:t/>
       </w:r>
     </w:p>
-    <w:p ns2:paraId="66005174" ns2:textId="77777777">
+    <w:p>
       <w:pPr>
         <w:spacing w:after="0" w:line="240" w:lineRule="auto"/>
         <w:contextualSpacing/>
@@ -1931,11 +1858,11 @@
           <w:color w:val="000000"/>
           <w:kern w:val="0"/>
           <w:lang w:eastAsia="es-PE"/>
-          <ns2:ligatures ns2:val="none"/>
-        </w:rPr>
-      </w:pPr>
-    </w:p>
-    <w:p ns2:paraId="3541B1F9" ns2:textId="77777777">
+          <w14:ligatures w14:val="none"/>
+        </w:rPr>
+      </w:pPr>
+    </w:p>
+    <w:p>
       <w:pPr>
         <w:pStyle w:val="Prrafodelista"/>
         <w:numPr>
@@ -1955,22 +1882,22 @@
           <w:color w:val="000000"/>
           <w:kern w:val="0"/>
           <w:lang w:eastAsia="es-PE"/>
-          <ns2:ligatures ns2:val="none"/>
-        </w:rPr>
-      </w:pPr>
-      <w:r>
-        <w:rPr>
-          <w:rFonts w:ascii="Arial Narrow" w:eastAsia="Arial Narrow" w:hAnsi="Arial Narrow" w:cs="Arial Narrow"/>
-          <w:b/>
-          <w:color w:val="000000"/>
-          <w:kern w:val="0"/>
-          <w:lang w:eastAsia="es-PE"/>
-          <ns2:ligatures ns2:val="none"/>
+          <w14:ligatures w14:val="none"/>
+        </w:rPr>
+      </w:pPr>
+      <w:r>
+        <w:rPr>
+          <w:rFonts w:ascii="Arial Narrow" w:eastAsia="Arial Narrow" w:hAnsi="Arial Narrow" w:cs="Arial Narrow"/>
+          <w:b/>
+          <w:color w:val="000000"/>
+          <w:kern w:val="0"/>
+          <w:lang w:eastAsia="es-PE"/>
+          <w14:ligatures w14:val="none"/>
         </w:rPr>
         <w:t>DE LA ADMISIÓN A TRÁMITE DE LA DENUNCIA</w:t>
       </w:r>
     </w:p>
-    <w:p ns2:paraId="34556756" ns2:textId="77777777">
+    <w:p>
       <w:pPr>
         <w:spacing w:after="0" w:line="240" w:lineRule="auto"/>
         <w:ind w:left="567"/>
@@ -1982,11 +1909,11 @@
           <w:color w:val="000000"/>
           <w:kern w:val="0"/>
           <w:lang w:eastAsia="es-PE"/>
-          <ns2:ligatures ns2:val="none"/>
-        </w:rPr>
-      </w:pPr>
-    </w:p>
-    <w:p ns2:paraId="5F4266A4" ns2:textId="6B1D5589">
+          <w14:ligatures w14:val="none"/>
+        </w:rPr>
+      </w:pPr>
+    </w:p>
+    <w:p>
       <w:pPr>
         <w:pStyle w:val="Prrafodelista"/>
         <w:numPr>
@@ -1999,7 +1926,7 @@
         <w:rPr>
           <w:rFonts w:ascii="Arial Narrow" w:eastAsia="Arial Narrow" w:hAnsi="Arial Narrow" w:cs="Arial Narrow"/>
           <w:kern w:val="0"/>
-          <ns2:ligatures ns2:val="none"/>
+          <w14:ligatures w14:val="none"/>
         </w:rPr>
       </w:pPr>
       <w:bookmarkStart w:id="1" w:name="_Hlk140755208"/>
@@ -2011,7 +1938,7 @@
           <w:color w:val="000000"/>
           <w:kern w:val="0"/>
           <w:lang w:eastAsia="es-PE"/>
-          <ns2:ligatures ns2:val="none"/>
+          <w14:ligatures w14:val="none"/>
         </w:rPr>
         <w:t>La Secretaría Técnica de la Comisión de Protección al Consumidor 1 (en adelante, la Secretaría Técnica), en ejercicio de sus facultades</w:t>
       </w:r>
@@ -2024,7 +1951,7 @@
           <w:rFonts w:ascii="Arial Narrow" w:eastAsia="Arial Narrow" w:hAnsi="Arial Narrow" w:cs="Arial Narrow"/>
           <w:kern w:val="0"/>
           <w:vertAlign w:val="superscript"/>
-          <ns2:ligatures ns2:val="none"/>
+          <w14:ligatures w14:val="none"/>
         </w:rPr>
         <w:footnoteReference w:id="4"/>
       </w:r>
@@ -2034,7 +1961,7 @@
           <w:color w:val="000000"/>
           <w:kern w:val="0"/>
           <w:lang w:eastAsia="es-PE"/>
-          <ns2:ligatures ns2:val="none"/>
+          <w14:ligatures w14:val="none"/>
         </w:rPr>
         <w:t xml:space="preserve">, </w:t>
       </w:r>
@@ -2044,7 +1971,7 @@
           <w:color w:val="000000"/>
           <w:kern w:val="0"/>
           <w:lang w:eastAsia="es-PE"/>
-          <ns2:ligatures ns2:val="none"/>
+          <w14:ligatures w14:val="none"/>
         </w:rPr>
         <w:t xml:space="preserve">considera </w:t>
       </w:r>
@@ -2052,7 +1979,7 @@
         <w:rPr>
           <w:rFonts w:ascii="Arial Narrow" w:eastAsia="Arial Narrow" w:hAnsi="Arial Narrow" w:cs="Arial Narrow"/>
           <w:kern w:val="0"/>
-          <ns2:ligatures ns2:val="none"/>
+          <w14:ligatures w14:val="none"/>
         </w:rPr>
         <w:t xml:space="preserve">que el hecho denunciado, </w:t>
       </w:r>
@@ -2061,7 +1988,7 @@
         <w:rPr>
           <w:rFonts w:ascii="Arial Narrow" w:eastAsia="Arial Narrow" w:hAnsi="Arial Narrow" w:cs="Arial Narrow"/>
           <w:kern w:val="0"/>
-          <ns2:ligatures ns2:val="none"/>
+          <w14:ligatures w14:val="none"/>
         </w:rPr>
         <w:t xml:space="preserve">consistente en que </w:t>
       </w:r>
@@ -2071,7 +1998,7 @@
           <w:kern w:val="0"/>
           <w:shd w:val="clear" w:color="auto" w:fill="FFFFFF"/>
           <w:lang w:eastAsia="es-PE"/>
-          <ns2:ligatures ns2:val="none"/>
+          <w14:ligatures w14:val="none"/>
         </w:rPr>
         <w:t xml:space="preserve">la compañía aseguradora habría otorgado a la denunciante un valor de rescate de la Póliza </w:t>
       </w:r>
@@ -2082,7 +2009,7 @@
           <w:kern w:val="0"/>
           <w:shd w:val="clear" w:color="auto" w:fill="FFFFFF"/>
           <w:lang w:eastAsia="es-PE"/>
-          <ns2:ligatures ns2:val="none"/>
+          <w14:ligatures w14:val="none"/>
         </w:rPr>
         <w:t/>
       </w:r>
@@ -2093,7 +2020,7 @@
           <w:kern w:val="0"/>
           <w:shd w:val="clear" w:color="auto" w:fill="FFFFFF"/>
           <w:lang w:eastAsia="es-PE"/>
-          <ns2:ligatures ns2:val="none"/>
+          <w14:ligatures w14:val="none"/>
         </w:rPr>
         <w:t xml:space="preserve"> 15-029100/3 sin el debido sustento y por un monto inferior al que le correspondía, pues se le descontó por conceptos no contemplados</w:t>
       </w:r>
@@ -2101,7 +2028,7 @@
         <w:rPr>
           <w:rFonts w:ascii="Arial Narrow" w:eastAsia="Arial Narrow" w:hAnsi="Arial Narrow" w:cs="Arial Narrow"/>
           <w:kern w:val="0"/>
-          <ns2:ligatures ns2:val="none"/>
+          <w14:ligatures w14:val="none"/>
         </w:rPr>
         <w:t>; involucraría una presunta afectación a sus expectativas, quien no habría encontrado una correspondencia entre lo que esperaba recibir de parte del proveedor y lo que realmente recibió. Por consiguiente, corresponde calificar el hecho materia de denuncia como una presunta infracción al deber de idoneidad, tipificado en los artículos 18</w:t>
       </w:r>
@@ -2111,7 +2038,7 @@
           <w:color w:val="000000"/>
           <w:kern w:val="0"/>
           <w:lang w:eastAsia="es-PE"/>
-          <ns2:ligatures ns2:val="none"/>
+          <w14:ligatures w14:val="none"/>
         </w:rPr>
         <w:t/>
       </w:r>
@@ -2119,7 +2046,7 @@
         <w:rPr>
           <w:rFonts w:ascii="Arial Narrow" w:eastAsia="Arial Narrow" w:hAnsi="Arial Narrow" w:cs="Arial Narrow"/>
           <w:kern w:val="0"/>
-          <ns2:ligatures ns2:val="none"/>
+          <w14:ligatures w14:val="none"/>
         </w:rPr>
         <w:t xml:space="preserve"> y 19</w:t>
       </w:r>
@@ -2129,7 +2056,7 @@
           <w:color w:val="000000"/>
           <w:kern w:val="0"/>
           <w:lang w:eastAsia="es-PE"/>
-          <ns2:ligatures ns2:val="none"/>
+          <w14:ligatures w14:val="none"/>
         </w:rPr>
         <w:t/>
       </w:r>
@@ -2137,7 +2064,7 @@
         <w:rPr>
           <w:rFonts w:ascii="Arial Narrow" w:eastAsia="Arial Narrow" w:hAnsi="Arial Narrow" w:cs="Arial Narrow"/>
           <w:kern w:val="0"/>
-          <ns2:ligatures ns2:val="none"/>
+          <w14:ligatures w14:val="none"/>
         </w:rPr>
         <w:t xml:space="preserve"> del Código</w:t>
       </w:r>
@@ -2147,7 +2074,7 @@
           <w:rFonts w:ascii="Arial Narrow" w:eastAsia="Arial Narrow" w:hAnsi="Arial Narrow" w:cs="Arial"/>
           <w:kern w:val="0"/>
           <w:vertAlign w:val="superscript"/>
-          <ns2:ligatures ns2:val="none"/>
+          <w14:ligatures w14:val="none"/>
         </w:rPr>
         <w:footnoteReference w:id="5"/>
       </w:r>
@@ -2155,23 +2082,23 @@
         <w:rPr>
           <w:rFonts w:ascii="Arial Narrow" w:eastAsia="Arial Narrow" w:hAnsi="Arial Narrow" w:cs="Arial Narrow"/>
           <w:kern w:val="0"/>
-          <ns2:ligatures ns2:val="none"/>
+          <w14:ligatures w14:val="none"/>
         </w:rPr>
         <w:t>.</w:t>
       </w:r>
     </w:p>
-    <w:p ns2:paraId="717228C4" ns2:textId="77777777">
-      <w:pPr>
-        <w:spacing w:after="0" w:line="240" w:lineRule="auto"/>
-        <w:jc w:val="both"/>
-        <w:rPr>
-          <w:rFonts w:ascii="Arial Narrow" w:eastAsia="Arial Narrow" w:hAnsi="Arial Narrow" w:cs="Arial Narrow"/>
-          <w:kern w:val="0"/>
-          <ns2:ligatures ns2:val="none"/>
-        </w:rPr>
-      </w:pPr>
-    </w:p>
-    <w:p ns2:paraId="07559B21" ns2:textId="645CCBDB">
+    <w:p>
+      <w:pPr>
+        <w:spacing w:after="0" w:line="240" w:lineRule="auto"/>
+        <w:jc w:val="both"/>
+        <w:rPr>
+          <w:rFonts w:ascii="Arial Narrow" w:eastAsia="Arial Narrow" w:hAnsi="Arial Narrow" w:cs="Arial Narrow"/>
+          <w:kern w:val="0"/>
+          <w14:ligatures w14:val="none"/>
+        </w:rPr>
+      </w:pPr>
+    </w:p>
+    <w:p>
       <w:pPr>
         <w:pStyle w:val="Prrafodelista"/>
         <w:numPr>
@@ -2184,14 +2111,14 @@
         <w:rPr>
           <w:rFonts w:ascii="Arial Narrow" w:eastAsia="Arial Narrow" w:hAnsi="Arial Narrow" w:cs="Arial Narrow"/>
           <w:kern w:val="0"/>
-          <ns2:ligatures ns2:val="none"/>
-        </w:rPr>
-      </w:pPr>
-      <w:r>
-        <w:rPr>
-          <w:rFonts w:ascii="Arial Narrow" w:eastAsia="Arial Narrow" w:hAnsi="Arial Narrow" w:cs="Arial Narrow"/>
-          <w:kern w:val="0"/>
-          <ns2:ligatures ns2:val="none"/>
+          <w14:ligatures w14:val="none"/>
+        </w:rPr>
+      </w:pPr>
+      <w:r>
+        <w:rPr>
+          <w:rFonts w:ascii="Arial Narrow" w:eastAsia="Arial Narrow" w:hAnsi="Arial Narrow" w:cs="Arial Narrow"/>
+          <w:kern w:val="0"/>
+          <w14:ligatures w14:val="none"/>
         </w:rPr>
         <w:t xml:space="preserve">Asimismo, la Secretaría Técnica, en ejercicio de sus facultades, considera que el hecho denunciado, consistente en que </w:t>
       </w:r>
@@ -2201,7 +2128,7 @@
           <w:kern w:val="0"/>
           <w:shd w:val="clear" w:color="auto" w:fill="FFFFFF"/>
           <w:lang w:eastAsia="es-PE"/>
-          <ns2:ligatures ns2:val="none"/>
+          <w14:ligatures w14:val="none"/>
         </w:rPr>
         <w:t xml:space="preserve">la compañía aseguradora habría inducido a error a la denunciante respecto a la Póliza </w:t>
       </w:r>
@@ -2212,7 +2139,7 @@
           <w:kern w:val="0"/>
           <w:shd w:val="clear" w:color="auto" w:fill="FFFFFF"/>
           <w:lang w:eastAsia="es-PE"/>
-          <ns2:ligatures ns2:val="none"/>
+          <w14:ligatures w14:val="none"/>
         </w:rPr>
         <w:t/>
       </w:r>
@@ -2223,7 +2150,7 @@
           <w:kern w:val="0"/>
           <w:shd w:val="clear" w:color="auto" w:fill="FFFFFF"/>
           <w:lang w:eastAsia="es-PE"/>
-          <ns2:ligatures ns2:val="none"/>
+          <w14:ligatures w14:val="none"/>
         </w:rPr>
         <w:t xml:space="preserve"> 15-029100/3, pues la denominación “ahorro” del producto generó la expectativa de seguridad y preservación del capital</w:t>
       </w:r>
@@ -2231,7 +2158,7 @@
         <w:rPr>
           <w:rFonts w:ascii="Arial Narrow" w:eastAsia="Arial Narrow" w:hAnsi="Arial Narrow" w:cs="Arial Narrow"/>
           <w:kern w:val="0"/>
-          <ns2:ligatures ns2:val="none"/>
+          <w14:ligatures w14:val="none"/>
         </w:rPr>
         <w:t>; involucraría una presunta afectación a sus expectativas, quien no habría encontrado una correspondencia entre lo que esperaba recibir de parte del proveedor y lo que realmente recibió. Por consiguiente, corresponde calificar el hecho materia de denuncia como una presunta infracción al deber de idoneidad, tipificado en los artículos 18</w:t>
       </w:r>
@@ -2241,7 +2168,7 @@
           <w:color w:val="000000"/>
           <w:kern w:val="0"/>
           <w:lang w:eastAsia="es-PE"/>
-          <ns2:ligatures ns2:val="none"/>
+          <w14:ligatures w14:val="none"/>
         </w:rPr>
         <w:t/>
       </w:r>
@@ -2249,7 +2176,7 @@
         <w:rPr>
           <w:rFonts w:ascii="Arial Narrow" w:eastAsia="Arial Narrow" w:hAnsi="Arial Narrow" w:cs="Arial Narrow"/>
           <w:kern w:val="0"/>
-          <ns2:ligatures ns2:val="none"/>
+          <w14:ligatures w14:val="none"/>
         </w:rPr>
         <w:t xml:space="preserve"> y 19</w:t>
       </w:r>
@@ -2259,7 +2186,7 @@
           <w:color w:val="000000"/>
           <w:kern w:val="0"/>
           <w:lang w:eastAsia="es-PE"/>
-          <ns2:ligatures ns2:val="none"/>
+          <w14:ligatures w14:val="none"/>
         </w:rPr>
         <w:t/>
       </w:r>
@@ -2267,7 +2194,7 @@
         <w:rPr>
           <w:rFonts w:ascii="Arial Narrow" w:eastAsia="Arial Narrow" w:hAnsi="Arial Narrow" w:cs="Arial Narrow"/>
           <w:kern w:val="0"/>
-          <ns2:ligatures ns2:val="none"/>
+          <w14:ligatures w14:val="none"/>
         </w:rPr>
         <w:t xml:space="preserve"> del Código</w:t>
       </w:r>
@@ -2278,13 +2205,13 @@
           <w:color w:val="000000"/>
           <w:kern w:val="0"/>
           <w:lang w:eastAsia="es-PE"/>
-          <ns2:ligatures ns2:val="none"/>
+          <w14:ligatures w14:val="none"/>
         </w:rPr>
         <w:t>.</w:t>
       </w:r>
     </w:p>
     <w:bookmarkEnd w:id="4"/>
-    <w:p ns2:paraId="432038D6" ns2:textId="0A9F6D75">
+    <w:p>
       <w:pPr>
         <w:spacing w:after="0" w:line="240" w:lineRule="auto"/>
         <w:jc w:val="both"/>
@@ -2292,11 +2219,11 @@
           <w:rFonts w:ascii="Arial Narrow" w:eastAsia="Calibri" w:hAnsi="Arial Narrow" w:cs="Arial Narrow"/>
           <w:kern w:val="0"/>
           <w:lang w:eastAsia="es-PE"/>
-          <ns2:ligatures ns2:val="none"/>
-        </w:rPr>
-      </w:pPr>
-    </w:p>
-    <w:p ns2:paraId="463134E5" ns2:textId="77777777">
+          <w14:ligatures w14:val="none"/>
+        </w:rPr>
+      </w:pPr>
+    </w:p>
+    <w:p>
       <w:pPr>
         <w:pStyle w:val="Prrafodelista"/>
         <w:numPr>
@@ -2310,7 +2237,7 @@
           <w:rFonts w:ascii="Arial Narrow" w:eastAsia="Calibri" w:hAnsi="Arial Narrow" w:cs="Arial Narrow"/>
           <w:kern w:val="0"/>
           <w:lang w:eastAsia="es-PE"/>
-          <ns2:ligatures ns2:val="none"/>
+          <w14:ligatures w14:val="none"/>
         </w:rPr>
       </w:pPr>
       <w:r>
@@ -2319,7 +2246,7 @@
           <w:color w:val="000000"/>
           <w:kern w:val="0"/>
           <w:lang w:eastAsia="es-PE"/>
-          <ns2:ligatures ns2:val="none"/>
+          <w14:ligatures w14:val="none"/>
         </w:rPr>
         <w:t>En tanto la denuncia reúne los requisitos establecidos por la norma citada, corresponde admitirla a trámite</w:t>
       </w:r>
@@ -2329,7 +2256,7 @@
           <w:rFonts w:ascii="Arial Narrow" w:eastAsia="Arial Narrow" w:hAnsi="Arial Narrow" w:cs="Arial Narrow"/>
           <w:kern w:val="0"/>
           <w:vertAlign w:val="superscript"/>
-          <ns2:ligatures ns2:val="none"/>
+          <w14:ligatures w14:val="none"/>
         </w:rPr>
         <w:footnoteReference w:id="6"/>
       </w:r>
@@ -2339,12 +2266,12 @@
           <w:color w:val="000000"/>
           <w:kern w:val="0"/>
           <w:lang w:eastAsia="es-PE"/>
-          <ns2:ligatures ns2:val="none"/>
+          <w14:ligatures w14:val="none"/>
         </w:rPr>
         <w:t>.</w:t>
       </w:r>
     </w:p>
-    <w:p ns2:paraId="68C71625" ns2:textId="77777777">
+    <w:p>
       <w:pPr>
         <w:spacing w:after="0" w:line="240" w:lineRule="auto"/>
         <w:ind w:left="567"/>
@@ -2355,11 +2282,11 @@
           <w:color w:val="000000"/>
           <w:kern w:val="0"/>
           <w:lang w:eastAsia="es-PE"/>
-          <ns2:ligatures ns2:val="none"/>
-        </w:rPr>
-      </w:pPr>
-    </w:p>
-    <w:p ns2:paraId="38A98B4B" ns2:textId="77777777">
+          <w14:ligatures w14:val="none"/>
+        </w:rPr>
+      </w:pPr>
+    </w:p>
+    <w:p>
       <w:pPr>
         <w:pStyle w:val="Prrafodelista"/>
         <w:numPr>
@@ -2379,23 +2306,23 @@
           <w:color w:val="000000"/>
           <w:kern w:val="0"/>
           <w:lang w:eastAsia="es-PE"/>
-          <ns2:ligatures ns2:val="none"/>
-        </w:rPr>
-      </w:pPr>
-      <w:r>
-        <w:rPr>
-          <w:rFonts w:ascii="Arial Narrow" w:eastAsia="Arial Narrow" w:hAnsi="Arial Narrow" w:cs="Arial Narrow"/>
-          <w:b/>
-          <w:color w:val="000000"/>
-          <w:kern w:val="0"/>
-          <w:lang w:eastAsia="es-PE"/>
-          <ns2:ligatures ns2:val="none"/>
+          <w14:ligatures w14:val="none"/>
+        </w:rPr>
+      </w:pPr>
+      <w:r>
+        <w:rPr>
+          <w:rFonts w:ascii="Arial Narrow" w:eastAsia="Arial Narrow" w:hAnsi="Arial Narrow" w:cs="Arial Narrow"/>
+          <w:b/>
+          <w:color w:val="000000"/>
+          <w:kern w:val="0"/>
+          <w:lang w:eastAsia="es-PE"/>
+          <w14:ligatures w14:val="none"/>
         </w:rPr>
         <w:lastRenderedPageBreak/>
         <w:t>REQUERIMIENTO DE INFORMACIÓN</w:t>
       </w:r>
     </w:p>
-    <w:p ns2:paraId="5B518DC4" ns2:textId="77777777">
+    <w:p>
       <w:pPr>
         <w:spacing w:after="0" w:line="240" w:lineRule="auto"/>
         <w:jc w:val="both"/>
@@ -2404,11 +2331,11 @@
           <w:color w:val="000000"/>
           <w:kern w:val="0"/>
           <w:lang w:val="es-ES" w:eastAsia="es-ES"/>
-          <ns2:ligatures ns2:val="none"/>
-        </w:rPr>
-      </w:pPr>
-    </w:p>
-    <w:p ns2:paraId="62B88A04" ns2:textId="38EBB0A5">
+          <w14:ligatures w14:val="none"/>
+        </w:rPr>
+      </w:pPr>
+    </w:p>
+    <w:p>
       <w:pPr>
         <w:pStyle w:val="Prrafodelista"/>
         <w:numPr>
@@ -2423,7 +2350,7 @@
           <w:color w:val="000000"/>
           <w:kern w:val="0"/>
           <w:lang w:val="es-ES" w:eastAsia="es-ES"/>
-          <ns2:ligatures ns2:val="none"/>
+          <w14:ligatures w14:val="none"/>
         </w:rPr>
       </w:pPr>
       <w:r>
@@ -2432,7 +2359,7 @@
           <w:color w:val="000000"/>
           <w:kern w:val="0"/>
           <w:lang w:val="es-ES" w:eastAsia="es-ES"/>
-          <ns2:ligatures ns2:val="none"/>
+          <w14:ligatures w14:val="none"/>
         </w:rPr>
         <w:t>A efectos de tener mayores elementos que sirvan para la reso</w:t>
       </w:r>
@@ -2442,7 +2369,7 @@
           <w:color w:val="000000"/>
           <w:kern w:val="0"/>
           <w:lang w:val="es-ES" w:eastAsia="es-ES"/>
-          <ns2:ligatures ns2:val="none"/>
+          <w14:ligatures w14:val="none"/>
         </w:rPr>
         <w:t xml:space="preserve">lución definitiva del presente caso, la Secretaría Técnica, en ejercicio de las facultades que la ley le </w:t>
       </w:r>
@@ -2452,7 +2379,7 @@
           <w:color w:val="000000"/>
           <w:kern w:val="0"/>
           <w:lang w:val="es-ES" w:eastAsia="es-ES"/>
-          <ns2:ligatures ns2:val="none"/>
+          <w14:ligatures w14:val="none"/>
         </w:rPr>
         <w:t xml:space="preserve">confiere, conviene requerir </w:t>
       </w:r>
@@ -2462,7 +2389,7 @@
           <w:color w:val="000000"/>
           <w:kern w:val="0"/>
           <w:lang w:val="es-ES" w:eastAsia="es-ES"/>
-          <ns2:ligatures ns2:val="none"/>
+          <w14:ligatures w14:val="none"/>
         </w:rPr>
         <w:t>a</w:t>
       </w:r>
@@ -2472,7 +2399,7 @@
           <w:color w:val="000000"/>
           <w:kern w:val="0"/>
           <w:lang w:val="es-ES" w:eastAsia="es-ES"/>
-          <ns2:ligatures ns2:val="none"/>
+          <w14:ligatures w14:val="none"/>
         </w:rPr>
         <w:t xml:space="preserve"> </w:t>
       </w:r>
@@ -2482,7 +2409,7 @@
           <w:color w:val="000000"/>
           <w:kern w:val="0"/>
           <w:lang w:val="es-ES" w:eastAsia="es-ES"/>
-          <ns2:ligatures ns2:val="none"/>
+          <w14:ligatures w14:val="none"/>
         </w:rPr>
         <w:t>la compañía aseguradora</w:t>
       </w:r>
@@ -2492,7 +2419,7 @@
           <w:color w:val="000000"/>
           <w:kern w:val="0"/>
           <w:lang w:val="es-ES" w:eastAsia="es-ES"/>
-          <ns2:ligatures ns2:val="none"/>
+          <w14:ligatures w14:val="none"/>
         </w:rPr>
         <w:t xml:space="preserve"> que, en un plazo no mayor de cinco (5) días hábiles contado a partir del día siguiente de la notificación de la presente resolución, cumpla con lo siguiente: </w:t>
       </w:r>
@@ -2502,7 +2429,7 @@
           <w:color w:val="000000"/>
           <w:kern w:val="0"/>
           <w:lang w:val="es-ES" w:eastAsia="es-ES"/>
-          <ns2:ligatures ns2:val="none"/>
+          <w14:ligatures w14:val="none"/>
         </w:rPr>
         <w:t xml:space="preserve">(i) presentar una copia completa, legible y debidamente suscrita de la Póliza </w:t>
       </w:r>
@@ -2513,7 +2440,7 @@
           <w:color w:val="000000"/>
           <w:kern w:val="0"/>
           <w:lang w:val="es-ES" w:eastAsia="es-ES"/>
-          <ns2:ligatures ns2:val="none"/>
+          <w14:ligatures w14:val="none"/>
         </w:rPr>
         <w:t/>
       </w:r>
@@ -2524,7 +2451,7 @@
           <w:color w:val="000000"/>
           <w:kern w:val="0"/>
           <w:lang w:val="es-ES" w:eastAsia="es-ES"/>
-          <ns2:ligatures ns2:val="none"/>
+          <w14:ligatures w14:val="none"/>
         </w:rPr>
         <w:t xml:space="preserve"> 15-029100/3 del Seguro Ahorro Vida, así como el cargo de remisión de la póliza; (</w:t>
       </w:r>
@@ -2535,7 +2462,7 @@
           <w:color w:val="000000"/>
           <w:kern w:val="0"/>
           <w:lang w:val="es-ES" w:eastAsia="es-ES"/>
-          <ns2:ligatures ns2:val="none"/>
+          <w14:ligatures w14:val="none"/>
         </w:rPr>
         <w:t>ii</w:t>
       </w:r>
@@ -2546,7 +2473,7 @@
           <w:color w:val="000000"/>
           <w:kern w:val="0"/>
           <w:lang w:val="es-ES" w:eastAsia="es-ES"/>
-          <ns2:ligatures ns2:val="none"/>
+          <w14:ligatures w14:val="none"/>
         </w:rPr>
         <w:t xml:space="preserve">) presentar los medios probatorios que acrediten el valor de devolución de aportes del Seguro Ahorro Vida – Póliza </w:t>
       </w:r>
@@ -2557,7 +2484,7 @@
           <w:color w:val="000000"/>
           <w:kern w:val="0"/>
           <w:lang w:val="es-ES" w:eastAsia="es-ES"/>
-          <ns2:ligatures ns2:val="none"/>
+          <w14:ligatures w14:val="none"/>
         </w:rPr>
         <w:t/>
       </w:r>
@@ -2568,7 +2495,7 @@
           <w:color w:val="000000"/>
           <w:kern w:val="0"/>
           <w:lang w:val="es-ES" w:eastAsia="es-ES"/>
-          <ns2:ligatures ns2:val="none"/>
+          <w14:ligatures w14:val="none"/>
         </w:rPr>
         <w:t xml:space="preserve"> 15-029100/3 se realizó de acuerdo a los términos y condiciones de la póliza; y, (</w:t>
       </w:r>
@@ -2579,7 +2506,7 @@
           <w:color w:val="000000"/>
           <w:kern w:val="0"/>
           <w:lang w:val="es-ES" w:eastAsia="es-ES"/>
-          <ns2:ligatures ns2:val="none"/>
+          <w14:ligatures w14:val="none"/>
         </w:rPr>
         <w:t>iii</w:t>
       </w:r>
@@ -2590,7 +2517,7 @@
           <w:color w:val="000000"/>
           <w:kern w:val="0"/>
           <w:lang w:val="es-ES" w:eastAsia="es-ES"/>
-          <ns2:ligatures ns2:val="none"/>
+          <w14:ligatures w14:val="none"/>
         </w:rPr>
         <w:t xml:space="preserve">) presentar la liquidación de la Póliza </w:t>
       </w:r>
@@ -2601,7 +2528,7 @@
           <w:color w:val="000000"/>
           <w:kern w:val="0"/>
           <w:lang w:val="es-ES" w:eastAsia="es-ES"/>
-          <ns2:ligatures ns2:val="none"/>
+          <w14:ligatures w14:val="none"/>
         </w:rPr>
         <w:t/>
       </w:r>
@@ -2612,7 +2539,7 @@
           <w:color w:val="000000"/>
           <w:kern w:val="0"/>
           <w:lang w:val="es-ES" w:eastAsia="es-ES"/>
-          <ns2:ligatures ns2:val="none"/>
+          <w14:ligatures w14:val="none"/>
         </w:rPr>
         <w:t xml:space="preserve"> 15-029100/3</w:t>
       </w:r>
@@ -2622,7 +2549,7 @@
           <w:color w:val="000000"/>
           <w:kern w:val="0"/>
           <w:lang w:val="es-ES" w:eastAsia="es-ES"/>
-          <ns2:ligatures ns2:val="none"/>
+          <w14:ligatures w14:val="none"/>
         </w:rPr>
         <w:t>.</w:t>
       </w:r>
@@ -2632,12 +2559,12 @@
           <w:color w:val="000000"/>
           <w:kern w:val="0"/>
           <w:lang w:eastAsia="es-ES"/>
-          <ns2:ligatures ns2:val="none"/>
+          <w14:ligatures w14:val="none"/>
         </w:rPr>
         <w:t xml:space="preserve"> </w:t>
       </w:r>
     </w:p>
-    <w:p ns2:paraId="5C93B848" ns2:textId="77777777">
+    <w:p>
       <w:pPr>
         <w:pStyle w:val="Prrafodelista"/>
         <w:spacing w:after="0" w:line="240" w:lineRule="auto"/>
@@ -2648,11 +2575,11 @@
           <w:color w:val="000000"/>
           <w:kern w:val="0"/>
           <w:lang w:val="es-ES" w:eastAsia="es-ES"/>
-          <ns2:ligatures ns2:val="none"/>
-        </w:rPr>
-      </w:pPr>
-    </w:p>
-    <w:p ns2:paraId="2A119386" ns2:textId="77777777">
+          <w14:ligatures w14:val="none"/>
+        </w:rPr>
+      </w:pPr>
+    </w:p>
+    <w:p>
       <w:pPr>
         <w:pStyle w:val="Prrafodelista"/>
         <w:numPr>
@@ -2672,36 +2599,36 @@
           <w:color w:val="000000"/>
           <w:kern w:val="0"/>
           <w:lang w:eastAsia="es-PE"/>
-          <ns2:ligatures ns2:val="none"/>
-        </w:rPr>
-      </w:pPr>
-      <w:r>
-        <w:rPr>
-          <w:rFonts w:ascii="Arial Narrow" w:eastAsia="Arial Narrow" w:hAnsi="Arial Narrow" w:cs="Arial Narrow"/>
-          <w:b/>
-          <w:color w:val="000000"/>
-          <w:kern w:val="0"/>
-          <w:lang w:eastAsia="es-PE"/>
-          <ns2:ligatures ns2:val="none"/>
+          <w14:ligatures w14:val="none"/>
+        </w:rPr>
+      </w:pPr>
+      <w:r>
+        <w:rPr>
+          <w:rFonts w:ascii="Arial Narrow" w:eastAsia="Arial Narrow" w:hAnsi="Arial Narrow" w:cs="Arial Narrow"/>
+          <w:b/>
+          <w:color w:val="000000"/>
+          <w:kern w:val="0"/>
+          <w:lang w:eastAsia="es-PE"/>
+          <w14:ligatures w14:val="none"/>
         </w:rPr>
         <w:t xml:space="preserve">RESOLUCIÓN DE LA SECRETARÍA TÉCNICA </w:t>
       </w:r>
     </w:p>
-    <w:p ns2:paraId="7F554EB2" ns2:textId="77777777">
-      <w:pPr>
-        <w:spacing w:after="0" w:line="240" w:lineRule="auto"/>
-        <w:jc w:val="both"/>
-        <w:rPr>
-          <w:rFonts w:ascii="Arial Narrow" w:eastAsia="Arial Narrow" w:hAnsi="Arial Narrow" w:cs="Arial Narrow"/>
-          <w:b/>
-          <w:color w:val="000000"/>
-          <w:kern w:val="0"/>
-          <w:lang w:eastAsia="es-PE"/>
-          <ns2:ligatures ns2:val="none"/>
-        </w:rPr>
-      </w:pPr>
-    </w:p>
-    <w:p ns2:paraId="40BE44E6" ns2:textId="5F11B7A7">
+    <w:p>
+      <w:pPr>
+        <w:spacing w:after="0" w:line="240" w:lineRule="auto"/>
+        <w:jc w:val="both"/>
+        <w:rPr>
+          <w:rFonts w:ascii="Arial Narrow" w:eastAsia="Arial Narrow" w:hAnsi="Arial Narrow" w:cs="Arial Narrow"/>
+          <w:b/>
+          <w:color w:val="000000"/>
+          <w:kern w:val="0"/>
+          <w:lang w:eastAsia="es-PE"/>
+          <w14:ligatures w14:val="none"/>
+        </w:rPr>
+      </w:pPr>
+    </w:p>
+    <w:p>
       <w:pPr>
         <w:spacing w:after="0" w:line="240" w:lineRule="auto"/>
         <w:jc w:val="both"/>
@@ -2710,17 +2637,17 @@
           <w:color w:val="000000"/>
           <w:kern w:val="0"/>
           <w:lang w:eastAsia="es-PE"/>
-          <ns2:ligatures ns2:val="none"/>
-        </w:rPr>
-      </w:pPr>
-      <w:r>
-        <w:rPr>
-          <w:rFonts w:ascii="Arial Narrow" w:eastAsia="Arial Narrow" w:hAnsi="Arial Narrow" w:cs="Arial Narrow"/>
-          <w:b/>
-          <w:color w:val="000000"/>
-          <w:kern w:val="0"/>
-          <w:lang w:eastAsia="es-PE"/>
-          <ns2:ligatures ns2:val="none"/>
+          <w14:ligatures w14:val="none"/>
+        </w:rPr>
+      </w:pPr>
+      <w:r>
+        <w:rPr>
+          <w:rFonts w:ascii="Arial Narrow" w:eastAsia="Arial Narrow" w:hAnsi="Arial Narrow" w:cs="Arial Narrow"/>
+          <w:b/>
+          <w:color w:val="000000"/>
+          <w:kern w:val="0"/>
+          <w:lang w:eastAsia="es-PE"/>
+          <w14:ligatures w14:val="none"/>
         </w:rPr>
         <w:t xml:space="preserve">PRIMERO: admitir a trámite la denuncia del 6 de agosto de 2025 interpuesta por la señora [APELLIDO] contra Pacífico Compañía de Seguros y Reaseguros S.A., por lo siguiente:</w:t>
       </w:r>
@@ -2731,7 +2658,7 @@
           <w:kern w:val="0"/>
           <w:shd w:val="clear" w:color="auto" w:fill="FFFFFF"/>
           <w:lang w:eastAsia="es-PE"/>
-          <ns2:ligatures ns2:val="none"/>
+          <w14:ligatures w14:val="none"/>
         </w:rPr>
         <w:t xml:space="preserve"/>
       </w:r>
@@ -2741,7 +2668,7 @@
           <w:color w:val="000000"/>
           <w:kern w:val="0"/>
           <w:lang w:val="es-ES" w:eastAsia="es-ES"/>
-          <ns2:ligatures ns2:val="none"/>
+          <w14:ligatures w14:val="none"/>
         </w:rPr>
         <w:t/>
       </w:r>
@@ -2751,7 +2678,7 @@
           <w:color w:val="000000"/>
           <w:kern w:val="0"/>
           <w:lang w:val="es-ES" w:eastAsia="es-ES"/>
-          <ns2:ligatures ns2:val="none"/>
+          <w14:ligatures w14:val="none"/>
         </w:rPr>
         <w:t xml:space="preserve"/>
       </w:r>
@@ -2762,7 +2689,7 @@
           <w:kern w:val="0"/>
           <w:shd w:val="clear" w:color="auto" w:fill="FFFFFF"/>
           <w:lang w:eastAsia="es-PE"/>
-          <ns2:ligatures ns2:val="none"/>
+          <w14:ligatures w14:val="none"/>
         </w:rPr>
         <w:t xml:space="preserve"/>
       </w:r>
@@ -2773,7 +2700,7 @@
           <w:kern w:val="0"/>
           <w:shd w:val="clear" w:color="auto" w:fill="FFFFFF"/>
           <w:lang w:eastAsia="es-PE"/>
-          <ns2:ligatures ns2:val="none"/>
+          <w14:ligatures w14:val="none"/>
         </w:rPr>
         <w:t/>
       </w:r>
@@ -2784,7 +2711,7 @@
           <w:kern w:val="0"/>
           <w:shd w:val="clear" w:color="auto" w:fill="FFFFFF"/>
           <w:lang w:eastAsia="es-PE"/>
-          <ns2:ligatures ns2:val="none"/>
+          <w14:ligatures w14:val="none"/>
         </w:rPr>
         <w:t xml:space="preserve"/>
       </w:r>
@@ -2825,7 +2752,7 @@
           <w:kern w:val="0"/>
           <w:shd w:val="clear" w:color="auto" w:fill="FFFFFF"/>
           <w:lang w:eastAsia="es-PE"/>
-          <ns2:ligatures ns2:val="none"/>
+          <w14:ligatures w14:val="none"/>
         </w:rPr>
         <w:t xml:space="preserve"/>
       </w:r>
@@ -2850,7 +2777,7 @@
           <w:kern w:val="0"/>
           <w:shd w:val="clear" w:color="auto" w:fill="FFFFFF"/>
           <w:lang w:eastAsia="es-PE"/>
-          <ns2:ligatures ns2:val="none"/>
+          <w14:ligatures w14:val="none"/>
         </w:rPr>
         <w:t xml:space="preserve"/>
       </w:r>
@@ -2861,12 +2788,12 @@
           <w:kern w:val="0"/>
           <w:shd w:val="clear" w:color="auto" w:fill="FFFFFF"/>
           <w:lang w:eastAsia="es-PE"/>
-          <ns2:ligatures ns2:val="none"/>
+          <w14:ligatures w14:val="none"/>
         </w:rPr>
         <w:t/>
       </w:r>
     </w:p>
-    <w:p ns2:paraId="5E66126E" ns2:textId="77777777">
+    <w:p>
       <w:pPr>
         <w:spacing w:after="0" w:line="240" w:lineRule="auto"/>
         <w:jc w:val="both"/>
@@ -2875,11 +2802,11 @@
           <w:color w:val="000000"/>
           <w:kern w:val="0"/>
           <w:lang w:eastAsia="es-PE"/>
-          <ns2:ligatures ns2:val="none"/>
-        </w:rPr>
-      </w:pPr>
-    </w:p>
-    <w:p ns2:paraId="3B394CB1" ns2:textId="160DC979">
+          <w14:ligatures w14:val="none"/>
+        </w:rPr>
+      </w:pPr>
+    </w:p>
+    <w:p>
       <w:pPr>
         <w:pStyle w:val="Prrafodelista"/>
         <w:numPr>
@@ -2897,7 +2824,7 @@
           <w:rFonts w:ascii="Arial Narrow" w:eastAsia="Calibri" w:hAnsi="Arial Narrow" w:cs="Arial Narrow"/>
           <w:kern w:val="0"/>
           <w:lang w:eastAsia="es-PE"/>
-          <ns2:ligatures ns2:val="none"/>
+          <w14:ligatures w14:val="none"/>
         </w:rPr>
       </w:pPr>
       <w:r>
@@ -2906,7 +2833,7 @@
           <w:color w:val="000000"/>
           <w:kern w:val="0"/>
           <w:lang w:eastAsia="es-PE"/>
-          <ns2:ligatures ns2:val="none"/>
+          <w14:ligatures w14:val="none"/>
         </w:rPr>
         <w:t>Presunta</w:t>
       </w:r>
@@ -2916,7 +2843,7 @@
           <w:kern w:val="0"/>
           <w:shd w:val="clear" w:color="auto" w:fill="FFFFFF"/>
           <w:lang w:eastAsia="es-PE"/>
-          <ns2:ligatures ns2:val="none"/>
+          <w14:ligatures w14:val="none"/>
         </w:rPr>
         <w:t xml:space="preserve"> infracción a los artículos 18 y 19</w:t>
       </w:r>
@@ -2925,7 +2852,7 @@
           <w:rFonts w:ascii="Arial Narrow" w:eastAsia="Calibri" w:hAnsi="Arial Narrow" w:cs="Arial Narrow"/>
           <w:kern w:val="0"/>
           <w:lang w:eastAsia="es-PE"/>
-          <ns2:ligatures ns2:val="none"/>
+          <w14:ligatures w14:val="none"/>
         </w:rPr>
         <w:t xml:space="preserve"> de </w:t>
       </w:r>
@@ -2935,7 +2862,7 @@
           <w:kern w:val="0"/>
           <w:shd w:val="clear" w:color="auto" w:fill="FFFFFF"/>
           <w:lang w:eastAsia="es-PE"/>
-          <ns2:ligatures ns2:val="none"/>
+          <w14:ligatures w14:val="none"/>
         </w:rPr>
         <w:t xml:space="preserve">la Ley 29571, Código de Protección y Defensa del Consumidor, en </w:t>
       </w:r>
@@ -2945,7 +2872,7 @@
           <w:kern w:val="0"/>
           <w:shd w:val="clear" w:color="auto" w:fill="FFFFFF"/>
           <w:lang w:eastAsia="es-PE"/>
-          <ns2:ligatures ns2:val="none"/>
+          <w14:ligatures w14:val="none"/>
         </w:rPr>
         <w:t xml:space="preserve">tanto la compañía aseguradora habría otorgado a la denunciante un valor de rescate de la Póliza </w:t>
       </w:r>
@@ -2955,7 +2882,7 @@
           <w:color w:val="000000"/>
           <w:kern w:val="0"/>
           <w:lang w:val="es-ES" w:eastAsia="es-ES"/>
-          <ns2:ligatures ns2:val="none"/>
+          <w14:ligatures w14:val="none"/>
         </w:rPr>
         <w:t>15-029100/3</w:t>
       </w:r>
@@ -2965,7 +2892,7 @@
           <w:kern w:val="0"/>
           <w:shd w:val="clear" w:color="auto" w:fill="FFFFFF"/>
           <w:lang w:eastAsia="es-PE"/>
-          <ns2:ligatures ns2:val="none"/>
+          <w14:ligatures w14:val="none"/>
         </w:rPr>
         <w:t xml:space="preserve"> sin el debido sustento y por un monto inferior al que le correspondía</w:t>
       </w:r>
@@ -2973,7 +2900,7 @@
         <w:rPr>
           <w:rFonts w:ascii="Arial Narrow" w:eastAsia="Arial Narrow" w:hAnsi="Arial Narrow" w:cs="Arial Narrow"/>
           <w:kern w:val="0"/>
-          <ns2:ligatures ns2:val="none"/>
+          <w14:ligatures w14:val="none"/>
         </w:rPr>
         <w:t>, pues se le descontó por conceptos no contemplados</w:t>
       </w:r>
@@ -2981,12 +2908,12 @@
         <w:rPr>
           <w:rFonts w:ascii="Arial Narrow" w:eastAsia="Arial Narrow" w:hAnsi="Arial Narrow" w:cs="Arial Narrow"/>
           <w:kern w:val="0"/>
-          <ns2:ligatures ns2:val="none"/>
+          <w14:ligatures w14:val="none"/>
         </w:rPr>
         <w:t>.</w:t>
       </w:r>
     </w:p>
-    <w:p ns2:paraId="237ADB3C" ns2:textId="77777777">
+    <w:p>
       <w:pPr>
         <w:spacing w:after="0" w:line="240" w:lineRule="auto"/>
         <w:jc w:val="both"/>
@@ -2995,11 +2922,11 @@
           <w:color w:val="000000"/>
           <w:kern w:val="0"/>
           <w:lang w:eastAsia="es-PE"/>
-          <ns2:ligatures ns2:val="none"/>
-        </w:rPr>
-      </w:pPr>
-    </w:p>
-    <w:p ns2:paraId="0CDDEEDD" ns2:textId="6B1FCD09">
+          <w14:ligatures w14:val="none"/>
+        </w:rPr>
+      </w:pPr>
+    </w:p>
+    <w:p>
       <w:pPr>
         <w:pStyle w:val="Prrafodelista"/>
         <w:numPr>
@@ -3017,7 +2944,7 @@
           <w:rFonts w:ascii="Arial Narrow" w:eastAsia="Calibri" w:hAnsi="Arial Narrow" w:cs="Arial Narrow"/>
           <w:kern w:val="0"/>
           <w:lang w:eastAsia="es-PE"/>
-          <ns2:ligatures ns2:val="none"/>
+          <w14:ligatures w14:val="none"/>
         </w:rPr>
       </w:pPr>
       <w:r>
@@ -3026,7 +2953,7 @@
           <w:color w:val="000000"/>
           <w:kern w:val="0"/>
           <w:lang w:eastAsia="es-PE"/>
-          <ns2:ligatures ns2:val="none"/>
+          <w14:ligatures w14:val="none"/>
         </w:rPr>
         <w:t>Presunta</w:t>
       </w:r>
@@ -3036,7 +2963,7 @@
           <w:kern w:val="0"/>
           <w:shd w:val="clear" w:color="auto" w:fill="FFFFFF"/>
           <w:lang w:eastAsia="es-PE"/>
-          <ns2:ligatures ns2:val="none"/>
+          <w14:ligatures w14:val="none"/>
         </w:rPr>
         <w:t xml:space="preserve"> infracción a los artículos 18 y 19</w:t>
       </w:r>
@@ -3045,7 +2972,7 @@
           <w:rFonts w:ascii="Arial Narrow" w:eastAsia="Calibri" w:hAnsi="Arial Narrow" w:cs="Arial Narrow"/>
           <w:kern w:val="0"/>
           <w:lang w:eastAsia="es-PE"/>
-          <ns2:ligatures ns2:val="none"/>
+          <w14:ligatures w14:val="none"/>
         </w:rPr>
         <w:t xml:space="preserve"> de </w:t>
       </w:r>
@@ -3055,7 +2982,7 @@
           <w:kern w:val="0"/>
           <w:shd w:val="clear" w:color="auto" w:fill="FFFFFF"/>
           <w:lang w:eastAsia="es-PE"/>
-          <ns2:ligatures ns2:val="none"/>
+          <w14:ligatures w14:val="none"/>
         </w:rPr>
         <w:t xml:space="preserve">la Ley 29571, Código de Protección y Defensa del Consumidor, en tanto </w:t>
       </w:r>
@@ -3065,7 +2992,7 @@
           <w:kern w:val="0"/>
           <w:shd w:val="clear" w:color="auto" w:fill="FFFFFF"/>
           <w:lang w:eastAsia="es-PE"/>
-          <ns2:ligatures ns2:val="none"/>
+          <w14:ligatures w14:val="none"/>
         </w:rPr>
         <w:t xml:space="preserve">la compañía aseguradora </w:t>
       </w:r>
@@ -3075,7 +3002,7 @@
           <w:kern w:val="0"/>
           <w:shd w:val="clear" w:color="auto" w:fill="FFFFFF"/>
           <w:lang w:eastAsia="es-PE"/>
-          <ns2:ligatures ns2:val="none"/>
+          <w14:ligatures w14:val="none"/>
         </w:rPr>
         <w:t xml:space="preserve">habría </w:t>
       </w:r>
@@ -3085,7 +3012,7 @@
           <w:kern w:val="0"/>
           <w:shd w:val="clear" w:color="auto" w:fill="FFFFFF"/>
           <w:lang w:eastAsia="es-PE"/>
-          <ns2:ligatures ns2:val="none"/>
+          <w14:ligatures w14:val="none"/>
         </w:rPr>
         <w:t>inducido a error a la denunciante respecto a la</w:t>
       </w:r>
@@ -3095,7 +3022,7 @@
           <w:kern w:val="0"/>
           <w:shd w:val="clear" w:color="auto" w:fill="FFFFFF"/>
           <w:lang w:eastAsia="es-PE"/>
-          <ns2:ligatures ns2:val="none"/>
+          <w14:ligatures w14:val="none"/>
         </w:rPr>
         <w:t xml:space="preserve"> Póliza </w:t>
       </w:r>
@@ -3105,7 +3032,7 @@
           <w:color w:val="000000"/>
           <w:kern w:val="0"/>
           <w:lang w:val="es-ES" w:eastAsia="es-ES"/>
-          <ns2:ligatures ns2:val="none"/>
+          <w14:ligatures w14:val="none"/>
         </w:rPr>
         <w:t>15-029100/3</w:t>
       </w:r>
@@ -3115,7 +3042,7 @@
           <w:kern w:val="0"/>
           <w:shd w:val="clear" w:color="auto" w:fill="FFFFFF"/>
           <w:lang w:eastAsia="es-PE"/>
-          <ns2:ligatures ns2:val="none"/>
+          <w14:ligatures w14:val="none"/>
         </w:rPr>
         <w:t xml:space="preserve">, </w:t>
       </w:r>
@@ -3125,7 +3052,7 @@
           <w:kern w:val="0"/>
           <w:shd w:val="clear" w:color="auto" w:fill="FFFFFF"/>
           <w:lang w:eastAsia="es-PE"/>
-          <ns2:ligatures ns2:val="none"/>
+          <w14:ligatures w14:val="none"/>
         </w:rPr>
         <w:t>pues</w:t>
       </w:r>
@@ -3135,7 +3062,7 @@
           <w:kern w:val="0"/>
           <w:shd w:val="clear" w:color="auto" w:fill="FFFFFF"/>
           <w:lang w:eastAsia="es-PE"/>
-          <ns2:ligatures ns2:val="none"/>
+          <w14:ligatures w14:val="none"/>
         </w:rPr>
         <w:t xml:space="preserve"> la denominación </w:t>
       </w:r>
@@ -3145,7 +3072,7 @@
           <w:kern w:val="0"/>
           <w:shd w:val="clear" w:color="auto" w:fill="FFFFFF"/>
           <w:lang w:eastAsia="es-PE"/>
-          <ns2:ligatures ns2:val="none"/>
+          <w14:ligatures w14:val="none"/>
         </w:rPr>
         <w:t xml:space="preserve">“ahorro” del producto </w:t>
       </w:r>
@@ -3155,7 +3082,7 @@
           <w:color w:val="000000"/>
           <w:kern w:val="0"/>
           <w:lang w:eastAsia="es-ES"/>
-          <ns2:ligatures ns2:val="none"/>
+          <w14:ligatures w14:val="none"/>
         </w:rPr>
         <w:t xml:space="preserve">generó la expectativa de </w:t>
       </w:r>
@@ -3165,7 +3092,7 @@
           <w:color w:val="000000"/>
           <w:kern w:val="0"/>
           <w:lang w:eastAsia="es-ES"/>
-          <ns2:ligatures ns2:val="none"/>
+          <w14:ligatures w14:val="none"/>
         </w:rPr>
         <w:t>seguridad y preservación del capital</w:t>
       </w:r>
@@ -3175,23 +3102,23 @@
           <w:color w:val="000000"/>
           <w:kern w:val="0"/>
           <w:lang w:eastAsia="es-ES"/>
-          <ns2:ligatures ns2:val="none"/>
+          <w14:ligatures w14:val="none"/>
         </w:rPr>
         <w:t>.</w:t>
       </w:r>
     </w:p>
-    <w:p ns2:paraId="042B3F54" ns2:textId="777BBF33">
-      <w:pPr>
-        <w:spacing w:after="0" w:line="240" w:lineRule="auto"/>
-        <w:jc w:val="both"/>
-        <w:rPr>
-          <w:rFonts w:ascii="Arial Narrow" w:eastAsia="Arial Narrow" w:hAnsi="Arial Narrow" w:cs="Arial Narrow"/>
-          <w:kern w:val="0"/>
-          <ns2:ligatures ns2:val="none"/>
-        </w:rPr>
-      </w:pPr>
-    </w:p>
-    <w:p ns2:paraId="0A292C9F" ns2:textId="109A968B">
+    <w:p>
+      <w:pPr>
+        <w:spacing w:after="0" w:line="240" w:lineRule="auto"/>
+        <w:jc w:val="both"/>
+        <w:rPr>
+          <w:rFonts w:ascii="Arial Narrow" w:eastAsia="Arial Narrow" w:hAnsi="Arial Narrow" w:cs="Arial Narrow"/>
+          <w:kern w:val="0"/>
+          <w14:ligatures w14:val="none"/>
+        </w:rPr>
+      </w:pPr>
+    </w:p>
+    <w:p>
       <w:pPr>
         <w:spacing w:line="240" w:lineRule="auto"/>
         <w:contextualSpacing/>
@@ -3199,17 +3126,17 @@
         <w:rPr>
           <w:rFonts w:ascii="Arial Narrow" w:eastAsia="Calibri" w:hAnsi="Arial Narrow" w:cs="Arial"/>
           <w:kern w:val="0"/>
-          <ns2:ligatures ns2:val="none"/>
-        </w:rPr>
-      </w:pPr>
-      <w:r>
-        <w:rPr>
-          <w:rFonts w:ascii="Arial Narrow" w:eastAsia="Arial Narrow" w:hAnsi="Arial Narrow" w:cs="Arial Narrow"/>
-          <w:b/>
-          <w:color w:val="000000"/>
-          <w:kern w:val="0"/>
-          <w:lang w:eastAsia="es-PE"/>
-          <ns2:ligatures ns2:val="none"/>
+          <w14:ligatures w14:val="none"/>
+        </w:rPr>
+      </w:pPr>
+      <w:r>
+        <w:rPr>
+          <w:rFonts w:ascii="Arial Narrow" w:eastAsia="Arial Narrow" w:hAnsi="Arial Narrow" w:cs="Arial Narrow"/>
+          <w:b/>
+          <w:color w:val="000000"/>
+          <w:kern w:val="0"/>
+          <w:lang w:eastAsia="es-PE"/>
+          <w14:ligatures w14:val="none"/>
         </w:rPr>
         <w:t>SEGUNDO:</w:t>
       </w:r>
@@ -3219,7 +3146,7 @@
           <w:color w:val="000000"/>
           <w:kern w:val="0"/>
           <w:lang w:eastAsia="es-PE"/>
-          <ns2:ligatures ns2:val="none"/>
+          <w14:ligatures w14:val="none"/>
         </w:rPr>
         <w:t xml:space="preserve"> tener por ofrecidos los medios probatorios presentados en el escrito de denuncia </w:t>
       </w:r>
@@ -3229,7 +3156,7 @@
           <w:color w:val="000000"/>
           <w:kern w:val="0"/>
           <w:lang w:val="es-ES" w:eastAsia="es-ES"/>
-          <ns2:ligatures ns2:val="none"/>
+          <w14:ligatures w14:val="none"/>
         </w:rPr>
         <w:t xml:space="preserve">del </w:t>
       </w:r>
@@ -3239,7 +3166,7 @@
           <w:color w:val="000000"/>
           <w:kern w:val="0"/>
           <w:lang w:val="es-ES" w:eastAsia="es-ES"/>
-          <ns2:ligatures ns2:val="none"/>
+          <w14:ligatures w14:val="none"/>
         </w:rPr>
         <w:t>6 de agosto de 2025</w:t>
       </w:r>
@@ -3247,12 +3174,12 @@
         <w:rPr>
           <w:rFonts w:ascii="Arial Narrow" w:eastAsia="Calibri" w:hAnsi="Arial Narrow" w:cs="Arial"/>
           <w:kern w:val="0"/>
-          <ns2:ligatures ns2:val="none"/>
+          <w14:ligatures w14:val="none"/>
         </w:rPr>
         <w:t>.</w:t>
       </w:r>
     </w:p>
-    <w:p ns2:paraId="68A17E97" ns2:textId="77777777">
+    <w:p>
       <w:pPr>
         <w:spacing w:line="240" w:lineRule="auto"/>
         <w:contextualSpacing/>
@@ -3262,30 +3189,30 @@
           <w:color w:val="000000"/>
           <w:kern w:val="0"/>
           <w:lang w:eastAsia="es-PE"/>
-          <ns2:ligatures ns2:val="none"/>
-        </w:rPr>
-      </w:pPr>
-    </w:p>
-    <w:p ns2:paraId="168254DA" ns2:textId="3BAF6BCD">
-      <w:pPr>
-        <w:spacing w:after="0" w:line="240" w:lineRule="auto"/>
-        <w:jc w:val="both"/>
-        <w:rPr>
-          <w:rFonts w:ascii="Arial Narrow" w:eastAsia="Arial Narrow" w:hAnsi="Arial Narrow" w:cs="Arial Narrow"/>
-          <w:color w:val="000000"/>
-          <w:kern w:val="0"/>
-          <w:lang w:eastAsia="es-PE"/>
-          <ns2:ligatures ns2:val="none"/>
-        </w:rPr>
-      </w:pPr>
-      <w:r>
-        <w:rPr>
-          <w:rFonts w:ascii="Arial Narrow" w:eastAsia="Arial Narrow" w:hAnsi="Arial Narrow" w:cs="Arial Narrow"/>
-          <w:b/>
-          <w:color w:val="000000"/>
-          <w:kern w:val="0"/>
-          <w:lang w:eastAsia="es-PE"/>
-          <ns2:ligatures ns2:val="none"/>
+          <w14:ligatures w14:val="none"/>
+        </w:rPr>
+      </w:pPr>
+    </w:p>
+    <w:p>
+      <w:pPr>
+        <w:spacing w:after="0" w:line="240" w:lineRule="auto"/>
+        <w:jc w:val="both"/>
+        <w:rPr>
+          <w:rFonts w:ascii="Arial Narrow" w:eastAsia="Arial Narrow" w:hAnsi="Arial Narrow" w:cs="Arial Narrow"/>
+          <w:color w:val="000000"/>
+          <w:kern w:val="0"/>
+          <w:lang w:eastAsia="es-PE"/>
+          <w14:ligatures w14:val="none"/>
+        </w:rPr>
+      </w:pPr>
+      <w:r>
+        <w:rPr>
+          <w:rFonts w:ascii="Arial Narrow" w:eastAsia="Arial Narrow" w:hAnsi="Arial Narrow" w:cs="Arial Narrow"/>
+          <w:b/>
+          <w:color w:val="000000"/>
+          <w:kern w:val="0"/>
+          <w:lang w:eastAsia="es-PE"/>
+          <w14:ligatures w14:val="none"/>
         </w:rPr>
         <w:t xml:space="preserve">TERCERO: </w:t>
       </w:r>
@@ -3295,7 +3222,7 @@
           <w:color w:val="000000"/>
           <w:kern w:val="0"/>
           <w:lang w:eastAsia="es-PE"/>
-          <ns2:ligatures ns2:val="none"/>
+          <w14:ligatures w14:val="none"/>
         </w:rPr>
         <w:t xml:space="preserve">requerir a </w:t>
       </w:r>
@@ -3312,12 +3239,12 @@
           <w:color w:val="000000"/>
           <w:kern w:val="0"/>
           <w:lang w:eastAsia="es-PE"/>
-          <ns2:ligatures ns2:val="none"/>
+          <w14:ligatures w14:val="none"/>
         </w:rPr>
         <w:t xml:space="preserve"> que cumpla con lo siguiente:</w:t>
       </w:r>
     </w:p>
-    <w:p ns2:paraId="20FDFB8D" ns2:textId="77777777">
+    <w:p>
       <w:pPr>
         <w:spacing w:after="0" w:line="240" w:lineRule="auto"/>
         <w:jc w:val="both"/>
@@ -3326,11 +3253,11 @@
           <w:color w:val="000000"/>
           <w:kern w:val="0"/>
           <w:lang w:eastAsia="es-PE"/>
-          <ns2:ligatures ns2:val="none"/>
-        </w:rPr>
-      </w:pPr>
-    </w:p>
-    <w:p ns2:paraId="4AA80738" ns2:textId="77777777">
+          <w14:ligatures w14:val="none"/>
+        </w:rPr>
+      </w:pPr>
+    </w:p>
+    <w:p>
       <w:pPr>
         <w:numPr>
           <w:ilvl w:val="0"/>
@@ -3344,21 +3271,21 @@
           <w:color w:val="000000"/>
           <w:kern w:val="0"/>
           <w:lang w:eastAsia="es-PE"/>
-          <ns2:ligatures ns2:val="none"/>
-        </w:rPr>
-      </w:pPr>
-      <w:r>
-        <w:rPr>
-          <w:rFonts w:ascii="Arial Narrow" w:eastAsia="Arial Narrow" w:hAnsi="Arial Narrow" w:cs="Arial Narrow"/>
-          <w:color w:val="000000"/>
-          <w:kern w:val="0"/>
-          <w:lang w:eastAsia="es-PE"/>
-          <ns2:ligatures ns2:val="none"/>
+          <w14:ligatures w14:val="none"/>
+        </w:rPr>
+      </w:pPr>
+      <w:r>
+        <w:rPr>
+          <w:rFonts w:ascii="Arial Narrow" w:eastAsia="Arial Narrow" w:hAnsi="Arial Narrow" w:cs="Arial Narrow"/>
+          <w:color w:val="000000"/>
+          <w:kern w:val="0"/>
+          <w:lang w:eastAsia="es-PE"/>
+          <w14:ligatures w14:val="none"/>
         </w:rPr>
         <w:t>presentar documentos que acrediten su inscripción en los Registros Públicos o una declaración jurada que indique que cuenta con dicha inscripción;</w:t>
       </w:r>
     </w:p>
-    <w:p ns2:paraId="2B29D59F" ns2:textId="77777777">
+    <w:p>
       <w:pPr>
         <w:numPr>
           <w:ilvl w:val="0"/>
@@ -3372,21 +3299,21 @@
           <w:color w:val="000000"/>
           <w:kern w:val="0"/>
           <w:lang w:eastAsia="es-PE"/>
-          <ns2:ligatures ns2:val="none"/>
-        </w:rPr>
-      </w:pPr>
-      <w:r>
-        <w:rPr>
-          <w:rFonts w:ascii="Arial Narrow" w:eastAsia="Arial Narrow" w:hAnsi="Arial Narrow" w:cs="Arial Narrow"/>
-          <w:color w:val="000000"/>
-          <w:kern w:val="0"/>
-          <w:lang w:eastAsia="es-PE"/>
-          <ns2:ligatures ns2:val="none"/>
+          <w14:ligatures w14:val="none"/>
+        </w:rPr>
+      </w:pPr>
+      <w:r>
+        <w:rPr>
+          <w:rFonts w:ascii="Arial Narrow" w:eastAsia="Arial Narrow" w:hAnsi="Arial Narrow" w:cs="Arial Narrow"/>
+          <w:color w:val="000000"/>
+          <w:kern w:val="0"/>
+          <w:lang w:eastAsia="es-PE"/>
+          <w14:ligatures w14:val="none"/>
         </w:rPr>
         <w:t>presentar copia simple de las facultades de representación de su representante legal en el presente procedimiento o la declaración jurada que indique que cuenta con dichas facultades y que estas se encuentran vigentes;</w:t>
       </w:r>
     </w:p>
-    <w:p ns2:paraId="7EF50C46" ns2:textId="77777777">
+    <w:p>
       <w:pPr>
         <w:numPr>
           <w:ilvl w:val="0"/>
@@ -3400,21 +3327,21 @@
           <w:color w:val="000000"/>
           <w:kern w:val="0"/>
           <w:lang w:eastAsia="es-PE"/>
-          <ns2:ligatures ns2:val="none"/>
-        </w:rPr>
-      </w:pPr>
-      <w:r>
-        <w:rPr>
-          <w:rFonts w:ascii="Arial Narrow" w:eastAsia="Arial Narrow" w:hAnsi="Arial Narrow" w:cs="Arial Narrow"/>
-          <w:color w:val="000000"/>
-          <w:kern w:val="0"/>
-          <w:lang w:eastAsia="es-PE"/>
-          <ns2:ligatures ns2:val="none"/>
+          <w14:ligatures w14:val="none"/>
+        </w:rPr>
+      </w:pPr>
+      <w:r>
+        <w:rPr>
+          <w:rFonts w:ascii="Arial Narrow" w:eastAsia="Arial Narrow" w:hAnsi="Arial Narrow" w:cs="Arial Narrow"/>
+          <w:color w:val="000000"/>
+          <w:kern w:val="0"/>
+          <w:lang w:eastAsia="es-PE"/>
+          <w14:ligatures w14:val="none"/>
         </w:rPr>
         <w:t>consignar el Número de Registro Único de Contribuyentes (RUC); y,</w:t>
       </w:r>
     </w:p>
-    <w:p ns2:paraId="19E4DFA1" ns2:textId="77777777">
+    <w:p>
       <w:pPr>
         <w:numPr>
           <w:ilvl w:val="0"/>
@@ -3426,16 +3353,16 @@
         <w:rPr>
           <w:rFonts w:ascii="Arial Narrow" w:eastAsia="Calibri" w:hAnsi="Arial Narrow" w:cs="Arial"/>
           <w:kern w:val="0"/>
-          <ns2:ligatures ns2:val="none"/>
-        </w:rPr>
-      </w:pPr>
-      <w:r>
-        <w:rPr>
-          <w:rFonts w:ascii="Arial Narrow" w:eastAsia="Arial Narrow" w:hAnsi="Arial Narrow" w:cs="Arial Narrow"/>
-          <w:color w:val="000000"/>
-          <w:kern w:val="0"/>
-          <w:lang w:eastAsia="es-PE"/>
-          <ns2:ligatures ns2:val="none"/>
+          <w14:ligatures w14:val="none"/>
+        </w:rPr>
+      </w:pPr>
+      <w:r>
+        <w:rPr>
+          <w:rFonts w:ascii="Arial Narrow" w:eastAsia="Arial Narrow" w:hAnsi="Arial Narrow" w:cs="Arial Narrow"/>
+          <w:color w:val="000000"/>
+          <w:kern w:val="0"/>
+          <w:lang w:eastAsia="es-PE"/>
+          <w14:ligatures w14:val="none"/>
         </w:rPr>
         <w:t>fijar domicilio procesal para el procedimiento, de conformidad con el numeral 1 del artículo 442</w:t>
       </w:r>
@@ -3445,7 +3372,7 @@
           <w:color w:val="000000"/>
           <w:kern w:val="0"/>
           <w:lang w:eastAsia="es-PE"/>
-          <ns2:ligatures ns2:val="none"/>
+          <w14:ligatures w14:val="none"/>
         </w:rPr>
         <w:t/>
       </w:r>
@@ -3455,7 +3382,7 @@
           <w:color w:val="000000"/>
           <w:kern w:val="0"/>
           <w:lang w:eastAsia="es-PE"/>
-          <ns2:ligatures ns2:val="none"/>
+          <w14:ligatures w14:val="none"/>
         </w:rPr>
         <w:t xml:space="preserve"> del Código Procesal Civil. </w:t>
       </w:r>
@@ -3463,7 +3390,7 @@
         <w:rPr>
           <w:rFonts w:ascii="Arial Narrow" w:eastAsia="Calibri" w:hAnsi="Arial Narrow" w:cs="Arial"/>
           <w:kern w:val="0"/>
-          <ns2:ligatures ns2:val="none"/>
+          <w14:ligatures w14:val="none"/>
         </w:rPr>
         <w:t>Para ello podrá señalar domicilio físico o una dirección electrónica a la que pueda remitirse las notificaciones</w:t>
       </w:r>
@@ -3472,12 +3399,12 @@
           <w:rFonts w:ascii="Arial Narrow" w:eastAsia="Arial" w:hAnsi="Arial Narrow" w:cs="Arial"/>
           <w:kern w:val="0"/>
           <w:lang w:val="es"/>
-          <ns2:ligatures ns2:val="none"/>
+          <w14:ligatures w14:val="none"/>
         </w:rPr>
         <w:t>;</w:t>
       </w:r>
     </w:p>
-    <w:p ns2:paraId="7C63E340" ns2:textId="77777777">
+    <w:p>
       <w:pPr>
         <w:numPr>
           <w:ilvl w:val="0"/>
@@ -3489,14 +3416,14 @@
         <w:rPr>
           <w:rFonts w:ascii="Arial Narrow" w:eastAsia="Calibri" w:hAnsi="Arial Narrow" w:cs="Arial"/>
           <w:kern w:val="0"/>
-          <ns2:ligatures ns2:val="none"/>
+          <w14:ligatures w14:val="none"/>
         </w:rPr>
       </w:pPr>
       <w:r>
         <w:rPr>
           <w:rFonts w:ascii="Arial Narrow" w:eastAsia="Calibri" w:hAnsi="Arial Narrow" w:cs="Arial"/>
           <w:kern w:val="0"/>
-          <ns2:ligatures ns2:val="none"/>
+          <w14:ligatures w14:val="none"/>
         </w:rPr>
         <w:t xml:space="preserve">en caso califique como </w:t>
       </w:r>
@@ -3505,7 +3432,7 @@
         <w:rPr>
           <w:rFonts w:ascii="Arial Narrow" w:eastAsia="Calibri" w:hAnsi="Arial Narrow" w:cs="Arial"/>
           <w:kern w:val="0"/>
-          <ns2:ligatures ns2:val="none"/>
+          <w14:ligatures w14:val="none"/>
         </w:rPr>
         <w:t>micro empresa</w:t>
       </w:r>
@@ -3514,7 +3441,7 @@
         <w:rPr>
           <w:rFonts w:ascii="Arial Narrow" w:eastAsia="Calibri" w:hAnsi="Arial Narrow" w:cs="Arial"/>
           <w:kern w:val="0"/>
-          <ns2:ligatures ns2:val="none"/>
+          <w14:ligatures w14:val="none"/>
         </w:rPr>
         <w:t xml:space="preserve"> o pequeña empresa, presentar los documentos que acrediten su volumen de ventas o ingresos brutos percibidos el año anterior relativo a todas sus actividades económicas y el número de trabajadores con el que cuenta</w:t>
       </w:r>
@@ -3524,7 +3451,7 @@
           <w:rFonts w:ascii="Arial Narrow" w:eastAsia="Calibri" w:hAnsi="Arial Narrow" w:cs="Arial"/>
           <w:kern w:val="0"/>
           <w:vertAlign w:val="superscript"/>
-          <ns2:ligatures ns2:val="none"/>
+          <w14:ligatures w14:val="none"/>
         </w:rPr>
         <w:footnoteReference w:id="7"/>
       </w:r>
@@ -3532,7 +3459,7 @@
         <w:rPr>
           <w:rFonts w:ascii="Arial Narrow" w:eastAsia="Calibri" w:hAnsi="Arial Narrow" w:cs="Arial"/>
           <w:kern w:val="0"/>
-          <ns2:ligatures ns2:val="none"/>
+          <w14:ligatures w14:val="none"/>
         </w:rPr>
         <w:t>. Ello, a fin de que la Comisión pueda meritar dicha documentación, conforme lo establece el artículo 110</w:t>
       </w:r>
@@ -3542,7 +3469,7 @@
           <w:color w:val="000000"/>
           <w:kern w:val="0"/>
           <w:lang w:eastAsia="es-PE"/>
-          <ns2:ligatures ns2:val="none"/>
+          <w14:ligatures w14:val="none"/>
         </w:rPr>
         <w:t/>
       </w:r>
@@ -3550,7 +3477,7 @@
         <w:rPr>
           <w:rFonts w:ascii="Arial Narrow" w:eastAsia="Calibri" w:hAnsi="Arial Narrow" w:cs="Arial"/>
           <w:kern w:val="0"/>
-          <ns2:ligatures ns2:val="none"/>
+          <w14:ligatures w14:val="none"/>
         </w:rPr>
         <w:t xml:space="preserve"> del </w:t>
       </w:r>
@@ -3559,7 +3486,7 @@
           <w:rFonts w:ascii="Arial Narrow" w:eastAsia="Calibri" w:hAnsi="Arial Narrow" w:cs="Arial"/>
           <w:spacing w:val="-2"/>
           <w:kern w:val="0"/>
-          <ns2:ligatures ns2:val="none"/>
+          <w14:ligatures w14:val="none"/>
         </w:rPr>
         <w:t>Código</w:t>
       </w:r>
@@ -3570,7 +3497,7 @@
           <w:spacing w:val="-2"/>
           <w:kern w:val="0"/>
           <w:vertAlign w:val="superscript"/>
-          <ns2:ligatures ns2:val="none"/>
+          <w14:ligatures w14:val="none"/>
         </w:rPr>
         <w:footnoteReference w:id="8"/>
       </w:r>
@@ -3579,12 +3506,12 @@
           <w:rFonts w:ascii="Arial Narrow" w:eastAsia="Calibri" w:hAnsi="Arial Narrow" w:cs="Arial"/>
           <w:spacing w:val="-2"/>
           <w:kern w:val="0"/>
-          <ns2:ligatures ns2:val="none"/>
+          <w14:ligatures w14:val="none"/>
         </w:rPr>
         <w:t>.</w:t>
       </w:r>
     </w:p>
-    <w:p ns2:paraId="1F11FE32" ns2:textId="77777777">
+    <w:p>
       <w:pPr>
         <w:spacing w:after="0" w:line="240" w:lineRule="auto"/>
         <w:ind w:left="567"/>
@@ -3594,20 +3521,20 @@
           <w:color w:val="000000"/>
           <w:kern w:val="0"/>
           <w:lang w:eastAsia="es-PE"/>
-          <ns2:ligatures ns2:val="none"/>
-        </w:rPr>
-      </w:pPr>
-    </w:p>
-    <w:p>
-      <w:pPr>
-        <w:spacing w:after="0" w:line="240" w:lineRule="auto"/>
-        <w:jc w:val="both"/>
-        <w:rPr>
-          <w:rFonts w:ascii="Arial Narrow" w:eastAsia="Arial Narrow" w:hAnsi="Arial Narrow" w:cs="Arial Narrow"/>
-          <w:color w:val="000000"/>
-          <w:kern w:val="0"/>
-          <w:lang w:eastAsia="es-PE"/>
-          <ns2:ligatures ns2:val="none"/>
+          <w14:ligatures w14:val="none"/>
+        </w:rPr>
+      </w:pPr>
+    </w:p>
+    <w:p>
+      <w:pPr>
+        <w:spacing w:after="0" w:line="240" w:lineRule="auto"/>
+        <w:jc w:val="both"/>
+        <w:rPr>
+          <w:rFonts w:ascii="Arial Narrow" w:eastAsia="Arial Narrow" w:hAnsi="Arial Narrow" w:cs="Arial Narrow"/>
+          <w:color w:val="000000"/>
+          <w:kern w:val="0"/>
+          <w:lang w:eastAsia="es-PE"/>
+          <w14:ligatures w14:val="none"/>
         </w:rPr>
       </w:pPr>
       <w:r>
@@ -3626,42 +3553,82 @@
           <w:sz w:val="20"/>
           <w:szCs w:val="20"/>
         </w:rPr>
-        <w:t xml:space="preserve">correr traslado de la presente resolución a Pacífico Compañía de Seguros y Reaseguros S.A. para que, de conformidad con lo dispuesto por el artículo 26 de la Ley sobre Facultades, Normas y Organización del Indecopi, aprobada por Decreto Legislativo 807, presente sus descargos sobre la imputación de cargos realizada en un plazo no mayor a cinco (5) días hábiles contado a partir del día siguiente de la notificación de la presente resolución, vencido el cual, el Secretario Técnico declarará en rebeldía al denunciado que no lo hubiera presentado. Debe precisarse que de conformidad con lo establecido por el artículo 223 del Texto Único Ordenado de la Ley 27444, Ley del Procedimiento Administrativo General, las alegaciones y los hechos relevantes de la reclamación, salvo que hayan sido específicamente negadas en la contestación, se tendrán por aceptadas o merituadas como ciertas.</w:t>
-      </w:r>
-    </w:p>
-    <w:p ns2:paraId="228F876C" ns2:textId="77777777">
-      <w:pPr>
-        <w:spacing w:after="0" w:line="240" w:lineRule="auto"/>
-        <w:jc w:val="both"/>
-        <w:rPr>
-          <w:rFonts w:ascii="Arial Narrow" w:eastAsia="Arial Narrow" w:hAnsi="Arial Narrow" w:cs="Arial Narrow"/>
-          <w:color w:val="000000"/>
-          <w:kern w:val="0"/>
-          <w:lang w:eastAsia="es-PE"/>
-          <ns2:ligatures ns2:val="none"/>
-        </w:rPr>
-      </w:pPr>
-    </w:p>
-    <w:p ns2:paraId="774AFBA5" ns2:textId="0D9B5A43">
-      <w:pPr>
-        <w:spacing w:after="0" w:line="240" w:lineRule="auto"/>
-        <w:jc w:val="both"/>
-        <w:rPr>
-          <w:rFonts w:ascii="Arial Narrow" w:eastAsia="Times New Roman" w:hAnsi="Arial Narrow" w:cs="Arial"/>
-          <w:color w:val="000000"/>
-          <w:kern w:val="0"/>
+        <w:t xml:space="preserve">correr traslado de la presente resolución a Pacífico Compañía de Seguros y Reaseguros S.A. para que, de conformidad con lo dispuesto por el artículo 26 de la Ley sobre Facultades, Normas y Organización del Indecopi, aprobada por Decreto Legislativo 807</w:t>
+      </w:r>
+      <w:r>
+        <w:rPr>
+          <w:rStyle w:val="Refdenotaalpie"/>
+          <w:rFonts w:ascii="Arial Narrow" w:eastAsia="Times New Roman" w:hAnsi="Arial Narrow" w:cs="Times New Roman"/>
+          <w:color w:val="000000"/>
+          <w:kern w:val="0"/>
+          <w:vertAlign w:val="superscript"/>
           <w:lang w:val="es-ES" w:eastAsia="es-ES"/>
-          <ns2:ligatures ns2:val="none"/>
-        </w:rPr>
-      </w:pPr>
-      <w:r>
-        <w:rPr>
-          <w:rFonts w:ascii="Arial Narrow" w:eastAsia="Arial Narrow" w:hAnsi="Arial Narrow" w:cs="Arial Narrow"/>
-          <w:b/>
-          <w:color w:val="000000"/>
-          <w:kern w:val="0"/>
-          <w:lang w:eastAsia="es-PE"/>
-          <ns2:ligatures ns2:val="none"/>
+          <w14:ligatures w14:val="none"/>
+        </w:rPr>
+        <w:footnoteReference w:id="13"/>
+      </w:r>
+      <w:r>
+        <w:rPr>
+          <w:rFonts w:ascii="Arial Narrow" w:hAnsi="Arial Narrow" w:cs="Arial Narrow"/>
+          <w:sz w:val="20"/>
+          <w:szCs w:val="20"/>
+        </w:rPr>
+        <w:t xml:space="preserve">, presente sus descargos sobre la imputación de cargos realizada en un plazo no mayor a cinco (5) días hábiles contado a partir del día siguiente de la notificación de la presente resolución, vencido el cual, el Secretario Técnico declarará en rebeldía al denunciado que no lo hubiera presentado. Debe precisarse que de conformidad con lo establecido por el artículo 223 del Texto Único Ordenado de la Ley 27444, Ley del Procedimiento Administrativo General</w:t>
+      </w:r>
+      <w:r>
+        <w:rPr>
+          <w:rStyle w:val="Refdenotaalpie"/>
+          <w:rFonts w:ascii="Arial Narrow" w:eastAsia="Times New Roman" w:hAnsi="Arial Narrow" w:cs="Times New Roman"/>
+          <w:color w:val="000000"/>
+          <w:kern w:val="0"/>
+          <w:vertAlign w:val="superscript"/>
+          <w:lang w:val="es-ES" w:eastAsia="es-ES"/>
+          <w14:ligatures w14:val="none"/>
+        </w:rPr>
+        <w:footnoteReference w:id="14"/>
+      </w:r>
+      <w:r>
+        <w:rPr>
+          <w:rFonts w:ascii="Arial Narrow" w:hAnsi="Arial Narrow" w:cs="Arial Narrow"/>
+          <w:sz w:val="20"/>
+          <w:szCs w:val="20"/>
+        </w:rPr>
+        <w:t xml:space="preserve">, las alegaciones y los hechos relevantes de la reclamación, salvo que hayan sido específicamente negadas en la contestación, se tendrán por aceptadas o merituadas como ciertas.</w:t>
+      </w:r>
+    </w:p>
+    <w:p>
+      <w:pPr>
+        <w:spacing w:after="0" w:line="240" w:lineRule="auto"/>
+        <w:jc w:val="both"/>
+        <w:rPr>
+          <w:rFonts w:ascii="Arial Narrow" w:eastAsia="Arial Narrow" w:hAnsi="Arial Narrow" w:cs="Arial Narrow"/>
+          <w:color w:val="000000"/>
+          <w:kern w:val="0"/>
+          <w:lang w:eastAsia="es-PE"/>
+          <w14:ligatures w14:val="none"/>
+        </w:rPr>
+      </w:pPr>
+    </w:p>
+    <w:p>
+      <w:pPr>
+        <w:spacing w:after="0" w:line="240" w:lineRule="auto"/>
+        <w:jc w:val="both"/>
+        <w:rPr>
+          <w:rFonts w:ascii="Arial Narrow" w:eastAsia="Times New Roman" w:hAnsi="Arial Narrow" w:cs="Arial"/>
+          <w:color w:val="000000"/>
+          <w:kern w:val="0"/>
+          <w:lang w:val="es-ES" w:eastAsia="es-ES"/>
+          <w14:ligatures w14:val="none"/>
+        </w:rPr>
+      </w:pPr>
+      <w:r>
+        <w:rPr>
+          <w:rFonts w:ascii="Arial Narrow" w:eastAsia="Arial Narrow" w:hAnsi="Arial Narrow" w:cs="Arial Narrow"/>
+          <w:b/>
+          <w:color w:val="000000"/>
+          <w:kern w:val="0"/>
+          <w:lang w:eastAsia="es-PE"/>
+          <w14:ligatures w14:val="none"/>
         </w:rPr>
         <w:t xml:space="preserve">QUINTO: </w:t>
       </w:r>
@@ -3672,7 +3639,7 @@
           <w:color w:val="000000"/>
           <w:kern w:val="0"/>
           <w:lang w:eastAsia="es-ES"/>
-          <ns2:ligatures ns2:val="none"/>
+          <w14:ligatures w14:val="none"/>
         </w:rPr>
         <w:t xml:space="preserve">requerir </w:t>
       </w:r>
@@ -3682,7 +3649,7 @@
           <w:color w:val="000000"/>
           <w:kern w:val="0"/>
           <w:lang w:val="es-ES" w:eastAsia="es-ES"/>
-          <ns2:ligatures ns2:val="none"/>
+          <w14:ligatures w14:val="none"/>
         </w:rPr>
         <w:t xml:space="preserve">que, en un </w:t>
       </w:r>
@@ -3692,7 +3659,7 @@
           <w:color w:val="000000"/>
           <w:kern w:val="0"/>
           <w:lang w:eastAsia="es-ES"/>
-          <ns2:ligatures ns2:val="none"/>
+          <w14:ligatures w14:val="none"/>
         </w:rPr>
         <w:t>plazo no mayor de cinco (5) días hábiles contado a partir del día siguiente de la notificación de la presente resolución</w:t>
       </w:r>
@@ -3703,7 +3670,7 @@
           <w:color w:val="000000"/>
           <w:kern w:val="0"/>
           <w:lang w:eastAsia="es-ES"/>
-          <ns2:ligatures ns2:val="none"/>
+          <w14:ligatures w14:val="none"/>
         </w:rPr>
         <w:t xml:space="preserve">, </w:t>
       </w:r>
@@ -3715,7 +3682,7 @@
           <w:kern w:val="0"/>
           <w:shd w:val="clear" w:color="auto" w:fill="FFFFFF"/>
           <w:lang w:eastAsia="es-PE"/>
-          <ns2:ligatures ns2:val="none"/>
+          <w14:ligatures w14:val="none"/>
         </w:rPr>
         <w:t>el proveedor denunciado</w:t>
       </w:r>
@@ -3725,7 +3692,7 @@
           <w:color w:val="000000"/>
           <w:kern w:val="0"/>
           <w:lang w:eastAsia="es-ES"/>
-          <ns2:ligatures ns2:val="none"/>
+          <w14:ligatures w14:val="none"/>
         </w:rPr>
         <w:t xml:space="preserve"> </w:t>
       </w:r>
@@ -3736,7 +3703,7 @@
           <w:color w:val="000000"/>
           <w:kern w:val="0"/>
           <w:lang w:val="es-ES" w:eastAsia="es-ES"/>
-          <ns2:ligatures ns2:val="none"/>
+          <w14:ligatures w14:val="none"/>
         </w:rPr>
         <w:t xml:space="preserve">cumpla con: </w:t>
       </w:r>
@@ -3746,7 +3713,7 @@
           <w:color w:val="000000"/>
           <w:kern w:val="0"/>
           <w:lang w:val="es-ES" w:eastAsia="es-ES"/>
-          <ns2:ligatures ns2:val="none"/>
+          <w14:ligatures w14:val="none"/>
         </w:rPr>
         <w:t xml:space="preserve">(i) presentar una copia completa, legible y debidamente suscrita de la Póliza </w:t>
       </w:r>
@@ -3757,7 +3724,7 @@
           <w:color w:val="000000"/>
           <w:kern w:val="0"/>
           <w:lang w:val="es-ES" w:eastAsia="es-ES"/>
-          <ns2:ligatures ns2:val="none"/>
+          <w14:ligatures w14:val="none"/>
         </w:rPr>
         <w:t/>
       </w:r>
@@ -3768,7 +3735,7 @@
           <w:color w:val="000000"/>
           <w:kern w:val="0"/>
           <w:lang w:val="es-ES" w:eastAsia="es-ES"/>
-          <ns2:ligatures ns2:val="none"/>
+          <w14:ligatures w14:val="none"/>
         </w:rPr>
         <w:t xml:space="preserve"> 15-029100/3 del Seguro Ahorro Vida, así como el cargo de remisión de la póliza; (</w:t>
       </w:r>
@@ -3779,7 +3746,7 @@
           <w:color w:val="000000"/>
           <w:kern w:val="0"/>
           <w:lang w:val="es-ES" w:eastAsia="es-ES"/>
-          <ns2:ligatures ns2:val="none"/>
+          <w14:ligatures w14:val="none"/>
         </w:rPr>
         <w:t>ii</w:t>
       </w:r>
@@ -3790,7 +3757,7 @@
           <w:color w:val="000000"/>
           <w:kern w:val="0"/>
           <w:lang w:val="es-ES" w:eastAsia="es-ES"/>
-          <ns2:ligatures ns2:val="none"/>
+          <w14:ligatures w14:val="none"/>
         </w:rPr>
         <w:t xml:space="preserve">) presentar los medios probatorios que acrediten el valor de devolución de aportes del Seguro Ahorro Vida – Póliza </w:t>
       </w:r>
@@ -3801,7 +3768,7 @@
           <w:color w:val="000000"/>
           <w:kern w:val="0"/>
           <w:lang w:val="es-ES" w:eastAsia="es-ES"/>
-          <ns2:ligatures ns2:val="none"/>
+          <w14:ligatures w14:val="none"/>
         </w:rPr>
         <w:t/>
       </w:r>
@@ -3812,7 +3779,7 @@
           <w:color w:val="000000"/>
           <w:kern w:val="0"/>
           <w:lang w:val="es-ES" w:eastAsia="es-ES"/>
-          <ns2:ligatures ns2:val="none"/>
+          <w14:ligatures w14:val="none"/>
         </w:rPr>
         <w:t xml:space="preserve"> 15-029100/3 se realizó de acuerdo a los términos y condiciones de la póliza; y, (</w:t>
       </w:r>
@@ -3823,7 +3790,7 @@
           <w:color w:val="000000"/>
           <w:kern w:val="0"/>
           <w:lang w:val="es-ES" w:eastAsia="es-ES"/>
-          <ns2:ligatures ns2:val="none"/>
+          <w14:ligatures w14:val="none"/>
         </w:rPr>
         <w:t>iii</w:t>
       </w:r>
@@ -3834,7 +3801,7 @@
           <w:color w:val="000000"/>
           <w:kern w:val="0"/>
           <w:lang w:val="es-ES" w:eastAsia="es-ES"/>
-          <ns2:ligatures ns2:val="none"/>
+          <w14:ligatures w14:val="none"/>
         </w:rPr>
         <w:t xml:space="preserve">) presentar la liquidación de la Póliza </w:t>
       </w:r>
@@ -3845,7 +3812,7 @@
           <w:color w:val="000000"/>
           <w:kern w:val="0"/>
           <w:lang w:val="es-ES" w:eastAsia="es-ES"/>
-          <ns2:ligatures ns2:val="none"/>
+          <w14:ligatures w14:val="none"/>
         </w:rPr>
         <w:t/>
       </w:r>
@@ -3856,7 +3823,7 @@
           <w:color w:val="000000"/>
           <w:kern w:val="0"/>
           <w:lang w:val="es-ES" w:eastAsia="es-ES"/>
-          <ns2:ligatures ns2:val="none"/>
+          <w14:ligatures w14:val="none"/>
         </w:rPr>
         <w:t xml:space="preserve"> 15-029100/3</w:t>
       </w:r>
@@ -3866,12 +3833,12 @@
           <w:color w:val="000000"/>
           <w:kern w:val="0"/>
           <w:lang w:eastAsia="es-ES"/>
-          <ns2:ligatures ns2:val="none"/>
+          <w14:ligatures w14:val="none"/>
         </w:rPr>
         <w:t>.</w:t>
       </w:r>
     </w:p>
-    <w:p ns2:paraId="12A4D8BD" ns2:textId="77777777">
+    <w:p>
       <w:pPr>
         <w:spacing w:after="0" w:line="240" w:lineRule="auto"/>
         <w:jc w:val="both"/>
@@ -3881,30 +3848,30 @@
           <w:color w:val="000000"/>
           <w:kern w:val="0"/>
           <w:lang w:val="es-ES" w:eastAsia="es-PE"/>
-          <ns2:ligatures ns2:val="none"/>
-        </w:rPr>
-      </w:pPr>
-    </w:p>
-    <w:p ns2:paraId="591B7E6F" ns2:textId="77777777">
-      <w:pPr>
-        <w:spacing w:after="0" w:line="240" w:lineRule="auto"/>
-        <w:jc w:val="both"/>
-        <w:rPr>
-          <w:rFonts w:ascii="Arial Narrow" w:eastAsia="Arial Narrow" w:hAnsi="Arial Narrow" w:cs="Arial Narrow"/>
-          <w:color w:val="000000"/>
-          <w:kern w:val="0"/>
-          <w:lang w:eastAsia="es-PE"/>
-          <ns2:ligatures ns2:val="none"/>
-        </w:rPr>
-      </w:pPr>
-      <w:r>
-        <w:rPr>
-          <w:rFonts w:ascii="Arial Narrow" w:eastAsia="Arial Narrow" w:hAnsi="Arial Narrow" w:cs="Arial Narrow"/>
-          <w:b/>
-          <w:color w:val="000000"/>
-          <w:kern w:val="0"/>
-          <w:lang w:eastAsia="es-PE"/>
-          <ns2:ligatures ns2:val="none"/>
+          <w14:ligatures w14:val="none"/>
+        </w:rPr>
+      </w:pPr>
+    </w:p>
+    <w:p>
+      <w:pPr>
+        <w:spacing w:after="0" w:line="240" w:lineRule="auto"/>
+        <w:jc w:val="both"/>
+        <w:rPr>
+          <w:rFonts w:ascii="Arial Narrow" w:eastAsia="Arial Narrow" w:hAnsi="Arial Narrow" w:cs="Arial Narrow"/>
+          <w:color w:val="000000"/>
+          <w:kern w:val="0"/>
+          <w:lang w:eastAsia="es-PE"/>
+          <w14:ligatures w14:val="none"/>
+        </w:rPr>
+      </w:pPr>
+      <w:r>
+        <w:rPr>
+          <w:rFonts w:ascii="Arial Narrow" w:eastAsia="Arial Narrow" w:hAnsi="Arial Narrow" w:cs="Arial Narrow"/>
+          <w:b/>
+          <w:color w:val="000000"/>
+          <w:kern w:val="0"/>
+          <w:lang w:eastAsia="es-PE"/>
+          <w14:ligatures w14:val="none"/>
         </w:rPr>
         <w:t>SEXTO:</w:t>
       </w:r>
@@ -3914,7 +3881,7 @@
           <w:color w:val="000000"/>
           <w:kern w:val="0"/>
           <w:lang w:eastAsia="es-PE"/>
-          <ns2:ligatures ns2:val="none"/>
+          <w14:ligatures w14:val="none"/>
         </w:rPr>
         <w:t xml:space="preserve"> </w:t>
       </w:r>
@@ -3925,7 +3892,7 @@
           <w:color w:val="000000"/>
           <w:kern w:val="0"/>
           <w:lang w:eastAsia="es-PE"/>
-          <ns2:ligatures ns2:val="none"/>
+          <w14:ligatures w14:val="none"/>
         </w:rPr>
         <w:t>informar a las partes que el artículo 110</w:t>
       </w:r>
@@ -3935,7 +3902,7 @@
           <w:color w:val="000000"/>
           <w:kern w:val="0"/>
           <w:lang w:eastAsia="es-PE"/>
-          <ns2:ligatures ns2:val="none"/>
+          <w14:ligatures w14:val="none"/>
         </w:rPr>
         <w:t/>
       </w:r>
@@ -3945,7 +3912,7 @@
           <w:color w:val="000000"/>
           <w:kern w:val="0"/>
           <w:lang w:eastAsia="es-PE"/>
-          <ns2:ligatures ns2:val="none"/>
+          <w14:ligatures w14:val="none"/>
         </w:rPr>
         <w:t xml:space="preserve"> de la Ley 29571, Código de Protección y Defensa del Consumidor</w:t>
       </w:r>
@@ -3957,7 +3924,7 @@
           <w:kern w:val="0"/>
           <w:vertAlign w:val="superscript"/>
           <w:lang w:eastAsia="es-PE"/>
-          <ns2:ligatures ns2:val="none"/>
+          <w14:ligatures w14:val="none"/>
         </w:rPr>
         <w:footnoteReference w:id="9"/>
       </w:r>
@@ -3967,7 +3934,7 @@
           <w:color w:val="000000"/>
           <w:kern w:val="0"/>
           <w:lang w:eastAsia="es-PE"/>
-          <ns2:ligatures ns2:val="none"/>
+          <w14:ligatures w14:val="none"/>
         </w:rPr>
         <w:t>, faculta a la Comisión a calificar las infracciones de la referida norma como leves, graves o muy graves e imponer sanciones que van desde una amonestación hasta una multa por un máximo de 450 Unidades Impositivas Tributarias, sin perjuicio de las medidas correctivas, reparadoras y complementarias, que puedan ordenarse de acuerdo a lo estipulado en los artículos 114</w:t>
       </w:r>
@@ -3977,7 +3944,7 @@
           <w:color w:val="000000"/>
           <w:kern w:val="0"/>
           <w:lang w:eastAsia="es-PE"/>
-          <ns2:ligatures ns2:val="none"/>
+          <w14:ligatures w14:val="none"/>
         </w:rPr>
         <w:t/>
       </w:r>
@@ -3987,7 +3954,7 @@
           <w:color w:val="000000"/>
           <w:kern w:val="0"/>
           <w:lang w:eastAsia="es-PE"/>
-          <ns2:ligatures ns2:val="none"/>
+          <w14:ligatures w14:val="none"/>
         </w:rPr>
         <w:t>, 115</w:t>
       </w:r>
@@ -3997,7 +3964,7 @@
           <w:color w:val="000000"/>
           <w:kern w:val="0"/>
           <w:lang w:eastAsia="es-PE"/>
-          <ns2:ligatures ns2:val="none"/>
+          <w14:ligatures w14:val="none"/>
         </w:rPr>
         <w:t/>
       </w:r>
@@ -4007,7 +3974,7 @@
           <w:color w:val="000000"/>
           <w:kern w:val="0"/>
           <w:lang w:eastAsia="es-PE"/>
-          <ns2:ligatures ns2:val="none"/>
+          <w14:ligatures w14:val="none"/>
         </w:rPr>
         <w:t xml:space="preserve"> y 116</w:t>
       </w:r>
@@ -4017,7 +3984,7 @@
           <w:color w:val="000000"/>
           <w:kern w:val="0"/>
           <w:lang w:eastAsia="es-PE"/>
-          <ns2:ligatures ns2:val="none"/>
+          <w14:ligatures w14:val="none"/>
         </w:rPr>
         <w:t/>
       </w:r>
@@ -4027,7 +3994,7 @@
           <w:color w:val="000000"/>
           <w:kern w:val="0"/>
           <w:lang w:eastAsia="es-PE"/>
-          <ns2:ligatures ns2:val="none"/>
+          <w14:ligatures w14:val="none"/>
         </w:rPr>
         <w:t xml:space="preserve"> de la referida norma</w:t>
       </w:r>
@@ -4039,7 +4006,7 @@
           <w:kern w:val="0"/>
           <w:vertAlign w:val="superscript"/>
           <w:lang w:eastAsia="es-PE"/>
-          <ns2:ligatures ns2:val="none"/>
+          <w14:ligatures w14:val="none"/>
         </w:rPr>
         <w:footnoteReference w:id="10"/>
       </w:r>
@@ -4049,7 +4016,7 @@
           <w:color w:val="000000"/>
           <w:kern w:val="0"/>
           <w:lang w:eastAsia="es-PE"/>
-          <ns2:ligatures ns2:val="none"/>
+          <w14:ligatures w14:val="none"/>
         </w:rPr>
         <w:t xml:space="preserve">. </w:t>
       </w:r>
@@ -4060,7 +4027,7 @@
           <w:color w:val="000000"/>
           <w:kern w:val="0"/>
           <w:lang w:eastAsia="es-PE"/>
-          <ns2:ligatures ns2:val="none"/>
+          <w14:ligatures w14:val="none"/>
         </w:rPr>
         <w:lastRenderedPageBreak/>
         <w:t>Asimismo, se consideran circunstancias atenuantes para la graduación de la sanción, el allanamiento de la denuncia o el reconocimiento de las pretensiones en ella contenidas, de acuerdo con el artículo 112</w:t>
@@ -4071,7 +4038,7 @@
           <w:color w:val="000000"/>
           <w:kern w:val="0"/>
           <w:lang w:eastAsia="es-PE"/>
-          <ns2:ligatures ns2:val="none"/>
+          <w14:ligatures w14:val="none"/>
         </w:rPr>
         <w:t/>
       </w:r>
@@ -4081,7 +4048,7 @@
           <w:color w:val="000000"/>
           <w:kern w:val="0"/>
           <w:lang w:eastAsia="es-PE"/>
-          <ns2:ligatures ns2:val="none"/>
+          <w14:ligatures w14:val="none"/>
         </w:rPr>
         <w:t xml:space="preserve"> del Código</w:t>
       </w:r>
@@ -4093,7 +4060,7 @@
           <w:kern w:val="0"/>
           <w:vertAlign w:val="superscript"/>
           <w:lang w:eastAsia="es-PE"/>
-          <ns2:ligatures ns2:val="none"/>
+          <w14:ligatures w14:val="none"/>
         </w:rPr>
         <w:footnoteReference w:id="11"/>
       </w:r>
@@ -4103,12 +4070,12 @@
           <w:color w:val="000000"/>
           <w:kern w:val="0"/>
           <w:lang w:eastAsia="es-PE"/>
-          <ns2:ligatures ns2:val="none"/>
+          <w14:ligatures w14:val="none"/>
         </w:rPr>
         <w:t>.</w:t>
       </w:r>
     </w:p>
-    <w:p ns2:paraId="0ECE55DF" ns2:textId="77777777">
+    <w:p>
       <w:pPr>
         <w:shd w:val="clear" w:color="auto" w:fill="FFFFFF"/>
         <w:spacing w:after="0" w:line="240" w:lineRule="auto"/>
@@ -4119,11 +4086,11 @@
           <w:color w:val="000000"/>
           <w:kern w:val="0"/>
           <w:lang w:eastAsia="es-PE"/>
-          <ns2:ligatures ns2:val="none"/>
-        </w:rPr>
-      </w:pPr>
-    </w:p>
-    <w:p ns2:paraId="1CC114EB" ns2:textId="77777777">
+          <w14:ligatures w14:val="none"/>
+        </w:rPr>
+      </w:pPr>
+    </w:p>
+    <w:p>
       <w:pPr>
         <w:shd w:val="clear" w:color="auto" w:fill="FFFFFF"/>
         <w:spacing w:after="0" w:line="240" w:lineRule="auto"/>
@@ -4133,17 +4100,17 @@
           <w:color w:val="000000"/>
           <w:kern w:val="0"/>
           <w:lang w:eastAsia="es-PE"/>
-          <ns2:ligatures ns2:val="none"/>
-        </w:rPr>
-      </w:pPr>
-      <w:r>
-        <w:rPr>
-          <w:rFonts w:ascii="Arial Narrow" w:eastAsia="Arial Narrow" w:hAnsi="Arial Narrow" w:cs="Arial Narrow"/>
-          <w:b/>
-          <w:color w:val="000000"/>
-          <w:kern w:val="0"/>
-          <w:lang w:eastAsia="es-PE"/>
-          <ns2:ligatures ns2:val="none"/>
+          <w14:ligatures w14:val="none"/>
+        </w:rPr>
+      </w:pPr>
+      <w:r>
+        <w:rPr>
+          <w:rFonts w:ascii="Arial Narrow" w:eastAsia="Arial Narrow" w:hAnsi="Arial Narrow" w:cs="Arial Narrow"/>
+          <w:b/>
+          <w:color w:val="000000"/>
+          <w:kern w:val="0"/>
+          <w:lang w:eastAsia="es-PE"/>
+          <w14:ligatures w14:val="none"/>
         </w:rPr>
         <w:t>SÉTIMO:</w:t>
       </w:r>
@@ -4153,7 +4120,7 @@
           <w:color w:val="000000"/>
           <w:kern w:val="0"/>
           <w:lang w:eastAsia="es-PE"/>
-          <ns2:ligatures ns2:val="none"/>
+          <w14:ligatures w14:val="none"/>
         </w:rPr>
         <w:t xml:space="preserve"> informar a las partes que conforme a lo establecido en el artículo 39</w:t>
       </w:r>
@@ -4163,7 +4130,7 @@
           <w:color w:val="000000"/>
           <w:kern w:val="0"/>
           <w:lang w:eastAsia="es-PE"/>
-          <ns2:ligatures ns2:val="none"/>
+          <w14:ligatures w14:val="none"/>
         </w:rPr>
         <w:t/>
       </w:r>
@@ -4173,12 +4140,12 @@
           <w:color w:val="000000"/>
           <w:kern w:val="0"/>
           <w:lang w:eastAsia="es-PE"/>
-          <ns2:ligatures ns2:val="none"/>
+          <w14:ligatures w14:val="none"/>
         </w:rPr>
         <w:t xml:space="preserve"> de la Ley sobre Facultades, Normas y Organización del Indecopi, aprobada por Decreto Legislativo 807, los gastos por los peritajes realizados, actuación de pruebas, inspecciones y otros derivados de la tramitación del proceso serán de cargo de la parte que solicita la prueba, salvo pacto en contrario. En todos los casos, la resolución final determinará si los gastos deben ser asumidos por alguna de las partes, o reembolsados a la otra parte o al Indecopi, según sea el caso, de manera adicional a la sanción que haya podido imponerse. </w:t>
       </w:r>
     </w:p>
-    <w:p ns2:paraId="364C4B19" ns2:textId="77777777">
+    <w:p>
       <w:pPr>
         <w:shd w:val="clear" w:color="auto" w:fill="FFFFFF"/>
         <w:spacing w:after="0" w:line="240" w:lineRule="auto"/>
@@ -4188,11 +4155,11 @@
           <w:color w:val="000000"/>
           <w:kern w:val="0"/>
           <w:lang w:eastAsia="es-PE"/>
-          <ns2:ligatures ns2:val="none"/>
-        </w:rPr>
-      </w:pPr>
-    </w:p>
-    <w:p ns2:paraId="27E9BBC0" ns2:textId="77777777">
+          <w14:ligatures w14:val="none"/>
+        </w:rPr>
+      </w:pPr>
+    </w:p>
+    <w:p>
       <w:pPr>
         <w:suppressAutoHyphens/>
         <w:spacing w:after="0" w:line="240" w:lineRule="auto"/>
@@ -4201,7 +4168,7 @@
           <w:rFonts w:ascii="Arial Narrow" w:eastAsia="Calibri" w:hAnsi="Arial Narrow" w:cs="Arial"/>
           <w:kern w:val="0"/>
           <w:u w:val="single"/>
-          <ns2:ligatures ns2:val="none"/>
+          <w14:ligatures w14:val="none"/>
         </w:rPr>
       </w:pPr>
       <w:r>
@@ -4210,7 +4177,7 @@
           <w:b/>
           <w:bCs/>
           <w:kern w:val="0"/>
-          <ns2:ligatures ns2:val="none"/>
+          <w14:ligatures w14:val="none"/>
         </w:rPr>
         <w:t>OCTAVO</w:t>
       </w:r>
@@ -4219,7 +4186,7 @@
           <w:rFonts w:ascii="Arial Narrow" w:eastAsia="Calibri" w:hAnsi="Arial Narrow" w:cs="Arial"/>
           <w:b/>
           <w:kern w:val="0"/>
-          <ns2:ligatures ns2:val="none"/>
+          <w14:ligatures w14:val="none"/>
         </w:rPr>
         <w:t>:</w:t>
       </w:r>
@@ -4227,7 +4194,7 @@
         <w:rPr>
           <w:rFonts w:ascii="Arial Narrow" w:eastAsia="Calibri" w:hAnsi="Arial Narrow" w:cs="Arial"/>
           <w:kern w:val="0"/>
-          <ns2:ligatures ns2:val="none"/>
+          <w14:ligatures w14:val="none"/>
         </w:rPr>
         <w:t xml:space="preserve"> comunicar a las partes que, </w:t>
       </w:r>
@@ -4236,7 +4203,7 @@
         <w:rPr>
           <w:rFonts w:ascii="Arial Narrow" w:eastAsia="Calibri" w:hAnsi="Arial Narrow" w:cs="Arial"/>
           <w:kern w:val="0"/>
-          <ns2:ligatures ns2:val="none"/>
+          <w14:ligatures w14:val="none"/>
         </w:rPr>
         <w:t>de acuerdo a</w:t>
       </w:r>
@@ -4245,7 +4212,7 @@
         <w:rPr>
           <w:rFonts w:ascii="Arial Narrow" w:eastAsia="Calibri" w:hAnsi="Arial Narrow" w:cs="Arial"/>
           <w:kern w:val="0"/>
-          <ns2:ligatures ns2:val="none"/>
+          <w14:ligatures w14:val="none"/>
         </w:rPr>
         <w:t xml:space="preserve"> lo señalado por el artículo 29</w:t>
       </w:r>
@@ -4255,7 +4222,7 @@
           <w:color w:val="000000"/>
           <w:kern w:val="0"/>
           <w:lang w:eastAsia="es-PE"/>
-          <ns2:ligatures ns2:val="none"/>
+          <w14:ligatures w14:val="none"/>
         </w:rPr>
         <w:t/>
       </w:r>
@@ -4263,7 +4230,7 @@
         <w:rPr>
           <w:rFonts w:ascii="Arial Narrow" w:eastAsia="Calibri" w:hAnsi="Arial Narrow" w:cs="Arial"/>
           <w:kern w:val="0"/>
-          <ns2:ligatures ns2:val="none"/>
+          <w14:ligatures w14:val="none"/>
         </w:rPr>
         <w:t xml:space="preserve"> del Decreto Legislativo 807</w:t>
       </w:r>
@@ -4273,7 +4240,7 @@
           <w:rFonts w:ascii="Arial Narrow" w:eastAsia="Calibri" w:hAnsi="Arial Narrow" w:cs="Arial"/>
           <w:kern w:val="0"/>
           <w:vertAlign w:val="superscript"/>
-          <ns2:ligatures ns2:val="none"/>
+          <w14:ligatures w14:val="none"/>
         </w:rPr>
         <w:footnoteReference w:id="12"/>
       </w:r>
@@ -4281,7 +4248,7 @@
         <w:rPr>
           <w:rFonts w:ascii="Arial Narrow" w:eastAsia="Calibri" w:hAnsi="Arial Narrow" w:cs="Arial"/>
           <w:kern w:val="0"/>
-          <ns2:ligatures ns2:val="none"/>
+          <w14:ligatures w14:val="none"/>
         </w:rPr>
         <w:t xml:space="preserve">, hasta antes de la emisión de la Resolución Final tienen la posibilidad de solicitar una audiencia de conciliación. En caso deleguen a favor de una tercera persona su actuación en la diligencia programada, esta deberá presentar un poder especial con firma legalizada ante Notario Público, donde conste </w:t>
       </w:r>
@@ -4290,7 +4257,7 @@
           <w:rFonts w:ascii="Arial Narrow" w:eastAsia="Calibri" w:hAnsi="Arial Narrow" w:cs="Arial"/>
           <w:kern w:val="0"/>
           <w:u w:val="single"/>
-          <ns2:ligatures ns2:val="none"/>
+          <w14:ligatures w14:val="none"/>
         </w:rPr>
         <w:t>expresamente su facultad para asistir y conciliar en su representación</w:t>
       </w:r>
@@ -4299,7 +4266,7 @@
           <w:rFonts w:ascii="Arial Narrow" w:eastAsia="Calibri" w:hAnsi="Arial Narrow" w:cs="Arial"/>
           <w:bCs/>
           <w:kern w:val="0"/>
-          <ns2:ligatures ns2:val="none"/>
+          <w14:ligatures w14:val="none"/>
         </w:rPr>
         <w:t>.</w:t>
       </w:r>
@@ -4309,7 +4276,7 @@
           <w:b/>
           <w:bCs/>
           <w:kern w:val="0"/>
-          <ns2:ligatures ns2:val="none"/>
+          <w14:ligatures w14:val="none"/>
         </w:rPr>
         <w:t xml:space="preserve"> </w:t>
       </w:r>
@@ -4318,12 +4285,12 @@
           <w:rFonts w:ascii="Arial Narrow" w:eastAsia="Calibri" w:hAnsi="Arial Narrow" w:cs="Arial"/>
           <w:kern w:val="0"/>
           <w:u w:val="single"/>
-          <ns2:ligatures ns2:val="none"/>
+          <w14:ligatures w14:val="none"/>
         </w:rPr>
         <w:t xml:space="preserve">Ello bajo apercibimiento de no realizar la audiencia de conciliación y levantar el acta de inasistencia correspondiente. </w:t>
       </w:r>
     </w:p>
-    <w:p ns2:paraId="4CD47B08" ns2:textId="77777777">
+    <w:p>
       <w:pPr>
         <w:suppressAutoHyphens/>
         <w:spacing w:after="0" w:line="240" w:lineRule="auto"/>
@@ -4332,11 +4299,11 @@
           <w:rFonts w:ascii="Arial Narrow" w:eastAsia="Calibri" w:hAnsi="Arial Narrow" w:cs="Arial"/>
           <w:kern w:val="0"/>
           <w:u w:val="single"/>
-          <ns2:ligatures ns2:val="none"/>
-        </w:rPr>
-      </w:pPr>
-    </w:p>
-    <w:p ns2:paraId="0E80CA49" ns2:textId="77777777">
+          <w14:ligatures w14:val="none"/>
+        </w:rPr>
+      </w:pPr>
+    </w:p>
+    <w:p>
       <w:pPr>
         <w:suppressAutoHyphens/>
         <w:spacing w:after="0" w:line="240" w:lineRule="auto"/>
@@ -4346,7 +4313,7 @@
           <w:color w:val="000000"/>
           <w:kern w:val="0"/>
           <w:lang w:eastAsia="es-PE"/>
-          <ns2:ligatures ns2:val="none"/>
+          <w14:ligatures w14:val="none"/>
         </w:rPr>
       </w:pPr>
       <w:r>
@@ -4356,7 +4323,7 @@
           <w:color w:val="000000"/>
           <w:kern w:val="0"/>
           <w:lang w:eastAsia="es-PE"/>
-          <ns2:ligatures ns2:val="none"/>
+          <w14:ligatures w14:val="none"/>
         </w:rPr>
         <w:t>NOVENO:</w:t>
       </w:r>
@@ -4366,14 +4333,14 @@
           <w:color w:val="000000"/>
           <w:kern w:val="0"/>
           <w:lang w:eastAsia="es-PE"/>
-          <ns2:ligatures ns2:val="none"/>
+          <w14:ligatures w14:val="none"/>
         </w:rPr>
         <w:t xml:space="preserve"> poner en conocimiento de las partes que, antes de la emisión de la Resolución Final, tienen la posibilidad de formular su desistimiento o presentar el acuerdo arribado mediante la conciliación, mediación, transacción o cualquier otro que, de forma indubitable, deje constancia que se ha solucionado la controversia materia de denuncia.</w:t>
       </w:r>
       <w:bookmarkStart w:id="8" w:name="h.gjdgxs" w:colFirst="0" w:colLast="0"/>
       <w:bookmarkEnd w:id="8"/>
     </w:p>
-    <w:p ns2:paraId="639FE5BE" ns2:textId="77777777">
+    <w:p>
       <w:pPr>
         <w:suppressAutoHyphens/>
         <w:spacing w:after="0" w:line="240" w:lineRule="auto"/>
@@ -4383,7 +4350,7 @@
         </w:rPr>
       </w:pPr>
     </w:p>
-    <w:p ns2:paraId="418E1D52" ns2:textId="60F0967E">
+    <w:p>
       <w:pPr>
         <w:suppressAutoHyphens/>
         <w:spacing w:line="240" w:lineRule="auto"/>
@@ -4512,78 +4479,78 @@
         <w:t/>
       </w:r>
     </w:p>
-    <w:p ns2:paraId="0407B94C" ns2:textId="77777777">
-      <w:pPr>
-        <w:spacing w:after="0" w:line="240" w:lineRule="auto"/>
-        <w:jc w:val="both"/>
-        <w:rPr>
-          <w:rFonts w:ascii="Arial Narrow" w:eastAsia="Arial Narrow" w:hAnsi="Arial Narrow" w:cs="Arial Narrow"/>
-          <w:b/>
-          <w:color w:val="000000"/>
-          <w:kern w:val="0"/>
-          <w:lang w:eastAsia="es-PE"/>
-          <ns2:ligatures ns2:val="none"/>
-        </w:rPr>
-      </w:pPr>
-    </w:p>
-    <w:p ns2:paraId="199CCF81" ns2:textId="77777777">
-      <w:pPr>
-        <w:spacing w:after="0" w:line="240" w:lineRule="auto"/>
-        <w:jc w:val="both"/>
-        <w:rPr>
-          <w:rFonts w:ascii="Arial Narrow" w:eastAsia="Arial Narrow" w:hAnsi="Arial Narrow" w:cs="Arial Narrow"/>
-          <w:b/>
-          <w:color w:val="000000"/>
-          <w:kern w:val="0"/>
-          <w:lang w:eastAsia="es-PE"/>
-          <ns2:ligatures ns2:val="none"/>
-        </w:rPr>
-      </w:pPr>
-    </w:p>
-    <w:p ns2:paraId="5E284841" ns2:textId="77777777">
-      <w:pPr>
-        <w:spacing w:after="0" w:line="240" w:lineRule="auto"/>
-        <w:jc w:val="both"/>
-        <w:rPr>
-          <w:rFonts w:ascii="Arial Narrow" w:eastAsia="Arial Narrow" w:hAnsi="Arial Narrow" w:cs="Arial Narrow"/>
-          <w:b/>
-          <w:color w:val="000000"/>
-          <w:kern w:val="0"/>
-          <w:lang w:eastAsia="es-PE"/>
-          <ns2:ligatures ns2:val="none"/>
-        </w:rPr>
-      </w:pPr>
-    </w:p>
-    <w:p ns2:paraId="2F6043F6" ns2:textId="77777777">
-      <w:pPr>
-        <w:spacing w:after="0" w:line="240" w:lineRule="auto"/>
-        <w:jc w:val="both"/>
-        <w:rPr>
-          <w:rFonts w:ascii="Arial Narrow" w:eastAsia="Arial Narrow" w:hAnsi="Arial Narrow" w:cs="Arial Narrow"/>
-          <w:b/>
-          <w:color w:val="000000"/>
-          <w:kern w:val="0"/>
-          <w:lang w:eastAsia="es-PE"/>
-          <ns2:ligatures ns2:val="none"/>
-        </w:rPr>
-      </w:pPr>
-    </w:p>
-    <w:p ns2:paraId="375C384E" ns2:textId="77777777">
-      <w:pPr>
-        <w:spacing w:after="0" w:line="240" w:lineRule="auto"/>
-        <w:jc w:val="both"/>
-        <w:rPr>
-          <w:rFonts w:ascii="Arial Narrow" w:eastAsia="Arial Narrow" w:hAnsi="Arial Narrow" w:cs="Arial Narrow"/>
-          <w:b/>
-          <w:color w:val="000000"/>
-          <w:kern w:val="0"/>
-          <w:lang w:eastAsia="es-PE"/>
-          <ns2:ligatures ns2:val="none"/>
+    <w:p>
+      <w:pPr>
+        <w:spacing w:after="0" w:line="240" w:lineRule="auto"/>
+        <w:jc w:val="both"/>
+        <w:rPr>
+          <w:rFonts w:ascii="Arial Narrow" w:eastAsia="Arial Narrow" w:hAnsi="Arial Narrow" w:cs="Arial Narrow"/>
+          <w:b/>
+          <w:color w:val="000000"/>
+          <w:kern w:val="0"/>
+          <w:lang w:eastAsia="es-PE"/>
+          <w14:ligatures w14:val="none"/>
+        </w:rPr>
+      </w:pPr>
+    </w:p>
+    <w:p>
+      <w:pPr>
+        <w:spacing w:after="0" w:line="240" w:lineRule="auto"/>
+        <w:jc w:val="both"/>
+        <w:rPr>
+          <w:rFonts w:ascii="Arial Narrow" w:eastAsia="Arial Narrow" w:hAnsi="Arial Narrow" w:cs="Arial Narrow"/>
+          <w:b/>
+          <w:color w:val="000000"/>
+          <w:kern w:val="0"/>
+          <w:lang w:eastAsia="es-PE"/>
+          <w14:ligatures w14:val="none"/>
+        </w:rPr>
+      </w:pPr>
+    </w:p>
+    <w:p>
+      <w:pPr>
+        <w:spacing w:after="0" w:line="240" w:lineRule="auto"/>
+        <w:jc w:val="both"/>
+        <w:rPr>
+          <w:rFonts w:ascii="Arial Narrow" w:eastAsia="Arial Narrow" w:hAnsi="Arial Narrow" w:cs="Arial Narrow"/>
+          <w:b/>
+          <w:color w:val="000000"/>
+          <w:kern w:val="0"/>
+          <w:lang w:eastAsia="es-PE"/>
+          <w14:ligatures w14:val="none"/>
+        </w:rPr>
+      </w:pPr>
+    </w:p>
+    <w:p>
+      <w:pPr>
+        <w:spacing w:after="0" w:line="240" w:lineRule="auto"/>
+        <w:jc w:val="both"/>
+        <w:rPr>
+          <w:rFonts w:ascii="Arial Narrow" w:eastAsia="Arial Narrow" w:hAnsi="Arial Narrow" w:cs="Arial Narrow"/>
+          <w:b/>
+          <w:color w:val="000000"/>
+          <w:kern w:val="0"/>
+          <w:lang w:eastAsia="es-PE"/>
+          <w14:ligatures w14:val="none"/>
+        </w:rPr>
+      </w:pPr>
+    </w:p>
+    <w:p>
+      <w:pPr>
+        <w:spacing w:after="0" w:line="240" w:lineRule="auto"/>
+        <w:jc w:val="both"/>
+        <w:rPr>
+          <w:rFonts w:ascii="Arial Narrow" w:eastAsia="Arial Narrow" w:hAnsi="Arial Narrow" w:cs="Arial Narrow"/>
+          <w:b/>
+          <w:color w:val="000000"/>
+          <w:kern w:val="0"/>
+          <w:lang w:eastAsia="es-PE"/>
+          <w14:ligatures w14:val="none"/>
         </w:rPr>
       </w:pPr>
     </w:p>
     <w:bookmarkEnd w:id="0"/>
-    <w:p ns2:paraId="59985B4A" ns2:textId="77777777">
+    <w:p>
       <w:pPr>
         <w:shd w:val="clear" w:color="auto" w:fill="FFFFFF"/>
         <w:spacing w:after="0" w:line="240" w:lineRule="auto"/>
@@ -4594,7 +4561,7 @@
           <w:bCs/>
           <w:color w:val="000000"/>
           <w:kern w:val="0"/>
-          <ns2:ligatures ns2:val="none"/>
+          <w14:ligatures w14:val="none"/>
         </w:rPr>
       </w:pPr>
       <w:r>
@@ -4604,12 +4571,12 @@
           <w:bCs/>
           <w:color w:val="000000"/>
           <w:kern w:val="0"/>
-          <ns2:ligatures ns2:val="none"/>
+          <w14:ligatures w14:val="none"/>
         </w:rPr>
         <w:t>EVELING ROA QUISPE</w:t>
       </w:r>
     </w:p>
-    <w:p ns2:paraId="44F30378" ns2:textId="77777777">
+    <w:p>
       <w:pPr>
         <w:shd w:val="clear" w:color="auto" w:fill="FFFFFF"/>
         <w:spacing w:after="0" w:line="240" w:lineRule="auto"/>
@@ -4620,7 +4587,7 @@
           <w:bCs/>
           <w:color w:val="000000"/>
           <w:kern w:val="0"/>
-          <ns2:ligatures ns2:val="none"/>
+          <w14:ligatures w14:val="none"/>
         </w:rPr>
       </w:pPr>
       <w:r>
@@ -4630,12 +4597,12 @@
           <w:bCs/>
           <w:color w:val="000000"/>
           <w:kern w:val="0"/>
-          <ns2:ligatures ns2:val="none"/>
+          <w14:ligatures w14:val="none"/>
         </w:rPr>
         <w:t>Secretaria Técnica</w:t>
       </w:r>
     </w:p>
-    <w:p ns2:paraId="39D8E76A" ns2:textId="77777777">
+    <w:p>
       <w:pPr>
         <w:shd w:val="clear" w:color="auto" w:fill="FFFFFF"/>
         <w:spacing w:after="0" w:line="240" w:lineRule="auto"/>
@@ -4646,7 +4613,7 @@
           <w:bCs/>
           <w:color w:val="000000"/>
           <w:kern w:val="0"/>
-          <ns2:ligatures ns2:val="none"/>
+          <w14:ligatures w14:val="none"/>
         </w:rPr>
       </w:pPr>
       <w:r>
@@ -4656,26 +4623,26 @@
           <w:bCs/>
           <w:color w:val="000000"/>
           <w:kern w:val="0"/>
-          <ns2:ligatures ns2:val="none"/>
+          <w14:ligatures w14:val="none"/>
         </w:rPr>
         <w:t>Comisión de Protección al Consumidor 1</w:t>
       </w:r>
     </w:p>
-    <w:p ns2:paraId="513298A9" ns2:textId="77777777">
-      <w:pPr>
-        <w:spacing w:after="0" w:line="240" w:lineRule="auto"/>
-        <w:jc w:val="both"/>
-        <w:rPr>
-          <w:rFonts w:ascii="Arial Narrow" w:eastAsia="Arial Narrow" w:hAnsi="Arial Narrow" w:cs="Arial Narrow"/>
-          <w:b/>
-          <w:color w:val="000000"/>
-          <w:kern w:val="0"/>
-          <w:lang w:eastAsia="es-PE"/>
-          <ns2:ligatures ns2:val="none"/>
-        </w:rPr>
-      </w:pPr>
-    </w:p>
-    <w:p ns2:paraId="74AAB5F4" ns2:textId="27C54D28">
+    <w:p>
+      <w:pPr>
+        <w:spacing w:after="0" w:line="240" w:lineRule="auto"/>
+        <w:jc w:val="both"/>
+        <w:rPr>
+          <w:rFonts w:ascii="Arial Narrow" w:eastAsia="Arial Narrow" w:hAnsi="Arial Narrow" w:cs="Arial Narrow"/>
+          <w:b/>
+          <w:color w:val="000000"/>
+          <w:kern w:val="0"/>
+          <w:lang w:eastAsia="es-PE"/>
+          <w14:ligatures w14:val="none"/>
+        </w:rPr>
+      </w:pPr>
+    </w:p>
+    <w:p>
       <w:pPr>
         <w:spacing w:after="0" w:line="240" w:lineRule="auto"/>
         <w:jc w:val="both"/>
@@ -4693,14 +4660,14 @@
           <w:sz w:val="16"/>
           <w:szCs w:val="16"/>
           <w:lang w:eastAsia="es-PE"/>
-          <ns2:ligatures ns2:val="none"/>
+          <w14:ligatures w14:val="none"/>
         </w:rPr>
         <w:t>LSM/JCQ</w:t>
       </w:r>
     </w:p>
     <w:sectPr>
-      <w:headerReference w:type="default" ns3:id="rId8"/>
-      <w:footerReference w:type="default" ns3:id="rId9"/>
+      <w:headerReference w:type="default" r:id="rId8"/>
+      <w:footerReference w:type="default" r:id="rId9"/>
       <w:pgSz w:w="11906" w:h="16838"/>
       <w:pgMar w:top="1417" w:right="1701" w:bottom="1417" w:left="1701" w:header="708" w:footer="708" w:gutter="0"/>
       <w:cols w:space="708"/>
@@ -4711,7 +4678,7 @@
 </file>
 
 <file path=word/endnotes.xml><?xml version="1.0" encoding="utf-8"?>
-<w:endnotes xmlns:wpc="http://schemas.microsoft.com/office/word/2010/wordprocessingCanvas" xmlns:cx="http://schemas.microsoft.com/office/drawing/2014/chartex" xmlns:cx1="http://schemas.microsoft.com/office/drawing/2015/9/8/chartex" xmlns:cx2="http://schemas.microsoft.com/office/drawing/2015/10/21/chartex" xmlns:cx3="http://schemas.microsoft.com/office/drawing/2016/5/9/chartex" xmlns:cx4="http://schemas.microsoft.com/office/drawing/2016/5/10/chartex" xmlns:cx5="http://schemas.microsoft.com/office/drawing/2016/5/11/chartex" xmlns:cx6="http://schemas.microsoft.com/office/drawing/2016/5/12/chartex" xmlns:cx7="http://schemas.microsoft.com/office/drawing/2016/5/13/chartex" xmlns:cx8="http://schemas.microsoft.com/office/drawing/2016/5/14/chartex" xmlns:mc="http://schemas.openxmlformats.org/markup-compatibility/2006" xmlns:aink="http://schemas.microsoft.com/office/drawing/2016/ink" xmlns:am3d="http://schemas.microsoft.com/office/drawing/2017/model3d" xmlns:o="urn:schemas-microsoft-com:office:office" xmlns:oel="http://schemas.microsoft.com/office/2019/extlst" xmlns:r="http://schemas.openxmlformats.org/officeDocument/2006/relationships" xmlns:m="http://schemas.openxmlformats.org/officeDocument/2006/math" xmlns:v="urn:schemas-microsoft-com:vml" xmlns:wp14="http://schemas.microsoft.com/office/word/2010/wordprocessingDrawing" xmlns:wp="http://schemas.openxmlformats.org/drawingml/2006/wordprocessingDrawing" xmlns:w10="urn:schemas-microsoft-com:office:word" xmlns:w="http://schemas.openxmlformats.org/wordprocessingml/2006/main" xmlns:w14="http://schemas.microsoft.com/office/word/2010/wordml" xmlns:w15="http://schemas.microsoft.com/office/word/2012/wordml" xmlns:w16cex="http://schemas.microsoft.com/office/word/2018/wordml/cex" xmlns:w16cid="http://schemas.microsoft.com/office/word/2016/wordml/cid" xmlns:w16="http://schemas.microsoft.com/office/word/2018/wordml" xmlns:w16du="http://schemas.microsoft.com/office/word/2023/wordml/word16du" xmlns:w16sdtdh="http://schemas.microsoft.com/office/word/2020/wordml/sdtdatahash" xmlns:w16sdtfl="http://schemas.microsoft.com/office/word/2024/wordml/sdtformatlock" xmlns:w16se="http://schemas.microsoft.com/office/word/2015/wordml/symex" xmlns:wpg="http://schemas.microsoft.com/office/word/2010/wordprocessingGroup" xmlns:wpi="http://schemas.microsoft.com/office/word/2010/wordprocessingInk" xmlns:wne="http://schemas.microsoft.com/office/word/2006/wordml" xmlns:wps="http://schemas.microsoft.com/office/word/2010/wordprocessingShape" mc:Ignorable="w14 w15 w16se w16cid w16 w16cex w16sdtdh w16sdtfl w16du wp14">
+<w:endnotes xmlns:mc="http://schemas.openxmlformats.org/markup-compatibility/2006" xmlns:r="http://schemas.openxmlformats.org/officeDocument/2006/relationships" xmlns:w="http://schemas.openxmlformats.org/wordprocessingml/2006/main" xmlns:w14="http://schemas.microsoft.com/office/word/2010/wordml" xmlns:w15="http://schemas.microsoft.com/office/word/2012/wordml" xmlns:w16="http://schemas.microsoft.com/office/word/2018/wordml" xmlns:w16cex="http://schemas.microsoft.com/office/word/2018/wordml/cex" xmlns:w16cid="http://schemas.microsoft.com/office/word/2016/wordml/cid" xmlns:w16du="http://schemas.microsoft.com/office/word/2023/wordml/word16du" xmlns:w16sdtdh="http://schemas.microsoft.com/office/word/2020/wordml/sdtdatahash" xmlns:w16se="http://schemas.microsoft.com/office/word/2015/wordml/symex" xmlns:wp14="http://schemas.microsoft.com/office/word/2010/wordprocessingDrawing" mc:Ignorable="w14 w15 w16se w16cid w16 w16cex w16sdtdh w16du wp14">
   <w:endnote w:type="separator" w:id="-1">
     <w:p>
       <w:pPr>
@@ -4736,7 +4703,7 @@
 </file>
 
 <file path=word/footer1.xml><?xml version="1.0" encoding="utf-8"?>
-<w:ftr xmlns:wpc="http://schemas.microsoft.com/office/word/2010/wordprocessingCanvas" xmlns:cx="http://schemas.microsoft.com/office/drawing/2014/chartex" xmlns:cx1="http://schemas.microsoft.com/office/drawing/2015/9/8/chartex" xmlns:cx2="http://schemas.microsoft.com/office/drawing/2015/10/21/chartex" xmlns:cx3="http://schemas.microsoft.com/office/drawing/2016/5/9/chartex" xmlns:cx4="http://schemas.microsoft.com/office/drawing/2016/5/10/chartex" xmlns:cx5="http://schemas.microsoft.com/office/drawing/2016/5/11/chartex" xmlns:cx6="http://schemas.microsoft.com/office/drawing/2016/5/12/chartex" xmlns:cx7="http://schemas.microsoft.com/office/drawing/2016/5/13/chartex" xmlns:cx8="http://schemas.microsoft.com/office/drawing/2016/5/14/chartex" xmlns:mc="http://schemas.openxmlformats.org/markup-compatibility/2006" xmlns:aink="http://schemas.microsoft.com/office/drawing/2016/ink" xmlns:am3d="http://schemas.microsoft.com/office/drawing/2017/model3d" xmlns:o="urn:schemas-microsoft-com:office:office" xmlns:oel="http://schemas.microsoft.com/office/2019/extlst" xmlns:r="http://schemas.openxmlformats.org/officeDocument/2006/relationships" xmlns:m="http://schemas.openxmlformats.org/officeDocument/2006/math" xmlns:v="urn:schemas-microsoft-com:vml" xmlns:wp14="http://schemas.microsoft.com/office/word/2010/wordprocessingDrawing" xmlns:wp="http://schemas.openxmlformats.org/drawingml/2006/wordprocessingDrawing" xmlns:w10="urn:schemas-microsoft-com:office:word" xmlns:w="http://schemas.openxmlformats.org/wordprocessingml/2006/main" xmlns:w14="http://schemas.microsoft.com/office/word/2010/wordml" xmlns:w15="http://schemas.microsoft.com/office/word/2012/wordml" xmlns:w16cex="http://schemas.microsoft.com/office/word/2018/wordml/cex" xmlns:w16cid="http://schemas.microsoft.com/office/word/2016/wordml/cid" xmlns:w16="http://schemas.microsoft.com/office/word/2018/wordml" xmlns:w16du="http://schemas.microsoft.com/office/word/2023/wordml/word16du" xmlns:w16sdtdh="http://schemas.microsoft.com/office/word/2020/wordml/sdtdatahash" xmlns:w16sdtfl="http://schemas.microsoft.com/office/word/2024/wordml/sdtformatlock" xmlns:w16se="http://schemas.microsoft.com/office/word/2015/wordml/symex" xmlns:wpg="http://schemas.microsoft.com/office/word/2010/wordprocessingGroup" xmlns:wpi="http://schemas.microsoft.com/office/word/2010/wordprocessingInk" xmlns:wne="http://schemas.microsoft.com/office/word/2006/wordml" xmlns:wps="http://schemas.microsoft.com/office/word/2010/wordprocessingShape" mc:Ignorable="w14 w15 w16se w16cid w16 w16cex w16sdtdh w16sdtfl w16du wp14">
+<w:ftr xmlns:mc="http://schemas.openxmlformats.org/markup-compatibility/2006" xmlns:r="http://schemas.openxmlformats.org/officeDocument/2006/relationships" xmlns:w="http://schemas.openxmlformats.org/wordprocessingml/2006/main" xmlns:w14="http://schemas.microsoft.com/office/word/2010/wordml" xmlns:w15="http://schemas.microsoft.com/office/word/2012/wordml" xmlns:w16="http://schemas.microsoft.com/office/word/2018/wordml" xmlns:w16cex="http://schemas.microsoft.com/office/word/2018/wordml/cex" xmlns:w16cid="http://schemas.microsoft.com/office/word/2016/wordml/cid" xmlns:w16du="http://schemas.microsoft.com/office/word/2023/wordml/word16du" xmlns:w16sdtdh="http://schemas.microsoft.com/office/word/2020/wordml/sdtdatahash" xmlns:w16se="http://schemas.microsoft.com/office/word/2015/wordml/symex" xmlns:wp14="http://schemas.microsoft.com/office/word/2010/wordprocessingDrawing" mc:Ignorable="w14 w15 w16se w16cid w16 w16cex w16sdtdh w16du wp14">
   <w:p>
     <w:pPr>
       <w:pBdr>
@@ -4815,7 +4782,7 @@
 </file>
 
 <file path=word/footnotes.xml><?xml version="1.0" encoding="utf-8"?>
-<w:footnotes xmlns:wpc="http://schemas.microsoft.com/office/word/2010/wordprocessingCanvas" xmlns:cx="http://schemas.microsoft.com/office/drawing/2014/chartex" xmlns:cx1="http://schemas.microsoft.com/office/drawing/2015/9/8/chartex" xmlns:cx2="http://schemas.microsoft.com/office/drawing/2015/10/21/chartex" xmlns:cx3="http://schemas.microsoft.com/office/drawing/2016/5/9/chartex" xmlns:cx4="http://schemas.microsoft.com/office/drawing/2016/5/10/chartex" xmlns:cx5="http://schemas.microsoft.com/office/drawing/2016/5/11/chartex" xmlns:cx6="http://schemas.microsoft.com/office/drawing/2016/5/12/chartex" xmlns:cx7="http://schemas.microsoft.com/office/drawing/2016/5/13/chartex" xmlns:cx8="http://schemas.microsoft.com/office/drawing/2016/5/14/chartex" xmlns:mc="http://schemas.openxmlformats.org/markup-compatibility/2006" xmlns:aink="http://schemas.microsoft.com/office/drawing/2016/ink" xmlns:am3d="http://schemas.microsoft.com/office/drawing/2017/model3d" xmlns:o="urn:schemas-microsoft-com:office:office" xmlns:oel="http://schemas.microsoft.com/office/2019/extlst" xmlns:r="http://schemas.openxmlformats.org/officeDocument/2006/relationships" xmlns:m="http://schemas.openxmlformats.org/officeDocument/2006/math" xmlns:v="urn:schemas-microsoft-com:vml" xmlns:wp14="http://schemas.microsoft.com/office/word/2010/wordprocessingDrawing" xmlns:wp="http://schemas.openxmlformats.org/drawingml/2006/wordprocessingDrawing" xmlns:w10="urn:schemas-microsoft-com:office:word" xmlns:w="http://schemas.openxmlformats.org/wordprocessingml/2006/main" xmlns:w14="http://schemas.microsoft.com/office/word/2010/wordml" xmlns:w15="http://schemas.microsoft.com/office/word/2012/wordml" xmlns:w16cex="http://schemas.microsoft.com/office/word/2018/wordml/cex" xmlns:w16cid="http://schemas.microsoft.com/office/word/2016/wordml/cid" xmlns:w16="http://schemas.microsoft.com/office/word/2018/wordml" xmlns:w16du="http://schemas.microsoft.com/office/word/2023/wordml/word16du" xmlns:w16sdtdh="http://schemas.microsoft.com/office/word/2020/wordml/sdtdatahash" xmlns:w16sdtfl="http://schemas.microsoft.com/office/word/2024/wordml/sdtformatlock" xmlns:w16se="http://schemas.microsoft.com/office/word/2015/wordml/symex" xmlns:wpg="http://schemas.microsoft.com/office/word/2010/wordprocessingGroup" xmlns:wpi="http://schemas.microsoft.com/office/word/2010/wordprocessingInk" xmlns:wne="http://schemas.microsoft.com/office/word/2006/wordml" xmlns:wps="http://schemas.microsoft.com/office/word/2010/wordprocessingShape" mc:Ignorable="w14 w15 w16se w16cid w16 w16cex w16sdtdh w16sdtfl w16du wp14">
+<w:footnotes xmlns:mc="http://schemas.openxmlformats.org/markup-compatibility/2006" xmlns:r="http://schemas.openxmlformats.org/officeDocument/2006/relationships" xmlns:w="http://schemas.openxmlformats.org/wordprocessingml/2006/main" xmlns:w14="http://schemas.microsoft.com/office/word/2010/wordml" xmlns:w15="http://schemas.microsoft.com/office/word/2012/wordml" xmlns:w16="http://schemas.microsoft.com/office/word/2018/wordml" xmlns:w16cex="http://schemas.microsoft.com/office/word/2018/wordml/cex" xmlns:w16cid="http://schemas.microsoft.com/office/word/2016/wordml/cid" xmlns:w16du="http://schemas.microsoft.com/office/word/2023/wordml/word16du" xmlns:w16sdtdh="http://schemas.microsoft.com/office/word/2020/wordml/sdtdatahash" xmlns:w16se="http://schemas.microsoft.com/office/word/2015/wordml/symex" xmlns:wp14="http://schemas.microsoft.com/office/word/2010/wordprocessingDrawing" mc:Ignorable="w14 w15 w16se w16cid w16 w16cex w16sdtdh w16du wp14">
   <w:footnote w:type="separator" w:id="-1">
     <w:p>
       <w:pPr>
@@ -6065,6 +6032,161 @@
       </w:pPr>
     </w:p>
   </w:footnote>
+  <w:footnote w:id="13">
+    <w:p>
+      <w:pPr>
+        <w:pStyle w:val="Textonotapie"/>
+        <w:ind w:left="567" w:hanging="567"/>
+        <w:jc w:val="both"/>
+      </w:pPr>
+      <w:r>
+        <w:rPr>
+          <w:rStyle w:val="Refdenotaalpie"/>
+          <w:rFonts w:ascii="Arial Narrow" w:hAnsi="Arial Narrow" w:cs="Arial"/>
+          <w:sz w:val="16"/>
+          <w:szCs w:val="14"/>
+          <w:vertAlign w:val="superscript"/>
+        </w:rPr>
+        <w:footnoteRef/>
+      </w:r>
+      <w:r>
+        <w:rPr>
+          <w:rFonts w:ascii="Arial Narrow" w:hAnsi="Arial Narrow" w:cs="Arial"/>
+          <w:sz w:val="14"/>
+          <w:szCs w:val="14"/>
+        </w:rPr>
+        <w:tab/>
+      </w:r>
+      <w:r>
+        <w:rPr>
+          <w:rFonts w:ascii="Arial Narrow" w:hAnsi="Arial Narrow" w:cs="Arial"/>
+          <w:b/>
+          <w:bCs/>
+          <w:sz w:val="14"/>
+          <w:szCs w:val="14"/>
+        </w:rPr>
+        <w:t xml:space="preserve">DECRETO LEGISLATIVO 807, LEY SOBRE FACULTADES, NORMAS Y ORGANIZACIÓN DEL INDECOPI, publicado el 18 de abril de 1996</w:t>
+      </w:r>
+    </w:p>
+    <w:p>
+      <w:pPr>
+        <w:pStyle w:val="Textonotapie"/>
+        <w:ind w:left="567" w:hanging="567"/>
+        <w:jc w:val="both"/>
+      </w:pPr>
+      <w:r>
+        <w:rPr>
+          <w:rFonts w:ascii="Arial Narrow" w:hAnsi="Arial Narrow" w:cs="Arial"/>
+          <w:sz w:val="14"/>
+          <w:szCs w:val="14"/>
+        </w:rPr>
+        <w:tab/>
+      </w:r>
+      <w:r>
+        <w:rPr>
+          <w:rFonts w:ascii="Arial Narrow" w:hAnsi="Arial Narrow" w:cs="Arial"/>
+          <w:b/>
+          <w:bCs/>
+          <w:sz w:val="14"/>
+          <w:szCs w:val="14"/>
+        </w:rPr>
+        <w:t xml:space="preserve">Artículo 26.-</w:t>
+      </w:r>
+      <w:r>
+        <w:rPr>
+          <w:rFonts w:ascii="Arial Narrow" w:hAnsi="Arial Narrow" w:cs="Arial"/>
+          <w:sz w:val="14"/>
+          <w:szCs w:val="14"/>
+        </w:rPr>
+        <w:t xml:space="preserve"> Una vez admitida a trámite la denuncia, se correrá traslado de la misma al denunciado, a fin de que éste presente su descargo. El plazo para la presentación del descargo será de cinco (5) días contados desde la notificación, vencido el cual, el Secretario Técnico declarará en rebeldía al denunciado que no lo hubiera presentado.</w:t>
+      </w:r>
+    </w:p>
+  </w:footnote>
+  <w:footnote w:id="14">
+    <w:p>
+      <w:pPr>
+        <w:pStyle w:val="Textonotapie"/>
+        <w:ind w:left="567" w:hanging="567"/>
+        <w:jc w:val="both"/>
+      </w:pPr>
+      <w:r>
+        <w:rPr>
+          <w:rStyle w:val="Refdenotaalpie"/>
+          <w:rFonts w:ascii="Arial Narrow" w:hAnsi="Arial Narrow" w:cs="Arial"/>
+          <w:sz w:val="16"/>
+          <w:szCs w:val="14"/>
+          <w:vertAlign w:val="superscript"/>
+        </w:rPr>
+        <w:footnoteRef/>
+      </w:r>
+      <w:r>
+        <w:rPr>
+          <w:rFonts w:ascii="Arial Narrow" w:hAnsi="Arial Narrow" w:cs="Arial"/>
+          <w:sz w:val="14"/>
+          <w:szCs w:val="14"/>
+        </w:rPr>
+        <w:tab/>
+      </w:r>
+      <w:r>
+        <w:rPr>
+          <w:rFonts w:ascii="Arial Narrow" w:hAnsi="Arial Narrow" w:cs="Arial"/>
+          <w:b/>
+          <w:bCs/>
+          <w:sz w:val="14"/>
+          <w:szCs w:val="14"/>
+        </w:rPr>
+        <w:t xml:space="preserve">DECRETO SUPREMO 006-2026-JUS, TEXTO ÚNICO ORDENADO DE LA LEY 27444, LEY DEL PROCEDIMIENTO ADMINISTRATIVO GENERAL, publicado el 30 de abril de 2026</w:t>
+      </w:r>
+    </w:p>
+    <w:p>
+      <w:pPr>
+        <w:pStyle w:val="Textonotapie"/>
+        <w:ind w:left="567" w:hanging="567"/>
+        <w:jc w:val="both"/>
+      </w:pPr>
+      <w:r>
+        <w:rPr>
+          <w:rFonts w:ascii="Arial Narrow" w:hAnsi="Arial Narrow" w:cs="Arial"/>
+          <w:sz w:val="14"/>
+          <w:szCs w:val="14"/>
+        </w:rPr>
+        <w:tab/>
+      </w:r>
+      <w:r>
+        <w:rPr>
+          <w:rFonts w:ascii="Arial Narrow" w:hAnsi="Arial Narrow" w:cs="Arial"/>
+          <w:b/>
+          <w:bCs/>
+          <w:sz w:val="14"/>
+          <w:szCs w:val="14"/>
+        </w:rPr>
+        <w:t xml:space="preserve">Artículo 223.- Contestación de la reclamación</w:t>
+      </w:r>
+    </w:p>
+    <w:p>
+      <w:pPr>
+        <w:pStyle w:val="Textonotapie"/>
+        <w:ind w:left="567" w:hanging="567"/>
+        <w:jc w:val="both"/>
+      </w:pPr>
+      <w:r>
+        <w:rPr>
+          <w:rFonts w:ascii="Arial Narrow" w:hAnsi="Arial Narrow" w:cs="Arial"/>
+          <w:sz w:val="14"/>
+          <w:szCs w:val="14"/>
+        </w:rPr>
+        <w:tab/>
+      </w:r>
+      <w:r>
+        <w:rPr>
+          <w:rFonts w:ascii="Arial Narrow" w:hAnsi="Arial Narrow" w:cs="Arial"/>
+          <w:sz w:val="14"/>
+          <w:szCs w:val="14"/>
+        </w:rPr>
+        <w:t xml:space="preserve">223.1 El reclamado deberá presentar la contestación de la reclamación dentro de los quince (15) días posteriores a la notificación de ésta; vencido este plazo, la Administración declarará en rebeldía al reclamado que no la hubiera presentado. La contestación deberá contener los requisitos de los escritos previstos en el artículo 113 de la presente Ley, así como la absolución de todos los asuntos controvertidos de hecho y de derecho, Las alegaciones y los hechos relevantes de la reclamación, salvo que hayan sido específicamente negadas en la contestación, se tendrán por aceptadas o merituadas como ciertas.</w:t>
+      </w:r>
+    </w:p>
+  </w:footnote>
   <w:footnote w:id="9">
     <w:p>
       <w:pPr>
@@ -7472,7 +7594,7 @@
 </file>
 
 <file path=word/header1.xml><?xml version="1.0" encoding="utf-8"?>
-<w:hdr xmlns:wpc="http://schemas.microsoft.com/office/word/2010/wordprocessingCanvas" xmlns:cx="http://schemas.microsoft.com/office/drawing/2014/chartex" xmlns:cx1="http://schemas.microsoft.com/office/drawing/2015/9/8/chartex" xmlns:cx2="http://schemas.microsoft.com/office/drawing/2015/10/21/chartex" xmlns:cx3="http://schemas.microsoft.com/office/drawing/2016/5/9/chartex" xmlns:cx4="http://schemas.microsoft.com/office/drawing/2016/5/10/chartex" xmlns:cx5="http://schemas.microsoft.com/office/drawing/2016/5/11/chartex" xmlns:cx6="http://schemas.microsoft.com/office/drawing/2016/5/12/chartex" xmlns:cx7="http://schemas.microsoft.com/office/drawing/2016/5/13/chartex" xmlns:cx8="http://schemas.microsoft.com/office/drawing/2016/5/14/chartex" xmlns:mc="http://schemas.openxmlformats.org/markup-compatibility/2006" xmlns:aink="http://schemas.microsoft.com/office/drawing/2016/ink" xmlns:am3d="http://schemas.microsoft.com/office/drawing/2017/model3d" xmlns:o="urn:schemas-microsoft-com:office:office" xmlns:oel="http://schemas.microsoft.com/office/2019/extlst" xmlns:r="http://schemas.openxmlformats.org/officeDocument/2006/relationships" xmlns:m="http://schemas.openxmlformats.org/officeDocument/2006/math" xmlns:v="urn:schemas-microsoft-com:vml" xmlns:wp14="http://schemas.microsoft.com/office/word/2010/wordprocessingDrawing" xmlns:wp="http://schemas.openxmlformats.org/drawingml/2006/wordprocessingDrawing" xmlns:w10="urn:schemas-microsoft-com:office:word" xmlns:w="http://schemas.openxmlformats.org/wordprocessingml/2006/main" xmlns:w14="http://schemas.microsoft.com/office/word/2010/wordml" xmlns:w15="http://schemas.microsoft.com/office/word/2012/wordml" xmlns:w16cex="http://schemas.microsoft.com/office/word/2018/wordml/cex" xmlns:w16cid="http://schemas.microsoft.com/office/word/2016/wordml/cid" xmlns:w16="http://schemas.microsoft.com/office/word/2018/wordml" xmlns:w16du="http://schemas.microsoft.com/office/word/2023/wordml/word16du" xmlns:w16sdtdh="http://schemas.microsoft.com/office/word/2020/wordml/sdtdatahash" xmlns:w16sdtfl="http://schemas.microsoft.com/office/word/2024/wordml/sdtformatlock" xmlns:w16se="http://schemas.microsoft.com/office/word/2015/wordml/symex" xmlns:wpg="http://schemas.microsoft.com/office/word/2010/wordprocessingGroup" xmlns:wpi="http://schemas.microsoft.com/office/word/2010/wordprocessingInk" xmlns:wne="http://schemas.microsoft.com/office/word/2006/wordml" xmlns:wps="http://schemas.microsoft.com/office/word/2010/wordprocessingShape" mc:Ignorable="w14 w15 w16se w16cid w16 w16cex w16sdtdh w16sdtfl w16du wp14">
+<w:hdr xmlns:a="http://schemas.openxmlformats.org/drawingml/2006/main" xmlns:a14="http://schemas.microsoft.com/office/drawing/2010/main" xmlns:mc="http://schemas.openxmlformats.org/markup-compatibility/2006" xmlns:pic="http://schemas.openxmlformats.org/drawingml/2006/picture" xmlns:r="http://schemas.openxmlformats.org/officeDocument/2006/relationships" xmlns:w="http://schemas.openxmlformats.org/wordprocessingml/2006/main" xmlns:w14="http://schemas.microsoft.com/office/word/2010/wordml" xmlns:w15="http://schemas.microsoft.com/office/word/2012/wordml" xmlns:w16="http://schemas.microsoft.com/office/word/2018/wordml" xmlns:w16cex="http://schemas.microsoft.com/office/word/2018/wordml/cex" xmlns:w16cid="http://schemas.microsoft.com/office/word/2016/wordml/cid" xmlns:w16du="http://schemas.microsoft.com/office/word/2023/wordml/word16du" xmlns:w16sdtdh="http://schemas.microsoft.com/office/word/2020/wordml/sdtdatahash" xmlns:w16se="http://schemas.microsoft.com/office/word/2015/wordml/symex" xmlns:wp="http://schemas.openxmlformats.org/drawingml/2006/wordprocessingDrawing" xmlns:wp14="http://schemas.microsoft.com/office/word/2010/wordprocessingDrawing" mc:Ignorable="w14 w15 w16se w16cid w16 w16cex w16sdtdh w16du wp14">
   <w:tbl>
     <w:tblPr>
       <w:tblW w:w="8645" w:type="dxa"/>

--- a/plantillas_maestras/02_seguro_vida/liquidacion_o_pago_menor/2_o_mas_ddos_varios/mujer/TPL_2319_2025_SEGURO_VIDA_LIQUIDACION_O_PAGO_MENOR_ASEGURADORA_MUJER_R1.docx
+++ b/plantillas_maestras/02_seguro_vida/liquidacion_o_pago_menor/2_o_mas_ddos_varios/mujer/TPL_2319_2025_SEGURO_VIDA_LIQUIDACION_O_PAGO_MENOR_ASEGURADORA_MUJER_R1.docx
@@ -10,9 +10,11 @@
         <w:spacing w:after="0" w:line="240" w:lineRule="auto"/>
         <w:jc w:val="both"/>
         <w:rPr>
-          <w:rFonts w:ascii="Arial Narrow" w:eastAsia="Times New Roman" w:hAnsi="Arial Narrow" w:cs="Times New Roman"/>
-          <w:color w:val="000000"/>
-          <w:kern w:val="0"/>
+          <w:rFonts w:ascii="Arial Narrow" w:eastAsia="Arial Narrow" w:hAnsi="Arial Narrow" w:cs="Arial Narrow"/>
+          <w:color w:val="000000"/>
+          <w:kern w:val="0"/>
+          <w:sz w:val="22"/>
+          <w:szCs w:val="22"/>
           <w:lang w:eastAsia="es-PE"/>
           <w14:ligatures w14:val="none"/>
         </w:rPr>
@@ -24,6 +26,8 @@
           <w:b/>
           <w:color w:val="000000"/>
           <w:kern w:val="0"/>
+          <w:sz w:val="22"/>
+          <w:szCs w:val="22"/>
           <w:lang w:eastAsia="es-PE"/>
           <w14:ligatures w14:val="none"/>
         </w:rPr>
@@ -35,6 +39,8 @@
           <w:b/>
           <w:color w:val="000000"/>
           <w:kern w:val="0"/>
+          <w:sz w:val="22"/>
+          <w:szCs w:val="22"/>
           <w:lang w:eastAsia="es-PE"/>
           <w14:ligatures w14:val="none"/>
         </w:rPr>
@@ -47,6 +53,8 @@
           <w:b/>
           <w:color w:val="000000"/>
           <w:kern w:val="0"/>
+          <w:sz w:val="22"/>
+          <w:szCs w:val="22"/>
           <w:lang w:eastAsia="es-PE"/>
           <w14:ligatures w14:val="none"/>
         </w:rPr>
@@ -54,11 +62,13 @@
       </w:r>
       <w:r>
         <w:rPr>
-          <w:rFonts w:ascii="Arial Narrow" w:eastAsia="Times New Roman" w:hAnsi="Arial Narrow" w:cs="Times New Roman"/>
+          <w:rFonts w:ascii="Arial Narrow" w:eastAsia="Arial Narrow" w:hAnsi="Arial Narrow" w:cs="Arial Narrow"/>
           <w:b/>
           <w:bCs/>
           <w:color w:val="000000"/>
           <w:kern w:val="0"/>
+          <w:sz w:val="22"/>
+          <w:szCs w:val="22"/>
           <w:shd w:val="clear" w:color="auto" w:fill="FFFFFF"/>
           <w:lang w:eastAsia="es-PE"/>
           <w14:ligatures w14:val="none"/>
@@ -80,6 +90,8 @@
           <w:b/>
           <w:color w:val="000000"/>
           <w:kern w:val="0"/>
+          <w:sz w:val="22"/>
+          <w:szCs w:val="22"/>
           <w:lang w:eastAsia="es-PE"/>
           <w14:ligatures w14:val="none"/>
         </w:rPr>
@@ -90,6 +102,8 @@
           <w:b/>
           <w:color w:val="000000"/>
           <w:kern w:val="0"/>
+          <w:sz w:val="22"/>
+          <w:szCs w:val="22"/>
           <w:lang w:eastAsia="es-PE"/>
           <w14:ligatures w14:val="none"/>
         </w:rPr>
@@ -114,6 +128,8 @@
           <w:b/>
           <w:color w:val="000000"/>
           <w:kern w:val="0"/>
+          <w:sz w:val="22"/>
+          <w:szCs w:val="22"/>
           <w:lang w:eastAsia="es-PE"/>
           <w14:ligatures w14:val="none"/>
         </w:rPr>
@@ -124,6 +140,8 @@
           <w:b/>
           <w:color w:val="000000"/>
           <w:kern w:val="0"/>
+          <w:sz w:val="22"/>
+          <w:szCs w:val="22"/>
           <w:lang w:eastAsia="es-PE"/>
           <w14:ligatures w14:val="none"/>
         </w:rPr>
@@ -135,6 +153,8 @@
           <w:b/>
           <w:color w:val="000000"/>
           <w:kern w:val="0"/>
+          <w:sz w:val="22"/>
+          <w:szCs w:val="22"/>
           <w:lang w:eastAsia="es-PE"/>
           <w14:ligatures w14:val="none"/>
         </w:rPr>
@@ -147,6 +167,8 @@
           <w:b/>
           <w:color w:val="000000"/>
           <w:kern w:val="0"/>
+          <w:sz w:val="22"/>
+          <w:szCs w:val="22"/>
           <w:lang w:eastAsia="es-PE"/>
           <w14:ligatures w14:val="none"/>
         </w:rPr>
@@ -158,6 +180,8 @@
           <w:b/>
           <w:color w:val="000000"/>
           <w:kern w:val="0"/>
+          <w:sz w:val="22"/>
+          <w:szCs w:val="22"/>
           <w:lang w:eastAsia="es-PE"/>
           <w14:ligatures w14:val="none"/>
         </w:rPr>
@@ -169,6 +193,8 @@
           <w:b/>
           <w:color w:val="000000"/>
           <w:kern w:val="0"/>
+          <w:sz w:val="22"/>
+          <w:szCs w:val="22"/>
           <w:lang w:eastAsia="es-PE"/>
           <w14:ligatures w14:val="none"/>
         </w:rPr>
@@ -180,6 +206,8 @@
           <w:b/>
           <w:color w:val="000000"/>
           <w:kern w:val="0"/>
+          <w:sz w:val="22"/>
+          <w:szCs w:val="22"/>
           <w:lang w:eastAsia="es-PE"/>
           <w14:ligatures w14:val="none"/>
         </w:rPr>
@@ -191,6 +219,8 @@
           <w:b/>
           <w:color w:val="000000"/>
           <w:kern w:val="0"/>
+          <w:sz w:val="22"/>
+          <w:szCs w:val="22"/>
           <w:lang w:eastAsia="es-PE"/>
           <w14:ligatures w14:val="none"/>
         </w:rPr>
@@ -211,6 +241,8 @@
           <w:b/>
           <w:color w:val="000000"/>
           <w:kern w:val="0"/>
+          <w:sz w:val="22"/>
+          <w:szCs w:val="22"/>
           <w:lang w:eastAsia="es-PE"/>
           <w14:ligatures w14:val="none"/>
         </w:rPr>
@@ -221,6 +253,8 @@
           <w:b/>
           <w:color w:val="000000"/>
           <w:kern w:val="0"/>
+          <w:sz w:val="22"/>
+          <w:szCs w:val="22"/>
           <w:lang w:eastAsia="es-PE"/>
           <w14:ligatures w14:val="none"/>
         </w:rPr>
@@ -232,6 +266,8 @@
           <w:b/>
           <w:color w:val="000000"/>
           <w:kern w:val="0"/>
+          <w:sz w:val="22"/>
+          <w:szCs w:val="22"/>
           <w:lang w:eastAsia="es-PE"/>
           <w14:ligatures w14:val="none"/>
         </w:rPr>
@@ -244,6 +280,8 @@
           <w:b/>
           <w:color w:val="000000"/>
           <w:kern w:val="0"/>
+          <w:sz w:val="22"/>
+          <w:szCs w:val="22"/>
           <w:lang w:eastAsia="es-PE"/>
           <w14:ligatures w14:val="none"/>
         </w:rPr>
@@ -265,6 +303,8 @@
           <w:b/>
           <w:color w:val="000000"/>
           <w:kern w:val="0"/>
+          <w:sz w:val="22"/>
+          <w:szCs w:val="22"/>
           <w:lang w:eastAsia="es-PE"/>
           <w14:ligatures w14:val="none"/>
         </w:rPr>
@@ -275,6 +315,8 @@
           <w:b/>
           <w:color w:val="000000"/>
           <w:kern w:val="0"/>
+          <w:sz w:val="22"/>
+          <w:szCs w:val="22"/>
           <w:lang w:eastAsia="es-PE"/>
           <w14:ligatures w14:val="none"/>
         </w:rPr>
@@ -294,6 +336,8 @@
           <w:b/>
           <w:color w:val="000000"/>
           <w:kern w:val="0"/>
+          <w:sz w:val="22"/>
+          <w:szCs w:val="22"/>
           <w:lang w:eastAsia="es-PE"/>
           <w14:ligatures w14:val="none"/>
         </w:rPr>
@@ -304,6 +348,8 @@
           <w:b/>
           <w:color w:val="000000"/>
           <w:kern w:val="0"/>
+          <w:sz w:val="22"/>
+          <w:szCs w:val="22"/>
           <w:lang w:eastAsia="es-PE"/>
           <w14:ligatures w14:val="none"/>
         </w:rPr>
@@ -315,6 +361,8 @@
           <w:b/>
           <w:color w:val="000000"/>
           <w:kern w:val="0"/>
+          <w:sz w:val="22"/>
+          <w:szCs w:val="22"/>
           <w:lang w:eastAsia="es-PE"/>
           <w14:ligatures w14:val="none"/>
         </w:rPr>
@@ -327,6 +375,8 @@
           <w:b/>
           <w:color w:val="000000"/>
           <w:kern w:val="0"/>
+          <w:sz w:val="22"/>
+          <w:szCs w:val="22"/>
           <w:lang w:eastAsia="es-PE"/>
           <w14:ligatures w14:val="none"/>
         </w:rPr>
@@ -338,6 +388,8 @@
           <w:b/>
           <w:color w:val="000000"/>
           <w:kern w:val="0"/>
+          <w:sz w:val="22"/>
+          <w:szCs w:val="22"/>
           <w:lang w:eastAsia="es-PE"/>
           <w14:ligatures w14:val="none"/>
         </w:rPr>
@@ -352,9 +404,11 @@
         <w:spacing w:after="0" w:line="240" w:lineRule="auto"/>
         <w:jc w:val="both"/>
         <w:rPr>
-          <w:rFonts w:ascii="Arial Narrow" w:eastAsia="Times New Roman" w:hAnsi="Arial Narrow" w:cs="Times New Roman"/>
-          <w:color w:val="000000"/>
-          <w:kern w:val="0"/>
+          <w:rFonts w:ascii="Arial Narrow" w:eastAsia="Arial Narrow" w:hAnsi="Arial Narrow" w:cs="Arial Narrow"/>
+          <w:color w:val="000000"/>
+          <w:kern w:val="0"/>
+          <w:sz w:val="22"/>
+          <w:szCs w:val="22"/>
           <w:shd w:val="clear" w:color="auto" w:fill="FFFFFF"/>
           <w:lang w:eastAsia="es-PE"/>
           <w14:ligatures w14:val="none"/>
@@ -369,9 +423,11 @@
         <w:spacing w:after="0" w:line="240" w:lineRule="auto"/>
         <w:jc w:val="both"/>
         <w:rPr>
-          <w:rFonts w:ascii="Arial Narrow" w:eastAsia="Times New Roman" w:hAnsi="Arial Narrow" w:cs="Times New Roman"/>
-          <w:color w:val="000000"/>
-          <w:kern w:val="0"/>
+          <w:rFonts w:ascii="Arial Narrow" w:eastAsia="Arial Narrow" w:hAnsi="Arial Narrow" w:cs="Arial Narrow"/>
+          <w:color w:val="000000"/>
+          <w:kern w:val="0"/>
+          <w:sz w:val="22"/>
+          <w:szCs w:val="22"/>
           <w:shd w:val="clear" w:color="auto" w:fill="FFFFFF"/>
           <w:lang w:eastAsia="es-PE"/>
           <w14:ligatures w14:val="none"/>
@@ -379,9 +435,11 @@
       </w:pPr>
       <w:r>
         <w:rPr>
-          <w:rFonts w:ascii="Arial Narrow" w:eastAsia="Times New Roman" w:hAnsi="Arial Narrow" w:cs="Times New Roman"/>
-          <w:color w:val="000000"/>
-          <w:kern w:val="0"/>
+          <w:rFonts w:ascii="Arial Narrow" w:eastAsia="Arial Narrow" w:hAnsi="Arial Narrow" w:cs="Arial Narrow"/>
+          <w:color w:val="000000"/>
+          <w:kern w:val="0"/>
+          <w:sz w:val="22"/>
+          <w:szCs w:val="22"/>
           <w:shd w:val="clear" w:color="auto" w:fill="FFFFFF"/>
           <w:lang w:eastAsia="es-PE"/>
           <w14:ligatures w14:val="none"/>
@@ -390,9 +448,11 @@
       </w:r>
       <w:r>
         <w:rPr>
-          <w:rFonts w:ascii="Arial Narrow" w:eastAsia="Times New Roman" w:hAnsi="Arial Narrow" w:cs="Times New Roman"/>
-          <w:color w:val="000000"/>
-          <w:kern w:val="0"/>
+          <w:rFonts w:ascii="Arial Narrow" w:eastAsia="Arial Narrow" w:hAnsi="Arial Narrow" w:cs="Arial Narrow"/>
+          <w:color w:val="000000"/>
+          <w:kern w:val="0"/>
+          <w:sz w:val="22"/>
+          <w:szCs w:val="22"/>
           <w:shd w:val="clear" w:color="auto" w:fill="FFFFFF"/>
           <w:lang w:eastAsia="es-PE"/>
           <w14:ligatures w14:val="none"/>
@@ -401,9 +461,11 @@
       </w:r>
       <w:r>
         <w:rPr>
-          <w:rFonts w:ascii="Arial Narrow" w:eastAsia="Times New Roman" w:hAnsi="Arial Narrow" w:cs="Times New Roman"/>
-          <w:color w:val="000000"/>
-          <w:kern w:val="0"/>
+          <w:rFonts w:ascii="Arial Narrow" w:eastAsia="Arial Narrow" w:hAnsi="Arial Narrow" w:cs="Arial Narrow"/>
+          <w:color w:val="000000"/>
+          <w:kern w:val="0"/>
+          <w:sz w:val="22"/>
+          <w:szCs w:val="22"/>
           <w:shd w:val="clear" w:color="auto" w:fill="FFFFFF"/>
           <w:lang w:eastAsia="es-PE"/>
           <w14:ligatures w14:val="none"/>
@@ -412,9 +474,11 @@
       </w:r>
       <w:r>
         <w:rPr>
-          <w:rFonts w:ascii="Arial Narrow" w:eastAsia="Times New Roman" w:hAnsi="Arial Narrow" w:cs="Times New Roman"/>
-          <w:color w:val="000000"/>
-          <w:kern w:val="0"/>
+          <w:rFonts w:ascii="Arial Narrow" w:eastAsia="Arial Narrow" w:hAnsi="Arial Narrow" w:cs="Arial Narrow"/>
+          <w:color w:val="000000"/>
+          <w:kern w:val="0"/>
+          <w:sz w:val="22"/>
+          <w:szCs w:val="22"/>
           <w:shd w:val="clear" w:color="auto" w:fill="FFFFFF"/>
           <w:lang w:eastAsia="es-PE"/>
           <w14:ligatures w14:val="none"/>
@@ -423,9 +487,11 @@
       </w:r>
       <w:r>
         <w:rPr>
-          <w:rFonts w:ascii="Arial Narrow" w:eastAsia="Times New Roman" w:hAnsi="Arial Narrow" w:cs="Times New Roman"/>
-          <w:color w:val="000000"/>
-          <w:kern w:val="0"/>
+          <w:rFonts w:ascii="Arial Narrow" w:eastAsia="Arial Narrow" w:hAnsi="Arial Narrow" w:cs="Arial Narrow"/>
+          <w:color w:val="000000"/>
+          <w:kern w:val="0"/>
+          <w:sz w:val="22"/>
+          <w:szCs w:val="22"/>
           <w:shd w:val="clear" w:color="auto" w:fill="FFFFFF"/>
           <w:lang w:eastAsia="es-PE"/>
           <w14:ligatures w14:val="none"/>
@@ -441,9 +507,11 @@
         <w:spacing w:after="0" w:line="240" w:lineRule="auto"/>
         <w:jc w:val="both"/>
         <w:rPr>
-          <w:rFonts w:ascii="Arial Narrow" w:eastAsia="Times New Roman" w:hAnsi="Arial Narrow" w:cs="Times New Roman"/>
-          <w:color w:val="000000"/>
-          <w:kern w:val="0"/>
+          <w:rFonts w:ascii="Arial Narrow" w:eastAsia="Arial Narrow" w:hAnsi="Arial Narrow" w:cs="Arial Narrow"/>
+          <w:color w:val="000000"/>
+          <w:kern w:val="0"/>
+          <w:sz w:val="22"/>
+          <w:szCs w:val="22"/>
           <w:lang w:eastAsia="es-PE"/>
           <w14:ligatures w14:val="none"/>
         </w:rPr>
@@ -459,9 +527,11 @@
         <w:ind w:left="567" w:hanging="567"/>
         <w:jc w:val="both"/>
         <w:rPr>
-          <w:rFonts w:ascii="Arial Narrow" w:eastAsia="Times New Roman" w:hAnsi="Arial Narrow" w:cs="Times New Roman"/>
-          <w:color w:val="000000"/>
-          <w:kern w:val="0"/>
+          <w:rFonts w:ascii="Arial Narrow" w:eastAsia="Arial Narrow" w:hAnsi="Arial Narrow" w:cs="Arial Narrow"/>
+          <w:color w:val="000000"/>
+          <w:kern w:val="0"/>
+          <w:sz w:val="22"/>
+          <w:szCs w:val="22"/>
           <w:lang w:eastAsia="es-PE"/>
           <w14:ligatures w14:val="none"/>
         </w:rPr>
@@ -472,6 +542,8 @@
           <w:b/>
           <w:color w:val="000000"/>
           <w:kern w:val="0"/>
+          <w:sz w:val="22"/>
+          <w:szCs w:val="22"/>
           <w:lang w:eastAsia="es-PE"/>
           <w14:ligatures w14:val="none"/>
         </w:rPr>
@@ -483,9 +555,11 @@
         <w:spacing w:after="0" w:line="240" w:lineRule="auto"/>
         <w:jc w:val="both"/>
         <w:rPr>
-          <w:rFonts w:ascii="Arial Narrow" w:eastAsia="Times New Roman" w:hAnsi="Arial Narrow" w:cs="Times New Roman"/>
-          <w:color w:val="000000"/>
-          <w:kern w:val="0"/>
+          <w:rFonts w:ascii="Arial Narrow" w:eastAsia="Arial Narrow" w:hAnsi="Arial Narrow" w:cs="Arial Narrow"/>
+          <w:color w:val="000000"/>
+          <w:kern w:val="0"/>
+          <w:sz w:val="22"/>
+          <w:szCs w:val="22"/>
           <w:lang w:eastAsia="es-PE"/>
           <w14:ligatures w14:val="none"/>
         </w:rPr>
@@ -501,18 +575,22 @@
         <w:ind w:left="567" w:hanging="567"/>
         <w:jc w:val="both"/>
         <w:rPr>
-          <w:rFonts w:ascii="Arial Narrow" w:eastAsia="Times New Roman" w:hAnsi="Arial Narrow" w:cs="Arial"/>
-          <w:color w:val="000000"/>
-          <w:kern w:val="0"/>
+          <w:rFonts w:ascii="Arial Narrow" w:eastAsia="Arial Narrow" w:hAnsi="Arial Narrow" w:cs="Arial Narrow"/>
+          <w:color w:val="000000"/>
+          <w:kern w:val="0"/>
+          <w:sz w:val="22"/>
+          <w:szCs w:val="22"/>
           <w:lang w:val="es-ES" w:eastAsia="es-ES"/>
           <w14:ligatures w14:val="none"/>
         </w:rPr>
       </w:pPr>
       <w:r>
         <w:rPr>
-          <w:rFonts w:ascii="Arial Narrow" w:eastAsia="Times New Roman" w:hAnsi="Arial Narrow" w:cs="Arial"/>
-          <w:color w:val="000000"/>
-          <w:kern w:val="0"/>
+          <w:rFonts w:ascii="Arial Narrow" w:eastAsia="Arial Narrow" w:hAnsi="Arial Narrow" w:cs="Arial Narrow"/>
+          <w:color w:val="000000"/>
+          <w:kern w:val="0"/>
+          <w:sz w:val="22"/>
+          <w:szCs w:val="22"/>
           <w:lang w:val="es-ES" w:eastAsia="es-ES"/>
           <w14:ligatures w14:val="none"/>
         </w:rPr>
@@ -520,9 +598,11 @@
       </w:r>
       <w:r>
         <w:rPr>
-          <w:rFonts w:ascii="Arial Narrow" w:eastAsia="Times New Roman" w:hAnsi="Arial Narrow" w:cs="Arial"/>
-          <w:color w:val="000000"/>
-          <w:kern w:val="0"/>
+          <w:rFonts w:ascii="Arial Narrow" w:eastAsia="Arial Narrow" w:hAnsi="Arial Narrow" w:cs="Arial Narrow"/>
+          <w:color w:val="000000"/>
+          <w:kern w:val="0"/>
+          <w:sz w:val="22"/>
+          <w:szCs w:val="22"/>
           <w:lang w:val="es-ES" w:eastAsia="es-ES"/>
           <w14:ligatures w14:val="none"/>
         </w:rPr>
@@ -530,9 +610,11 @@
       </w:r>
       <w:r>
         <w:rPr>
-          <w:rFonts w:ascii="Arial Narrow" w:eastAsia="Times New Roman" w:hAnsi="Arial Narrow" w:cs="Arial"/>
-          <w:color w:val="000000"/>
-          <w:kern w:val="0"/>
+          <w:rFonts w:ascii="Arial Narrow" w:eastAsia="Arial Narrow" w:hAnsi="Arial Narrow" w:cs="Arial Narrow"/>
+          <w:color w:val="000000"/>
+          <w:kern w:val="0"/>
+          <w:sz w:val="22"/>
+          <w:szCs w:val="22"/>
           <w:lang w:val="es-ES" w:eastAsia="es-ES"/>
           <w14:ligatures w14:val="none"/>
         </w:rPr>
@@ -540,9 +622,11 @@
       </w:r>
       <w:r>
         <w:rPr>
-          <w:rFonts w:ascii="Arial Narrow" w:eastAsia="Times New Roman" w:hAnsi="Arial Narrow" w:cs="Arial"/>
-          <w:color w:val="000000"/>
-          <w:kern w:val="0"/>
+          <w:rFonts w:ascii="Arial Narrow" w:eastAsia="Arial Narrow" w:hAnsi="Arial Narrow" w:cs="Arial Narrow"/>
+          <w:color w:val="000000"/>
+          <w:kern w:val="0"/>
+          <w:sz w:val="22"/>
+          <w:szCs w:val="22"/>
           <w:lang w:val="es-ES" w:eastAsia="es-ES"/>
           <w14:ligatures w14:val="none"/>
         </w:rPr>
@@ -550,9 +634,11 @@
       </w:r>
       <w:r>
         <w:rPr>
-          <w:rFonts w:ascii="Arial Narrow" w:eastAsia="Times New Roman" w:hAnsi="Arial Narrow" w:cs="Arial"/>
-          <w:color w:val="000000"/>
-          <w:kern w:val="0"/>
+          <w:rFonts w:ascii="Arial Narrow" w:eastAsia="Arial Narrow" w:hAnsi="Arial Narrow" w:cs="Arial Narrow"/>
+          <w:color w:val="000000"/>
+          <w:kern w:val="0"/>
+          <w:sz w:val="22"/>
+          <w:szCs w:val="22"/>
           <w:lang w:val="es-ES" w:eastAsia="es-ES"/>
           <w14:ligatures w14:val="none"/>
         </w:rPr>
@@ -561,9 +647,11 @@
       <w:r>
         <w:rPr>
           <w:rStyle w:val="Refdenotaalpie"/>
-          <w:rFonts w:ascii="Arial Narrow" w:eastAsia="Times New Roman" w:hAnsi="Arial Narrow" w:cs="Times New Roman"/>
-          <w:color w:val="000000"/>
-          <w:kern w:val="0"/>
+          <w:rFonts w:ascii="Arial Narrow" w:eastAsia="Arial Narrow" w:hAnsi="Arial Narrow" w:cs="Arial Narrow"/>
+          <w:color w:val="000000"/>
+          <w:kern w:val="0"/>
+          <w:sz w:val="22"/>
+          <w:szCs w:val="22"/>
           <w:vertAlign w:val="superscript"/>
           <w:lang w:val="es-ES" w:eastAsia="es-ES"/>
           <w14:ligatures w14:val="none"/>
@@ -572,34 +660,42 @@
       </w:r>
       <w:r>
         <w:rPr>
-          <w:rFonts w:ascii="Arial Narrow" w:eastAsia="Calibri" w:hAnsi="Arial Narrow" w:cs="Arial"/>
-          <w:kern w:val="0"/>
-          <w14:ligatures w14:val="none"/>
+          <w:rFonts w:ascii="Arial Narrow" w:eastAsia="Arial Narrow" w:hAnsi="Arial Narrow" w:cs="Arial Narrow"/>
+          <w:kern w:val="0"/>
+          <w14:ligatures w14:val="none"/>
+          <w:sz w:val="22"/>
+          <w:szCs w:val="22"/>
         </w:rPr>
         <w:t/>
       </w:r>
       <w:r>
         <w:rPr>
-          <w:rFonts w:ascii="Arial Narrow" w:eastAsia="Calibri" w:hAnsi="Arial Narrow" w:cs="Arial"/>
-          <w:kern w:val="0"/>
-          <w14:ligatures w14:val="none"/>
+          <w:rFonts w:ascii="Arial Narrow" w:eastAsia="Arial Narrow" w:hAnsi="Arial Narrow" w:cs="Arial Narrow"/>
+          <w:kern w:val="0"/>
+          <w14:ligatures w14:val="none"/>
+          <w:sz w:val="22"/>
+          <w:szCs w:val="22"/>
         </w:rPr>
         <w:t xml:space="preserve"/>
       </w:r>
       <w:r>
         <w:rPr>
-          <w:rFonts w:ascii="Arial Narrow" w:eastAsia="Calibri" w:hAnsi="Arial Narrow" w:cs="Arial"/>
-          <w:kern w:val="0"/>
-          <w14:ligatures w14:val="none"/>
+          <w:rFonts w:ascii="Arial Narrow" w:eastAsia="Arial Narrow" w:hAnsi="Arial Narrow" w:cs="Arial Narrow"/>
+          <w:kern w:val="0"/>
+          <w14:ligatures w14:val="none"/>
+          <w:sz w:val="22"/>
+          <w:szCs w:val="22"/>
         </w:rPr>
         <w:t/>
       </w:r>
       <w:r>
         <w:rPr>
           <w:rStyle w:val="Refdenotaalpie"/>
-          <w:rFonts w:ascii="Arial Narrow" w:eastAsia="Times New Roman" w:hAnsi="Arial Narrow" w:cs="Times New Roman"/>
-          <w:color w:val="000000"/>
-          <w:kern w:val="0"/>
+          <w:rFonts w:ascii="Arial Narrow" w:eastAsia="Arial Narrow" w:hAnsi="Arial Narrow" w:cs="Arial Narrow"/>
+          <w:color w:val="000000"/>
+          <w:kern w:val="0"/>
+          <w:sz w:val="22"/>
+          <w:szCs w:val="22"/>
           <w:vertAlign w:val="superscript"/>
           <w:lang w:val="es-ES" w:eastAsia="es-ES"/>
           <w14:ligatures w14:val="none"/>
@@ -608,25 +704,31 @@
       </w:r>
       <w:r>
         <w:rPr>
-          <w:rFonts w:ascii="Arial Narrow" w:eastAsia="Calibri" w:hAnsi="Arial Narrow" w:cs="Arial"/>
-          <w:kern w:val="0"/>
-          <w14:ligatures w14:val="none"/>
+          <w:rFonts w:ascii="Arial Narrow" w:eastAsia="Arial Narrow" w:hAnsi="Arial Narrow" w:cs="Arial Narrow"/>
+          <w:kern w:val="0"/>
+          <w14:ligatures w14:val="none"/>
+          <w:sz w:val="22"/>
+          <w:szCs w:val="22"/>
         </w:rPr>
         <w:t xml:space="preserve"/>
       </w:r>
       <w:r>
         <w:rPr>
-          <w:rFonts w:ascii="Arial Narrow" w:eastAsia="Calibri" w:hAnsi="Arial Narrow" w:cs="Arial"/>
-          <w:kern w:val="0"/>
-          <w14:ligatures w14:val="none"/>
+          <w:rFonts w:ascii="Arial Narrow" w:eastAsia="Arial Narrow" w:hAnsi="Arial Narrow" w:cs="Arial Narrow"/>
+          <w:kern w:val="0"/>
+          <w14:ligatures w14:val="none"/>
+          <w:sz w:val="22"/>
+          <w:szCs w:val="22"/>
         </w:rPr>
         <w:t/>
       </w:r>
       <w:r>
         <w:rPr>
-          <w:rFonts w:ascii="Arial Narrow" w:eastAsia="Times New Roman" w:hAnsi="Arial Narrow" w:cs="Arial"/>
-          <w:color w:val="000000"/>
-          <w:kern w:val="0"/>
+          <w:rFonts w:ascii="Arial Narrow" w:eastAsia="Arial Narrow" w:hAnsi="Arial Narrow" w:cs="Arial Narrow"/>
+          <w:color w:val="000000"/>
+          <w:kern w:val="0"/>
+          <w:sz w:val="22"/>
+          <w:szCs w:val="22"/>
           <w:lang w:val="es-ES" w:eastAsia="es-ES"/>
           <w14:ligatures w14:val="none"/>
         </w:rPr>
@@ -634,9 +736,11 @@
       </w:r>
       <w:r>
         <w:rPr>
-          <w:rFonts w:ascii="Arial Narrow" w:eastAsia="Times New Roman" w:hAnsi="Arial Narrow" w:cs="Arial"/>
-          <w:color w:val="000000"/>
-          <w:kern w:val="0"/>
+          <w:rFonts w:ascii="Arial Narrow" w:eastAsia="Arial Narrow" w:hAnsi="Arial Narrow" w:cs="Arial Narrow"/>
+          <w:color w:val="000000"/>
+          <w:kern w:val="0"/>
+          <w:sz w:val="22"/>
+          <w:szCs w:val="22"/>
           <w:lang w:val="es-ES" w:eastAsia="es-ES"/>
           <w14:ligatures w14:val="none"/>
         </w:rPr>
@@ -644,9 +748,11 @@
       </w:r>
       <w:r>
         <w:rPr>
-          <w:rFonts w:ascii="Arial Narrow" w:eastAsia="Times New Roman" w:hAnsi="Arial Narrow" w:cs="Arial"/>
-          <w:color w:val="000000"/>
-          <w:kern w:val="0"/>
+          <w:rFonts w:ascii="Arial Narrow" w:eastAsia="Arial Narrow" w:hAnsi="Arial Narrow" w:cs="Arial Narrow"/>
+          <w:color w:val="000000"/>
+          <w:kern w:val="0"/>
+          <w:sz w:val="22"/>
+          <w:szCs w:val="22"/>
           <w:lang w:val="es-ES" w:eastAsia="es-ES"/>
           <w14:ligatures w14:val="none"/>
         </w:rPr>
@@ -654,9 +760,11 @@
       </w:r>
       <w:r>
         <w:rPr>
-          <w:rFonts w:ascii="Arial Narrow" w:eastAsia="Times New Roman" w:hAnsi="Arial Narrow" w:cs="Arial"/>
-          <w:color w:val="000000"/>
-          <w:kern w:val="0"/>
+          <w:rFonts w:ascii="Arial Narrow" w:eastAsia="Arial Narrow" w:hAnsi="Arial Narrow" w:cs="Arial Narrow"/>
+          <w:color w:val="000000"/>
+          <w:kern w:val="0"/>
+          <w:sz w:val="22"/>
+          <w:szCs w:val="22"/>
           <w:lang w:val="es-ES" w:eastAsia="es-ES"/>
           <w14:ligatures w14:val="none"/>
         </w:rPr>
@@ -665,9 +773,11 @@
       <w:r>
         <w:rPr>
           <w:rStyle w:val="Refdenotaalpie"/>
-          <w:rFonts w:ascii="Arial Narrow" w:eastAsia="Times New Roman" w:hAnsi="Arial Narrow" w:cs="Times New Roman"/>
-          <w:color w:val="000000"/>
-          <w:kern w:val="0"/>
+          <w:rFonts w:ascii="Arial Narrow" w:eastAsia="Arial Narrow" w:hAnsi="Arial Narrow" w:cs="Arial Narrow"/>
+          <w:color w:val="000000"/>
+          <w:kern w:val="0"/>
+          <w:sz w:val="22"/>
+          <w:szCs w:val="22"/>
           <w:vertAlign w:val="superscript"/>
           <w:lang w:val="es-ES" w:eastAsia="es-ES"/>
           <w14:ligatures w14:val="none"/>
@@ -676,9 +786,11 @@
       </w:r>
       <w:r>
         <w:rPr>
-          <w:rFonts w:ascii="Arial Narrow" w:eastAsia="Times New Roman" w:hAnsi="Arial Narrow" w:cs="Arial"/>
-          <w:color w:val="000000"/>
-          <w:kern w:val="0"/>
+          <w:rFonts w:ascii="Arial Narrow" w:eastAsia="Arial Narrow" w:hAnsi="Arial Narrow" w:cs="Arial Narrow"/>
+          <w:color w:val="000000"/>
+          <w:kern w:val="0"/>
+          <w:sz w:val="22"/>
+          <w:szCs w:val="22"/>
           <w:lang w:val="es-ES" w:eastAsia="es-ES"/>
           <w14:ligatures w14:val="none"/>
         </w:rPr>
@@ -686,10 +798,12 @@
       </w:r>
       <w:r>
         <w:rPr>
-          <w:rFonts w:ascii="Arial Narrow" w:eastAsia="Times New Roman" w:hAnsi="Arial Narrow" w:cs="Arial"/>
+          <w:rFonts w:ascii="Arial Narrow" w:eastAsia="Arial Narrow" w:hAnsi="Arial Narrow" w:cs="Arial Narrow"/>
           <w:bCs/>
           <w:color w:val="000000"/>
           <w:kern w:val="0"/>
+          <w:sz w:val="22"/>
+          <w:szCs w:val="22"/>
           <w:lang w:val="es-ES" w:eastAsia="es-ES"/>
           <w14:ligatures w14:val="none"/>
         </w:rPr>
@@ -704,9 +818,11 @@
         <w:spacing w:after="0" w:line="240" w:lineRule="auto"/>
         <w:jc w:val="both"/>
         <w:rPr>
-          <w:rFonts w:ascii="Arial Narrow" w:eastAsia="Times New Roman" w:hAnsi="Arial Narrow" w:cs="Arial"/>
-          <w:color w:val="000000"/>
-          <w:kern w:val="0"/>
+          <w:rFonts w:ascii="Arial Narrow" w:eastAsia="Arial Narrow" w:hAnsi="Arial Narrow" w:cs="Arial Narrow"/>
+          <w:color w:val="000000"/>
+          <w:kern w:val="0"/>
+          <w:sz w:val="22"/>
+          <w:szCs w:val="22"/>
           <w:lang w:val="es-ES" w:eastAsia="es-ES"/>
           <w14:ligatures w14:val="none"/>
         </w:rPr>
@@ -726,18 +842,22 @@
         <w:ind w:left="1134" w:hanging="567"/>
         <w:jc w:val="both"/>
         <w:rPr>
-          <w:rFonts w:ascii="Arial Narrow" w:eastAsia="Times New Roman" w:hAnsi="Arial Narrow" w:cs="Arial"/>
-          <w:color w:val="000000"/>
-          <w:kern w:val="0"/>
+          <w:rFonts w:ascii="Arial Narrow" w:eastAsia="Arial Narrow" w:hAnsi="Arial Narrow" w:cs="Arial Narrow"/>
+          <w:color w:val="000000"/>
+          <w:kern w:val="0"/>
+          <w:sz w:val="22"/>
+          <w:szCs w:val="22"/>
           <w:lang w:eastAsia="es-ES"/>
           <w14:ligatures w14:val="none"/>
         </w:rPr>
       </w:pPr>
       <w:r>
         <w:rPr>
-          <w:rFonts w:ascii="Arial Narrow" w:eastAsia="Times New Roman" w:hAnsi="Arial Narrow" w:cs="Arial"/>
-          <w:color w:val="000000"/>
-          <w:kern w:val="0"/>
+          <w:rFonts w:ascii="Arial Narrow" w:eastAsia="Arial Narrow" w:hAnsi="Arial Narrow" w:cs="Arial Narrow"/>
+          <w:color w:val="000000"/>
+          <w:kern w:val="0"/>
+          <w:sz w:val="22"/>
+          <w:szCs w:val="22"/>
           <w:lang w:eastAsia="es-ES"/>
           <w14:ligatures w14:val="none"/>
         </w:rPr>
@@ -745,9 +865,11 @@
       </w:r>
       <w:r>
         <w:rPr>
-          <w:rFonts w:ascii="Arial Narrow" w:eastAsia="Times New Roman" w:hAnsi="Arial Narrow" w:cs="Arial"/>
-          <w:color w:val="000000"/>
-          <w:kern w:val="0"/>
+          <w:rFonts w:ascii="Arial Narrow" w:eastAsia="Arial Narrow" w:hAnsi="Arial Narrow" w:cs="Arial Narrow"/>
+          <w:color w:val="000000"/>
+          <w:kern w:val="0"/>
+          <w:sz w:val="22"/>
+          <w:szCs w:val="22"/>
           <w:lang w:eastAsia="es-ES"/>
           <w14:ligatures w14:val="none"/>
         </w:rPr>
@@ -755,9 +877,11 @@
       </w:r>
       <w:r>
         <w:rPr>
-          <w:rFonts w:ascii="Arial Narrow" w:eastAsia="Times New Roman" w:hAnsi="Arial Narrow" w:cs="Arial"/>
-          <w:color w:val="000000"/>
-          <w:kern w:val="0"/>
+          <w:rFonts w:ascii="Arial Narrow" w:eastAsia="Arial Narrow" w:hAnsi="Arial Narrow" w:cs="Arial Narrow"/>
+          <w:color w:val="000000"/>
+          <w:kern w:val="0"/>
+          <w:sz w:val="22"/>
+          <w:szCs w:val="22"/>
           <w:lang w:eastAsia="es-ES"/>
           <w14:ligatures w14:val="none"/>
         </w:rPr>
@@ -765,9 +889,11 @@
       </w:r>
       <w:r>
         <w:rPr>
-          <w:rFonts w:ascii="Arial Narrow" w:eastAsia="Times New Roman" w:hAnsi="Arial Narrow" w:cs="Arial"/>
-          <w:color w:val="000000"/>
-          <w:kern w:val="0"/>
+          <w:rFonts w:ascii="Arial Narrow" w:eastAsia="Arial Narrow" w:hAnsi="Arial Narrow" w:cs="Arial Narrow"/>
+          <w:color w:val="000000"/>
+          <w:kern w:val="0"/>
+          <w:sz w:val="22"/>
+          <w:szCs w:val="22"/>
           <w:lang w:eastAsia="es-ES"/>
           <w14:ligatures w14:val="none"/>
         </w:rPr>
@@ -775,9 +901,11 @@
       </w:r>
       <w:r>
         <w:rPr>
-          <w:rFonts w:ascii="Arial Narrow" w:eastAsia="Times New Roman" w:hAnsi="Arial Narrow" w:cs="Arial"/>
-          <w:color w:val="000000"/>
-          <w:kern w:val="0"/>
+          <w:rFonts w:ascii="Arial Narrow" w:eastAsia="Arial Narrow" w:hAnsi="Arial Narrow" w:cs="Arial Narrow"/>
+          <w:color w:val="000000"/>
+          <w:kern w:val="0"/>
+          <w:sz w:val="22"/>
+          <w:szCs w:val="22"/>
           <w:lang w:eastAsia="es-ES"/>
           <w14:ligatures w14:val="none"/>
         </w:rPr>
@@ -785,9 +913,11 @@
       </w:r>
       <w:r>
         <w:rPr>
-          <w:rFonts w:ascii="Arial Narrow" w:eastAsia="Times New Roman" w:hAnsi="Arial Narrow" w:cs="Arial"/>
-          <w:color w:val="000000"/>
-          <w:kern w:val="0"/>
+          <w:rFonts w:ascii="Arial Narrow" w:eastAsia="Arial Narrow" w:hAnsi="Arial Narrow" w:cs="Arial Narrow"/>
+          <w:color w:val="000000"/>
+          <w:kern w:val="0"/>
+          <w:sz w:val="22"/>
+          <w:szCs w:val="22"/>
           <w:lang w:eastAsia="es-ES"/>
           <w14:ligatures w14:val="none"/>
         </w:rPr>
@@ -795,9 +925,11 @@
       </w:r>
       <w:r>
         <w:rPr>
-          <w:rFonts w:ascii="Arial Narrow" w:eastAsia="Times New Roman" w:hAnsi="Arial Narrow" w:cs="Arial"/>
-          <w:color w:val="000000"/>
-          <w:kern w:val="0"/>
+          <w:rFonts w:ascii="Arial Narrow" w:eastAsia="Arial Narrow" w:hAnsi="Arial Narrow" w:cs="Arial Narrow"/>
+          <w:color w:val="000000"/>
+          <w:kern w:val="0"/>
+          <w:sz w:val="22"/>
+          <w:szCs w:val="22"/>
           <w:lang w:val="es-ES" w:eastAsia="es-ES"/>
           <w14:ligatures w14:val="none"/>
         </w:rPr>
@@ -805,9 +937,11 @@
       </w:r>
       <w:r>
         <w:rPr>
-          <w:rFonts w:ascii="Arial Narrow" w:eastAsia="Times New Roman" w:hAnsi="Arial Narrow" w:cs="Arial"/>
-          <w:color w:val="000000"/>
-          <w:kern w:val="0"/>
+          <w:rFonts w:ascii="Arial Narrow" w:eastAsia="Arial Narrow" w:hAnsi="Arial Narrow" w:cs="Arial Narrow"/>
+          <w:color w:val="000000"/>
+          <w:kern w:val="0"/>
+          <w:sz w:val="22"/>
+          <w:szCs w:val="22"/>
           <w:lang w:val="es-ES" w:eastAsia="es-ES"/>
           <w14:ligatures w14:val="none"/>
         </w:rPr>
@@ -815,9 +949,11 @@
       </w:r>
       <w:r>
         <w:rPr>
-          <w:rFonts w:ascii="Arial Narrow" w:eastAsia="Times New Roman" w:hAnsi="Arial Narrow" w:cs="Arial"/>
-          <w:color w:val="000000"/>
-          <w:kern w:val="0"/>
+          <w:rFonts w:ascii="Arial Narrow" w:eastAsia="Arial Narrow" w:hAnsi="Arial Narrow" w:cs="Arial Narrow"/>
+          <w:color w:val="000000"/>
+          <w:kern w:val="0"/>
+          <w:sz w:val="22"/>
+          <w:szCs w:val="22"/>
           <w:lang w:eastAsia="es-ES"/>
           <w14:ligatures w14:val="none"/>
         </w:rPr>
@@ -831,9 +967,11 @@
         <w:ind w:left="1134"/>
         <w:jc w:val="both"/>
         <w:rPr>
-          <w:rFonts w:ascii="Arial Narrow" w:eastAsia="Times New Roman" w:hAnsi="Arial Narrow" w:cs="Arial"/>
-          <w:color w:val="000000"/>
-          <w:kern w:val="0"/>
+          <w:rFonts w:ascii="Arial Narrow" w:eastAsia="Arial Narrow" w:hAnsi="Arial Narrow" w:cs="Arial Narrow"/>
+          <w:color w:val="000000"/>
+          <w:kern w:val="0"/>
+          <w:sz w:val="22"/>
+          <w:szCs w:val="22"/>
           <w:lang w:eastAsia="es-ES"/>
           <w14:ligatures w14:val="none"/>
         </w:rPr>
@@ -853,18 +991,22 @@
         <w:ind w:left="1134" w:hanging="567"/>
         <w:jc w:val="both"/>
         <w:rPr>
-          <w:rFonts w:ascii="Arial Narrow" w:eastAsia="Times New Roman" w:hAnsi="Arial Narrow" w:cs="Arial"/>
-          <w:color w:val="000000"/>
-          <w:kern w:val="0"/>
+          <w:rFonts w:ascii="Arial Narrow" w:eastAsia="Arial Narrow" w:hAnsi="Arial Narrow" w:cs="Arial Narrow"/>
+          <w:color w:val="000000"/>
+          <w:kern w:val="0"/>
+          <w:sz w:val="22"/>
+          <w:szCs w:val="22"/>
           <w:lang w:eastAsia="es-ES"/>
           <w14:ligatures w14:val="none"/>
         </w:rPr>
       </w:pPr>
       <w:r>
         <w:rPr>
-          <w:rFonts w:ascii="Arial Narrow" w:eastAsia="Times New Roman" w:hAnsi="Arial Narrow" w:cs="Arial"/>
-          <w:color w:val="000000"/>
-          <w:kern w:val="0"/>
+          <w:rFonts w:ascii="Arial Narrow" w:eastAsia="Arial Narrow" w:hAnsi="Arial Narrow" w:cs="Arial Narrow"/>
+          <w:color w:val="000000"/>
+          <w:kern w:val="0"/>
+          <w:sz w:val="22"/>
+          <w:szCs w:val="22"/>
           <w:lang w:eastAsia="es-ES"/>
           <w14:ligatures w14:val="none"/>
         </w:rPr>
@@ -872,9 +1014,11 @@
       </w:r>
       <w:r>
         <w:rPr>
-          <w:rFonts w:ascii="Arial Narrow" w:eastAsia="Times New Roman" w:hAnsi="Arial Narrow" w:cs="Arial"/>
-          <w:color w:val="000000"/>
-          <w:kern w:val="0"/>
+          <w:rFonts w:ascii="Arial Narrow" w:eastAsia="Arial Narrow" w:hAnsi="Arial Narrow" w:cs="Arial Narrow"/>
+          <w:color w:val="000000"/>
+          <w:kern w:val="0"/>
+          <w:sz w:val="22"/>
+          <w:szCs w:val="22"/>
           <w:lang w:eastAsia="es-ES"/>
           <w14:ligatures w14:val="none"/>
         </w:rPr>
@@ -882,9 +1026,11 @@
       </w:r>
       <w:r>
         <w:rPr>
-          <w:rFonts w:ascii="Arial Narrow" w:eastAsia="Times New Roman" w:hAnsi="Arial Narrow" w:cs="Arial"/>
-          <w:color w:val="000000"/>
-          <w:kern w:val="0"/>
+          <w:rFonts w:ascii="Arial Narrow" w:eastAsia="Arial Narrow" w:hAnsi="Arial Narrow" w:cs="Arial Narrow"/>
+          <w:color w:val="000000"/>
+          <w:kern w:val="0"/>
+          <w:sz w:val="22"/>
+          <w:szCs w:val="22"/>
           <w:lang w:eastAsia="es-ES"/>
           <w14:ligatures w14:val="none"/>
         </w:rPr>
@@ -892,9 +1038,11 @@
       </w:r>
       <w:r>
         <w:rPr>
-          <w:rFonts w:ascii="Arial Narrow" w:eastAsia="Times New Roman" w:hAnsi="Arial Narrow" w:cs="Arial"/>
-          <w:color w:val="000000"/>
-          <w:kern w:val="0"/>
+          <w:rFonts w:ascii="Arial Narrow" w:eastAsia="Arial Narrow" w:hAnsi="Arial Narrow" w:cs="Arial Narrow"/>
+          <w:color w:val="000000"/>
+          <w:kern w:val="0"/>
+          <w:sz w:val="22"/>
+          <w:szCs w:val="22"/>
           <w:lang w:eastAsia="es-ES"/>
           <w14:ligatures w14:val="none"/>
         </w:rPr>
@@ -902,9 +1050,11 @@
       </w:r>
       <w:r>
         <w:rPr>
-          <w:rFonts w:ascii="Arial Narrow" w:eastAsia="Times New Roman" w:hAnsi="Arial Narrow" w:cs="Arial"/>
-          <w:color w:val="000000"/>
-          <w:kern w:val="0"/>
+          <w:rFonts w:ascii="Arial Narrow" w:eastAsia="Arial Narrow" w:hAnsi="Arial Narrow" w:cs="Arial Narrow"/>
+          <w:color w:val="000000"/>
+          <w:kern w:val="0"/>
+          <w:sz w:val="22"/>
+          <w:szCs w:val="22"/>
           <w:lang w:eastAsia="es-ES"/>
           <w14:ligatures w14:val="none"/>
         </w:rPr>
@@ -912,9 +1062,11 @@
       </w:r>
       <w:r>
         <w:rPr>
-          <w:rFonts w:ascii="Arial Narrow" w:eastAsia="Times New Roman" w:hAnsi="Arial Narrow" w:cs="Arial"/>
-          <w:color w:val="000000"/>
-          <w:kern w:val="0"/>
+          <w:rFonts w:ascii="Arial Narrow" w:eastAsia="Arial Narrow" w:hAnsi="Arial Narrow" w:cs="Arial Narrow"/>
+          <w:color w:val="000000"/>
+          <w:kern w:val="0"/>
+          <w:sz w:val="22"/>
+          <w:szCs w:val="22"/>
           <w:lang w:eastAsia="es-ES"/>
           <w14:ligatures w14:val="none"/>
         </w:rPr>
@@ -922,9 +1074,11 @@
       </w:r>
       <w:r>
         <w:rPr>
-          <w:rFonts w:ascii="Arial Narrow" w:eastAsia="Times New Roman" w:hAnsi="Arial Narrow" w:cs="Arial"/>
-          <w:color w:val="000000"/>
-          <w:kern w:val="0"/>
+          <w:rFonts w:ascii="Arial Narrow" w:eastAsia="Arial Narrow" w:hAnsi="Arial Narrow" w:cs="Arial Narrow"/>
+          <w:color w:val="000000"/>
+          <w:kern w:val="0"/>
+          <w:sz w:val="22"/>
+          <w:szCs w:val="22"/>
           <w:lang w:eastAsia="es-ES"/>
           <w14:ligatures w14:val="none"/>
         </w:rPr>
@@ -932,9 +1086,11 @@
       </w:r>
       <w:r>
         <w:rPr>
-          <w:rFonts w:ascii="Arial Narrow" w:eastAsia="Times New Roman" w:hAnsi="Arial Narrow" w:cs="Arial"/>
-          <w:color w:val="000000"/>
-          <w:kern w:val="0"/>
+          <w:rFonts w:ascii="Arial Narrow" w:eastAsia="Arial Narrow" w:hAnsi="Arial Narrow" w:cs="Arial Narrow"/>
+          <w:color w:val="000000"/>
+          <w:kern w:val="0"/>
+          <w:sz w:val="22"/>
+          <w:szCs w:val="22"/>
           <w:lang w:eastAsia="es-ES"/>
           <w14:ligatures w14:val="none"/>
         </w:rPr>
@@ -942,9 +1098,11 @@
       </w:r>
       <w:r>
         <w:rPr>
-          <w:rFonts w:ascii="Arial Narrow" w:eastAsia="Times New Roman" w:hAnsi="Arial Narrow" w:cs="Arial"/>
-          <w:color w:val="000000"/>
-          <w:kern w:val="0"/>
+          <w:rFonts w:ascii="Arial Narrow" w:eastAsia="Arial Narrow" w:hAnsi="Arial Narrow" w:cs="Arial Narrow"/>
+          <w:color w:val="000000"/>
+          <w:kern w:val="0"/>
+          <w:sz w:val="22"/>
+          <w:szCs w:val="22"/>
           <w:lang w:eastAsia="es-ES"/>
           <w14:ligatures w14:val="none"/>
         </w:rPr>
@@ -952,9 +1110,11 @@
       </w:r>
       <w:r>
         <w:rPr>
-          <w:rFonts w:ascii="Arial Narrow" w:eastAsia="Times New Roman" w:hAnsi="Arial Narrow" w:cs="Arial"/>
-          <w:color w:val="000000"/>
-          <w:kern w:val="0"/>
+          <w:rFonts w:ascii="Arial Narrow" w:eastAsia="Arial Narrow" w:hAnsi="Arial Narrow" w:cs="Arial Narrow"/>
+          <w:color w:val="000000"/>
+          <w:kern w:val="0"/>
+          <w:sz w:val="22"/>
+          <w:szCs w:val="22"/>
           <w:lang w:eastAsia="es-ES"/>
           <w14:ligatures w14:val="none"/>
         </w:rPr>
@@ -962,9 +1122,11 @@
       </w:r>
       <w:r>
         <w:rPr>
-          <w:rFonts w:ascii="Arial Narrow" w:eastAsia="Times New Roman" w:hAnsi="Arial Narrow" w:cs="Arial"/>
-          <w:color w:val="000000"/>
-          <w:kern w:val="0"/>
+          <w:rFonts w:ascii="Arial Narrow" w:eastAsia="Arial Narrow" w:hAnsi="Arial Narrow" w:cs="Arial Narrow"/>
+          <w:color w:val="000000"/>
+          <w:kern w:val="0"/>
+          <w:sz w:val="22"/>
+          <w:szCs w:val="22"/>
           <w:lang w:eastAsia="es-ES"/>
           <w14:ligatures w14:val="none"/>
         </w:rPr>
@@ -972,9 +1134,11 @@
       </w:r>
       <w:r>
         <w:rPr>
-          <w:rFonts w:ascii="Arial Narrow" w:eastAsia="Times New Roman" w:hAnsi="Arial Narrow" w:cs="Arial"/>
-          <w:color w:val="000000"/>
-          <w:kern w:val="0"/>
+          <w:rFonts w:ascii="Arial Narrow" w:eastAsia="Arial Narrow" w:hAnsi="Arial Narrow" w:cs="Arial Narrow"/>
+          <w:color w:val="000000"/>
+          <w:kern w:val="0"/>
+          <w:sz w:val="22"/>
+          <w:szCs w:val="22"/>
           <w:lang w:eastAsia="es-ES"/>
           <w14:ligatures w14:val="none"/>
         </w:rPr>
@@ -982,9 +1146,11 @@
       </w:r>
       <w:r>
         <w:rPr>
-          <w:rFonts w:ascii="Arial Narrow" w:eastAsia="Times New Roman" w:hAnsi="Arial Narrow" w:cs="Arial"/>
-          <w:color w:val="000000"/>
-          <w:kern w:val="0"/>
+          <w:rFonts w:ascii="Arial Narrow" w:eastAsia="Arial Narrow" w:hAnsi="Arial Narrow" w:cs="Arial Narrow"/>
+          <w:color w:val="000000"/>
+          <w:kern w:val="0"/>
+          <w:sz w:val="22"/>
+          <w:szCs w:val="22"/>
           <w:lang w:eastAsia="es-ES"/>
           <w14:ligatures w14:val="none"/>
         </w:rPr>
@@ -998,9 +1164,11 @@
         <w:ind w:left="1134"/>
         <w:jc w:val="both"/>
         <w:rPr>
-          <w:rFonts w:ascii="Arial Narrow" w:eastAsia="Times New Roman" w:hAnsi="Arial Narrow" w:cs="Arial"/>
-          <w:color w:val="000000"/>
-          <w:kern w:val="0"/>
+          <w:rFonts w:ascii="Arial Narrow" w:eastAsia="Arial Narrow" w:hAnsi="Arial Narrow" w:cs="Arial Narrow"/>
+          <w:color w:val="000000"/>
+          <w:kern w:val="0"/>
+          <w:sz w:val="22"/>
+          <w:szCs w:val="22"/>
           <w:lang w:eastAsia="es-ES"/>
           <w14:ligatures w14:val="none"/>
         </w:rPr>
@@ -1020,18 +1188,22 @@
         <w:ind w:left="1134" w:hanging="567"/>
         <w:jc w:val="both"/>
         <w:rPr>
-          <w:rFonts w:ascii="Arial Narrow" w:eastAsia="Times New Roman" w:hAnsi="Arial Narrow" w:cs="Arial"/>
-          <w:color w:val="000000"/>
-          <w:kern w:val="0"/>
+          <w:rFonts w:ascii="Arial Narrow" w:eastAsia="Arial Narrow" w:hAnsi="Arial Narrow" w:cs="Arial Narrow"/>
+          <w:color w:val="000000"/>
+          <w:kern w:val="0"/>
+          <w:sz w:val="22"/>
+          <w:szCs w:val="22"/>
           <w:lang w:eastAsia="es-ES"/>
           <w14:ligatures w14:val="none"/>
         </w:rPr>
       </w:pPr>
       <w:r>
         <w:rPr>
-          <w:rFonts w:ascii="Arial Narrow" w:eastAsia="Times New Roman" w:hAnsi="Arial Narrow" w:cs="Arial"/>
-          <w:color w:val="000000"/>
-          <w:kern w:val="0"/>
+          <w:rFonts w:ascii="Arial Narrow" w:eastAsia="Arial Narrow" w:hAnsi="Arial Narrow" w:cs="Arial Narrow"/>
+          <w:color w:val="000000"/>
+          <w:kern w:val="0"/>
+          <w:sz w:val="22"/>
+          <w:szCs w:val="22"/>
           <w:lang w:eastAsia="es-ES"/>
           <w14:ligatures w14:val="none"/>
         </w:rPr>
@@ -1039,9 +1211,11 @@
       </w:r>
       <w:r>
         <w:rPr>
-          <w:rFonts w:ascii="Arial Narrow" w:eastAsia="Times New Roman" w:hAnsi="Arial Narrow" w:cs="Arial"/>
-          <w:color w:val="000000"/>
-          <w:kern w:val="0"/>
+          <w:rFonts w:ascii="Arial Narrow" w:eastAsia="Arial Narrow" w:hAnsi="Arial Narrow" w:cs="Arial Narrow"/>
+          <w:color w:val="000000"/>
+          <w:kern w:val="0"/>
+          <w:sz w:val="22"/>
+          <w:szCs w:val="22"/>
           <w:lang w:eastAsia="es-ES"/>
           <w14:ligatures w14:val="none"/>
         </w:rPr>
@@ -1049,9 +1223,11 @@
       </w:r>
       <w:r>
         <w:rPr>
-          <w:rFonts w:ascii="Arial Narrow" w:eastAsia="Times New Roman" w:hAnsi="Arial Narrow" w:cs="Arial"/>
-          <w:color w:val="000000"/>
-          <w:kern w:val="0"/>
+          <w:rFonts w:ascii="Arial Narrow" w:eastAsia="Arial Narrow" w:hAnsi="Arial Narrow" w:cs="Arial Narrow"/>
+          <w:color w:val="000000"/>
+          <w:kern w:val="0"/>
+          <w:sz w:val="22"/>
+          <w:szCs w:val="22"/>
           <w:lang w:eastAsia="es-ES"/>
           <w14:ligatures w14:val="none"/>
         </w:rPr>
@@ -1059,9 +1235,11 @@
       </w:r>
       <w:r>
         <w:rPr>
-          <w:rFonts w:ascii="Arial Narrow" w:eastAsia="Times New Roman" w:hAnsi="Arial Narrow" w:cs="Arial"/>
-          <w:color w:val="000000"/>
-          <w:kern w:val="0"/>
+          <w:rFonts w:ascii="Arial Narrow" w:eastAsia="Arial Narrow" w:hAnsi="Arial Narrow" w:cs="Arial Narrow"/>
+          <w:color w:val="000000"/>
+          <w:kern w:val="0"/>
+          <w:sz w:val="22"/>
+          <w:szCs w:val="22"/>
           <w:lang w:eastAsia="es-ES"/>
           <w14:ligatures w14:val="none"/>
         </w:rPr>
@@ -1069,9 +1247,11 @@
       </w:r>
       <w:r>
         <w:rPr>
-          <w:rFonts w:ascii="Arial Narrow" w:eastAsia="Times New Roman" w:hAnsi="Arial Narrow" w:cs="Arial"/>
-          <w:color w:val="000000"/>
-          <w:kern w:val="0"/>
+          <w:rFonts w:ascii="Arial Narrow" w:eastAsia="Arial Narrow" w:hAnsi="Arial Narrow" w:cs="Arial Narrow"/>
+          <w:color w:val="000000"/>
+          <w:kern w:val="0"/>
+          <w:sz w:val="22"/>
+          <w:szCs w:val="22"/>
           <w:lang w:eastAsia="es-ES"/>
           <w14:ligatures w14:val="none"/>
         </w:rPr>
@@ -1079,9 +1259,11 @@
       </w:r>
       <w:r>
         <w:rPr>
-          <w:rFonts w:ascii="Arial Narrow" w:eastAsia="Times New Roman" w:hAnsi="Arial Narrow" w:cs="Arial"/>
-          <w:color w:val="000000"/>
-          <w:kern w:val="0"/>
+          <w:rFonts w:ascii="Arial Narrow" w:eastAsia="Arial Narrow" w:hAnsi="Arial Narrow" w:cs="Arial Narrow"/>
+          <w:color w:val="000000"/>
+          <w:kern w:val="0"/>
+          <w:sz w:val="22"/>
+          <w:szCs w:val="22"/>
           <w:lang w:eastAsia="es-ES"/>
           <w14:ligatures w14:val="none"/>
         </w:rPr>
@@ -1089,9 +1271,11 @@
       </w:r>
       <w:r>
         <w:rPr>
-          <w:rFonts w:ascii="Arial Narrow" w:eastAsia="Times New Roman" w:hAnsi="Arial Narrow" w:cs="Arial"/>
-          <w:color w:val="000000"/>
-          <w:kern w:val="0"/>
+          <w:rFonts w:ascii="Arial Narrow" w:eastAsia="Arial Narrow" w:hAnsi="Arial Narrow" w:cs="Arial Narrow"/>
+          <w:color w:val="000000"/>
+          <w:kern w:val="0"/>
+          <w:sz w:val="22"/>
+          <w:szCs w:val="22"/>
           <w:lang w:eastAsia="es-ES"/>
           <w14:ligatures w14:val="none"/>
         </w:rPr>
@@ -1099,9 +1283,11 @@
       </w:r>
       <w:r>
         <w:rPr>
-          <w:rFonts w:ascii="Arial Narrow" w:eastAsia="Times New Roman" w:hAnsi="Arial Narrow" w:cs="Arial"/>
-          <w:color w:val="000000"/>
-          <w:kern w:val="0"/>
+          <w:rFonts w:ascii="Arial Narrow" w:eastAsia="Arial Narrow" w:hAnsi="Arial Narrow" w:cs="Arial Narrow"/>
+          <w:color w:val="000000"/>
+          <w:kern w:val="0"/>
+          <w:sz w:val="22"/>
+          <w:szCs w:val="22"/>
           <w:lang w:val="es-ES" w:eastAsia="es-ES"/>
           <w14:ligatures w14:val="none"/>
         </w:rPr>
@@ -1109,9 +1295,11 @@
       </w:r>
       <w:r>
         <w:rPr>
-          <w:rFonts w:ascii="Arial Narrow" w:eastAsia="Times New Roman" w:hAnsi="Arial Narrow" w:cs="Arial"/>
-          <w:color w:val="000000"/>
-          <w:kern w:val="0"/>
+          <w:rFonts w:ascii="Arial Narrow" w:eastAsia="Arial Narrow" w:hAnsi="Arial Narrow" w:cs="Arial Narrow"/>
+          <w:color w:val="000000"/>
+          <w:kern w:val="0"/>
+          <w:sz w:val="22"/>
+          <w:szCs w:val="22"/>
           <w:lang w:val="es-ES" w:eastAsia="es-ES"/>
           <w14:ligatures w14:val="none"/>
         </w:rPr>
@@ -1119,9 +1307,11 @@
       </w:r>
       <w:r>
         <w:rPr>
-          <w:rFonts w:ascii="Arial Narrow" w:eastAsia="Times New Roman" w:hAnsi="Arial Narrow" w:cs="Arial"/>
-          <w:color w:val="000000"/>
-          <w:kern w:val="0"/>
+          <w:rFonts w:ascii="Arial Narrow" w:eastAsia="Arial Narrow" w:hAnsi="Arial Narrow" w:cs="Arial Narrow"/>
+          <w:color w:val="000000"/>
+          <w:kern w:val="0"/>
+          <w:sz w:val="22"/>
+          <w:szCs w:val="22"/>
           <w:lang w:eastAsia="es-ES"/>
           <w14:ligatures w14:val="none"/>
         </w:rPr>
@@ -1129,9 +1319,11 @@
       </w:r>
       <w:r>
         <w:rPr>
-          <w:rFonts w:ascii="Arial Narrow" w:eastAsia="Times New Roman" w:hAnsi="Arial Narrow" w:cs="Arial"/>
-          <w:color w:val="000000"/>
-          <w:kern w:val="0"/>
+          <w:rFonts w:ascii="Arial Narrow" w:eastAsia="Arial Narrow" w:hAnsi="Arial Narrow" w:cs="Arial Narrow"/>
+          <w:color w:val="000000"/>
+          <w:kern w:val="0"/>
+          <w:sz w:val="22"/>
+          <w:szCs w:val="22"/>
           <w:lang w:eastAsia="es-ES"/>
           <w14:ligatures w14:val="none"/>
         </w:rPr>
@@ -1139,9 +1331,11 @@
       </w:r>
       <w:r>
         <w:rPr>
-          <w:rFonts w:ascii="Arial Narrow" w:eastAsia="Times New Roman" w:hAnsi="Arial Narrow" w:cs="Arial"/>
-          <w:color w:val="000000"/>
-          <w:kern w:val="0"/>
+          <w:rFonts w:ascii="Arial Narrow" w:eastAsia="Arial Narrow" w:hAnsi="Arial Narrow" w:cs="Arial Narrow"/>
+          <w:color w:val="000000"/>
+          <w:kern w:val="0"/>
+          <w:sz w:val="22"/>
+          <w:szCs w:val="22"/>
           <w:lang w:eastAsia="es-ES"/>
           <w14:ligatures w14:val="none"/>
         </w:rPr>
@@ -1149,9 +1343,11 @@
       </w:r>
       <w:r>
         <w:rPr>
-          <w:rFonts w:ascii="Arial Narrow" w:eastAsia="Times New Roman" w:hAnsi="Arial Narrow" w:cs="Arial"/>
-          <w:color w:val="000000"/>
-          <w:kern w:val="0"/>
+          <w:rFonts w:ascii="Arial Narrow" w:eastAsia="Arial Narrow" w:hAnsi="Arial Narrow" w:cs="Arial Narrow"/>
+          <w:color w:val="000000"/>
+          <w:kern w:val="0"/>
+          <w:sz w:val="22"/>
+          <w:szCs w:val="22"/>
           <w:lang w:eastAsia="es-ES"/>
           <w14:ligatures w14:val="none"/>
         </w:rPr>
@@ -1159,9 +1355,11 @@
       </w:r>
       <w:r>
         <w:rPr>
-          <w:rFonts w:ascii="Arial Narrow" w:eastAsia="Times New Roman" w:hAnsi="Arial Narrow" w:cs="Arial"/>
-          <w:color w:val="000000"/>
-          <w:kern w:val="0"/>
+          <w:rFonts w:ascii="Arial Narrow" w:eastAsia="Arial Narrow" w:hAnsi="Arial Narrow" w:cs="Arial Narrow"/>
+          <w:color w:val="000000"/>
+          <w:kern w:val="0"/>
+          <w:sz w:val="22"/>
+          <w:szCs w:val="22"/>
           <w:lang w:eastAsia="es-ES"/>
           <w14:ligatures w14:val="none"/>
         </w:rPr>
@@ -1169,9 +1367,11 @@
       </w:r>
       <w:r>
         <w:rPr>
-          <w:rFonts w:ascii="Arial Narrow" w:eastAsia="Times New Roman" w:hAnsi="Arial Narrow" w:cs="Arial"/>
-          <w:color w:val="000000"/>
-          <w:kern w:val="0"/>
+          <w:rFonts w:ascii="Arial Narrow" w:eastAsia="Arial Narrow" w:hAnsi="Arial Narrow" w:cs="Arial Narrow"/>
+          <w:color w:val="000000"/>
+          <w:kern w:val="0"/>
+          <w:sz w:val="22"/>
+          <w:szCs w:val="22"/>
           <w:lang w:eastAsia="es-ES"/>
           <w14:ligatures w14:val="none"/>
         </w:rPr>
@@ -1179,9 +1379,11 @@
       </w:r>
       <w:r>
         <w:rPr>
-          <w:rFonts w:ascii="Arial Narrow" w:eastAsia="Times New Roman" w:hAnsi="Arial Narrow" w:cs="Arial"/>
-          <w:color w:val="000000"/>
-          <w:kern w:val="0"/>
+          <w:rFonts w:ascii="Arial Narrow" w:eastAsia="Arial Narrow" w:hAnsi="Arial Narrow" w:cs="Arial Narrow"/>
+          <w:color w:val="000000"/>
+          <w:kern w:val="0"/>
+          <w:sz w:val="22"/>
+          <w:szCs w:val="22"/>
           <w:lang w:eastAsia="es-ES"/>
           <w14:ligatures w14:val="none"/>
         </w:rPr>
@@ -1189,9 +1391,11 @@
       </w:r>
       <w:r>
         <w:rPr>
-          <w:rFonts w:ascii="Arial Narrow" w:eastAsia="Times New Roman" w:hAnsi="Arial Narrow" w:cs="Arial"/>
-          <w:color w:val="000000"/>
-          <w:kern w:val="0"/>
+          <w:rFonts w:ascii="Arial Narrow" w:eastAsia="Arial Narrow" w:hAnsi="Arial Narrow" w:cs="Arial Narrow"/>
+          <w:color w:val="000000"/>
+          <w:kern w:val="0"/>
+          <w:sz w:val="22"/>
+          <w:szCs w:val="22"/>
           <w:lang w:eastAsia="es-ES"/>
           <w14:ligatures w14:val="none"/>
         </w:rPr>
@@ -1199,9 +1403,11 @@
       </w:r>
       <w:r>
         <w:rPr>
-          <w:rFonts w:ascii="Arial Narrow" w:eastAsia="Times New Roman" w:hAnsi="Arial Narrow" w:cs="Arial"/>
-          <w:color w:val="000000"/>
-          <w:kern w:val="0"/>
+          <w:rFonts w:ascii="Arial Narrow" w:eastAsia="Arial Narrow" w:hAnsi="Arial Narrow" w:cs="Arial Narrow"/>
+          <w:color w:val="000000"/>
+          <w:kern w:val="0"/>
+          <w:sz w:val="22"/>
+          <w:szCs w:val="22"/>
           <w:lang w:eastAsia="es-ES"/>
           <w14:ligatures w14:val="none"/>
         </w:rPr>
@@ -1209,9 +1415,11 @@
       </w:r>
       <w:r>
         <w:rPr>
-          <w:rFonts w:ascii="Arial Narrow" w:eastAsia="Times New Roman" w:hAnsi="Arial Narrow" w:cs="Arial"/>
-          <w:color w:val="000000"/>
-          <w:kern w:val="0"/>
+          <w:rFonts w:ascii="Arial Narrow" w:eastAsia="Arial Narrow" w:hAnsi="Arial Narrow" w:cs="Arial Narrow"/>
+          <w:color w:val="000000"/>
+          <w:kern w:val="0"/>
+          <w:sz w:val="22"/>
+          <w:szCs w:val="22"/>
           <w:lang w:eastAsia="es-ES"/>
           <w14:ligatures w14:val="none"/>
         </w:rPr>
@@ -1219,9 +1427,11 @@
       </w:r>
       <w:r>
         <w:rPr>
-          <w:rFonts w:ascii="Arial Narrow" w:eastAsia="Times New Roman" w:hAnsi="Arial Narrow" w:cs="Arial"/>
-          <w:color w:val="000000"/>
-          <w:kern w:val="0"/>
+          <w:rFonts w:ascii="Arial Narrow" w:eastAsia="Arial Narrow" w:hAnsi="Arial Narrow" w:cs="Arial Narrow"/>
+          <w:color w:val="000000"/>
+          <w:kern w:val="0"/>
+          <w:sz w:val="22"/>
+          <w:szCs w:val="22"/>
           <w:lang w:eastAsia="es-ES"/>
           <w14:ligatures w14:val="none"/>
         </w:rPr>
@@ -1229,9 +1439,11 @@
       </w:r>
       <w:r>
         <w:rPr>
-          <w:rFonts w:ascii="Arial Narrow" w:eastAsia="Times New Roman" w:hAnsi="Arial Narrow" w:cs="Arial"/>
-          <w:color w:val="000000"/>
-          <w:kern w:val="0"/>
+          <w:rFonts w:ascii="Arial Narrow" w:eastAsia="Arial Narrow" w:hAnsi="Arial Narrow" w:cs="Arial Narrow"/>
+          <w:color w:val="000000"/>
+          <w:kern w:val="0"/>
+          <w:sz w:val="22"/>
+          <w:szCs w:val="22"/>
           <w:lang w:eastAsia="es-ES"/>
           <w14:ligatures w14:val="none"/>
         </w:rPr>
@@ -1245,9 +1457,11 @@
         <w:ind w:left="1134"/>
         <w:jc w:val="both"/>
         <w:rPr>
-          <w:rFonts w:ascii="Arial Narrow" w:eastAsia="Times New Roman" w:hAnsi="Arial Narrow" w:cs="Arial"/>
-          <w:color w:val="000000"/>
-          <w:kern w:val="0"/>
+          <w:rFonts w:ascii="Arial Narrow" w:eastAsia="Arial Narrow" w:hAnsi="Arial Narrow" w:cs="Arial Narrow"/>
+          <w:color w:val="000000"/>
+          <w:kern w:val="0"/>
+          <w:sz w:val="22"/>
+          <w:szCs w:val="22"/>
           <w:lang w:eastAsia="es-ES"/>
           <w14:ligatures w14:val="none"/>
         </w:rPr>
@@ -1267,18 +1481,22 @@
         <w:ind w:left="1134" w:hanging="567"/>
         <w:jc w:val="both"/>
         <w:rPr>
-          <w:rFonts w:ascii="Arial Narrow" w:eastAsia="Times New Roman" w:hAnsi="Arial Narrow" w:cs="Arial"/>
-          <w:color w:val="000000"/>
-          <w:kern w:val="0"/>
+          <w:rFonts w:ascii="Arial Narrow" w:eastAsia="Arial Narrow" w:hAnsi="Arial Narrow" w:cs="Arial Narrow"/>
+          <w:color w:val="000000"/>
+          <w:kern w:val="0"/>
+          <w:sz w:val="22"/>
+          <w:szCs w:val="22"/>
           <w:lang w:eastAsia="es-ES"/>
           <w14:ligatures w14:val="none"/>
         </w:rPr>
       </w:pPr>
       <w:r>
         <w:rPr>
-          <w:rFonts w:ascii="Arial Narrow" w:eastAsia="Times New Roman" w:hAnsi="Arial Narrow" w:cs="Arial"/>
-          <w:color w:val="000000"/>
-          <w:kern w:val="0"/>
+          <w:rFonts w:ascii="Arial Narrow" w:eastAsia="Arial Narrow" w:hAnsi="Arial Narrow" w:cs="Arial Narrow"/>
+          <w:color w:val="000000"/>
+          <w:kern w:val="0"/>
+          <w:sz w:val="22"/>
+          <w:szCs w:val="22"/>
           <w:lang w:eastAsia="es-ES"/>
           <w14:ligatures w14:val="none"/>
         </w:rPr>
@@ -1286,9 +1504,11 @@
       </w:r>
       <w:r>
         <w:rPr>
-          <w:rFonts w:ascii="Arial Narrow" w:eastAsia="Times New Roman" w:hAnsi="Arial Narrow" w:cs="Arial"/>
-          <w:color w:val="000000"/>
-          <w:kern w:val="0"/>
+          <w:rFonts w:ascii="Arial Narrow" w:eastAsia="Arial Narrow" w:hAnsi="Arial Narrow" w:cs="Arial Narrow"/>
+          <w:color w:val="000000"/>
+          <w:kern w:val="0"/>
+          <w:sz w:val="22"/>
+          <w:szCs w:val="22"/>
           <w:lang w:eastAsia="es-ES"/>
           <w14:ligatures w14:val="none"/>
         </w:rPr>
@@ -1296,9 +1516,11 @@
       </w:r>
       <w:r>
         <w:rPr>
-          <w:rFonts w:ascii="Arial Narrow" w:eastAsia="Times New Roman" w:hAnsi="Arial Narrow" w:cs="Arial"/>
-          <w:color w:val="000000"/>
-          <w:kern w:val="0"/>
+          <w:rFonts w:ascii="Arial Narrow" w:eastAsia="Arial Narrow" w:hAnsi="Arial Narrow" w:cs="Arial Narrow"/>
+          <w:color w:val="000000"/>
+          <w:kern w:val="0"/>
+          <w:sz w:val="22"/>
+          <w:szCs w:val="22"/>
           <w:lang w:eastAsia="es-ES"/>
           <w14:ligatures w14:val="none"/>
         </w:rPr>
@@ -1306,9 +1528,11 @@
       </w:r>
       <w:r>
         <w:rPr>
-          <w:rFonts w:ascii="Arial Narrow" w:eastAsia="Times New Roman" w:hAnsi="Arial Narrow" w:cs="Arial"/>
-          <w:color w:val="000000"/>
-          <w:kern w:val="0"/>
+          <w:rFonts w:ascii="Arial Narrow" w:eastAsia="Arial Narrow" w:hAnsi="Arial Narrow" w:cs="Arial Narrow"/>
+          <w:color w:val="000000"/>
+          <w:kern w:val="0"/>
+          <w:sz w:val="22"/>
+          <w:szCs w:val="22"/>
           <w:lang w:eastAsia="es-ES"/>
           <w14:ligatures w14:val="none"/>
         </w:rPr>
@@ -1316,9 +1540,11 @@
       </w:r>
       <w:r>
         <w:rPr>
-          <w:rFonts w:ascii="Arial Narrow" w:eastAsia="Times New Roman" w:hAnsi="Arial Narrow" w:cs="Arial"/>
-          <w:color w:val="000000"/>
-          <w:kern w:val="0"/>
+          <w:rFonts w:ascii="Arial Narrow" w:eastAsia="Arial Narrow" w:hAnsi="Arial Narrow" w:cs="Arial Narrow"/>
+          <w:color w:val="000000"/>
+          <w:kern w:val="0"/>
+          <w:sz w:val="22"/>
+          <w:szCs w:val="22"/>
           <w:lang w:eastAsia="es-ES"/>
           <w14:ligatures w14:val="none"/>
         </w:rPr>
@@ -1326,9 +1552,11 @@
       </w:r>
       <w:r>
         <w:rPr>
-          <w:rFonts w:ascii="Arial Narrow" w:eastAsia="Times New Roman" w:hAnsi="Arial Narrow" w:cs="Arial"/>
-          <w:color w:val="000000"/>
-          <w:kern w:val="0"/>
+          <w:rFonts w:ascii="Arial Narrow" w:eastAsia="Arial Narrow" w:hAnsi="Arial Narrow" w:cs="Arial Narrow"/>
+          <w:color w:val="000000"/>
+          <w:kern w:val="0"/>
+          <w:sz w:val="22"/>
+          <w:szCs w:val="22"/>
           <w:lang w:eastAsia="es-ES"/>
           <w14:ligatures w14:val="none"/>
         </w:rPr>
@@ -1336,9 +1564,11 @@
       </w:r>
       <w:r>
         <w:rPr>
-          <w:rFonts w:ascii="Arial Narrow" w:eastAsia="Times New Roman" w:hAnsi="Arial Narrow" w:cs="Arial"/>
-          <w:color w:val="000000"/>
-          <w:kern w:val="0"/>
+          <w:rFonts w:ascii="Arial Narrow" w:eastAsia="Arial Narrow" w:hAnsi="Arial Narrow" w:cs="Arial Narrow"/>
+          <w:color w:val="000000"/>
+          <w:kern w:val="0"/>
+          <w:sz w:val="22"/>
+          <w:szCs w:val="22"/>
           <w:lang w:val="es-ES" w:eastAsia="es-ES"/>
           <w14:ligatures w14:val="none"/>
         </w:rPr>
@@ -1346,9 +1576,11 @@
       </w:r>
       <w:r>
         <w:rPr>
-          <w:rFonts w:ascii="Arial Narrow" w:eastAsia="Times New Roman" w:hAnsi="Arial Narrow" w:cs="Arial"/>
-          <w:color w:val="000000"/>
-          <w:kern w:val="0"/>
+          <w:rFonts w:ascii="Arial Narrow" w:eastAsia="Arial Narrow" w:hAnsi="Arial Narrow" w:cs="Arial Narrow"/>
+          <w:color w:val="000000"/>
+          <w:kern w:val="0"/>
+          <w:sz w:val="22"/>
+          <w:szCs w:val="22"/>
           <w:lang w:eastAsia="es-ES"/>
           <w14:ligatures w14:val="none"/>
         </w:rPr>
@@ -1357,9 +1589,11 @@
       <w:proofErr w:type="spellStart"/>
       <w:r>
         <w:rPr>
-          <w:rFonts w:ascii="Arial Narrow" w:eastAsia="Times New Roman" w:hAnsi="Arial Narrow" w:cs="Arial"/>
-          <w:color w:val="000000"/>
-          <w:kern w:val="0"/>
+          <w:rFonts w:ascii="Arial Narrow" w:eastAsia="Arial Narrow" w:hAnsi="Arial Narrow" w:cs="Arial Narrow"/>
+          <w:color w:val="000000"/>
+          <w:kern w:val="0"/>
+          <w:sz w:val="22"/>
+          <w:szCs w:val="22"/>
           <w:lang w:eastAsia="es-ES"/>
           <w14:ligatures w14:val="none"/>
         </w:rPr>
@@ -1368,9 +1602,11 @@
       <w:proofErr w:type="spellEnd"/>
       <w:r>
         <w:rPr>
-          <w:rFonts w:ascii="Arial Narrow" w:eastAsia="Times New Roman" w:hAnsi="Arial Narrow" w:cs="Arial"/>
-          <w:color w:val="000000"/>
-          <w:kern w:val="0"/>
+          <w:rFonts w:ascii="Arial Narrow" w:eastAsia="Arial Narrow" w:hAnsi="Arial Narrow" w:cs="Arial Narrow"/>
+          <w:color w:val="000000"/>
+          <w:kern w:val="0"/>
+          <w:sz w:val="22"/>
+          <w:szCs w:val="22"/>
           <w:lang w:eastAsia="es-ES"/>
           <w14:ligatures w14:val="none"/>
         </w:rPr>
@@ -1379,9 +1615,11 @@
       <w:proofErr w:type="spellStart"/>
       <w:r>
         <w:rPr>
-          <w:rFonts w:ascii="Arial Narrow" w:eastAsia="Times New Roman" w:hAnsi="Arial Narrow" w:cs="Arial"/>
-          <w:color w:val="000000"/>
-          <w:kern w:val="0"/>
+          <w:rFonts w:ascii="Arial Narrow" w:eastAsia="Arial Narrow" w:hAnsi="Arial Narrow" w:cs="Arial Narrow"/>
+          <w:color w:val="000000"/>
+          <w:kern w:val="0"/>
+          <w:sz w:val="22"/>
+          <w:szCs w:val="22"/>
           <w:lang w:eastAsia="es-ES"/>
           <w14:ligatures w14:val="none"/>
         </w:rPr>
@@ -1390,9 +1628,11 @@
       <w:proofErr w:type="spellEnd"/>
       <w:r>
         <w:rPr>
-          <w:rFonts w:ascii="Arial Narrow" w:eastAsia="Times New Roman" w:hAnsi="Arial Narrow" w:cs="Arial"/>
-          <w:color w:val="000000"/>
-          <w:kern w:val="0"/>
+          <w:rFonts w:ascii="Arial Narrow" w:eastAsia="Arial Narrow" w:hAnsi="Arial Narrow" w:cs="Arial Narrow"/>
+          <w:color w:val="000000"/>
+          <w:kern w:val="0"/>
+          <w:sz w:val="22"/>
+          <w:szCs w:val="22"/>
           <w:lang w:eastAsia="es-ES"/>
           <w14:ligatures w14:val="none"/>
         </w:rPr>
@@ -1406,9 +1646,11 @@
         <w:ind w:left="1134"/>
         <w:jc w:val="both"/>
         <w:rPr>
-          <w:rFonts w:ascii="Arial Narrow" w:eastAsia="Times New Roman" w:hAnsi="Arial Narrow" w:cs="Arial"/>
-          <w:color w:val="000000"/>
-          <w:kern w:val="0"/>
+          <w:rFonts w:ascii="Arial Narrow" w:eastAsia="Arial Narrow" w:hAnsi="Arial Narrow" w:cs="Arial Narrow"/>
+          <w:color w:val="000000"/>
+          <w:kern w:val="0"/>
+          <w:sz w:val="22"/>
+          <w:szCs w:val="22"/>
           <w:lang w:eastAsia="es-ES"/>
           <w14:ligatures w14:val="none"/>
         </w:rPr>
@@ -1428,18 +1670,22 @@
         <w:ind w:left="1134" w:hanging="567"/>
         <w:jc w:val="both"/>
         <w:rPr>
-          <w:rFonts w:ascii="Arial Narrow" w:eastAsia="Times New Roman" w:hAnsi="Arial Narrow" w:cs="Arial"/>
-          <w:color w:val="000000"/>
-          <w:kern w:val="0"/>
+          <w:rFonts w:ascii="Arial Narrow" w:eastAsia="Arial Narrow" w:hAnsi="Arial Narrow" w:cs="Arial Narrow"/>
+          <w:color w:val="000000"/>
+          <w:kern w:val="0"/>
+          <w:sz w:val="22"/>
+          <w:szCs w:val="22"/>
           <w:lang w:eastAsia="es-ES"/>
           <w14:ligatures w14:val="none"/>
         </w:rPr>
       </w:pPr>
       <w:r>
         <w:rPr>
-          <w:rFonts w:ascii="Arial Narrow" w:eastAsia="Times New Roman" w:hAnsi="Arial Narrow" w:cs="Arial"/>
-          <w:color w:val="000000"/>
-          <w:kern w:val="0"/>
+          <w:rFonts w:ascii="Arial Narrow" w:eastAsia="Arial Narrow" w:hAnsi="Arial Narrow" w:cs="Arial Narrow"/>
+          <w:color w:val="000000"/>
+          <w:kern w:val="0"/>
+          <w:sz w:val="22"/>
+          <w:szCs w:val="22"/>
           <w:lang w:eastAsia="es-ES"/>
           <w14:ligatures w14:val="none"/>
         </w:rPr>
@@ -1447,9 +1693,11 @@
       </w:r>
       <w:r>
         <w:rPr>
-          <w:rFonts w:ascii="Arial Narrow" w:eastAsia="Times New Roman" w:hAnsi="Arial Narrow" w:cs="Arial"/>
-          <w:color w:val="000000"/>
-          <w:kern w:val="0"/>
+          <w:rFonts w:ascii="Arial Narrow" w:eastAsia="Arial Narrow" w:hAnsi="Arial Narrow" w:cs="Arial Narrow"/>
+          <w:color w:val="000000"/>
+          <w:kern w:val="0"/>
+          <w:sz w:val="22"/>
+          <w:szCs w:val="22"/>
           <w:lang w:eastAsia="es-ES"/>
           <w14:ligatures w14:val="none"/>
         </w:rPr>
@@ -1457,9 +1705,11 @@
       </w:r>
       <w:r>
         <w:rPr>
-          <w:rFonts w:ascii="Arial Narrow" w:eastAsia="Times New Roman" w:hAnsi="Arial Narrow" w:cs="Arial"/>
-          <w:color w:val="000000"/>
-          <w:kern w:val="0"/>
+          <w:rFonts w:ascii="Arial Narrow" w:eastAsia="Arial Narrow" w:hAnsi="Arial Narrow" w:cs="Arial Narrow"/>
+          <w:color w:val="000000"/>
+          <w:kern w:val="0"/>
+          <w:sz w:val="22"/>
+          <w:szCs w:val="22"/>
           <w:lang w:eastAsia="es-ES"/>
           <w14:ligatures w14:val="none"/>
         </w:rPr>
@@ -1467,9 +1717,11 @@
       </w:r>
       <w:r>
         <w:rPr>
-          <w:rFonts w:ascii="Arial Narrow" w:eastAsia="Times New Roman" w:hAnsi="Arial Narrow" w:cs="Arial"/>
-          <w:color w:val="000000"/>
-          <w:kern w:val="0"/>
+          <w:rFonts w:ascii="Arial Narrow" w:eastAsia="Arial Narrow" w:hAnsi="Arial Narrow" w:cs="Arial Narrow"/>
+          <w:color w:val="000000"/>
+          <w:kern w:val="0"/>
+          <w:sz w:val="22"/>
+          <w:szCs w:val="22"/>
           <w:lang w:eastAsia="es-ES"/>
           <w14:ligatures w14:val="none"/>
         </w:rPr>
@@ -1477,9 +1729,11 @@
       </w:r>
       <w:r>
         <w:rPr>
-          <w:rFonts w:ascii="Arial Narrow" w:eastAsia="Times New Roman" w:hAnsi="Arial Narrow" w:cs="Arial"/>
-          <w:color w:val="000000"/>
-          <w:kern w:val="0"/>
+          <w:rFonts w:ascii="Arial Narrow" w:eastAsia="Arial Narrow" w:hAnsi="Arial Narrow" w:cs="Arial Narrow"/>
+          <w:color w:val="000000"/>
+          <w:kern w:val="0"/>
+          <w:sz w:val="22"/>
+          <w:szCs w:val="22"/>
           <w:lang w:eastAsia="es-ES"/>
           <w14:ligatures w14:val="none"/>
         </w:rPr>
@@ -1487,9 +1741,11 @@
       </w:r>
       <w:r>
         <w:rPr>
-          <w:rFonts w:ascii="Arial Narrow" w:eastAsia="Times New Roman" w:hAnsi="Arial Narrow" w:cs="Arial"/>
-          <w:color w:val="000000"/>
-          <w:kern w:val="0"/>
+          <w:rFonts w:ascii="Arial Narrow" w:eastAsia="Arial Narrow" w:hAnsi="Arial Narrow" w:cs="Arial Narrow"/>
+          <w:color w:val="000000"/>
+          <w:kern w:val="0"/>
+          <w:sz w:val="22"/>
+          <w:szCs w:val="22"/>
           <w:lang w:eastAsia="es-ES"/>
           <w14:ligatures w14:val="none"/>
         </w:rPr>
@@ -1497,9 +1753,11 @@
       </w:r>
       <w:r>
         <w:rPr>
-          <w:rFonts w:ascii="Arial Narrow" w:eastAsia="Times New Roman" w:hAnsi="Arial Narrow" w:cs="Arial"/>
-          <w:color w:val="000000"/>
-          <w:kern w:val="0"/>
+          <w:rFonts w:ascii="Arial Narrow" w:eastAsia="Arial Narrow" w:hAnsi="Arial Narrow" w:cs="Arial Narrow"/>
+          <w:color w:val="000000"/>
+          <w:kern w:val="0"/>
+          <w:sz w:val="22"/>
+          <w:szCs w:val="22"/>
           <w:lang w:eastAsia="es-ES"/>
           <w14:ligatures w14:val="none"/>
         </w:rPr>
@@ -1507,9 +1765,11 @@
       </w:r>
       <w:r>
         <w:rPr>
-          <w:rFonts w:ascii="Arial Narrow" w:eastAsia="Times New Roman" w:hAnsi="Arial Narrow" w:cs="Arial"/>
-          <w:color w:val="000000"/>
-          <w:kern w:val="0"/>
+          <w:rFonts w:ascii="Arial Narrow" w:eastAsia="Arial Narrow" w:hAnsi="Arial Narrow" w:cs="Arial Narrow"/>
+          <w:color w:val="000000"/>
+          <w:kern w:val="0"/>
+          <w:sz w:val="22"/>
+          <w:szCs w:val="22"/>
           <w:lang w:eastAsia="es-ES"/>
           <w14:ligatures w14:val="none"/>
         </w:rPr>
@@ -1517,9 +1777,11 @@
       </w:r>
       <w:r>
         <w:rPr>
-          <w:rFonts w:ascii="Arial Narrow" w:eastAsia="Times New Roman" w:hAnsi="Arial Narrow" w:cs="Arial"/>
-          <w:color w:val="000000"/>
-          <w:kern w:val="0"/>
+          <w:rFonts w:ascii="Arial Narrow" w:eastAsia="Arial Narrow" w:hAnsi="Arial Narrow" w:cs="Arial Narrow"/>
+          <w:color w:val="000000"/>
+          <w:kern w:val="0"/>
+          <w:sz w:val="22"/>
+          <w:szCs w:val="22"/>
           <w:lang w:eastAsia="es-ES"/>
           <w14:ligatures w14:val="none"/>
         </w:rPr>
@@ -1527,9 +1789,11 @@
       </w:r>
       <w:r>
         <w:rPr>
-          <w:rFonts w:ascii="Arial Narrow" w:eastAsia="Times New Roman" w:hAnsi="Arial Narrow" w:cs="Arial"/>
-          <w:color w:val="000000"/>
-          <w:kern w:val="0"/>
+          <w:rFonts w:ascii="Arial Narrow" w:eastAsia="Arial Narrow" w:hAnsi="Arial Narrow" w:cs="Arial Narrow"/>
+          <w:color w:val="000000"/>
+          <w:kern w:val="0"/>
+          <w:sz w:val="22"/>
+          <w:szCs w:val="22"/>
           <w:lang w:eastAsia="es-ES"/>
           <w14:ligatures w14:val="none"/>
         </w:rPr>
@@ -1537,9 +1801,11 @@
       </w:r>
       <w:r>
         <w:rPr>
-          <w:rFonts w:ascii="Arial Narrow" w:eastAsia="Times New Roman" w:hAnsi="Arial Narrow" w:cs="Arial"/>
-          <w:color w:val="000000"/>
-          <w:kern w:val="0"/>
+          <w:rFonts w:ascii="Arial Narrow" w:eastAsia="Arial Narrow" w:hAnsi="Arial Narrow" w:cs="Arial Narrow"/>
+          <w:color w:val="000000"/>
+          <w:kern w:val="0"/>
+          <w:sz w:val="22"/>
+          <w:szCs w:val="22"/>
           <w:lang w:eastAsia="es-ES"/>
           <w14:ligatures w14:val="none"/>
         </w:rPr>
@@ -1547,9 +1813,11 @@
       </w:r>
       <w:r>
         <w:rPr>
-          <w:rFonts w:ascii="Arial Narrow" w:eastAsia="Times New Roman" w:hAnsi="Arial Narrow" w:cs="Arial"/>
-          <w:color w:val="000000"/>
-          <w:kern w:val="0"/>
+          <w:rFonts w:ascii="Arial Narrow" w:eastAsia="Arial Narrow" w:hAnsi="Arial Narrow" w:cs="Arial Narrow"/>
+          <w:color w:val="000000"/>
+          <w:kern w:val="0"/>
+          <w:sz w:val="22"/>
+          <w:szCs w:val="22"/>
           <w:lang w:eastAsia="es-ES"/>
           <w14:ligatures w14:val="none"/>
         </w:rPr>
@@ -1557,9 +1825,11 @@
       </w:r>
       <w:r>
         <w:rPr>
-          <w:rFonts w:ascii="Arial Narrow" w:eastAsia="Times New Roman" w:hAnsi="Arial Narrow" w:cs="Arial"/>
-          <w:color w:val="000000"/>
-          <w:kern w:val="0"/>
+          <w:rFonts w:ascii="Arial Narrow" w:eastAsia="Arial Narrow" w:hAnsi="Arial Narrow" w:cs="Arial Narrow"/>
+          <w:color w:val="000000"/>
+          <w:kern w:val="0"/>
+          <w:sz w:val="22"/>
+          <w:szCs w:val="22"/>
           <w:lang w:eastAsia="es-ES"/>
           <w14:ligatures w14:val="none"/>
         </w:rPr>
@@ -1567,9 +1837,11 @@
       </w:r>
       <w:r>
         <w:rPr>
-          <w:rFonts w:ascii="Arial Narrow" w:eastAsia="Times New Roman" w:hAnsi="Arial Narrow" w:cs="Arial"/>
-          <w:color w:val="000000"/>
-          <w:kern w:val="0"/>
+          <w:rFonts w:ascii="Arial Narrow" w:eastAsia="Arial Narrow" w:hAnsi="Arial Narrow" w:cs="Arial Narrow"/>
+          <w:color w:val="000000"/>
+          <w:kern w:val="0"/>
+          <w:sz w:val="22"/>
+          <w:szCs w:val="22"/>
           <w:lang w:eastAsia="es-ES"/>
           <w14:ligatures w14:val="none"/>
         </w:rPr>
@@ -1578,9 +1850,11 @@
       <w:proofErr w:type="gramStart"/>
       <w:r>
         <w:rPr>
-          <w:rFonts w:ascii="Arial Narrow" w:eastAsia="Times New Roman" w:hAnsi="Arial Narrow" w:cs="Arial"/>
-          <w:color w:val="000000"/>
-          <w:kern w:val="0"/>
+          <w:rFonts w:ascii="Arial Narrow" w:eastAsia="Arial Narrow" w:hAnsi="Arial Narrow" w:cs="Arial Narrow"/>
+          <w:color w:val="000000"/>
+          <w:kern w:val="0"/>
+          <w:sz w:val="22"/>
+          <w:szCs w:val="22"/>
           <w:lang w:eastAsia="es-ES"/>
           <w14:ligatures w14:val="none"/>
         </w:rPr>
@@ -1589,9 +1863,11 @@
       <w:proofErr w:type="gramEnd"/>
       <w:r>
         <w:rPr>
-          <w:rFonts w:ascii="Arial Narrow" w:eastAsia="Times New Roman" w:hAnsi="Arial Narrow" w:cs="Arial"/>
-          <w:color w:val="000000"/>
-          <w:kern w:val="0"/>
+          <w:rFonts w:ascii="Arial Narrow" w:eastAsia="Arial Narrow" w:hAnsi="Arial Narrow" w:cs="Arial Narrow"/>
+          <w:color w:val="000000"/>
+          <w:kern w:val="0"/>
+          <w:sz w:val="22"/>
+          <w:szCs w:val="22"/>
           <w:lang w:eastAsia="es-ES"/>
           <w14:ligatures w14:val="none"/>
         </w:rPr>
@@ -1599,9 +1875,11 @@
       </w:r>
       <w:r>
         <w:rPr>
-          <w:rFonts w:ascii="Arial Narrow" w:eastAsia="Times New Roman" w:hAnsi="Arial Narrow" w:cs="Arial"/>
-          <w:color w:val="000000"/>
-          <w:kern w:val="0"/>
+          <w:rFonts w:ascii="Arial Narrow" w:eastAsia="Arial Narrow" w:hAnsi="Arial Narrow" w:cs="Arial Narrow"/>
+          <w:color w:val="000000"/>
+          <w:kern w:val="0"/>
+          <w:sz w:val="22"/>
+          <w:szCs w:val="22"/>
           <w:lang w:eastAsia="es-ES"/>
           <w14:ligatures w14:val="none"/>
         </w:rPr>
@@ -1609,9 +1887,11 @@
       </w:r>
       <w:r>
         <w:rPr>
-          <w:rFonts w:ascii="Arial Narrow" w:eastAsia="Times New Roman" w:hAnsi="Arial Narrow" w:cs="Arial"/>
-          <w:color w:val="000000"/>
-          <w:kern w:val="0"/>
+          <w:rFonts w:ascii="Arial Narrow" w:eastAsia="Arial Narrow" w:hAnsi="Arial Narrow" w:cs="Arial Narrow"/>
+          <w:color w:val="000000"/>
+          <w:kern w:val="0"/>
+          <w:sz w:val="22"/>
+          <w:szCs w:val="22"/>
           <w:lang w:eastAsia="es-ES"/>
           <w14:ligatures w14:val="none"/>
         </w:rPr>
@@ -1619,9 +1899,11 @@
       </w:r>
       <w:r>
         <w:rPr>
-          <w:rFonts w:ascii="Arial Narrow" w:eastAsia="Times New Roman" w:hAnsi="Arial Narrow" w:cs="Arial"/>
-          <w:color w:val="000000"/>
-          <w:kern w:val="0"/>
+          <w:rFonts w:ascii="Arial Narrow" w:eastAsia="Arial Narrow" w:hAnsi="Arial Narrow" w:cs="Arial Narrow"/>
+          <w:color w:val="000000"/>
+          <w:kern w:val="0"/>
+          <w:sz w:val="22"/>
+          <w:szCs w:val="22"/>
           <w:lang w:eastAsia="es-ES"/>
           <w14:ligatures w14:val="none"/>
         </w:rPr>
@@ -1636,9 +1918,11 @@
         <w:spacing w:after="0" w:line="240" w:lineRule="auto"/>
         <w:jc w:val="both"/>
         <w:rPr>
-          <w:rFonts w:ascii="Arial Narrow" w:eastAsia="Times New Roman" w:hAnsi="Arial Narrow" w:cs="Arial"/>
-          <w:color w:val="000000"/>
-          <w:kern w:val="0"/>
+          <w:rFonts w:ascii="Arial Narrow" w:eastAsia="Arial Narrow" w:hAnsi="Arial Narrow" w:cs="Arial Narrow"/>
+          <w:color w:val="000000"/>
+          <w:kern w:val="0"/>
+          <w:sz w:val="22"/>
+          <w:szCs w:val="22"/>
           <w:lang w:eastAsia="es-ES"/>
           <w14:ligatures w14:val="none"/>
         </w:rPr>
@@ -1658,18 +1942,22 @@
         <w:contextualSpacing/>
         <w:jc w:val="both"/>
         <w:rPr>
-          <w:rFonts w:ascii="Arial Narrow" w:eastAsia="Times New Roman" w:hAnsi="Arial Narrow" w:cs="Arial"/>
-          <w:color w:val="000000"/>
-          <w:kern w:val="0"/>
+          <w:rFonts w:ascii="Arial Narrow" w:eastAsia="Arial Narrow" w:hAnsi="Arial Narrow" w:cs="Arial Narrow"/>
+          <w:color w:val="000000"/>
+          <w:kern w:val="0"/>
+          <w:sz w:val="22"/>
+          <w:szCs w:val="22"/>
           <w:lang w:val="es-ES" w:eastAsia="es-ES"/>
           <w14:ligatures w14:val="none"/>
         </w:rPr>
       </w:pPr>
       <w:r>
         <w:rPr>
-          <w:rFonts w:ascii="Arial Narrow" w:eastAsia="Times New Roman" w:hAnsi="Arial Narrow" w:cs="Arial"/>
-          <w:color w:val="000000"/>
-          <w:kern w:val="0"/>
+          <w:rFonts w:ascii="Arial Narrow" w:eastAsia="Arial Narrow" w:hAnsi="Arial Narrow" w:cs="Arial Narrow"/>
+          <w:color w:val="000000"/>
+          <w:kern w:val="0"/>
+          <w:sz w:val="22"/>
+          <w:szCs w:val="22"/>
           <w:lang w:val="es-ES" w:eastAsia="es-ES"/>
           <w14:ligatures w14:val="none"/>
         </w:rPr>
@@ -1677,17 +1965,21 @@
       </w:r>
       <w:r>
         <w:rPr>
-          <w:rFonts w:ascii="Arial Narrow" w:eastAsia="Calibri" w:hAnsi="Arial Narrow" w:cs="Arial"/>
-          <w:kern w:val="0"/>
-          <w14:ligatures w14:val="none"/>
+          <w:rFonts w:ascii="Arial Narrow" w:eastAsia="Arial Narrow" w:hAnsi="Arial Narrow" w:cs="Arial Narrow"/>
+          <w:kern w:val="0"/>
+          <w14:ligatures w14:val="none"/>
+          <w:sz w:val="22"/>
+          <w:szCs w:val="22"/>
         </w:rPr>
         <w:t xml:space="preserve"/>
       </w:r>
       <w:r>
         <w:rPr>
-          <w:rFonts w:ascii="Arial Narrow" w:eastAsia="Times New Roman" w:hAnsi="Arial Narrow" w:cs="Arial"/>
-          <w:color w:val="000000"/>
-          <w:kern w:val="0"/>
+          <w:rFonts w:ascii="Arial Narrow" w:eastAsia="Arial Narrow" w:hAnsi="Arial Narrow" w:cs="Arial Narrow"/>
+          <w:color w:val="000000"/>
+          <w:kern w:val="0"/>
+          <w:sz w:val="22"/>
+          <w:szCs w:val="22"/>
           <w:lang w:val="es-ES" w:eastAsia="es-ES"/>
           <w14:ligatures w14:val="none"/>
         </w:rPr>
@@ -1695,9 +1987,11 @@
       </w:r>
       <w:r>
         <w:rPr>
-          <w:rFonts w:ascii="Arial Narrow" w:eastAsia="Times New Roman" w:hAnsi="Arial Narrow" w:cs="Arial"/>
-          <w:color w:val="000000"/>
-          <w:kern w:val="0"/>
+          <w:rFonts w:ascii="Arial Narrow" w:eastAsia="Arial Narrow" w:hAnsi="Arial Narrow" w:cs="Arial Narrow"/>
+          <w:color w:val="000000"/>
+          <w:kern w:val="0"/>
+          <w:sz w:val="22"/>
+          <w:szCs w:val="22"/>
           <w:lang w:val="es-ES" w:eastAsia="es-ES"/>
           <w14:ligatures w14:val="none"/>
         </w:rPr>
@@ -1705,9 +1999,11 @@
       </w:r>
       <w:r>
         <w:rPr>
-          <w:rFonts w:ascii="Arial Narrow" w:eastAsia="Times New Roman" w:hAnsi="Arial Narrow" w:cs="Arial"/>
-          <w:color w:val="000000"/>
-          <w:kern w:val="0"/>
+          <w:rFonts w:ascii="Arial Narrow" w:eastAsia="Arial Narrow" w:hAnsi="Arial Narrow" w:cs="Arial Narrow"/>
+          <w:color w:val="000000"/>
+          <w:kern w:val="0"/>
+          <w:sz w:val="22"/>
+          <w:szCs w:val="22"/>
           <w:lang w:val="es-ES" w:eastAsia="es-ES"/>
           <w14:ligatures w14:val="none"/>
         </w:rPr>
@@ -1715,9 +2011,11 @@
       </w:r>
       <w:r>
         <w:rPr>
-          <w:rFonts w:ascii="Arial Narrow" w:eastAsia="Times New Roman" w:hAnsi="Arial Narrow" w:cs="Arial"/>
-          <w:color w:val="000000"/>
-          <w:kern w:val="0"/>
+          <w:rFonts w:ascii="Arial Narrow" w:eastAsia="Arial Narrow" w:hAnsi="Arial Narrow" w:cs="Arial Narrow"/>
+          <w:color w:val="000000"/>
+          <w:kern w:val="0"/>
+          <w:sz w:val="22"/>
+          <w:szCs w:val="22"/>
           <w:lang w:val="es-ES" w:eastAsia="es-ES"/>
           <w14:ligatures w14:val="none"/>
         </w:rPr>
@@ -1725,9 +2023,11 @@
       </w:r>
       <w:r>
         <w:rPr>
-          <w:rFonts w:ascii="Arial Narrow" w:eastAsia="Times New Roman" w:hAnsi="Arial Narrow" w:cs="Arial"/>
-          <w:color w:val="000000"/>
-          <w:kern w:val="0"/>
+          <w:rFonts w:ascii="Arial Narrow" w:eastAsia="Arial Narrow" w:hAnsi="Arial Narrow" w:cs="Arial Narrow"/>
+          <w:color w:val="000000"/>
+          <w:kern w:val="0"/>
+          <w:sz w:val="22"/>
+          <w:szCs w:val="22"/>
           <w:lang w:val="es-ES" w:eastAsia="es-ES"/>
           <w14:ligatures w14:val="none"/>
         </w:rPr>
@@ -1735,9 +2035,11 @@
       </w:r>
       <w:r>
         <w:rPr>
-          <w:rFonts w:ascii="Arial Narrow" w:eastAsia="Times New Roman" w:hAnsi="Arial Narrow" w:cs="Arial"/>
-          <w:color w:val="000000"/>
-          <w:kern w:val="0"/>
+          <w:rFonts w:ascii="Arial Narrow" w:eastAsia="Arial Narrow" w:hAnsi="Arial Narrow" w:cs="Arial Narrow"/>
+          <w:color w:val="000000"/>
+          <w:kern w:val="0"/>
+          <w:sz w:val="22"/>
+          <w:szCs w:val="22"/>
           <w:lang w:val="es-ES" w:eastAsia="es-ES"/>
           <w14:ligatures w14:val="none"/>
         </w:rPr>
@@ -1745,9 +2047,11 @@
       </w:r>
       <w:r>
         <w:rPr>
-          <w:rFonts w:ascii="Arial Narrow" w:eastAsia="Times New Roman" w:hAnsi="Arial Narrow" w:cs="Arial"/>
-          <w:color w:val="000000"/>
-          <w:kern w:val="0"/>
+          <w:rFonts w:ascii="Arial Narrow" w:eastAsia="Arial Narrow" w:hAnsi="Arial Narrow" w:cs="Arial Narrow"/>
+          <w:color w:val="000000"/>
+          <w:kern w:val="0"/>
+          <w:sz w:val="22"/>
+          <w:szCs w:val="22"/>
           <w:lang w:val="es-ES" w:eastAsia="es-ES"/>
           <w14:ligatures w14:val="none"/>
         </w:rPr>
@@ -1756,9 +2060,11 @@
       <w:proofErr w:type="spellStart"/>
       <w:r>
         <w:rPr>
-          <w:rFonts w:ascii="Arial Narrow" w:eastAsia="Times New Roman" w:hAnsi="Arial Narrow" w:cs="Arial"/>
-          <w:color w:val="000000"/>
-          <w:kern w:val="0"/>
+          <w:rFonts w:ascii="Arial Narrow" w:eastAsia="Arial Narrow" w:hAnsi="Arial Narrow" w:cs="Arial Narrow"/>
+          <w:color w:val="000000"/>
+          <w:kern w:val="0"/>
+          <w:sz w:val="22"/>
+          <w:szCs w:val="22"/>
           <w:lang w:val="es-ES" w:eastAsia="es-ES"/>
           <w14:ligatures w14:val="none"/>
         </w:rPr>
@@ -1767,9 +2073,11 @@
       <w:proofErr w:type="spellEnd"/>
       <w:r>
         <w:rPr>
-          <w:rFonts w:ascii="Arial Narrow" w:eastAsia="Times New Roman" w:hAnsi="Arial Narrow" w:cs="Arial"/>
-          <w:color w:val="000000"/>
-          <w:kern w:val="0"/>
+          <w:rFonts w:ascii="Arial Narrow" w:eastAsia="Arial Narrow" w:hAnsi="Arial Narrow" w:cs="Arial Narrow"/>
+          <w:color w:val="000000"/>
+          <w:kern w:val="0"/>
+          <w:sz w:val="22"/>
+          <w:szCs w:val="22"/>
           <w:lang w:val="es-ES" w:eastAsia="es-ES"/>
           <w14:ligatures w14:val="none"/>
         </w:rPr>
@@ -1777,9 +2085,11 @@
       </w:r>
       <w:r>
         <w:rPr>
-          <w:rFonts w:ascii="Arial Narrow" w:eastAsia="Times New Roman" w:hAnsi="Arial Narrow" w:cs="Arial"/>
-          <w:color w:val="000000"/>
-          <w:kern w:val="0"/>
+          <w:rFonts w:ascii="Arial Narrow" w:eastAsia="Arial Narrow" w:hAnsi="Arial Narrow" w:cs="Arial Narrow"/>
+          <w:color w:val="000000"/>
+          <w:kern w:val="0"/>
+          <w:sz w:val="22"/>
+          <w:szCs w:val="22"/>
           <w:lang w:val="es-ES" w:eastAsia="es-ES"/>
           <w14:ligatures w14:val="none"/>
         </w:rPr>
@@ -1787,9 +2097,11 @@
       </w:r>
       <w:r>
         <w:rPr>
-          <w:rFonts w:ascii="Arial Narrow" w:eastAsia="Times New Roman" w:hAnsi="Arial Narrow" w:cs="Arial"/>
-          <w:color w:val="000000"/>
-          <w:kern w:val="0"/>
+          <w:rFonts w:ascii="Arial Narrow" w:eastAsia="Arial Narrow" w:hAnsi="Arial Narrow" w:cs="Arial Narrow"/>
+          <w:color w:val="000000"/>
+          <w:kern w:val="0"/>
+          <w:sz w:val="22"/>
+          <w:szCs w:val="22"/>
           <w:lang w:val="es-ES" w:eastAsia="es-ES"/>
           <w14:ligatures w14:val="none"/>
         </w:rPr>
@@ -1797,9 +2109,11 @@
       </w:r>
       <w:r>
         <w:rPr>
-          <w:rFonts w:ascii="Arial Narrow" w:eastAsia="Times New Roman" w:hAnsi="Arial Narrow" w:cs="Arial"/>
-          <w:color w:val="000000"/>
-          <w:kern w:val="0"/>
+          <w:rFonts w:ascii="Arial Narrow" w:eastAsia="Arial Narrow" w:hAnsi="Arial Narrow" w:cs="Arial Narrow"/>
+          <w:color w:val="000000"/>
+          <w:kern w:val="0"/>
+          <w:sz w:val="22"/>
+          <w:szCs w:val="22"/>
           <w:lang w:val="es-ES" w:eastAsia="es-ES"/>
           <w14:ligatures w14:val="none"/>
         </w:rPr>
@@ -1808,9 +2122,11 @@
       </w:r>
       <w:r>
         <w:rPr>
-          <w:rFonts w:ascii="Arial Narrow" w:eastAsia="Times New Roman" w:hAnsi="Arial Narrow" w:cs="Arial"/>
-          <w:color w:val="000000"/>
-          <w:kern w:val="0"/>
+          <w:rFonts w:ascii="Arial Narrow" w:eastAsia="Arial Narrow" w:hAnsi="Arial Narrow" w:cs="Arial Narrow"/>
+          <w:color w:val="000000"/>
+          <w:kern w:val="0"/>
+          <w:sz w:val="22"/>
+          <w:szCs w:val="22"/>
           <w:lang w:val="es-ES" w:eastAsia="es-ES"/>
           <w14:ligatures w14:val="none"/>
         </w:rPr>
@@ -1818,9 +2134,11 @@
       </w:r>
       <w:r>
         <w:rPr>
-          <w:rFonts w:ascii="Arial Narrow" w:eastAsia="Times New Roman" w:hAnsi="Arial Narrow" w:cs="Arial"/>
-          <w:color w:val="000000"/>
-          <w:kern w:val="0"/>
+          <w:rFonts w:ascii="Arial Narrow" w:eastAsia="Arial Narrow" w:hAnsi="Arial Narrow" w:cs="Arial Narrow"/>
+          <w:color w:val="000000"/>
+          <w:kern w:val="0"/>
+          <w:sz w:val="22"/>
+          <w:szCs w:val="22"/>
           <w:lang w:val="es-ES" w:eastAsia="es-ES"/>
           <w14:ligatures w14:val="none"/>
         </w:rPr>
@@ -1828,9 +2146,11 @@
       </w:r>
       <w:r>
         <w:rPr>
-          <w:rFonts w:ascii="Arial Narrow" w:eastAsia="Times New Roman" w:hAnsi="Arial Narrow" w:cs="Arial"/>
-          <w:color w:val="000000"/>
-          <w:kern w:val="0"/>
+          <w:rFonts w:ascii="Arial Narrow" w:eastAsia="Arial Narrow" w:hAnsi="Arial Narrow" w:cs="Arial Narrow"/>
+          <w:color w:val="000000"/>
+          <w:kern w:val="0"/>
+          <w:sz w:val="22"/>
+          <w:szCs w:val="22"/>
           <w:lang w:val="es-ES" w:eastAsia="es-ES"/>
           <w14:ligatures w14:val="none"/>
         </w:rPr>
@@ -1838,9 +2158,11 @@
       </w:r>
       <w:r>
         <w:rPr>
-          <w:rFonts w:ascii="Arial Narrow" w:eastAsia="Times New Roman" w:hAnsi="Arial Narrow" w:cs="Arial"/>
-          <w:color w:val="000000"/>
-          <w:kern w:val="0"/>
+          <w:rFonts w:ascii="Arial Narrow" w:eastAsia="Arial Narrow" w:hAnsi="Arial Narrow" w:cs="Arial Narrow"/>
+          <w:color w:val="000000"/>
+          <w:kern w:val="0"/>
+          <w:sz w:val="22"/>
+          <w:szCs w:val="22"/>
           <w:lang w:val="es-ES" w:eastAsia="es-ES"/>
           <w14:ligatures w14:val="none"/>
         </w:rPr>
@@ -1857,6 +2179,8 @@
           <w:b/>
           <w:color w:val="000000"/>
           <w:kern w:val="0"/>
+          <w:sz w:val="22"/>
+          <w:szCs w:val="22"/>
           <w:lang w:eastAsia="es-PE"/>
           <w14:ligatures w14:val="none"/>
         </w:rPr>
@@ -1881,6 +2205,8 @@
           <w:b/>
           <w:color w:val="000000"/>
           <w:kern w:val="0"/>
+          <w:sz w:val="22"/>
+          <w:szCs w:val="22"/>
           <w:lang w:eastAsia="es-PE"/>
           <w14:ligatures w14:val="none"/>
         </w:rPr>
@@ -1891,6 +2217,8 @@
           <w:b/>
           <w:color w:val="000000"/>
           <w:kern w:val="0"/>
+          <w:sz w:val="22"/>
+          <w:szCs w:val="22"/>
           <w:lang w:eastAsia="es-PE"/>
           <w14:ligatures w14:val="none"/>
         </w:rPr>
@@ -1908,6 +2236,8 @@
           <w:b/>
           <w:color w:val="000000"/>
           <w:kern w:val="0"/>
+          <w:sz w:val="22"/>
+          <w:szCs w:val="22"/>
           <w:lang w:eastAsia="es-PE"/>
           <w14:ligatures w14:val="none"/>
         </w:rPr>
@@ -1927,6 +2257,8 @@
           <w:rFonts w:ascii="Arial Narrow" w:eastAsia="Arial Narrow" w:hAnsi="Arial Narrow" w:cs="Arial Narrow"/>
           <w:kern w:val="0"/>
           <w14:ligatures w14:val="none"/>
+          <w:sz w:val="22"/>
+          <w:szCs w:val="22"/>
         </w:rPr>
       </w:pPr>
       <w:bookmarkStart w:id="1" w:name="_Hlk140755208"/>
@@ -1934,9 +2266,11 @@
       <w:bookmarkStart w:id="3" w:name="_Hlk155944687"/>
       <w:r>
         <w:rPr>
-          <w:rFonts w:ascii="Arial Narrow" w:eastAsia="Times New Roman" w:hAnsi="Arial Narrow" w:cs="Segoe UI"/>
-          <w:color w:val="000000"/>
-          <w:kern w:val="0"/>
+          <w:rFonts w:ascii="Arial Narrow" w:eastAsia="Arial Narrow" w:hAnsi="Arial Narrow" w:cs="Arial Narrow"/>
+          <w:color w:val="000000"/>
+          <w:kern w:val="0"/>
+          <w:sz w:val="22"/>
+          <w:szCs w:val="22"/>
           <w:lang w:eastAsia="es-PE"/>
           <w14:ligatures w14:val="none"/>
         </w:rPr>
@@ -1950,6 +2284,8 @@
           <w:rStyle w:val="Refdenotaalpie"/>
           <w:rFonts w:ascii="Arial Narrow" w:eastAsia="Arial Narrow" w:hAnsi="Arial Narrow" w:cs="Arial Narrow"/>
           <w:kern w:val="0"/>
+          <w:sz w:val="22"/>
+          <w:szCs w:val="22"/>
           <w:vertAlign w:val="superscript"/>
           <w14:ligatures w14:val="none"/>
         </w:rPr>
@@ -1957,9 +2293,11 @@
       </w:r>
       <w:r>
         <w:rPr>
-          <w:rFonts w:ascii="Arial Narrow" w:eastAsia="Times New Roman" w:hAnsi="Arial Narrow" w:cs="Segoe UI"/>
-          <w:color w:val="000000"/>
-          <w:kern w:val="0"/>
+          <w:rFonts w:ascii="Arial Narrow" w:eastAsia="Arial Narrow" w:hAnsi="Arial Narrow" w:cs="Arial Narrow"/>
+          <w:color w:val="000000"/>
+          <w:kern w:val="0"/>
+          <w:sz w:val="22"/>
+          <w:szCs w:val="22"/>
           <w:lang w:eastAsia="es-PE"/>
           <w14:ligatures w14:val="none"/>
         </w:rPr>
@@ -1967,9 +2305,11 @@
       </w:r>
       <w:r>
         <w:rPr>
-          <w:rFonts w:ascii="Arial Narrow" w:eastAsia="Times New Roman" w:hAnsi="Arial Narrow" w:cs="Segoe UI"/>
-          <w:color w:val="000000"/>
-          <w:kern w:val="0"/>
+          <w:rFonts w:ascii="Arial Narrow" w:eastAsia="Arial Narrow" w:hAnsi="Arial Narrow" w:cs="Arial Narrow"/>
+          <w:color w:val="000000"/>
+          <w:kern w:val="0"/>
+          <w:sz w:val="22"/>
+          <w:szCs w:val="22"/>
           <w:lang w:eastAsia="es-PE"/>
           <w14:ligatures w14:val="none"/>
         </w:rPr>
@@ -1980,6 +2320,8 @@
           <w:rFonts w:ascii="Arial Narrow" w:eastAsia="Arial Narrow" w:hAnsi="Arial Narrow" w:cs="Arial Narrow"/>
           <w:kern w:val="0"/>
           <w14:ligatures w14:val="none"/>
+          <w:sz w:val="22"/>
+          <w:szCs w:val="22"/>
         </w:rPr>
         <w:t xml:space="preserve">que el hecho denunciado, </w:t>
       </w:r>
@@ -1989,13 +2331,17 @@
           <w:rFonts w:ascii="Arial Narrow" w:eastAsia="Arial Narrow" w:hAnsi="Arial Narrow" w:cs="Arial Narrow"/>
           <w:kern w:val="0"/>
           <w14:ligatures w14:val="none"/>
+          <w:sz w:val="22"/>
+          <w:szCs w:val="22"/>
         </w:rPr>
         <w:t xml:space="preserve">consistente en que </w:t>
       </w:r>
       <w:r>
         <w:rPr>
-          <w:rFonts w:ascii="Arial Narrow" w:eastAsia="Times New Roman" w:hAnsi="Arial Narrow" w:cs="Times New Roman"/>
-          <w:kern w:val="0"/>
+          <w:rFonts w:ascii="Arial Narrow" w:eastAsia="Arial Narrow" w:hAnsi="Arial Narrow" w:cs="Arial Narrow"/>
+          <w:kern w:val="0"/>
+          <w:sz w:val="22"/>
+          <w:szCs w:val="22"/>
           <w:shd w:val="clear" w:color="auto" w:fill="FFFFFF"/>
           <w:lang w:eastAsia="es-PE"/>
           <w14:ligatures w14:val="none"/>
@@ -2005,8 +2351,10 @@
       <w:proofErr w:type="spellStart"/>
       <w:r>
         <w:rPr>
-          <w:rFonts w:ascii="Arial Narrow" w:eastAsia="Times New Roman" w:hAnsi="Arial Narrow" w:cs="Times New Roman"/>
-          <w:kern w:val="0"/>
+          <w:rFonts w:ascii="Arial Narrow" w:eastAsia="Arial Narrow" w:hAnsi="Arial Narrow" w:cs="Arial Narrow"/>
+          <w:kern w:val="0"/>
+          <w:sz w:val="22"/>
+          <w:szCs w:val="22"/>
           <w:shd w:val="clear" w:color="auto" w:fill="FFFFFF"/>
           <w:lang w:eastAsia="es-PE"/>
           <w14:ligatures w14:val="none"/>
@@ -2016,8 +2364,10 @@
       <w:proofErr w:type="spellEnd"/>
       <w:r>
         <w:rPr>
-          <w:rFonts w:ascii="Arial Narrow" w:eastAsia="Times New Roman" w:hAnsi="Arial Narrow" w:cs="Times New Roman"/>
-          <w:kern w:val="0"/>
+          <w:rFonts w:ascii="Arial Narrow" w:eastAsia="Arial Narrow" w:hAnsi="Arial Narrow" w:cs="Arial Narrow"/>
+          <w:kern w:val="0"/>
+          <w:sz w:val="22"/>
+          <w:szCs w:val="22"/>
           <w:shd w:val="clear" w:color="auto" w:fill="FFFFFF"/>
           <w:lang w:eastAsia="es-PE"/>
           <w14:ligatures w14:val="none"/>
@@ -2029,14 +2379,18 @@
           <w:rFonts w:ascii="Arial Narrow" w:eastAsia="Arial Narrow" w:hAnsi="Arial Narrow" w:cs="Arial Narrow"/>
           <w:kern w:val="0"/>
           <w14:ligatures w14:val="none"/>
+          <w:sz w:val="22"/>
+          <w:szCs w:val="22"/>
         </w:rPr>
         <w:t>; involucraría una presunta afectación a sus expectativas, quien no habría encontrado una correspondencia entre lo que esperaba recibir de parte del proveedor y lo que realmente recibió. Por consiguiente, corresponde calificar el hecho materia de denuncia como una presunta infracción al deber de idoneidad, tipificado en los artículos 18</w:t>
       </w:r>
       <w:r>
         <w:rPr>
-          <w:rFonts w:ascii="Arial Narrow" w:eastAsia="Times New Roman" w:hAnsi="Arial Narrow" w:cs="Segoe UI"/>
-          <w:color w:val="000000"/>
-          <w:kern w:val="0"/>
+          <w:rFonts w:ascii="Arial Narrow" w:eastAsia="Arial Narrow" w:hAnsi="Arial Narrow" w:cs="Arial Narrow"/>
+          <w:color w:val="000000"/>
+          <w:kern w:val="0"/>
+          <w:sz w:val="22"/>
+          <w:szCs w:val="22"/>
           <w:lang w:eastAsia="es-PE"/>
           <w14:ligatures w14:val="none"/>
         </w:rPr>
@@ -2047,14 +2401,18 @@
           <w:rFonts w:ascii="Arial Narrow" w:eastAsia="Arial Narrow" w:hAnsi="Arial Narrow" w:cs="Arial Narrow"/>
           <w:kern w:val="0"/>
           <w14:ligatures w14:val="none"/>
+          <w:sz w:val="22"/>
+          <w:szCs w:val="22"/>
         </w:rPr>
         <w:t xml:space="preserve"> y 19</w:t>
       </w:r>
       <w:r>
         <w:rPr>
-          <w:rFonts w:ascii="Arial Narrow" w:eastAsia="Times New Roman" w:hAnsi="Arial Narrow" w:cs="Segoe UI"/>
-          <w:color w:val="000000"/>
-          <w:kern w:val="0"/>
+          <w:rFonts w:ascii="Arial Narrow" w:eastAsia="Arial Narrow" w:hAnsi="Arial Narrow" w:cs="Arial Narrow"/>
+          <w:color w:val="000000"/>
+          <w:kern w:val="0"/>
+          <w:sz w:val="22"/>
+          <w:szCs w:val="22"/>
           <w:lang w:eastAsia="es-PE"/>
           <w14:ligatures w14:val="none"/>
         </w:rPr>
@@ -2065,14 +2423,18 @@
           <w:rFonts w:ascii="Arial Narrow" w:eastAsia="Arial Narrow" w:hAnsi="Arial Narrow" w:cs="Arial Narrow"/>
           <w:kern w:val="0"/>
           <w14:ligatures w14:val="none"/>
+          <w:sz w:val="22"/>
+          <w:szCs w:val="22"/>
         </w:rPr>
         <w:t xml:space="preserve"> del Código</w:t>
       </w:r>
       <w:r>
         <w:rPr>
           <w:rStyle w:val="Refdenotaalpie"/>
-          <w:rFonts w:ascii="Arial Narrow" w:eastAsia="Arial Narrow" w:hAnsi="Arial Narrow" w:cs="Arial"/>
-          <w:kern w:val="0"/>
+          <w:rFonts w:ascii="Arial Narrow" w:eastAsia="Arial Narrow" w:hAnsi="Arial Narrow" w:cs="Arial Narrow"/>
+          <w:kern w:val="0"/>
+          <w:sz w:val="22"/>
+          <w:szCs w:val="22"/>
           <w:vertAlign w:val="superscript"/>
           <w14:ligatures w14:val="none"/>
         </w:rPr>
@@ -2083,6 +2445,8 @@
           <w:rFonts w:ascii="Arial Narrow" w:eastAsia="Arial Narrow" w:hAnsi="Arial Narrow" w:cs="Arial Narrow"/>
           <w:kern w:val="0"/>
           <w14:ligatures w14:val="none"/>
+          <w:sz w:val="22"/>
+          <w:szCs w:val="22"/>
         </w:rPr>
         <w:t>.</w:t>
       </w:r>
@@ -2095,6 +2459,8 @@
           <w:rFonts w:ascii="Arial Narrow" w:eastAsia="Arial Narrow" w:hAnsi="Arial Narrow" w:cs="Arial Narrow"/>
           <w:kern w:val="0"/>
           <w14:ligatures w14:val="none"/>
+          <w:sz w:val="22"/>
+          <w:szCs w:val="22"/>
         </w:rPr>
       </w:pPr>
     </w:p>
@@ -2112,20 +2478,26 @@
           <w:rFonts w:ascii="Arial Narrow" w:eastAsia="Arial Narrow" w:hAnsi="Arial Narrow" w:cs="Arial Narrow"/>
           <w:kern w:val="0"/>
           <w14:ligatures w14:val="none"/>
-        </w:rPr>
-      </w:pPr>
-      <w:r>
-        <w:rPr>
-          <w:rFonts w:ascii="Arial Narrow" w:eastAsia="Arial Narrow" w:hAnsi="Arial Narrow" w:cs="Arial Narrow"/>
-          <w:kern w:val="0"/>
-          <w14:ligatures w14:val="none"/>
+          <w:sz w:val="22"/>
+          <w:szCs w:val="22"/>
+        </w:rPr>
+      </w:pPr>
+      <w:r>
+        <w:rPr>
+          <w:rFonts w:ascii="Arial Narrow" w:eastAsia="Arial Narrow" w:hAnsi="Arial Narrow" w:cs="Arial Narrow"/>
+          <w:kern w:val="0"/>
+          <w14:ligatures w14:val="none"/>
+          <w:sz w:val="22"/>
+          <w:szCs w:val="22"/>
         </w:rPr>
         <w:t xml:space="preserve">Asimismo, la Secretaría Técnica, en ejercicio de sus facultades, considera que el hecho denunciado, consistente en que </w:t>
       </w:r>
       <w:r>
         <w:rPr>
-          <w:rFonts w:ascii="Arial Narrow" w:eastAsia="Times New Roman" w:hAnsi="Arial Narrow" w:cs="Times New Roman"/>
-          <w:kern w:val="0"/>
+          <w:rFonts w:ascii="Arial Narrow" w:eastAsia="Arial Narrow" w:hAnsi="Arial Narrow" w:cs="Arial Narrow"/>
+          <w:kern w:val="0"/>
+          <w:sz w:val="22"/>
+          <w:szCs w:val="22"/>
           <w:shd w:val="clear" w:color="auto" w:fill="FFFFFF"/>
           <w:lang w:eastAsia="es-PE"/>
           <w14:ligatures w14:val="none"/>
@@ -2135,8 +2507,10 @@
       <w:proofErr w:type="spellStart"/>
       <w:r>
         <w:rPr>
-          <w:rFonts w:ascii="Arial Narrow" w:eastAsia="Times New Roman" w:hAnsi="Arial Narrow" w:cs="Times New Roman"/>
-          <w:kern w:val="0"/>
+          <w:rFonts w:ascii="Arial Narrow" w:eastAsia="Arial Narrow" w:hAnsi="Arial Narrow" w:cs="Arial Narrow"/>
+          <w:kern w:val="0"/>
+          <w:sz w:val="22"/>
+          <w:szCs w:val="22"/>
           <w:shd w:val="clear" w:color="auto" w:fill="FFFFFF"/>
           <w:lang w:eastAsia="es-PE"/>
           <w14:ligatures w14:val="none"/>
@@ -2146,8 +2520,10 @@
       <w:proofErr w:type="spellEnd"/>
       <w:r>
         <w:rPr>
-          <w:rFonts w:ascii="Arial Narrow" w:eastAsia="Times New Roman" w:hAnsi="Arial Narrow" w:cs="Times New Roman"/>
-          <w:kern w:val="0"/>
+          <w:rFonts w:ascii="Arial Narrow" w:eastAsia="Arial Narrow" w:hAnsi="Arial Narrow" w:cs="Arial Narrow"/>
+          <w:kern w:val="0"/>
+          <w:sz w:val="22"/>
+          <w:szCs w:val="22"/>
           <w:shd w:val="clear" w:color="auto" w:fill="FFFFFF"/>
           <w:lang w:eastAsia="es-PE"/>
           <w14:ligatures w14:val="none"/>
@@ -2159,14 +2535,18 @@
           <w:rFonts w:ascii="Arial Narrow" w:eastAsia="Arial Narrow" w:hAnsi="Arial Narrow" w:cs="Arial Narrow"/>
           <w:kern w:val="0"/>
           <w14:ligatures w14:val="none"/>
+          <w:sz w:val="22"/>
+          <w:szCs w:val="22"/>
         </w:rPr>
         <w:t>; involucraría una presunta afectación a sus expectativas, quien no habría encontrado una correspondencia entre lo que esperaba recibir de parte del proveedor y lo que realmente recibió. Por consiguiente, corresponde calificar el hecho materia de denuncia como una presunta infracción al deber de idoneidad, tipificado en los artículos 18</w:t>
       </w:r>
       <w:r>
         <w:rPr>
-          <w:rFonts w:ascii="Arial Narrow" w:eastAsia="Times New Roman" w:hAnsi="Arial Narrow" w:cs="Segoe UI"/>
-          <w:color w:val="000000"/>
-          <w:kern w:val="0"/>
+          <w:rFonts w:ascii="Arial Narrow" w:eastAsia="Arial Narrow" w:hAnsi="Arial Narrow" w:cs="Arial Narrow"/>
+          <w:color w:val="000000"/>
+          <w:kern w:val="0"/>
+          <w:sz w:val="22"/>
+          <w:szCs w:val="22"/>
           <w:lang w:eastAsia="es-PE"/>
           <w14:ligatures w14:val="none"/>
         </w:rPr>
@@ -2177,14 +2557,18 @@
           <w:rFonts w:ascii="Arial Narrow" w:eastAsia="Arial Narrow" w:hAnsi="Arial Narrow" w:cs="Arial Narrow"/>
           <w:kern w:val="0"/>
           <w14:ligatures w14:val="none"/>
+          <w:sz w:val="22"/>
+          <w:szCs w:val="22"/>
         </w:rPr>
         <w:t xml:space="preserve"> y 19</w:t>
       </w:r>
       <w:r>
         <w:rPr>
-          <w:rFonts w:ascii="Arial Narrow" w:eastAsia="Times New Roman" w:hAnsi="Arial Narrow" w:cs="Segoe UI"/>
-          <w:color w:val="000000"/>
-          <w:kern w:val="0"/>
+          <w:rFonts w:ascii="Arial Narrow" w:eastAsia="Arial Narrow" w:hAnsi="Arial Narrow" w:cs="Arial Narrow"/>
+          <w:color w:val="000000"/>
+          <w:kern w:val="0"/>
+          <w:sz w:val="22"/>
+          <w:szCs w:val="22"/>
           <w:lang w:eastAsia="es-PE"/>
           <w14:ligatures w14:val="none"/>
         </w:rPr>
@@ -2195,15 +2579,19 @@
           <w:rFonts w:ascii="Arial Narrow" w:eastAsia="Arial Narrow" w:hAnsi="Arial Narrow" w:cs="Arial Narrow"/>
           <w:kern w:val="0"/>
           <w14:ligatures w14:val="none"/>
+          <w:sz w:val="22"/>
+          <w:szCs w:val="22"/>
         </w:rPr>
         <w:t xml:space="preserve"> del Código</w:t>
       </w:r>
       <w:r>
         <w:rPr>
-          <w:rFonts w:ascii="Arial Narrow" w:eastAsia="Arial Narrow" w:hAnsi="Arial Narrow" w:cs="Arial"/>
+          <w:rFonts w:ascii="Arial Narrow" w:eastAsia="Arial Narrow" w:hAnsi="Arial Narrow" w:cs="Arial Narrow"/>
           <w:bCs/>
           <w:color w:val="000000"/>
           <w:kern w:val="0"/>
+          <w:sz w:val="22"/>
+          <w:szCs w:val="22"/>
           <w:lang w:eastAsia="es-PE"/>
           <w14:ligatures w14:val="none"/>
         </w:rPr>
@@ -2216,8 +2604,10 @@
         <w:spacing w:after="0" w:line="240" w:lineRule="auto"/>
         <w:jc w:val="both"/>
         <w:rPr>
-          <w:rFonts w:ascii="Arial Narrow" w:eastAsia="Calibri" w:hAnsi="Arial Narrow" w:cs="Arial Narrow"/>
-          <w:kern w:val="0"/>
+          <w:rFonts w:ascii="Arial Narrow" w:eastAsia="Arial Narrow" w:hAnsi="Arial Narrow" w:cs="Arial Narrow"/>
+          <w:kern w:val="0"/>
+          <w:sz w:val="22"/>
+          <w:szCs w:val="22"/>
           <w:lang w:eastAsia="es-PE"/>
           <w14:ligatures w14:val="none"/>
         </w:rPr>
@@ -2234,17 +2624,21 @@
         <w:ind w:left="567" w:hanging="567"/>
         <w:jc w:val="both"/>
         <w:rPr>
-          <w:rFonts w:ascii="Arial Narrow" w:eastAsia="Calibri" w:hAnsi="Arial Narrow" w:cs="Arial Narrow"/>
-          <w:kern w:val="0"/>
-          <w:lang w:eastAsia="es-PE"/>
-          <w14:ligatures w14:val="none"/>
-        </w:rPr>
-      </w:pPr>
-      <w:r>
-        <w:rPr>
-          <w:rFonts w:ascii="Arial Narrow" w:eastAsia="Arial" w:hAnsi="Arial Narrow" w:cs="Arial"/>
-          <w:color w:val="000000"/>
-          <w:kern w:val="0"/>
+          <w:rFonts w:ascii="Arial Narrow" w:eastAsia="Arial Narrow" w:hAnsi="Arial Narrow" w:cs="Arial Narrow"/>
+          <w:kern w:val="0"/>
+          <w:sz w:val="22"/>
+          <w:szCs w:val="22"/>
+          <w:lang w:eastAsia="es-PE"/>
+          <w14:ligatures w14:val="none"/>
+        </w:rPr>
+      </w:pPr>
+      <w:r>
+        <w:rPr>
+          <w:rFonts w:ascii="Arial Narrow" w:eastAsia="Arial Narrow" w:hAnsi="Arial Narrow" w:cs="Arial Narrow"/>
+          <w:color w:val="000000"/>
+          <w:kern w:val="0"/>
+          <w:sz w:val="22"/>
+          <w:szCs w:val="22"/>
           <w:lang w:eastAsia="es-PE"/>
           <w14:ligatures w14:val="none"/>
         </w:rPr>
@@ -2255,6 +2649,8 @@
           <w:rStyle w:val="Refdenotaalpie"/>
           <w:rFonts w:ascii="Arial Narrow" w:eastAsia="Arial Narrow" w:hAnsi="Arial Narrow" w:cs="Arial Narrow"/>
           <w:kern w:val="0"/>
+          <w:sz w:val="22"/>
+          <w:szCs w:val="22"/>
           <w:vertAlign w:val="superscript"/>
           <w14:ligatures w14:val="none"/>
         </w:rPr>
@@ -2262,9 +2658,11 @@
       </w:r>
       <w:r>
         <w:rPr>
-          <w:rFonts w:ascii="Arial Narrow" w:eastAsia="Arial" w:hAnsi="Arial Narrow" w:cs="Arial"/>
-          <w:color w:val="000000"/>
-          <w:kern w:val="0"/>
+          <w:rFonts w:ascii="Arial Narrow" w:eastAsia="Arial Narrow" w:hAnsi="Arial Narrow" w:cs="Arial Narrow"/>
+          <w:color w:val="000000"/>
+          <w:kern w:val="0"/>
+          <w:sz w:val="22"/>
+          <w:szCs w:val="22"/>
           <w:lang w:eastAsia="es-PE"/>
           <w14:ligatures w14:val="none"/>
         </w:rPr>
@@ -2281,6 +2679,8 @@
           <w:rFonts w:ascii="Arial Narrow" w:eastAsia="Arial Narrow" w:hAnsi="Arial Narrow" w:cs="Arial Narrow"/>
           <w:color w:val="000000"/>
           <w:kern w:val="0"/>
+          <w:sz w:val="22"/>
+          <w:szCs w:val="22"/>
           <w:lang w:eastAsia="es-PE"/>
           <w14:ligatures w14:val="none"/>
         </w:rPr>
@@ -2305,6 +2705,8 @@
           <w:b/>
           <w:color w:val="000000"/>
           <w:kern w:val="0"/>
+          <w:sz w:val="22"/>
+          <w:szCs w:val="22"/>
           <w:lang w:eastAsia="es-PE"/>
           <w14:ligatures w14:val="none"/>
         </w:rPr>
@@ -2315,6 +2717,8 @@
           <w:b/>
           <w:color w:val="000000"/>
           <w:kern w:val="0"/>
+          <w:sz w:val="22"/>
+          <w:szCs w:val="22"/>
           <w:lang w:eastAsia="es-PE"/>
           <w14:ligatures w14:val="none"/>
         </w:rPr>
@@ -2327,9 +2731,11 @@
         <w:spacing w:after="0" w:line="240" w:lineRule="auto"/>
         <w:jc w:val="both"/>
         <w:rPr>
-          <w:rFonts w:ascii="Arial Narrow" w:eastAsia="Times New Roman" w:hAnsi="Arial Narrow" w:cs="Arial"/>
-          <w:color w:val="000000"/>
-          <w:kern w:val="0"/>
+          <w:rFonts w:ascii="Arial Narrow" w:eastAsia="Arial Narrow" w:hAnsi="Arial Narrow" w:cs="Arial Narrow"/>
+          <w:color w:val="000000"/>
+          <w:kern w:val="0"/>
+          <w:sz w:val="22"/>
+          <w:szCs w:val="22"/>
           <w:lang w:val="es-ES" w:eastAsia="es-ES"/>
           <w14:ligatures w14:val="none"/>
         </w:rPr>
@@ -2346,18 +2752,22 @@
         <w:ind w:left="567" w:hanging="567"/>
         <w:jc w:val="both"/>
         <w:rPr>
-          <w:rFonts w:ascii="Arial Narrow" w:eastAsia="Times New Roman" w:hAnsi="Arial Narrow" w:cs="Arial"/>
-          <w:color w:val="000000"/>
-          <w:kern w:val="0"/>
+          <w:rFonts w:ascii="Arial Narrow" w:eastAsia="Arial Narrow" w:hAnsi="Arial Narrow" w:cs="Arial Narrow"/>
+          <w:color w:val="000000"/>
+          <w:kern w:val="0"/>
+          <w:sz w:val="22"/>
+          <w:szCs w:val="22"/>
           <w:lang w:val="es-ES" w:eastAsia="es-ES"/>
           <w14:ligatures w14:val="none"/>
         </w:rPr>
       </w:pPr>
       <w:r>
         <w:rPr>
-          <w:rFonts w:ascii="Arial Narrow" w:eastAsia="Times New Roman" w:hAnsi="Arial Narrow" w:cs="Arial"/>
-          <w:color w:val="000000"/>
-          <w:kern w:val="0"/>
+          <w:rFonts w:ascii="Arial Narrow" w:eastAsia="Arial Narrow" w:hAnsi="Arial Narrow" w:cs="Arial Narrow"/>
+          <w:color w:val="000000"/>
+          <w:kern w:val="0"/>
+          <w:sz w:val="22"/>
+          <w:szCs w:val="22"/>
           <w:lang w:val="es-ES" w:eastAsia="es-ES"/>
           <w14:ligatures w14:val="none"/>
         </w:rPr>
@@ -2365,9 +2775,11 @@
       </w:r>
       <w:r>
         <w:rPr>
-          <w:rFonts w:ascii="Arial Narrow" w:eastAsia="Times New Roman" w:hAnsi="Arial Narrow" w:cs="Arial"/>
-          <w:color w:val="000000"/>
-          <w:kern w:val="0"/>
+          <w:rFonts w:ascii="Arial Narrow" w:eastAsia="Arial Narrow" w:hAnsi="Arial Narrow" w:cs="Arial Narrow"/>
+          <w:color w:val="000000"/>
+          <w:kern w:val="0"/>
+          <w:sz w:val="22"/>
+          <w:szCs w:val="22"/>
           <w:lang w:val="es-ES" w:eastAsia="es-ES"/>
           <w14:ligatures w14:val="none"/>
         </w:rPr>
@@ -2375,9 +2787,11 @@
       </w:r>
       <w:r>
         <w:rPr>
-          <w:rFonts w:ascii="Arial Narrow" w:eastAsia="Times New Roman" w:hAnsi="Arial Narrow" w:cs="Arial"/>
-          <w:color w:val="000000"/>
-          <w:kern w:val="0"/>
+          <w:rFonts w:ascii="Arial Narrow" w:eastAsia="Arial Narrow" w:hAnsi="Arial Narrow" w:cs="Arial Narrow"/>
+          <w:color w:val="000000"/>
+          <w:kern w:val="0"/>
+          <w:sz w:val="22"/>
+          <w:szCs w:val="22"/>
           <w:lang w:val="es-ES" w:eastAsia="es-ES"/>
           <w14:ligatures w14:val="none"/>
         </w:rPr>
@@ -2385,9 +2799,11 @@
       </w:r>
       <w:r>
         <w:rPr>
-          <w:rFonts w:ascii="Arial Narrow" w:eastAsia="Times New Roman" w:hAnsi="Arial Narrow" w:cs="Arial"/>
-          <w:color w:val="000000"/>
-          <w:kern w:val="0"/>
+          <w:rFonts w:ascii="Arial Narrow" w:eastAsia="Arial Narrow" w:hAnsi="Arial Narrow" w:cs="Arial Narrow"/>
+          <w:color w:val="000000"/>
+          <w:kern w:val="0"/>
+          <w:sz w:val="22"/>
+          <w:szCs w:val="22"/>
           <w:lang w:val="es-ES" w:eastAsia="es-ES"/>
           <w14:ligatures w14:val="none"/>
         </w:rPr>
@@ -2395,9 +2811,11 @@
       </w:r>
       <w:r>
         <w:rPr>
-          <w:rFonts w:ascii="Arial Narrow" w:eastAsia="Times New Roman" w:hAnsi="Arial Narrow" w:cs="Arial"/>
-          <w:color w:val="000000"/>
-          <w:kern w:val="0"/>
+          <w:rFonts w:ascii="Arial Narrow" w:eastAsia="Arial Narrow" w:hAnsi="Arial Narrow" w:cs="Arial Narrow"/>
+          <w:color w:val="000000"/>
+          <w:kern w:val="0"/>
+          <w:sz w:val="22"/>
+          <w:szCs w:val="22"/>
           <w:lang w:val="es-ES" w:eastAsia="es-ES"/>
           <w14:ligatures w14:val="none"/>
         </w:rPr>
@@ -2405,9 +2823,11 @@
       </w:r>
       <w:r>
         <w:rPr>
-          <w:rFonts w:ascii="Arial Narrow" w:eastAsia="Times New Roman" w:hAnsi="Arial Narrow" w:cs="Arial"/>
-          <w:color w:val="000000"/>
-          <w:kern w:val="0"/>
+          <w:rFonts w:ascii="Arial Narrow" w:eastAsia="Arial Narrow" w:hAnsi="Arial Narrow" w:cs="Arial Narrow"/>
+          <w:color w:val="000000"/>
+          <w:kern w:val="0"/>
+          <w:sz w:val="22"/>
+          <w:szCs w:val="22"/>
           <w:lang w:val="es-ES" w:eastAsia="es-ES"/>
           <w14:ligatures w14:val="none"/>
         </w:rPr>
@@ -2415,9 +2835,11 @@
       </w:r>
       <w:r>
         <w:rPr>
-          <w:rFonts w:ascii="Arial Narrow" w:eastAsia="Times New Roman" w:hAnsi="Arial Narrow" w:cs="Arial"/>
-          <w:color w:val="000000"/>
-          <w:kern w:val="0"/>
+          <w:rFonts w:ascii="Arial Narrow" w:eastAsia="Arial Narrow" w:hAnsi="Arial Narrow" w:cs="Arial Narrow"/>
+          <w:color w:val="000000"/>
+          <w:kern w:val="0"/>
+          <w:sz w:val="22"/>
+          <w:szCs w:val="22"/>
           <w:lang w:val="es-ES" w:eastAsia="es-ES"/>
           <w14:ligatures w14:val="none"/>
         </w:rPr>
@@ -2425,9 +2847,11 @@
       </w:r>
       <w:r>
         <w:rPr>
-          <w:rFonts w:ascii="Arial Narrow" w:eastAsia="Times New Roman" w:hAnsi="Arial Narrow" w:cs="Arial"/>
-          <w:color w:val="000000"/>
-          <w:kern w:val="0"/>
+          <w:rFonts w:ascii="Arial Narrow" w:eastAsia="Arial Narrow" w:hAnsi="Arial Narrow" w:cs="Arial Narrow"/>
+          <w:color w:val="000000"/>
+          <w:kern w:val="0"/>
+          <w:sz w:val="22"/>
+          <w:szCs w:val="22"/>
           <w:lang w:val="es-ES" w:eastAsia="es-ES"/>
           <w14:ligatures w14:val="none"/>
         </w:rPr>
@@ -2436,9 +2860,11 @@
       <w:proofErr w:type="spellStart"/>
       <w:r>
         <w:rPr>
-          <w:rFonts w:ascii="Arial Narrow" w:eastAsia="Times New Roman" w:hAnsi="Arial Narrow" w:cs="Arial"/>
-          <w:color w:val="000000"/>
-          <w:kern w:val="0"/>
+          <w:rFonts w:ascii="Arial Narrow" w:eastAsia="Arial Narrow" w:hAnsi="Arial Narrow" w:cs="Arial Narrow"/>
+          <w:color w:val="000000"/>
+          <w:kern w:val="0"/>
+          <w:sz w:val="22"/>
+          <w:szCs w:val="22"/>
           <w:lang w:val="es-ES" w:eastAsia="es-ES"/>
           <w14:ligatures w14:val="none"/>
         </w:rPr>
@@ -2447,9 +2873,11 @@
       <w:proofErr w:type="spellEnd"/>
       <w:r>
         <w:rPr>
-          <w:rFonts w:ascii="Arial Narrow" w:eastAsia="Times New Roman" w:hAnsi="Arial Narrow" w:cs="Arial"/>
-          <w:color w:val="000000"/>
-          <w:kern w:val="0"/>
+          <w:rFonts w:ascii="Arial Narrow" w:eastAsia="Arial Narrow" w:hAnsi="Arial Narrow" w:cs="Arial Narrow"/>
+          <w:color w:val="000000"/>
+          <w:kern w:val="0"/>
+          <w:sz w:val="22"/>
+          <w:szCs w:val="22"/>
           <w:lang w:val="es-ES" w:eastAsia="es-ES"/>
           <w14:ligatures w14:val="none"/>
         </w:rPr>
@@ -2458,9 +2886,11 @@
       <w:proofErr w:type="spellStart"/>
       <w:r>
         <w:rPr>
-          <w:rFonts w:ascii="Arial Narrow" w:eastAsia="Times New Roman" w:hAnsi="Arial Narrow" w:cs="Arial"/>
-          <w:color w:val="000000"/>
-          <w:kern w:val="0"/>
+          <w:rFonts w:ascii="Arial Narrow" w:eastAsia="Arial Narrow" w:hAnsi="Arial Narrow" w:cs="Arial Narrow"/>
+          <w:color w:val="000000"/>
+          <w:kern w:val="0"/>
+          <w:sz w:val="22"/>
+          <w:szCs w:val="22"/>
           <w:lang w:val="es-ES" w:eastAsia="es-ES"/>
           <w14:ligatures w14:val="none"/>
         </w:rPr>
@@ -2469,9 +2899,11 @@
       <w:proofErr w:type="spellEnd"/>
       <w:r>
         <w:rPr>
-          <w:rFonts w:ascii="Arial Narrow" w:eastAsia="Times New Roman" w:hAnsi="Arial Narrow" w:cs="Arial"/>
-          <w:color w:val="000000"/>
-          <w:kern w:val="0"/>
+          <w:rFonts w:ascii="Arial Narrow" w:eastAsia="Arial Narrow" w:hAnsi="Arial Narrow" w:cs="Arial Narrow"/>
+          <w:color w:val="000000"/>
+          <w:kern w:val="0"/>
+          <w:sz w:val="22"/>
+          <w:szCs w:val="22"/>
           <w:lang w:val="es-ES" w:eastAsia="es-ES"/>
           <w14:ligatures w14:val="none"/>
         </w:rPr>
@@ -2480,9 +2912,11 @@
       <w:proofErr w:type="spellStart"/>
       <w:r>
         <w:rPr>
-          <w:rFonts w:ascii="Arial Narrow" w:eastAsia="Times New Roman" w:hAnsi="Arial Narrow" w:cs="Arial"/>
-          <w:color w:val="000000"/>
-          <w:kern w:val="0"/>
+          <w:rFonts w:ascii="Arial Narrow" w:eastAsia="Arial Narrow" w:hAnsi="Arial Narrow" w:cs="Arial Narrow"/>
+          <w:color w:val="000000"/>
+          <w:kern w:val="0"/>
+          <w:sz w:val="22"/>
+          <w:szCs w:val="22"/>
           <w:lang w:val="es-ES" w:eastAsia="es-ES"/>
           <w14:ligatures w14:val="none"/>
         </w:rPr>
@@ -2491,9 +2925,11 @@
       <w:proofErr w:type="spellEnd"/>
       <w:r>
         <w:rPr>
-          <w:rFonts w:ascii="Arial Narrow" w:eastAsia="Times New Roman" w:hAnsi="Arial Narrow" w:cs="Arial"/>
-          <w:color w:val="000000"/>
-          <w:kern w:val="0"/>
+          <w:rFonts w:ascii="Arial Narrow" w:eastAsia="Arial Narrow" w:hAnsi="Arial Narrow" w:cs="Arial Narrow"/>
+          <w:color w:val="000000"/>
+          <w:kern w:val="0"/>
+          <w:sz w:val="22"/>
+          <w:szCs w:val="22"/>
           <w:lang w:val="es-ES" w:eastAsia="es-ES"/>
           <w14:ligatures w14:val="none"/>
         </w:rPr>
@@ -2502,9 +2938,11 @@
       <w:proofErr w:type="spellStart"/>
       <w:r>
         <w:rPr>
-          <w:rFonts w:ascii="Arial Narrow" w:eastAsia="Times New Roman" w:hAnsi="Arial Narrow" w:cs="Arial"/>
-          <w:color w:val="000000"/>
-          <w:kern w:val="0"/>
+          <w:rFonts w:ascii="Arial Narrow" w:eastAsia="Arial Narrow" w:hAnsi="Arial Narrow" w:cs="Arial Narrow"/>
+          <w:color w:val="000000"/>
+          <w:kern w:val="0"/>
+          <w:sz w:val="22"/>
+          <w:szCs w:val="22"/>
           <w:lang w:val="es-ES" w:eastAsia="es-ES"/>
           <w14:ligatures w14:val="none"/>
         </w:rPr>
@@ -2513,9 +2951,11 @@
       <w:proofErr w:type="spellEnd"/>
       <w:r>
         <w:rPr>
-          <w:rFonts w:ascii="Arial Narrow" w:eastAsia="Times New Roman" w:hAnsi="Arial Narrow" w:cs="Arial"/>
-          <w:color w:val="000000"/>
-          <w:kern w:val="0"/>
+          <w:rFonts w:ascii="Arial Narrow" w:eastAsia="Arial Narrow" w:hAnsi="Arial Narrow" w:cs="Arial Narrow"/>
+          <w:color w:val="000000"/>
+          <w:kern w:val="0"/>
+          <w:sz w:val="22"/>
+          <w:szCs w:val="22"/>
           <w:lang w:val="es-ES" w:eastAsia="es-ES"/>
           <w14:ligatures w14:val="none"/>
         </w:rPr>
@@ -2524,9 +2964,11 @@
       <w:proofErr w:type="spellStart"/>
       <w:r>
         <w:rPr>
-          <w:rFonts w:ascii="Arial Narrow" w:eastAsia="Times New Roman" w:hAnsi="Arial Narrow" w:cs="Arial"/>
-          <w:color w:val="000000"/>
-          <w:kern w:val="0"/>
+          <w:rFonts w:ascii="Arial Narrow" w:eastAsia="Arial Narrow" w:hAnsi="Arial Narrow" w:cs="Arial Narrow"/>
+          <w:color w:val="000000"/>
+          <w:kern w:val="0"/>
+          <w:sz w:val="22"/>
+          <w:szCs w:val="22"/>
           <w:lang w:val="es-ES" w:eastAsia="es-ES"/>
           <w14:ligatures w14:val="none"/>
         </w:rPr>
@@ -2535,9 +2977,11 @@
       <w:proofErr w:type="spellEnd"/>
       <w:r>
         <w:rPr>
-          <w:rFonts w:ascii="Arial Narrow" w:eastAsia="Times New Roman" w:hAnsi="Arial Narrow" w:cs="Arial"/>
-          <w:color w:val="000000"/>
-          <w:kern w:val="0"/>
+          <w:rFonts w:ascii="Arial Narrow" w:eastAsia="Arial Narrow" w:hAnsi="Arial Narrow" w:cs="Arial Narrow"/>
+          <w:color w:val="000000"/>
+          <w:kern w:val="0"/>
+          <w:sz w:val="22"/>
+          <w:szCs w:val="22"/>
           <w:lang w:val="es-ES" w:eastAsia="es-ES"/>
           <w14:ligatures w14:val="none"/>
         </w:rPr>
@@ -2545,9 +2989,11 @@
       </w:r>
       <w:r>
         <w:rPr>
-          <w:rFonts w:ascii="Arial Narrow" w:eastAsia="Times New Roman" w:hAnsi="Arial Narrow" w:cs="Arial"/>
-          <w:color w:val="000000"/>
-          <w:kern w:val="0"/>
+          <w:rFonts w:ascii="Arial Narrow" w:eastAsia="Arial Narrow" w:hAnsi="Arial Narrow" w:cs="Arial Narrow"/>
+          <w:color w:val="000000"/>
+          <w:kern w:val="0"/>
+          <w:sz w:val="22"/>
+          <w:szCs w:val="22"/>
           <w:lang w:val="es-ES" w:eastAsia="es-ES"/>
           <w14:ligatures w14:val="none"/>
         </w:rPr>
@@ -2555,9 +3001,11 @@
       </w:r>
       <w:r>
         <w:rPr>
-          <w:rFonts w:ascii="Arial Narrow" w:eastAsia="Times New Roman" w:hAnsi="Arial Narrow" w:cs="Arial"/>
-          <w:color w:val="000000"/>
-          <w:kern w:val="0"/>
+          <w:rFonts w:ascii="Arial Narrow" w:eastAsia="Arial Narrow" w:hAnsi="Arial Narrow" w:cs="Arial Narrow"/>
+          <w:color w:val="000000"/>
+          <w:kern w:val="0"/>
+          <w:sz w:val="22"/>
+          <w:szCs w:val="22"/>
           <w:lang w:eastAsia="es-ES"/>
           <w14:ligatures w14:val="none"/>
         </w:rPr>
@@ -2571,9 +3019,11 @@
         <w:ind w:left="567"/>
         <w:jc w:val="both"/>
         <w:rPr>
-          <w:rFonts w:ascii="Arial Narrow" w:eastAsia="Times New Roman" w:hAnsi="Arial Narrow" w:cs="Arial"/>
-          <w:color w:val="000000"/>
-          <w:kern w:val="0"/>
+          <w:rFonts w:ascii="Arial Narrow" w:eastAsia="Arial Narrow" w:hAnsi="Arial Narrow" w:cs="Arial Narrow"/>
+          <w:color w:val="000000"/>
+          <w:kern w:val="0"/>
+          <w:sz w:val="22"/>
+          <w:szCs w:val="22"/>
           <w:lang w:val="es-ES" w:eastAsia="es-ES"/>
           <w14:ligatures w14:val="none"/>
         </w:rPr>
@@ -2598,6 +3048,8 @@
           <w:b/>
           <w:color w:val="000000"/>
           <w:kern w:val="0"/>
+          <w:sz w:val="22"/>
+          <w:szCs w:val="22"/>
           <w:lang w:eastAsia="es-PE"/>
           <w14:ligatures w14:val="none"/>
         </w:rPr>
@@ -2608,6 +3060,8 @@
           <w:b/>
           <w:color w:val="000000"/>
           <w:kern w:val="0"/>
+          <w:sz w:val="22"/>
+          <w:szCs w:val="22"/>
           <w:lang w:eastAsia="es-PE"/>
           <w14:ligatures w14:val="none"/>
         </w:rPr>
@@ -2623,19 +3077,23 @@
           <w:b/>
           <w:color w:val="000000"/>
           <w:kern w:val="0"/>
-          <w:lang w:eastAsia="es-PE"/>
-          <w14:ligatures w14:val="none"/>
-        </w:rPr>
-      </w:pPr>
-    </w:p>
-    <w:p>
-      <w:pPr>
-        <w:spacing w:after="0" w:line="240" w:lineRule="auto"/>
-        <w:jc w:val="both"/>
-        <w:rPr>
-          <w:rFonts w:ascii="Arial Narrow" w:eastAsia="Calibri" w:hAnsi="Arial Narrow" w:cs="Arial Narrow"/>
-          <w:color w:val="000000"/>
-          <w:kern w:val="0"/>
+          <w:sz w:val="22"/>
+          <w:szCs w:val="22"/>
+          <w:lang w:eastAsia="es-PE"/>
+          <w14:ligatures w14:val="none"/>
+        </w:rPr>
+      </w:pPr>
+    </w:p>
+    <w:p>
+      <w:pPr>
+        <w:spacing w:after="0" w:line="240" w:lineRule="auto"/>
+        <w:jc w:val="both"/>
+        <w:rPr>
+          <w:rFonts w:ascii="Arial Narrow" w:eastAsia="Arial Narrow" w:hAnsi="Arial Narrow" w:cs="Arial Narrow"/>
+          <w:color w:val="000000"/>
+          <w:kern w:val="0"/>
+          <w:sz w:val="22"/>
+          <w:szCs w:val="22"/>
           <w:lang w:eastAsia="es-PE"/>
           <w14:ligatures w14:val="none"/>
         </w:rPr>
@@ -2646,6 +3104,8 @@
           <w:b/>
           <w:color w:val="000000"/>
           <w:kern w:val="0"/>
+          <w:sz w:val="22"/>
+          <w:szCs w:val="22"/>
           <w:lang w:eastAsia="es-PE"/>
           <w14:ligatures w14:val="none"/>
         </w:rPr>
@@ -2653,9 +3113,11 @@
       </w:r>
       <w:r>
         <w:rPr>
-          <w:rFonts w:ascii="Arial Narrow" w:eastAsia="Times New Roman" w:hAnsi="Arial Narrow" w:cs="Times New Roman"/>
-          <w:color w:val="000000"/>
-          <w:kern w:val="0"/>
+          <w:rFonts w:ascii="Arial Narrow" w:eastAsia="Arial Narrow" w:hAnsi="Arial Narrow" w:cs="Arial Narrow"/>
+          <w:color w:val="000000"/>
+          <w:kern w:val="0"/>
+          <w:sz w:val="22"/>
+          <w:szCs w:val="22"/>
           <w:shd w:val="clear" w:color="auto" w:fill="FFFFFF"/>
           <w:lang w:eastAsia="es-PE"/>
           <w14:ligatures w14:val="none"/>
@@ -2664,9 +3126,11 @@
       </w:r>
       <w:r>
         <w:rPr>
-          <w:rFonts w:ascii="Arial Narrow" w:eastAsia="Times New Roman" w:hAnsi="Arial Narrow" w:cs="Arial"/>
-          <w:color w:val="000000"/>
-          <w:kern w:val="0"/>
+          <w:rFonts w:ascii="Arial Narrow" w:eastAsia="Arial Narrow" w:hAnsi="Arial Narrow" w:cs="Arial Narrow"/>
+          <w:color w:val="000000"/>
+          <w:kern w:val="0"/>
+          <w:sz w:val="22"/>
+          <w:szCs w:val="22"/>
           <w:lang w:val="es-ES" w:eastAsia="es-ES"/>
           <w14:ligatures w14:val="none"/>
         </w:rPr>
@@ -2674,9 +3138,11 @@
       </w:r>
       <w:r>
         <w:rPr>
-          <w:rFonts w:ascii="Arial Narrow" w:eastAsia="Times New Roman" w:hAnsi="Arial Narrow" w:cs="Arial"/>
-          <w:color w:val="000000"/>
-          <w:kern w:val="0"/>
+          <w:rFonts w:ascii="Arial Narrow" w:eastAsia="Arial Narrow" w:hAnsi="Arial Narrow" w:cs="Arial Narrow"/>
+          <w:color w:val="000000"/>
+          <w:kern w:val="0"/>
+          <w:sz w:val="22"/>
+          <w:szCs w:val="22"/>
           <w:lang w:val="es-ES" w:eastAsia="es-ES"/>
           <w14:ligatures w14:val="none"/>
         </w:rPr>
@@ -2684,9 +3150,11 @@
       </w:r>
       <w:r>
         <w:rPr>
-          <w:rFonts w:ascii="Arial Narrow" w:eastAsia="Times New Roman" w:hAnsi="Arial Narrow" w:cs="Times New Roman"/>
-          <w:color w:val="000000"/>
-          <w:kern w:val="0"/>
+          <w:rFonts w:ascii="Arial Narrow" w:eastAsia="Arial Narrow" w:hAnsi="Arial Narrow" w:cs="Arial Narrow"/>
+          <w:color w:val="000000"/>
+          <w:kern w:val="0"/>
+          <w:sz w:val="22"/>
+          <w:szCs w:val="22"/>
           <w:shd w:val="clear" w:color="auto" w:fill="FFFFFF"/>
           <w:lang w:eastAsia="es-PE"/>
           <w14:ligatures w14:val="none"/>
@@ -2695,9 +3163,11 @@
       </w:r>
       <w:r>
         <w:rPr>
-          <w:rFonts w:ascii="Arial Narrow" w:eastAsia="Times New Roman" w:hAnsi="Arial Narrow" w:cs="Times New Roman"/>
-          <w:color w:val="000000"/>
-          <w:kern w:val="0"/>
+          <w:rFonts w:ascii="Arial Narrow" w:eastAsia="Arial Narrow" w:hAnsi="Arial Narrow" w:cs="Arial Narrow"/>
+          <w:color w:val="000000"/>
+          <w:kern w:val="0"/>
+          <w:sz w:val="22"/>
+          <w:szCs w:val="22"/>
           <w:shd w:val="clear" w:color="auto" w:fill="FFFFFF"/>
           <w:lang w:eastAsia="es-PE"/>
           <w14:ligatures w14:val="none"/>
@@ -2706,9 +3176,11 @@
       </w:r>
       <w:r>
         <w:rPr>
-          <w:rFonts w:ascii="Arial Narrow" w:eastAsia="Times New Roman" w:hAnsi="Arial Narrow" w:cs="Times New Roman"/>
-          <w:color w:val="000000"/>
-          <w:kern w:val="0"/>
+          <w:rFonts w:ascii="Arial Narrow" w:eastAsia="Arial Narrow" w:hAnsi="Arial Narrow" w:cs="Arial Narrow"/>
+          <w:color w:val="000000"/>
+          <w:kern w:val="0"/>
+          <w:sz w:val="22"/>
+          <w:szCs w:val="22"/>
           <w:shd w:val="clear" w:color="auto" w:fill="FFFFFF"/>
           <w:lang w:eastAsia="es-PE"/>
           <w14:ligatures w14:val="none"/>
@@ -2719,6 +3191,8 @@
         <w:rPr>
           <w:rFonts w:ascii="Arial Narrow" w:eastAsia="Arial Narrow" w:hAnsi="Arial Narrow" w:cs="Arial Narrow"/>
           <w:bCs/>
+          <w:sz w:val="22"/>
+          <w:szCs w:val="22"/>
         </w:rPr>
         <w:t/>
       </w:r>
@@ -2726,6 +3200,8 @@
         <w:rPr>
           <w:rFonts w:ascii="Arial Narrow" w:eastAsia="Arial Narrow" w:hAnsi="Arial Narrow" w:cs="Arial Narrow"/>
           <w:bCs/>
+          <w:sz w:val="22"/>
+          <w:szCs w:val="22"/>
         </w:rPr>
         <w:t xml:space="preserve"/>
       </w:r>
@@ -2734,6 +3210,8 @@
         <w:rPr>
           <w:rFonts w:ascii="Arial Narrow" w:eastAsia="Arial Narrow" w:hAnsi="Arial Narrow" w:cs="Arial Narrow"/>
           <w:bCs/>
+          <w:sz w:val="22"/>
+          <w:szCs w:val="22"/>
         </w:rPr>
         <w:t/>
       </w:r>
@@ -2742,14 +3220,18 @@
         <w:rPr>
           <w:rFonts w:ascii="Arial Narrow" w:eastAsia="Arial Narrow" w:hAnsi="Arial Narrow" w:cs="Arial Narrow"/>
           <w:bCs/>
+          <w:sz w:val="22"/>
+          <w:szCs w:val="22"/>
         </w:rPr>
         <w:t xml:space="preserve"/>
       </w:r>
       <w:r>
         <w:rPr>
-          <w:rFonts w:ascii="Arial Narrow" w:eastAsia="Times New Roman" w:hAnsi="Arial Narrow" w:cs="Times New Roman"/>
-          <w:color w:val="000000"/>
-          <w:kern w:val="0"/>
+          <w:rFonts w:ascii="Arial Narrow" w:eastAsia="Arial Narrow" w:hAnsi="Arial Narrow" w:cs="Arial Narrow"/>
+          <w:color w:val="000000"/>
+          <w:kern w:val="0"/>
+          <w:sz w:val="22"/>
+          <w:szCs w:val="22"/>
           <w:shd w:val="clear" w:color="auto" w:fill="FFFFFF"/>
           <w:lang w:eastAsia="es-PE"/>
           <w14:ligatures w14:val="none"/>
@@ -2760,6 +3242,8 @@
         <w:rPr>
           <w:rFonts w:ascii="Arial Narrow" w:eastAsia="Arial Narrow" w:hAnsi="Arial Narrow" w:cs="Arial Narrow"/>
           <w:bCs/>
+          <w:sz w:val="22"/>
+          <w:szCs w:val="22"/>
         </w:rPr>
         <w:t xml:space="preserve"/>
       </w:r>
@@ -2767,14 +3251,18 @@
         <w:rPr>
           <w:rFonts w:ascii="Arial Narrow" w:eastAsia="Arial Narrow" w:hAnsi="Arial Narrow" w:cs="Arial Narrow"/>
           <w:bCs/>
+          <w:sz w:val="22"/>
+          <w:szCs w:val="22"/>
         </w:rPr>
         <w:t/>
       </w:r>
       <w:r>
         <w:rPr>
-          <w:rFonts w:ascii="Arial Narrow" w:eastAsia="Times New Roman" w:hAnsi="Arial Narrow" w:cs="Times New Roman"/>
-          <w:color w:val="000000"/>
-          <w:kern w:val="0"/>
+          <w:rFonts w:ascii="Arial Narrow" w:eastAsia="Arial Narrow" w:hAnsi="Arial Narrow" w:cs="Arial Narrow"/>
+          <w:color w:val="000000"/>
+          <w:kern w:val="0"/>
+          <w:sz w:val="22"/>
+          <w:szCs w:val="22"/>
           <w:shd w:val="clear" w:color="auto" w:fill="FFFFFF"/>
           <w:lang w:eastAsia="es-PE"/>
           <w14:ligatures w14:val="none"/>
@@ -2783,9 +3271,11 @@
       </w:r>
       <w:r>
         <w:rPr>
-          <w:rFonts w:ascii="Arial Narrow" w:eastAsia="Times New Roman" w:hAnsi="Arial Narrow" w:cs="Times New Roman"/>
-          <w:color w:val="000000"/>
-          <w:kern w:val="0"/>
+          <w:rFonts w:ascii="Arial Narrow" w:eastAsia="Arial Narrow" w:hAnsi="Arial Narrow" w:cs="Arial Narrow"/>
+          <w:color w:val="000000"/>
+          <w:kern w:val="0"/>
+          <w:sz w:val="22"/>
+          <w:szCs w:val="22"/>
           <w:shd w:val="clear" w:color="auto" w:fill="FFFFFF"/>
           <w:lang w:eastAsia="es-PE"/>
           <w14:ligatures w14:val="none"/>
@@ -2798,9 +3288,11 @@
         <w:spacing w:after="0" w:line="240" w:lineRule="auto"/>
         <w:jc w:val="both"/>
         <w:rPr>
-          <w:rFonts w:ascii="Arial Narrow" w:eastAsia="Calibri" w:hAnsi="Arial Narrow" w:cs="Arial Narrow"/>
-          <w:color w:val="000000"/>
-          <w:kern w:val="0"/>
+          <w:rFonts w:ascii="Arial Narrow" w:eastAsia="Arial Narrow" w:hAnsi="Arial Narrow" w:cs="Arial Narrow"/>
+          <w:color w:val="000000"/>
+          <w:kern w:val="0"/>
+          <w:sz w:val="22"/>
+          <w:szCs w:val="22"/>
           <w:lang w:eastAsia="es-PE"/>
           <w14:ligatures w14:val="none"/>
         </w:rPr>
@@ -2821,17 +3313,21 @@
         <w:ind w:left="567" w:hanging="567"/>
         <w:jc w:val="both"/>
         <w:rPr>
-          <w:rFonts w:ascii="Arial Narrow" w:eastAsia="Calibri" w:hAnsi="Arial Narrow" w:cs="Arial Narrow"/>
-          <w:kern w:val="0"/>
-          <w:lang w:eastAsia="es-PE"/>
-          <w14:ligatures w14:val="none"/>
-        </w:rPr>
-      </w:pPr>
-      <w:r>
-        <w:rPr>
-          <w:rFonts w:ascii="Arial Narrow" w:eastAsia="Calibri" w:hAnsi="Arial Narrow" w:cs="Arial Narrow"/>
-          <w:color w:val="000000"/>
-          <w:kern w:val="0"/>
+          <w:rFonts w:ascii="Arial Narrow" w:eastAsia="Arial Narrow" w:hAnsi="Arial Narrow" w:cs="Arial Narrow"/>
+          <w:kern w:val="0"/>
+          <w:sz w:val="22"/>
+          <w:szCs w:val="22"/>
+          <w:lang w:eastAsia="es-PE"/>
+          <w14:ligatures w14:val="none"/>
+        </w:rPr>
+      </w:pPr>
+      <w:r>
+        <w:rPr>
+          <w:rFonts w:ascii="Arial Narrow" w:eastAsia="Arial Narrow" w:hAnsi="Arial Narrow" w:cs="Arial Narrow"/>
+          <w:color w:val="000000"/>
+          <w:kern w:val="0"/>
+          <w:sz w:val="22"/>
+          <w:szCs w:val="22"/>
           <w:lang w:eastAsia="es-PE"/>
           <w14:ligatures w14:val="none"/>
         </w:rPr>
@@ -2839,8 +3335,10 @@
       </w:r>
       <w:r>
         <w:rPr>
-          <w:rFonts w:ascii="Arial Narrow" w:eastAsia="Times New Roman" w:hAnsi="Arial Narrow" w:cs="Times New Roman"/>
-          <w:kern w:val="0"/>
+          <w:rFonts w:ascii="Arial Narrow" w:eastAsia="Arial Narrow" w:hAnsi="Arial Narrow" w:cs="Arial Narrow"/>
+          <w:kern w:val="0"/>
+          <w:sz w:val="22"/>
+          <w:szCs w:val="22"/>
           <w:shd w:val="clear" w:color="auto" w:fill="FFFFFF"/>
           <w:lang w:eastAsia="es-PE"/>
           <w14:ligatures w14:val="none"/>
@@ -2849,8 +3347,10 @@
       </w:r>
       <w:r>
         <w:rPr>
-          <w:rFonts w:ascii="Arial Narrow" w:eastAsia="Calibri" w:hAnsi="Arial Narrow" w:cs="Arial Narrow"/>
-          <w:kern w:val="0"/>
+          <w:rFonts w:ascii="Arial Narrow" w:eastAsia="Arial Narrow" w:hAnsi="Arial Narrow" w:cs="Arial Narrow"/>
+          <w:kern w:val="0"/>
+          <w:sz w:val="22"/>
+          <w:szCs w:val="22"/>
           <w:lang w:eastAsia="es-PE"/>
           <w14:ligatures w14:val="none"/>
         </w:rPr>
@@ -2858,8 +3358,10 @@
       </w:r>
       <w:r>
         <w:rPr>
-          <w:rFonts w:ascii="Arial Narrow" w:eastAsia="Times New Roman" w:hAnsi="Arial Narrow" w:cs="Times New Roman"/>
-          <w:kern w:val="0"/>
+          <w:rFonts w:ascii="Arial Narrow" w:eastAsia="Arial Narrow" w:hAnsi="Arial Narrow" w:cs="Arial Narrow"/>
+          <w:kern w:val="0"/>
+          <w:sz w:val="22"/>
+          <w:szCs w:val="22"/>
           <w:shd w:val="clear" w:color="auto" w:fill="FFFFFF"/>
           <w:lang w:eastAsia="es-PE"/>
           <w14:ligatures w14:val="none"/>
@@ -2868,8 +3370,10 @@
       </w:r>
       <w:r>
         <w:rPr>
-          <w:rFonts w:ascii="Arial Narrow" w:eastAsia="Times New Roman" w:hAnsi="Arial Narrow" w:cs="Times New Roman"/>
-          <w:kern w:val="0"/>
+          <w:rFonts w:ascii="Arial Narrow" w:eastAsia="Arial Narrow" w:hAnsi="Arial Narrow" w:cs="Arial Narrow"/>
+          <w:kern w:val="0"/>
+          <w:sz w:val="22"/>
+          <w:szCs w:val="22"/>
           <w:shd w:val="clear" w:color="auto" w:fill="FFFFFF"/>
           <w:lang w:eastAsia="es-PE"/>
           <w14:ligatures w14:val="none"/>
@@ -2878,9 +3382,11 @@
       </w:r>
       <w:r>
         <w:rPr>
-          <w:rFonts w:ascii="Arial Narrow" w:eastAsia="Times New Roman" w:hAnsi="Arial Narrow" w:cs="Arial"/>
-          <w:color w:val="000000"/>
-          <w:kern w:val="0"/>
+          <w:rFonts w:ascii="Arial Narrow" w:eastAsia="Arial Narrow" w:hAnsi="Arial Narrow" w:cs="Arial Narrow"/>
+          <w:color w:val="000000"/>
+          <w:kern w:val="0"/>
+          <w:sz w:val="22"/>
+          <w:szCs w:val="22"/>
           <w:lang w:val="es-ES" w:eastAsia="es-ES"/>
           <w14:ligatures w14:val="none"/>
         </w:rPr>
@@ -2888,8 +3394,10 @@
       </w:r>
       <w:r>
         <w:rPr>
-          <w:rFonts w:ascii="Arial Narrow" w:eastAsia="Times New Roman" w:hAnsi="Arial Narrow" w:cs="Times New Roman"/>
-          <w:kern w:val="0"/>
+          <w:rFonts w:ascii="Arial Narrow" w:eastAsia="Arial Narrow" w:hAnsi="Arial Narrow" w:cs="Arial Narrow"/>
+          <w:kern w:val="0"/>
+          <w:sz w:val="22"/>
+          <w:szCs w:val="22"/>
           <w:shd w:val="clear" w:color="auto" w:fill="FFFFFF"/>
           <w:lang w:eastAsia="es-PE"/>
           <w14:ligatures w14:val="none"/>
@@ -2901,6 +3409,8 @@
           <w:rFonts w:ascii="Arial Narrow" w:eastAsia="Arial Narrow" w:hAnsi="Arial Narrow" w:cs="Arial Narrow"/>
           <w:kern w:val="0"/>
           <w14:ligatures w14:val="none"/>
+          <w:sz w:val="22"/>
+          <w:szCs w:val="22"/>
         </w:rPr>
         <w:t>, pues se le descontó por conceptos no contemplados</w:t>
       </w:r>
@@ -2909,6 +3419,8 @@
           <w:rFonts w:ascii="Arial Narrow" w:eastAsia="Arial Narrow" w:hAnsi="Arial Narrow" w:cs="Arial Narrow"/>
           <w:kern w:val="0"/>
           <w14:ligatures w14:val="none"/>
+          <w:sz w:val="22"/>
+          <w:szCs w:val="22"/>
         </w:rPr>
         <w:t>.</w:t>
       </w:r>
@@ -2918,9 +3430,11 @@
         <w:spacing w:after="0" w:line="240" w:lineRule="auto"/>
         <w:jc w:val="both"/>
         <w:rPr>
-          <w:rFonts w:ascii="Arial Narrow" w:eastAsia="Calibri" w:hAnsi="Arial Narrow" w:cs="Arial Narrow"/>
-          <w:color w:val="000000"/>
-          <w:kern w:val="0"/>
+          <w:rFonts w:ascii="Arial Narrow" w:eastAsia="Arial Narrow" w:hAnsi="Arial Narrow" w:cs="Arial Narrow"/>
+          <w:color w:val="000000"/>
+          <w:kern w:val="0"/>
+          <w:sz w:val="22"/>
+          <w:szCs w:val="22"/>
           <w:lang w:eastAsia="es-PE"/>
           <w14:ligatures w14:val="none"/>
         </w:rPr>
@@ -2941,17 +3455,21 @@
         <w:ind w:left="567" w:hanging="567"/>
         <w:jc w:val="both"/>
         <w:rPr>
-          <w:rFonts w:ascii="Arial Narrow" w:eastAsia="Calibri" w:hAnsi="Arial Narrow" w:cs="Arial Narrow"/>
-          <w:kern w:val="0"/>
-          <w:lang w:eastAsia="es-PE"/>
-          <w14:ligatures w14:val="none"/>
-        </w:rPr>
-      </w:pPr>
-      <w:r>
-        <w:rPr>
-          <w:rFonts w:ascii="Arial Narrow" w:eastAsia="Calibri" w:hAnsi="Arial Narrow" w:cs="Arial Narrow"/>
-          <w:color w:val="000000"/>
-          <w:kern w:val="0"/>
+          <w:rFonts w:ascii="Arial Narrow" w:eastAsia="Arial Narrow" w:hAnsi="Arial Narrow" w:cs="Arial Narrow"/>
+          <w:kern w:val="0"/>
+          <w:sz w:val="22"/>
+          <w:szCs w:val="22"/>
+          <w:lang w:eastAsia="es-PE"/>
+          <w14:ligatures w14:val="none"/>
+        </w:rPr>
+      </w:pPr>
+      <w:r>
+        <w:rPr>
+          <w:rFonts w:ascii="Arial Narrow" w:eastAsia="Arial Narrow" w:hAnsi="Arial Narrow" w:cs="Arial Narrow"/>
+          <w:color w:val="000000"/>
+          <w:kern w:val="0"/>
+          <w:sz w:val="22"/>
+          <w:szCs w:val="22"/>
           <w:lang w:eastAsia="es-PE"/>
           <w14:ligatures w14:val="none"/>
         </w:rPr>
@@ -2959,8 +3477,10 @@
       </w:r>
       <w:r>
         <w:rPr>
-          <w:rFonts w:ascii="Arial Narrow" w:eastAsia="Times New Roman" w:hAnsi="Arial Narrow" w:cs="Times New Roman"/>
-          <w:kern w:val="0"/>
+          <w:rFonts w:ascii="Arial Narrow" w:eastAsia="Arial Narrow" w:hAnsi="Arial Narrow" w:cs="Arial Narrow"/>
+          <w:kern w:val="0"/>
+          <w:sz w:val="22"/>
+          <w:szCs w:val="22"/>
           <w:shd w:val="clear" w:color="auto" w:fill="FFFFFF"/>
           <w:lang w:eastAsia="es-PE"/>
           <w14:ligatures w14:val="none"/>
@@ -2969,8 +3489,10 @@
       </w:r>
       <w:r>
         <w:rPr>
-          <w:rFonts w:ascii="Arial Narrow" w:eastAsia="Calibri" w:hAnsi="Arial Narrow" w:cs="Arial Narrow"/>
-          <w:kern w:val="0"/>
+          <w:rFonts w:ascii="Arial Narrow" w:eastAsia="Arial Narrow" w:hAnsi="Arial Narrow" w:cs="Arial Narrow"/>
+          <w:kern w:val="0"/>
+          <w:sz w:val="22"/>
+          <w:szCs w:val="22"/>
           <w:lang w:eastAsia="es-PE"/>
           <w14:ligatures w14:val="none"/>
         </w:rPr>
@@ -2978,8 +3500,10 @@
       </w:r>
       <w:r>
         <w:rPr>
-          <w:rFonts w:ascii="Arial Narrow" w:eastAsia="Times New Roman" w:hAnsi="Arial Narrow" w:cs="Times New Roman"/>
-          <w:kern w:val="0"/>
+          <w:rFonts w:ascii="Arial Narrow" w:eastAsia="Arial Narrow" w:hAnsi="Arial Narrow" w:cs="Arial Narrow"/>
+          <w:kern w:val="0"/>
+          <w:sz w:val="22"/>
+          <w:szCs w:val="22"/>
           <w:shd w:val="clear" w:color="auto" w:fill="FFFFFF"/>
           <w:lang w:eastAsia="es-PE"/>
           <w14:ligatures w14:val="none"/>
@@ -2988,8 +3512,10 @@
       </w:r>
       <w:r>
         <w:rPr>
-          <w:rFonts w:ascii="Arial Narrow" w:eastAsia="Times New Roman" w:hAnsi="Arial Narrow" w:cs="Times New Roman"/>
-          <w:kern w:val="0"/>
+          <w:rFonts w:ascii="Arial Narrow" w:eastAsia="Arial Narrow" w:hAnsi="Arial Narrow" w:cs="Arial Narrow"/>
+          <w:kern w:val="0"/>
+          <w:sz w:val="22"/>
+          <w:szCs w:val="22"/>
           <w:shd w:val="clear" w:color="auto" w:fill="FFFFFF"/>
           <w:lang w:eastAsia="es-PE"/>
           <w14:ligatures w14:val="none"/>
@@ -2998,8 +3524,10 @@
       </w:r>
       <w:r>
         <w:rPr>
-          <w:rFonts w:ascii="Arial Narrow" w:eastAsia="Times New Roman" w:hAnsi="Arial Narrow" w:cs="Times New Roman"/>
-          <w:kern w:val="0"/>
+          <w:rFonts w:ascii="Arial Narrow" w:eastAsia="Arial Narrow" w:hAnsi="Arial Narrow" w:cs="Arial Narrow"/>
+          <w:kern w:val="0"/>
+          <w:sz w:val="22"/>
+          <w:szCs w:val="22"/>
           <w:shd w:val="clear" w:color="auto" w:fill="FFFFFF"/>
           <w:lang w:eastAsia="es-PE"/>
           <w14:ligatures w14:val="none"/>
@@ -3008,8 +3536,10 @@
       </w:r>
       <w:r>
         <w:rPr>
-          <w:rFonts w:ascii="Arial Narrow" w:eastAsia="Times New Roman" w:hAnsi="Arial Narrow" w:cs="Times New Roman"/>
-          <w:kern w:val="0"/>
+          <w:rFonts w:ascii="Arial Narrow" w:eastAsia="Arial Narrow" w:hAnsi="Arial Narrow" w:cs="Arial Narrow"/>
+          <w:kern w:val="0"/>
+          <w:sz w:val="22"/>
+          <w:szCs w:val="22"/>
           <w:shd w:val="clear" w:color="auto" w:fill="FFFFFF"/>
           <w:lang w:eastAsia="es-PE"/>
           <w14:ligatures w14:val="none"/>
@@ -3018,8 +3548,10 @@
       </w:r>
       <w:r>
         <w:rPr>
-          <w:rFonts w:ascii="Arial Narrow" w:eastAsia="Times New Roman" w:hAnsi="Arial Narrow" w:cs="Times New Roman"/>
-          <w:kern w:val="0"/>
+          <w:rFonts w:ascii="Arial Narrow" w:eastAsia="Arial Narrow" w:hAnsi="Arial Narrow" w:cs="Arial Narrow"/>
+          <w:kern w:val="0"/>
+          <w:sz w:val="22"/>
+          <w:szCs w:val="22"/>
           <w:shd w:val="clear" w:color="auto" w:fill="FFFFFF"/>
           <w:lang w:eastAsia="es-PE"/>
           <w14:ligatures w14:val="none"/>
@@ -3028,9 +3560,11 @@
       </w:r>
       <w:r>
         <w:rPr>
-          <w:rFonts w:ascii="Arial Narrow" w:eastAsia="Times New Roman" w:hAnsi="Arial Narrow" w:cs="Arial"/>
-          <w:color w:val="000000"/>
-          <w:kern w:val="0"/>
+          <w:rFonts w:ascii="Arial Narrow" w:eastAsia="Arial Narrow" w:hAnsi="Arial Narrow" w:cs="Arial Narrow"/>
+          <w:color w:val="000000"/>
+          <w:kern w:val="0"/>
+          <w:sz w:val="22"/>
+          <w:szCs w:val="22"/>
           <w:lang w:val="es-ES" w:eastAsia="es-ES"/>
           <w14:ligatures w14:val="none"/>
         </w:rPr>
@@ -3038,8 +3572,10 @@
       </w:r>
       <w:r>
         <w:rPr>
-          <w:rFonts w:ascii="Arial Narrow" w:eastAsia="Times New Roman" w:hAnsi="Arial Narrow" w:cs="Times New Roman"/>
-          <w:kern w:val="0"/>
+          <w:rFonts w:ascii="Arial Narrow" w:eastAsia="Arial Narrow" w:hAnsi="Arial Narrow" w:cs="Arial Narrow"/>
+          <w:kern w:val="0"/>
+          <w:sz w:val="22"/>
+          <w:szCs w:val="22"/>
           <w:shd w:val="clear" w:color="auto" w:fill="FFFFFF"/>
           <w:lang w:eastAsia="es-PE"/>
           <w14:ligatures w14:val="none"/>
@@ -3048,8 +3584,10 @@
       </w:r>
       <w:r>
         <w:rPr>
-          <w:rFonts w:ascii="Arial Narrow" w:eastAsia="Times New Roman" w:hAnsi="Arial Narrow" w:cs="Times New Roman"/>
-          <w:kern w:val="0"/>
+          <w:rFonts w:ascii="Arial Narrow" w:eastAsia="Arial Narrow" w:hAnsi="Arial Narrow" w:cs="Arial Narrow"/>
+          <w:kern w:val="0"/>
+          <w:sz w:val="22"/>
+          <w:szCs w:val="22"/>
           <w:shd w:val="clear" w:color="auto" w:fill="FFFFFF"/>
           <w:lang w:eastAsia="es-PE"/>
           <w14:ligatures w14:val="none"/>
@@ -3058,8 +3596,10 @@
       </w:r>
       <w:r>
         <w:rPr>
-          <w:rFonts w:ascii="Arial Narrow" w:eastAsia="Times New Roman" w:hAnsi="Arial Narrow" w:cs="Times New Roman"/>
-          <w:kern w:val="0"/>
+          <w:rFonts w:ascii="Arial Narrow" w:eastAsia="Arial Narrow" w:hAnsi="Arial Narrow" w:cs="Arial Narrow"/>
+          <w:kern w:val="0"/>
+          <w:sz w:val="22"/>
+          <w:szCs w:val="22"/>
           <w:shd w:val="clear" w:color="auto" w:fill="FFFFFF"/>
           <w:lang w:eastAsia="es-PE"/>
           <w14:ligatures w14:val="none"/>
@@ -3068,8 +3608,10 @@
       </w:r>
       <w:r>
         <w:rPr>
-          <w:rFonts w:ascii="Arial Narrow" w:eastAsia="Times New Roman" w:hAnsi="Arial Narrow" w:cs="Times New Roman"/>
-          <w:kern w:val="0"/>
+          <w:rFonts w:ascii="Arial Narrow" w:eastAsia="Arial Narrow" w:hAnsi="Arial Narrow" w:cs="Arial Narrow"/>
+          <w:kern w:val="0"/>
+          <w:sz w:val="22"/>
+          <w:szCs w:val="22"/>
           <w:shd w:val="clear" w:color="auto" w:fill="FFFFFF"/>
           <w:lang w:eastAsia="es-PE"/>
           <w14:ligatures w14:val="none"/>
@@ -3078,9 +3620,11 @@
       </w:r>
       <w:r>
         <w:rPr>
-          <w:rFonts w:ascii="Arial Narrow" w:eastAsia="Times New Roman" w:hAnsi="Arial Narrow" w:cs="Arial"/>
-          <w:color w:val="000000"/>
-          <w:kern w:val="0"/>
+          <w:rFonts w:ascii="Arial Narrow" w:eastAsia="Arial Narrow" w:hAnsi="Arial Narrow" w:cs="Arial Narrow"/>
+          <w:color w:val="000000"/>
+          <w:kern w:val="0"/>
+          <w:sz w:val="22"/>
+          <w:szCs w:val="22"/>
           <w:lang w:eastAsia="es-ES"/>
           <w14:ligatures w14:val="none"/>
         </w:rPr>
@@ -3088,9 +3632,11 @@
       </w:r>
       <w:r>
         <w:rPr>
-          <w:rFonts w:ascii="Arial Narrow" w:eastAsia="Times New Roman" w:hAnsi="Arial Narrow" w:cs="Arial"/>
-          <w:color w:val="000000"/>
-          <w:kern w:val="0"/>
+          <w:rFonts w:ascii="Arial Narrow" w:eastAsia="Arial Narrow" w:hAnsi="Arial Narrow" w:cs="Arial Narrow"/>
+          <w:color w:val="000000"/>
+          <w:kern w:val="0"/>
+          <w:sz w:val="22"/>
+          <w:szCs w:val="22"/>
           <w:lang w:eastAsia="es-ES"/>
           <w14:ligatures w14:val="none"/>
         </w:rPr>
@@ -3098,9 +3644,11 @@
       </w:r>
       <w:r>
         <w:rPr>
-          <w:rFonts w:ascii="Arial Narrow" w:eastAsia="Times New Roman" w:hAnsi="Arial Narrow" w:cs="Arial"/>
-          <w:color w:val="000000"/>
-          <w:kern w:val="0"/>
+          <w:rFonts w:ascii="Arial Narrow" w:eastAsia="Arial Narrow" w:hAnsi="Arial Narrow" w:cs="Arial Narrow"/>
+          <w:color w:val="000000"/>
+          <w:kern w:val="0"/>
+          <w:sz w:val="22"/>
+          <w:szCs w:val="22"/>
           <w:lang w:eastAsia="es-ES"/>
           <w14:ligatures w14:val="none"/>
         </w:rPr>
@@ -3115,6 +3663,8 @@
           <w:rFonts w:ascii="Arial Narrow" w:eastAsia="Arial Narrow" w:hAnsi="Arial Narrow" w:cs="Arial Narrow"/>
           <w:kern w:val="0"/>
           <w14:ligatures w14:val="none"/>
+          <w:sz w:val="22"/>
+          <w:szCs w:val="22"/>
         </w:rPr>
       </w:pPr>
     </w:p>
@@ -3124,9 +3674,11 @@
         <w:contextualSpacing/>
         <w:jc w:val="both"/>
         <w:rPr>
-          <w:rFonts w:ascii="Arial Narrow" w:eastAsia="Calibri" w:hAnsi="Arial Narrow" w:cs="Arial"/>
-          <w:kern w:val="0"/>
-          <w14:ligatures w14:val="none"/>
+          <w:rFonts w:ascii="Arial Narrow" w:eastAsia="Arial Narrow" w:hAnsi="Arial Narrow" w:cs="Arial Narrow"/>
+          <w:kern w:val="0"/>
+          <w14:ligatures w14:val="none"/>
+          <w:sz w:val="22"/>
+          <w:szCs w:val="22"/>
         </w:rPr>
       </w:pPr>
       <w:r>
@@ -3135,6 +3687,8 @@
           <w:b/>
           <w:color w:val="000000"/>
           <w:kern w:val="0"/>
+          <w:sz w:val="22"/>
+          <w:szCs w:val="22"/>
           <w:lang w:eastAsia="es-PE"/>
           <w14:ligatures w14:val="none"/>
         </w:rPr>
@@ -3145,6 +3699,8 @@
           <w:rFonts w:ascii="Arial Narrow" w:eastAsia="Arial Narrow" w:hAnsi="Arial Narrow" w:cs="Arial Narrow"/>
           <w:color w:val="000000"/>
           <w:kern w:val="0"/>
+          <w:sz w:val="22"/>
+          <w:szCs w:val="22"/>
           <w:lang w:eastAsia="es-PE"/>
           <w14:ligatures w14:val="none"/>
         </w:rPr>
@@ -3152,9 +3708,11 @@
       </w:r>
       <w:r>
         <w:rPr>
-          <w:rFonts w:ascii="Arial Narrow" w:eastAsia="Times New Roman" w:hAnsi="Arial Narrow" w:cs="Arial"/>
-          <w:color w:val="000000"/>
-          <w:kern w:val="0"/>
+          <w:rFonts w:ascii="Arial Narrow" w:eastAsia="Arial Narrow" w:hAnsi="Arial Narrow" w:cs="Arial Narrow"/>
+          <w:color w:val="000000"/>
+          <w:kern w:val="0"/>
+          <w:sz w:val="22"/>
+          <w:szCs w:val="22"/>
           <w:lang w:val="es-ES" w:eastAsia="es-ES"/>
           <w14:ligatures w14:val="none"/>
         </w:rPr>
@@ -3162,9 +3720,11 @@
       </w:r>
       <w:r>
         <w:rPr>
-          <w:rFonts w:ascii="Arial Narrow" w:eastAsia="Times New Roman" w:hAnsi="Arial Narrow" w:cs="Arial"/>
-          <w:color w:val="000000"/>
-          <w:kern w:val="0"/>
+          <w:rFonts w:ascii="Arial Narrow" w:eastAsia="Arial Narrow" w:hAnsi="Arial Narrow" w:cs="Arial Narrow"/>
+          <w:color w:val="000000"/>
+          <w:kern w:val="0"/>
+          <w:sz w:val="22"/>
+          <w:szCs w:val="22"/>
           <w:lang w:val="es-ES" w:eastAsia="es-ES"/>
           <w14:ligatures w14:val="none"/>
         </w:rPr>
@@ -3172,9 +3732,11 @@
       </w:r>
       <w:r>
         <w:rPr>
-          <w:rFonts w:ascii="Arial Narrow" w:eastAsia="Calibri" w:hAnsi="Arial Narrow" w:cs="Arial"/>
-          <w:kern w:val="0"/>
-          <w14:ligatures w14:val="none"/>
+          <w:rFonts w:ascii="Arial Narrow" w:eastAsia="Arial Narrow" w:hAnsi="Arial Narrow" w:cs="Arial Narrow"/>
+          <w:kern w:val="0"/>
+          <w14:ligatures w14:val="none"/>
+          <w:sz w:val="22"/>
+          <w:szCs w:val="22"/>
         </w:rPr>
         <w:t>.</w:t>
       </w:r>
@@ -3185,22 +3747,26 @@
         <w:contextualSpacing/>
         <w:jc w:val="both"/>
         <w:rPr>
-          <w:rFonts w:ascii="Arial Narrow" w:eastAsia="Times New Roman" w:hAnsi="Arial Narrow" w:cs="Times New Roman"/>
-          <w:color w:val="000000"/>
-          <w:kern w:val="0"/>
-          <w:lang w:eastAsia="es-PE"/>
-          <w14:ligatures w14:val="none"/>
-        </w:rPr>
-      </w:pPr>
-    </w:p>
-    <w:p>
-      <w:pPr>
-        <w:spacing w:after="0" w:line="240" w:lineRule="auto"/>
-        <w:jc w:val="both"/>
-        <w:rPr>
-          <w:rFonts w:ascii="Arial Narrow" w:eastAsia="Arial Narrow" w:hAnsi="Arial Narrow" w:cs="Arial Narrow"/>
-          <w:color w:val="000000"/>
-          <w:kern w:val="0"/>
+          <w:rFonts w:ascii="Arial Narrow" w:eastAsia="Arial Narrow" w:hAnsi="Arial Narrow" w:cs="Arial Narrow"/>
+          <w:color w:val="000000"/>
+          <w:kern w:val="0"/>
+          <w:sz w:val="22"/>
+          <w:szCs w:val="22"/>
+          <w:lang w:eastAsia="es-PE"/>
+          <w14:ligatures w14:val="none"/>
+        </w:rPr>
+      </w:pPr>
+    </w:p>
+    <w:p>
+      <w:pPr>
+        <w:spacing w:after="0" w:line="240" w:lineRule="auto"/>
+        <w:jc w:val="both"/>
+        <w:rPr>
+          <w:rFonts w:ascii="Arial Narrow" w:eastAsia="Arial Narrow" w:hAnsi="Arial Narrow" w:cs="Arial Narrow"/>
+          <w:color w:val="000000"/>
+          <w:kern w:val="0"/>
+          <w:sz w:val="22"/>
+          <w:szCs w:val="22"/>
           <w:lang w:eastAsia="es-PE"/>
           <w14:ligatures w14:val="none"/>
         </w:rPr>
@@ -3211,6 +3777,8 @@
           <w:b/>
           <w:color w:val="000000"/>
           <w:kern w:val="0"/>
+          <w:sz w:val="22"/>
+          <w:szCs w:val="22"/>
           <w:lang w:eastAsia="es-PE"/>
           <w14:ligatures w14:val="none"/>
         </w:rPr>
@@ -3221,6 +3789,8 @@
           <w:rFonts w:ascii="Arial Narrow" w:eastAsia="Arial Narrow" w:hAnsi="Arial Narrow" w:cs="Arial Narrow"/>
           <w:color w:val="000000"/>
           <w:kern w:val="0"/>
+          <w:sz w:val="22"/>
+          <w:szCs w:val="22"/>
           <w:lang w:eastAsia="es-PE"/>
           <w14:ligatures w14:val="none"/>
         </w:rPr>
@@ -3230,6 +3800,8 @@
         <w:rPr>
           <w:rFonts w:ascii="Arial Narrow" w:eastAsia="Arial Narrow" w:hAnsi="Arial Narrow" w:cs="Arial Narrow"/>
           <w:bCs/>
+          <w:sz w:val="22"/>
+          <w:szCs w:val="22"/>
         </w:rPr>
         <w:t>Pacífico Compañía de Seguros y Reaseguros S.A.</w:t>
       </w:r>
@@ -3238,6 +3810,8 @@
           <w:rFonts w:ascii="Arial Narrow" w:eastAsia="Arial Narrow" w:hAnsi="Arial Narrow" w:cs="Arial Narrow"/>
           <w:color w:val="000000"/>
           <w:kern w:val="0"/>
+          <w:sz w:val="22"/>
+          <w:szCs w:val="22"/>
           <w:lang w:eastAsia="es-PE"/>
           <w14:ligatures w14:val="none"/>
         </w:rPr>
@@ -3249,9 +3823,11 @@
         <w:spacing w:after="0" w:line="240" w:lineRule="auto"/>
         <w:jc w:val="both"/>
         <w:rPr>
-          <w:rFonts w:ascii="Arial Narrow" w:eastAsia="Times New Roman" w:hAnsi="Arial Narrow" w:cs="Times New Roman"/>
-          <w:color w:val="000000"/>
-          <w:kern w:val="0"/>
+          <w:rFonts w:ascii="Arial Narrow" w:eastAsia="Arial Narrow" w:hAnsi="Arial Narrow" w:cs="Arial Narrow"/>
+          <w:color w:val="000000"/>
+          <w:kern w:val="0"/>
+          <w:sz w:val="22"/>
+          <w:szCs w:val="22"/>
           <w:lang w:eastAsia="es-PE"/>
           <w14:ligatures w14:val="none"/>
         </w:rPr>
@@ -3270,15 +3846,19 @@
           <w:rFonts w:ascii="Arial Narrow" w:eastAsia="Arial Narrow" w:hAnsi="Arial Narrow" w:cs="Arial Narrow"/>
           <w:color w:val="000000"/>
           <w:kern w:val="0"/>
-          <w:lang w:eastAsia="es-PE"/>
-          <w14:ligatures w14:val="none"/>
-        </w:rPr>
-      </w:pPr>
-      <w:r>
-        <w:rPr>
-          <w:rFonts w:ascii="Arial Narrow" w:eastAsia="Arial Narrow" w:hAnsi="Arial Narrow" w:cs="Arial Narrow"/>
-          <w:color w:val="000000"/>
-          <w:kern w:val="0"/>
+          <w:sz w:val="22"/>
+          <w:szCs w:val="22"/>
+          <w:lang w:eastAsia="es-PE"/>
+          <w14:ligatures w14:val="none"/>
+        </w:rPr>
+      </w:pPr>
+      <w:r>
+        <w:rPr>
+          <w:rFonts w:ascii="Arial Narrow" w:eastAsia="Arial Narrow" w:hAnsi="Arial Narrow" w:cs="Arial Narrow"/>
+          <w:color w:val="000000"/>
+          <w:kern w:val="0"/>
+          <w:sz w:val="22"/>
+          <w:szCs w:val="22"/>
           <w:lang w:eastAsia="es-PE"/>
           <w14:ligatures w14:val="none"/>
         </w:rPr>
@@ -3298,15 +3878,19 @@
           <w:rFonts w:ascii="Arial Narrow" w:eastAsia="Arial Narrow" w:hAnsi="Arial Narrow" w:cs="Arial Narrow"/>
           <w:color w:val="000000"/>
           <w:kern w:val="0"/>
-          <w:lang w:eastAsia="es-PE"/>
-          <w14:ligatures w14:val="none"/>
-        </w:rPr>
-      </w:pPr>
-      <w:r>
-        <w:rPr>
-          <w:rFonts w:ascii="Arial Narrow" w:eastAsia="Arial Narrow" w:hAnsi="Arial Narrow" w:cs="Arial Narrow"/>
-          <w:color w:val="000000"/>
-          <w:kern w:val="0"/>
+          <w:sz w:val="22"/>
+          <w:szCs w:val="22"/>
+          <w:lang w:eastAsia="es-PE"/>
+          <w14:ligatures w14:val="none"/>
+        </w:rPr>
+      </w:pPr>
+      <w:r>
+        <w:rPr>
+          <w:rFonts w:ascii="Arial Narrow" w:eastAsia="Arial Narrow" w:hAnsi="Arial Narrow" w:cs="Arial Narrow"/>
+          <w:color w:val="000000"/>
+          <w:kern w:val="0"/>
+          <w:sz w:val="22"/>
+          <w:szCs w:val="22"/>
           <w:lang w:eastAsia="es-PE"/>
           <w14:ligatures w14:val="none"/>
         </w:rPr>
@@ -3326,15 +3910,19 @@
           <w:rFonts w:ascii="Arial Narrow" w:eastAsia="Arial Narrow" w:hAnsi="Arial Narrow" w:cs="Arial Narrow"/>
           <w:color w:val="000000"/>
           <w:kern w:val="0"/>
-          <w:lang w:eastAsia="es-PE"/>
-          <w14:ligatures w14:val="none"/>
-        </w:rPr>
-      </w:pPr>
-      <w:r>
-        <w:rPr>
-          <w:rFonts w:ascii="Arial Narrow" w:eastAsia="Arial Narrow" w:hAnsi="Arial Narrow" w:cs="Arial Narrow"/>
-          <w:color w:val="000000"/>
-          <w:kern w:val="0"/>
+          <w:sz w:val="22"/>
+          <w:szCs w:val="22"/>
+          <w:lang w:eastAsia="es-PE"/>
+          <w14:ligatures w14:val="none"/>
+        </w:rPr>
+      </w:pPr>
+      <w:r>
+        <w:rPr>
+          <w:rFonts w:ascii="Arial Narrow" w:eastAsia="Arial Narrow" w:hAnsi="Arial Narrow" w:cs="Arial Narrow"/>
+          <w:color w:val="000000"/>
+          <w:kern w:val="0"/>
+          <w:sz w:val="22"/>
+          <w:szCs w:val="22"/>
           <w:lang w:eastAsia="es-PE"/>
           <w14:ligatures w14:val="none"/>
         </w:rPr>
@@ -3351,16 +3939,20 @@
         <w:ind w:left="567" w:hanging="567"/>
         <w:jc w:val="both"/>
         <w:rPr>
-          <w:rFonts w:ascii="Arial Narrow" w:eastAsia="Calibri" w:hAnsi="Arial Narrow" w:cs="Arial"/>
-          <w:kern w:val="0"/>
-          <w14:ligatures w14:val="none"/>
-        </w:rPr>
-      </w:pPr>
-      <w:r>
-        <w:rPr>
-          <w:rFonts w:ascii="Arial Narrow" w:eastAsia="Arial Narrow" w:hAnsi="Arial Narrow" w:cs="Arial Narrow"/>
-          <w:color w:val="000000"/>
-          <w:kern w:val="0"/>
+          <w:rFonts w:ascii="Arial Narrow" w:eastAsia="Arial Narrow" w:hAnsi="Arial Narrow" w:cs="Arial Narrow"/>
+          <w:kern w:val="0"/>
+          <w14:ligatures w14:val="none"/>
+          <w:sz w:val="22"/>
+          <w:szCs w:val="22"/>
+        </w:rPr>
+      </w:pPr>
+      <w:r>
+        <w:rPr>
+          <w:rFonts w:ascii="Arial Narrow" w:eastAsia="Arial Narrow" w:hAnsi="Arial Narrow" w:cs="Arial Narrow"/>
+          <w:color w:val="000000"/>
+          <w:kern w:val="0"/>
+          <w:sz w:val="22"/>
+          <w:szCs w:val="22"/>
           <w:lang w:eastAsia="es-PE"/>
           <w14:ligatures w14:val="none"/>
         </w:rPr>
@@ -3368,9 +3960,11 @@
       </w:r>
       <w:r>
         <w:rPr>
-          <w:rFonts w:ascii="Arial Narrow" w:eastAsia="Times New Roman" w:hAnsi="Arial Narrow" w:cs="Segoe UI"/>
-          <w:color w:val="000000"/>
-          <w:kern w:val="0"/>
+          <w:rFonts w:ascii="Arial Narrow" w:eastAsia="Arial Narrow" w:hAnsi="Arial Narrow" w:cs="Arial Narrow"/>
+          <w:color w:val="000000"/>
+          <w:kern w:val="0"/>
+          <w:sz w:val="22"/>
+          <w:szCs w:val="22"/>
           <w:lang w:eastAsia="es-PE"/>
           <w14:ligatures w14:val="none"/>
         </w:rPr>
@@ -3381,6 +3975,8 @@
           <w:rFonts w:ascii="Arial Narrow" w:eastAsia="Arial Narrow" w:hAnsi="Arial Narrow" w:cs="Arial Narrow"/>
           <w:color w:val="000000"/>
           <w:kern w:val="0"/>
+          <w:sz w:val="22"/>
+          <w:szCs w:val="22"/>
           <w:lang w:eastAsia="es-PE"/>
           <w14:ligatures w14:val="none"/>
         </w:rPr>
@@ -3388,16 +3984,20 @@
       </w:r>
       <w:r>
         <w:rPr>
-          <w:rFonts w:ascii="Arial Narrow" w:eastAsia="Calibri" w:hAnsi="Arial Narrow" w:cs="Arial"/>
-          <w:kern w:val="0"/>
-          <w14:ligatures w14:val="none"/>
+          <w:rFonts w:ascii="Arial Narrow" w:eastAsia="Arial Narrow" w:hAnsi="Arial Narrow" w:cs="Arial Narrow"/>
+          <w:kern w:val="0"/>
+          <w14:ligatures w14:val="none"/>
+          <w:sz w:val="22"/>
+          <w:szCs w:val="22"/>
         </w:rPr>
         <w:t>Para ello podrá señalar domicilio físico o una dirección electrónica a la que pueda remitirse las notificaciones</w:t>
       </w:r>
       <w:r>
         <w:rPr>
-          <w:rFonts w:ascii="Arial Narrow" w:eastAsia="Arial" w:hAnsi="Arial Narrow" w:cs="Arial"/>
-          <w:kern w:val="0"/>
+          <w:rFonts w:ascii="Arial Narrow" w:eastAsia="Arial Narrow" w:hAnsi="Arial Narrow" w:cs="Arial Narrow"/>
+          <w:kern w:val="0"/>
+          <w:sz w:val="22"/>
+          <w:szCs w:val="22"/>
           <w:lang w:val="es"/>
           <w14:ligatures w14:val="none"/>
         </w:rPr>
@@ -3414,42 +4014,52 @@
         <w:ind w:left="567" w:hanging="567"/>
         <w:jc w:val="both"/>
         <w:rPr>
-          <w:rFonts w:ascii="Arial Narrow" w:eastAsia="Calibri" w:hAnsi="Arial Narrow" w:cs="Arial"/>
-          <w:kern w:val="0"/>
-          <w14:ligatures w14:val="none"/>
-        </w:rPr>
-      </w:pPr>
-      <w:r>
-        <w:rPr>
-          <w:rFonts w:ascii="Arial Narrow" w:eastAsia="Calibri" w:hAnsi="Arial Narrow" w:cs="Arial"/>
-          <w:kern w:val="0"/>
-          <w14:ligatures w14:val="none"/>
+          <w:rFonts w:ascii="Arial Narrow" w:eastAsia="Arial Narrow" w:hAnsi="Arial Narrow" w:cs="Arial Narrow"/>
+          <w:kern w:val="0"/>
+          <w14:ligatures w14:val="none"/>
+          <w:sz w:val="22"/>
+          <w:szCs w:val="22"/>
+        </w:rPr>
+      </w:pPr>
+      <w:r>
+        <w:rPr>
+          <w:rFonts w:ascii="Arial Narrow" w:eastAsia="Arial Narrow" w:hAnsi="Arial Narrow" w:cs="Arial Narrow"/>
+          <w:kern w:val="0"/>
+          <w14:ligatures w14:val="none"/>
+          <w:sz w:val="22"/>
+          <w:szCs w:val="22"/>
         </w:rPr>
         <w:t xml:space="preserve">en caso califique como </w:t>
       </w:r>
       <w:proofErr w:type="gramStart"/>
       <w:r>
         <w:rPr>
-          <w:rFonts w:ascii="Arial Narrow" w:eastAsia="Calibri" w:hAnsi="Arial Narrow" w:cs="Arial"/>
-          <w:kern w:val="0"/>
-          <w14:ligatures w14:val="none"/>
+          <w:rFonts w:ascii="Arial Narrow" w:eastAsia="Arial Narrow" w:hAnsi="Arial Narrow" w:cs="Arial Narrow"/>
+          <w:kern w:val="0"/>
+          <w14:ligatures w14:val="none"/>
+          <w:sz w:val="22"/>
+          <w:szCs w:val="22"/>
         </w:rPr>
         <w:t>micro empresa</w:t>
       </w:r>
       <w:proofErr w:type="gramEnd"/>
       <w:r>
         <w:rPr>
-          <w:rFonts w:ascii="Arial Narrow" w:eastAsia="Calibri" w:hAnsi="Arial Narrow" w:cs="Arial"/>
-          <w:kern w:val="0"/>
-          <w14:ligatures w14:val="none"/>
+          <w:rFonts w:ascii="Arial Narrow" w:eastAsia="Arial Narrow" w:hAnsi="Arial Narrow" w:cs="Arial Narrow"/>
+          <w:kern w:val="0"/>
+          <w14:ligatures w14:val="none"/>
+          <w:sz w:val="22"/>
+          <w:szCs w:val="22"/>
         </w:rPr>
         <w:t xml:space="preserve"> o pequeña empresa, presentar los documentos que acrediten su volumen de ventas o ingresos brutos percibidos el año anterior relativo a todas sus actividades económicas y el número de trabajadores con el que cuenta</w:t>
       </w:r>
       <w:r>
         <w:rPr>
           <w:rStyle w:val="Refdenotaalpie"/>
-          <w:rFonts w:ascii="Arial Narrow" w:eastAsia="Calibri" w:hAnsi="Arial Narrow" w:cs="Arial"/>
-          <w:kern w:val="0"/>
+          <w:rFonts w:ascii="Arial Narrow" w:eastAsia="Arial Narrow" w:hAnsi="Arial Narrow" w:cs="Arial Narrow"/>
+          <w:kern w:val="0"/>
+          <w:sz w:val="22"/>
+          <w:szCs w:val="22"/>
           <w:vertAlign w:val="superscript"/>
           <w14:ligatures w14:val="none"/>
         </w:rPr>
@@ -3457,17 +4067,21 @@
       </w:r>
       <w:r>
         <w:rPr>
-          <w:rFonts w:ascii="Arial Narrow" w:eastAsia="Calibri" w:hAnsi="Arial Narrow" w:cs="Arial"/>
-          <w:kern w:val="0"/>
-          <w14:ligatures w14:val="none"/>
+          <w:rFonts w:ascii="Arial Narrow" w:eastAsia="Arial Narrow" w:hAnsi="Arial Narrow" w:cs="Arial Narrow"/>
+          <w:kern w:val="0"/>
+          <w14:ligatures w14:val="none"/>
+          <w:sz w:val="22"/>
+          <w:szCs w:val="22"/>
         </w:rPr>
         <w:t>. Ello, a fin de que la Comisión pueda meritar dicha documentación, conforme lo establece el artículo 110</w:t>
       </w:r>
       <w:r>
         <w:rPr>
-          <w:rFonts w:ascii="Arial Narrow" w:eastAsia="Times New Roman" w:hAnsi="Arial Narrow" w:cs="Segoe UI"/>
-          <w:color w:val="000000"/>
-          <w:kern w:val="0"/>
+          <w:rFonts w:ascii="Arial Narrow" w:eastAsia="Arial Narrow" w:hAnsi="Arial Narrow" w:cs="Arial Narrow"/>
+          <w:color w:val="000000"/>
+          <w:kern w:val="0"/>
+          <w:sz w:val="22"/>
+          <w:szCs w:val="22"/>
           <w:lang w:eastAsia="es-PE"/>
           <w14:ligatures w14:val="none"/>
         </w:rPr>
@@ -3475,27 +4089,33 @@
       </w:r>
       <w:r>
         <w:rPr>
-          <w:rFonts w:ascii="Arial Narrow" w:eastAsia="Calibri" w:hAnsi="Arial Narrow" w:cs="Arial"/>
-          <w:kern w:val="0"/>
-          <w14:ligatures w14:val="none"/>
+          <w:rFonts w:ascii="Arial Narrow" w:eastAsia="Arial Narrow" w:hAnsi="Arial Narrow" w:cs="Arial Narrow"/>
+          <w:kern w:val="0"/>
+          <w14:ligatures w14:val="none"/>
+          <w:sz w:val="22"/>
+          <w:szCs w:val="22"/>
         </w:rPr>
         <w:t xml:space="preserve"> del </w:t>
       </w:r>
       <w:r>
         <w:rPr>
-          <w:rFonts w:ascii="Arial Narrow" w:eastAsia="Calibri" w:hAnsi="Arial Narrow" w:cs="Arial"/>
+          <w:rFonts w:ascii="Arial Narrow" w:eastAsia="Arial Narrow" w:hAnsi="Arial Narrow" w:cs="Arial Narrow"/>
           <w:spacing w:val="-2"/>
           <w:kern w:val="0"/>
           <w14:ligatures w14:val="none"/>
+          <w:sz w:val="22"/>
+          <w:szCs w:val="22"/>
         </w:rPr>
         <w:t>Código</w:t>
       </w:r>
       <w:r>
         <w:rPr>
           <w:rStyle w:val="Refdenotaalpie"/>
-          <w:rFonts w:ascii="Arial Narrow" w:eastAsia="Calibri" w:hAnsi="Arial Narrow" w:cs="Arial"/>
+          <w:rFonts w:ascii="Arial Narrow" w:eastAsia="Arial Narrow" w:hAnsi="Arial Narrow" w:cs="Arial Narrow"/>
           <w:spacing w:val="-2"/>
           <w:kern w:val="0"/>
+          <w:sz w:val="22"/>
+          <w:szCs w:val="22"/>
           <w:vertAlign w:val="superscript"/>
           <w14:ligatures w14:val="none"/>
         </w:rPr>
@@ -3503,10 +4123,12 @@
       </w:r>
       <w:r>
         <w:rPr>
-          <w:rFonts w:ascii="Arial Narrow" w:eastAsia="Calibri" w:hAnsi="Arial Narrow" w:cs="Arial"/>
+          <w:rFonts w:ascii="Arial Narrow" w:eastAsia="Arial Narrow" w:hAnsi="Arial Narrow" w:cs="Arial Narrow"/>
           <w:spacing w:val="-2"/>
           <w:kern w:val="0"/>
           <w14:ligatures w14:val="none"/>
+          <w:sz w:val="22"/>
+          <w:szCs w:val="22"/>
         </w:rPr>
         <w:t>.</w:t>
       </w:r>
@@ -3520,47 +4142,53 @@
           <w:rFonts w:ascii="Arial Narrow" w:eastAsia="Arial Narrow" w:hAnsi="Arial Narrow" w:cs="Arial Narrow"/>
           <w:color w:val="000000"/>
           <w:kern w:val="0"/>
-          <w:lang w:eastAsia="es-PE"/>
-          <w14:ligatures w14:val="none"/>
-        </w:rPr>
-      </w:pPr>
-    </w:p>
-    <w:p>
-      <w:pPr>
-        <w:spacing w:after="0" w:line="240" w:lineRule="auto"/>
-        <w:jc w:val="both"/>
-        <w:rPr>
-          <w:rFonts w:ascii="Arial Narrow" w:eastAsia="Arial Narrow" w:hAnsi="Arial Narrow" w:cs="Arial Narrow"/>
-          <w:color w:val="000000"/>
-          <w:kern w:val="0"/>
-          <w:lang w:eastAsia="es-PE"/>
-          <w14:ligatures w14:val="none"/>
-        </w:rPr>
-      </w:pPr>
-      <w:r>
-        <w:rPr>
-          <w:rFonts w:ascii="Arial Narrow" w:hAnsi="Arial Narrow" w:cs="Arial Narrow"/>
+          <w:sz w:val="22"/>
+          <w:szCs w:val="22"/>
+          <w:lang w:eastAsia="es-PE"/>
+          <w14:ligatures w14:val="none"/>
+        </w:rPr>
+      </w:pPr>
+    </w:p>
+    <w:p>
+      <w:pPr>
+        <w:spacing w:after="0" w:line="240" w:lineRule="auto"/>
+        <w:jc w:val="both"/>
+        <w:rPr>
+          <w:rFonts w:ascii="Arial Narrow" w:eastAsia="Arial Narrow" w:hAnsi="Arial Narrow" w:cs="Arial Narrow"/>
+          <w:color w:val="000000"/>
+          <w:kern w:val="0"/>
+          <w:sz w:val="22"/>
+          <w:szCs w:val="22"/>
+          <w:lang w:eastAsia="es-PE"/>
+          <w14:ligatures w14:val="none"/>
+        </w:rPr>
+      </w:pPr>
+      <w:r>
+        <w:rPr>
+          <w:rFonts w:ascii="Arial Narrow" w:eastAsia="Arial Narrow" w:hAnsi="Arial Narrow" w:cs="Arial Narrow"/>
           <w:b w:val="1"/>
           <w:bCs w:val="1"/>
-          <w:sz w:val="20"/>
-          <w:szCs w:val="20"/>
+          <w:sz w:val="22"/>
+          <w:szCs w:val="22"/>
         </w:rPr>
         <w:t xml:space="preserve">CUARTO: </w:t>
       </w:r>
       <w:r>
         <w:rPr>
-          <w:rFonts w:ascii="Arial Narrow" w:hAnsi="Arial Narrow" w:cs="Arial Narrow"/>
-          <w:sz w:val="20"/>
-          <w:szCs w:val="20"/>
+          <w:rFonts w:ascii="Arial Narrow" w:eastAsia="Arial Narrow" w:hAnsi="Arial Narrow" w:cs="Arial Narrow"/>
+          <w:sz w:val="22"/>
+          <w:szCs w:val="22"/>
         </w:rPr>
         <w:t xml:space="preserve">correr traslado de la presente resolución a Pacífico Compañía de Seguros y Reaseguros S.A. para que, de conformidad con lo dispuesto por el artículo 26 de la Ley sobre Facultades, Normas y Organización del Indecopi, aprobada por Decreto Legislativo 807</w:t>
       </w:r>
       <w:r>
         <w:rPr>
           <w:rStyle w:val="Refdenotaalpie"/>
-          <w:rFonts w:ascii="Arial Narrow" w:eastAsia="Times New Roman" w:hAnsi="Arial Narrow" w:cs="Times New Roman"/>
-          <w:color w:val="000000"/>
-          <w:kern w:val="0"/>
+          <w:rFonts w:ascii="Arial Narrow" w:eastAsia="Arial Narrow" w:hAnsi="Arial Narrow" w:cs="Arial Narrow"/>
+          <w:color w:val="000000"/>
+          <w:kern w:val="0"/>
+          <w:sz w:val="22"/>
+          <w:szCs w:val="22"/>
           <w:vertAlign w:val="superscript"/>
           <w:lang w:val="es-ES" w:eastAsia="es-ES"/>
           <w14:ligatures w14:val="none"/>
@@ -3569,18 +4197,20 @@
       </w:r>
       <w:r>
         <w:rPr>
-          <w:rFonts w:ascii="Arial Narrow" w:hAnsi="Arial Narrow" w:cs="Arial Narrow"/>
-          <w:sz w:val="20"/>
-          <w:szCs w:val="20"/>
+          <w:rFonts w:ascii="Arial Narrow" w:eastAsia="Arial Narrow" w:hAnsi="Arial Narrow" w:cs="Arial Narrow"/>
+          <w:sz w:val="22"/>
+          <w:szCs w:val="22"/>
         </w:rPr>
         <w:t xml:space="preserve">, presente sus descargos sobre la imputación de cargos realizada en un plazo no mayor a cinco (5) días hábiles contado a partir del día siguiente de la notificación de la presente resolución, vencido el cual, el Secretario Técnico declarará en rebeldía al denunciado que no lo hubiera presentado. Debe precisarse que de conformidad con lo establecido por el artículo 223 del Texto Único Ordenado de la Ley 27444, Ley del Procedimiento Administrativo General</w:t>
       </w:r>
       <w:r>
         <w:rPr>
           <w:rStyle w:val="Refdenotaalpie"/>
-          <w:rFonts w:ascii="Arial Narrow" w:eastAsia="Times New Roman" w:hAnsi="Arial Narrow" w:cs="Times New Roman"/>
-          <w:color w:val="000000"/>
-          <w:kern w:val="0"/>
+          <w:rFonts w:ascii="Arial Narrow" w:eastAsia="Arial Narrow" w:hAnsi="Arial Narrow" w:cs="Arial Narrow"/>
+          <w:color w:val="000000"/>
+          <w:kern w:val="0"/>
+          <w:sz w:val="22"/>
+          <w:szCs w:val="22"/>
           <w:vertAlign w:val="superscript"/>
           <w:lang w:val="es-ES" w:eastAsia="es-ES"/>
           <w14:ligatures w14:val="none"/>
@@ -3589,9 +4219,9 @@
       </w:r>
       <w:r>
         <w:rPr>
-          <w:rFonts w:ascii="Arial Narrow" w:hAnsi="Arial Narrow" w:cs="Arial Narrow"/>
-          <w:sz w:val="20"/>
-          <w:szCs w:val="20"/>
+          <w:rFonts w:ascii="Arial Narrow" w:eastAsia="Arial Narrow" w:hAnsi="Arial Narrow" w:cs="Arial Narrow"/>
+          <w:sz w:val="22"/>
+          <w:szCs w:val="22"/>
         </w:rPr>
         <w:t xml:space="preserve">, las alegaciones y los hechos relevantes de la reclamación, salvo que hayan sido específicamente negadas en la contestación, se tendrán por aceptadas o merituadas como ciertas.</w:t>
       </w:r>
@@ -3604,19 +4234,23 @@
           <w:rFonts w:ascii="Arial Narrow" w:eastAsia="Arial Narrow" w:hAnsi="Arial Narrow" w:cs="Arial Narrow"/>
           <w:color w:val="000000"/>
           <w:kern w:val="0"/>
-          <w:lang w:eastAsia="es-PE"/>
-          <w14:ligatures w14:val="none"/>
-        </w:rPr>
-      </w:pPr>
-    </w:p>
-    <w:p>
-      <w:pPr>
-        <w:spacing w:after="0" w:line="240" w:lineRule="auto"/>
-        <w:jc w:val="both"/>
-        <w:rPr>
-          <w:rFonts w:ascii="Arial Narrow" w:eastAsia="Times New Roman" w:hAnsi="Arial Narrow" w:cs="Arial"/>
-          <w:color w:val="000000"/>
-          <w:kern w:val="0"/>
+          <w:sz w:val="22"/>
+          <w:szCs w:val="22"/>
+          <w:lang w:eastAsia="es-PE"/>
+          <w14:ligatures w14:val="none"/>
+        </w:rPr>
+      </w:pPr>
+    </w:p>
+    <w:p>
+      <w:pPr>
+        <w:spacing w:after="0" w:line="240" w:lineRule="auto"/>
+        <w:jc w:val="both"/>
+        <w:rPr>
+          <w:rFonts w:ascii="Arial Narrow" w:eastAsia="Arial Narrow" w:hAnsi="Arial Narrow" w:cs="Arial Narrow"/>
+          <w:color w:val="000000"/>
+          <w:kern w:val="0"/>
+          <w:sz w:val="22"/>
+          <w:szCs w:val="22"/>
           <w:lang w:val="es-ES" w:eastAsia="es-ES"/>
           <w14:ligatures w14:val="none"/>
         </w:rPr>
@@ -3627,6 +4261,8 @@
           <w:b/>
           <w:color w:val="000000"/>
           <w:kern w:val="0"/>
+          <w:sz w:val="22"/>
+          <w:szCs w:val="22"/>
           <w:lang w:eastAsia="es-PE"/>
           <w14:ligatures w14:val="none"/>
         </w:rPr>
@@ -3635,9 +4271,11 @@
       <w:bookmarkStart w:id="5" w:name="_Hlk188286813"/>
       <w:r>
         <w:rPr>
-          <w:rFonts w:ascii="Arial Narrow" w:eastAsia="Times New Roman" w:hAnsi="Arial Narrow" w:cs="Arial"/>
-          <w:color w:val="000000"/>
-          <w:kern w:val="0"/>
+          <w:rFonts w:ascii="Arial Narrow" w:eastAsia="Arial Narrow" w:hAnsi="Arial Narrow" w:cs="Arial Narrow"/>
+          <w:color w:val="000000"/>
+          <w:kern w:val="0"/>
+          <w:sz w:val="22"/>
+          <w:szCs w:val="22"/>
           <w:lang w:eastAsia="es-ES"/>
           <w14:ligatures w14:val="none"/>
         </w:rPr>
@@ -3645,9 +4283,11 @@
       </w:r>
       <w:r>
         <w:rPr>
-          <w:rFonts w:ascii="Arial Narrow" w:eastAsia="Times New Roman" w:hAnsi="Arial Narrow" w:cs="Arial"/>
-          <w:color w:val="000000"/>
-          <w:kern w:val="0"/>
+          <w:rFonts w:ascii="Arial Narrow" w:eastAsia="Arial Narrow" w:hAnsi="Arial Narrow" w:cs="Arial Narrow"/>
+          <w:color w:val="000000"/>
+          <w:kern w:val="0"/>
+          <w:sz w:val="22"/>
+          <w:szCs w:val="22"/>
           <w:lang w:val="es-ES" w:eastAsia="es-ES"/>
           <w14:ligatures w14:val="none"/>
         </w:rPr>
@@ -3655,9 +4295,11 @@
       </w:r>
       <w:r>
         <w:rPr>
-          <w:rFonts w:ascii="Arial Narrow" w:eastAsia="Times New Roman" w:hAnsi="Arial Narrow" w:cs="Arial"/>
-          <w:color w:val="000000"/>
-          <w:kern w:val="0"/>
+          <w:rFonts w:ascii="Arial Narrow" w:eastAsia="Arial Narrow" w:hAnsi="Arial Narrow" w:cs="Arial Narrow"/>
+          <w:color w:val="000000"/>
+          <w:kern w:val="0"/>
+          <w:sz w:val="22"/>
+          <w:szCs w:val="22"/>
           <w:lang w:eastAsia="es-ES"/>
           <w14:ligatures w14:val="none"/>
         </w:rPr>
@@ -3666,9 +4308,11 @@
       <w:bookmarkEnd w:id="5"/>
       <w:r>
         <w:rPr>
-          <w:rFonts w:ascii="Arial Narrow" w:eastAsia="Times New Roman" w:hAnsi="Arial Narrow" w:cs="Arial"/>
-          <w:color w:val="000000"/>
-          <w:kern w:val="0"/>
+          <w:rFonts w:ascii="Arial Narrow" w:eastAsia="Arial Narrow" w:hAnsi="Arial Narrow" w:cs="Arial Narrow"/>
+          <w:color w:val="000000"/>
+          <w:kern w:val="0"/>
+          <w:sz w:val="22"/>
+          <w:szCs w:val="22"/>
           <w:lang w:eastAsia="es-ES"/>
           <w14:ligatures w14:val="none"/>
         </w:rPr>
@@ -3677,9 +4321,11 @@
       <w:bookmarkStart w:id="6" w:name="_Hlk188286828"/>
       <w:r>
         <w:rPr>
-          <w:rFonts w:ascii="Arial Narrow" w:eastAsia="Times New Roman" w:hAnsi="Arial Narrow" w:cs="Times New Roman"/>
-          <w:color w:val="000000"/>
-          <w:kern w:val="0"/>
+          <w:rFonts w:ascii="Arial Narrow" w:eastAsia="Arial Narrow" w:hAnsi="Arial Narrow" w:cs="Arial Narrow"/>
+          <w:color w:val="000000"/>
+          <w:kern w:val="0"/>
+          <w:sz w:val="22"/>
+          <w:szCs w:val="22"/>
           <w:shd w:val="clear" w:color="auto" w:fill="FFFFFF"/>
           <w:lang w:eastAsia="es-PE"/>
           <w14:ligatures w14:val="none"/>
@@ -3688,9 +4334,11 @@
       </w:r>
       <w:r>
         <w:rPr>
-          <w:rFonts w:ascii="Arial Narrow" w:eastAsia="Times New Roman" w:hAnsi="Arial Narrow" w:cs="Arial"/>
-          <w:color w:val="000000"/>
-          <w:kern w:val="0"/>
+          <w:rFonts w:ascii="Arial Narrow" w:eastAsia="Arial Narrow" w:hAnsi="Arial Narrow" w:cs="Arial Narrow"/>
+          <w:color w:val="000000"/>
+          <w:kern w:val="0"/>
+          <w:sz w:val="22"/>
+          <w:szCs w:val="22"/>
           <w:lang w:eastAsia="es-ES"/>
           <w14:ligatures w14:val="none"/>
         </w:rPr>
@@ -3699,9 +4347,11 @@
       <w:bookmarkEnd w:id="6"/>
       <w:r>
         <w:rPr>
-          <w:rFonts w:ascii="Arial Narrow" w:eastAsia="Times New Roman" w:hAnsi="Arial Narrow" w:cs="Arial"/>
-          <w:color w:val="000000"/>
-          <w:kern w:val="0"/>
+          <w:rFonts w:ascii="Arial Narrow" w:eastAsia="Arial Narrow" w:hAnsi="Arial Narrow" w:cs="Arial Narrow"/>
+          <w:color w:val="000000"/>
+          <w:kern w:val="0"/>
+          <w:sz w:val="22"/>
+          <w:szCs w:val="22"/>
           <w:lang w:val="es-ES" w:eastAsia="es-ES"/>
           <w14:ligatures w14:val="none"/>
         </w:rPr>
@@ -3709,9 +4359,11 @@
       </w:r>
       <w:r>
         <w:rPr>
-          <w:rFonts w:ascii="Arial Narrow" w:eastAsia="Times New Roman" w:hAnsi="Arial Narrow" w:cs="Arial"/>
-          <w:color w:val="000000"/>
-          <w:kern w:val="0"/>
+          <w:rFonts w:ascii="Arial Narrow" w:eastAsia="Arial Narrow" w:hAnsi="Arial Narrow" w:cs="Arial Narrow"/>
+          <w:color w:val="000000"/>
+          <w:kern w:val="0"/>
+          <w:sz w:val="22"/>
+          <w:szCs w:val="22"/>
           <w:lang w:val="es-ES" w:eastAsia="es-ES"/>
           <w14:ligatures w14:val="none"/>
         </w:rPr>
@@ -3720,9 +4372,11 @@
       <w:proofErr w:type="spellStart"/>
       <w:r>
         <w:rPr>
-          <w:rFonts w:ascii="Arial Narrow" w:eastAsia="Times New Roman" w:hAnsi="Arial Narrow" w:cs="Arial"/>
-          <w:color w:val="000000"/>
-          <w:kern w:val="0"/>
+          <w:rFonts w:ascii="Arial Narrow" w:eastAsia="Arial Narrow" w:hAnsi="Arial Narrow" w:cs="Arial Narrow"/>
+          <w:color w:val="000000"/>
+          <w:kern w:val="0"/>
+          <w:sz w:val="22"/>
+          <w:szCs w:val="22"/>
           <w:lang w:val="es-ES" w:eastAsia="es-ES"/>
           <w14:ligatures w14:val="none"/>
         </w:rPr>
@@ -3731,9 +4385,11 @@
       <w:proofErr w:type="spellEnd"/>
       <w:r>
         <w:rPr>
-          <w:rFonts w:ascii="Arial Narrow" w:eastAsia="Times New Roman" w:hAnsi="Arial Narrow" w:cs="Arial"/>
-          <w:color w:val="000000"/>
-          <w:kern w:val="0"/>
+          <w:rFonts w:ascii="Arial Narrow" w:eastAsia="Arial Narrow" w:hAnsi="Arial Narrow" w:cs="Arial Narrow"/>
+          <w:color w:val="000000"/>
+          <w:kern w:val="0"/>
+          <w:sz w:val="22"/>
+          <w:szCs w:val="22"/>
           <w:lang w:val="es-ES" w:eastAsia="es-ES"/>
           <w14:ligatures w14:val="none"/>
         </w:rPr>
@@ -3742,9 +4398,11 @@
       <w:proofErr w:type="spellStart"/>
       <w:r>
         <w:rPr>
-          <w:rFonts w:ascii="Arial Narrow" w:eastAsia="Times New Roman" w:hAnsi="Arial Narrow" w:cs="Arial"/>
-          <w:color w:val="000000"/>
-          <w:kern w:val="0"/>
+          <w:rFonts w:ascii="Arial Narrow" w:eastAsia="Arial Narrow" w:hAnsi="Arial Narrow" w:cs="Arial Narrow"/>
+          <w:color w:val="000000"/>
+          <w:kern w:val="0"/>
+          <w:sz w:val="22"/>
+          <w:szCs w:val="22"/>
           <w:lang w:val="es-ES" w:eastAsia="es-ES"/>
           <w14:ligatures w14:val="none"/>
         </w:rPr>
@@ -3753,9 +4411,11 @@
       <w:proofErr w:type="spellEnd"/>
       <w:r>
         <w:rPr>
-          <w:rFonts w:ascii="Arial Narrow" w:eastAsia="Times New Roman" w:hAnsi="Arial Narrow" w:cs="Arial"/>
-          <w:color w:val="000000"/>
-          <w:kern w:val="0"/>
+          <w:rFonts w:ascii="Arial Narrow" w:eastAsia="Arial Narrow" w:hAnsi="Arial Narrow" w:cs="Arial Narrow"/>
+          <w:color w:val="000000"/>
+          <w:kern w:val="0"/>
+          <w:sz w:val="22"/>
+          <w:szCs w:val="22"/>
           <w:lang w:val="es-ES" w:eastAsia="es-ES"/>
           <w14:ligatures w14:val="none"/>
         </w:rPr>
@@ -3764,9 +4424,11 @@
       <w:proofErr w:type="spellStart"/>
       <w:r>
         <w:rPr>
-          <w:rFonts w:ascii="Arial Narrow" w:eastAsia="Times New Roman" w:hAnsi="Arial Narrow" w:cs="Arial"/>
-          <w:color w:val="000000"/>
-          <w:kern w:val="0"/>
+          <w:rFonts w:ascii="Arial Narrow" w:eastAsia="Arial Narrow" w:hAnsi="Arial Narrow" w:cs="Arial Narrow"/>
+          <w:color w:val="000000"/>
+          <w:kern w:val="0"/>
+          <w:sz w:val="22"/>
+          <w:szCs w:val="22"/>
           <w:lang w:val="es-ES" w:eastAsia="es-ES"/>
           <w14:ligatures w14:val="none"/>
         </w:rPr>
@@ -3775,9 +4437,11 @@
       <w:proofErr w:type="spellEnd"/>
       <w:r>
         <w:rPr>
-          <w:rFonts w:ascii="Arial Narrow" w:eastAsia="Times New Roman" w:hAnsi="Arial Narrow" w:cs="Arial"/>
-          <w:color w:val="000000"/>
-          <w:kern w:val="0"/>
+          <w:rFonts w:ascii="Arial Narrow" w:eastAsia="Arial Narrow" w:hAnsi="Arial Narrow" w:cs="Arial Narrow"/>
+          <w:color w:val="000000"/>
+          <w:kern w:val="0"/>
+          <w:sz w:val="22"/>
+          <w:szCs w:val="22"/>
           <w:lang w:val="es-ES" w:eastAsia="es-ES"/>
           <w14:ligatures w14:val="none"/>
         </w:rPr>
@@ -3786,9 +4450,11 @@
       <w:proofErr w:type="spellStart"/>
       <w:r>
         <w:rPr>
-          <w:rFonts w:ascii="Arial Narrow" w:eastAsia="Times New Roman" w:hAnsi="Arial Narrow" w:cs="Arial"/>
-          <w:color w:val="000000"/>
-          <w:kern w:val="0"/>
+          <w:rFonts w:ascii="Arial Narrow" w:eastAsia="Arial Narrow" w:hAnsi="Arial Narrow" w:cs="Arial Narrow"/>
+          <w:color w:val="000000"/>
+          <w:kern w:val="0"/>
+          <w:sz w:val="22"/>
+          <w:szCs w:val="22"/>
           <w:lang w:val="es-ES" w:eastAsia="es-ES"/>
           <w14:ligatures w14:val="none"/>
         </w:rPr>
@@ -3797,9 +4463,11 @@
       <w:proofErr w:type="spellEnd"/>
       <w:r>
         <w:rPr>
-          <w:rFonts w:ascii="Arial Narrow" w:eastAsia="Times New Roman" w:hAnsi="Arial Narrow" w:cs="Arial"/>
-          <w:color w:val="000000"/>
-          <w:kern w:val="0"/>
+          <w:rFonts w:ascii="Arial Narrow" w:eastAsia="Arial Narrow" w:hAnsi="Arial Narrow" w:cs="Arial Narrow"/>
+          <w:color w:val="000000"/>
+          <w:kern w:val="0"/>
+          <w:sz w:val="22"/>
+          <w:szCs w:val="22"/>
           <w:lang w:val="es-ES" w:eastAsia="es-ES"/>
           <w14:ligatures w14:val="none"/>
         </w:rPr>
@@ -3808,9 +4476,11 @@
       <w:proofErr w:type="spellStart"/>
       <w:r>
         <w:rPr>
-          <w:rFonts w:ascii="Arial Narrow" w:eastAsia="Times New Roman" w:hAnsi="Arial Narrow" w:cs="Arial"/>
-          <w:color w:val="000000"/>
-          <w:kern w:val="0"/>
+          <w:rFonts w:ascii="Arial Narrow" w:eastAsia="Arial Narrow" w:hAnsi="Arial Narrow" w:cs="Arial Narrow"/>
+          <w:color w:val="000000"/>
+          <w:kern w:val="0"/>
+          <w:sz w:val="22"/>
+          <w:szCs w:val="22"/>
           <w:lang w:val="es-ES" w:eastAsia="es-ES"/>
           <w14:ligatures w14:val="none"/>
         </w:rPr>
@@ -3819,9 +4489,11 @@
       <w:proofErr w:type="spellEnd"/>
       <w:r>
         <w:rPr>
-          <w:rFonts w:ascii="Arial Narrow" w:eastAsia="Times New Roman" w:hAnsi="Arial Narrow" w:cs="Arial"/>
-          <w:color w:val="000000"/>
-          <w:kern w:val="0"/>
+          <w:rFonts w:ascii="Arial Narrow" w:eastAsia="Arial Narrow" w:hAnsi="Arial Narrow" w:cs="Arial Narrow"/>
+          <w:color w:val="000000"/>
+          <w:kern w:val="0"/>
+          <w:sz w:val="22"/>
+          <w:szCs w:val="22"/>
           <w:lang w:val="es-ES" w:eastAsia="es-ES"/>
           <w14:ligatures w14:val="none"/>
         </w:rPr>
@@ -3829,9 +4501,11 @@
       </w:r>
       <w:r>
         <w:rPr>
-          <w:rFonts w:ascii="Arial Narrow" w:eastAsia="Times New Roman" w:hAnsi="Arial Narrow" w:cs="Arial"/>
-          <w:color w:val="000000"/>
-          <w:kern w:val="0"/>
+          <w:rFonts w:ascii="Arial Narrow" w:eastAsia="Arial Narrow" w:hAnsi="Arial Narrow" w:cs="Arial Narrow"/>
+          <w:color w:val="000000"/>
+          <w:kern w:val="0"/>
+          <w:sz w:val="22"/>
+          <w:szCs w:val="22"/>
           <w:lang w:eastAsia="es-ES"/>
           <w14:ligatures w14:val="none"/>
         </w:rPr>
@@ -3847,6 +4521,8 @@
           <w:b/>
           <w:color w:val="000000"/>
           <w:kern w:val="0"/>
+          <w:sz w:val="22"/>
+          <w:szCs w:val="22"/>
           <w:lang w:val="es-ES" w:eastAsia="es-PE"/>
           <w14:ligatures w14:val="none"/>
         </w:rPr>
@@ -3860,6 +4536,8 @@
           <w:rFonts w:ascii="Arial Narrow" w:eastAsia="Arial Narrow" w:hAnsi="Arial Narrow" w:cs="Arial Narrow"/>
           <w:color w:val="000000"/>
           <w:kern w:val="0"/>
+          <w:sz w:val="22"/>
+          <w:szCs w:val="22"/>
           <w:lang w:eastAsia="es-PE"/>
           <w14:ligatures w14:val="none"/>
         </w:rPr>
@@ -3870,6 +4548,8 @@
           <w:b/>
           <w:color w:val="000000"/>
           <w:kern w:val="0"/>
+          <w:sz w:val="22"/>
+          <w:szCs w:val="22"/>
           <w:lang w:eastAsia="es-PE"/>
           <w14:ligatures w14:val="none"/>
         </w:rPr>
@@ -3880,6 +4560,8 @@
           <w:rFonts w:ascii="Arial Narrow" w:eastAsia="Arial Narrow" w:hAnsi="Arial Narrow" w:cs="Arial Narrow"/>
           <w:color w:val="000000"/>
           <w:kern w:val="0"/>
+          <w:sz w:val="22"/>
+          <w:szCs w:val="22"/>
           <w:lang w:eastAsia="es-PE"/>
           <w14:ligatures w14:val="none"/>
         </w:rPr>
@@ -3891,6 +4573,8 @@
           <w:rFonts w:ascii="Arial Narrow" w:eastAsia="Arial Narrow" w:hAnsi="Arial Narrow" w:cs="Arial Narrow"/>
           <w:color w:val="000000"/>
           <w:kern w:val="0"/>
+          <w:sz w:val="22"/>
+          <w:szCs w:val="22"/>
           <w:lang w:eastAsia="es-PE"/>
           <w14:ligatures w14:val="none"/>
         </w:rPr>
@@ -3898,9 +4582,11 @@
       </w:r>
       <w:r>
         <w:rPr>
-          <w:rFonts w:ascii="Arial Narrow" w:eastAsia="Times New Roman" w:hAnsi="Arial Narrow" w:cs="Segoe UI"/>
-          <w:color w:val="000000"/>
-          <w:kern w:val="0"/>
+          <w:rFonts w:ascii="Arial Narrow" w:eastAsia="Arial Narrow" w:hAnsi="Arial Narrow" w:cs="Arial Narrow"/>
+          <w:color w:val="000000"/>
+          <w:kern w:val="0"/>
+          <w:sz w:val="22"/>
+          <w:szCs w:val="22"/>
           <w:lang w:eastAsia="es-PE"/>
           <w14:ligatures w14:val="none"/>
         </w:rPr>
@@ -3911,6 +4597,8 @@
           <w:rFonts w:ascii="Arial Narrow" w:eastAsia="Arial Narrow" w:hAnsi="Arial Narrow" w:cs="Arial Narrow"/>
           <w:color w:val="000000"/>
           <w:kern w:val="0"/>
+          <w:sz w:val="22"/>
+          <w:szCs w:val="22"/>
           <w:lang w:eastAsia="es-PE"/>
           <w14:ligatures w14:val="none"/>
         </w:rPr>
@@ -3919,9 +4607,11 @@
       <w:r>
         <w:rPr>
           <w:rStyle w:val="Refdenotaalpie"/>
-          <w:rFonts w:ascii="Arial Narrow" w:eastAsia="Arial Narrow" w:hAnsi="Arial Narrow" w:cs="Times New Roman"/>
-          <w:color w:val="000000"/>
-          <w:kern w:val="0"/>
+          <w:rFonts w:ascii="Arial Narrow" w:eastAsia="Arial Narrow" w:hAnsi="Arial Narrow" w:cs="Arial Narrow"/>
+          <w:color w:val="000000"/>
+          <w:kern w:val="0"/>
+          <w:sz w:val="22"/>
+          <w:szCs w:val="22"/>
           <w:vertAlign w:val="superscript"/>
           <w:lang w:eastAsia="es-PE"/>
           <w14:ligatures w14:val="none"/>
@@ -3933,6 +4623,8 @@
           <w:rFonts w:ascii="Arial Narrow" w:eastAsia="Arial Narrow" w:hAnsi="Arial Narrow" w:cs="Arial Narrow"/>
           <w:color w:val="000000"/>
           <w:kern w:val="0"/>
+          <w:sz w:val="22"/>
+          <w:szCs w:val="22"/>
           <w:lang w:eastAsia="es-PE"/>
           <w14:ligatures w14:val="none"/>
         </w:rPr>
@@ -3940,9 +4632,11 @@
       </w:r>
       <w:r>
         <w:rPr>
-          <w:rFonts w:ascii="Arial Narrow" w:eastAsia="Times New Roman" w:hAnsi="Arial Narrow" w:cs="Segoe UI"/>
-          <w:color w:val="000000"/>
-          <w:kern w:val="0"/>
+          <w:rFonts w:ascii="Arial Narrow" w:eastAsia="Arial Narrow" w:hAnsi="Arial Narrow" w:cs="Arial Narrow"/>
+          <w:color w:val="000000"/>
+          <w:kern w:val="0"/>
+          <w:sz w:val="22"/>
+          <w:szCs w:val="22"/>
           <w:lang w:eastAsia="es-PE"/>
           <w14:ligatures w14:val="none"/>
         </w:rPr>
@@ -3953,6 +4647,8 @@
           <w:rFonts w:ascii="Arial Narrow" w:eastAsia="Arial Narrow" w:hAnsi="Arial Narrow" w:cs="Arial Narrow"/>
           <w:color w:val="000000"/>
           <w:kern w:val="0"/>
+          <w:sz w:val="22"/>
+          <w:szCs w:val="22"/>
           <w:lang w:eastAsia="es-PE"/>
           <w14:ligatures w14:val="none"/>
         </w:rPr>
@@ -3960,9 +4656,11 @@
       </w:r>
       <w:r>
         <w:rPr>
-          <w:rFonts w:ascii="Arial Narrow" w:eastAsia="Times New Roman" w:hAnsi="Arial Narrow" w:cs="Segoe UI"/>
-          <w:color w:val="000000"/>
-          <w:kern w:val="0"/>
+          <w:rFonts w:ascii="Arial Narrow" w:eastAsia="Arial Narrow" w:hAnsi="Arial Narrow" w:cs="Arial Narrow"/>
+          <w:color w:val="000000"/>
+          <w:kern w:val="0"/>
+          <w:sz w:val="22"/>
+          <w:szCs w:val="22"/>
           <w:lang w:eastAsia="es-PE"/>
           <w14:ligatures w14:val="none"/>
         </w:rPr>
@@ -3973,6 +4671,8 @@
           <w:rFonts w:ascii="Arial Narrow" w:eastAsia="Arial Narrow" w:hAnsi="Arial Narrow" w:cs="Arial Narrow"/>
           <w:color w:val="000000"/>
           <w:kern w:val="0"/>
+          <w:sz w:val="22"/>
+          <w:szCs w:val="22"/>
           <w:lang w:eastAsia="es-PE"/>
           <w14:ligatures w14:val="none"/>
         </w:rPr>
@@ -3980,9 +4680,11 @@
       </w:r>
       <w:r>
         <w:rPr>
-          <w:rFonts w:ascii="Arial Narrow" w:eastAsia="Times New Roman" w:hAnsi="Arial Narrow" w:cs="Segoe UI"/>
-          <w:color w:val="000000"/>
-          <w:kern w:val="0"/>
+          <w:rFonts w:ascii="Arial Narrow" w:eastAsia="Arial Narrow" w:hAnsi="Arial Narrow" w:cs="Arial Narrow"/>
+          <w:color w:val="000000"/>
+          <w:kern w:val="0"/>
+          <w:sz w:val="22"/>
+          <w:szCs w:val="22"/>
           <w:lang w:eastAsia="es-PE"/>
           <w14:ligatures w14:val="none"/>
         </w:rPr>
@@ -3993,6 +4695,8 @@
           <w:rFonts w:ascii="Arial Narrow" w:eastAsia="Arial Narrow" w:hAnsi="Arial Narrow" w:cs="Arial Narrow"/>
           <w:color w:val="000000"/>
           <w:kern w:val="0"/>
+          <w:sz w:val="22"/>
+          <w:szCs w:val="22"/>
           <w:lang w:eastAsia="es-PE"/>
           <w14:ligatures w14:val="none"/>
         </w:rPr>
@@ -4001,9 +4705,11 @@
       <w:r>
         <w:rPr>
           <w:rStyle w:val="Refdenotaalpie"/>
-          <w:rFonts w:ascii="Arial Narrow" w:eastAsia="Arial Narrow" w:hAnsi="Arial Narrow" w:cs="Times New Roman"/>
-          <w:color w:val="000000"/>
-          <w:kern w:val="0"/>
+          <w:rFonts w:ascii="Arial Narrow" w:eastAsia="Arial Narrow" w:hAnsi="Arial Narrow" w:cs="Arial Narrow"/>
+          <w:color w:val="000000"/>
+          <w:kern w:val="0"/>
+          <w:sz w:val="22"/>
+          <w:szCs w:val="22"/>
           <w:vertAlign w:val="superscript"/>
           <w:lang w:eastAsia="es-PE"/>
           <w14:ligatures w14:val="none"/>
@@ -4015,6 +4721,8 @@
           <w:rFonts w:ascii="Arial Narrow" w:eastAsia="Arial Narrow" w:hAnsi="Arial Narrow" w:cs="Arial Narrow"/>
           <w:color w:val="000000"/>
           <w:kern w:val="0"/>
+          <w:sz w:val="22"/>
+          <w:szCs w:val="22"/>
           <w:lang w:eastAsia="es-PE"/>
           <w14:ligatures w14:val="none"/>
         </w:rPr>
@@ -4026,6 +4734,8 @@
           <w:rFonts w:ascii="Arial Narrow" w:eastAsia="Arial Narrow" w:hAnsi="Arial Narrow" w:cs="Arial Narrow"/>
           <w:color w:val="000000"/>
           <w:kern w:val="0"/>
+          <w:sz w:val="22"/>
+          <w:szCs w:val="22"/>
           <w:lang w:eastAsia="es-PE"/>
           <w14:ligatures w14:val="none"/>
         </w:rPr>
@@ -4034,9 +4744,11 @@
       </w:r>
       <w:r>
         <w:rPr>
-          <w:rFonts w:ascii="Arial Narrow" w:eastAsia="Times New Roman" w:hAnsi="Arial Narrow" w:cs="Segoe UI"/>
-          <w:color w:val="000000"/>
-          <w:kern w:val="0"/>
+          <w:rFonts w:ascii="Arial Narrow" w:eastAsia="Arial Narrow" w:hAnsi="Arial Narrow" w:cs="Arial Narrow"/>
+          <w:color w:val="000000"/>
+          <w:kern w:val="0"/>
+          <w:sz w:val="22"/>
+          <w:szCs w:val="22"/>
           <w:lang w:eastAsia="es-PE"/>
           <w14:ligatures w14:val="none"/>
         </w:rPr>
@@ -4047,6 +4759,8 @@
           <w:rFonts w:ascii="Arial Narrow" w:eastAsia="Arial Narrow" w:hAnsi="Arial Narrow" w:cs="Arial Narrow"/>
           <w:color w:val="000000"/>
           <w:kern w:val="0"/>
+          <w:sz w:val="22"/>
+          <w:szCs w:val="22"/>
           <w:lang w:eastAsia="es-PE"/>
           <w14:ligatures w14:val="none"/>
         </w:rPr>
@@ -4055,9 +4769,11 @@
       <w:r>
         <w:rPr>
           <w:rStyle w:val="Refdenotaalpie"/>
-          <w:rFonts w:ascii="Arial Narrow" w:eastAsia="Arial Narrow" w:hAnsi="Arial Narrow" w:cs="Times New Roman"/>
-          <w:color w:val="000000"/>
-          <w:kern w:val="0"/>
+          <w:rFonts w:ascii="Arial Narrow" w:eastAsia="Arial Narrow" w:hAnsi="Arial Narrow" w:cs="Arial Narrow"/>
+          <w:color w:val="000000"/>
+          <w:kern w:val="0"/>
+          <w:sz w:val="22"/>
+          <w:szCs w:val="22"/>
           <w:vertAlign w:val="superscript"/>
           <w:lang w:eastAsia="es-PE"/>
           <w14:ligatures w14:val="none"/>
@@ -4069,6 +4785,8 @@
           <w:rFonts w:ascii="Arial Narrow" w:eastAsia="Arial Narrow" w:hAnsi="Arial Narrow" w:cs="Arial Narrow"/>
           <w:color w:val="000000"/>
           <w:kern w:val="0"/>
+          <w:sz w:val="22"/>
+          <w:szCs w:val="22"/>
           <w:lang w:eastAsia="es-PE"/>
           <w14:ligatures w14:val="none"/>
         </w:rPr>
@@ -4085,6 +4803,8 @@
           <w:b/>
           <w:color w:val="000000"/>
           <w:kern w:val="0"/>
+          <w:sz w:val="22"/>
+          <w:szCs w:val="22"/>
           <w:lang w:eastAsia="es-PE"/>
           <w14:ligatures w14:val="none"/>
         </w:rPr>
@@ -4099,6 +4819,8 @@
           <w:rFonts w:ascii="Arial Narrow" w:eastAsia="Arial Narrow" w:hAnsi="Arial Narrow" w:cs="Arial Narrow"/>
           <w:color w:val="000000"/>
           <w:kern w:val="0"/>
+          <w:sz w:val="22"/>
+          <w:szCs w:val="22"/>
           <w:lang w:eastAsia="es-PE"/>
           <w14:ligatures w14:val="none"/>
         </w:rPr>
@@ -4109,6 +4831,8 @@
           <w:b/>
           <w:color w:val="000000"/>
           <w:kern w:val="0"/>
+          <w:sz w:val="22"/>
+          <w:szCs w:val="22"/>
           <w:lang w:eastAsia="es-PE"/>
           <w14:ligatures w14:val="none"/>
         </w:rPr>
@@ -4119,6 +4843,8 @@
           <w:rFonts w:ascii="Arial Narrow" w:eastAsia="Arial Narrow" w:hAnsi="Arial Narrow" w:cs="Arial Narrow"/>
           <w:color w:val="000000"/>
           <w:kern w:val="0"/>
+          <w:sz w:val="22"/>
+          <w:szCs w:val="22"/>
           <w:lang w:eastAsia="es-PE"/>
           <w14:ligatures w14:val="none"/>
         </w:rPr>
@@ -4126,9 +4852,11 @@
       </w:r>
       <w:r>
         <w:rPr>
-          <w:rFonts w:ascii="Arial Narrow" w:eastAsia="Times New Roman" w:hAnsi="Arial Narrow" w:cs="Segoe UI"/>
-          <w:color w:val="000000"/>
-          <w:kern w:val="0"/>
+          <w:rFonts w:ascii="Arial Narrow" w:eastAsia="Arial Narrow" w:hAnsi="Arial Narrow" w:cs="Arial Narrow"/>
+          <w:color w:val="000000"/>
+          <w:kern w:val="0"/>
+          <w:sz w:val="22"/>
+          <w:szCs w:val="22"/>
           <w:lang w:eastAsia="es-PE"/>
           <w14:ligatures w14:val="none"/>
         </w:rPr>
@@ -4139,6 +4867,8 @@
           <w:rFonts w:ascii="Arial Narrow" w:eastAsia="Arial Narrow" w:hAnsi="Arial Narrow" w:cs="Arial Narrow"/>
           <w:color w:val="000000"/>
           <w:kern w:val="0"/>
+          <w:sz w:val="22"/>
+          <w:szCs w:val="22"/>
           <w:lang w:eastAsia="es-PE"/>
           <w14:ligatures w14:val="none"/>
         </w:rPr>
@@ -4154,6 +4884,8 @@
           <w:rFonts w:ascii="Arial Narrow" w:eastAsia="Arial Narrow" w:hAnsi="Arial Narrow" w:cs="Arial Narrow"/>
           <w:color w:val="000000"/>
           <w:kern w:val="0"/>
+          <w:sz w:val="22"/>
+          <w:szCs w:val="22"/>
           <w:lang w:eastAsia="es-PE"/>
           <w14:ligatures w14:val="none"/>
         </w:rPr>
@@ -4165,62 +4897,76 @@
         <w:spacing w:after="0" w:line="240" w:lineRule="auto"/>
         <w:jc w:val="both"/>
         <w:rPr>
-          <w:rFonts w:ascii="Arial Narrow" w:eastAsia="Calibri" w:hAnsi="Arial Narrow" w:cs="Arial"/>
-          <w:kern w:val="0"/>
+          <w:rFonts w:ascii="Arial Narrow" w:eastAsia="Arial Narrow" w:hAnsi="Arial Narrow" w:cs="Arial Narrow"/>
+          <w:kern w:val="0"/>
+          <w:sz w:val="22"/>
+          <w:szCs w:val="22"/>
           <w:u w:val="single"/>
           <w14:ligatures w14:val="none"/>
         </w:rPr>
       </w:pPr>
       <w:r>
         <w:rPr>
-          <w:rFonts w:ascii="Arial Narrow" w:eastAsia="Calibri" w:hAnsi="Arial Narrow" w:cs="Arial"/>
+          <w:rFonts w:ascii="Arial Narrow" w:eastAsia="Arial Narrow" w:hAnsi="Arial Narrow" w:cs="Arial Narrow"/>
           <w:b/>
           <w:bCs/>
           <w:kern w:val="0"/>
           <w14:ligatures w14:val="none"/>
+          <w:sz w:val="22"/>
+          <w:szCs w:val="22"/>
         </w:rPr>
         <w:t>OCTAVO</w:t>
       </w:r>
       <w:r>
         <w:rPr>
-          <w:rFonts w:ascii="Arial Narrow" w:eastAsia="Calibri" w:hAnsi="Arial Narrow" w:cs="Arial"/>
+          <w:rFonts w:ascii="Arial Narrow" w:eastAsia="Arial Narrow" w:hAnsi="Arial Narrow" w:cs="Arial Narrow"/>
           <w:b/>
           <w:kern w:val="0"/>
           <w14:ligatures w14:val="none"/>
+          <w:sz w:val="22"/>
+          <w:szCs w:val="22"/>
         </w:rPr>
         <w:t>:</w:t>
       </w:r>
       <w:r>
         <w:rPr>
-          <w:rFonts w:ascii="Arial Narrow" w:eastAsia="Calibri" w:hAnsi="Arial Narrow" w:cs="Arial"/>
-          <w:kern w:val="0"/>
-          <w14:ligatures w14:val="none"/>
+          <w:rFonts w:ascii="Arial Narrow" w:eastAsia="Arial Narrow" w:hAnsi="Arial Narrow" w:cs="Arial Narrow"/>
+          <w:kern w:val="0"/>
+          <w14:ligatures w14:val="none"/>
+          <w:sz w:val="22"/>
+          <w:szCs w:val="22"/>
         </w:rPr>
         <w:t xml:space="preserve"> comunicar a las partes que, </w:t>
       </w:r>
       <w:proofErr w:type="gramStart"/>
       <w:r>
         <w:rPr>
-          <w:rFonts w:ascii="Arial Narrow" w:eastAsia="Calibri" w:hAnsi="Arial Narrow" w:cs="Arial"/>
-          <w:kern w:val="0"/>
-          <w14:ligatures w14:val="none"/>
+          <w:rFonts w:ascii="Arial Narrow" w:eastAsia="Arial Narrow" w:hAnsi="Arial Narrow" w:cs="Arial Narrow"/>
+          <w:kern w:val="0"/>
+          <w14:ligatures w14:val="none"/>
+          <w:sz w:val="22"/>
+          <w:szCs w:val="22"/>
         </w:rPr>
         <w:t>de acuerdo a</w:t>
       </w:r>
       <w:proofErr w:type="gramEnd"/>
       <w:r>
         <w:rPr>
-          <w:rFonts w:ascii="Arial Narrow" w:eastAsia="Calibri" w:hAnsi="Arial Narrow" w:cs="Arial"/>
-          <w:kern w:val="0"/>
-          <w14:ligatures w14:val="none"/>
+          <w:rFonts w:ascii="Arial Narrow" w:eastAsia="Arial Narrow" w:hAnsi="Arial Narrow" w:cs="Arial Narrow"/>
+          <w:kern w:val="0"/>
+          <w14:ligatures w14:val="none"/>
+          <w:sz w:val="22"/>
+          <w:szCs w:val="22"/>
         </w:rPr>
         <w:t xml:space="preserve"> lo señalado por el artículo 29</w:t>
       </w:r>
       <w:r>
         <w:rPr>
-          <w:rFonts w:ascii="Arial Narrow" w:eastAsia="Times New Roman" w:hAnsi="Arial Narrow" w:cs="Segoe UI"/>
-          <w:color w:val="000000"/>
-          <w:kern w:val="0"/>
+          <w:rFonts w:ascii="Arial Narrow" w:eastAsia="Arial Narrow" w:hAnsi="Arial Narrow" w:cs="Arial Narrow"/>
+          <w:color w:val="000000"/>
+          <w:kern w:val="0"/>
+          <w:sz w:val="22"/>
+          <w:szCs w:val="22"/>
           <w:lang w:eastAsia="es-PE"/>
           <w14:ligatures w14:val="none"/>
         </w:rPr>
@@ -4228,17 +4974,21 @@
       </w:r>
       <w:r>
         <w:rPr>
-          <w:rFonts w:ascii="Arial Narrow" w:eastAsia="Calibri" w:hAnsi="Arial Narrow" w:cs="Arial"/>
-          <w:kern w:val="0"/>
-          <w14:ligatures w14:val="none"/>
+          <w:rFonts w:ascii="Arial Narrow" w:eastAsia="Arial Narrow" w:hAnsi="Arial Narrow" w:cs="Arial Narrow"/>
+          <w:kern w:val="0"/>
+          <w14:ligatures w14:val="none"/>
+          <w:sz w:val="22"/>
+          <w:szCs w:val="22"/>
         </w:rPr>
         <w:t xml:space="preserve"> del Decreto Legislativo 807</w:t>
       </w:r>
       <w:r>
         <w:rPr>
           <w:rStyle w:val="Refdenotaalpie"/>
-          <w:rFonts w:ascii="Arial Narrow" w:eastAsia="Calibri" w:hAnsi="Arial Narrow" w:cs="Arial"/>
-          <w:kern w:val="0"/>
+          <w:rFonts w:ascii="Arial Narrow" w:eastAsia="Arial Narrow" w:hAnsi="Arial Narrow" w:cs="Arial Narrow"/>
+          <w:kern w:val="0"/>
+          <w:sz w:val="22"/>
+          <w:szCs w:val="22"/>
           <w:vertAlign w:val="superscript"/>
           <w14:ligatures w14:val="none"/>
         </w:rPr>
@@ -4246,16 +4996,20 @@
       </w:r>
       <w:r>
         <w:rPr>
-          <w:rFonts w:ascii="Arial Narrow" w:eastAsia="Calibri" w:hAnsi="Arial Narrow" w:cs="Arial"/>
-          <w:kern w:val="0"/>
-          <w14:ligatures w14:val="none"/>
+          <w:rFonts w:ascii="Arial Narrow" w:eastAsia="Arial Narrow" w:hAnsi="Arial Narrow" w:cs="Arial Narrow"/>
+          <w:kern w:val="0"/>
+          <w14:ligatures w14:val="none"/>
+          <w:sz w:val="22"/>
+          <w:szCs w:val="22"/>
         </w:rPr>
         <w:t xml:space="preserve">, hasta antes de la emisión de la Resolución Final tienen la posibilidad de solicitar una audiencia de conciliación. En caso deleguen a favor de una tercera persona su actuación en la diligencia programada, esta deberá presentar un poder especial con firma legalizada ante Notario Público, donde conste </w:t>
       </w:r>
       <w:r>
         <w:rPr>
-          <w:rFonts w:ascii="Arial Narrow" w:eastAsia="Calibri" w:hAnsi="Arial Narrow" w:cs="Arial"/>
-          <w:kern w:val="0"/>
+          <w:rFonts w:ascii="Arial Narrow" w:eastAsia="Arial Narrow" w:hAnsi="Arial Narrow" w:cs="Arial Narrow"/>
+          <w:kern w:val="0"/>
+          <w:sz w:val="22"/>
+          <w:szCs w:val="22"/>
           <w:u w:val="single"/>
           <w14:ligatures w14:val="none"/>
         </w:rPr>
@@ -4263,27 +5017,33 @@
       </w:r>
       <w:r>
         <w:rPr>
-          <w:rFonts w:ascii="Arial Narrow" w:eastAsia="Calibri" w:hAnsi="Arial Narrow" w:cs="Arial"/>
+          <w:rFonts w:ascii="Arial Narrow" w:eastAsia="Arial Narrow" w:hAnsi="Arial Narrow" w:cs="Arial Narrow"/>
           <w:bCs/>
           <w:kern w:val="0"/>
           <w14:ligatures w14:val="none"/>
+          <w:sz w:val="22"/>
+          <w:szCs w:val="22"/>
         </w:rPr>
         <w:t>.</w:t>
       </w:r>
       <w:r>
         <w:rPr>
-          <w:rFonts w:ascii="Arial Narrow" w:eastAsia="Calibri" w:hAnsi="Arial Narrow" w:cs="Arial"/>
+          <w:rFonts w:ascii="Arial Narrow" w:eastAsia="Arial Narrow" w:hAnsi="Arial Narrow" w:cs="Arial Narrow"/>
           <w:b/>
           <w:bCs/>
           <w:kern w:val="0"/>
           <w14:ligatures w14:val="none"/>
+          <w:sz w:val="22"/>
+          <w:szCs w:val="22"/>
         </w:rPr>
         <w:t xml:space="preserve"> </w:t>
       </w:r>
       <w:r>
         <w:rPr>
-          <w:rFonts w:ascii="Arial Narrow" w:eastAsia="Calibri" w:hAnsi="Arial Narrow" w:cs="Arial"/>
-          <w:kern w:val="0"/>
+          <w:rFonts w:ascii="Arial Narrow" w:eastAsia="Arial Narrow" w:hAnsi="Arial Narrow" w:cs="Arial Narrow"/>
+          <w:kern w:val="0"/>
+          <w:sz w:val="22"/>
+          <w:szCs w:val="22"/>
           <w:u w:val="single"/>
           <w14:ligatures w14:val="none"/>
         </w:rPr>
@@ -4296,8 +5056,10 @@
         <w:spacing w:after="0" w:line="240" w:lineRule="auto"/>
         <w:jc w:val="both"/>
         <w:rPr>
-          <w:rFonts w:ascii="Arial Narrow" w:eastAsia="Calibri" w:hAnsi="Arial Narrow" w:cs="Arial"/>
-          <w:kern w:val="0"/>
+          <w:rFonts w:ascii="Arial Narrow" w:eastAsia="Arial Narrow" w:hAnsi="Arial Narrow" w:cs="Arial Narrow"/>
+          <w:kern w:val="0"/>
+          <w:sz w:val="22"/>
+          <w:szCs w:val="22"/>
           <w:u w:val="single"/>
           <w14:ligatures w14:val="none"/>
         </w:rPr>
@@ -4309,19 +5071,23 @@
         <w:spacing w:after="0" w:line="240" w:lineRule="auto"/>
         <w:jc w:val="both"/>
         <w:rPr>
-          <w:rFonts w:ascii="Arial Narrow" w:eastAsia="Times New Roman" w:hAnsi="Arial Narrow" w:cs="Times New Roman"/>
-          <w:color w:val="000000"/>
-          <w:kern w:val="0"/>
-          <w:lang w:eastAsia="es-PE"/>
-          <w14:ligatures w14:val="none"/>
-        </w:rPr>
-      </w:pPr>
-      <w:r>
-        <w:rPr>
-          <w:rFonts w:ascii="Arial Narrow" w:eastAsia="Times New Roman" w:hAnsi="Arial Narrow" w:cs="Times New Roman"/>
+          <w:rFonts w:ascii="Arial Narrow" w:eastAsia="Arial Narrow" w:hAnsi="Arial Narrow" w:cs="Arial Narrow"/>
+          <w:color w:val="000000"/>
+          <w:kern w:val="0"/>
+          <w:sz w:val="22"/>
+          <w:szCs w:val="22"/>
+          <w:lang w:eastAsia="es-PE"/>
+          <w14:ligatures w14:val="none"/>
+        </w:rPr>
+      </w:pPr>
+      <w:r>
+        <w:rPr>
+          <w:rFonts w:ascii="Arial Narrow" w:eastAsia="Arial Narrow" w:hAnsi="Arial Narrow" w:cs="Arial Narrow"/>
           <w:b/>
           <w:color w:val="000000"/>
           <w:kern w:val="0"/>
+          <w:sz w:val="22"/>
+          <w:szCs w:val="22"/>
           <w:lang w:eastAsia="es-PE"/>
           <w14:ligatures w14:val="none"/>
         </w:rPr>
@@ -4329,9 +5095,11 @@
       </w:r>
       <w:r>
         <w:rPr>
-          <w:rFonts w:ascii="Arial Narrow" w:eastAsia="Times New Roman" w:hAnsi="Arial Narrow" w:cs="Times New Roman"/>
-          <w:color w:val="000000"/>
-          <w:kern w:val="0"/>
+          <w:rFonts w:ascii="Arial Narrow" w:eastAsia="Arial Narrow" w:hAnsi="Arial Narrow" w:cs="Arial Narrow"/>
+          <w:color w:val="000000"/>
+          <w:kern w:val="0"/>
+          <w:sz w:val="22"/>
+          <w:szCs w:val="22"/>
           <w:lang w:eastAsia="es-PE"/>
           <w14:ligatures w14:val="none"/>
         </w:rPr>
@@ -4346,7 +5114,9 @@
         <w:spacing w:after="0" w:line="240" w:lineRule="auto"/>
         <w:jc w:val="both"/>
         <w:rPr>
-          <w:rFonts w:ascii="Arial Narrow" w:hAnsi="Arial Narrow" w:cs="Arial"/>
+          <w:rFonts w:ascii="Arial Narrow" w:eastAsia="Arial Narrow" w:hAnsi="Arial Narrow" w:cs="Arial Narrow"/>
+          <w:sz w:val="22"/>
+          <w:szCs w:val="22"/>
         </w:rPr>
       </w:pPr>
     </w:p>
@@ -4356,7 +5126,9 @@
         <w:spacing w:line="240" w:lineRule="auto"/>
         <w:jc w:val="both"/>
         <w:rPr>
-          <w:rFonts w:ascii="Arial Narrow" w:hAnsi="Arial Narrow" w:cs="Arial"/>
+          <w:rFonts w:ascii="Arial Narrow" w:eastAsia="Arial Narrow" w:hAnsi="Arial Narrow" w:cs="Arial Narrow"/>
+          <w:sz w:val="22"/>
+          <w:szCs w:val="22"/>
         </w:rPr>
       </w:pPr>
       <w:r>
@@ -4364,26 +5136,41 @@
           <w:rFonts w:ascii="Arial Narrow" w:eastAsia="Arial Narrow" w:hAnsi="Arial Narrow" w:cs="Arial Narrow"/>
           <w:b/>
           <w:bCs/>
-        </w:rPr>
-        <w:t xml:space="preserve">DÉCIMO: requerir a la señora [DENUNCIANTE] y a Pacífico Compañía de Seguros y Reaseguros S.A. para que efectúen el acuse de recibo mediante la confirmación de recepción de la notificación remitida por este despacho a sus Casillas Electrónicas, dentro de los cinco (5) primeros días hábiles siguientes a la fecha en que recibe la notificación.</w:t>
-      </w:r>
-      <w:r>
-        <w:rPr>
-          <w:rFonts w:ascii="Arial Narrow" w:eastAsia="Arial Narrow" w:hAnsi="Arial Narrow" w:cs="Arial Narrow"/>
+          <w:sz w:val="22"/>
+          <w:szCs w:val="22"/>
+        </w:rPr>
+        <w:t xml:space="preserve">DÉCIMO: </w:t>
+      </w:r>
+      <w:r>
+        <w:rPr>
+          <w:rFonts w:ascii="Arial Narrow" w:eastAsia="Arial Narrow" w:hAnsi="Arial Narrow" w:cs="Arial Narrow"/>
+          <w:sz w:val="22"/>
+          <w:szCs w:val="22"/>
+        </w:rPr>
+        <w:t xml:space="preserve">requerir a la señora [DENUNCIANTE] y a Pacífico Compañía de Seguros y Reaseguros S.A. para que efectúen el acuse de recibo mediante la confirmación de recepción de la notificación remitida por este despacho a sus Casillas Electrónicas, dentro de los cinco (5) primeros días hábiles siguientes a la fecha en que recibe la notificación.</w:t>
+      </w:r>
+      <w:r>
+        <w:rPr>
+          <w:rFonts w:ascii="Arial Narrow" w:eastAsia="Arial Narrow" w:hAnsi="Arial Narrow" w:cs="Arial Narrow"/>
+          <w:sz w:val="22"/>
+          <w:szCs w:val="22"/>
         </w:rPr>
         <w:t xml:space="preserve"/>
       </w:r>
       <w:r>
         <w:rPr>
-          <w:rFonts w:ascii="Arial Narrow" w:hAnsi="Arial Narrow"/>
-          <w:color w:val="000000"/>
+          <w:rFonts w:ascii="Arial Narrow" w:eastAsia="Arial Narrow" w:hAnsi="Arial Narrow" w:cs="Arial Narrow"/>
+          <w:color w:val="000000"/>
+          <w:sz w:val="22"/>
+          <w:szCs w:val="22"/>
         </w:rPr>
         <w:t xml:space="preserve"/>
       </w:r>
       <w:r>
         <w:rPr>
           <w:rFonts w:ascii="Arial Narrow" w:eastAsia="Arial Narrow" w:hAnsi="Arial Narrow" w:cs="Arial Narrow"/>
-          <w:bCs/>
+          <w:sz w:val="22"/>
+          <w:szCs w:val="22"/>
         </w:rPr>
         <w:t xml:space="preserve"/>
       </w:r>
@@ -4391,7 +5178,8 @@
       <w:r>
         <w:rPr>
           <w:rFonts w:ascii="Arial Narrow" w:eastAsia="Arial Narrow" w:hAnsi="Arial Narrow" w:cs="Arial Narrow"/>
-          <w:bCs/>
+          <w:sz w:val="22"/>
+          <w:szCs w:val="22"/>
         </w:rPr>
         <w:t/>
       </w:r>
@@ -4399,82 +5187,105 @@
       <w:r>
         <w:rPr>
           <w:rFonts w:ascii="Arial Narrow" w:eastAsia="Arial Narrow" w:hAnsi="Arial Narrow" w:cs="Arial Narrow"/>
-          <w:bCs/>
+          <w:sz w:val="22"/>
+          <w:szCs w:val="22"/>
         </w:rPr>
         <w:t xml:space="preserve"/>
       </w:r>
       <w:r>
         <w:rPr>
           <w:rFonts w:ascii="Arial Narrow" w:eastAsia="Arial Narrow" w:hAnsi="Arial Narrow" w:cs="Arial Narrow"/>
-          <w:bCs/>
+          <w:sz w:val="22"/>
+          <w:szCs w:val="22"/>
         </w:rPr>
         <w:t xml:space="preserve"/>
       </w:r>
       <w:r>
         <w:rPr>
           <w:rFonts w:ascii="Arial Narrow" w:eastAsia="Arial Narrow" w:hAnsi="Arial Narrow" w:cs="Arial Narrow"/>
-          <w:bCs/>
+          <w:sz w:val="22"/>
+          <w:szCs w:val="22"/>
         </w:rPr>
         <w:t xml:space="preserve"/>
       </w:r>
       <w:r>
         <w:rPr>
-          <w:rFonts w:ascii="Arial Narrow" w:hAnsi="Arial Narrow"/>
+          <w:rFonts w:ascii="Arial Narrow" w:eastAsia="Arial Narrow" w:hAnsi="Arial Narrow" w:cs="Arial Narrow"/>
+          <w:sz w:val="22"/>
+          <w:szCs w:val="22"/>
           <w:shd w:val="clear" w:color="auto" w:fill="FFFFFF"/>
         </w:rPr>
         <w:t xml:space="preserve"/>
       </w:r>
       <w:r>
         <w:rPr>
-          <w:rFonts w:ascii="Arial Narrow" w:eastAsia="Calibri" w:hAnsi="Arial Narrow"/>
+          <w:rFonts w:ascii="Arial Narrow" w:eastAsia="Arial Narrow" w:hAnsi="Arial Narrow" w:cs="Arial Narrow"/>
+          <w:sz w:val="22"/>
+          <w:szCs w:val="22"/>
         </w:rPr>
         <w:t/>
       </w:r>
       <w:r>
         <w:rPr>
-          <w:rFonts w:ascii="Arial Narrow" w:eastAsia="Calibri" w:hAnsi="Arial Narrow"/>
+          <w:rFonts w:ascii="Arial Narrow" w:eastAsia="Arial Narrow" w:hAnsi="Arial Narrow" w:cs="Arial Narrow"/>
+          <w:sz w:val="22"/>
+          <w:szCs w:val="22"/>
         </w:rPr>
         <w:t/>
       </w:r>
       <w:r>
         <w:rPr>
-          <w:rFonts w:ascii="Arial Narrow" w:eastAsia="Calibri" w:hAnsi="Arial Narrow"/>
+          <w:rFonts w:ascii="Arial Narrow" w:eastAsia="Arial Narrow" w:hAnsi="Arial Narrow" w:cs="Arial Narrow"/>
+          <w:sz w:val="22"/>
+          <w:szCs w:val="22"/>
         </w:rPr>
         <w:t xml:space="preserve"/>
       </w:r>
       <w:r>
         <w:rPr>
-          <w:rFonts w:ascii="Arial Narrow" w:eastAsia="Calibri" w:hAnsi="Arial Narrow"/>
+          <w:rFonts w:ascii="Arial Narrow" w:eastAsia="Arial Narrow" w:hAnsi="Arial Narrow" w:cs="Arial Narrow"/>
+          <w:sz w:val="22"/>
+          <w:szCs w:val="22"/>
         </w:rPr>
         <w:t/>
       </w:r>
       <w:r>
         <w:rPr>
-          <w:rFonts w:ascii="Arial Narrow" w:eastAsia="Calibri" w:hAnsi="Arial Narrow"/>
+          <w:rFonts w:ascii="Arial Narrow" w:eastAsia="Arial Narrow" w:hAnsi="Arial Narrow" w:cs="Arial Narrow"/>
+          <w:sz w:val="22"/>
+          <w:szCs w:val="22"/>
         </w:rPr>
         <w:t xml:space="preserve"/>
       </w:r>
       <w:r>
         <w:rPr>
-          <w:rFonts w:ascii="Arial Narrow" w:eastAsia="Calibri" w:hAnsi="Arial Narrow"/>
+          <w:rFonts w:ascii="Arial Narrow" w:eastAsia="Arial Narrow" w:hAnsi="Arial Narrow" w:cs="Arial Narrow"/>
+          <w:sz w:val="22"/>
+          <w:szCs w:val="22"/>
         </w:rPr>
         <w:t/>
       </w:r>
       <w:r>
         <w:rPr>
-          <w:rFonts w:ascii="Arial Narrow" w:eastAsia="Calibri" w:hAnsi="Arial Narrow"/>
+          <w:rFonts w:ascii="Arial Narrow" w:eastAsia="Arial Narrow" w:hAnsi="Arial Narrow" w:cs="Arial Narrow"/>
+          <w:sz w:val="22"/>
+          <w:szCs w:val="22"/>
         </w:rPr>
         <w:t xml:space="preserve"/>
       </w:r>
       <w:r>
         <w:rPr>
-          <w:rFonts w:ascii="Arial Narrow" w:eastAsia="Calibri" w:hAnsi="Arial Narrow"/>
+          <w:rFonts w:ascii="Arial Narrow" w:eastAsia="Arial Narrow" w:hAnsi="Arial Narrow" w:cs="Arial Narrow"/>
+          <w:sz w:val="22"/>
+          <w:szCs w:val="22"/>
         </w:rPr>
         <w:t/>
       </w:r>
       <w:r>
         <w:rPr>
-          <w:rFonts w:ascii="Arial Narrow" w:eastAsia="Calibri" w:hAnsi="Arial Narrow"/>
+          <w:rFonts w:ascii="Arial Narrow" w:eastAsia="Arial Narrow" w:hAnsi="Arial Narrow" w:cs="Arial Narrow"/>
+          <w:sz w:val="22"/>
+          <w:szCs w:val="22"/>
         </w:rPr>
         <w:t/>
       </w:r>
@@ -4488,6 +5299,8 @@
           <w:b/>
           <w:color w:val="000000"/>
           <w:kern w:val="0"/>
+          <w:sz w:val="22"/>
+          <w:szCs w:val="22"/>
           <w:lang w:eastAsia="es-PE"/>
           <w14:ligatures w14:val="none"/>
         </w:rPr>
@@ -4502,6 +5315,8 @@
           <w:b/>
           <w:color w:val="000000"/>
           <w:kern w:val="0"/>
+          <w:sz w:val="22"/>
+          <w:szCs w:val="22"/>
           <w:lang w:eastAsia="es-PE"/>
           <w14:ligatures w14:val="none"/>
         </w:rPr>
@@ -4516,6 +5331,8 @@
           <w:b/>
           <w:color w:val="000000"/>
           <w:kern w:val="0"/>
+          <w:sz w:val="22"/>
+          <w:szCs w:val="22"/>
           <w:lang w:eastAsia="es-PE"/>
           <w14:ligatures w14:val="none"/>
         </w:rPr>
@@ -4530,6 +5347,8 @@
           <w:b/>
           <w:color w:val="000000"/>
           <w:kern w:val="0"/>
+          <w:sz w:val="22"/>
+          <w:szCs w:val="22"/>
           <w:lang w:eastAsia="es-PE"/>
           <w14:ligatures w14:val="none"/>
         </w:rPr>
@@ -4544,6 +5363,8 @@
           <w:b/>
           <w:color w:val="000000"/>
           <w:kern w:val="0"/>
+          <w:sz w:val="22"/>
+          <w:szCs w:val="22"/>
           <w:lang w:eastAsia="es-PE"/>
           <w14:ligatures w14:val="none"/>
         </w:rPr>
@@ -4556,22 +5377,26 @@
         <w:spacing w:after="0" w:line="240" w:lineRule="auto"/>
         <w:jc w:val="center"/>
         <w:rPr>
-          <w:rFonts w:ascii="Arial Narrow" w:eastAsia="Calibri" w:hAnsi="Arial Narrow" w:cs="Arial"/>
+          <w:rFonts w:ascii="Arial Narrow" w:eastAsia="Arial Narrow" w:hAnsi="Arial Narrow" w:cs="Arial Narrow"/>
           <w:b/>
           <w:bCs/>
           <w:color w:val="000000"/>
           <w:kern w:val="0"/>
           <w14:ligatures w14:val="none"/>
-        </w:rPr>
-      </w:pPr>
-      <w:r>
-        <w:rPr>
-          <w:rFonts w:ascii="Arial Narrow" w:eastAsia="Calibri" w:hAnsi="Arial Narrow" w:cs="Arial"/>
+          <w:sz w:val="22"/>
+          <w:szCs w:val="22"/>
+        </w:rPr>
+      </w:pPr>
+      <w:r>
+        <w:rPr>
+          <w:rFonts w:ascii="Arial Narrow" w:eastAsia="Arial Narrow" w:hAnsi="Arial Narrow" w:cs="Arial Narrow"/>
           <w:b/>
           <w:bCs/>
           <w:color w:val="000000"/>
           <w:kern w:val="0"/>
           <w14:ligatures w14:val="none"/>
+          <w:sz w:val="22"/>
+          <w:szCs w:val="22"/>
         </w:rPr>
         <w:t>EVELING ROA QUISPE</w:t>
       </w:r>
@@ -4582,22 +5407,26 @@
         <w:spacing w:after="0" w:line="240" w:lineRule="auto"/>
         <w:jc w:val="center"/>
         <w:rPr>
-          <w:rFonts w:ascii="Arial Narrow" w:eastAsia="Calibri" w:hAnsi="Arial Narrow" w:cs="Arial"/>
+          <w:rFonts w:ascii="Arial Narrow" w:eastAsia="Arial Narrow" w:hAnsi="Arial Narrow" w:cs="Arial Narrow"/>
           <w:b/>
           <w:bCs/>
           <w:color w:val="000000"/>
           <w:kern w:val="0"/>
           <w14:ligatures w14:val="none"/>
-        </w:rPr>
-      </w:pPr>
-      <w:r>
-        <w:rPr>
-          <w:rFonts w:ascii="Arial Narrow" w:eastAsia="Calibri" w:hAnsi="Arial Narrow" w:cs="Arial"/>
+          <w:sz w:val="22"/>
+          <w:szCs w:val="22"/>
+        </w:rPr>
+      </w:pPr>
+      <w:r>
+        <w:rPr>
+          <w:rFonts w:ascii="Arial Narrow" w:eastAsia="Arial Narrow" w:hAnsi="Arial Narrow" w:cs="Arial Narrow"/>
           <w:b/>
           <w:bCs/>
           <w:color w:val="000000"/>
           <w:kern w:val="0"/>
           <w14:ligatures w14:val="none"/>
+          <w:sz w:val="22"/>
+          <w:szCs w:val="22"/>
         </w:rPr>
         <w:t>Secretaria Técnica</w:t>
       </w:r>
@@ -4608,22 +5437,26 @@
         <w:spacing w:after="0" w:line="240" w:lineRule="auto"/>
         <w:jc w:val="center"/>
         <w:rPr>
-          <w:rFonts w:ascii="Arial Narrow" w:eastAsia="Calibri" w:hAnsi="Arial Narrow" w:cs="Arial"/>
+          <w:rFonts w:ascii="Arial Narrow" w:eastAsia="Arial Narrow" w:hAnsi="Arial Narrow" w:cs="Arial Narrow"/>
           <w:b/>
           <w:bCs/>
           <w:color w:val="000000"/>
           <w:kern w:val="0"/>
           <w14:ligatures w14:val="none"/>
-        </w:rPr>
-      </w:pPr>
-      <w:r>
-        <w:rPr>
-          <w:rFonts w:ascii="Arial Narrow" w:eastAsia="Calibri" w:hAnsi="Arial Narrow" w:cs="Arial"/>
+          <w:sz w:val="22"/>
+          <w:szCs w:val="22"/>
+        </w:rPr>
+      </w:pPr>
+      <w:r>
+        <w:rPr>
+          <w:rFonts w:ascii="Arial Narrow" w:eastAsia="Arial Narrow" w:hAnsi="Arial Narrow" w:cs="Arial Narrow"/>
           <w:b/>
           <w:bCs/>
           <w:color w:val="000000"/>
           <w:kern w:val="0"/>
           <w14:ligatures w14:val="none"/>
+          <w:sz w:val="22"/>
+          <w:szCs w:val="22"/>
         </w:rPr>
         <w:t>Comisión de Protección al Consumidor 1</w:t>
       </w:r>
@@ -4637,24 +5470,26 @@
           <w:b/>
           <w:color w:val="000000"/>
           <w:kern w:val="0"/>
-          <w:lang w:eastAsia="es-PE"/>
-          <w14:ligatures w14:val="none"/>
-        </w:rPr>
-      </w:pPr>
-    </w:p>
-    <w:p>
-      <w:pPr>
-        <w:spacing w:after="0" w:line="240" w:lineRule="auto"/>
-        <w:jc w:val="both"/>
-        <w:rPr>
-          <w:rFonts w:ascii="Arial Narrow" w:hAnsi="Arial Narrow"/>
-          <w:sz w:val="16"/>
-          <w:szCs w:val="16"/>
-        </w:rPr>
-      </w:pPr>
-      <w:r>
-        <w:rPr>
-          <w:rFonts w:ascii="Arial Narrow" w:eastAsia="Arial Narrow" w:hAnsi="Arial Narrow" w:cs="Arial"/>
+          <w:sz w:val="22"/>
+          <w:szCs w:val="22"/>
+          <w:lang w:eastAsia="es-PE"/>
+          <w14:ligatures w14:val="none"/>
+        </w:rPr>
+      </w:pPr>
+    </w:p>
+    <w:p>
+      <w:pPr>
+        <w:spacing w:after="0" w:line="240" w:lineRule="auto"/>
+        <w:jc w:val="both"/>
+        <w:rPr>
+          <w:rFonts w:ascii="Arial Narrow" w:eastAsia="Arial Narrow" w:hAnsi="Arial Narrow" w:cs="Arial Narrow"/>
+          <w:sz w:val="16"/>
+          <w:szCs w:val="16"/>
+        </w:rPr>
+      </w:pPr>
+      <w:r>
+        <w:rPr>
+          <w:rFonts w:ascii="Arial Narrow" w:eastAsia="Arial Narrow" w:hAnsi="Arial Narrow" w:cs="Arial Narrow"/>
           <w:color w:val="000000"/>
           <w:kern w:val="0"/>
           <w:sz w:val="16"/>
@@ -4810,115 +5645,115 @@
         <w:ind w:left="567" w:hanging="567"/>
         <w:jc w:val="both"/>
         <w:rPr>
-          <w:rFonts w:ascii="Arial Narrow" w:hAnsi="Arial Narrow" w:cs="Arial"/>
-          <w:sz w:val="14"/>
-          <w:szCs w:val="14"/>
+          <w:rFonts w:ascii="Arial Narrow" w:eastAsia="Arial Narrow" w:hAnsi="Arial Narrow" w:cs="Arial Narrow"/>
+          <w:sz w:val="16"/>
+          <w:szCs w:val="16"/>
         </w:rPr>
       </w:pPr>
       <w:r>
         <w:rPr>
           <w:rStyle w:val="Refdenotaalpie"/>
-          <w:rFonts w:ascii="Arial Narrow" w:hAnsi="Arial Narrow" w:cs="Arial"/>
-          <w:sz w:val="16"/>
-          <w:szCs w:val="14"/>
+          <w:rFonts w:ascii="Arial Narrow" w:eastAsia="Arial Narrow" w:hAnsi="Arial Narrow" w:cs="Arial Narrow"/>
+          <w:sz w:val="16"/>
+          <w:szCs w:val="16"/>
           <w:vertAlign w:val="superscript"/>
         </w:rPr>
         <w:footnoteRef/>
       </w:r>
       <w:r>
         <w:rPr>
-          <w:rFonts w:ascii="Arial Narrow" w:hAnsi="Arial Narrow" w:cs="Arial"/>
-          <w:sz w:val="14"/>
-          <w:szCs w:val="14"/>
+          <w:rFonts w:ascii="Arial Narrow" w:eastAsia="Arial Narrow" w:hAnsi="Arial Narrow" w:cs="Arial Narrow"/>
+          <w:sz w:val="16"/>
+          <w:szCs w:val="16"/>
         </w:rPr>
         <w:t xml:space="preserve"> </w:t>
       </w:r>
       <w:r>
         <w:rPr>
-          <w:rFonts w:ascii="Arial Narrow" w:hAnsi="Arial Narrow" w:cs="Arial"/>
-          <w:sz w:val="14"/>
-          <w:szCs w:val="14"/>
+          <w:rFonts w:ascii="Arial Narrow" w:eastAsia="Arial Narrow" w:hAnsi="Arial Narrow" w:cs="Arial Narrow"/>
+          <w:sz w:val="16"/>
+          <w:szCs w:val="16"/>
         </w:rPr>
         <w:tab/>
         <w:t xml:space="preserve">Denuncia remitida a esta Comisión mediante MEMORANDUM </w:t>
       </w:r>
       <w:r>
         <w:rPr>
-          <w:rFonts w:ascii="Arial Narrow" w:hAnsi="Arial Narrow" w:cs="Arial"/>
-          <w:sz w:val="14"/>
-          <w:szCs w:val="14"/>
+          <w:rFonts w:ascii="Arial Narrow" w:eastAsia="Arial Narrow" w:hAnsi="Arial Narrow" w:cs="Arial Narrow"/>
+          <w:sz w:val="16"/>
+          <w:szCs w:val="16"/>
         </w:rPr>
         <w:t xml:space="preserve">000085-2025-PS0-HRZ/INDECOPI </w:t>
       </w:r>
       <w:r>
         <w:rPr>
-          <w:rFonts w:ascii="Arial Narrow" w:hAnsi="Arial Narrow" w:cs="Arial"/>
-          <w:sz w:val="14"/>
-          <w:szCs w:val="14"/>
+          <w:rFonts w:ascii="Arial Narrow" w:eastAsia="Arial Narrow" w:hAnsi="Arial Narrow" w:cs="Arial Narrow"/>
+          <w:sz w:val="16"/>
+          <w:szCs w:val="16"/>
         </w:rPr>
         <w:t xml:space="preserve">de fecha </w:t>
       </w:r>
       <w:r>
         <w:rPr>
-          <w:rFonts w:ascii="Arial Narrow" w:hAnsi="Arial Narrow" w:cs="Arial"/>
-          <w:sz w:val="14"/>
-          <w:szCs w:val="14"/>
+          <w:rFonts w:ascii="Arial Narrow" w:eastAsia="Arial Narrow" w:hAnsi="Arial Narrow" w:cs="Arial Narrow"/>
+          <w:sz w:val="16"/>
+          <w:szCs w:val="16"/>
         </w:rPr>
         <w:t xml:space="preserve">18 de setiembre de 2025</w:t>
       </w:r>
       <w:r>
         <w:rPr>
-          <w:rFonts w:ascii="Arial Narrow" w:hAnsi="Arial Narrow" w:cs="Arial"/>
-          <w:sz w:val="14"/>
-          <w:szCs w:val="14"/>
+          <w:rFonts w:ascii="Arial Narrow" w:eastAsia="Arial Narrow" w:hAnsi="Arial Narrow" w:cs="Arial Narrow"/>
+          <w:sz w:val="16"/>
+          <w:szCs w:val="16"/>
         </w:rPr>
         <w:t xml:space="preserve"/>
       </w:r>
       <w:r>
         <w:rPr>
-          <w:rFonts w:ascii="Arial Narrow" w:hAnsi="Arial Narrow" w:cs="Arial"/>
-          <w:sz w:val="14"/>
-          <w:szCs w:val="14"/>
+          <w:rFonts w:ascii="Arial Narrow" w:eastAsia="Arial Narrow" w:hAnsi="Arial Narrow" w:cs="Arial Narrow"/>
+          <w:sz w:val="16"/>
+          <w:szCs w:val="16"/>
         </w:rPr>
         <w:t xml:space="preserve"/>
       </w:r>
       <w:r>
         <w:rPr>
-          <w:rFonts w:ascii="Arial Narrow" w:hAnsi="Arial Narrow" w:cs="Arial"/>
-          <w:sz w:val="14"/>
-          <w:szCs w:val="14"/>
+          <w:rFonts w:ascii="Arial Narrow" w:eastAsia="Arial Narrow" w:hAnsi="Arial Narrow" w:cs="Arial Narrow"/>
+          <w:sz w:val="16"/>
+          <w:szCs w:val="16"/>
         </w:rPr>
         <w:t xml:space="preserve">, </w:t>
       </w:r>
       <w:r>
         <w:rPr>
-          <w:rFonts w:ascii="Arial Narrow" w:hAnsi="Arial Narrow" w:cs="Arial"/>
-          <w:sz w:val="14"/>
-          <w:szCs w:val="14"/>
+          <w:rFonts w:ascii="Arial Narrow" w:eastAsia="Arial Narrow" w:hAnsi="Arial Narrow" w:cs="Arial Narrow"/>
+          <w:sz w:val="16"/>
+          <w:szCs w:val="16"/>
         </w:rPr>
         <w:t xml:space="preserve">recibida </w:t>
       </w:r>
       <w:r>
         <w:rPr>
-          <w:rFonts w:ascii="Arial Narrow" w:hAnsi="Arial Narrow" w:cs="Arial"/>
-          <w:sz w:val="14"/>
-          <w:szCs w:val="14"/>
+          <w:rFonts w:ascii="Arial Narrow" w:eastAsia="Arial Narrow" w:hAnsi="Arial Narrow" w:cs="Arial Narrow"/>
+          <w:sz w:val="16"/>
+          <w:szCs w:val="16"/>
         </w:rPr>
         <w:t xml:space="preserve">el </w:t>
       </w:r>
       <w:r>
         <w:rPr>
-          <w:rFonts w:ascii="Arial Narrow" w:hAnsi="Arial Narrow" w:cs="Arial"/>
-          <w:sz w:val="14"/>
-          <w:szCs w:val="14"/>
+          <w:rFonts w:ascii="Arial Narrow" w:eastAsia="Arial Narrow" w:hAnsi="Arial Narrow" w:cs="Arial Narrow"/>
+          <w:sz w:val="16"/>
+          <w:szCs w:val="16"/>
         </w:rPr>
         <w:t xml:space="preserve">18 de setiembre de 2025</w:t>
       </w:r>
       <w:r>
         <w:rPr>
-          <w:rFonts w:ascii="Arial Narrow" w:hAnsi="Arial Narrow" w:cs="Arial"/>
-          <w:sz w:val="14"/>
-          <w:szCs w:val="14"/>
+          <w:rFonts w:ascii="Arial Narrow" w:eastAsia="Arial Narrow" w:hAnsi="Arial Narrow" w:cs="Arial Narrow"/>
+          <w:sz w:val="16"/>
+          <w:szCs w:val="16"/>
         </w:rPr>
         <w:t xml:space="preserve">.</w:t>
       </w:r>
@@ -4929,9 +5764,9 @@
         <w:ind w:left="567" w:hanging="567"/>
         <w:jc w:val="both"/>
         <w:rPr>
-          <w:rFonts w:ascii="Arial Narrow" w:hAnsi="Arial Narrow" w:cs="Arial"/>
-          <w:sz w:val="14"/>
-          <w:szCs w:val="14"/>
+          <w:rFonts w:ascii="Arial Narrow" w:eastAsia="Arial Narrow" w:hAnsi="Arial Narrow" w:cs="Arial Narrow"/>
+          <w:sz w:val="16"/>
+          <w:szCs w:val="16"/>
         </w:rPr>
       </w:pPr>
     </w:p>
@@ -4943,82 +5778,82 @@
         <w:ind w:left="567" w:hanging="567"/>
         <w:jc w:val="both"/>
         <w:rPr>
-          <w:rFonts w:ascii="Arial Narrow" w:hAnsi="Arial Narrow" w:cs="Arial"/>
-          <w:sz w:val="14"/>
-          <w:szCs w:val="14"/>
+          <w:rFonts w:ascii="Arial Narrow" w:eastAsia="Arial Narrow" w:hAnsi="Arial Narrow" w:cs="Arial Narrow"/>
+          <w:sz w:val="16"/>
+          <w:szCs w:val="16"/>
         </w:rPr>
       </w:pPr>
       <w:r>
         <w:rPr>
           <w:rStyle w:val="Refdenotaalpie"/>
-          <w:rFonts w:ascii="Arial Narrow" w:hAnsi="Arial Narrow" w:cs="Arial"/>
-          <w:sz w:val="16"/>
-          <w:szCs w:val="14"/>
+          <w:rFonts w:ascii="Arial Narrow" w:eastAsia="Arial Narrow" w:hAnsi="Arial Narrow" w:cs="Arial Narrow"/>
+          <w:sz w:val="16"/>
+          <w:szCs w:val="16"/>
           <w:vertAlign w:val="superscript"/>
         </w:rPr>
         <w:footnoteRef/>
       </w:r>
       <w:r>
         <w:rPr>
-          <w:rFonts w:ascii="Arial Narrow" w:hAnsi="Arial Narrow" w:cs="Arial"/>
-          <w:sz w:val="14"/>
-          <w:szCs w:val="14"/>
+          <w:rFonts w:ascii="Arial Narrow" w:eastAsia="Arial Narrow" w:hAnsi="Arial Narrow" w:cs="Arial Narrow"/>
+          <w:sz w:val="16"/>
+          <w:szCs w:val="16"/>
         </w:rPr>
         <w:t xml:space="preserve"> Representada por el señor [APELLIDO] .</w:t>
       </w:r>
       <w:r>
         <w:rPr>
-          <w:rFonts w:ascii="Arial Narrow" w:hAnsi="Arial Narrow" w:cs="Arial"/>
-          <w:sz w:val="14"/>
-          <w:szCs w:val="14"/>
+          <w:rFonts w:ascii="Arial Narrow" w:eastAsia="Arial Narrow" w:hAnsi="Arial Narrow" w:cs="Arial Narrow"/>
+          <w:sz w:val="16"/>
+          <w:szCs w:val="16"/>
         </w:rPr>
         <w:tab/>
       </w:r>
       <w:r>
         <w:rPr>
-          <w:rFonts w:ascii="Arial Narrow" w:hAnsi="Arial Narrow" w:cs="Arial"/>
-          <w:sz w:val="14"/>
-          <w:szCs w:val="14"/>
+          <w:rFonts w:ascii="Arial Narrow" w:eastAsia="Arial Narrow" w:hAnsi="Arial Narrow" w:cs="Arial Narrow"/>
+          <w:sz w:val="16"/>
+          <w:szCs w:val="16"/>
         </w:rPr>
         <w:t/>
       </w:r>
       <w:r>
         <w:rPr>
-          <w:rFonts w:ascii="Arial Narrow" w:hAnsi="Arial Narrow" w:cs="Arial"/>
-          <w:sz w:val="14"/>
-          <w:szCs w:val="14"/>
+          <w:rFonts w:ascii="Arial Narrow" w:eastAsia="Arial Narrow" w:hAnsi="Arial Narrow" w:cs="Arial Narrow"/>
+          <w:sz w:val="16"/>
+          <w:szCs w:val="16"/>
         </w:rPr>
         <w:t/>
       </w:r>
       <w:r>
         <w:rPr>
-          <w:rFonts w:ascii="Arial Narrow" w:hAnsi="Arial Narrow" w:cs="Arial"/>
-          <w:sz w:val="14"/>
-          <w:szCs w:val="14"/>
+          <w:rFonts w:ascii="Arial Narrow" w:eastAsia="Arial Narrow" w:hAnsi="Arial Narrow" w:cs="Arial Narrow"/>
+          <w:sz w:val="16"/>
+          <w:szCs w:val="16"/>
         </w:rPr>
         <w:t xml:space="preserve"/>
       </w:r>
       <w:r>
         <w:rPr>
-          <w:rFonts w:ascii="Arial Narrow" w:hAnsi="Arial Narrow" w:cs="Arial"/>
-          <w:sz w:val="14"/>
-          <w:szCs w:val="14"/>
+          <w:rFonts w:ascii="Arial Narrow" w:eastAsia="Arial Narrow" w:hAnsi="Arial Narrow" w:cs="Arial Narrow"/>
+          <w:sz w:val="16"/>
+          <w:szCs w:val="16"/>
         </w:rPr>
         <w:t xml:space="preserve"/>
       </w:r>
       <w:r>
         <w:rPr>
-          <w:rFonts w:ascii="Arial Narrow" w:hAnsi="Arial Narrow" w:cs="Arial"/>
-          <w:sz w:val="14"/>
-          <w:szCs w:val="14"/>
+          <w:rFonts w:ascii="Arial Narrow" w:eastAsia="Arial Narrow" w:hAnsi="Arial Narrow" w:cs="Arial Narrow"/>
+          <w:sz w:val="16"/>
+          <w:szCs w:val="16"/>
         </w:rPr>
         <w:t/>
       </w:r>
       <w:r>
         <w:rPr>
-          <w:rFonts w:ascii="Arial Narrow" w:hAnsi="Arial Narrow" w:cs="Arial"/>
-          <w:sz w:val="14"/>
-          <w:szCs w:val="14"/>
+          <w:rFonts w:ascii="Arial Narrow" w:eastAsia="Arial Narrow" w:hAnsi="Arial Narrow" w:cs="Arial Narrow"/>
+          <w:sz w:val="16"/>
+          <w:szCs w:val="16"/>
         </w:rPr>
         <w:t/>
       </w:r>
@@ -5029,9 +5864,9 @@
         <w:ind w:left="567" w:hanging="567"/>
         <w:jc w:val="both"/>
         <w:rPr>
-          <w:rFonts w:ascii="Arial Narrow" w:hAnsi="Arial Narrow" w:cs="Arial"/>
-          <w:sz w:val="14"/>
-          <w:szCs w:val="14"/>
+          <w:rFonts w:ascii="Arial Narrow" w:eastAsia="Arial Narrow" w:hAnsi="Arial Narrow" w:cs="Arial Narrow"/>
+          <w:sz w:val="16"/>
+          <w:szCs w:val="16"/>
         </w:rPr>
       </w:pPr>
     </w:p>
@@ -5043,52 +5878,52 @@
         <w:ind w:left="567" w:hanging="567"/>
         <w:jc w:val="both"/>
         <w:rPr>
-          <w:rFonts w:ascii="Arial Narrow" w:hAnsi="Arial Narrow" w:cs="Arial"/>
-          <w:sz w:val="14"/>
-          <w:szCs w:val="14"/>
+          <w:rFonts w:ascii="Arial Narrow" w:eastAsia="Arial Narrow" w:hAnsi="Arial Narrow" w:cs="Arial Narrow"/>
+          <w:sz w:val="16"/>
+          <w:szCs w:val="16"/>
         </w:rPr>
       </w:pPr>
       <w:r>
         <w:rPr>
           <w:rStyle w:val="Refdenotaalpie"/>
-          <w:rFonts w:ascii="Arial Narrow" w:hAnsi="Arial Narrow" w:cs="Arial"/>
-          <w:sz w:val="16"/>
-          <w:szCs w:val="14"/>
+          <w:rFonts w:ascii="Arial Narrow" w:eastAsia="Arial Narrow" w:hAnsi="Arial Narrow" w:cs="Arial Narrow"/>
+          <w:sz w:val="16"/>
+          <w:szCs w:val="16"/>
           <w:vertAlign w:val="superscript"/>
         </w:rPr>
         <w:footnoteRef/>
       </w:r>
       <w:r>
         <w:rPr>
-          <w:rFonts w:ascii="Arial Narrow" w:hAnsi="Arial Narrow" w:cs="Arial"/>
-          <w:sz w:val="14"/>
-          <w:szCs w:val="14"/>
+          <w:rFonts w:ascii="Arial Narrow" w:eastAsia="Arial Narrow" w:hAnsi="Arial Narrow" w:cs="Arial Narrow"/>
+          <w:sz w:val="16"/>
+          <w:szCs w:val="16"/>
         </w:rPr>
         <w:t xml:space="preserve"> </w:t>
       </w:r>
       <w:r>
         <w:rPr>
-          <w:rFonts w:ascii="Arial Narrow" w:hAnsi="Arial Narrow" w:cs="Arial"/>
-          <w:sz w:val="14"/>
-          <w:szCs w:val="14"/>
+          <w:rFonts w:ascii="Arial Narrow" w:eastAsia="Arial Narrow" w:hAnsi="Arial Narrow" w:cs="Arial Narrow"/>
+          <w:sz w:val="16"/>
+          <w:szCs w:val="16"/>
         </w:rPr>
         <w:tab/>
         <w:t>Publicado</w:t>
       </w:r>
       <w:r>
         <w:rPr>
-          <w:rFonts w:ascii="Arial Narrow" w:hAnsi="Arial Narrow" w:cs="Arial"/>
+          <w:rFonts w:ascii="Arial Narrow" w:eastAsia="Arial Narrow" w:hAnsi="Arial Narrow" w:cs="Arial Narrow"/>
           <w:b/>
-          <w:sz w:val="14"/>
-          <w:szCs w:val="14"/>
+          <w:sz w:val="16"/>
+          <w:szCs w:val="16"/>
         </w:rPr>
         <w:t xml:space="preserve"> </w:t>
       </w:r>
       <w:r>
         <w:rPr>
-          <w:rFonts w:ascii="Arial Narrow" w:hAnsi="Arial Narrow" w:cs="Arial"/>
-          <w:sz w:val="14"/>
-          <w:szCs w:val="14"/>
+          <w:rFonts w:ascii="Arial Narrow" w:eastAsia="Arial Narrow" w:hAnsi="Arial Narrow" w:cs="Arial Narrow"/>
+          <w:sz w:val="16"/>
+          <w:szCs w:val="16"/>
         </w:rPr>
         <w:t xml:space="preserve">el 2 de setiembre de 2010 en el Diario Oficial El Peruano, vigente desde el 2 de octubre de 2010 y modificado por Decreto Legislativo 1308.</w:t>
       </w:r>
@@ -5099,9 +5934,9 @@
         <w:ind w:left="567" w:hanging="567"/>
         <w:jc w:val="both"/>
         <w:rPr>
-          <w:rFonts w:ascii="Arial Narrow" w:hAnsi="Arial Narrow" w:cs="Arial"/>
-          <w:sz w:val="14"/>
-          <w:szCs w:val="14"/>
+          <w:rFonts w:ascii="Arial Narrow" w:eastAsia="Arial Narrow" w:hAnsi="Arial Narrow" w:cs="Arial Narrow"/>
+          <w:sz w:val="16"/>
+          <w:szCs w:val="16"/>
         </w:rPr>
       </w:pPr>
     </w:p>
@@ -5116,46 +5951,46 @@
         <w:ind w:left="567" w:right="-1" w:hanging="567"/>
         <w:jc w:val="both"/>
         <w:rPr>
-          <w:rFonts w:ascii="Arial Narrow" w:eastAsia="Arial Narrow" w:hAnsi="Arial Narrow" w:cs="Arial"/>
+          <w:rFonts w:ascii="Arial Narrow" w:eastAsia="Arial Narrow" w:hAnsi="Arial Narrow" w:cs="Arial Narrow"/>
           <w:b/>
           <w:bCs/>
-          <w:sz w:val="14"/>
-          <w:szCs w:val="14"/>
+          <w:sz w:val="16"/>
+          <w:szCs w:val="16"/>
         </w:rPr>
       </w:pPr>
       <w:r>
         <w:rPr>
           <w:rStyle w:val="Refdenotaalpie"/>
-          <w:rFonts w:ascii="Arial Narrow" w:hAnsi="Arial Narrow" w:cs="Arial"/>
-          <w:sz w:val="16"/>
-          <w:szCs w:val="14"/>
+          <w:rFonts w:ascii="Arial Narrow" w:eastAsia="Arial Narrow" w:hAnsi="Arial Narrow" w:cs="Arial Narrow"/>
+          <w:sz w:val="16"/>
+          <w:szCs w:val="16"/>
           <w:vertAlign w:val="superscript"/>
         </w:rPr>
         <w:footnoteRef/>
       </w:r>
       <w:r>
         <w:rPr>
-          <w:rFonts w:ascii="Arial Narrow" w:hAnsi="Arial Narrow" w:cs="Arial"/>
-          <w:sz w:val="14"/>
-          <w:szCs w:val="14"/>
+          <w:rFonts w:ascii="Arial Narrow" w:eastAsia="Arial Narrow" w:hAnsi="Arial Narrow" w:cs="Arial Narrow"/>
+          <w:sz w:val="16"/>
+          <w:szCs w:val="16"/>
         </w:rPr>
         <w:t xml:space="preserve"> </w:t>
       </w:r>
       <w:r>
         <w:rPr>
-          <w:rFonts w:ascii="Arial Narrow" w:hAnsi="Arial Narrow" w:cs="Arial"/>
-          <w:sz w:val="14"/>
-          <w:szCs w:val="14"/>
+          <w:rFonts w:ascii="Arial Narrow" w:eastAsia="Arial Narrow" w:hAnsi="Arial Narrow" w:cs="Arial Narrow"/>
+          <w:sz w:val="16"/>
+          <w:szCs w:val="16"/>
         </w:rPr>
         <w:tab/>
       </w:r>
       <w:r>
         <w:rPr>
-          <w:rFonts w:ascii="Arial Narrow" w:eastAsia="Arial Narrow" w:hAnsi="Arial Narrow" w:cs="Arial"/>
+          <w:rFonts w:ascii="Arial Narrow" w:eastAsia="Arial Narrow" w:hAnsi="Arial Narrow" w:cs="Arial Narrow"/>
           <w:b/>
           <w:bCs/>
-          <w:sz w:val="14"/>
-          <w:szCs w:val="14"/>
+          <w:sz w:val="16"/>
+          <w:szCs w:val="16"/>
         </w:rPr>
         <w:t xml:space="preserve">LEY 29571, CÓDIGO DE PROTECCIÓN Y DEFENSA DEL CONSUMIDOR, publicado el 2 de setiembre de 2010 y modificado por Decreto Legislativo 1308 </w:t>
       </w:r>
@@ -5169,20 +6004,20 @@
         <w:ind w:left="567" w:right="-1" w:hanging="567"/>
         <w:jc w:val="both"/>
         <w:rPr>
-          <w:rFonts w:ascii="Arial Narrow" w:eastAsia="Arial Narrow" w:hAnsi="Arial Narrow" w:cs="Arial"/>
+          <w:rFonts w:ascii="Arial Narrow" w:eastAsia="Arial Narrow" w:hAnsi="Arial Narrow" w:cs="Arial Narrow"/>
           <w:b/>
           <w:bCs/>
-          <w:sz w:val="14"/>
-          <w:szCs w:val="14"/>
-        </w:rPr>
-      </w:pPr>
-      <w:r>
-        <w:rPr>
-          <w:rFonts w:ascii="Arial Narrow" w:eastAsia="Arial Narrow" w:hAnsi="Arial Narrow" w:cs="Arial"/>
+          <w:sz w:val="16"/>
+          <w:szCs w:val="16"/>
+        </w:rPr>
+      </w:pPr>
+      <w:r>
+        <w:rPr>
+          <w:rFonts w:ascii="Arial Narrow" w:eastAsia="Arial Narrow" w:hAnsi="Arial Narrow" w:cs="Arial Narrow"/>
           <w:b/>
           <w:bCs/>
-          <w:sz w:val="14"/>
-          <w:szCs w:val="14"/>
+          <w:sz w:val="16"/>
+          <w:szCs w:val="16"/>
         </w:rPr>
         <w:tab/>
         <w:t>Artículo 105.- Autoridad competente.</w:t>
@@ -5197,16 +6032,16 @@
         <w:ind w:left="567" w:right="-1" w:hanging="567"/>
         <w:jc w:val="both"/>
         <w:rPr>
-          <w:rFonts w:ascii="Arial Narrow" w:eastAsia="Arial Narrow" w:hAnsi="Arial Narrow" w:cs="Arial"/>
-          <w:sz w:val="14"/>
-          <w:szCs w:val="14"/>
-        </w:rPr>
-      </w:pPr>
-      <w:r>
-        <w:rPr>
-          <w:rFonts w:ascii="Arial Narrow" w:eastAsia="Arial Narrow" w:hAnsi="Arial Narrow" w:cs="Arial"/>
-          <w:sz w:val="14"/>
-          <w:szCs w:val="14"/>
+          <w:rFonts w:ascii="Arial Narrow" w:eastAsia="Arial Narrow" w:hAnsi="Arial Narrow" w:cs="Arial Narrow"/>
+          <w:sz w:val="16"/>
+          <w:szCs w:val="16"/>
+        </w:rPr>
+      </w:pPr>
+      <w:r>
+        <w:rPr>
+          <w:rFonts w:ascii="Arial Narrow" w:eastAsia="Arial Narrow" w:hAnsi="Arial Narrow" w:cs="Arial Narrow"/>
+          <w:sz w:val="16"/>
+          <w:szCs w:val="16"/>
         </w:rPr>
         <w:tab/>
         <w:t xml:space="preserve">El Instituto Nacional de Defensa de la Competencia y de la Protección de la Propiedad Intelectual (Indecopi) es la autoridad con competencia primaria y de alcance nacional para conocer las presuntas infracciones a las disposiciones contenidas en el presente Código, así como para imponer las sanciones y medidas correctivas establecidas en el presente capítulo, conforme al Decreto Legislativo 1033, Ley de Organización y Funciones del Indecopi. Dicha competencia solo puede ser negada cuando ella haya sido asignada o se asigne a favor de otro organismo por norma expresa con rango de ley. </w:t>
@@ -5221,16 +6056,16 @@
         <w:ind w:left="567" w:right="-1" w:hanging="567"/>
         <w:jc w:val="both"/>
         <w:rPr>
-          <w:rFonts w:ascii="Arial Narrow" w:eastAsia="Arial Narrow" w:hAnsi="Arial Narrow" w:cs="Arial"/>
-          <w:sz w:val="14"/>
-          <w:szCs w:val="14"/>
-        </w:rPr>
-      </w:pPr>
-      <w:r>
-        <w:rPr>
-          <w:rFonts w:ascii="Arial Narrow" w:eastAsia="Arial Narrow" w:hAnsi="Arial Narrow" w:cs="Arial"/>
-          <w:sz w:val="14"/>
-          <w:szCs w:val="14"/>
+          <w:rFonts w:ascii="Arial Narrow" w:eastAsia="Arial Narrow" w:hAnsi="Arial Narrow" w:cs="Arial Narrow"/>
+          <w:sz w:val="16"/>
+          <w:szCs w:val="16"/>
+        </w:rPr>
+      </w:pPr>
+      <w:r>
+        <w:rPr>
+          <w:rFonts w:ascii="Arial Narrow" w:eastAsia="Arial Narrow" w:hAnsi="Arial Narrow" w:cs="Arial Narrow"/>
+          <w:sz w:val="16"/>
+          <w:szCs w:val="16"/>
         </w:rPr>
         <w:tab/>
         <w:t xml:space="preserve">(…). </w:t>
@@ -5245,9 +6080,9 @@
         <w:ind w:left="567" w:right="-1" w:hanging="567"/>
         <w:jc w:val="both"/>
         <w:rPr>
-          <w:rFonts w:ascii="Arial Narrow" w:eastAsia="Arial Narrow" w:hAnsi="Arial Narrow" w:cs="Arial"/>
-          <w:sz w:val="14"/>
-          <w:szCs w:val="14"/>
+          <w:rFonts w:ascii="Arial Narrow" w:eastAsia="Arial Narrow" w:hAnsi="Arial Narrow" w:cs="Arial Narrow"/>
+          <w:sz w:val="16"/>
+          <w:szCs w:val="16"/>
         </w:rPr>
       </w:pPr>
     </w:p>
@@ -5260,28 +6095,28 @@
         <w:ind w:left="567" w:right="-1" w:hanging="567"/>
         <w:jc w:val="both"/>
         <w:rPr>
-          <w:rFonts w:ascii="Arial Narrow" w:eastAsia="Arial Narrow" w:hAnsi="Arial Narrow" w:cs="Arial"/>
+          <w:rFonts w:ascii="Arial Narrow" w:eastAsia="Arial Narrow" w:hAnsi="Arial Narrow" w:cs="Arial Narrow"/>
           <w:b/>
           <w:bCs/>
-          <w:sz w:val="14"/>
-          <w:szCs w:val="14"/>
-        </w:rPr>
-      </w:pPr>
-      <w:r>
-        <w:rPr>
-          <w:rFonts w:ascii="Arial Narrow" w:eastAsia="Arial Narrow" w:hAnsi="Arial Narrow" w:cs="Arial"/>
-          <w:sz w:val="14"/>
-          <w:szCs w:val="14"/>
+          <w:sz w:val="16"/>
+          <w:szCs w:val="16"/>
+        </w:rPr>
+      </w:pPr>
+      <w:r>
+        <w:rPr>
+          <w:rFonts w:ascii="Arial Narrow" w:eastAsia="Arial Narrow" w:hAnsi="Arial Narrow" w:cs="Arial Narrow"/>
+          <w:sz w:val="16"/>
+          <w:szCs w:val="16"/>
         </w:rPr>
         <w:tab/>
       </w:r>
       <w:r>
         <w:rPr>
-          <w:rFonts w:ascii="Arial Narrow" w:eastAsia="Arial Narrow" w:hAnsi="Arial Narrow" w:cs="Arial"/>
+          <w:rFonts w:ascii="Arial Narrow" w:eastAsia="Arial Narrow" w:hAnsi="Arial Narrow" w:cs="Arial Narrow"/>
           <w:b/>
           <w:bCs/>
-          <w:sz w:val="14"/>
-          <w:szCs w:val="14"/>
+          <w:sz w:val="16"/>
+          <w:szCs w:val="16"/>
         </w:rPr>
         <w:t xml:space="preserve">LEY DE ORGANIZACIÓN Y FUNCIONES DEL INDECOPI, APROBADA POR DECRETO LEGISLATIVO 1033 </w:t>
       </w:r>
@@ -5295,45 +6130,45 @@
         <w:ind w:left="567" w:right="-1" w:hanging="567"/>
         <w:jc w:val="both"/>
         <w:rPr>
-          <w:rFonts w:ascii="Arial Narrow" w:eastAsia="Arial Narrow" w:hAnsi="Arial Narrow" w:cs="Arial"/>
-          <w:sz w:val="14"/>
-          <w:szCs w:val="14"/>
-        </w:rPr>
-      </w:pPr>
-      <w:r>
-        <w:rPr>
-          <w:rFonts w:ascii="Arial Narrow" w:eastAsia="Arial Narrow" w:hAnsi="Arial Narrow" w:cs="Arial"/>
+          <w:rFonts w:ascii="Arial Narrow" w:eastAsia="Arial Narrow" w:hAnsi="Arial Narrow" w:cs="Arial Narrow"/>
+          <w:sz w:val="16"/>
+          <w:szCs w:val="16"/>
+        </w:rPr>
+      </w:pPr>
+      <w:r>
+        <w:rPr>
+          <w:rFonts w:ascii="Arial Narrow" w:eastAsia="Arial Narrow" w:hAnsi="Arial Narrow" w:cs="Arial Narrow"/>
           <w:b/>
           <w:bCs/>
-          <w:sz w:val="14"/>
-          <w:szCs w:val="14"/>
+          <w:sz w:val="16"/>
+          <w:szCs w:val="16"/>
         </w:rPr>
         <w:tab/>
         <w:t>Artículo 27.-</w:t>
       </w:r>
       <w:r>
         <w:rPr>
-          <w:rFonts w:ascii="Arial Narrow" w:eastAsia="Arial Narrow" w:hAnsi="Arial Narrow" w:cs="Arial"/>
-          <w:sz w:val="14"/>
-          <w:szCs w:val="14"/>
+          <w:rFonts w:ascii="Arial Narrow" w:eastAsia="Arial Narrow" w:hAnsi="Arial Narrow" w:cs="Arial Narrow"/>
+          <w:sz w:val="16"/>
+          <w:szCs w:val="16"/>
         </w:rPr>
         <w:t xml:space="preserve"> De la Comisión de Protección al </w:t>
       </w:r>
       <w:proofErr w:type="gramStart"/>
       <w:r>
         <w:rPr>
-          <w:rFonts w:ascii="Arial Narrow" w:eastAsia="Arial Narrow" w:hAnsi="Arial Narrow" w:cs="Arial"/>
-          <w:sz w:val="14"/>
-          <w:szCs w:val="14"/>
+          <w:rFonts w:ascii="Arial Narrow" w:eastAsia="Arial Narrow" w:hAnsi="Arial Narrow" w:cs="Arial Narrow"/>
+          <w:sz w:val="16"/>
+          <w:szCs w:val="16"/>
         </w:rPr>
         <w:t>Consumidor.-</w:t>
       </w:r>
       <w:proofErr w:type="gramEnd"/>
       <w:r>
         <w:rPr>
-          <w:rFonts w:ascii="Arial Narrow" w:eastAsia="Arial Narrow" w:hAnsi="Arial Narrow" w:cs="Arial"/>
-          <w:sz w:val="14"/>
-          <w:szCs w:val="14"/>
+          <w:rFonts w:ascii="Arial Narrow" w:eastAsia="Arial Narrow" w:hAnsi="Arial Narrow" w:cs="Arial Narrow"/>
+          <w:sz w:val="16"/>
+          <w:szCs w:val="16"/>
         </w:rPr>
         <w:t xml:space="preserve"> </w:t>
       </w:r>
@@ -5347,38 +6182,21 @@
         <w:ind w:left="567" w:right="-1" w:hanging="567"/>
         <w:jc w:val="both"/>
         <w:rPr>
-          <w:rFonts w:ascii="Arial Narrow" w:eastAsia="Arial Narrow" w:hAnsi="Arial Narrow" w:cs="Arial"/>
-          <w:sz w:val="14"/>
-          <w:szCs w:val="14"/>
-        </w:rPr>
-      </w:pPr>
-      <w:r>
-        <w:rPr>
-          <w:rFonts w:ascii="Arial Narrow" w:eastAsia="Arial Narrow" w:hAnsi="Arial Narrow" w:cs="Arial"/>
-          <w:sz w:val="14"/>
-          <w:szCs w:val="14"/>
+          <w:rFonts w:ascii="Arial Narrow" w:eastAsia="Arial Narrow" w:hAnsi="Arial Narrow" w:cs="Arial Narrow"/>
+          <w:sz w:val="16"/>
+          <w:szCs w:val="16"/>
+        </w:rPr>
+      </w:pPr>
+      <w:r>
+        <w:rPr>
+          <w:rFonts w:ascii="Arial Narrow" w:eastAsia="Arial Narrow" w:hAnsi="Arial Narrow" w:cs="Arial Narrow"/>
+          <w:sz w:val="16"/>
+          <w:szCs w:val="16"/>
         </w:rPr>
         <w:tab/>
         <w:t>Corresponde a la Comisión de Protección al Consumidor velar por el cumplimiento de la Ley de Protección al Consumidor y de las leyes que, en general, protegen a los consumidores de la falta de idoneidad de los bienes y servicios en función de la información brindada, de las omisiones de información y de la discriminación en el consumo, así como de aquellas que complementen o sustituyan a las anteriores.</w:t>
       </w:r>
     </w:p>
-    <w:p>
-      <w:pPr>
-        <w:pStyle w:val="Textonotapie"/>
-        <w:tabs>
-          <w:tab w:val="left" w:pos="567"/>
-        </w:tabs>
-        <w:ind w:right="-1"/>
-        <w:jc w:val="both"/>
-        <w:rPr>
-          <w:rFonts w:ascii="Arial Narrow" w:eastAsia="Arial Narrow" w:hAnsi="Arial Narrow" w:cs="Arial"/>
-          <w:sz w:val="14"/>
-          <w:szCs w:val="14"/>
-        </w:rPr>
-      </w:pPr>
-    </w:p>
-  </w:footnote>
-  <w:footnote w:id="5">
     <w:p>
       <w:pPr>
         <w:pStyle w:val="Textonotapie"/>
@@ -5391,178 +6209,13 @@
           <w:rFonts w:ascii="Arial Narrow" w:eastAsia="Arial Narrow" w:hAnsi="Arial Narrow" w:cs="Arial Narrow"/>
           <w:b/>
           <w:bCs/>
-          <w:sz w:val="14"/>
-          <w:szCs w:val="14"/>
-        </w:rPr>
-      </w:pPr>
-      <w:r>
-        <w:rPr>
-          <w:rStyle w:val="Refdenotaalpie"/>
-          <w:rFonts w:ascii="Arial Narrow" w:hAnsi="Arial Narrow"/>
-          <w:sz w:val="16"/>
-          <w:szCs w:val="14"/>
-          <w:vertAlign w:val="superscript"/>
-        </w:rPr>
-        <w:footnoteRef/>
-      </w:r>
-      <w:r>
-        <w:rPr>
-          <w:rFonts w:ascii="Arial Narrow" w:hAnsi="Arial Narrow"/>
-          <w:sz w:val="14"/>
-          <w:szCs w:val="14"/>
-        </w:rPr>
-        <w:t xml:space="preserve"> </w:t>
-      </w:r>
-      <w:r>
-        <w:rPr>
-          <w:rFonts w:ascii="Arial Narrow" w:hAnsi="Arial Narrow"/>
-          <w:sz w:val="14"/>
-          <w:szCs w:val="14"/>
-        </w:rPr>
-        <w:tab/>
-      </w:r>
-      <w:r>
-        <w:rPr>
-          <w:rFonts w:ascii="Arial Narrow" w:eastAsia="Arial Narrow" w:hAnsi="Arial Narrow" w:cs="Arial Narrow"/>
-          <w:b/>
-          <w:bCs/>
-          <w:sz w:val="14"/>
-          <w:szCs w:val="14"/>
-        </w:rPr>
-        <w:t xml:space="preserve">LEY 29571, CÓDIGO DE PROTECCIÓN Y DEFENSA DEL CONSUMIDOR, publicado el 2 de setiembre de 2010 y modificado por Decreto Legislativo 1308 </w:t>
-      </w:r>
-    </w:p>
-    <w:p>
-      <w:pPr>
-        <w:pStyle w:val="Textonotapie"/>
-        <w:ind w:left="567" w:right="-1"/>
-        <w:jc w:val="both"/>
-        <w:rPr>
-          <w:rFonts w:ascii="Arial Narrow" w:eastAsia="Arial Narrow" w:hAnsi="Arial Narrow" w:cs="Arial Narrow"/>
-          <w:b/>
-          <w:bCs/>
-          <w:sz w:val="14"/>
-          <w:szCs w:val="14"/>
-        </w:rPr>
-      </w:pPr>
-      <w:r>
-        <w:rPr>
-          <w:rFonts w:ascii="Arial Narrow" w:eastAsia="Arial Narrow" w:hAnsi="Arial Narrow" w:cs="Arial Narrow"/>
-          <w:b/>
-          <w:bCs/>
-          <w:sz w:val="14"/>
-          <w:szCs w:val="14"/>
-        </w:rPr>
-        <w:t xml:space="preserve">Artículo 18.- Idoneidad </w:t>
-      </w:r>
-    </w:p>
-    <w:p>
-      <w:pPr>
-        <w:pStyle w:val="Textonotapie"/>
-        <w:ind w:left="567" w:right="-1"/>
-        <w:jc w:val="both"/>
-        <w:rPr>
-          <w:rFonts w:ascii="Arial Narrow" w:eastAsia="Arial Narrow" w:hAnsi="Arial Narrow" w:cs="Arial Narrow"/>
-          <w:sz w:val="14"/>
-          <w:szCs w:val="14"/>
-        </w:rPr>
-      </w:pPr>
-      <w:r>
-        <w:rPr>
-          <w:rFonts w:ascii="Arial Narrow" w:eastAsia="Arial Narrow" w:hAnsi="Arial Narrow" w:cs="Arial Narrow"/>
-          <w:sz w:val="14"/>
-          <w:szCs w:val="14"/>
-        </w:rPr>
-        <w:t xml:space="preserve">Se entiende por idoneidad la correspondencia entre lo que un consumidor espera y lo que efectivamente recibe, en función a lo que se le hubiera ofrecido, la publicidad e información transmitida, las condiciones y circunstancias de la transacción, las características y naturaleza del producto o servicio, el precio, entre otros factores, atendiendo a las circunstancias del caso. </w:t>
-      </w:r>
-    </w:p>
-    <w:p>
-      <w:pPr>
-        <w:pStyle w:val="Textonotapie"/>
-        <w:ind w:left="567" w:right="-1"/>
-        <w:jc w:val="both"/>
-        <w:rPr>
-          <w:rFonts w:ascii="Arial Narrow" w:eastAsia="Arial Narrow" w:hAnsi="Arial Narrow" w:cs="Arial Narrow"/>
-          <w:sz w:val="14"/>
-          <w:szCs w:val="14"/>
-        </w:rPr>
-      </w:pPr>
-      <w:r>
-        <w:rPr>
-          <w:rFonts w:ascii="Arial Narrow" w:eastAsia="Arial Narrow" w:hAnsi="Arial Narrow" w:cs="Arial Narrow"/>
-          <w:sz w:val="14"/>
-          <w:szCs w:val="14"/>
-        </w:rPr>
-        <w:t xml:space="preserve">La idoneidad es evaluada en función a la propia naturaleza del producto o servicio y a su aptitud para satisfacer la finalidad para la cual ha sido puesto en el mercado. Las autorizaciones por parte de los organismos del Estado para la fabricación de un producto o la prestación de un servicio, en los casos que sea necesario, no eximen de responsabilidad al proveedor frente al consumidor. </w:t>
-      </w:r>
-    </w:p>
-    <w:p>
-      <w:pPr>
-        <w:pStyle w:val="Textonotapie"/>
-        <w:ind w:left="567" w:right="-1"/>
-        <w:jc w:val="both"/>
-        <w:rPr>
-          <w:rFonts w:ascii="Arial Narrow" w:eastAsia="Arial Narrow" w:hAnsi="Arial Narrow" w:cs="Arial Narrow"/>
-          <w:sz w:val="14"/>
-          <w:szCs w:val="14"/>
-        </w:rPr>
-      </w:pPr>
-    </w:p>
-    <w:p>
-      <w:pPr>
-        <w:pStyle w:val="Textonotapie"/>
-        <w:ind w:left="567" w:right="-1"/>
-        <w:jc w:val="both"/>
-        <w:rPr>
-          <w:rFonts w:ascii="Arial Narrow" w:eastAsia="Arial Narrow" w:hAnsi="Arial Narrow" w:cs="Arial Narrow"/>
-          <w:sz w:val="14"/>
-          <w:szCs w:val="14"/>
-        </w:rPr>
-      </w:pPr>
-      <w:r>
-        <w:rPr>
-          <w:rFonts w:ascii="Arial Narrow" w:eastAsia="Arial Narrow" w:hAnsi="Arial Narrow" w:cs="Arial Narrow"/>
-          <w:b/>
-          <w:bCs/>
-          <w:sz w:val="14"/>
-          <w:szCs w:val="14"/>
-        </w:rPr>
-        <w:t xml:space="preserve">Artículo 19.- Obligación de los proveedores </w:t>
-      </w:r>
-    </w:p>
-    <w:p>
-      <w:pPr>
-        <w:pStyle w:val="Textonotapie"/>
-        <w:ind w:left="567" w:right="-1"/>
-        <w:jc w:val="both"/>
-        <w:rPr>
-          <w:rFonts w:ascii="Arial Narrow" w:eastAsia="Arial Narrow" w:hAnsi="Arial Narrow" w:cs="Arial Narrow"/>
-          <w:sz w:val="14"/>
-          <w:szCs w:val="14"/>
-        </w:rPr>
-      </w:pPr>
-      <w:r>
-        <w:rPr>
-          <w:rFonts w:ascii="Arial Narrow" w:eastAsia="Arial Narrow" w:hAnsi="Arial Narrow" w:cs="Arial Narrow"/>
-          <w:sz w:val="14"/>
-          <w:szCs w:val="14"/>
-        </w:rPr>
-        <w:t>El proveedor responde por la idoneidad y calidad de los productos y servicios ofrecidos; por la autenticidad de las marcas y leyendas que exhiben sus productos o del signo que respalda al prestador del servicio, por la falta de conformidad entre la publicidad comercial de los productos y servicios y estos, así como por el contenido y la vida útil del producto indicado en el envase, en lo que corresponda.</w:t>
-      </w:r>
-    </w:p>
-    <w:p>
-      <w:pPr>
-        <w:pStyle w:val="Textonotapie"/>
-        <w:jc w:val="both"/>
-        <w:rPr>
-          <w:rFonts w:ascii="Arial Narrow" w:hAnsi="Arial Narrow"/>
-          <w:sz w:val="14"/>
-          <w:szCs w:val="14"/>
+          <w:sz w:val="16"/>
+          <w:szCs w:val="16"/>
         </w:rPr>
       </w:pPr>
     </w:p>
   </w:footnote>
-  <w:footnote w:id="6">
+  <w:footnote w:id="5">
     <w:p>
       <w:pPr>
         <w:pStyle w:val="Textonotapie"/>
@@ -5572,72 +6225,166 @@
         <w:ind w:left="567" w:right="-1" w:hanging="567"/>
         <w:jc w:val="both"/>
         <w:rPr>
-          <w:rFonts w:ascii="Arial Narrow" w:eastAsia="Arial Narrow" w:hAnsi="Arial Narrow" w:cs="Arial"/>
-          <w:sz w:val="14"/>
-          <w:szCs w:val="14"/>
-        </w:rPr>
-      </w:pPr>
-      <w:r>
-        <w:rPr>
-          <w:rStyle w:val="Refdenotaalpie"/>
-          <w:rFonts w:ascii="Arial Narrow" w:hAnsi="Arial Narrow" w:cs="Arial"/>
-          <w:sz w:val="16"/>
-          <w:szCs w:val="14"/>
-          <w:vertAlign w:val="superscript"/>
-        </w:rPr>
-        <w:footnoteRef/>
-      </w:r>
-      <w:r>
-        <w:rPr>
-          <w:rFonts w:ascii="Arial Narrow" w:hAnsi="Arial Narrow" w:cs="Arial"/>
-          <w:sz w:val="14"/>
-          <w:szCs w:val="14"/>
-        </w:rPr>
-        <w:t xml:space="preserve"> </w:t>
-      </w:r>
-      <w:r>
-        <w:rPr>
-          <w:rFonts w:ascii="Arial Narrow" w:hAnsi="Arial Narrow" w:cs="Arial"/>
-          <w:sz w:val="14"/>
-          <w:szCs w:val="14"/>
-        </w:rPr>
-        <w:tab/>
-      </w:r>
-      <w:r>
-        <w:rPr>
-          <w:rFonts w:ascii="Arial Narrow" w:eastAsia="Arial Narrow" w:hAnsi="Arial Narrow" w:cs="Arial"/>
+          <w:rFonts w:ascii="Arial Narrow" w:eastAsia="Arial Narrow" w:hAnsi="Arial Narrow" w:cs="Arial Narrow"/>
           <w:b/>
           <w:bCs/>
-          <w:sz w:val="14"/>
-          <w:szCs w:val="14"/>
-        </w:rPr>
-        <w:t>LEY SOBRE FACULTADES, NORMAS Y ORGANIZACIÓN DEL INDECOPI, APROBADA POR DECRETO LEGISLATIVO 807 Artículo 24.-</w:t>
-      </w:r>
-      <w:r>
-        <w:rPr>
-          <w:rFonts w:ascii="Arial Narrow" w:eastAsia="Arial Narrow" w:hAnsi="Arial Narrow" w:cs="Arial"/>
-          <w:sz w:val="14"/>
-          <w:szCs w:val="14"/>
-        </w:rPr>
-        <w:t xml:space="preserve"> El </w:t>
-      </w:r>
-      <w:proofErr w:type="gramStart"/>
-      <w:r>
-        <w:rPr>
-          <w:rFonts w:ascii="Arial Narrow" w:eastAsia="Arial Narrow" w:hAnsi="Arial Narrow" w:cs="Arial"/>
-          <w:sz w:val="14"/>
-          <w:szCs w:val="14"/>
-        </w:rPr>
-        <w:t>Secretario Técnico</w:t>
-      </w:r>
-      <w:proofErr w:type="gramEnd"/>
-      <w:r>
-        <w:rPr>
-          <w:rFonts w:ascii="Arial Narrow" w:eastAsia="Arial Narrow" w:hAnsi="Arial Narrow" w:cs="Arial"/>
-          <w:sz w:val="14"/>
-          <w:szCs w:val="14"/>
-        </w:rPr>
-        <w:t xml:space="preserve"> se encargará de la tramitación del procedimiento. Para ello, cuenta con las siguientes facultades:</w:t>
+          <w:sz w:val="16"/>
+          <w:szCs w:val="16"/>
+        </w:rPr>
+      </w:pPr>
+      <w:r>
+        <w:rPr>
+          <w:rStyle w:val="Refdenotaalpie"/>
+          <w:rFonts w:ascii="Arial Narrow" w:eastAsia="Arial Narrow" w:hAnsi="Arial Narrow" w:cs="Arial Narrow"/>
+          <w:sz w:val="16"/>
+          <w:szCs w:val="16"/>
+          <w:vertAlign w:val="superscript"/>
+        </w:rPr>
+        <w:footnoteRef/>
+      </w:r>
+      <w:r>
+        <w:rPr>
+          <w:rFonts w:ascii="Arial Narrow" w:eastAsia="Arial Narrow" w:hAnsi="Arial Narrow" w:cs="Arial Narrow"/>
+          <w:sz w:val="16"/>
+          <w:szCs w:val="16"/>
+        </w:rPr>
+        <w:t xml:space="preserve"> </w:t>
+      </w:r>
+      <w:r>
+        <w:rPr>
+          <w:rFonts w:ascii="Arial Narrow" w:eastAsia="Arial Narrow" w:hAnsi="Arial Narrow" w:cs="Arial Narrow"/>
+          <w:sz w:val="16"/>
+          <w:szCs w:val="16"/>
+        </w:rPr>
+        <w:tab/>
+      </w:r>
+      <w:r>
+        <w:rPr>
+          <w:rFonts w:ascii="Arial Narrow" w:eastAsia="Arial Narrow" w:hAnsi="Arial Narrow" w:cs="Arial Narrow"/>
+          <w:b/>
+          <w:bCs/>
+          <w:sz w:val="16"/>
+          <w:szCs w:val="16"/>
+        </w:rPr>
+        <w:t xml:space="preserve">LEY 29571, CÓDIGO DE PROTECCIÓN Y DEFENSA DEL CONSUMIDOR, publicado el 2 de setiembre de 2010 y modificado por Decreto Legislativo 1308 </w:t>
+      </w:r>
+    </w:p>
+    <w:p>
+      <w:pPr>
+        <w:pStyle w:val="Textonotapie"/>
+        <w:ind w:left="567" w:right="-1"/>
+        <w:jc w:val="both"/>
+        <w:rPr>
+          <w:rFonts w:ascii="Arial Narrow" w:eastAsia="Arial Narrow" w:hAnsi="Arial Narrow" w:cs="Arial Narrow"/>
+          <w:b/>
+          <w:bCs/>
+          <w:sz w:val="16"/>
+          <w:szCs w:val="16"/>
+        </w:rPr>
+      </w:pPr>
+      <w:r>
+        <w:rPr>
+          <w:rFonts w:ascii="Arial Narrow" w:eastAsia="Arial Narrow" w:hAnsi="Arial Narrow" w:cs="Arial Narrow"/>
+          <w:b/>
+          <w:bCs/>
+          <w:sz w:val="16"/>
+          <w:szCs w:val="16"/>
+        </w:rPr>
+        <w:t xml:space="preserve">Artículo 18.- Idoneidad </w:t>
+      </w:r>
+    </w:p>
+    <w:p>
+      <w:pPr>
+        <w:pStyle w:val="Textonotapie"/>
+        <w:ind w:left="567" w:right="-1"/>
+        <w:jc w:val="both"/>
+        <w:rPr>
+          <w:rFonts w:ascii="Arial Narrow" w:eastAsia="Arial Narrow" w:hAnsi="Arial Narrow" w:cs="Arial Narrow"/>
+          <w:sz w:val="16"/>
+          <w:szCs w:val="16"/>
+        </w:rPr>
+      </w:pPr>
+      <w:r>
+        <w:rPr>
+          <w:rFonts w:ascii="Arial Narrow" w:eastAsia="Arial Narrow" w:hAnsi="Arial Narrow" w:cs="Arial Narrow"/>
+          <w:sz w:val="16"/>
+          <w:szCs w:val="16"/>
+        </w:rPr>
+        <w:t xml:space="preserve">Se entiende por idoneidad la correspondencia entre lo que un consumidor espera y lo que efectivamente recibe, en función a lo que se le hubiera ofrecido, la publicidad e información transmitida, las condiciones y circunstancias de la transacción, las características y naturaleza del producto o servicio, el precio, entre otros factores, atendiendo a las circunstancias del caso. </w:t>
+      </w:r>
+    </w:p>
+    <w:p>
+      <w:pPr>
+        <w:pStyle w:val="Textonotapie"/>
+        <w:ind w:left="567" w:right="-1"/>
+        <w:jc w:val="both"/>
+        <w:rPr>
+          <w:rFonts w:ascii="Arial Narrow" w:eastAsia="Arial Narrow" w:hAnsi="Arial Narrow" w:cs="Arial Narrow"/>
+          <w:sz w:val="16"/>
+          <w:szCs w:val="16"/>
+        </w:rPr>
+      </w:pPr>
+      <w:r>
+        <w:rPr>
+          <w:rFonts w:ascii="Arial Narrow" w:eastAsia="Arial Narrow" w:hAnsi="Arial Narrow" w:cs="Arial Narrow"/>
+          <w:sz w:val="16"/>
+          <w:szCs w:val="16"/>
+        </w:rPr>
+        <w:t xml:space="preserve">La idoneidad es evaluada en función a la propia naturaleza del producto o servicio y a su aptitud para satisfacer la finalidad para la cual ha sido puesto en el mercado. Las autorizaciones por parte de los organismos del Estado para la fabricación de un producto o la prestación de un servicio, en los casos que sea necesario, no eximen de responsabilidad al proveedor frente al consumidor. </w:t>
+      </w:r>
+    </w:p>
+    <w:p>
+      <w:pPr>
+        <w:pStyle w:val="Textonotapie"/>
+        <w:ind w:left="567" w:right="-1"/>
+        <w:jc w:val="both"/>
+        <w:rPr>
+          <w:rFonts w:ascii="Arial Narrow" w:eastAsia="Arial Narrow" w:hAnsi="Arial Narrow" w:cs="Arial Narrow"/>
+          <w:sz w:val="16"/>
+          <w:szCs w:val="16"/>
+        </w:rPr>
+      </w:pPr>
+    </w:p>
+    <w:p>
+      <w:pPr>
+        <w:pStyle w:val="Textonotapie"/>
+        <w:ind w:left="567" w:right="-1"/>
+        <w:jc w:val="both"/>
+        <w:rPr>
+          <w:rFonts w:ascii="Arial Narrow" w:eastAsia="Arial Narrow" w:hAnsi="Arial Narrow" w:cs="Arial Narrow"/>
+          <w:sz w:val="16"/>
+          <w:szCs w:val="16"/>
+        </w:rPr>
+      </w:pPr>
+      <w:r>
+        <w:rPr>
+          <w:rFonts w:ascii="Arial Narrow" w:eastAsia="Arial Narrow" w:hAnsi="Arial Narrow" w:cs="Arial Narrow"/>
+          <w:b/>
+          <w:bCs/>
+          <w:sz w:val="16"/>
+          <w:szCs w:val="16"/>
+        </w:rPr>
+        <w:t xml:space="preserve">Artículo 19.- Obligación de los proveedores </w:t>
+      </w:r>
+    </w:p>
+    <w:p>
+      <w:pPr>
+        <w:pStyle w:val="Textonotapie"/>
+        <w:ind w:left="567" w:right="-1"/>
+        <w:jc w:val="both"/>
+        <w:rPr>
+          <w:rFonts w:ascii="Arial Narrow" w:eastAsia="Arial Narrow" w:hAnsi="Arial Narrow" w:cs="Arial Narrow"/>
+          <w:sz w:val="16"/>
+          <w:szCs w:val="16"/>
+        </w:rPr>
+      </w:pPr>
+      <w:r>
+        <w:rPr>
+          <w:rFonts w:ascii="Arial Narrow" w:eastAsia="Arial Narrow" w:hAnsi="Arial Narrow" w:cs="Arial Narrow"/>
+          <w:sz w:val="16"/>
+          <w:szCs w:val="16"/>
+        </w:rPr>
+        <w:t>El proveedor responde por la idoneidad y calidad de los productos y servicios ofrecidos; por la autenticidad de las marcas y leyendas que exhiben sus productos o del signo que respalda al prestador del servicio, por la falta de conformidad entre la publicidad comercial de los productos y servicios y estos, así como por el contenido y la vida útil del producto indicado en el envase, en lo que corresponda.</w:t>
       </w:r>
     </w:p>
     <w:p>
@@ -5649,21 +6396,16 @@
         <w:ind w:left="567" w:right="-1" w:hanging="567"/>
         <w:jc w:val="both"/>
         <w:rPr>
-          <w:rFonts w:ascii="Arial Narrow" w:eastAsia="Arial Narrow" w:hAnsi="Arial Narrow" w:cs="Arial"/>
-          <w:sz w:val="14"/>
-          <w:szCs w:val="14"/>
-        </w:rPr>
-      </w:pPr>
-      <w:r>
-        <w:rPr>
-          <w:rFonts w:ascii="Arial Narrow" w:eastAsia="Arial Narrow" w:hAnsi="Arial Narrow" w:cs="Arial"/>
-          <w:sz w:val="14"/>
-          <w:szCs w:val="14"/>
-        </w:rPr>
-        <w:tab/>
-        <w:t xml:space="preserve">(...) </w:t>
-      </w:r>
-    </w:p>
+          <w:rFonts w:ascii="Arial Narrow" w:eastAsia="Arial Narrow" w:hAnsi="Arial Narrow" w:cs="Arial Narrow"/>
+          <w:b/>
+          <w:bCs/>
+          <w:sz w:val="16"/>
+          <w:szCs w:val="16"/>
+        </w:rPr>
+      </w:pPr>
+    </w:p>
+  </w:footnote>
+  <w:footnote w:id="6">
     <w:p>
       <w:pPr>
         <w:pStyle w:val="Textonotapie"/>
@@ -5673,19 +6415,72 @@
         <w:ind w:left="567" w:right="-1" w:hanging="567"/>
         <w:jc w:val="both"/>
         <w:rPr>
-          <w:rFonts w:ascii="Arial Narrow" w:eastAsia="Arial Narrow" w:hAnsi="Arial Narrow" w:cs="Arial"/>
-          <w:sz w:val="14"/>
-          <w:szCs w:val="14"/>
-        </w:rPr>
-      </w:pPr>
-      <w:r>
-        <w:rPr>
-          <w:rFonts w:ascii="Arial Narrow" w:eastAsia="Arial Narrow" w:hAnsi="Arial Narrow" w:cs="Arial"/>
-          <w:sz w:val="14"/>
-          <w:szCs w:val="14"/>
+          <w:rFonts w:ascii="Arial Narrow" w:eastAsia="Arial Narrow" w:hAnsi="Arial Narrow" w:cs="Arial Narrow"/>
+          <w:sz w:val="16"/>
+          <w:szCs w:val="16"/>
+        </w:rPr>
+      </w:pPr>
+      <w:r>
+        <w:rPr>
+          <w:rStyle w:val="Refdenotaalpie"/>
+          <w:rFonts w:ascii="Arial Narrow" w:eastAsia="Arial Narrow" w:hAnsi="Arial Narrow" w:cs="Arial Narrow"/>
+          <w:sz w:val="16"/>
+          <w:szCs w:val="16"/>
+          <w:vertAlign w:val="superscript"/>
+        </w:rPr>
+        <w:footnoteRef/>
+      </w:r>
+      <w:r>
+        <w:rPr>
+          <w:rFonts w:ascii="Arial Narrow" w:eastAsia="Arial Narrow" w:hAnsi="Arial Narrow" w:cs="Arial Narrow"/>
+          <w:sz w:val="16"/>
+          <w:szCs w:val="16"/>
+        </w:rPr>
+        <w:t xml:space="preserve"> </w:t>
+      </w:r>
+      <w:r>
+        <w:rPr>
+          <w:rFonts w:ascii="Arial Narrow" w:eastAsia="Arial Narrow" w:hAnsi="Arial Narrow" w:cs="Arial Narrow"/>
+          <w:sz w:val="16"/>
+          <w:szCs w:val="16"/>
         </w:rPr>
         <w:tab/>
-        <w:t xml:space="preserve">c) Admitir denuncias a trámite, en aquellos casos en que la Comisión le haya delegado esta facultad. </w:t>
+      </w:r>
+      <w:r>
+        <w:rPr>
+          <w:rFonts w:ascii="Arial Narrow" w:eastAsia="Arial Narrow" w:hAnsi="Arial Narrow" w:cs="Arial Narrow"/>
+          <w:b/>
+          <w:bCs/>
+          <w:sz w:val="16"/>
+          <w:szCs w:val="16"/>
+        </w:rPr>
+        <w:t>LEY SOBRE FACULTADES, NORMAS Y ORGANIZACIÓN DEL INDECOPI, APROBADA POR DECRETO LEGISLATIVO 807 Artículo 24.-</w:t>
+      </w:r>
+      <w:r>
+        <w:rPr>
+          <w:rFonts w:ascii="Arial Narrow" w:eastAsia="Arial Narrow" w:hAnsi="Arial Narrow" w:cs="Arial Narrow"/>
+          <w:sz w:val="16"/>
+          <w:szCs w:val="16"/>
+        </w:rPr>
+        <w:t xml:space="preserve"> El </w:t>
+      </w:r>
+      <w:proofErr w:type="gramStart"/>
+      <w:r>
+        <w:rPr>
+          <w:rFonts w:ascii="Arial Narrow" w:eastAsia="Arial Narrow" w:hAnsi="Arial Narrow" w:cs="Arial Narrow"/>
+          <w:sz w:val="16"/>
+          <w:szCs w:val="16"/>
+        </w:rPr>
+        <w:t>Secretario Técnico</w:t>
+      </w:r>
+      <w:proofErr w:type="gramEnd"/>
+      <w:r>
+        <w:rPr>
+          <w:rFonts w:ascii="Arial Narrow" w:eastAsia="Arial Narrow" w:hAnsi="Arial Narrow" w:cs="Arial Narrow"/>
+          <w:sz w:val="16"/>
+          <w:szCs w:val="16"/>
+        </w:rPr>
+        <w:t xml:space="preserve"> se encargará de la tramitación del procedimiento. Para ello, cuenta con las siguientes facultades:</w:t>
       </w:r>
     </w:p>
     <w:p>
@@ -5697,19 +6492,19 @@
         <w:ind w:left="567" w:right="-1" w:hanging="567"/>
         <w:jc w:val="both"/>
         <w:rPr>
-          <w:rFonts w:ascii="Arial Narrow" w:eastAsia="Arial Narrow" w:hAnsi="Arial Narrow" w:cs="Arial"/>
-          <w:sz w:val="14"/>
-          <w:szCs w:val="14"/>
-        </w:rPr>
-      </w:pPr>
-      <w:r>
-        <w:rPr>
-          <w:rFonts w:ascii="Arial Narrow" w:eastAsia="Arial Narrow" w:hAnsi="Arial Narrow" w:cs="Arial"/>
-          <w:sz w:val="14"/>
-          <w:szCs w:val="14"/>
+          <w:rFonts w:ascii="Arial Narrow" w:eastAsia="Arial Narrow" w:hAnsi="Arial Narrow" w:cs="Arial Narrow"/>
+          <w:sz w:val="16"/>
+          <w:szCs w:val="16"/>
+        </w:rPr>
+      </w:pPr>
+      <w:r>
+        <w:rPr>
+          <w:rFonts w:ascii="Arial Narrow" w:eastAsia="Arial Narrow" w:hAnsi="Arial Narrow" w:cs="Arial Narrow"/>
+          <w:sz w:val="16"/>
+          <w:szCs w:val="16"/>
         </w:rPr>
         <w:tab/>
-        <w:t>(...).</w:t>
+        <w:t xml:space="preserve">(...) </w:t>
       </w:r>
     </w:p>
     <w:p>
@@ -5721,18 +6516,19 @@
         <w:ind w:left="567" w:right="-1" w:hanging="567"/>
         <w:jc w:val="both"/>
         <w:rPr>
-          <w:rFonts w:ascii="Arial Narrow" w:eastAsia="Arial Narrow" w:hAnsi="Arial Narrow" w:cs="Arial"/>
-          <w:sz w:val="14"/>
-          <w:szCs w:val="14"/>
-        </w:rPr>
-      </w:pPr>
-      <w:r>
-        <w:rPr>
-          <w:rFonts w:ascii="Arial Narrow" w:eastAsia="Arial Narrow" w:hAnsi="Arial Narrow" w:cs="Arial"/>
-          <w:sz w:val="14"/>
-          <w:szCs w:val="14"/>
-        </w:rPr>
-        <w:t xml:space="preserve">. </w:t>
+          <w:rFonts w:ascii="Arial Narrow" w:eastAsia="Arial Narrow" w:hAnsi="Arial Narrow" w:cs="Arial Narrow"/>
+          <w:sz w:val="16"/>
+          <w:szCs w:val="16"/>
+        </w:rPr>
+      </w:pPr>
+      <w:r>
+        <w:rPr>
+          <w:rFonts w:ascii="Arial Narrow" w:eastAsia="Arial Narrow" w:hAnsi="Arial Narrow" w:cs="Arial Narrow"/>
+          <w:sz w:val="16"/>
+          <w:szCs w:val="16"/>
+        </w:rPr>
+        <w:tab/>
+        <w:t xml:space="preserve">c) Admitir denuncias a trámite, en aquellos casos en que la Comisión le haya delegado esta facultad. </w:t>
       </w:r>
     </w:p>
     <w:p>
@@ -5744,9 +6540,56 @@
         <w:ind w:left="567" w:right="-1" w:hanging="567"/>
         <w:jc w:val="both"/>
         <w:rPr>
-          <w:rFonts w:ascii="Arial Narrow" w:eastAsia="Arial Narrow" w:hAnsi="Arial Narrow" w:cs="Arial"/>
-          <w:sz w:val="14"/>
-          <w:szCs w:val="14"/>
+          <w:rFonts w:ascii="Arial Narrow" w:eastAsia="Arial Narrow" w:hAnsi="Arial Narrow" w:cs="Arial Narrow"/>
+          <w:sz w:val="16"/>
+          <w:szCs w:val="16"/>
+        </w:rPr>
+      </w:pPr>
+      <w:r>
+        <w:rPr>
+          <w:rFonts w:ascii="Arial Narrow" w:eastAsia="Arial Narrow" w:hAnsi="Arial Narrow" w:cs="Arial Narrow"/>
+          <w:sz w:val="16"/>
+          <w:szCs w:val="16"/>
+        </w:rPr>
+        <w:tab/>
+        <w:t>(...).</w:t>
+      </w:r>
+    </w:p>
+    <w:p>
+      <w:pPr>
+        <w:pStyle w:val="Textonotapie"/>
+        <w:tabs>
+          <w:tab w:val="left" w:pos="567"/>
+        </w:tabs>
+        <w:ind w:left="567" w:right="-1" w:hanging="567"/>
+        <w:jc w:val="both"/>
+        <w:rPr>
+          <w:rFonts w:ascii="Arial Narrow" w:eastAsia="Arial Narrow" w:hAnsi="Arial Narrow" w:cs="Arial Narrow"/>
+          <w:sz w:val="16"/>
+          <w:szCs w:val="16"/>
+        </w:rPr>
+      </w:pPr>
+      <w:r>
+        <w:rPr>
+          <w:rFonts w:ascii="Arial Narrow" w:eastAsia="Arial Narrow" w:hAnsi="Arial Narrow" w:cs="Arial Narrow"/>
+          <w:sz w:val="16"/>
+          <w:szCs w:val="16"/>
+        </w:rPr>
+        <w:t xml:space="preserve">. </w:t>
+      </w:r>
+    </w:p>
+    <w:p>
+      <w:pPr>
+        <w:pStyle w:val="Textonotapie"/>
+        <w:tabs>
+          <w:tab w:val="left" w:pos="567"/>
+        </w:tabs>
+        <w:ind w:left="567" w:right="-1" w:hanging="567"/>
+        <w:jc w:val="both"/>
+        <w:rPr>
+          <w:rFonts w:ascii="Arial Narrow" w:eastAsia="Arial Narrow" w:hAnsi="Arial Narrow" w:cs="Arial Narrow"/>
+          <w:sz w:val="16"/>
+          <w:szCs w:val="16"/>
         </w:rPr>
       </w:pPr>
     </w:p>
@@ -5758,34 +6601,34 @@
         <w:ind w:left="567" w:hanging="567"/>
         <w:jc w:val="both"/>
         <w:rPr>
-          <w:rFonts w:ascii="Arial Narrow" w:hAnsi="Arial Narrow" w:cs="Arial"/>
-          <w:sz w:val="14"/>
-          <w:szCs w:val="14"/>
+          <w:rFonts w:ascii="Arial Narrow" w:eastAsia="Arial Narrow" w:hAnsi="Arial Narrow" w:cs="Arial Narrow"/>
+          <w:sz w:val="16"/>
+          <w:szCs w:val="16"/>
         </w:rPr>
       </w:pPr>
       <w:r>
         <w:rPr>
           <w:rStyle w:val="Refdenotaalpie"/>
-          <w:rFonts w:ascii="Arial Narrow" w:hAnsi="Arial Narrow" w:cs="Arial"/>
-          <w:sz w:val="16"/>
-          <w:szCs w:val="14"/>
+          <w:rFonts w:ascii="Arial Narrow" w:eastAsia="Arial Narrow" w:hAnsi="Arial Narrow" w:cs="Arial Narrow"/>
+          <w:sz w:val="16"/>
+          <w:szCs w:val="16"/>
           <w:vertAlign w:val="superscript"/>
         </w:rPr>
         <w:footnoteRef/>
       </w:r>
       <w:r>
         <w:rPr>
-          <w:rFonts w:ascii="Arial Narrow" w:hAnsi="Arial Narrow" w:cs="Arial"/>
-          <w:sz w:val="14"/>
-          <w:szCs w:val="14"/>
+          <w:rFonts w:ascii="Arial Narrow" w:eastAsia="Arial Narrow" w:hAnsi="Arial Narrow" w:cs="Arial Narrow"/>
+          <w:sz w:val="16"/>
+          <w:szCs w:val="16"/>
         </w:rPr>
         <w:t xml:space="preserve"> </w:t>
       </w:r>
       <w:r>
         <w:rPr>
-          <w:rFonts w:ascii="Arial Narrow" w:hAnsi="Arial Narrow" w:cs="Arial"/>
-          <w:sz w:val="14"/>
-          <w:szCs w:val="14"/>
+          <w:rFonts w:ascii="Arial Narrow" w:eastAsia="Arial Narrow" w:hAnsi="Arial Narrow" w:cs="Arial Narrow"/>
+          <w:sz w:val="16"/>
+          <w:szCs w:val="16"/>
         </w:rPr>
         <w:tab/>
         <w:t xml:space="preserve">El número de trabajadores se atenderá siempre que la empresa haya sido constituida antes de la vigencia de la Ley </w:t>
@@ -5793,36 +6636,36 @@
       <w:proofErr w:type="spellStart"/>
       <w:r>
         <w:rPr>
-          <w:rFonts w:ascii="Arial Narrow" w:hAnsi="Arial Narrow" w:cs="Arial"/>
-          <w:sz w:val="14"/>
-          <w:szCs w:val="14"/>
+          <w:rFonts w:ascii="Arial Narrow" w:eastAsia="Arial Narrow" w:hAnsi="Arial Narrow" w:cs="Arial Narrow"/>
+          <w:sz w:val="16"/>
+          <w:szCs w:val="16"/>
         </w:rPr>
         <w:t/>
       </w:r>
       <w:proofErr w:type="spellEnd"/>
       <w:r>
         <w:rPr>
-          <w:rFonts w:ascii="Arial Narrow" w:hAnsi="Arial Narrow" w:cs="Arial"/>
-          <w:sz w:val="14"/>
-          <w:szCs w:val="14"/>
+          <w:rFonts w:ascii="Arial Narrow" w:eastAsia="Arial Narrow" w:hAnsi="Arial Narrow" w:cs="Arial Narrow"/>
+          <w:sz w:val="16"/>
+          <w:szCs w:val="16"/>
         </w:rPr>
         <w:t xml:space="preserve"> 30056, publicada el 2 de julio de 2013, que modificó el artículo 5 del Texto Único Ordenado de la Ley de Promoción de la Competitividad, Formalización y Desarrollo de la Micro y Pequeña Empresa y de Acceso al Empleo Decente (LEY MYPE). Ello, en la medida que la Tercera Disposición Complementaria Transitoria de la norma modificatoria precisa que las empresas constituidas antes de la </w:t>
       </w:r>
       <w:proofErr w:type="gramStart"/>
       <w:r>
         <w:rPr>
-          <w:rFonts w:ascii="Arial Narrow" w:hAnsi="Arial Narrow" w:cs="Arial"/>
-          <w:sz w:val="14"/>
-          <w:szCs w:val="14"/>
+          <w:rFonts w:ascii="Arial Narrow" w:eastAsia="Arial Narrow" w:hAnsi="Arial Narrow" w:cs="Arial Narrow"/>
+          <w:sz w:val="16"/>
+          <w:szCs w:val="16"/>
         </w:rPr>
         <w:t>entrada en vigencia</w:t>
       </w:r>
       <w:proofErr w:type="gramEnd"/>
       <w:r>
         <w:rPr>
-          <w:rFonts w:ascii="Arial Narrow" w:hAnsi="Arial Narrow" w:cs="Arial"/>
-          <w:sz w:val="14"/>
-          <w:szCs w:val="14"/>
+          <w:rFonts w:ascii="Arial Narrow" w:eastAsia="Arial Narrow" w:hAnsi="Arial Narrow" w:cs="Arial Narrow"/>
+          <w:sz w:val="16"/>
+          <w:szCs w:val="16"/>
         </w:rPr>
         <w:t xml:space="preserve"> de dicha Ley se rigen por los requisitos de acogimiento al régimen de las micro y pequeñas empresas regulados en el Decreto Legislativo 1086.</w:t>
       </w:r>
@@ -5833,9 +6676,9 @@
         <w:ind w:left="567" w:hanging="567"/>
         <w:jc w:val="both"/>
         <w:rPr>
-          <w:rFonts w:ascii="Arial Narrow" w:hAnsi="Arial Narrow" w:cs="Arial"/>
-          <w:sz w:val="14"/>
-          <w:szCs w:val="14"/>
+          <w:rFonts w:ascii="Arial Narrow" w:eastAsia="Arial Narrow" w:hAnsi="Arial Narrow" w:cs="Arial Narrow"/>
+          <w:sz w:val="16"/>
+          <w:szCs w:val="16"/>
         </w:rPr>
       </w:pPr>
     </w:p>
@@ -5847,62 +6690,62 @@
         <w:ind w:left="567" w:hanging="567"/>
         <w:jc w:val="both"/>
         <w:rPr>
-          <w:rFonts w:ascii="Arial Narrow" w:hAnsi="Arial Narrow" w:cs="Arial"/>
-          <w:sz w:val="14"/>
-          <w:szCs w:val="14"/>
+          <w:rFonts w:ascii="Arial Narrow" w:eastAsia="Arial Narrow" w:hAnsi="Arial Narrow" w:cs="Arial Narrow"/>
+          <w:sz w:val="16"/>
+          <w:szCs w:val="16"/>
         </w:rPr>
       </w:pPr>
       <w:r>
         <w:rPr>
           <w:rStyle w:val="Refdenotaalpie"/>
-          <w:rFonts w:ascii="Arial Narrow" w:hAnsi="Arial Narrow" w:cs="Arial"/>
-          <w:sz w:val="16"/>
-          <w:szCs w:val="14"/>
+          <w:rFonts w:ascii="Arial Narrow" w:eastAsia="Arial Narrow" w:hAnsi="Arial Narrow" w:cs="Arial Narrow"/>
+          <w:sz w:val="16"/>
+          <w:szCs w:val="16"/>
           <w:vertAlign w:val="superscript"/>
         </w:rPr>
         <w:footnoteRef/>
       </w:r>
       <w:r>
         <w:rPr>
-          <w:rFonts w:ascii="Arial Narrow" w:hAnsi="Arial Narrow" w:cs="Arial"/>
-          <w:sz w:val="14"/>
-          <w:szCs w:val="14"/>
+          <w:rFonts w:ascii="Arial Narrow" w:eastAsia="Arial Narrow" w:hAnsi="Arial Narrow" w:cs="Arial Narrow"/>
+          <w:sz w:val="16"/>
+          <w:szCs w:val="16"/>
         </w:rPr>
         <w:t xml:space="preserve"> </w:t>
       </w:r>
       <w:r>
         <w:rPr>
-          <w:rFonts w:ascii="Arial Narrow" w:hAnsi="Arial Narrow" w:cs="Arial"/>
-          <w:sz w:val="14"/>
-          <w:szCs w:val="14"/>
+          <w:rFonts w:ascii="Arial Narrow" w:eastAsia="Arial Narrow" w:hAnsi="Arial Narrow" w:cs="Arial Narrow"/>
+          <w:sz w:val="16"/>
+          <w:szCs w:val="16"/>
         </w:rPr>
         <w:tab/>
       </w:r>
       <w:r>
         <w:rPr>
-          <w:rFonts w:ascii="Arial Narrow" w:eastAsia="Arial Narrow" w:hAnsi="Arial Narrow" w:cs="Arial"/>
+          <w:rFonts w:ascii="Arial Narrow" w:eastAsia="Arial Narrow" w:hAnsi="Arial Narrow" w:cs="Arial Narrow"/>
           <w:b/>
-          <w:sz w:val="14"/>
-          <w:szCs w:val="14"/>
+          <w:sz w:val="16"/>
+          <w:szCs w:val="16"/>
         </w:rPr>
         <w:t>LEY 29571, CÓDIGO DE PROTECCIÓN Y DEFENSA DEL CONSUMIDOR</w:t>
       </w:r>
       <w:r>
         <w:rPr>
-          <w:rFonts w:ascii="Arial Narrow" w:hAnsi="Arial Narrow" w:cs="Arial"/>
+          <w:rFonts w:ascii="Arial Narrow" w:eastAsia="Arial Narrow" w:hAnsi="Arial Narrow" w:cs="Arial Narrow"/>
           <w:b/>
           <w:bCs/>
-          <w:sz w:val="14"/>
-          <w:szCs w:val="14"/>
+          <w:sz w:val="16"/>
+          <w:szCs w:val="16"/>
         </w:rPr>
         <w:t xml:space="preserve">, </w:t>
       </w:r>
       <w:r>
         <w:rPr>
-          <w:rFonts w:ascii="Arial Narrow" w:hAnsi="Arial Narrow" w:cs="Arial"/>
+          <w:rFonts w:ascii="Arial Narrow" w:eastAsia="Arial Narrow" w:hAnsi="Arial Narrow" w:cs="Arial Narrow"/>
           <w:b/>
-          <w:sz w:val="14"/>
-          <w:szCs w:val="14"/>
+          <w:sz w:val="16"/>
+          <w:szCs w:val="16"/>
         </w:rPr>
         <w:t>publicado el 2 de setiembre de 2010 y modificado por Decreto Legislativo 1308</w:t>
       </w:r>
@@ -5913,28 +6756,28 @@
         <w:ind w:left="567" w:hanging="567"/>
         <w:jc w:val="both"/>
         <w:rPr>
-          <w:rFonts w:ascii="Arial Narrow" w:hAnsi="Arial Narrow" w:cs="Arial"/>
+          <w:rFonts w:ascii="Arial Narrow" w:eastAsia="Arial Narrow" w:hAnsi="Arial Narrow" w:cs="Arial Narrow"/>
           <w:b/>
           <w:bCs/>
-          <w:sz w:val="14"/>
-          <w:szCs w:val="14"/>
-        </w:rPr>
-      </w:pPr>
-      <w:r>
-        <w:rPr>
-          <w:rFonts w:ascii="Arial Narrow" w:hAnsi="Arial Narrow" w:cs="Arial"/>
-          <w:sz w:val="14"/>
-          <w:szCs w:val="14"/>
+          <w:sz w:val="16"/>
+          <w:szCs w:val="16"/>
+        </w:rPr>
+      </w:pPr>
+      <w:r>
+        <w:rPr>
+          <w:rFonts w:ascii="Arial Narrow" w:eastAsia="Arial Narrow" w:hAnsi="Arial Narrow" w:cs="Arial Narrow"/>
+          <w:sz w:val="16"/>
+          <w:szCs w:val="16"/>
         </w:rPr>
         <w:tab/>
       </w:r>
       <w:r>
         <w:rPr>
-          <w:rFonts w:ascii="Arial Narrow" w:hAnsi="Arial Narrow" w:cs="Arial"/>
+          <w:rFonts w:ascii="Arial Narrow" w:eastAsia="Arial Narrow" w:hAnsi="Arial Narrow" w:cs="Arial Narrow"/>
           <w:b/>
           <w:bCs/>
-          <w:sz w:val="14"/>
-          <w:szCs w:val="14"/>
+          <w:sz w:val="16"/>
+          <w:szCs w:val="16"/>
         </w:rPr>
         <w:t>Artículo 110.- Sanciones Administrativas</w:t>
       </w:r>
@@ -5948,17 +6791,17 @@
         <w:ind w:left="567"/>
         <w:jc w:val="both"/>
         <w:rPr>
-          <w:rFonts w:ascii="Arial Narrow" w:hAnsi="Arial Narrow" w:cs="Arial"/>
-          <w:sz w:val="14"/>
-          <w:szCs w:val="14"/>
-          <w:lang w:eastAsia="es-PE"/>
-        </w:rPr>
-      </w:pPr>
-      <w:r>
-        <w:rPr>
-          <w:rFonts w:ascii="Arial Narrow" w:hAnsi="Arial Narrow" w:cs="Arial"/>
-          <w:sz w:val="14"/>
-          <w:szCs w:val="14"/>
+          <w:rFonts w:ascii="Arial Narrow" w:eastAsia="Arial Narrow" w:hAnsi="Arial Narrow" w:cs="Arial Narrow"/>
+          <w:sz w:val="16"/>
+          <w:szCs w:val="16"/>
+          <w:lang w:eastAsia="es-PE"/>
+        </w:rPr>
+      </w:pPr>
+      <w:r>
+        <w:rPr>
+          <w:rFonts w:ascii="Arial Narrow" w:eastAsia="Arial Narrow" w:hAnsi="Arial Narrow" w:cs="Arial Narrow"/>
+          <w:sz w:val="16"/>
+          <w:szCs w:val="16"/>
           <w:lang w:eastAsia="es-PE"/>
         </w:rPr>
         <w:t>(…)</w:t>
@@ -5973,17 +6816,17 @@
         <w:ind w:left="567"/>
         <w:jc w:val="both"/>
         <w:rPr>
-          <w:rFonts w:ascii="Arial Narrow" w:hAnsi="Arial Narrow" w:cs="Arial"/>
-          <w:sz w:val="14"/>
-          <w:szCs w:val="14"/>
-          <w:lang w:eastAsia="es-PE"/>
-        </w:rPr>
-      </w:pPr>
-      <w:r>
-        <w:rPr>
-          <w:rFonts w:ascii="Arial Narrow" w:hAnsi="Arial Narrow" w:cs="Arial"/>
-          <w:sz w:val="14"/>
-          <w:szCs w:val="14"/>
+          <w:rFonts w:ascii="Arial Narrow" w:eastAsia="Arial Narrow" w:hAnsi="Arial Narrow" w:cs="Arial Narrow"/>
+          <w:sz w:val="16"/>
+          <w:szCs w:val="16"/>
+          <w:lang w:eastAsia="es-PE"/>
+        </w:rPr>
+      </w:pPr>
+      <w:r>
+        <w:rPr>
+          <w:rFonts w:ascii="Arial Narrow" w:eastAsia="Arial Narrow" w:hAnsi="Arial Narrow" w:cs="Arial Narrow"/>
+          <w:sz w:val="16"/>
+          <w:szCs w:val="16"/>
           <w:lang w:eastAsia="es-PE"/>
         </w:rPr>
         <w:t>En el caso de las microempresas, la multa no puede superar el diez por ciento (10%) de las ventas o ingresos brutos percibidos por el infractor, relativos a todas sus actividades económicas, correspondientes al ejercicio inmediato anterior al de la expedición de la resolución de primera instancia, siempre que se haya acreditado dichos ingresos, no se encuentre en una situación de reincidencia y el caso no verse sobre la vida, salud o integridad de los consumidores. Para el caso de las pequeñas empresas, la multa no puede superar el veinte por ciento (20%) de las ventas o ingresos brutos percibidos por el infractor, conforme a los requisitos señalados anteriormente.</w:t>
@@ -5998,17 +6841,17 @@
         <w:ind w:left="567"/>
         <w:jc w:val="both"/>
         <w:rPr>
-          <w:rFonts w:ascii="Arial Narrow" w:hAnsi="Arial Narrow" w:cs="Arial"/>
-          <w:sz w:val="14"/>
-          <w:szCs w:val="14"/>
-          <w:lang w:eastAsia="es-PE"/>
-        </w:rPr>
-      </w:pPr>
-      <w:r>
-        <w:rPr>
-          <w:rFonts w:ascii="Arial Narrow" w:hAnsi="Arial Narrow" w:cs="Arial"/>
-          <w:sz w:val="14"/>
-          <w:szCs w:val="14"/>
+          <w:rFonts w:ascii="Arial Narrow" w:eastAsia="Arial Narrow" w:hAnsi="Arial Narrow" w:cs="Arial Narrow"/>
+          <w:sz w:val="16"/>
+          <w:szCs w:val="16"/>
+          <w:lang w:eastAsia="es-PE"/>
+        </w:rPr>
+      </w:pPr>
+      <w:r>
+        <w:rPr>
+          <w:rFonts w:ascii="Arial Narrow" w:eastAsia="Arial Narrow" w:hAnsi="Arial Narrow" w:cs="Arial Narrow"/>
+          <w:sz w:val="16"/>
+          <w:szCs w:val="16"/>
           <w:lang w:eastAsia="es-PE"/>
         </w:rPr>
         <w:t>(…).</w:t>
@@ -6017,55 +6860,93 @@
     <w:p>
       <w:pPr>
         <w:pStyle w:val="Textonotapie"/>
-        <w:tabs>
-          <w:tab w:val="left" w:pos="284"/>
-        </w:tabs>
         <w:ind w:left="567" w:hanging="567"/>
         <w:jc w:val="both"/>
         <w:rPr>
-          <w:rFonts w:ascii="Arial Narrow" w:hAnsi="Arial Narrow" w:cs="Arial"/>
+          <w:rFonts w:ascii="Arial Narrow" w:eastAsia="Arial Narrow" w:hAnsi="Arial Narrow" w:cs="Arial Narrow"/>
+          <w:sz w:val="16"/>
+          <w:szCs w:val="16"/>
+        </w:rPr>
+      </w:pPr>
+    </w:p>
+  </w:footnote>
+  <w:footnote w:id="13">
+    <w:p>
+      <w:pPr>
+        <w:pStyle w:val="Textonotapie"/>
+        <w:ind w:left="567" w:hanging="567"/>
+        <w:jc w:val="both"/>
+        <w:rPr>
+          <w:rFonts w:ascii="Arial Narrow" w:eastAsia="Arial Narrow" w:hAnsi="Arial Narrow" w:cs="Arial Narrow"/>
+          <w:sz w:val="16"/>
+          <w:szCs w:val="16"/>
+        </w:rPr>
+      </w:pPr>
+      <w:r>
+        <w:rPr>
+          <w:rStyle w:val="Refdenotaalpie"/>
+          <w:rFonts w:ascii="Arial Narrow" w:eastAsia="Arial Narrow" w:hAnsi="Arial Narrow" w:cs="Arial Narrow"/>
+          <w:sz w:val="16"/>
+          <w:szCs w:val="16"/>
+          <w:vertAlign w:val="superscript"/>
+        </w:rPr>
+        <w:footnoteRef/>
+      </w:r>
+      <w:r>
+        <w:rPr>
+          <w:rFonts w:ascii="Arial Narrow" w:eastAsia="Arial Narrow" w:hAnsi="Arial Narrow" w:cs="Arial Narrow"/>
+          <w:sz w:val="16"/>
+          <w:szCs w:val="16"/>
+        </w:rPr>
+        <w:tab/>
+      </w:r>
+      <w:r>
+        <w:rPr>
+          <w:rFonts w:ascii="Arial Narrow" w:eastAsia="Arial Narrow" w:hAnsi="Arial Narrow" w:cs="Arial Narrow"/>
           <w:b/>
           <w:bCs/>
-          <w:sz w:val="14"/>
-          <w:szCs w:val="14"/>
-        </w:rPr>
-      </w:pPr>
-    </w:p>
-  </w:footnote>
-  <w:footnote w:id="13">
+          <w:sz w:val="16"/>
+          <w:szCs w:val="16"/>
+        </w:rPr>
+        <w:t xml:space="preserve">DECRETO LEGISLATIVO 807, LEY SOBRE FACULTADES, NORMAS Y ORGANIZACIÓN DEL INDECOPI, publicado el 18 de abril de 1996</w:t>
+      </w:r>
+    </w:p>
     <w:p>
       <w:pPr>
         <w:pStyle w:val="Textonotapie"/>
         <w:ind w:left="567" w:hanging="567"/>
         <w:jc w:val="both"/>
-      </w:pPr>
-      <w:r>
-        <w:rPr>
-          <w:rStyle w:val="Refdenotaalpie"/>
-          <w:rFonts w:ascii="Arial Narrow" w:hAnsi="Arial Narrow" w:cs="Arial"/>
-          <w:sz w:val="16"/>
-          <w:szCs w:val="14"/>
-          <w:vertAlign w:val="superscript"/>
-        </w:rPr>
-        <w:footnoteRef/>
-      </w:r>
-      <w:r>
-        <w:rPr>
-          <w:rFonts w:ascii="Arial Narrow" w:hAnsi="Arial Narrow" w:cs="Arial"/>
-          <w:sz w:val="14"/>
-          <w:szCs w:val="14"/>
+        <w:rPr>
+          <w:rFonts w:ascii="Arial Narrow" w:eastAsia="Arial Narrow" w:hAnsi="Arial Narrow" w:cs="Arial Narrow"/>
+          <w:sz w:val="16"/>
+          <w:szCs w:val="16"/>
+        </w:rPr>
+      </w:pPr>
+      <w:r>
+        <w:rPr>
+          <w:rFonts w:ascii="Arial Narrow" w:eastAsia="Arial Narrow" w:hAnsi="Arial Narrow" w:cs="Arial Narrow"/>
+          <w:sz w:val="16"/>
+          <w:szCs w:val="16"/>
         </w:rPr>
         <w:tab/>
       </w:r>
       <w:r>
         <w:rPr>
-          <w:rFonts w:ascii="Arial Narrow" w:hAnsi="Arial Narrow" w:cs="Arial"/>
+          <w:rFonts w:ascii="Arial Narrow" w:eastAsia="Arial Narrow" w:hAnsi="Arial Narrow" w:cs="Arial Narrow"/>
           <w:b/>
           <w:bCs/>
-          <w:sz w:val="14"/>
-          <w:szCs w:val="14"/>
-        </w:rPr>
-        <w:t xml:space="preserve">DECRETO LEGISLATIVO 807, LEY SOBRE FACULTADES, NORMAS Y ORGANIZACIÓN DEL INDECOPI, publicado el 18 de abril de 1996</w:t>
+          <w:sz w:val="16"/>
+          <w:szCs w:val="16"/>
+        </w:rPr>
+        <w:t xml:space="preserve">Artículo 26.-</w:t>
+      </w:r>
+      <w:r>
+        <w:rPr>
+          <w:rFonts w:ascii="Arial Narrow" w:eastAsia="Arial Narrow" w:hAnsi="Arial Narrow" w:cs="Arial Narrow"/>
+          <w:sz w:val="16"/>
+          <w:szCs w:val="16"/>
+        </w:rPr>
+        <w:t xml:space="preserve"> Una vez admitida a trámite la denuncia, se correrá traslado de la misma al denunciado, a fin de que éste presente su descargo. El plazo para la presentación del descargo será de cinco (5) días contados desde la notificación, vencido el cual, el Secretario Técnico declarará en rebeldía al denunciado que no lo hubiera presentado.</w:t>
       </w:r>
     </w:p>
     <w:p>
@@ -6073,69 +6954,83 @@
         <w:pStyle w:val="Textonotapie"/>
         <w:ind w:left="567" w:hanging="567"/>
         <w:jc w:val="both"/>
-      </w:pPr>
-      <w:r>
-        <w:rPr>
-          <w:rFonts w:ascii="Arial Narrow" w:hAnsi="Arial Narrow" w:cs="Arial"/>
-          <w:sz w:val="14"/>
-          <w:szCs w:val="14"/>
+        <w:rPr>
+          <w:rFonts w:ascii="Arial Narrow" w:eastAsia="Arial Narrow" w:hAnsi="Arial Narrow" w:cs="Arial Narrow"/>
+          <w:sz w:val="16"/>
+          <w:szCs w:val="16"/>
+        </w:rPr>
+      </w:pPr>
+    </w:p>
+  </w:footnote>
+  <w:footnote w:id="14">
+    <w:p>
+      <w:pPr>
+        <w:pStyle w:val="Textonotapie"/>
+        <w:ind w:left="567" w:hanging="567"/>
+        <w:jc w:val="both"/>
+        <w:rPr>
+          <w:rFonts w:ascii="Arial Narrow" w:eastAsia="Arial Narrow" w:hAnsi="Arial Narrow" w:cs="Arial Narrow"/>
+          <w:sz w:val="16"/>
+          <w:szCs w:val="16"/>
+        </w:rPr>
+      </w:pPr>
+      <w:r>
+        <w:rPr>
+          <w:rStyle w:val="Refdenotaalpie"/>
+          <w:rFonts w:ascii="Arial Narrow" w:eastAsia="Arial Narrow" w:hAnsi="Arial Narrow" w:cs="Arial Narrow"/>
+          <w:sz w:val="16"/>
+          <w:szCs w:val="16"/>
+          <w:vertAlign w:val="superscript"/>
+        </w:rPr>
+        <w:footnoteRef/>
+      </w:r>
+      <w:r>
+        <w:rPr>
+          <w:rFonts w:ascii="Arial Narrow" w:eastAsia="Arial Narrow" w:hAnsi="Arial Narrow" w:cs="Arial Narrow"/>
+          <w:sz w:val="16"/>
+          <w:szCs w:val="16"/>
         </w:rPr>
         <w:tab/>
       </w:r>
       <w:r>
         <w:rPr>
-          <w:rFonts w:ascii="Arial Narrow" w:hAnsi="Arial Narrow" w:cs="Arial"/>
+          <w:rFonts w:ascii="Arial Narrow" w:eastAsia="Arial Narrow" w:hAnsi="Arial Narrow" w:cs="Arial Narrow"/>
           <w:b/>
           <w:bCs/>
-          <w:sz w:val="14"/>
-          <w:szCs w:val="14"/>
-        </w:rPr>
-        <w:t xml:space="preserve">Artículo 26.-</w:t>
-      </w:r>
-      <w:r>
-        <w:rPr>
-          <w:rFonts w:ascii="Arial Narrow" w:hAnsi="Arial Narrow" w:cs="Arial"/>
-          <w:sz w:val="14"/>
-          <w:szCs w:val="14"/>
-        </w:rPr>
-        <w:t xml:space="preserve"> Una vez admitida a trámite la denuncia, se correrá traslado de la misma al denunciado, a fin de que éste presente su descargo. El plazo para la presentación del descargo será de cinco (5) días contados desde la notificación, vencido el cual, el Secretario Técnico declarará en rebeldía al denunciado que no lo hubiera presentado.</w:t>
-      </w:r>
-    </w:p>
-  </w:footnote>
-  <w:footnote w:id="14">
+          <w:sz w:val="16"/>
+          <w:szCs w:val="16"/>
+        </w:rPr>
+        <w:t xml:space="preserve">DECRETO SUPREMO 006-2026-JUS, TEXTO ÚNICO ORDENADO DE LA LEY 27444, LEY DEL PROCEDIMIENTO ADMINISTRATIVO GENERAL, publicado el 30 de abril de 2026</w:t>
+      </w:r>
+    </w:p>
     <w:p>
       <w:pPr>
         <w:pStyle w:val="Textonotapie"/>
         <w:ind w:left="567" w:hanging="567"/>
         <w:jc w:val="both"/>
-      </w:pPr>
-      <w:r>
-        <w:rPr>
-          <w:rStyle w:val="Refdenotaalpie"/>
-          <w:rFonts w:ascii="Arial Narrow" w:hAnsi="Arial Narrow" w:cs="Arial"/>
-          <w:sz w:val="16"/>
-          <w:szCs w:val="14"/>
-          <w:vertAlign w:val="superscript"/>
-        </w:rPr>
-        <w:footnoteRef/>
-      </w:r>
-      <w:r>
-        <w:rPr>
-          <w:rFonts w:ascii="Arial Narrow" w:hAnsi="Arial Narrow" w:cs="Arial"/>
-          <w:sz w:val="14"/>
-          <w:szCs w:val="14"/>
+        <w:rPr>
+          <w:rFonts w:ascii="Arial Narrow" w:eastAsia="Arial Narrow" w:hAnsi="Arial Narrow" w:cs="Arial Narrow"/>
+          <w:sz w:val="16"/>
+          <w:szCs w:val="16"/>
+        </w:rPr>
+      </w:pPr>
+      <w:r>
+        <w:rPr>
+          <w:rFonts w:ascii="Arial Narrow" w:eastAsia="Arial Narrow" w:hAnsi="Arial Narrow" w:cs="Arial Narrow"/>
+          <w:sz w:val="16"/>
+          <w:szCs w:val="16"/>
         </w:rPr>
         <w:tab/>
       </w:r>
       <w:r>
         <w:rPr>
-          <w:rFonts w:ascii="Arial Narrow" w:hAnsi="Arial Narrow" w:cs="Arial"/>
+          <w:rFonts w:ascii="Arial Narrow" w:eastAsia="Arial Narrow" w:hAnsi="Arial Narrow" w:cs="Arial Narrow"/>
           <w:b/>
           <w:bCs/>
-          <w:sz w:val="14"/>
-          <w:szCs w:val="14"/>
-        </w:rPr>
-        <w:t xml:space="preserve">DECRETO SUPREMO 006-2026-JUS, TEXTO ÚNICO ORDENADO DE LA LEY 27444, LEY DEL PROCEDIMIENTO ADMINISTRATIVO GENERAL, publicado el 30 de abril de 2026</w:t>
+          <w:sz w:val="16"/>
+          <w:szCs w:val="16"/>
+        </w:rPr>
+        <w:t xml:space="preserve">Artículo 223.- Contestación de la reclamación</w:t>
       </w:r>
     </w:p>
     <w:p>
@@ -6143,144 +7038,136 @@
         <w:pStyle w:val="Textonotapie"/>
         <w:ind w:left="567" w:hanging="567"/>
         <w:jc w:val="both"/>
-      </w:pPr>
-      <w:r>
-        <w:rPr>
-          <w:rFonts w:ascii="Arial Narrow" w:hAnsi="Arial Narrow" w:cs="Arial"/>
-          <w:sz w:val="14"/>
-          <w:szCs w:val="14"/>
+        <w:rPr>
+          <w:rFonts w:ascii="Arial Narrow" w:eastAsia="Arial Narrow" w:hAnsi="Arial Narrow" w:cs="Arial Narrow"/>
+          <w:sz w:val="16"/>
+          <w:szCs w:val="16"/>
+        </w:rPr>
+      </w:pPr>
+      <w:r>
+        <w:rPr>
+          <w:rFonts w:ascii="Arial Narrow" w:eastAsia="Arial Narrow" w:hAnsi="Arial Narrow" w:cs="Arial Narrow"/>
+          <w:sz w:val="16"/>
+          <w:szCs w:val="16"/>
         </w:rPr>
         <w:tab/>
       </w:r>
       <w:r>
         <w:rPr>
-          <w:rFonts w:ascii="Arial Narrow" w:hAnsi="Arial Narrow" w:cs="Arial"/>
+          <w:rFonts w:ascii="Arial Narrow" w:eastAsia="Arial Narrow" w:hAnsi="Arial Narrow" w:cs="Arial Narrow"/>
+          <w:sz w:val="16"/>
+          <w:szCs w:val="16"/>
+        </w:rPr>
+        <w:t xml:space="preserve">223.1 El reclamado deberá presentar la contestación de la reclamación dentro de los quince (15) días posteriores a la notificación de ésta; vencido este plazo, la Administración declarará en rebeldía al reclamado que no la hubiera presentado. La contestación deberá contener los requisitos de los escritos previstos en el artículo 113 de la presente Ley, así como la absolución de todos los asuntos controvertidos de hecho y de derecho, Las alegaciones y los hechos relevantes de la reclamación, salvo que hayan sido específicamente negadas en la contestación, se tendrán por aceptadas o merituadas como ciertas.</w:t>
+      </w:r>
+    </w:p>
+    <w:p>
+      <w:pPr>
+        <w:pStyle w:val="Textonotapie"/>
+        <w:ind w:left="567" w:hanging="567"/>
+        <w:jc w:val="both"/>
+        <w:rPr>
+          <w:rFonts w:ascii="Arial Narrow" w:eastAsia="Arial Narrow" w:hAnsi="Arial Narrow" w:cs="Arial Narrow"/>
+          <w:sz w:val="16"/>
+          <w:szCs w:val="16"/>
+        </w:rPr>
+      </w:pPr>
+    </w:p>
+  </w:footnote>
+  <w:footnote w:id="9">
+    <w:p>
+      <w:pPr>
+        <w:spacing w:after="0" w:line="240" w:lineRule="auto"/>
+        <w:ind w:left="567" w:hanging="567"/>
+        <w:jc w:val="both"/>
+        <w:rPr>
+          <w:rFonts w:ascii="Arial Narrow" w:eastAsia="Arial Narrow" w:hAnsi="Arial Narrow" w:cs="Arial Narrow"/>
+          <w:sz w:val="16"/>
+          <w:szCs w:val="16"/>
+        </w:rPr>
+      </w:pPr>
+      <w:r>
+        <w:rPr>
+          <w:rStyle w:val="Refdenotaalpie"/>
+          <w:rFonts w:ascii="Arial Narrow" w:eastAsia="Arial Narrow" w:hAnsi="Arial Narrow" w:cs="Arial Narrow"/>
+          <w:sz w:val="16"/>
+          <w:szCs w:val="16"/>
+          <w:vertAlign w:val="superscript"/>
+        </w:rPr>
+        <w:footnoteRef/>
+      </w:r>
+      <w:r>
+        <w:rPr>
+          <w:rFonts w:ascii="Arial Narrow" w:eastAsia="Arial Narrow" w:hAnsi="Arial Narrow" w:cs="Arial Narrow"/>
+          <w:sz w:val="16"/>
+          <w:szCs w:val="16"/>
+          <w:vertAlign w:val="superscript"/>
+        </w:rPr>
+        <w:t xml:space="preserve"> </w:t>
+      </w:r>
+      <w:r>
+        <w:rPr>
+          <w:rFonts w:ascii="Arial Narrow" w:eastAsia="Arial Narrow" w:hAnsi="Arial Narrow" w:cs="Arial Narrow"/>
+          <w:sz w:val="16"/>
+          <w:szCs w:val="16"/>
+        </w:rPr>
+        <w:t xml:space="preserve"> </w:t>
+      </w:r>
+      <w:r>
+        <w:rPr>
+          <w:rFonts w:ascii="Arial Narrow" w:eastAsia="Arial Narrow" w:hAnsi="Arial Narrow" w:cs="Arial Narrow"/>
+          <w:sz w:val="16"/>
+          <w:szCs w:val="16"/>
+        </w:rPr>
+        <w:tab/>
+      </w:r>
+      <w:r>
+        <w:rPr>
+          <w:rFonts w:ascii="Arial Narrow" w:eastAsia="Arial Narrow" w:hAnsi="Arial Narrow" w:cs="Arial Narrow"/>
+          <w:b/>
+          <w:sz w:val="16"/>
+          <w:szCs w:val="16"/>
+        </w:rPr>
+        <w:t>LEY 29571, CÓDIGO DE PROTECCIÓN Y DEFENSA DEL CONSUMIDOR</w:t>
+      </w:r>
+      <w:r>
+        <w:rPr>
+          <w:rFonts w:ascii="Arial Narrow" w:eastAsia="Arial Narrow" w:hAnsi="Arial Narrow" w:cs="Arial Narrow"/>
           <w:b/>
           <w:bCs/>
-          <w:sz w:val="14"/>
-          <w:szCs w:val="14"/>
-        </w:rPr>
-        <w:t xml:space="preserve">Artículo 223.- Contestación de la reclamación</w:t>
-      </w:r>
-    </w:p>
-    <w:p>
-      <w:pPr>
-        <w:pStyle w:val="Textonotapie"/>
+          <w:sz w:val="16"/>
+          <w:szCs w:val="16"/>
+        </w:rPr>
+        <w:t xml:space="preserve">, </w:t>
+      </w:r>
+      <w:r>
+        <w:rPr>
+          <w:rFonts w:ascii="Arial Narrow" w:eastAsia="Arial Narrow" w:hAnsi="Arial Narrow" w:cs="Arial Narrow"/>
+          <w:b/>
+          <w:sz w:val="16"/>
+          <w:szCs w:val="16"/>
+        </w:rPr>
+        <w:t>publicado el 2 de setiembre de 2010 y modificado por Decreto Legislativo 1308</w:t>
+      </w:r>
+    </w:p>
+    <w:p>
+      <w:pPr>
+        <w:spacing w:after="0" w:line="240" w:lineRule="auto"/>
         <w:ind w:left="567" w:hanging="567"/>
         <w:jc w:val="both"/>
-      </w:pPr>
-      <w:r>
-        <w:rPr>
-          <w:rFonts w:ascii="Arial Narrow" w:hAnsi="Arial Narrow" w:cs="Arial"/>
-          <w:sz w:val="14"/>
-          <w:szCs w:val="14"/>
-        </w:rPr>
-        <w:tab/>
-      </w:r>
-      <w:r>
-        <w:rPr>
-          <w:rFonts w:ascii="Arial Narrow" w:hAnsi="Arial Narrow" w:cs="Arial"/>
-          <w:sz w:val="14"/>
-          <w:szCs w:val="14"/>
-        </w:rPr>
-        <w:t xml:space="preserve">223.1 El reclamado deberá presentar la contestación de la reclamación dentro de los quince (15) días posteriores a la notificación de ésta; vencido este plazo, la Administración declarará en rebeldía al reclamado que no la hubiera presentado. La contestación deberá contener los requisitos de los escritos previstos en el artículo 113 de la presente Ley, así como la absolución de todos los asuntos controvertidos de hecho y de derecho, Las alegaciones y los hechos relevantes de la reclamación, salvo que hayan sido específicamente negadas en la contestación, se tendrán por aceptadas o merituadas como ciertas.</w:t>
-      </w:r>
-    </w:p>
-  </w:footnote>
-  <w:footnote w:id="9">
-    <w:p>
-      <w:pPr>
-        <w:spacing w:after="0" w:line="240" w:lineRule="auto"/>
-        <w:ind w:left="567" w:hanging="567"/>
-        <w:jc w:val="both"/>
-        <w:rPr>
-          <w:rFonts w:ascii="Arial Narrow" w:hAnsi="Arial Narrow" w:cs="Arial"/>
-          <w:sz w:val="14"/>
-          <w:szCs w:val="14"/>
-        </w:rPr>
-      </w:pPr>
-      <w:r>
-        <w:rPr>
-          <w:rStyle w:val="Refdenotaalpie"/>
-          <w:rFonts w:ascii="Arial Narrow" w:hAnsi="Arial Narrow" w:cs="Arial"/>
-          <w:sz w:val="16"/>
-          <w:szCs w:val="14"/>
-          <w:vertAlign w:val="superscript"/>
-        </w:rPr>
-        <w:footnoteRef/>
-      </w:r>
-      <w:r>
-        <w:rPr>
-          <w:rFonts w:ascii="Arial Narrow" w:hAnsi="Arial Narrow" w:cs="Arial"/>
-          <w:sz w:val="14"/>
-          <w:szCs w:val="14"/>
-          <w:vertAlign w:val="superscript"/>
-        </w:rPr>
-        <w:t xml:space="preserve"> </w:t>
-      </w:r>
-      <w:r>
-        <w:rPr>
-          <w:rFonts w:ascii="Arial Narrow" w:hAnsi="Arial Narrow" w:cs="Arial"/>
-          <w:sz w:val="14"/>
-          <w:szCs w:val="14"/>
-        </w:rPr>
-        <w:t xml:space="preserve"> </w:t>
-      </w:r>
-      <w:r>
-        <w:rPr>
-          <w:rFonts w:ascii="Arial Narrow" w:hAnsi="Arial Narrow" w:cs="Arial"/>
-          <w:sz w:val="14"/>
-          <w:szCs w:val="14"/>
-        </w:rPr>
-        <w:tab/>
-      </w:r>
-      <w:r>
-        <w:rPr>
-          <w:rFonts w:ascii="Arial Narrow" w:eastAsia="Arial Narrow" w:hAnsi="Arial Narrow" w:cs="Arial"/>
+        <w:rPr>
+          <w:rFonts w:ascii="Arial Narrow" w:eastAsia="Arial Narrow" w:hAnsi="Arial Narrow" w:cs="Arial Narrow"/>
           <w:b/>
-          <w:sz w:val="14"/>
-          <w:szCs w:val="14"/>
-        </w:rPr>
-        <w:t>LEY 29571, CÓDIGO DE PROTECCIÓN Y DEFENSA DEL CONSUMIDOR</w:t>
-      </w:r>
-      <w:r>
-        <w:rPr>
-          <w:rFonts w:ascii="Arial Narrow" w:hAnsi="Arial Narrow" w:cs="Arial"/>
+          <w:sz w:val="16"/>
+          <w:szCs w:val="16"/>
+        </w:rPr>
+      </w:pPr>
+      <w:r>
+        <w:rPr>
+          <w:rFonts w:ascii="Arial Narrow" w:eastAsia="Arial Narrow" w:hAnsi="Arial Narrow" w:cs="Arial Narrow"/>
           <w:b/>
-          <w:bCs/>
-          <w:sz w:val="14"/>
-          <w:szCs w:val="14"/>
-        </w:rPr>
-        <w:t xml:space="preserve">, </w:t>
-      </w:r>
-      <w:r>
-        <w:rPr>
-          <w:rFonts w:ascii="Arial Narrow" w:hAnsi="Arial Narrow" w:cs="Arial"/>
-          <w:b/>
-          <w:sz w:val="14"/>
-          <w:szCs w:val="14"/>
-        </w:rPr>
-        <w:t>publicado el 2 de setiembre de 2010 y modificado por Decreto Legislativo 1308</w:t>
-      </w:r>
-    </w:p>
-    <w:p>
-      <w:pPr>
-        <w:spacing w:after="0" w:line="240" w:lineRule="auto"/>
-        <w:ind w:left="567" w:hanging="567"/>
-        <w:jc w:val="both"/>
-        <w:rPr>
-          <w:rFonts w:ascii="Arial Narrow" w:eastAsia="Arial Narrow" w:hAnsi="Arial Narrow" w:cs="Arial"/>
-          <w:b/>
-          <w:sz w:val="14"/>
-          <w:szCs w:val="14"/>
-        </w:rPr>
-      </w:pPr>
-      <w:r>
-        <w:rPr>
-          <w:rFonts w:ascii="Arial Narrow" w:eastAsia="Arial Narrow" w:hAnsi="Arial Narrow" w:cs="Arial"/>
-          <w:b/>
-          <w:sz w:val="14"/>
-          <w:szCs w:val="14"/>
+          <w:sz w:val="16"/>
+          <w:szCs w:val="16"/>
         </w:rPr>
         <w:tab/>
         <w:t>Artículo 110.- Sanciones administrativas</w:t>
@@ -6292,16 +7179,16 @@
         <w:ind w:left="567"/>
         <w:jc w:val="both"/>
         <w:rPr>
-          <w:rFonts w:ascii="Arial Narrow" w:hAnsi="Arial Narrow" w:cs="Arial"/>
-          <w:sz w:val="14"/>
-          <w:szCs w:val="14"/>
-        </w:rPr>
-      </w:pPr>
-      <w:r>
-        <w:rPr>
-          <w:rFonts w:ascii="Arial Narrow" w:eastAsia="Arial Narrow" w:hAnsi="Arial Narrow" w:cs="Arial"/>
-          <w:sz w:val="14"/>
-          <w:szCs w:val="14"/>
+          <w:rFonts w:ascii="Arial Narrow" w:eastAsia="Arial Narrow" w:hAnsi="Arial Narrow" w:cs="Arial Narrow"/>
+          <w:sz w:val="16"/>
+          <w:szCs w:val="16"/>
+        </w:rPr>
+      </w:pPr>
+      <w:r>
+        <w:rPr>
+          <w:rFonts w:ascii="Arial Narrow" w:eastAsia="Arial Narrow" w:hAnsi="Arial Narrow" w:cs="Arial Narrow"/>
+          <w:sz w:val="16"/>
+          <w:szCs w:val="16"/>
         </w:rPr>
         <w:t>El órgano resolutivo puede sancionar las infracciones administrativas a que se refiere el artículo 108 con amonestación y multas de hasta cuatrocientos cincuenta (450) Unidades Impositivas Tributarias (UIT), las cuales son calificadas de la siguiente manera:</w:t>
       </w:r>
@@ -6316,16 +7203,16 @@
         <w:ind w:left="426" w:firstLine="141"/>
         <w:jc w:val="both"/>
         <w:rPr>
-          <w:rFonts w:ascii="Arial Narrow" w:eastAsia="Arial Narrow" w:hAnsi="Arial Narrow" w:cs="Arial"/>
-          <w:sz w:val="14"/>
-          <w:szCs w:val="14"/>
-        </w:rPr>
-      </w:pPr>
-      <w:r>
-        <w:rPr>
-          <w:rFonts w:ascii="Arial Narrow" w:eastAsia="Arial Narrow" w:hAnsi="Arial Narrow" w:cs="Arial"/>
-          <w:sz w:val="14"/>
-          <w:szCs w:val="14"/>
+          <w:rFonts w:ascii="Arial Narrow" w:eastAsia="Arial Narrow" w:hAnsi="Arial Narrow" w:cs="Arial Narrow"/>
+          <w:sz w:val="16"/>
+          <w:szCs w:val="16"/>
+        </w:rPr>
+      </w:pPr>
+      <w:r>
+        <w:rPr>
+          <w:rFonts w:ascii="Arial Narrow" w:eastAsia="Arial Narrow" w:hAnsi="Arial Narrow" w:cs="Arial Narrow"/>
+          <w:sz w:val="16"/>
+          <w:szCs w:val="16"/>
         </w:rPr>
         <w:t>Infracciones leves, con una amonestación o con una multa de hasta cincuenta (50) UIT.</w:t>
       </w:r>
@@ -6340,16 +7227,16 @@
         <w:ind w:left="426" w:firstLine="141"/>
         <w:jc w:val="both"/>
         <w:rPr>
-          <w:rFonts w:ascii="Arial Narrow" w:eastAsia="Arial Narrow" w:hAnsi="Arial Narrow" w:cs="Arial"/>
-          <w:sz w:val="14"/>
-          <w:szCs w:val="14"/>
-        </w:rPr>
-      </w:pPr>
-      <w:r>
-        <w:rPr>
-          <w:rFonts w:ascii="Arial Narrow" w:eastAsia="Arial Narrow" w:hAnsi="Arial Narrow" w:cs="Arial"/>
-          <w:sz w:val="14"/>
-          <w:szCs w:val="14"/>
+          <w:rFonts w:ascii="Arial Narrow" w:eastAsia="Arial Narrow" w:hAnsi="Arial Narrow" w:cs="Arial Narrow"/>
+          <w:sz w:val="16"/>
+          <w:szCs w:val="16"/>
+        </w:rPr>
+      </w:pPr>
+      <w:r>
+        <w:rPr>
+          <w:rFonts w:ascii="Arial Narrow" w:eastAsia="Arial Narrow" w:hAnsi="Arial Narrow" w:cs="Arial Narrow"/>
+          <w:sz w:val="16"/>
+          <w:szCs w:val="16"/>
         </w:rPr>
         <w:t>Infracciones graves, con una multa de hasta ciento cincuenta (150) UIT.</w:t>
       </w:r>
@@ -6364,16 +7251,16 @@
         <w:ind w:left="426" w:firstLine="141"/>
         <w:jc w:val="both"/>
         <w:rPr>
-          <w:rFonts w:ascii="Arial Narrow" w:eastAsia="Arial Narrow" w:hAnsi="Arial Narrow" w:cs="Arial"/>
-          <w:sz w:val="14"/>
-          <w:szCs w:val="14"/>
-        </w:rPr>
-      </w:pPr>
-      <w:r>
-        <w:rPr>
-          <w:rFonts w:ascii="Arial Narrow" w:eastAsia="Arial Narrow" w:hAnsi="Arial Narrow" w:cs="Arial"/>
-          <w:sz w:val="14"/>
-          <w:szCs w:val="14"/>
+          <w:rFonts w:ascii="Arial Narrow" w:eastAsia="Arial Narrow" w:hAnsi="Arial Narrow" w:cs="Arial Narrow"/>
+          <w:sz w:val="16"/>
+          <w:szCs w:val="16"/>
+        </w:rPr>
+      </w:pPr>
+      <w:r>
+        <w:rPr>
+          <w:rFonts w:ascii="Arial Narrow" w:eastAsia="Arial Narrow" w:hAnsi="Arial Narrow" w:cs="Arial Narrow"/>
+          <w:sz w:val="16"/>
+          <w:szCs w:val="16"/>
         </w:rPr>
         <w:t>Infracciones muy graves, con una multa de hasta cuatrocientos cincuenta (450) UIT.</w:t>
       </w:r>
@@ -6384,19 +7271,31 @@
         <w:ind w:left="567"/>
         <w:jc w:val="both"/>
         <w:rPr>
-          <w:rFonts w:ascii="Arial Narrow" w:eastAsia="Arial Narrow" w:hAnsi="Arial Narrow" w:cs="Arial"/>
-          <w:sz w:val="14"/>
-          <w:szCs w:val="14"/>
-        </w:rPr>
-      </w:pPr>
-      <w:r>
-        <w:rPr>
-          <w:rFonts w:ascii="Arial Narrow" w:eastAsia="Arial Narrow" w:hAnsi="Arial Narrow" w:cs="Arial"/>
-          <w:sz w:val="14"/>
-          <w:szCs w:val="14"/>
+          <w:rFonts w:ascii="Arial Narrow" w:eastAsia="Arial Narrow" w:hAnsi="Arial Narrow" w:cs="Arial Narrow"/>
+          <w:sz w:val="16"/>
+          <w:szCs w:val="16"/>
+        </w:rPr>
+      </w:pPr>
+      <w:r>
+        <w:rPr>
+          <w:rFonts w:ascii="Arial Narrow" w:eastAsia="Arial Narrow" w:hAnsi="Arial Narrow" w:cs="Arial Narrow"/>
+          <w:sz w:val="16"/>
+          <w:szCs w:val="16"/>
         </w:rPr>
         <w:t>(…).</w:t>
       </w:r>
+    </w:p>
+    <w:p>
+      <w:pPr>
+        <w:spacing w:after="0" w:line="240" w:lineRule="auto"/>
+        <w:ind w:left="567" w:hanging="567"/>
+        <w:jc w:val="both"/>
+        <w:rPr>
+          <w:rFonts w:ascii="Arial Narrow" w:eastAsia="Arial Narrow" w:hAnsi="Arial Narrow" w:cs="Arial Narrow"/>
+          <w:sz w:val="16"/>
+          <w:szCs w:val="16"/>
+        </w:rPr>
+      </w:pPr>
     </w:p>
   </w:footnote>
   <w:footnote w:id="10">
@@ -6406,43 +7305,43 @@
         <w:ind w:left="567" w:hanging="567"/>
         <w:jc w:val="both"/>
         <w:rPr>
-          <w:rFonts w:ascii="Arial Narrow" w:eastAsia="Arial Narrow" w:hAnsi="Arial Narrow" w:cs="Arial"/>
-          <w:sz w:val="14"/>
-          <w:szCs w:val="14"/>
+          <w:rFonts w:ascii="Arial Narrow" w:eastAsia="Arial Narrow" w:hAnsi="Arial Narrow" w:cs="Arial Narrow"/>
+          <w:sz w:val="16"/>
+          <w:szCs w:val="16"/>
         </w:rPr>
       </w:pPr>
       <w:r>
         <w:rPr>
           <w:rStyle w:val="Refdenotaalpie"/>
-          <w:rFonts w:ascii="Arial Narrow" w:hAnsi="Arial Narrow" w:cs="Arial"/>
-          <w:sz w:val="16"/>
-          <w:szCs w:val="14"/>
+          <w:rFonts w:ascii="Arial Narrow" w:eastAsia="Arial Narrow" w:hAnsi="Arial Narrow" w:cs="Arial Narrow"/>
+          <w:sz w:val="16"/>
+          <w:szCs w:val="16"/>
           <w:vertAlign w:val="superscript"/>
         </w:rPr>
         <w:footnoteRef/>
       </w:r>
       <w:r>
         <w:rPr>
-          <w:rFonts w:ascii="Arial Narrow" w:hAnsi="Arial Narrow" w:cs="Arial"/>
-          <w:sz w:val="14"/>
-          <w:szCs w:val="14"/>
+          <w:rFonts w:ascii="Arial Narrow" w:eastAsia="Arial Narrow" w:hAnsi="Arial Narrow" w:cs="Arial Narrow"/>
+          <w:sz w:val="16"/>
+          <w:szCs w:val="16"/>
         </w:rPr>
         <w:t xml:space="preserve"> </w:t>
       </w:r>
       <w:r>
         <w:rPr>
-          <w:rFonts w:ascii="Arial Narrow" w:hAnsi="Arial Narrow" w:cs="Arial"/>
-          <w:sz w:val="14"/>
-          <w:szCs w:val="14"/>
+          <w:rFonts w:ascii="Arial Narrow" w:eastAsia="Arial Narrow" w:hAnsi="Arial Narrow" w:cs="Arial Narrow"/>
+          <w:sz w:val="16"/>
+          <w:szCs w:val="16"/>
         </w:rPr>
         <w:tab/>
       </w:r>
       <w:r>
         <w:rPr>
-          <w:rFonts w:ascii="Arial Narrow" w:eastAsia="Arial Narrow" w:hAnsi="Arial Narrow" w:cs="Arial"/>
+          <w:rFonts w:ascii="Arial Narrow" w:eastAsia="Arial Narrow" w:hAnsi="Arial Narrow" w:cs="Arial Narrow"/>
           <w:b/>
-          <w:sz w:val="14"/>
-          <w:szCs w:val="14"/>
+          <w:sz w:val="16"/>
+          <w:szCs w:val="16"/>
         </w:rPr>
         <w:t>Artículo 114.- Medidas correctivas</w:t>
       </w:r>
@@ -6453,16 +7352,16 @@
         <w:ind w:left="567"/>
         <w:jc w:val="both"/>
         <w:rPr>
-          <w:rFonts w:ascii="Arial Narrow" w:eastAsia="Arial Narrow" w:hAnsi="Arial Narrow" w:cs="Arial"/>
-          <w:sz w:val="14"/>
-          <w:szCs w:val="14"/>
-        </w:rPr>
-      </w:pPr>
-      <w:r>
-        <w:rPr>
-          <w:rFonts w:ascii="Arial Narrow" w:eastAsia="Arial Narrow" w:hAnsi="Arial Narrow" w:cs="Arial"/>
-          <w:sz w:val="14"/>
-          <w:szCs w:val="14"/>
+          <w:rFonts w:ascii="Arial Narrow" w:eastAsia="Arial Narrow" w:hAnsi="Arial Narrow" w:cs="Arial Narrow"/>
+          <w:sz w:val="16"/>
+          <w:szCs w:val="16"/>
+        </w:rPr>
+      </w:pPr>
+      <w:r>
+        <w:rPr>
+          <w:rFonts w:ascii="Arial Narrow" w:eastAsia="Arial Narrow" w:hAnsi="Arial Narrow" w:cs="Arial Narrow"/>
+          <w:sz w:val="16"/>
+          <w:szCs w:val="16"/>
         </w:rPr>
         <w:t xml:space="preserve">Sin perjuicio de la sanción administrativa que corresponda al proveedor por una infracción al presente Código, el Indecopi puede dictar, en calidad de mandatos, medidas correctivas reparadoras y complementarias. </w:t>
       </w:r>
@@ -6473,16 +7372,16 @@
         <w:ind w:left="567" w:hanging="567"/>
         <w:jc w:val="both"/>
         <w:rPr>
-          <w:rFonts w:ascii="Arial Narrow" w:eastAsia="Arial Narrow" w:hAnsi="Arial Narrow" w:cs="Arial"/>
-          <w:sz w:val="14"/>
-          <w:szCs w:val="14"/>
-        </w:rPr>
-      </w:pPr>
-      <w:r>
-        <w:rPr>
-          <w:rFonts w:ascii="Arial Narrow" w:eastAsia="Arial Narrow" w:hAnsi="Arial Narrow" w:cs="Arial"/>
-          <w:sz w:val="14"/>
-          <w:szCs w:val="14"/>
+          <w:rFonts w:ascii="Arial Narrow" w:eastAsia="Arial Narrow" w:hAnsi="Arial Narrow" w:cs="Arial Narrow"/>
+          <w:sz w:val="16"/>
+          <w:szCs w:val="16"/>
+        </w:rPr>
+      </w:pPr>
+      <w:r>
+        <w:rPr>
+          <w:rFonts w:ascii="Arial Narrow" w:eastAsia="Arial Narrow" w:hAnsi="Arial Narrow" w:cs="Arial Narrow"/>
+          <w:sz w:val="16"/>
+          <w:szCs w:val="16"/>
         </w:rPr>
         <w:tab/>
         <w:t xml:space="preserve">Las medidas correctivas reparadoras pueden dictarse a pedido de parte o de oficio, siempre y cuando sean expresamente informadas sobre esa posibilidad en la notificación de cargo al proveedor por la autoridad encargada del procedimiento. </w:t>
@@ -6494,16 +7393,16 @@
         <w:ind w:left="567" w:hanging="567"/>
         <w:jc w:val="both"/>
         <w:rPr>
-          <w:rFonts w:ascii="Arial Narrow" w:eastAsia="Arial Narrow" w:hAnsi="Arial Narrow" w:cs="Arial"/>
-          <w:sz w:val="14"/>
-          <w:szCs w:val="14"/>
-        </w:rPr>
-      </w:pPr>
-      <w:r>
-        <w:rPr>
-          <w:rFonts w:ascii="Arial Narrow" w:eastAsia="Arial Narrow" w:hAnsi="Arial Narrow" w:cs="Arial"/>
-          <w:sz w:val="14"/>
-          <w:szCs w:val="14"/>
+          <w:rFonts w:ascii="Arial Narrow" w:eastAsia="Arial Narrow" w:hAnsi="Arial Narrow" w:cs="Arial Narrow"/>
+          <w:sz w:val="16"/>
+          <w:szCs w:val="16"/>
+        </w:rPr>
+      </w:pPr>
+      <w:r>
+        <w:rPr>
+          <w:rFonts w:ascii="Arial Narrow" w:eastAsia="Arial Narrow" w:hAnsi="Arial Narrow" w:cs="Arial Narrow"/>
+          <w:sz w:val="16"/>
+          <w:szCs w:val="16"/>
         </w:rPr>
         <w:tab/>
         <w:t>Las medidas correctivas complementarias pueden dictarse de oficio o a pedido de parte.</w:t>
@@ -6515,9 +7414,9 @@
         <w:ind w:left="567" w:hanging="567"/>
         <w:jc w:val="both"/>
         <w:rPr>
-          <w:rFonts w:ascii="Arial Narrow" w:hAnsi="Arial Narrow" w:cs="Arial"/>
-          <w:sz w:val="14"/>
-          <w:szCs w:val="14"/>
+          <w:rFonts w:ascii="Arial Narrow" w:eastAsia="Arial Narrow" w:hAnsi="Arial Narrow" w:cs="Arial Narrow"/>
+          <w:sz w:val="16"/>
+          <w:szCs w:val="16"/>
         </w:rPr>
       </w:pPr>
     </w:p>
@@ -6527,17 +7426,17 @@
         <w:ind w:left="567" w:hanging="567"/>
         <w:jc w:val="both"/>
         <w:rPr>
-          <w:rFonts w:ascii="Arial Narrow" w:hAnsi="Arial Narrow" w:cs="Arial"/>
-          <w:sz w:val="14"/>
-          <w:szCs w:val="14"/>
-        </w:rPr>
-      </w:pPr>
-      <w:r>
-        <w:rPr>
-          <w:rFonts w:ascii="Arial Narrow" w:eastAsia="Arial Narrow" w:hAnsi="Arial Narrow" w:cs="Arial"/>
+          <w:rFonts w:ascii="Arial Narrow" w:eastAsia="Arial Narrow" w:hAnsi="Arial Narrow" w:cs="Arial Narrow"/>
+          <w:sz w:val="16"/>
+          <w:szCs w:val="16"/>
+        </w:rPr>
+      </w:pPr>
+      <w:r>
+        <w:rPr>
+          <w:rFonts w:ascii="Arial Narrow" w:eastAsia="Arial Narrow" w:hAnsi="Arial Narrow" w:cs="Arial Narrow"/>
           <w:b/>
-          <w:sz w:val="14"/>
-          <w:szCs w:val="14"/>
+          <w:sz w:val="16"/>
+          <w:szCs w:val="16"/>
         </w:rPr>
         <w:tab/>
         <w:t>Artículo 115.- Medidas correctivas reparadoras</w:t>
@@ -6549,16 +7448,16 @@
         <w:ind w:left="567" w:hanging="283"/>
         <w:jc w:val="both"/>
         <w:rPr>
-          <w:rFonts w:ascii="Arial Narrow" w:eastAsia="Arial Narrow" w:hAnsi="Arial Narrow" w:cs="Arial"/>
-          <w:sz w:val="14"/>
-          <w:szCs w:val="14"/>
-        </w:rPr>
-      </w:pPr>
-      <w:r>
-        <w:rPr>
-          <w:rFonts w:ascii="Arial Narrow" w:eastAsia="Arial Narrow" w:hAnsi="Arial Narrow" w:cs="Arial"/>
-          <w:sz w:val="14"/>
-          <w:szCs w:val="14"/>
+          <w:rFonts w:ascii="Arial Narrow" w:eastAsia="Arial Narrow" w:hAnsi="Arial Narrow" w:cs="Arial Narrow"/>
+          <w:sz w:val="16"/>
+          <w:szCs w:val="16"/>
+        </w:rPr>
+      </w:pPr>
+      <w:r>
+        <w:rPr>
+          <w:rFonts w:ascii="Arial Narrow" w:eastAsia="Arial Narrow" w:hAnsi="Arial Narrow" w:cs="Arial Narrow"/>
+          <w:sz w:val="16"/>
+          <w:szCs w:val="16"/>
         </w:rPr>
         <w:tab/>
         <w:t>115.1 Las medidas correctivas reparadoras tienen el objeto de resarcir las consecuencias patrimoniales directas e inmediatas ocasionadas al consumidor por la infracción administrativa a su estado anterior. En caso el órgano resolutivo dicte una o varias medidas correctivas, debe considerar lo acordado por las partes durante la relación de consumo. Las medidas correctivas reparadoras pueden consistir en ordenar al proveedor infractor lo siguiente:</w:t>
@@ -6574,16 +7473,16 @@
         <w:ind w:left="567" w:firstLine="0"/>
         <w:jc w:val="both"/>
         <w:rPr>
-          <w:rFonts w:ascii="Arial Narrow" w:eastAsia="Arial Narrow" w:hAnsi="Arial Narrow" w:cs="Arial"/>
-          <w:sz w:val="14"/>
-          <w:szCs w:val="14"/>
-        </w:rPr>
-      </w:pPr>
-      <w:r>
-        <w:rPr>
-          <w:rFonts w:ascii="Arial Narrow" w:eastAsia="Arial Narrow" w:hAnsi="Arial Narrow" w:cs="Arial"/>
-          <w:sz w:val="14"/>
-          <w:szCs w:val="14"/>
+          <w:rFonts w:ascii="Arial Narrow" w:eastAsia="Arial Narrow" w:hAnsi="Arial Narrow" w:cs="Arial Narrow"/>
+          <w:sz w:val="16"/>
+          <w:szCs w:val="16"/>
+        </w:rPr>
+      </w:pPr>
+      <w:r>
+        <w:rPr>
+          <w:rFonts w:ascii="Arial Narrow" w:eastAsia="Arial Narrow" w:hAnsi="Arial Narrow" w:cs="Arial Narrow"/>
+          <w:sz w:val="16"/>
+          <w:szCs w:val="16"/>
         </w:rPr>
         <w:t>Reparar productos.</w:t>
       </w:r>
@@ -6598,16 +7497,16 @@
         <w:ind w:left="567" w:firstLine="0"/>
         <w:jc w:val="both"/>
         <w:rPr>
-          <w:rFonts w:ascii="Arial Narrow" w:eastAsia="Arial Narrow" w:hAnsi="Arial Narrow" w:cs="Arial"/>
-          <w:sz w:val="14"/>
-          <w:szCs w:val="14"/>
-        </w:rPr>
-      </w:pPr>
-      <w:r>
-        <w:rPr>
-          <w:rFonts w:ascii="Arial Narrow" w:eastAsia="Arial Narrow" w:hAnsi="Arial Narrow" w:cs="Arial"/>
-          <w:sz w:val="14"/>
-          <w:szCs w:val="14"/>
+          <w:rFonts w:ascii="Arial Narrow" w:eastAsia="Arial Narrow" w:hAnsi="Arial Narrow" w:cs="Arial Narrow"/>
+          <w:sz w:val="16"/>
+          <w:szCs w:val="16"/>
+        </w:rPr>
+      </w:pPr>
+      <w:r>
+        <w:rPr>
+          <w:rFonts w:ascii="Arial Narrow" w:eastAsia="Arial Narrow" w:hAnsi="Arial Narrow" w:cs="Arial Narrow"/>
+          <w:sz w:val="16"/>
+          <w:szCs w:val="16"/>
         </w:rPr>
         <w:t>Cambiar productos por otros de idénticas o similares características, cuando la reparación no sea posible o no resulte razonable según las circunstancias.</w:t>
       </w:r>
@@ -6622,16 +7521,16 @@
         <w:ind w:left="567" w:firstLine="0"/>
         <w:jc w:val="both"/>
         <w:rPr>
-          <w:rFonts w:ascii="Arial Narrow" w:eastAsia="Arial Narrow" w:hAnsi="Arial Narrow" w:cs="Arial"/>
-          <w:sz w:val="14"/>
-          <w:szCs w:val="14"/>
-        </w:rPr>
-      </w:pPr>
-      <w:r>
-        <w:rPr>
-          <w:rFonts w:ascii="Arial Narrow" w:eastAsia="Arial Narrow" w:hAnsi="Arial Narrow" w:cs="Arial"/>
-          <w:sz w:val="14"/>
-          <w:szCs w:val="14"/>
+          <w:rFonts w:ascii="Arial Narrow" w:eastAsia="Arial Narrow" w:hAnsi="Arial Narrow" w:cs="Arial Narrow"/>
+          <w:sz w:val="16"/>
+          <w:szCs w:val="16"/>
+        </w:rPr>
+      </w:pPr>
+      <w:r>
+        <w:rPr>
+          <w:rFonts w:ascii="Arial Narrow" w:eastAsia="Arial Narrow" w:hAnsi="Arial Narrow" w:cs="Arial Narrow"/>
+          <w:sz w:val="16"/>
+          <w:szCs w:val="16"/>
         </w:rPr>
         <w:t>Entregar un producto de idénticas características o, cuando esto no resulte posible, de similares características, en los supuestos de pérdida o deterioro atribuible al proveedor y siempre que exista interés del consumidor.</w:t>
       </w:r>
@@ -6646,16 +7545,16 @@
         <w:ind w:left="567" w:firstLine="0"/>
         <w:jc w:val="both"/>
         <w:rPr>
-          <w:rFonts w:ascii="Arial Narrow" w:eastAsia="Arial Narrow" w:hAnsi="Arial Narrow" w:cs="Arial"/>
-          <w:sz w:val="14"/>
-          <w:szCs w:val="14"/>
-        </w:rPr>
-      </w:pPr>
-      <w:r>
-        <w:rPr>
-          <w:rFonts w:ascii="Arial Narrow" w:eastAsia="Arial Narrow" w:hAnsi="Arial Narrow" w:cs="Arial"/>
-          <w:sz w:val="14"/>
-          <w:szCs w:val="14"/>
+          <w:rFonts w:ascii="Arial Narrow" w:eastAsia="Arial Narrow" w:hAnsi="Arial Narrow" w:cs="Arial Narrow"/>
+          <w:sz w:val="16"/>
+          <w:szCs w:val="16"/>
+        </w:rPr>
+      </w:pPr>
+      <w:r>
+        <w:rPr>
+          <w:rFonts w:ascii="Arial Narrow" w:eastAsia="Arial Narrow" w:hAnsi="Arial Narrow" w:cs="Arial Narrow"/>
+          <w:sz w:val="16"/>
+          <w:szCs w:val="16"/>
         </w:rPr>
         <w:t>Cumplir con ejecutar la prestación u obligación asumida; y si esto no resulte posible o no sea razonable, otra de efectos equivalentes, incluyendo prestaciones dinerarias.</w:t>
       </w:r>
@@ -6670,16 +7569,16 @@
         <w:ind w:left="567" w:firstLine="0"/>
         <w:jc w:val="both"/>
         <w:rPr>
-          <w:rFonts w:ascii="Arial Narrow" w:eastAsia="Arial Narrow" w:hAnsi="Arial Narrow" w:cs="Arial"/>
-          <w:sz w:val="14"/>
-          <w:szCs w:val="14"/>
-        </w:rPr>
-      </w:pPr>
-      <w:r>
-        <w:rPr>
-          <w:rFonts w:ascii="Arial Narrow" w:eastAsia="Arial Narrow" w:hAnsi="Arial Narrow" w:cs="Arial"/>
-          <w:sz w:val="14"/>
-          <w:szCs w:val="14"/>
+          <w:rFonts w:ascii="Arial Narrow" w:eastAsia="Arial Narrow" w:hAnsi="Arial Narrow" w:cs="Arial Narrow"/>
+          <w:sz w:val="16"/>
+          <w:szCs w:val="16"/>
+        </w:rPr>
+      </w:pPr>
+      <w:r>
+        <w:rPr>
+          <w:rFonts w:ascii="Arial Narrow" w:eastAsia="Arial Narrow" w:hAnsi="Arial Narrow" w:cs="Arial Narrow"/>
+          <w:sz w:val="16"/>
+          <w:szCs w:val="16"/>
         </w:rPr>
         <w:t>Cumplir con ejecutar otras prestaciones u obligaciones legales o convencionales a su cargo.</w:t>
       </w:r>
@@ -6694,16 +7593,16 @@
         <w:ind w:left="567" w:firstLine="0"/>
         <w:jc w:val="both"/>
         <w:rPr>
-          <w:rFonts w:ascii="Arial Narrow" w:eastAsia="Arial Narrow" w:hAnsi="Arial Narrow" w:cs="Arial"/>
-          <w:sz w:val="14"/>
-          <w:szCs w:val="14"/>
-        </w:rPr>
-      </w:pPr>
-      <w:r>
-        <w:rPr>
-          <w:rFonts w:ascii="Arial Narrow" w:eastAsia="Arial Narrow" w:hAnsi="Arial Narrow" w:cs="Arial"/>
-          <w:sz w:val="14"/>
-          <w:szCs w:val="14"/>
+          <w:rFonts w:ascii="Arial Narrow" w:eastAsia="Arial Narrow" w:hAnsi="Arial Narrow" w:cs="Arial Narrow"/>
+          <w:sz w:val="16"/>
+          <w:szCs w:val="16"/>
+        </w:rPr>
+      </w:pPr>
+      <w:r>
+        <w:rPr>
+          <w:rFonts w:ascii="Arial Narrow" w:eastAsia="Arial Narrow" w:hAnsi="Arial Narrow" w:cs="Arial Narrow"/>
+          <w:sz w:val="16"/>
+          <w:szCs w:val="16"/>
         </w:rPr>
         <w:t>Devolver la contraprestación pagada por el consumidor, más los intereses legales correspondientes, cuando la reparación, reposición, o cumplimiento de la prestación u obligación, según sea el caso, no resulte posible o no sea razonable según las circunstancias.</w:t>
       </w:r>
@@ -6718,16 +7617,16 @@
         <w:ind w:left="567" w:firstLine="0"/>
         <w:jc w:val="both"/>
         <w:rPr>
-          <w:rFonts w:ascii="Arial Narrow" w:eastAsia="Arial Narrow" w:hAnsi="Arial Narrow" w:cs="Arial"/>
-          <w:sz w:val="14"/>
-          <w:szCs w:val="14"/>
-        </w:rPr>
-      </w:pPr>
-      <w:r>
-        <w:rPr>
-          <w:rFonts w:ascii="Arial Narrow" w:eastAsia="Arial Narrow" w:hAnsi="Arial Narrow" w:cs="Arial"/>
-          <w:sz w:val="14"/>
-          <w:szCs w:val="14"/>
+          <w:rFonts w:ascii="Arial Narrow" w:eastAsia="Arial Narrow" w:hAnsi="Arial Narrow" w:cs="Arial Narrow"/>
+          <w:sz w:val="16"/>
+          <w:szCs w:val="16"/>
+        </w:rPr>
+      </w:pPr>
+      <w:r>
+        <w:rPr>
+          <w:rFonts w:ascii="Arial Narrow" w:eastAsia="Arial Narrow" w:hAnsi="Arial Narrow" w:cs="Arial Narrow"/>
+          <w:sz w:val="16"/>
+          <w:szCs w:val="16"/>
         </w:rPr>
         <w:t>En los supuestos de pagos indebidos o en exceso, devolver estos montos, más los intereses correspondientes.</w:t>
       </w:r>
@@ -6738,16 +7637,16 @@
         <w:ind w:firstLine="567"/>
         <w:jc w:val="both"/>
         <w:rPr>
-          <w:rFonts w:ascii="Arial Narrow" w:hAnsi="Arial Narrow" w:cs="Arial"/>
-          <w:sz w:val="14"/>
-          <w:szCs w:val="14"/>
-        </w:rPr>
-      </w:pPr>
-      <w:r>
-        <w:rPr>
-          <w:rFonts w:ascii="Arial Narrow" w:hAnsi="Arial Narrow" w:cs="Arial"/>
-          <w:sz w:val="14"/>
-          <w:szCs w:val="14"/>
+          <w:rFonts w:ascii="Arial Narrow" w:eastAsia="Arial Narrow" w:hAnsi="Arial Narrow" w:cs="Arial Narrow"/>
+          <w:sz w:val="16"/>
+          <w:szCs w:val="16"/>
+        </w:rPr>
+      </w:pPr>
+      <w:r>
+        <w:rPr>
+          <w:rFonts w:ascii="Arial Narrow" w:eastAsia="Arial Narrow" w:hAnsi="Arial Narrow" w:cs="Arial Narrow"/>
+          <w:sz w:val="16"/>
+          <w:szCs w:val="16"/>
         </w:rPr>
         <w:t>Pagar los gastos incurridos por el consumidor para mitigar las consecuencias de la infracción administrativa.</w:t>
       </w:r>
@@ -6758,16 +7657,16 @@
         <w:ind w:firstLine="567"/>
         <w:jc w:val="both"/>
         <w:rPr>
-          <w:rFonts w:ascii="Arial Narrow" w:hAnsi="Arial Narrow" w:cs="Arial"/>
-          <w:sz w:val="14"/>
-          <w:szCs w:val="14"/>
-        </w:rPr>
-      </w:pPr>
-      <w:r>
-        <w:rPr>
-          <w:rFonts w:ascii="Arial Narrow" w:hAnsi="Arial Narrow" w:cs="Arial"/>
-          <w:sz w:val="14"/>
-          <w:szCs w:val="14"/>
+          <w:rFonts w:ascii="Arial Narrow" w:eastAsia="Arial Narrow" w:hAnsi="Arial Narrow" w:cs="Arial Narrow"/>
+          <w:sz w:val="16"/>
+          <w:szCs w:val="16"/>
+        </w:rPr>
+      </w:pPr>
+      <w:r>
+        <w:rPr>
+          <w:rFonts w:ascii="Arial Narrow" w:eastAsia="Arial Narrow" w:hAnsi="Arial Narrow" w:cs="Arial Narrow"/>
+          <w:sz w:val="16"/>
+          <w:szCs w:val="16"/>
         </w:rPr>
         <w:t>Otras medidas reparadoras análogas de efectos equivalentes a las anteriores.</w:t>
       </w:r>
@@ -6778,34 +7677,34 @@
         <w:ind w:left="567"/>
         <w:jc w:val="both"/>
         <w:rPr>
-          <w:rFonts w:ascii="Arial Narrow" w:hAnsi="Arial Narrow" w:cs="Arial"/>
-          <w:sz w:val="14"/>
-          <w:szCs w:val="14"/>
-        </w:rPr>
-      </w:pPr>
-      <w:r>
-        <w:rPr>
-          <w:rFonts w:ascii="Arial Narrow" w:hAnsi="Arial Narrow" w:cs="Arial"/>
-          <w:sz w:val="14"/>
-          <w:szCs w:val="14"/>
+          <w:rFonts w:ascii="Arial Narrow" w:eastAsia="Arial Narrow" w:hAnsi="Arial Narrow" w:cs="Arial Narrow"/>
+          <w:sz w:val="16"/>
+          <w:szCs w:val="16"/>
+        </w:rPr>
+      </w:pPr>
+      <w:r>
+        <w:rPr>
+          <w:rFonts w:ascii="Arial Narrow" w:eastAsia="Arial Narrow" w:hAnsi="Arial Narrow" w:cs="Arial Narrow"/>
+          <w:sz w:val="16"/>
+          <w:szCs w:val="16"/>
         </w:rPr>
         <w:t xml:space="preserve">115.2 Las medidas correctivas reparadoras no pueden ser solicitadas de manera acumulativa conjunta, pudiendo plantearse de manera alternativa o subsidiaria, con excepción de la medida correctiva señalada en el literal h) que puede solicitarse </w:t>
       </w:r>
       <w:proofErr w:type="gramStart"/>
       <w:r>
         <w:rPr>
-          <w:rFonts w:ascii="Arial Narrow" w:hAnsi="Arial Narrow" w:cs="Arial"/>
-          <w:sz w:val="14"/>
-          <w:szCs w:val="14"/>
+          <w:rFonts w:ascii="Arial Narrow" w:eastAsia="Arial Narrow" w:hAnsi="Arial Narrow" w:cs="Arial Narrow"/>
+          <w:sz w:val="16"/>
+          <w:szCs w:val="16"/>
         </w:rPr>
         <w:t>conjuntamente con</w:t>
       </w:r>
       <w:proofErr w:type="gramEnd"/>
       <w:r>
         <w:rPr>
-          <w:rFonts w:ascii="Arial Narrow" w:hAnsi="Arial Narrow" w:cs="Arial"/>
-          <w:sz w:val="14"/>
-          <w:szCs w:val="14"/>
+          <w:rFonts w:ascii="Arial Narrow" w:eastAsia="Arial Narrow" w:hAnsi="Arial Narrow" w:cs="Arial Narrow"/>
+          <w:sz w:val="16"/>
+          <w:szCs w:val="16"/>
         </w:rPr>
         <w:t xml:space="preserve"> otra medida correctiva. Cuando los órganos competentes del Indecopi se pronuncian respecto de una medida correctiva reparadora, aplican el principio de congruencia procesal.</w:t>
       </w:r>
@@ -6816,16 +7715,16 @@
         <w:ind w:left="567"/>
         <w:jc w:val="both"/>
         <w:rPr>
-          <w:rFonts w:ascii="Arial Narrow" w:hAnsi="Arial Narrow" w:cs="Arial"/>
-          <w:sz w:val="14"/>
-          <w:szCs w:val="14"/>
-        </w:rPr>
-      </w:pPr>
-      <w:r>
-        <w:rPr>
-          <w:rFonts w:ascii="Arial Narrow" w:eastAsia="Arial Narrow" w:hAnsi="Arial Narrow" w:cs="Arial"/>
-          <w:sz w:val="14"/>
-          <w:szCs w:val="14"/>
+          <w:rFonts w:ascii="Arial Narrow" w:eastAsia="Arial Narrow" w:hAnsi="Arial Narrow" w:cs="Arial Narrow"/>
+          <w:sz w:val="16"/>
+          <w:szCs w:val="16"/>
+        </w:rPr>
+      </w:pPr>
+      <w:r>
+        <w:rPr>
+          <w:rFonts w:ascii="Arial Narrow" w:eastAsia="Arial Narrow" w:hAnsi="Arial Narrow" w:cs="Arial Narrow"/>
+          <w:sz w:val="16"/>
+          <w:szCs w:val="16"/>
         </w:rPr>
         <w:t>115.3 Las medidas correctivas reparadoras pueden solicitarse en cualquier momento hasta antes de la notificación de cargo al proveedor, sin perjuicio de la facultad de secretaría técnica de la comisión de requerir al consumidor que precise la medida correctiva materia de solicitud. El consumidor puede variar su solicitud de medida correctiva hasta antes de la decisión de primera instancia, en cuyo caso se confiere traslado al proveedor para que formule su descargo.</w:t>
       </w:r>
@@ -6836,16 +7735,16 @@
         <w:ind w:left="567"/>
         <w:jc w:val="both"/>
         <w:rPr>
-          <w:rFonts w:ascii="Arial Narrow" w:hAnsi="Arial Narrow" w:cs="Arial"/>
-          <w:sz w:val="14"/>
-          <w:szCs w:val="14"/>
-        </w:rPr>
-      </w:pPr>
-      <w:r>
-        <w:rPr>
-          <w:rFonts w:ascii="Arial Narrow" w:eastAsia="Arial Narrow" w:hAnsi="Arial Narrow" w:cs="Arial"/>
-          <w:sz w:val="14"/>
-          <w:szCs w:val="14"/>
+          <w:rFonts w:ascii="Arial Narrow" w:eastAsia="Arial Narrow" w:hAnsi="Arial Narrow" w:cs="Arial Narrow"/>
+          <w:sz w:val="16"/>
+          <w:szCs w:val="16"/>
+        </w:rPr>
+      </w:pPr>
+      <w:r>
+        <w:rPr>
+          <w:rFonts w:ascii="Arial Narrow" w:eastAsia="Arial Narrow" w:hAnsi="Arial Narrow" w:cs="Arial Narrow"/>
+          <w:sz w:val="16"/>
+          <w:szCs w:val="16"/>
         </w:rPr>
         <w:t>115.4 Corresponde al consumidor que solicita el dictado de la medida correctiva reparadora probar las consecuencias patrimoniales directas e inmediatas causadas por la comisión de la infracción administrativa.</w:t>
       </w:r>
@@ -6856,16 +7755,16 @@
         <w:ind w:left="567"/>
         <w:jc w:val="both"/>
         <w:rPr>
-          <w:rFonts w:ascii="Arial Narrow" w:eastAsia="Arial Narrow" w:hAnsi="Arial Narrow" w:cs="Arial"/>
-          <w:sz w:val="14"/>
-          <w:szCs w:val="14"/>
-        </w:rPr>
-      </w:pPr>
-      <w:r>
-        <w:rPr>
-          <w:rFonts w:ascii="Arial Narrow" w:eastAsia="Arial Narrow" w:hAnsi="Arial Narrow" w:cs="Arial"/>
-          <w:sz w:val="14"/>
-          <w:szCs w:val="14"/>
+          <w:rFonts w:ascii="Arial Narrow" w:eastAsia="Arial Narrow" w:hAnsi="Arial Narrow" w:cs="Arial Narrow"/>
+          <w:sz w:val="16"/>
+          <w:szCs w:val="16"/>
+        </w:rPr>
+      </w:pPr>
+      <w:r>
+        <w:rPr>
+          <w:rFonts w:ascii="Arial Narrow" w:eastAsia="Arial Narrow" w:hAnsi="Arial Narrow" w:cs="Arial Narrow"/>
+          <w:sz w:val="16"/>
+          <w:szCs w:val="16"/>
         </w:rPr>
         <w:t>115.5 Los bienes o montos objeto de medidas correctivas reparadoras son entregados por el proveedor directamente al consumidor que los reclama, salvo mandato distinto contenido en la resolución. Aquellos bienes o montos materia de una medida correctiva reparadora, que por algún motivo se encuentran en posesión del Indecopi y deban ser entregados a los consumidores beneficiados, son puestos a disposición de estos.</w:t>
       </w:r>
@@ -6876,16 +7775,16 @@
         <w:ind w:left="567"/>
         <w:jc w:val="both"/>
         <w:rPr>
-          <w:rFonts w:ascii="Arial Narrow" w:eastAsia="Arial Narrow" w:hAnsi="Arial Narrow" w:cs="Arial"/>
-          <w:sz w:val="14"/>
-          <w:szCs w:val="14"/>
-        </w:rPr>
-      </w:pPr>
-      <w:r>
-        <w:rPr>
-          <w:rFonts w:ascii="Arial Narrow" w:eastAsia="Arial Narrow" w:hAnsi="Arial Narrow" w:cs="Arial"/>
-          <w:sz w:val="14"/>
-          <w:szCs w:val="14"/>
+          <w:rFonts w:ascii="Arial Narrow" w:eastAsia="Arial Narrow" w:hAnsi="Arial Narrow" w:cs="Arial Narrow"/>
+          <w:sz w:val="16"/>
+          <w:szCs w:val="16"/>
+        </w:rPr>
+      </w:pPr>
+      <w:r>
+        <w:rPr>
+          <w:rFonts w:ascii="Arial Narrow" w:eastAsia="Arial Narrow" w:hAnsi="Arial Narrow" w:cs="Arial Narrow"/>
+          <w:sz w:val="16"/>
+          <w:szCs w:val="16"/>
         </w:rPr>
         <w:t>115.6 El extremo de la resolución final que ordena el cumplimiento de una medida correctiva reparadora a favor del consumidor constituye título ejecutivo conforme con lo dispuesto en el artículo 688 del Código Procesal Civil, una vez que quedan consentidas o causan estado en la vía administrativa. La legitimidad para obrar en los procesos civiles de ejecución corresponde a los consumidores beneficiados con la medida correctiva reparadora.</w:t>
       </w:r>
@@ -6896,16 +7795,16 @@
         <w:ind w:left="567"/>
         <w:jc w:val="both"/>
         <w:rPr>
-          <w:rFonts w:ascii="Arial Narrow" w:eastAsia="Arial Narrow" w:hAnsi="Arial Narrow" w:cs="Arial"/>
-          <w:sz w:val="14"/>
-          <w:szCs w:val="14"/>
-        </w:rPr>
-      </w:pPr>
-      <w:r>
-        <w:rPr>
-          <w:rFonts w:ascii="Arial Narrow" w:eastAsia="Arial Narrow" w:hAnsi="Arial Narrow" w:cs="Arial"/>
-          <w:sz w:val="14"/>
-          <w:szCs w:val="14"/>
+          <w:rFonts w:ascii="Arial Narrow" w:eastAsia="Arial Narrow" w:hAnsi="Arial Narrow" w:cs="Arial Narrow"/>
+          <w:sz w:val="16"/>
+          <w:szCs w:val="16"/>
+        </w:rPr>
+      </w:pPr>
+      <w:r>
+        <w:rPr>
+          <w:rFonts w:ascii="Arial Narrow" w:eastAsia="Arial Narrow" w:hAnsi="Arial Narrow" w:cs="Arial Narrow"/>
+          <w:sz w:val="16"/>
+          <w:szCs w:val="16"/>
         </w:rPr>
         <w:t>115.7 Las medidas correctivas reparadoras como mandatos dirigidos a resarcir las consecuencias patrimoniales directas e inmediatas originadas por la infracción buscan corregir la conducta infractora y no tienen naturaleza indemnizatoria; son dictadas sin perjuicio de la indemnización por los daños y perjuicios que el consumidor puede solicitar en la vía judicial o arbitral correspondiente. No obstante, se descuenta de la indemnización patrimonial aquella satisfacción patrimonial deducible que el consumidor haya recibido a consecuencia del dictado de una medida correctiva reparadora en sede administrativa.</w:t>
       </w:r>
@@ -6916,9 +7815,9 @@
         <w:ind w:left="567"/>
         <w:jc w:val="both"/>
         <w:rPr>
-          <w:rFonts w:ascii="Arial Narrow" w:eastAsia="Arial Narrow" w:hAnsi="Arial Narrow" w:cs="Arial"/>
-          <w:sz w:val="14"/>
-          <w:szCs w:val="14"/>
+          <w:rFonts w:ascii="Arial Narrow" w:eastAsia="Arial Narrow" w:hAnsi="Arial Narrow" w:cs="Arial Narrow"/>
+          <w:sz w:val="16"/>
+          <w:szCs w:val="16"/>
         </w:rPr>
       </w:pPr>
     </w:p>
@@ -6928,20 +7827,20 @@
         <w:ind w:left="567"/>
         <w:jc w:val="both"/>
         <w:rPr>
-          <w:rFonts w:ascii="Arial Narrow" w:eastAsia="Arial Narrow" w:hAnsi="Arial Narrow" w:cs="Arial"/>
+          <w:rFonts w:ascii="Arial Narrow" w:eastAsia="Arial Narrow" w:hAnsi="Arial Narrow" w:cs="Arial Narrow"/>
           <w:b/>
           <w:bCs/>
-          <w:sz w:val="14"/>
-          <w:szCs w:val="14"/>
-        </w:rPr>
-      </w:pPr>
-      <w:r>
-        <w:rPr>
-          <w:rFonts w:ascii="Arial Narrow" w:eastAsia="Arial Narrow" w:hAnsi="Arial Narrow" w:cs="Arial"/>
+          <w:sz w:val="16"/>
+          <w:szCs w:val="16"/>
+        </w:rPr>
+      </w:pPr>
+      <w:r>
+        <w:rPr>
+          <w:rFonts w:ascii="Arial Narrow" w:eastAsia="Arial Narrow" w:hAnsi="Arial Narrow" w:cs="Arial Narrow"/>
           <w:b/>
           <w:bCs/>
-          <w:sz w:val="14"/>
-          <w:szCs w:val="14"/>
+          <w:sz w:val="16"/>
+          <w:szCs w:val="16"/>
         </w:rPr>
         <w:t>Artículo 116.- Medidas correctivas complementarias</w:t>
       </w:r>
@@ -6952,16 +7851,16 @@
         <w:ind w:left="567"/>
         <w:jc w:val="both"/>
         <w:rPr>
-          <w:rFonts w:ascii="Arial Narrow" w:eastAsia="Arial Narrow" w:hAnsi="Arial Narrow" w:cs="Arial"/>
-          <w:sz w:val="14"/>
-          <w:szCs w:val="14"/>
-        </w:rPr>
-      </w:pPr>
-      <w:r>
-        <w:rPr>
-          <w:rFonts w:ascii="Arial Narrow" w:eastAsia="Arial Narrow" w:hAnsi="Arial Narrow" w:cs="Arial"/>
-          <w:sz w:val="14"/>
-          <w:szCs w:val="14"/>
+          <w:rFonts w:ascii="Arial Narrow" w:eastAsia="Arial Narrow" w:hAnsi="Arial Narrow" w:cs="Arial Narrow"/>
+          <w:sz w:val="16"/>
+          <w:szCs w:val="16"/>
+        </w:rPr>
+      </w:pPr>
+      <w:r>
+        <w:rPr>
+          <w:rFonts w:ascii="Arial Narrow" w:eastAsia="Arial Narrow" w:hAnsi="Arial Narrow" w:cs="Arial Narrow"/>
+          <w:sz w:val="16"/>
+          <w:szCs w:val="16"/>
         </w:rPr>
         <w:t xml:space="preserve">Las medidas correctivas complementarias tienen el objeto de revertir los efectos de la conducta infractora o evitar que esta se produzca nuevamente en el futuro y pueden ser, entre otras, las siguientes: </w:t>
       </w:r>
@@ -6972,16 +7871,16 @@
         <w:ind w:left="567"/>
         <w:jc w:val="both"/>
         <w:rPr>
-          <w:rFonts w:ascii="Arial Narrow" w:eastAsia="Arial Narrow" w:hAnsi="Arial Narrow" w:cs="Arial"/>
-          <w:sz w:val="14"/>
-          <w:szCs w:val="14"/>
-        </w:rPr>
-      </w:pPr>
-      <w:r>
-        <w:rPr>
-          <w:rFonts w:ascii="Arial Narrow" w:eastAsia="Arial Narrow" w:hAnsi="Arial Narrow" w:cs="Arial"/>
-          <w:sz w:val="14"/>
-          <w:szCs w:val="14"/>
+          <w:rFonts w:ascii="Arial Narrow" w:eastAsia="Arial Narrow" w:hAnsi="Arial Narrow" w:cs="Arial Narrow"/>
+          <w:sz w:val="16"/>
+          <w:szCs w:val="16"/>
+        </w:rPr>
+      </w:pPr>
+      <w:r>
+        <w:rPr>
+          <w:rFonts w:ascii="Arial Narrow" w:eastAsia="Arial Narrow" w:hAnsi="Arial Narrow" w:cs="Arial Narrow"/>
+          <w:sz w:val="16"/>
+          <w:szCs w:val="16"/>
         </w:rPr>
         <w:t xml:space="preserve">a. Que el proveedor cumpla con atender la solicitud de información requerida por el consumidor, siempre que dicho requerimiento guarde relación con el producto adquirido o servicio contratado. </w:t>
       </w:r>
@@ -6992,16 +7891,16 @@
         <w:ind w:left="567"/>
         <w:jc w:val="both"/>
         <w:rPr>
-          <w:rFonts w:ascii="Arial Narrow" w:eastAsia="Arial Narrow" w:hAnsi="Arial Narrow" w:cs="Arial"/>
-          <w:sz w:val="14"/>
-          <w:szCs w:val="14"/>
-        </w:rPr>
-      </w:pPr>
-      <w:r>
-        <w:rPr>
-          <w:rFonts w:ascii="Arial Narrow" w:eastAsia="Arial Narrow" w:hAnsi="Arial Narrow" w:cs="Arial"/>
-          <w:sz w:val="14"/>
-          <w:szCs w:val="14"/>
+          <w:rFonts w:ascii="Arial Narrow" w:eastAsia="Arial Narrow" w:hAnsi="Arial Narrow" w:cs="Arial Narrow"/>
+          <w:sz w:val="16"/>
+          <w:szCs w:val="16"/>
+        </w:rPr>
+      </w:pPr>
+      <w:r>
+        <w:rPr>
+          <w:rFonts w:ascii="Arial Narrow" w:eastAsia="Arial Narrow" w:hAnsi="Arial Narrow" w:cs="Arial Narrow"/>
+          <w:sz w:val="16"/>
+          <w:szCs w:val="16"/>
         </w:rPr>
         <w:t xml:space="preserve">b. Declarar inexigibles las cláusulas que han sido identificadas como abusivas en el procedimiento. </w:t>
       </w:r>
@@ -7012,16 +7911,16 @@
         <w:ind w:left="567"/>
         <w:jc w:val="both"/>
         <w:rPr>
-          <w:rFonts w:ascii="Arial Narrow" w:eastAsia="Arial Narrow" w:hAnsi="Arial Narrow" w:cs="Arial"/>
-          <w:sz w:val="14"/>
-          <w:szCs w:val="14"/>
-        </w:rPr>
-      </w:pPr>
-      <w:r>
-        <w:rPr>
-          <w:rFonts w:ascii="Arial Narrow" w:eastAsia="Arial Narrow" w:hAnsi="Arial Narrow" w:cs="Arial"/>
-          <w:sz w:val="14"/>
-          <w:szCs w:val="14"/>
+          <w:rFonts w:ascii="Arial Narrow" w:eastAsia="Arial Narrow" w:hAnsi="Arial Narrow" w:cs="Arial Narrow"/>
+          <w:sz w:val="16"/>
+          <w:szCs w:val="16"/>
+        </w:rPr>
+      </w:pPr>
+      <w:r>
+        <w:rPr>
+          <w:rFonts w:ascii="Arial Narrow" w:eastAsia="Arial Narrow" w:hAnsi="Arial Narrow" w:cs="Arial Narrow"/>
+          <w:sz w:val="16"/>
+          <w:szCs w:val="16"/>
         </w:rPr>
         <w:t xml:space="preserve">c. El decomiso y destrucción de la mercadería, envases, envolturas o etiquetas. </w:t>
       </w:r>
@@ -7032,34 +7931,34 @@
         <w:ind w:left="567"/>
         <w:jc w:val="both"/>
         <w:rPr>
-          <w:rFonts w:ascii="Arial Narrow" w:eastAsia="Arial Narrow" w:hAnsi="Arial Narrow" w:cs="Arial"/>
-          <w:sz w:val="14"/>
-          <w:szCs w:val="14"/>
-        </w:rPr>
-      </w:pPr>
-      <w:r>
-        <w:rPr>
-          <w:rFonts w:ascii="Arial Narrow" w:eastAsia="Arial Narrow" w:hAnsi="Arial Narrow" w:cs="Arial"/>
-          <w:sz w:val="14"/>
-          <w:szCs w:val="14"/>
+          <w:rFonts w:ascii="Arial Narrow" w:eastAsia="Arial Narrow" w:hAnsi="Arial Narrow" w:cs="Arial Narrow"/>
+          <w:sz w:val="16"/>
+          <w:szCs w:val="16"/>
+        </w:rPr>
+      </w:pPr>
+      <w:r>
+        <w:rPr>
+          <w:rFonts w:ascii="Arial Narrow" w:eastAsia="Arial Narrow" w:hAnsi="Arial Narrow" w:cs="Arial Narrow"/>
+          <w:sz w:val="16"/>
+          <w:szCs w:val="16"/>
         </w:rPr>
         <w:t xml:space="preserve">d. En caso de infracciones muy graves y de reincidencia o </w:t>
       </w:r>
       <w:proofErr w:type="spellStart"/>
       <w:r>
         <w:rPr>
-          <w:rFonts w:ascii="Arial Narrow" w:eastAsia="Arial Narrow" w:hAnsi="Arial Narrow" w:cs="Arial"/>
-          <w:sz w:val="14"/>
-          <w:szCs w:val="14"/>
+          <w:rFonts w:ascii="Arial Narrow" w:eastAsia="Arial Narrow" w:hAnsi="Arial Narrow" w:cs="Arial Narrow"/>
+          <w:sz w:val="16"/>
+          <w:szCs w:val="16"/>
         </w:rPr>
         <w:t>reiterancia</w:t>
       </w:r>
       <w:proofErr w:type="spellEnd"/>
       <w:r>
         <w:rPr>
-          <w:rFonts w:ascii="Arial Narrow" w:eastAsia="Arial Narrow" w:hAnsi="Arial Narrow" w:cs="Arial"/>
-          <w:sz w:val="14"/>
-          <w:szCs w:val="14"/>
+          <w:rFonts w:ascii="Arial Narrow" w:eastAsia="Arial Narrow" w:hAnsi="Arial Narrow" w:cs="Arial Narrow"/>
+          <w:sz w:val="16"/>
+          <w:szCs w:val="16"/>
         </w:rPr>
         <w:t xml:space="preserve">: </w:t>
       </w:r>
@@ -7070,16 +7969,16 @@
         <w:ind w:left="567"/>
         <w:jc w:val="both"/>
         <w:rPr>
-          <w:rFonts w:ascii="Arial Narrow" w:eastAsia="Arial Narrow" w:hAnsi="Arial Narrow" w:cs="Arial"/>
-          <w:sz w:val="14"/>
-          <w:szCs w:val="14"/>
-        </w:rPr>
-      </w:pPr>
-      <w:r>
-        <w:rPr>
-          <w:rFonts w:ascii="Arial Narrow" w:eastAsia="Arial Narrow" w:hAnsi="Arial Narrow" w:cs="Arial"/>
-          <w:sz w:val="14"/>
-          <w:szCs w:val="14"/>
+          <w:rFonts w:ascii="Arial Narrow" w:eastAsia="Arial Narrow" w:hAnsi="Arial Narrow" w:cs="Arial Narrow"/>
+          <w:sz w:val="16"/>
+          <w:szCs w:val="16"/>
+        </w:rPr>
+      </w:pPr>
+      <w:r>
+        <w:rPr>
+          <w:rFonts w:ascii="Arial Narrow" w:eastAsia="Arial Narrow" w:hAnsi="Arial Narrow" w:cs="Arial Narrow"/>
+          <w:sz w:val="16"/>
+          <w:szCs w:val="16"/>
         </w:rPr>
         <w:t xml:space="preserve">(i) Solicitar a la autoridad correspondiente la clausura temporal del establecimiento industrial, comercial o de servicios por un plazo máximo de seis (6) meses. </w:t>
       </w:r>
@@ -7090,34 +7989,34 @@
         <w:ind w:left="567"/>
         <w:jc w:val="both"/>
         <w:rPr>
-          <w:rFonts w:ascii="Arial Narrow" w:eastAsia="Arial Narrow" w:hAnsi="Arial Narrow" w:cs="Arial"/>
-          <w:sz w:val="14"/>
-          <w:szCs w:val="14"/>
-        </w:rPr>
-      </w:pPr>
-      <w:r>
-        <w:rPr>
-          <w:rFonts w:ascii="Arial Narrow" w:eastAsia="Arial Narrow" w:hAnsi="Arial Narrow" w:cs="Arial"/>
-          <w:sz w:val="14"/>
-          <w:szCs w:val="14"/>
+          <w:rFonts w:ascii="Arial Narrow" w:eastAsia="Arial Narrow" w:hAnsi="Arial Narrow" w:cs="Arial Narrow"/>
+          <w:sz w:val="16"/>
+          <w:szCs w:val="16"/>
+        </w:rPr>
+      </w:pPr>
+      <w:r>
+        <w:rPr>
+          <w:rFonts w:ascii="Arial Narrow" w:eastAsia="Arial Narrow" w:hAnsi="Arial Narrow" w:cs="Arial Narrow"/>
+          <w:sz w:val="16"/>
+          <w:szCs w:val="16"/>
         </w:rPr>
         <w:t>(</w:t>
       </w:r>
       <w:proofErr w:type="spellStart"/>
       <w:r>
         <w:rPr>
-          <w:rFonts w:ascii="Arial Narrow" w:eastAsia="Arial Narrow" w:hAnsi="Arial Narrow" w:cs="Arial"/>
-          <w:sz w:val="14"/>
-          <w:szCs w:val="14"/>
+          <w:rFonts w:ascii="Arial Narrow" w:eastAsia="Arial Narrow" w:hAnsi="Arial Narrow" w:cs="Arial Narrow"/>
+          <w:sz w:val="16"/>
+          <w:szCs w:val="16"/>
         </w:rPr>
         <w:t>ii</w:t>
       </w:r>
       <w:proofErr w:type="spellEnd"/>
       <w:r>
         <w:rPr>
-          <w:rFonts w:ascii="Arial Narrow" w:eastAsia="Arial Narrow" w:hAnsi="Arial Narrow" w:cs="Arial"/>
-          <w:sz w:val="14"/>
-          <w:szCs w:val="14"/>
+          <w:rFonts w:ascii="Arial Narrow" w:eastAsia="Arial Narrow" w:hAnsi="Arial Narrow" w:cs="Arial Narrow"/>
+          <w:sz w:val="16"/>
+          <w:szCs w:val="16"/>
         </w:rPr>
         <w:t xml:space="preserve">) Solicitar a la autoridad competente la inhabilitación, temporal o permanente, del proveedor en función de los alcances de la infracción sancionada. </w:t>
       </w:r>
@@ -7128,34 +8027,34 @@
         <w:ind w:left="567"/>
         <w:jc w:val="both"/>
         <w:rPr>
-          <w:rFonts w:ascii="Arial Narrow" w:eastAsia="Arial Narrow" w:hAnsi="Arial Narrow" w:cs="Arial"/>
-          <w:sz w:val="14"/>
-          <w:szCs w:val="14"/>
-        </w:rPr>
-      </w:pPr>
-      <w:r>
-        <w:rPr>
-          <w:rFonts w:ascii="Arial Narrow" w:eastAsia="Arial Narrow" w:hAnsi="Arial Narrow" w:cs="Arial"/>
-          <w:sz w:val="14"/>
-          <w:szCs w:val="14"/>
+          <w:rFonts w:ascii="Arial Narrow" w:eastAsia="Arial Narrow" w:hAnsi="Arial Narrow" w:cs="Arial Narrow"/>
+          <w:sz w:val="16"/>
+          <w:szCs w:val="16"/>
+        </w:rPr>
+      </w:pPr>
+      <w:r>
+        <w:rPr>
+          <w:rFonts w:ascii="Arial Narrow" w:eastAsia="Arial Narrow" w:hAnsi="Arial Narrow" w:cs="Arial Narrow"/>
+          <w:sz w:val="16"/>
+          <w:szCs w:val="16"/>
         </w:rPr>
         <w:t xml:space="preserve">e. Publicación de avisos </w:t>
       </w:r>
       <w:proofErr w:type="spellStart"/>
       <w:r>
         <w:rPr>
-          <w:rFonts w:ascii="Arial Narrow" w:eastAsia="Arial Narrow" w:hAnsi="Arial Narrow" w:cs="Arial"/>
-          <w:sz w:val="14"/>
-          <w:szCs w:val="14"/>
+          <w:rFonts w:ascii="Arial Narrow" w:eastAsia="Arial Narrow" w:hAnsi="Arial Narrow" w:cs="Arial Narrow"/>
+          <w:sz w:val="16"/>
+          <w:szCs w:val="16"/>
         </w:rPr>
         <w:t>rectificatorios</w:t>
       </w:r>
       <w:proofErr w:type="spellEnd"/>
       <w:r>
         <w:rPr>
-          <w:rFonts w:ascii="Arial Narrow" w:eastAsia="Arial Narrow" w:hAnsi="Arial Narrow" w:cs="Arial"/>
-          <w:sz w:val="14"/>
-          <w:szCs w:val="14"/>
+          <w:rFonts w:ascii="Arial Narrow" w:eastAsia="Arial Narrow" w:hAnsi="Arial Narrow" w:cs="Arial Narrow"/>
+          <w:sz w:val="16"/>
+          <w:szCs w:val="16"/>
         </w:rPr>
         <w:t xml:space="preserve"> o informativos en la forma que determine el Indecopi, tomando en consideración los medios que resulten idóneos para revertir los efectos que el acto objeto de sanción ha ocasionado. </w:t>
       </w:r>
@@ -7166,16 +8065,16 @@
         <w:ind w:left="567"/>
         <w:jc w:val="both"/>
         <w:rPr>
-          <w:rFonts w:ascii="Arial Narrow" w:eastAsia="Arial Narrow" w:hAnsi="Arial Narrow" w:cs="Arial"/>
-          <w:sz w:val="14"/>
-          <w:szCs w:val="14"/>
-        </w:rPr>
-      </w:pPr>
-      <w:r>
-        <w:rPr>
-          <w:rFonts w:ascii="Arial Narrow" w:eastAsia="Arial Narrow" w:hAnsi="Arial Narrow" w:cs="Arial"/>
-          <w:sz w:val="14"/>
-          <w:szCs w:val="14"/>
+          <w:rFonts w:ascii="Arial Narrow" w:eastAsia="Arial Narrow" w:hAnsi="Arial Narrow" w:cs="Arial Narrow"/>
+          <w:sz w:val="16"/>
+          <w:szCs w:val="16"/>
+        </w:rPr>
+      </w:pPr>
+      <w:r>
+        <w:rPr>
+          <w:rFonts w:ascii="Arial Narrow" w:eastAsia="Arial Narrow" w:hAnsi="Arial Narrow" w:cs="Arial Narrow"/>
+          <w:sz w:val="16"/>
+          <w:szCs w:val="16"/>
         </w:rPr>
         <w:t xml:space="preserve">f. Cualquier otra medida correctiva que tenga el objeto de revertir los efectos de la conducta infractora o evitar que esta se produzca nuevamente en el futuro. </w:t>
       </w:r>
@@ -7186,16 +8085,16 @@
         <w:ind w:left="567"/>
         <w:jc w:val="both"/>
         <w:rPr>
-          <w:rFonts w:ascii="Arial Narrow" w:eastAsia="Arial Narrow" w:hAnsi="Arial Narrow" w:cs="Arial"/>
-          <w:sz w:val="14"/>
-          <w:szCs w:val="14"/>
-        </w:rPr>
-      </w:pPr>
-      <w:r>
-        <w:rPr>
-          <w:rFonts w:ascii="Arial Narrow" w:eastAsia="Arial Narrow" w:hAnsi="Arial Narrow" w:cs="Arial"/>
-          <w:sz w:val="14"/>
-          <w:szCs w:val="14"/>
+          <w:rFonts w:ascii="Arial Narrow" w:eastAsia="Arial Narrow" w:hAnsi="Arial Narrow" w:cs="Arial Narrow"/>
+          <w:sz w:val="16"/>
+          <w:szCs w:val="16"/>
+        </w:rPr>
+      </w:pPr>
+      <w:r>
+        <w:rPr>
+          <w:rFonts w:ascii="Arial Narrow" w:eastAsia="Arial Narrow" w:hAnsi="Arial Narrow" w:cs="Arial Narrow"/>
+          <w:sz w:val="16"/>
+          <w:szCs w:val="16"/>
         </w:rPr>
         <w:t>El Indecopi está facultado para solicitar a la autoridad municipal y policial el apoyo respectivo para la ejecución de las medidas correctivas complementarias correspondientes.</w:t>
       </w:r>
@@ -7203,12 +8102,12 @@
     <w:p>
       <w:pPr>
         <w:spacing w:after="0" w:line="240" w:lineRule="auto"/>
-        <w:ind w:left="567"/>
-        <w:jc w:val="both"/>
-        <w:rPr>
-          <w:rFonts w:ascii="Arial Narrow" w:eastAsia="Arial Narrow" w:hAnsi="Arial Narrow" w:cs="Arial"/>
-          <w:sz w:val="14"/>
-          <w:szCs w:val="14"/>
+        <w:ind w:left="567" w:hanging="567"/>
+        <w:jc w:val="both"/>
+        <w:rPr>
+          <w:rFonts w:ascii="Arial Narrow" w:eastAsia="Arial Narrow" w:hAnsi="Arial Narrow" w:cs="Arial Narrow"/>
+          <w:sz w:val="16"/>
+          <w:szCs w:val="16"/>
         </w:rPr>
       </w:pPr>
     </w:p>
@@ -7223,63 +8122,63 @@
         <w:ind w:left="567" w:hanging="567"/>
         <w:jc w:val="both"/>
         <w:rPr>
-          <w:rFonts w:ascii="Arial Narrow" w:hAnsi="Arial Narrow" w:cs="Arial"/>
+          <w:rFonts w:ascii="Arial Narrow" w:eastAsia="Arial Narrow" w:hAnsi="Arial Narrow" w:cs="Arial Narrow"/>
           <w:b/>
-          <w:sz w:val="14"/>
-          <w:szCs w:val="14"/>
+          <w:sz w:val="16"/>
+          <w:szCs w:val="16"/>
         </w:rPr>
       </w:pPr>
       <w:r>
         <w:rPr>
           <w:rStyle w:val="Refdenotaalpie"/>
-          <w:rFonts w:ascii="Arial Narrow" w:hAnsi="Arial Narrow" w:cs="Arial"/>
-          <w:sz w:val="16"/>
-          <w:szCs w:val="14"/>
+          <w:rFonts w:ascii="Arial Narrow" w:eastAsia="Arial Narrow" w:hAnsi="Arial Narrow" w:cs="Arial Narrow"/>
+          <w:sz w:val="16"/>
+          <w:szCs w:val="16"/>
           <w:vertAlign w:val="superscript"/>
         </w:rPr>
         <w:footnoteRef/>
       </w:r>
       <w:r>
         <w:rPr>
-          <w:rFonts w:ascii="Arial Narrow" w:hAnsi="Arial Narrow" w:cs="Arial"/>
-          <w:sz w:val="14"/>
-          <w:szCs w:val="14"/>
+          <w:rFonts w:ascii="Arial Narrow" w:eastAsia="Arial Narrow" w:hAnsi="Arial Narrow" w:cs="Arial Narrow"/>
+          <w:sz w:val="16"/>
+          <w:szCs w:val="16"/>
         </w:rPr>
         <w:t xml:space="preserve"> </w:t>
       </w:r>
       <w:r>
         <w:rPr>
-          <w:rFonts w:ascii="Arial Narrow" w:hAnsi="Arial Narrow" w:cs="Arial"/>
-          <w:sz w:val="14"/>
-          <w:szCs w:val="14"/>
+          <w:rFonts w:ascii="Arial Narrow" w:eastAsia="Arial Narrow" w:hAnsi="Arial Narrow" w:cs="Arial Narrow"/>
+          <w:sz w:val="16"/>
+          <w:szCs w:val="16"/>
         </w:rPr>
         <w:tab/>
       </w:r>
       <w:r>
         <w:rPr>
-          <w:rFonts w:ascii="Arial Narrow" w:eastAsia="Arial Narrow" w:hAnsi="Arial Narrow" w:cs="Arial"/>
+          <w:rFonts w:ascii="Arial Narrow" w:eastAsia="Arial Narrow" w:hAnsi="Arial Narrow" w:cs="Arial Narrow"/>
           <w:b/>
-          <w:sz w:val="14"/>
-          <w:szCs w:val="14"/>
+          <w:sz w:val="16"/>
+          <w:szCs w:val="16"/>
         </w:rPr>
         <w:t>LEY 29571, CÓDIGO DE PROTECCIÓN Y DEFENSA DEL CONSUMIDOR</w:t>
       </w:r>
       <w:r>
         <w:rPr>
-          <w:rFonts w:ascii="Arial Narrow" w:hAnsi="Arial Narrow" w:cs="Arial"/>
+          <w:rFonts w:ascii="Arial Narrow" w:eastAsia="Arial Narrow" w:hAnsi="Arial Narrow" w:cs="Arial Narrow"/>
           <w:b/>
           <w:bCs/>
-          <w:sz w:val="14"/>
-          <w:szCs w:val="14"/>
+          <w:sz w:val="16"/>
+          <w:szCs w:val="16"/>
         </w:rPr>
         <w:t xml:space="preserve">, </w:t>
       </w:r>
       <w:r>
         <w:rPr>
-          <w:rFonts w:ascii="Arial Narrow" w:hAnsi="Arial Narrow" w:cs="Arial"/>
+          <w:rFonts w:ascii="Arial Narrow" w:eastAsia="Arial Narrow" w:hAnsi="Arial Narrow" w:cs="Arial Narrow"/>
           <w:b/>
-          <w:sz w:val="14"/>
-          <w:szCs w:val="14"/>
+          <w:sz w:val="16"/>
+          <w:szCs w:val="16"/>
         </w:rPr>
         <w:t>publicado el 2 de setiembre de 2010 y modificado por Decreto Legislativo 1308</w:t>
       </w:r>
@@ -7292,18 +8191,18 @@
         </w:tabs>
         <w:jc w:val="both"/>
         <w:rPr>
-          <w:rFonts w:ascii="Arial Narrow" w:eastAsia="Arial Narrow" w:hAnsi="Arial Narrow" w:cs="Arial"/>
+          <w:rFonts w:ascii="Arial Narrow" w:eastAsia="Arial Narrow" w:hAnsi="Arial Narrow" w:cs="Arial Narrow"/>
           <w:b/>
-          <w:sz w:val="14"/>
-          <w:szCs w:val="14"/>
-        </w:rPr>
-      </w:pPr>
-      <w:r>
-        <w:rPr>
-          <w:rFonts w:ascii="Arial Narrow" w:eastAsia="Arial Narrow" w:hAnsi="Arial Narrow" w:cs="Arial"/>
+          <w:sz w:val="16"/>
+          <w:szCs w:val="16"/>
+        </w:rPr>
+      </w:pPr>
+      <w:r>
+        <w:rPr>
+          <w:rFonts w:ascii="Arial Narrow" w:eastAsia="Arial Narrow" w:hAnsi="Arial Narrow" w:cs="Arial Narrow"/>
           <w:b/>
-          <w:sz w:val="14"/>
-          <w:szCs w:val="14"/>
+          <w:sz w:val="16"/>
+          <w:szCs w:val="16"/>
         </w:rPr>
         <w:tab/>
         <w:t>Artículo 112.- Criterios de graduación de las sanciones administrativas</w:t>
@@ -7317,16 +8216,16 @@
         </w:tabs>
         <w:jc w:val="both"/>
         <w:rPr>
-          <w:rFonts w:ascii="Arial Narrow" w:eastAsia="Arial Narrow" w:hAnsi="Arial Narrow" w:cs="Arial"/>
-          <w:sz w:val="14"/>
-          <w:szCs w:val="14"/>
-        </w:rPr>
-      </w:pPr>
-      <w:r>
-        <w:rPr>
-          <w:rFonts w:ascii="Arial Narrow" w:eastAsia="Arial Narrow" w:hAnsi="Arial Narrow" w:cs="Arial"/>
-          <w:sz w:val="14"/>
-          <w:szCs w:val="14"/>
+          <w:rFonts w:ascii="Arial Narrow" w:eastAsia="Arial Narrow" w:hAnsi="Arial Narrow" w:cs="Arial Narrow"/>
+          <w:sz w:val="16"/>
+          <w:szCs w:val="16"/>
+        </w:rPr>
+      </w:pPr>
+      <w:r>
+        <w:rPr>
+          <w:rFonts w:ascii="Arial Narrow" w:eastAsia="Arial Narrow" w:hAnsi="Arial Narrow" w:cs="Arial Narrow"/>
+          <w:sz w:val="16"/>
+          <w:szCs w:val="16"/>
         </w:rPr>
         <w:tab/>
         <w:t>(…)</w:t>
@@ -7340,16 +8239,16 @@
         </w:tabs>
         <w:jc w:val="both"/>
         <w:rPr>
-          <w:rFonts w:ascii="Arial Narrow" w:eastAsia="Arial Narrow" w:hAnsi="Arial Narrow" w:cs="Arial"/>
-          <w:sz w:val="14"/>
-          <w:szCs w:val="14"/>
-        </w:rPr>
-      </w:pPr>
-      <w:r>
-        <w:rPr>
-          <w:rFonts w:ascii="Arial Narrow" w:eastAsia="Arial Narrow" w:hAnsi="Arial Narrow" w:cs="Arial"/>
-          <w:sz w:val="14"/>
-          <w:szCs w:val="14"/>
+          <w:rFonts w:ascii="Arial Narrow" w:eastAsia="Arial Narrow" w:hAnsi="Arial Narrow" w:cs="Arial Narrow"/>
+          <w:sz w:val="16"/>
+          <w:szCs w:val="16"/>
+        </w:rPr>
+      </w:pPr>
+      <w:r>
+        <w:rPr>
+          <w:rFonts w:ascii="Arial Narrow" w:eastAsia="Arial Narrow" w:hAnsi="Arial Narrow" w:cs="Arial Narrow"/>
+          <w:sz w:val="16"/>
+          <w:szCs w:val="16"/>
         </w:rPr>
         <w:tab/>
         <w:t>Se consideran circunstancias atenuantes especiales, las siguientes:</w:t>
@@ -7363,16 +8262,16 @@
         </w:tabs>
         <w:jc w:val="both"/>
         <w:rPr>
-          <w:rFonts w:ascii="Arial Narrow" w:eastAsia="Arial Narrow" w:hAnsi="Arial Narrow" w:cs="Arial"/>
-          <w:sz w:val="14"/>
-          <w:szCs w:val="14"/>
-        </w:rPr>
-      </w:pPr>
-      <w:r>
-        <w:rPr>
-          <w:rFonts w:ascii="Arial Narrow" w:eastAsia="Arial Narrow" w:hAnsi="Arial Narrow" w:cs="Arial"/>
-          <w:sz w:val="14"/>
-          <w:szCs w:val="14"/>
+          <w:rFonts w:ascii="Arial Narrow" w:eastAsia="Arial Narrow" w:hAnsi="Arial Narrow" w:cs="Arial Narrow"/>
+          <w:sz w:val="16"/>
+          <w:szCs w:val="16"/>
+        </w:rPr>
+      </w:pPr>
+      <w:r>
+        <w:rPr>
+          <w:rFonts w:ascii="Arial Narrow" w:eastAsia="Arial Narrow" w:hAnsi="Arial Narrow" w:cs="Arial Narrow"/>
+          <w:sz w:val="16"/>
+          <w:szCs w:val="16"/>
         </w:rPr>
         <w:tab/>
         <w:t>(…)</w:t>
@@ -7387,34 +8286,34 @@
         <w:ind w:left="567"/>
         <w:jc w:val="both"/>
         <w:rPr>
-          <w:rFonts w:ascii="Arial Narrow" w:eastAsia="Arial Narrow" w:hAnsi="Arial Narrow" w:cs="Arial"/>
-          <w:sz w:val="14"/>
-          <w:szCs w:val="14"/>
-        </w:rPr>
-      </w:pPr>
-      <w:r>
-        <w:rPr>
-          <w:rFonts w:ascii="Arial Narrow" w:eastAsia="Arial Narrow" w:hAnsi="Arial Narrow" w:cs="Arial"/>
-          <w:sz w:val="14"/>
-          <w:szCs w:val="14"/>
+          <w:rFonts w:ascii="Arial Narrow" w:eastAsia="Arial Narrow" w:hAnsi="Arial Narrow" w:cs="Arial Narrow"/>
+          <w:sz w:val="16"/>
+          <w:szCs w:val="16"/>
+        </w:rPr>
+      </w:pPr>
+      <w:r>
+        <w:rPr>
+          <w:rFonts w:ascii="Arial Narrow" w:eastAsia="Arial Narrow" w:hAnsi="Arial Narrow" w:cs="Arial Narrow"/>
+          <w:sz w:val="16"/>
+          <w:szCs w:val="16"/>
         </w:rPr>
         <w:t xml:space="preserve">3. En los procedimientos de oficio promovidos por una denuncia de parte, cuando el proveedor se allana a la denuncia presentada o reconoce las pretensiones en ella contenidas, se da por concluido el procedimiento </w:t>
       </w:r>
       <w:proofErr w:type="spellStart"/>
       <w:r>
         <w:rPr>
-          <w:rFonts w:ascii="Arial Narrow" w:eastAsia="Arial Narrow" w:hAnsi="Arial Narrow" w:cs="Arial"/>
-          <w:sz w:val="14"/>
-          <w:szCs w:val="14"/>
+          <w:rFonts w:ascii="Arial Narrow" w:eastAsia="Arial Narrow" w:hAnsi="Arial Narrow" w:cs="Arial Narrow"/>
+          <w:sz w:val="16"/>
+          <w:szCs w:val="16"/>
         </w:rPr>
         <w:t>liminarmente</w:t>
       </w:r>
       <w:proofErr w:type="spellEnd"/>
       <w:r>
         <w:rPr>
-          <w:rFonts w:ascii="Arial Narrow" w:eastAsia="Arial Narrow" w:hAnsi="Arial Narrow" w:cs="Arial"/>
-          <w:sz w:val="14"/>
-          <w:szCs w:val="14"/>
+          <w:rFonts w:ascii="Arial Narrow" w:eastAsia="Arial Narrow" w:hAnsi="Arial Narrow" w:cs="Arial Narrow"/>
+          <w:sz w:val="16"/>
+          <w:szCs w:val="16"/>
         </w:rPr>
         <w:t>, pudiendo imponerse una amonestación si el allanamiento o reconocimiento se realiza con la presentación de los descargos; caso contrario la sanción a imponer será pecuniaria. En aquellos casos en que el allanamiento o reconocimiento verse sobre controversias referidas a actos de discriminación, actos contrarios a la vida y a la salud y sustancias peligrosas, se considera como un atenuante pero la sanción a imponer será pecuniaria. En todos los supuestos de allanamiento y reconocimiento formulados con la presentación de los descargos, se exonera al denunciado del pago de los costos del procedimiento, pero no de las costas.</w:t>
       </w:r>
@@ -7422,11 +8321,16 @@
     <w:p>
       <w:pPr>
         <w:pStyle w:val="Textonotapie"/>
-        <w:jc w:val="both"/>
-        <w:rPr>
-          <w:rFonts w:ascii="Arial Narrow" w:hAnsi="Arial Narrow" w:cs="Arial"/>
-          <w:sz w:val="14"/>
-          <w:szCs w:val="14"/>
+        <w:tabs>
+          <w:tab w:val="left" w:pos="567"/>
+        </w:tabs>
+        <w:ind w:left="567" w:hanging="567"/>
+        <w:jc w:val="both"/>
+        <w:rPr>
+          <w:rFonts w:ascii="Arial Narrow" w:eastAsia="Arial Narrow" w:hAnsi="Arial Narrow" w:cs="Arial Narrow"/>
+          <w:b/>
+          <w:sz w:val="16"/>
+          <w:szCs w:val="16"/>
         </w:rPr>
       </w:pPr>
     </w:p>
@@ -7441,42 +8345,42 @@
         <w:ind w:left="567" w:hanging="567"/>
         <w:jc w:val="both"/>
         <w:rPr>
-          <w:rFonts w:ascii="Arial Narrow" w:hAnsi="Arial Narrow" w:cs="Arial"/>
+          <w:rFonts w:ascii="Arial Narrow" w:eastAsia="Arial Narrow" w:hAnsi="Arial Narrow" w:cs="Arial Narrow"/>
           <w:b/>
           <w:bCs/>
-          <w:sz w:val="14"/>
-          <w:szCs w:val="14"/>
+          <w:sz w:val="16"/>
+          <w:szCs w:val="16"/>
         </w:rPr>
       </w:pPr>
       <w:r>
         <w:rPr>
           <w:rStyle w:val="Refdenotaalpie"/>
-          <w:rFonts w:ascii="Arial Narrow" w:hAnsi="Arial Narrow" w:cs="Arial"/>
+          <w:rFonts w:ascii="Arial Narrow" w:eastAsia="Arial Narrow" w:hAnsi="Arial Narrow" w:cs="Arial Narrow"/>
           <w:b/>
           <w:bCs/>
           <w:sz w:val="16"/>
-          <w:szCs w:val="14"/>
+          <w:szCs w:val="16"/>
           <w:vertAlign w:val="superscript"/>
         </w:rPr>
         <w:footnoteRef/>
       </w:r>
       <w:r>
         <w:rPr>
-          <w:rFonts w:ascii="Arial Narrow" w:hAnsi="Arial Narrow" w:cs="Arial"/>
+          <w:rFonts w:ascii="Arial Narrow" w:eastAsia="Arial Narrow" w:hAnsi="Arial Narrow" w:cs="Arial Narrow"/>
           <w:b/>
           <w:bCs/>
-          <w:sz w:val="14"/>
-          <w:szCs w:val="14"/>
+          <w:sz w:val="16"/>
+          <w:szCs w:val="16"/>
         </w:rPr>
         <w:t xml:space="preserve"> </w:t>
       </w:r>
       <w:r>
         <w:rPr>
-          <w:rFonts w:ascii="Arial Narrow" w:hAnsi="Arial Narrow" w:cs="Arial"/>
+          <w:rFonts w:ascii="Arial Narrow" w:eastAsia="Arial Narrow" w:hAnsi="Arial Narrow" w:cs="Arial Narrow"/>
           <w:b/>
           <w:bCs/>
-          <w:sz w:val="14"/>
-          <w:szCs w:val="14"/>
+          <w:sz w:val="16"/>
+          <w:szCs w:val="16"/>
         </w:rPr>
         <w:tab/>
         <w:t xml:space="preserve">DECRETO LEGISLATIVO </w:t>
@@ -7484,22 +8388,22 @@
       <w:proofErr w:type="spellStart"/>
       <w:r>
         <w:rPr>
-          <w:rFonts w:ascii="Arial Narrow" w:hAnsi="Arial Narrow" w:cs="Arial"/>
+          <w:rFonts w:ascii="Arial Narrow" w:eastAsia="Arial Narrow" w:hAnsi="Arial Narrow" w:cs="Arial Narrow"/>
           <w:b/>
           <w:bCs/>
-          <w:sz w:val="14"/>
-          <w:szCs w:val="14"/>
+          <w:sz w:val="16"/>
+          <w:szCs w:val="16"/>
         </w:rPr>
         <w:t/>
       </w:r>
       <w:proofErr w:type="spellEnd"/>
       <w:r>
         <w:rPr>
-          <w:rFonts w:ascii="Arial Narrow" w:hAnsi="Arial Narrow" w:cs="Arial"/>
+          <w:rFonts w:ascii="Arial Narrow" w:eastAsia="Arial Narrow" w:hAnsi="Arial Narrow" w:cs="Arial Narrow"/>
           <w:b/>
           <w:bCs/>
-          <w:sz w:val="14"/>
-          <w:szCs w:val="14"/>
+          <w:sz w:val="16"/>
+          <w:szCs w:val="16"/>
         </w:rPr>
         <w:t xml:space="preserve"> 807, LEY SOBRE FACULTADES, NORMAS Y ORGANIZACIÓN DEL INDECOPI FACULTADES DE LAS COMISIONES Y OFICINAS DEL INDECOPI</w:t>
       </w:r>
@@ -7511,81 +8415,85 @@
         <w:ind w:left="567"/>
         <w:jc w:val="both"/>
         <w:rPr>
-          <w:rFonts w:ascii="Arial Narrow" w:hAnsi="Arial Narrow" w:cs="Arial"/>
+          <w:rFonts w:ascii="Arial Narrow" w:eastAsia="Arial Narrow" w:hAnsi="Arial Narrow" w:cs="Arial Narrow"/>
           <w:bCs/>
-          <w:sz w:val="14"/>
-          <w:szCs w:val="14"/>
-        </w:rPr>
-      </w:pPr>
-      <w:r>
-        <w:rPr>
-          <w:rFonts w:ascii="Arial Narrow" w:hAnsi="Arial Narrow" w:cs="Arial"/>
+          <w:sz w:val="16"/>
+          <w:szCs w:val="16"/>
+        </w:rPr>
+      </w:pPr>
+      <w:r>
+        <w:rPr>
+          <w:rFonts w:ascii="Arial Narrow" w:eastAsia="Arial Narrow" w:hAnsi="Arial Narrow" w:cs="Arial Narrow"/>
           <w:b/>
-          <w:sz w:val="14"/>
-          <w:szCs w:val="14"/>
+          <w:sz w:val="16"/>
+          <w:szCs w:val="16"/>
         </w:rPr>
         <w:t xml:space="preserve">Artículo 29.- </w:t>
       </w:r>
       <w:r>
         <w:rPr>
-          <w:rFonts w:ascii="Arial Narrow" w:hAnsi="Arial Narrow" w:cs="Arial"/>
+          <w:rFonts w:ascii="Arial Narrow" w:eastAsia="Arial Narrow" w:hAnsi="Arial Narrow" w:cs="Arial Narrow"/>
           <w:bCs/>
-          <w:sz w:val="14"/>
-          <w:szCs w:val="14"/>
+          <w:sz w:val="16"/>
+          <w:szCs w:val="16"/>
         </w:rPr>
         <w:t xml:space="preserve">En cualquier estado del procedimiento, e incluso antes de admitirse a trámite la denuncia, el </w:t>
       </w:r>
       <w:proofErr w:type="gramStart"/>
       <w:r>
         <w:rPr>
-          <w:rFonts w:ascii="Arial Narrow" w:hAnsi="Arial Narrow" w:cs="Arial"/>
+          <w:rFonts w:ascii="Arial Narrow" w:eastAsia="Arial Narrow" w:hAnsi="Arial Narrow" w:cs="Arial Narrow"/>
           <w:bCs/>
-          <w:sz w:val="14"/>
-          <w:szCs w:val="14"/>
+          <w:sz w:val="16"/>
+          <w:szCs w:val="16"/>
         </w:rPr>
         <w:t>Secretario Técnico</w:t>
       </w:r>
       <w:proofErr w:type="gramEnd"/>
       <w:r>
         <w:rPr>
-          <w:rFonts w:ascii="Arial Narrow" w:hAnsi="Arial Narrow" w:cs="Arial"/>
+          <w:rFonts w:ascii="Arial Narrow" w:eastAsia="Arial Narrow" w:hAnsi="Arial Narrow" w:cs="Arial Narrow"/>
           <w:bCs/>
-          <w:sz w:val="14"/>
-          <w:szCs w:val="14"/>
+          <w:sz w:val="16"/>
+          <w:szCs w:val="16"/>
         </w:rPr>
         <w:t xml:space="preserve"> podrá citar a las partes a audiencia de conciliación. La audiencia se desarrollará ante el </w:t>
       </w:r>
       <w:proofErr w:type="gramStart"/>
       <w:r>
         <w:rPr>
-          <w:rFonts w:ascii="Arial Narrow" w:hAnsi="Arial Narrow" w:cs="Arial"/>
+          <w:rFonts w:ascii="Arial Narrow" w:eastAsia="Arial Narrow" w:hAnsi="Arial Narrow" w:cs="Arial Narrow"/>
           <w:bCs/>
-          <w:sz w:val="14"/>
-          <w:szCs w:val="14"/>
+          <w:sz w:val="16"/>
+          <w:szCs w:val="16"/>
         </w:rPr>
         <w:t>Secretario Técnico</w:t>
       </w:r>
       <w:proofErr w:type="gramEnd"/>
       <w:r>
         <w:rPr>
-          <w:rFonts w:ascii="Arial Narrow" w:hAnsi="Arial Narrow" w:cs="Arial"/>
+          <w:rFonts w:ascii="Arial Narrow" w:eastAsia="Arial Narrow" w:hAnsi="Arial Narrow" w:cs="Arial Narrow"/>
           <w:bCs/>
-          <w:sz w:val="14"/>
-          <w:szCs w:val="14"/>
+          <w:sz w:val="16"/>
+          <w:szCs w:val="16"/>
         </w:rPr>
         <w:t xml:space="preserve"> o ante la persona que este designe. Si ambas partes arribaran a un acuerdo respecto de la denuncia, se levantará un acta donde conste el acuerdo respectivo, el mismo que tendrá efectos de transacción extrajudicial. En cualquier caso, la Comisión podrá continuar de oficio el procedimiento, si del análisis de los hechos denunciados considera que podría estarse afectando intereses de terceros.</w:t>
       </w:r>
     </w:p>
     <w:p>
       <w:pPr>
-        <w:pStyle w:val="NormalWeb"/>
-        <w:spacing w:after="0" w:line="240" w:lineRule="auto"/>
-        <w:ind w:left="567"/>
-        <w:jc w:val="both"/>
-        <w:rPr>
-          <w:rFonts w:ascii="Arial Narrow" w:hAnsi="Arial Narrow" w:cs="Arial"/>
-          <w:sz w:val="14"/>
-          <w:szCs w:val="14"/>
+        <w:autoSpaceDE w:val="0"/>
+        <w:autoSpaceDN w:val="0"/>
+        <w:adjustRightInd w:val="0"/>
+        <w:spacing w:after="0" w:line="240" w:lineRule="auto"/>
+        <w:ind w:left="567" w:hanging="567"/>
+        <w:jc w:val="both"/>
+        <w:rPr>
+          <w:rFonts w:ascii="Arial Narrow" w:eastAsia="Arial Narrow" w:hAnsi="Arial Narrow" w:cs="Arial Narrow"/>
+          <w:b/>
+          <w:bCs/>
+          <w:sz w:val="16"/>
+          <w:szCs w:val="16"/>
         </w:rPr>
       </w:pPr>
     </w:p>

--- a/plantillas_maestras/02_seguro_vida/liquidacion_o_pago_menor/2_o_mas_ddos_varios/mujer/TPL_2319_2025_SEGURO_VIDA_LIQUIDACION_O_PAGO_MENOR_ASEGURADORA_MUJER_R1.docx
+++ b/plantillas_maestras/02_seguro_vida/liquidacion_o_pago_menor/2_o_mas_ddos_varios/mujer/TPL_2319_2025_SEGURO_VIDA_LIQUIDACION_O_PAGO_MENOR_ASEGURADORA_MUJER_R1.docx
@@ -594,55 +594,7 @@
           <w:lang w:val="es-ES" w:eastAsia="es-ES"/>
           <w14:ligatures w14:val="none"/>
         </w:rPr>
-        <w:t xml:space="preserve">Mediante el escrito del 6 de agosto de 2025, la señora [APELLIDO] denunció a Pacífico por presuntas infracciones a la Ley 29571, Código de Protección y Defensa del Consumidor (en adelante, Código), señalando lo siguiente:</w:t>
-      </w:r>
-      <w:r>
-        <w:rPr>
-          <w:rFonts w:ascii="Arial Narrow" w:eastAsia="Arial Narrow" w:hAnsi="Arial Narrow" w:cs="Arial Narrow"/>
-          <w:color w:val="000000"/>
-          <w:kern w:val="0"/>
-          <w:sz w:val="22"/>
-          <w:szCs w:val="22"/>
-          <w:lang w:val="es-ES" w:eastAsia="es-ES"/>
-          <w14:ligatures w14:val="none"/>
-        </w:rPr>
-        <w:t/>
-      </w:r>
-      <w:r>
-        <w:rPr>
-          <w:rFonts w:ascii="Arial Narrow" w:eastAsia="Arial Narrow" w:hAnsi="Arial Narrow" w:cs="Arial Narrow"/>
-          <w:color w:val="000000"/>
-          <w:kern w:val="0"/>
-          <w:sz w:val="22"/>
-          <w:szCs w:val="22"/>
-          <w:lang w:val="es-ES" w:eastAsia="es-ES"/>
-          <w14:ligatures w14:val="none"/>
-        </w:rPr>
-        <w:t xml:space="preserve"/>
-      </w:r>
-      <w:r>
-        <w:rPr>
-          <w:rFonts w:ascii="Arial Narrow" w:eastAsia="Arial Narrow" w:hAnsi="Arial Narrow" w:cs="Arial Narrow"/>
-          <w:color w:val="000000"/>
-          <w:kern w:val="0"/>
-          <w:sz w:val="22"/>
-          <w:szCs w:val="22"/>
-          <w:lang w:val="es-ES" w:eastAsia="es-ES"/>
-          <w14:ligatures w14:val="none"/>
-        </w:rPr>
-        <w:t/>
-      </w:r>
-      <w:r>
-        <w:rPr>
-          <w:rFonts w:ascii="Arial Narrow" w:eastAsia="Arial Narrow" w:hAnsi="Arial Narrow" w:cs="Arial Narrow"/>
-          <w:color w:val="000000"/>
-          <w:kern w:val="0"/>
-          <w:sz w:val="22"/>
-          <w:szCs w:val="22"/>
-          <w:lang w:val="es-ES" w:eastAsia="es-ES"/>
-          <w14:ligatures w14:val="none"/>
-        </w:rPr>
-        <w:t xml:space="preserve"/>
+        <w:t xml:space="preserve">Mediante el escrito del 6 de agosto de 2025, la señora [APELLIDO] denunció a Pacífico por presuntas infracciones a la Ley 29571, Código de Protección y Defensa del Consumidor</w:t>
       </w:r>
       <w:r>
         <w:rPr>
@@ -661,32 +613,62 @@
       <w:r>
         <w:rPr>
           <w:rFonts w:ascii="Arial Narrow" w:eastAsia="Arial Narrow" w:hAnsi="Arial Narrow" w:cs="Arial Narrow"/>
-          <w:kern w:val="0"/>
-          <w14:ligatures w14:val="none"/>
-          <w:sz w:val="22"/>
-          <w:szCs w:val="22"/>
+          <w:color w:val="000000"/>
+          <w:kern w:val="0"/>
+          <w:sz w:val="22"/>
+          <w:szCs w:val="22"/>
+          <w:lang w:val="es-ES" w:eastAsia="es-ES"/>
+          <w14:ligatures w14:val="none"/>
+        </w:rPr>
+        <w:t xml:space="preserve"> (en adelante, Código), señalando lo siguiente:</w:t>
+      </w:r>
+      <w:r>
+        <w:rPr>
+          <w:rFonts w:ascii="Arial Narrow" w:eastAsia="Arial Narrow" w:hAnsi="Arial Narrow" w:cs="Arial Narrow"/>
+          <w:color w:val="000000"/>
+          <w:kern w:val="0"/>
+          <w:sz w:val="22"/>
+          <w:szCs w:val="22"/>
+          <w:lang w:val="es-ES" w:eastAsia="es-ES"/>
+          <w14:ligatures w14:val="none"/>
         </w:rPr>
         <w:t/>
       </w:r>
       <w:r>
         <w:rPr>
           <w:rFonts w:ascii="Arial Narrow" w:eastAsia="Arial Narrow" w:hAnsi="Arial Narrow" w:cs="Arial Narrow"/>
-          <w:kern w:val="0"/>
-          <w14:ligatures w14:val="none"/>
-          <w:sz w:val="22"/>
-          <w:szCs w:val="22"/>
+          <w:color w:val="000000"/>
+          <w:kern w:val="0"/>
+          <w:sz w:val="22"/>
+          <w:szCs w:val="22"/>
+          <w:lang w:val="es-ES" w:eastAsia="es-ES"/>
+          <w14:ligatures w14:val="none"/>
         </w:rPr>
         <w:t xml:space="preserve"/>
       </w:r>
       <w:r>
         <w:rPr>
           <w:rFonts w:ascii="Arial Narrow" w:eastAsia="Arial Narrow" w:hAnsi="Arial Narrow" w:cs="Arial Narrow"/>
-          <w:kern w:val="0"/>
-          <w14:ligatures w14:val="none"/>
-          <w:sz w:val="22"/>
-          <w:szCs w:val="22"/>
+          <w:color w:val="000000"/>
+          <w:kern w:val="0"/>
+          <w:sz w:val="22"/>
+          <w:szCs w:val="22"/>
+          <w:lang w:val="es-ES" w:eastAsia="es-ES"/>
+          <w14:ligatures w14:val="none"/>
         </w:rPr>
         <w:t/>
+      </w:r>
+      <w:r>
+        <w:rPr>
+          <w:rFonts w:ascii="Arial Narrow" w:eastAsia="Arial Narrow" w:hAnsi="Arial Narrow" w:cs="Arial Narrow"/>
+          <w:color w:val="000000"/>
+          <w:kern w:val="0"/>
+          <w:sz w:val="22"/>
+          <w:szCs w:val="22"/>
+          <w:lang w:val="es-ES" w:eastAsia="es-ES"/>
+          <w14:ligatures w14:val="none"/>
+        </w:rPr>
+        <w:t xml:space="preserve"/>
       </w:r>
       <w:r>
         <w:rPr>
@@ -710,6 +692,16 @@
           <w:sz w:val="22"/>
           <w:szCs w:val="22"/>
         </w:rPr>
+        <w:t/>
+      </w:r>
+      <w:r>
+        <w:rPr>
+          <w:rFonts w:ascii="Arial Narrow" w:eastAsia="Arial Narrow" w:hAnsi="Arial Narrow" w:cs="Arial Narrow"/>
+          <w:kern w:val="0"/>
+          <w14:ligatures w14:val="none"/>
+          <w:sz w:val="22"/>
+          <w:szCs w:val="22"/>
+        </w:rPr>
         <w:t xml:space="preserve"/>
       </w:r>
       <w:r>
@@ -721,54 +713,6 @@
           <w:szCs w:val="22"/>
         </w:rPr>
         <w:t/>
-      </w:r>
-      <w:r>
-        <w:rPr>
-          <w:rFonts w:ascii="Arial Narrow" w:eastAsia="Arial Narrow" w:hAnsi="Arial Narrow" w:cs="Arial Narrow"/>
-          <w:color w:val="000000"/>
-          <w:kern w:val="0"/>
-          <w:sz w:val="22"/>
-          <w:szCs w:val="22"/>
-          <w:lang w:val="es-ES" w:eastAsia="es-ES"/>
-          <w14:ligatures w14:val="none"/>
-        </w:rPr>
-        <w:t xml:space="preserve"/>
-      </w:r>
-      <w:r>
-        <w:rPr>
-          <w:rFonts w:ascii="Arial Narrow" w:eastAsia="Arial Narrow" w:hAnsi="Arial Narrow" w:cs="Arial Narrow"/>
-          <w:color w:val="000000"/>
-          <w:kern w:val="0"/>
-          <w:sz w:val="22"/>
-          <w:szCs w:val="22"/>
-          <w:lang w:val="es-ES" w:eastAsia="es-ES"/>
-          <w14:ligatures w14:val="none"/>
-        </w:rPr>
-        <w:t xml:space="preserve"/>
-      </w:r>
-      <w:r>
-        <w:rPr>
-          <w:rFonts w:ascii="Arial Narrow" w:eastAsia="Arial Narrow" w:hAnsi="Arial Narrow" w:cs="Arial Narrow"/>
-          <w:color w:val="000000"/>
-          <w:kern w:val="0"/>
-          <w:sz w:val="22"/>
-          <w:szCs w:val="22"/>
-          <w:lang w:val="es-ES" w:eastAsia="es-ES"/>
-          <w14:ligatures w14:val="none"/>
-        </w:rPr>
-        <w:t/>
-      </w:r>
-      <w:r>
-        <w:rPr>
-          <w:rFonts w:ascii="Arial Narrow" w:eastAsia="Arial Narrow" w:hAnsi="Arial Narrow" w:cs="Arial Narrow"/>
-          <w:color w:val="000000"/>
-          <w:kern w:val="0"/>
-          <w:sz w:val="22"/>
-          <w:szCs w:val="22"/>
-          <w:lang w:val="es-ES" w:eastAsia="es-ES"/>
-          <w14:ligatures w14:val="none"/>
-        </w:rPr>
-        <w:t xml:space="preserve"/>
       </w:r>
       <w:r>
         <w:rPr>
@@ -783,6 +727,74 @@
           <w14:ligatures w14:val="none"/>
         </w:rPr>
         <w:footnoteReference w:id="3"/>
+      </w:r>
+      <w:r>
+        <w:rPr>
+          <w:rFonts w:ascii="Arial Narrow" w:eastAsia="Arial Narrow" w:hAnsi="Arial Narrow" w:cs="Arial Narrow"/>
+          <w:kern w:val="0"/>
+          <w14:ligatures w14:val="none"/>
+          <w:sz w:val="22"/>
+          <w:szCs w:val="22"/>
+        </w:rPr>
+        <w:t xml:space="preserve"/>
+      </w:r>
+      <w:r>
+        <w:rPr>
+          <w:rFonts w:ascii="Arial Narrow" w:eastAsia="Arial Narrow" w:hAnsi="Arial Narrow" w:cs="Arial Narrow"/>
+          <w:kern w:val="0"/>
+          <w14:ligatures w14:val="none"/>
+          <w:sz w:val="22"/>
+          <w:szCs w:val="22"/>
+        </w:rPr>
+        <w:t/>
+      </w:r>
+      <w:r>
+        <w:rPr>
+          <w:rFonts w:ascii="Arial Narrow" w:eastAsia="Arial Narrow" w:hAnsi="Arial Narrow" w:cs="Arial Narrow"/>
+          <w:color w:val="000000"/>
+          <w:kern w:val="0"/>
+          <w:sz w:val="22"/>
+          <w:szCs w:val="22"/>
+          <w:lang w:val="es-ES" w:eastAsia="es-ES"/>
+          <w14:ligatures w14:val="none"/>
+        </w:rPr>
+        <w:t xml:space="preserve"/>
+      </w:r>
+      <w:r>
+        <w:rPr>
+          <w:rFonts w:ascii="Arial Narrow" w:eastAsia="Arial Narrow" w:hAnsi="Arial Narrow" w:cs="Arial Narrow"/>
+          <w:color w:val="000000"/>
+          <w:kern w:val="0"/>
+          <w:sz w:val="22"/>
+          <w:szCs w:val="22"/>
+          <w:lang w:val="es-ES" w:eastAsia="es-ES"/>
+          <w14:ligatures w14:val="none"/>
+        </w:rPr>
+        <w:t xml:space="preserve"/>
+      </w:r>
+      <w:r>
+        <w:rPr>
+          <w:rFonts w:ascii="Arial Narrow" w:eastAsia="Arial Narrow" w:hAnsi="Arial Narrow" w:cs="Arial Narrow"/>
+          <w:color w:val="000000"/>
+          <w:kern w:val="0"/>
+          <w:sz w:val="22"/>
+          <w:szCs w:val="22"/>
+          <w:lang w:val="es-ES" w:eastAsia="es-ES"/>
+          <w14:ligatures w14:val="none"/>
+        </w:rPr>
+        <w:t/>
+      </w:r>
+      <w:r>
+        <w:rPr>
+          <w:rFonts w:ascii="Arial Narrow" w:eastAsia="Arial Narrow" w:hAnsi="Arial Narrow" w:cs="Arial Narrow"/>
+          <w:color w:val="000000"/>
+          <w:kern w:val="0"/>
+          <w:sz w:val="22"/>
+          <w:szCs w:val="22"/>
+          <w:lang w:val="es-ES" w:eastAsia="es-ES"/>
+          <w14:ligatures w14:val="none"/>
+        </w:rPr>
+        <w:t xml:space="preserve"/>
       </w:r>
       <w:r>
         <w:rPr>
@@ -3109,7 +3121,19 @@
           <w:lang w:eastAsia="es-PE"/>
           <w14:ligatures w14:val="none"/>
         </w:rPr>
-        <w:t xml:space="preserve">PRIMERO: admitir a trámite la denuncia del 6 de agosto de 2025 interpuesta por la señora [APELLIDO] contra Pacífico Compañía de Seguros y Reaseguros S.A., por lo siguiente:</w:t>
+        <w:t xml:space="preserve">PRIMERO:</w:t>
+      </w:r>
+      <w:r>
+        <w:rPr>
+          <w:rFonts w:ascii="Arial Narrow" w:eastAsia="Arial Narrow" w:hAnsi="Arial Narrow" w:cs="Arial Narrow"/>
+          <w:color w:val="000000"/>
+          <w:kern w:val="0"/>
+          <w:sz w:val="22"/>
+          <w:szCs w:val="22"/>
+          <w:lang w:eastAsia="es-PE"/>
+          <w14:ligatures w14:val="none"/>
+        </w:rPr>
+        <w:t xml:space="preserve"> admitir a trámite la denuncia del 6 de agosto de 2025 interpuesta por la señora [APELLIDO] contra Pacífico Compañía de Seguros y Reaseguros S.A., por lo siguiente:</w:t>
       </w:r>
       <w:r>
         <w:rPr>
@@ -3190,7 +3214,6 @@
       <w:r>
         <w:rPr>
           <w:rFonts w:ascii="Arial Narrow" w:eastAsia="Arial Narrow" w:hAnsi="Arial Narrow" w:cs="Arial Narrow"/>
-          <w:bCs/>
           <w:sz w:val="22"/>
           <w:szCs w:val="22"/>
         </w:rPr>
@@ -3199,7 +3222,6 @@
       <w:r>
         <w:rPr>
           <w:rFonts w:ascii="Arial Narrow" w:eastAsia="Arial Narrow" w:hAnsi="Arial Narrow" w:cs="Arial Narrow"/>
-          <w:bCs/>
           <w:sz w:val="22"/>
           <w:szCs w:val="22"/>
         </w:rPr>
@@ -3209,7 +3231,6 @@
       <w:r>
         <w:rPr>
           <w:rFonts w:ascii="Arial Narrow" w:eastAsia="Arial Narrow" w:hAnsi="Arial Narrow" w:cs="Arial Narrow"/>
-          <w:bCs/>
           <w:sz w:val="22"/>
           <w:szCs w:val="22"/>
         </w:rPr>
@@ -3219,7 +3240,6 @@
       <w:r>
         <w:rPr>
           <w:rFonts w:ascii="Arial Narrow" w:eastAsia="Arial Narrow" w:hAnsi="Arial Narrow" w:cs="Arial Narrow"/>
-          <w:bCs/>
           <w:sz w:val="22"/>
           <w:szCs w:val="22"/>
         </w:rPr>
@@ -3241,7 +3261,6 @@
       <w:r>
         <w:rPr>
           <w:rFonts w:ascii="Arial Narrow" w:eastAsia="Arial Narrow" w:hAnsi="Arial Narrow" w:cs="Arial Narrow"/>
-          <w:bCs/>
           <w:sz w:val="22"/>
           <w:szCs w:val="22"/>
         </w:rPr>
@@ -3250,7 +3269,6 @@
       <w:r>
         <w:rPr>
           <w:rFonts w:ascii="Arial Narrow" w:eastAsia="Arial Narrow" w:hAnsi="Arial Narrow" w:cs="Arial Narrow"/>
-          <w:bCs/>
           <w:sz w:val="22"/>
           <w:szCs w:val="22"/>
         </w:rPr>
@@ -3782,7 +3800,19 @@
           <w:lang w:eastAsia="es-PE"/>
           <w14:ligatures w14:val="none"/>
         </w:rPr>
-        <w:t xml:space="preserve">TERCERO: </w:t>
+        <w:t xml:space="preserve">TERCERO:</w:t>
+      </w:r>
+      <w:r>
+        <w:rPr>
+          <w:rFonts w:ascii="Arial Narrow" w:eastAsia="Arial Narrow" w:hAnsi="Arial Narrow" w:cs="Arial Narrow"/>
+          <w:color w:val="000000"/>
+          <w:kern w:val="0"/>
+          <w:sz w:val="22"/>
+          <w:szCs w:val="22"/>
+          <w:lang w:eastAsia="es-PE"/>
+          <w14:ligatures w14:val="none"/>
+        </w:rPr>
+        <w:t xml:space="preserve"> </w:t>
       </w:r>
       <w:r>
         <w:rPr>
@@ -3799,7 +3829,6 @@
       <w:r>
         <w:rPr>
           <w:rFonts w:ascii="Arial Narrow" w:eastAsia="Arial Narrow" w:hAnsi="Arial Narrow" w:cs="Arial Narrow"/>
-          <w:bCs/>
           <w:sz w:val="22"/>
           <w:szCs w:val="22"/>
         </w:rPr>
@@ -4171,7 +4200,15 @@
           <w:sz w:val="22"/>
           <w:szCs w:val="22"/>
         </w:rPr>
-        <w:t xml:space="preserve">CUARTO: </w:t>
+        <w:t xml:space="preserve">CUARTO:</w:t>
+      </w:r>
+      <w:r>
+        <w:rPr>
+          <w:rFonts w:ascii="Arial Narrow" w:eastAsia="Arial Narrow" w:hAnsi="Arial Narrow" w:cs="Arial Narrow"/>
+          <w:sz w:val="22"/>
+          <w:szCs w:val="22"/>
+        </w:rPr>
+        <w:t xml:space="preserve"> </w:t>
       </w:r>
       <w:r>
         <w:rPr>
@@ -4193,7 +4230,7 @@
           <w:lang w:val="es-ES" w:eastAsia="es-ES"/>
           <w14:ligatures w14:val="none"/>
         </w:rPr>
-        <w:footnoteReference w:id="13"/>
+        <w:footnoteReference w:id="9"/>
       </w:r>
       <w:r>
         <w:rPr>
@@ -4215,7 +4252,7 @@
           <w:lang w:val="es-ES" w:eastAsia="es-ES"/>
           <w14:ligatures w14:val="none"/>
         </w:rPr>
-        <w:footnoteReference w:id="14"/>
+        <w:footnoteReference w:id="10"/>
       </w:r>
       <w:r>
         <w:rPr>
@@ -4266,7 +4303,19 @@
           <w:lang w:eastAsia="es-PE"/>
           <w14:ligatures w14:val="none"/>
         </w:rPr>
-        <w:t xml:space="preserve">QUINTO: </w:t>
+        <w:t xml:space="preserve">QUINTO:</w:t>
+      </w:r>
+      <w:r>
+        <w:rPr>
+          <w:rFonts w:ascii="Arial Narrow" w:eastAsia="Arial Narrow" w:hAnsi="Arial Narrow" w:cs="Arial Narrow"/>
+          <w:color w:val="000000"/>
+          <w:kern w:val="0"/>
+          <w:sz w:val="22"/>
+          <w:szCs w:val="22"/>
+          <w:lang w:eastAsia="es-PE"/>
+          <w14:ligatures w14:val="none"/>
+        </w:rPr>
+        <w:t xml:space="preserve"> </w:t>
       </w:r>
       <w:bookmarkStart w:id="5" w:name="_Hlk188286813"/>
       <w:r>
@@ -4616,7 +4665,7 @@
           <w:lang w:eastAsia="es-PE"/>
           <w14:ligatures w14:val="none"/>
         </w:rPr>
-        <w:footnoteReference w:id="9"/>
+        <w:footnoteReference w:id="11"/>
       </w:r>
       <w:r>
         <w:rPr>
@@ -4714,7 +4763,7 @@
           <w:lang w:eastAsia="es-PE"/>
           <w14:ligatures w14:val="none"/>
         </w:rPr>
-        <w:footnoteReference w:id="10"/>
+        <w:footnoteReference w:id="12"/>
       </w:r>
       <w:r>
         <w:rPr>
@@ -4778,7 +4827,7 @@
           <w:lang w:eastAsia="es-PE"/>
           <w14:ligatures w14:val="none"/>
         </w:rPr>
-        <w:footnoteReference w:id="11"/>
+        <w:footnoteReference w:id="13"/>
       </w:r>
       <w:r>
         <w:rPr>
@@ -4992,7 +5041,7 @@
           <w:vertAlign w:val="superscript"/>
           <w14:ligatures w14:val="none"/>
         </w:rPr>
-        <w:footnoteReference w:id="12"/>
+        <w:footnoteReference w:id="14"/>
       </w:r>
       <w:r>
         <w:rPr>
@@ -5010,29 +5059,135 @@
           <w:kern w:val="0"/>
           <w:sz w:val="22"/>
           <w:szCs w:val="22"/>
+          <w14:ligatures w14:val="none"/>
+        </w:rPr>
+        <w:t>expresamente su facultad para asistir y conciliar en su representación</w:t>
+      </w:r>
+      <w:r>
+        <w:rPr>
+          <w:rFonts w:ascii="Arial Narrow" w:eastAsia="Arial Narrow" w:hAnsi="Arial Narrow" w:cs="Arial Narrow"/>
+          <w:kern w:val="0"/>
+          <w14:ligatures w14:val="none"/>
+          <w:sz w:val="22"/>
+          <w:szCs w:val="22"/>
+        </w:rPr>
+        <w:t>.</w:t>
+      </w:r>
+      <w:r>
+        <w:rPr>
+          <w:rFonts w:ascii="Arial Narrow" w:eastAsia="Arial Narrow" w:hAnsi="Arial Narrow" w:cs="Arial Narrow"/>
+          <w:kern w:val="0"/>
+          <w14:ligatures w14:val="none"/>
+          <w:sz w:val="22"/>
+          <w:szCs w:val="22"/>
+        </w:rPr>
+        <w:t xml:space="preserve"> </w:t>
+      </w:r>
+      <w:r>
+        <w:rPr>
+          <w:rFonts w:ascii="Arial Narrow" w:eastAsia="Arial Narrow" w:hAnsi="Arial Narrow" w:cs="Arial Narrow"/>
+          <w:kern w:val="0"/>
+          <w:sz w:val="22"/>
+          <w:szCs w:val="22"/>
+          <w14:ligatures w14:val="none"/>
+        </w:rPr>
+        <w:t xml:space="preserve">Ello bajo apercibimiento de no realizar la audiencia de conciliación y levantar el acta de inasistencia correspondiente. </w:t>
+      </w:r>
+    </w:p>
+    <w:p>
+      <w:pPr>
+        <w:suppressAutoHyphens/>
+        <w:spacing w:after="0" w:line="240" w:lineRule="auto"/>
+        <w:jc w:val="both"/>
+        <w:rPr>
+          <w:rFonts w:ascii="Arial Narrow" w:eastAsia="Arial Narrow" w:hAnsi="Arial Narrow" w:cs="Arial Narrow"/>
+          <w:kern w:val="0"/>
+          <w:sz w:val="22"/>
+          <w:szCs w:val="22"/>
           <w:u w:val="single"/>
           <w14:ligatures w14:val="none"/>
         </w:rPr>
-        <w:t>expresamente su facultad para asistir y conciliar en su representación</w:t>
-      </w:r>
-      <w:r>
-        <w:rPr>
-          <w:rFonts w:ascii="Arial Narrow" w:eastAsia="Arial Narrow" w:hAnsi="Arial Narrow" w:cs="Arial Narrow"/>
-          <w:bCs/>
-          <w:kern w:val="0"/>
-          <w14:ligatures w14:val="none"/>
-          <w:sz w:val="22"/>
-          <w:szCs w:val="22"/>
-        </w:rPr>
-        <w:t>.</w:t>
-      </w:r>
+      </w:pPr>
+    </w:p>
+    <w:p>
+      <w:pPr>
+        <w:suppressAutoHyphens/>
+        <w:spacing w:after="0" w:line="240" w:lineRule="auto"/>
+        <w:jc w:val="both"/>
+        <w:rPr>
+          <w:rFonts w:ascii="Arial Narrow" w:eastAsia="Arial Narrow" w:hAnsi="Arial Narrow" w:cs="Arial Narrow"/>
+          <w:color w:val="000000"/>
+          <w:kern w:val="0"/>
+          <w:sz w:val="22"/>
+          <w:szCs w:val="22"/>
+          <w:lang w:eastAsia="es-PE"/>
+          <w14:ligatures w14:val="none"/>
+        </w:rPr>
+      </w:pPr>
+      <w:r>
+        <w:rPr>
+          <w:rFonts w:ascii="Arial Narrow" w:eastAsia="Arial Narrow" w:hAnsi="Arial Narrow" w:cs="Arial Narrow"/>
+          <w:b/>
+          <w:color w:val="000000"/>
+          <w:kern w:val="0"/>
+          <w:sz w:val="22"/>
+          <w:szCs w:val="22"/>
+          <w:lang w:eastAsia="es-PE"/>
+          <w14:ligatures w14:val="none"/>
+        </w:rPr>
+        <w:t>NOVENO:</w:t>
+      </w:r>
+      <w:r>
+        <w:rPr>
+          <w:rFonts w:ascii="Arial Narrow" w:eastAsia="Arial Narrow" w:hAnsi="Arial Narrow" w:cs="Arial Narrow"/>
+          <w:color w:val="000000"/>
+          <w:kern w:val="0"/>
+          <w:sz w:val="22"/>
+          <w:szCs w:val="22"/>
+          <w:lang w:eastAsia="es-PE"/>
+          <w14:ligatures w14:val="none"/>
+        </w:rPr>
+        <w:t xml:space="preserve"> poner en conocimiento de las partes que, antes de la emisión de la Resolución Final, tienen la posibilidad de formular su desistimiento o presentar el acuerdo arribado mediante la conciliación, mediación, transacción o cualquier otro que, de forma indubitable, deje constancia que se ha solucionado la controversia materia de denuncia.</w:t>
+      </w:r>
+      <w:bookmarkStart w:id="8" w:name="h.gjdgxs" w:colFirst="0" w:colLast="0"/>
+      <w:bookmarkEnd w:id="8"/>
+    </w:p>
+    <w:p>
+      <w:pPr>
+        <w:suppressAutoHyphens/>
+        <w:spacing w:after="0" w:line="240" w:lineRule="auto"/>
+        <w:jc w:val="both"/>
+        <w:rPr>
+          <w:rFonts w:ascii="Arial Narrow" w:eastAsia="Arial Narrow" w:hAnsi="Arial Narrow" w:cs="Arial Narrow"/>
+          <w:sz w:val="22"/>
+          <w:szCs w:val="22"/>
+        </w:rPr>
+      </w:pPr>
+    </w:p>
+    <w:p>
+      <w:pPr>
+        <w:suppressAutoHyphens/>
+        <w:spacing w:line="240" w:lineRule="auto"/>
+        <w:jc w:val="both"/>
+        <w:rPr>
+          <w:rFonts w:ascii="Arial Narrow" w:eastAsia="Arial Narrow" w:hAnsi="Arial Narrow" w:cs="Arial Narrow"/>
+          <w:sz w:val="22"/>
+          <w:szCs w:val="22"/>
+        </w:rPr>
+      </w:pPr>
       <w:r>
         <w:rPr>
           <w:rFonts w:ascii="Arial Narrow" w:eastAsia="Arial Narrow" w:hAnsi="Arial Narrow" w:cs="Arial Narrow"/>
           <w:b/>
           <w:bCs/>
-          <w:kern w:val="0"/>
-          <w14:ligatures w14:val="none"/>
+          <w:sz w:val="22"/>
+          <w:szCs w:val="22"/>
+        </w:rPr>
+        <w:t xml:space="preserve">DÉCIMO:</w:t>
+      </w:r>
+      <w:r>
+        <w:rPr>
+          <w:rFonts w:ascii="Arial Narrow" w:eastAsia="Arial Narrow" w:hAnsi="Arial Narrow" w:cs="Arial Narrow"/>
           <w:sz w:val="22"/>
           <w:szCs w:val="22"/>
         </w:rPr>
@@ -5041,46 +5196,156 @@
       <w:r>
         <w:rPr>
           <w:rFonts w:ascii="Arial Narrow" w:eastAsia="Arial Narrow" w:hAnsi="Arial Narrow" w:cs="Arial Narrow"/>
-          <w:kern w:val="0"/>
-          <w:sz w:val="22"/>
-          <w:szCs w:val="22"/>
-          <w:u w:val="single"/>
-          <w14:ligatures w14:val="none"/>
-        </w:rPr>
-        <w:t xml:space="preserve">Ello bajo apercibimiento de no realizar la audiencia de conciliación y levantar el acta de inasistencia correspondiente. </w:t>
-      </w:r>
-    </w:p>
-    <w:p>
-      <w:pPr>
-        <w:suppressAutoHyphens/>
-        <w:spacing w:after="0" w:line="240" w:lineRule="auto"/>
-        <w:jc w:val="both"/>
-        <w:rPr>
-          <w:rFonts w:ascii="Arial Narrow" w:eastAsia="Arial Narrow" w:hAnsi="Arial Narrow" w:cs="Arial Narrow"/>
-          <w:kern w:val="0"/>
-          <w:sz w:val="22"/>
-          <w:szCs w:val="22"/>
-          <w:u w:val="single"/>
-          <w14:ligatures w14:val="none"/>
-        </w:rPr>
-      </w:pPr>
-    </w:p>
-    <w:p>
-      <w:pPr>
-        <w:suppressAutoHyphens/>
-        <w:spacing w:after="0" w:line="240" w:lineRule="auto"/>
-        <w:jc w:val="both"/>
-        <w:rPr>
-          <w:rFonts w:ascii="Arial Narrow" w:eastAsia="Arial Narrow" w:hAnsi="Arial Narrow" w:cs="Arial Narrow"/>
-          <w:color w:val="000000"/>
-          <w:kern w:val="0"/>
-          <w:sz w:val="22"/>
-          <w:szCs w:val="22"/>
-          <w:lang w:eastAsia="es-PE"/>
-          <w14:ligatures w14:val="none"/>
-        </w:rPr>
-      </w:pPr>
-      <w:r>
+          <w:sz w:val="22"/>
+          <w:szCs w:val="22"/>
+        </w:rPr>
+        <w:t xml:space="preserve">requerir a la señora [DENUNCIANTE] y a Pacífico Compañía de Seguros y Reaseguros S.A. para que efectúen el acuse de recibo mediante la confirmación de recepción de la notificación remitida por este despacho a sus Casillas Electrónicas, dentro de los cinco (5) primeros días hábiles siguientes a la fecha en que recibe la notificación.</w:t>
+      </w:r>
+      <w:r>
+        <w:rPr>
+          <w:rFonts w:ascii="Arial Narrow" w:eastAsia="Arial Narrow" w:hAnsi="Arial Narrow" w:cs="Arial Narrow"/>
+          <w:sz w:val="22"/>
+          <w:szCs w:val="22"/>
+        </w:rPr>
+        <w:t xml:space="preserve"/>
+      </w:r>
+      <w:r>
+        <w:rPr>
+          <w:rFonts w:ascii="Arial Narrow" w:eastAsia="Arial Narrow" w:hAnsi="Arial Narrow" w:cs="Arial Narrow"/>
+          <w:color w:val="000000"/>
+          <w:sz w:val="22"/>
+          <w:szCs w:val="22"/>
+        </w:rPr>
+        <w:t xml:space="preserve"/>
+      </w:r>
+      <w:r>
+        <w:rPr>
+          <w:rFonts w:ascii="Arial Narrow" w:eastAsia="Arial Narrow" w:hAnsi="Arial Narrow" w:cs="Arial Narrow"/>
+          <w:sz w:val="22"/>
+          <w:szCs w:val="22"/>
+        </w:rPr>
+        <w:t xml:space="preserve"/>
+      </w:r>
+      <w:proofErr w:type="spellStart"/>
+      <w:r>
+        <w:rPr>
+          <w:rFonts w:ascii="Arial Narrow" w:eastAsia="Arial Narrow" w:hAnsi="Arial Narrow" w:cs="Arial Narrow"/>
+          <w:sz w:val="22"/>
+          <w:szCs w:val="22"/>
+        </w:rPr>
+        <w:t/>
+      </w:r>
+      <w:proofErr w:type="spellEnd"/>
+      <w:r>
+        <w:rPr>
+          <w:rFonts w:ascii="Arial Narrow" w:eastAsia="Arial Narrow" w:hAnsi="Arial Narrow" w:cs="Arial Narrow"/>
+          <w:sz w:val="22"/>
+          <w:szCs w:val="22"/>
+        </w:rPr>
+        <w:t xml:space="preserve"/>
+      </w:r>
+      <w:r>
+        <w:rPr>
+          <w:rFonts w:ascii="Arial Narrow" w:eastAsia="Arial Narrow" w:hAnsi="Arial Narrow" w:cs="Arial Narrow"/>
+          <w:sz w:val="22"/>
+          <w:szCs w:val="22"/>
+        </w:rPr>
+        <w:t xml:space="preserve"/>
+      </w:r>
+      <w:r>
+        <w:rPr>
+          <w:rFonts w:ascii="Arial Narrow" w:eastAsia="Arial Narrow" w:hAnsi="Arial Narrow" w:cs="Arial Narrow"/>
+          <w:sz w:val="22"/>
+          <w:szCs w:val="22"/>
+        </w:rPr>
+        <w:t xml:space="preserve"/>
+      </w:r>
+      <w:r>
+        <w:rPr>
+          <w:rFonts w:ascii="Arial Narrow" w:eastAsia="Arial Narrow" w:hAnsi="Arial Narrow" w:cs="Arial Narrow"/>
+          <w:sz w:val="22"/>
+          <w:szCs w:val="22"/>
+          <w:shd w:val="clear" w:color="auto" w:fill="FFFFFF"/>
+        </w:rPr>
+        <w:t xml:space="preserve"/>
+      </w:r>
+      <w:r>
+        <w:rPr>
+          <w:rFonts w:ascii="Arial Narrow" w:eastAsia="Arial Narrow" w:hAnsi="Arial Narrow" w:cs="Arial Narrow"/>
+          <w:sz w:val="22"/>
+          <w:szCs w:val="22"/>
+        </w:rPr>
+        <w:t/>
+      </w:r>
+      <w:r>
+        <w:rPr>
+          <w:rFonts w:ascii="Arial Narrow" w:eastAsia="Arial Narrow" w:hAnsi="Arial Narrow" w:cs="Arial Narrow"/>
+          <w:sz w:val="22"/>
+          <w:szCs w:val="22"/>
+        </w:rPr>
+        <w:t/>
+      </w:r>
+      <w:r>
+        <w:rPr>
+          <w:rFonts w:ascii="Arial Narrow" w:eastAsia="Arial Narrow" w:hAnsi="Arial Narrow" w:cs="Arial Narrow"/>
+          <w:sz w:val="22"/>
+          <w:szCs w:val="22"/>
+        </w:rPr>
+        <w:t xml:space="preserve"/>
+      </w:r>
+      <w:r>
+        <w:rPr>
+          <w:rFonts w:ascii="Arial Narrow" w:eastAsia="Arial Narrow" w:hAnsi="Arial Narrow" w:cs="Arial Narrow"/>
+          <w:sz w:val="22"/>
+          <w:szCs w:val="22"/>
+        </w:rPr>
+        <w:t/>
+      </w:r>
+      <w:r>
+        <w:rPr>
+          <w:rFonts w:ascii="Arial Narrow" w:eastAsia="Arial Narrow" w:hAnsi="Arial Narrow" w:cs="Arial Narrow"/>
+          <w:sz w:val="22"/>
+          <w:szCs w:val="22"/>
+        </w:rPr>
+        <w:t xml:space="preserve"/>
+      </w:r>
+      <w:r>
+        <w:rPr>
+          <w:rFonts w:ascii="Arial Narrow" w:eastAsia="Arial Narrow" w:hAnsi="Arial Narrow" w:cs="Arial Narrow"/>
+          <w:sz w:val="22"/>
+          <w:szCs w:val="22"/>
+        </w:rPr>
+        <w:t/>
+      </w:r>
+      <w:r>
+        <w:rPr>
+          <w:rFonts w:ascii="Arial Narrow" w:eastAsia="Arial Narrow" w:hAnsi="Arial Narrow" w:cs="Arial Narrow"/>
+          <w:sz w:val="22"/>
+          <w:szCs w:val="22"/>
+        </w:rPr>
+        <w:t xml:space="preserve"/>
+      </w:r>
+      <w:r>
+        <w:rPr>
+          <w:rFonts w:ascii="Arial Narrow" w:eastAsia="Arial Narrow" w:hAnsi="Arial Narrow" w:cs="Arial Narrow"/>
+          <w:sz w:val="22"/>
+          <w:szCs w:val="22"/>
+        </w:rPr>
+        <w:t/>
+      </w:r>
+      <w:r>
+        <w:rPr>
+          <w:rFonts w:ascii="Arial Narrow" w:eastAsia="Arial Narrow" w:hAnsi="Arial Narrow" w:cs="Arial Narrow"/>
+          <w:sz w:val="22"/>
+          <w:szCs w:val="22"/>
+        </w:rPr>
+        <w:t/>
+      </w:r>
+    </w:p>
+    <w:p>
+      <w:pPr>
+        <w:spacing w:after="0" w:line="240" w:lineRule="auto"/>
+        <w:jc w:val="both"/>
         <w:rPr>
           <w:rFonts w:ascii="Arial Narrow" w:eastAsia="Arial Narrow" w:hAnsi="Arial Narrow" w:cs="Arial Narrow"/>
           <w:b/>
@@ -5091,286 +5356,103 @@
           <w:lang w:eastAsia="es-PE"/>
           <w14:ligatures w14:val="none"/>
         </w:rPr>
-        <w:t>NOVENO:</w:t>
-      </w:r>
-      <w:r>
-        <w:rPr>
-          <w:rFonts w:ascii="Arial Narrow" w:eastAsia="Arial Narrow" w:hAnsi="Arial Narrow" w:cs="Arial Narrow"/>
-          <w:color w:val="000000"/>
-          <w:kern w:val="0"/>
-          <w:sz w:val="22"/>
-          <w:szCs w:val="22"/>
-          <w:lang w:eastAsia="es-PE"/>
-          <w14:ligatures w14:val="none"/>
-        </w:rPr>
-        <w:t xml:space="preserve"> poner en conocimiento de las partes que, antes de la emisión de la Resolución Final, tienen la posibilidad de formular su desistimiento o presentar el acuerdo arribado mediante la conciliación, mediación, transacción o cualquier otro que, de forma indubitable, deje constancia que se ha solucionado la controversia materia de denuncia.</w:t>
-      </w:r>
-      <w:bookmarkStart w:id="8" w:name="h.gjdgxs" w:colFirst="0" w:colLast="0"/>
-      <w:bookmarkEnd w:id="8"/>
-    </w:p>
-    <w:p>
-      <w:pPr>
-        <w:suppressAutoHyphens/>
-        <w:spacing w:after="0" w:line="240" w:lineRule="auto"/>
-        <w:jc w:val="both"/>
-        <w:rPr>
-          <w:rFonts w:ascii="Arial Narrow" w:eastAsia="Arial Narrow" w:hAnsi="Arial Narrow" w:cs="Arial Narrow"/>
-          <w:sz w:val="22"/>
-          <w:szCs w:val="22"/>
-        </w:rPr>
-      </w:pPr>
-    </w:p>
-    <w:p>
-      <w:pPr>
-        <w:suppressAutoHyphens/>
-        <w:spacing w:line="240" w:lineRule="auto"/>
-        <w:jc w:val="both"/>
-        <w:rPr>
-          <w:rFonts w:ascii="Arial Narrow" w:eastAsia="Arial Narrow" w:hAnsi="Arial Narrow" w:cs="Arial Narrow"/>
-          <w:sz w:val="22"/>
-          <w:szCs w:val="22"/>
-        </w:rPr>
-      </w:pPr>
-      <w:r>
+      </w:pPr>
+    </w:p>
+    <w:p>
+      <w:pPr>
+        <w:spacing w:after="0" w:line="240" w:lineRule="auto"/>
+        <w:jc w:val="both"/>
+        <w:rPr>
+          <w:rFonts w:ascii="Arial Narrow" w:eastAsia="Arial Narrow" w:hAnsi="Arial Narrow" w:cs="Arial Narrow"/>
+          <w:b/>
+          <w:color w:val="000000"/>
+          <w:kern w:val="0"/>
+          <w:sz w:val="22"/>
+          <w:szCs w:val="22"/>
+          <w:lang w:eastAsia="es-PE"/>
+          <w14:ligatures w14:val="none"/>
+        </w:rPr>
+      </w:pPr>
+    </w:p>
+    <w:p>
+      <w:pPr>
+        <w:spacing w:after="0" w:line="240" w:lineRule="auto"/>
+        <w:jc w:val="both"/>
+        <w:rPr>
+          <w:rFonts w:ascii="Arial Narrow" w:eastAsia="Arial Narrow" w:hAnsi="Arial Narrow" w:cs="Arial Narrow"/>
+          <w:b/>
+          <w:color w:val="000000"/>
+          <w:kern w:val="0"/>
+          <w:sz w:val="22"/>
+          <w:szCs w:val="22"/>
+          <w:lang w:eastAsia="es-PE"/>
+          <w14:ligatures w14:val="none"/>
+        </w:rPr>
+      </w:pPr>
+    </w:p>
+    <w:p>
+      <w:pPr>
+        <w:spacing w:after="0" w:line="240" w:lineRule="auto"/>
+        <w:jc w:val="both"/>
+        <w:rPr>
+          <w:rFonts w:ascii="Arial Narrow" w:eastAsia="Arial Narrow" w:hAnsi="Arial Narrow" w:cs="Arial Narrow"/>
+          <w:b/>
+          <w:color w:val="000000"/>
+          <w:kern w:val="0"/>
+          <w:sz w:val="22"/>
+          <w:szCs w:val="22"/>
+          <w:lang w:eastAsia="es-PE"/>
+          <w14:ligatures w14:val="none"/>
+        </w:rPr>
+      </w:pPr>
+    </w:p>
+    <w:p>
+      <w:pPr>
+        <w:spacing w:after="0" w:line="240" w:lineRule="auto"/>
+        <w:jc w:val="both"/>
+        <w:rPr>
+          <w:rFonts w:ascii="Arial Narrow" w:eastAsia="Arial Narrow" w:hAnsi="Arial Narrow" w:cs="Arial Narrow"/>
+          <w:b/>
+          <w:color w:val="000000"/>
+          <w:kern w:val="0"/>
+          <w:sz w:val="22"/>
+          <w:szCs w:val="22"/>
+          <w:lang w:eastAsia="es-PE"/>
+          <w14:ligatures w14:val="none"/>
+        </w:rPr>
+      </w:pPr>
+    </w:p>
+    <w:bookmarkEnd w:id="0"/>
+    <w:p>
+      <w:pPr>
+        <w:shd w:val="clear" w:color="auto" w:fill="FFFFFF"/>
+        <w:spacing w:after="0" w:line="240" w:lineRule="auto"/>
+        <w:jc w:val="center"/>
         <w:rPr>
           <w:rFonts w:ascii="Arial Narrow" w:eastAsia="Arial Narrow" w:hAnsi="Arial Narrow" w:cs="Arial Narrow"/>
           <w:b/>
           <w:bCs/>
-          <w:sz w:val="22"/>
-          <w:szCs w:val="22"/>
-        </w:rPr>
-        <w:t xml:space="preserve">DÉCIMO: </w:t>
-      </w:r>
-      <w:r>
-        <w:rPr>
-          <w:rFonts w:ascii="Arial Narrow" w:eastAsia="Arial Narrow" w:hAnsi="Arial Narrow" w:cs="Arial Narrow"/>
-          <w:sz w:val="22"/>
-          <w:szCs w:val="22"/>
-        </w:rPr>
-        <w:t xml:space="preserve">requerir a la señora [DENUNCIANTE] y a Pacífico Compañía de Seguros y Reaseguros S.A. para que efectúen el acuse de recibo mediante la confirmación de recepción de la notificación remitida por este despacho a sus Casillas Electrónicas, dentro de los cinco (5) primeros días hábiles siguientes a la fecha en que recibe la notificación.</w:t>
-      </w:r>
-      <w:r>
-        <w:rPr>
-          <w:rFonts w:ascii="Arial Narrow" w:eastAsia="Arial Narrow" w:hAnsi="Arial Narrow" w:cs="Arial Narrow"/>
-          <w:sz w:val="22"/>
-          <w:szCs w:val="22"/>
-        </w:rPr>
-        <w:t xml:space="preserve"/>
-      </w:r>
-      <w:r>
-        <w:rPr>
-          <w:rFonts w:ascii="Arial Narrow" w:eastAsia="Arial Narrow" w:hAnsi="Arial Narrow" w:cs="Arial Narrow"/>
-          <w:color w:val="000000"/>
-          <w:sz w:val="22"/>
-          <w:szCs w:val="22"/>
-        </w:rPr>
-        <w:t xml:space="preserve"/>
-      </w:r>
-      <w:r>
-        <w:rPr>
-          <w:rFonts w:ascii="Arial Narrow" w:eastAsia="Arial Narrow" w:hAnsi="Arial Narrow" w:cs="Arial Narrow"/>
-          <w:sz w:val="22"/>
-          <w:szCs w:val="22"/>
-        </w:rPr>
-        <w:t xml:space="preserve"/>
-      </w:r>
-      <w:proofErr w:type="spellStart"/>
-      <w:r>
-        <w:rPr>
-          <w:rFonts w:ascii="Arial Narrow" w:eastAsia="Arial Narrow" w:hAnsi="Arial Narrow" w:cs="Arial Narrow"/>
-          <w:sz w:val="22"/>
-          <w:szCs w:val="22"/>
-        </w:rPr>
-        <w:t/>
-      </w:r>
-      <w:proofErr w:type="spellEnd"/>
-      <w:r>
-        <w:rPr>
-          <w:rFonts w:ascii="Arial Narrow" w:eastAsia="Arial Narrow" w:hAnsi="Arial Narrow" w:cs="Arial Narrow"/>
-          <w:sz w:val="22"/>
-          <w:szCs w:val="22"/>
-        </w:rPr>
-        <w:t xml:space="preserve"/>
-      </w:r>
-      <w:r>
-        <w:rPr>
-          <w:rFonts w:ascii="Arial Narrow" w:eastAsia="Arial Narrow" w:hAnsi="Arial Narrow" w:cs="Arial Narrow"/>
-          <w:sz w:val="22"/>
-          <w:szCs w:val="22"/>
-        </w:rPr>
-        <w:t xml:space="preserve"/>
-      </w:r>
-      <w:r>
-        <w:rPr>
-          <w:rFonts w:ascii="Arial Narrow" w:eastAsia="Arial Narrow" w:hAnsi="Arial Narrow" w:cs="Arial Narrow"/>
-          <w:sz w:val="22"/>
-          <w:szCs w:val="22"/>
-        </w:rPr>
-        <w:t xml:space="preserve"/>
-      </w:r>
-      <w:r>
-        <w:rPr>
-          <w:rFonts w:ascii="Arial Narrow" w:eastAsia="Arial Narrow" w:hAnsi="Arial Narrow" w:cs="Arial Narrow"/>
-          <w:sz w:val="22"/>
-          <w:szCs w:val="22"/>
-          <w:shd w:val="clear" w:color="auto" w:fill="FFFFFF"/>
-        </w:rPr>
-        <w:t xml:space="preserve"/>
-      </w:r>
-      <w:r>
-        <w:rPr>
-          <w:rFonts w:ascii="Arial Narrow" w:eastAsia="Arial Narrow" w:hAnsi="Arial Narrow" w:cs="Arial Narrow"/>
-          <w:sz w:val="22"/>
-          <w:szCs w:val="22"/>
-        </w:rPr>
-        <w:t/>
-      </w:r>
-      <w:r>
-        <w:rPr>
-          <w:rFonts w:ascii="Arial Narrow" w:eastAsia="Arial Narrow" w:hAnsi="Arial Narrow" w:cs="Arial Narrow"/>
-          <w:sz w:val="22"/>
-          <w:szCs w:val="22"/>
-        </w:rPr>
-        <w:t/>
-      </w:r>
-      <w:r>
-        <w:rPr>
-          <w:rFonts w:ascii="Arial Narrow" w:eastAsia="Arial Narrow" w:hAnsi="Arial Narrow" w:cs="Arial Narrow"/>
-          <w:sz w:val="22"/>
-          <w:szCs w:val="22"/>
-        </w:rPr>
-        <w:t xml:space="preserve"/>
-      </w:r>
-      <w:r>
-        <w:rPr>
-          <w:rFonts w:ascii="Arial Narrow" w:eastAsia="Arial Narrow" w:hAnsi="Arial Narrow" w:cs="Arial Narrow"/>
-          <w:sz w:val="22"/>
-          <w:szCs w:val="22"/>
-        </w:rPr>
-        <w:t/>
-      </w:r>
-      <w:r>
-        <w:rPr>
-          <w:rFonts w:ascii="Arial Narrow" w:eastAsia="Arial Narrow" w:hAnsi="Arial Narrow" w:cs="Arial Narrow"/>
-          <w:sz w:val="22"/>
-          <w:szCs w:val="22"/>
-        </w:rPr>
-        <w:t xml:space="preserve"/>
-      </w:r>
-      <w:r>
-        <w:rPr>
-          <w:rFonts w:ascii="Arial Narrow" w:eastAsia="Arial Narrow" w:hAnsi="Arial Narrow" w:cs="Arial Narrow"/>
-          <w:sz w:val="22"/>
-          <w:szCs w:val="22"/>
-        </w:rPr>
-        <w:t/>
-      </w:r>
-      <w:r>
-        <w:rPr>
-          <w:rFonts w:ascii="Arial Narrow" w:eastAsia="Arial Narrow" w:hAnsi="Arial Narrow" w:cs="Arial Narrow"/>
-          <w:sz w:val="22"/>
-          <w:szCs w:val="22"/>
-        </w:rPr>
-        <w:t xml:space="preserve"/>
-      </w:r>
-      <w:r>
-        <w:rPr>
-          <w:rFonts w:ascii="Arial Narrow" w:eastAsia="Arial Narrow" w:hAnsi="Arial Narrow" w:cs="Arial Narrow"/>
-          <w:sz w:val="22"/>
-          <w:szCs w:val="22"/>
-        </w:rPr>
-        <w:t/>
-      </w:r>
-      <w:r>
-        <w:rPr>
-          <w:rFonts w:ascii="Arial Narrow" w:eastAsia="Arial Narrow" w:hAnsi="Arial Narrow" w:cs="Arial Narrow"/>
-          <w:sz w:val="22"/>
-          <w:szCs w:val="22"/>
-        </w:rPr>
-        <w:t/>
-      </w:r>
-    </w:p>
-    <w:p>
-      <w:pPr>
-        <w:spacing w:after="0" w:line="240" w:lineRule="auto"/>
-        <w:jc w:val="both"/>
+          <w:color w:val="000000"/>
+          <w:kern w:val="0"/>
+          <w14:ligatures w14:val="none"/>
+          <w:sz w:val="22"/>
+          <w:szCs w:val="22"/>
+        </w:rPr>
+      </w:pPr>
+      <w:r>
         <w:rPr>
           <w:rFonts w:ascii="Arial Narrow" w:eastAsia="Arial Narrow" w:hAnsi="Arial Narrow" w:cs="Arial Narrow"/>
           <w:b/>
-          <w:color w:val="000000"/>
-          <w:kern w:val="0"/>
-          <w:sz w:val="22"/>
-          <w:szCs w:val="22"/>
-          <w:lang w:eastAsia="es-PE"/>
-          <w14:ligatures w14:val="none"/>
-        </w:rPr>
-      </w:pPr>
-    </w:p>
-    <w:p>
-      <w:pPr>
-        <w:spacing w:after="0" w:line="240" w:lineRule="auto"/>
-        <w:jc w:val="both"/>
-        <w:rPr>
-          <w:rFonts w:ascii="Arial Narrow" w:eastAsia="Arial Narrow" w:hAnsi="Arial Narrow" w:cs="Arial Narrow"/>
-          <w:b/>
-          <w:color w:val="000000"/>
-          <w:kern w:val="0"/>
-          <w:sz w:val="22"/>
-          <w:szCs w:val="22"/>
-          <w:lang w:eastAsia="es-PE"/>
-          <w14:ligatures w14:val="none"/>
-        </w:rPr>
-      </w:pPr>
-    </w:p>
-    <w:p>
-      <w:pPr>
-        <w:spacing w:after="0" w:line="240" w:lineRule="auto"/>
-        <w:jc w:val="both"/>
-        <w:rPr>
-          <w:rFonts w:ascii="Arial Narrow" w:eastAsia="Arial Narrow" w:hAnsi="Arial Narrow" w:cs="Arial Narrow"/>
-          <w:b/>
-          <w:color w:val="000000"/>
-          <w:kern w:val="0"/>
-          <w:sz w:val="22"/>
-          <w:szCs w:val="22"/>
-          <w:lang w:eastAsia="es-PE"/>
-          <w14:ligatures w14:val="none"/>
-        </w:rPr>
-      </w:pPr>
-    </w:p>
-    <w:p>
-      <w:pPr>
-        <w:spacing w:after="0" w:line="240" w:lineRule="auto"/>
-        <w:jc w:val="both"/>
-        <w:rPr>
-          <w:rFonts w:ascii="Arial Narrow" w:eastAsia="Arial Narrow" w:hAnsi="Arial Narrow" w:cs="Arial Narrow"/>
-          <w:b/>
-          <w:color w:val="000000"/>
-          <w:kern w:val="0"/>
-          <w:sz w:val="22"/>
-          <w:szCs w:val="22"/>
-          <w:lang w:eastAsia="es-PE"/>
-          <w14:ligatures w14:val="none"/>
-        </w:rPr>
-      </w:pPr>
-    </w:p>
-    <w:p>
-      <w:pPr>
-        <w:spacing w:after="0" w:line="240" w:lineRule="auto"/>
-        <w:jc w:val="both"/>
-        <w:rPr>
-          <w:rFonts w:ascii="Arial Narrow" w:eastAsia="Arial Narrow" w:hAnsi="Arial Narrow" w:cs="Arial Narrow"/>
-          <w:b/>
-          <w:color w:val="000000"/>
-          <w:kern w:val="0"/>
-          <w:sz w:val="22"/>
-          <w:szCs w:val="22"/>
-          <w:lang w:eastAsia="es-PE"/>
-          <w14:ligatures w14:val="none"/>
-        </w:rPr>
-      </w:pPr>
-    </w:p>
-    <w:bookmarkEnd w:id="0"/>
+          <w:bCs/>
+          <w:color w:val="000000"/>
+          <w:kern w:val="0"/>
+          <w14:ligatures w14:val="none"/>
+          <w:sz w:val="22"/>
+          <w:szCs w:val="22"/>
+        </w:rPr>
+        <w:t xml:space="preserve">Firmado digitalmente por</w:t>
+      </w:r>
+    </w:p>
     <w:p>
       <w:pPr>
         <w:shd w:val="clear" w:color="auto" w:fill="FFFFFF"/>
@@ -5642,6 +5724,9 @@
     <w:p>
       <w:pPr>
         <w:pStyle w:val="Textonotapie"/>
+        <w:tabs>
+          <w:tab w:val="left" w:pos="567"/>
+        </w:tabs>
         <w:ind w:left="567" w:hanging="567"/>
         <w:jc w:val="both"/>
         <w:rPr>
@@ -5666,7 +5751,82 @@
           <w:sz w:val="16"/>
           <w:szCs w:val="16"/>
         </w:rPr>
+        <w:tab/>
+        <w:t xml:space="preserve"/>
+      </w:r>
+      <w:r>
+        <w:rPr>
+          <w:rFonts w:ascii="Arial Narrow" w:eastAsia="Arial Narrow" w:hAnsi="Arial Narrow" w:cs="Arial Narrow"/>
+          <w:sz w:val="16"/>
+          <w:szCs w:val="16"/>
+        </w:rPr>
+        <w:tab/>
+        <w:t>Publicado</w:t>
+      </w:r>
+      <w:r>
+        <w:rPr>
+          <w:rFonts w:ascii="Arial Narrow" w:eastAsia="Arial Narrow" w:hAnsi="Arial Narrow" w:cs="Arial Narrow"/>
+          <w:b/>
+          <w:sz w:val="16"/>
+          <w:szCs w:val="16"/>
+        </w:rPr>
         <w:t xml:space="preserve"> </w:t>
+      </w:r>
+      <w:r>
+        <w:rPr>
+          <w:rFonts w:ascii="Arial Narrow" w:eastAsia="Arial Narrow" w:hAnsi="Arial Narrow" w:cs="Arial Narrow"/>
+          <w:sz w:val="16"/>
+          <w:szCs w:val="16"/>
+        </w:rPr>
+        <w:t xml:space="preserve">el 2 de setiembre de 2010 en el Diario Oficial El Peruano, vigente desde el 2 de octubre de 2010 y modificado por Decreto Legislativo 1308.</w:t>
+      </w:r>
+    </w:p>
+    <w:p>
+      <w:pPr>
+        <w:pStyle w:val="Textonotapie"/>
+        <w:ind w:left="567" w:hanging="567"/>
+        <w:jc w:val="both"/>
+        <w:rPr>
+          <w:rFonts w:ascii="Arial Narrow" w:eastAsia="Arial Narrow" w:hAnsi="Arial Narrow" w:cs="Arial Narrow"/>
+          <w:sz w:val="16"/>
+          <w:szCs w:val="16"/>
+        </w:rPr>
+      </w:pPr>
+    </w:p>
+  </w:footnote>
+  <w:footnote w:id="2">
+    <w:p>
+      <w:pPr>
+        <w:pStyle w:val="Textonotapie"/>
+        <w:tabs>
+          <w:tab w:val="left" w:pos="567"/>
+        </w:tabs>
+        <w:ind w:left="567" w:hanging="567"/>
+        <w:jc w:val="both"/>
+        <w:rPr>
+          <w:rFonts w:ascii="Arial Narrow" w:eastAsia="Arial Narrow" w:hAnsi="Arial Narrow" w:cs="Arial Narrow"/>
+          <w:sz w:val="16"/>
+          <w:szCs w:val="16"/>
+        </w:rPr>
+      </w:pPr>
+      <w:r>
+        <w:rPr>
+          <w:rStyle w:val="Refdenotaalpie"/>
+          <w:rFonts w:ascii="Arial Narrow" w:eastAsia="Arial Narrow" w:hAnsi="Arial Narrow" w:cs="Arial Narrow"/>
+          <w:sz w:val="16"/>
+          <w:szCs w:val="16"/>
+          <w:vertAlign w:val="superscript"/>
+        </w:rPr>
+        <w:footnoteRef/>
+      </w:r>
+      <w:r>
+        <w:rPr>
+          <w:rFonts w:ascii="Arial Narrow" w:eastAsia="Arial Narrow" w:hAnsi="Arial Narrow" w:cs="Arial Narrow"/>
+          <w:sz w:val="16"/>
+          <w:szCs w:val="16"/>
+        </w:rPr>
+        <w:tab/>
+        <w:t xml:space="preserve"/>
       </w:r>
       <w:r>
         <w:rPr>
@@ -5771,10 +5931,13 @@
       </w:pPr>
     </w:p>
   </w:footnote>
-  <w:footnote w:id="2">
+  <w:footnote w:id="3">
     <w:p>
       <w:pPr>
         <w:pStyle w:val="Textonotapie"/>
+        <w:tabs>
+          <w:tab w:val="left" w:pos="567"/>
+        </w:tabs>
         <w:ind w:left="567" w:hanging="567"/>
         <w:jc w:val="both"/>
         <w:rPr>
@@ -5799,15 +5962,16 @@
           <w:sz w:val="16"/>
           <w:szCs w:val="16"/>
         </w:rPr>
-        <w:t xml:space="preserve"> Representada por el señor [APELLIDO] .</w:t>
-      </w:r>
-      <w:r>
-        <w:rPr>
-          <w:rFonts w:ascii="Arial Narrow" w:eastAsia="Arial Narrow" w:hAnsi="Arial Narrow" w:cs="Arial Narrow"/>
-          <w:sz w:val="16"/>
-          <w:szCs w:val="16"/>
-        </w:rPr>
         <w:tab/>
+        <w:t xml:space="preserve">Representada por el señor [APELLIDO] .</w:t>
+      </w:r>
+      <w:r>
+        <w:rPr>
+          <w:rFonts w:ascii="Arial Narrow" w:eastAsia="Arial Narrow" w:hAnsi="Arial Narrow" w:cs="Arial Narrow"/>
+          <w:sz w:val="16"/>
+          <w:szCs w:val="16"/>
+        </w:rPr>
+        <w:tab/>
       </w:r>
       <w:r>
         <w:rPr>
@@ -5856,76 +6020,6 @@
           <w:szCs w:val="16"/>
         </w:rPr>
         <w:t/>
-      </w:r>
-    </w:p>
-    <w:p>
-      <w:pPr>
-        <w:pStyle w:val="Textonotapie"/>
-        <w:ind w:left="567" w:hanging="567"/>
-        <w:jc w:val="both"/>
-        <w:rPr>
-          <w:rFonts w:ascii="Arial Narrow" w:eastAsia="Arial Narrow" w:hAnsi="Arial Narrow" w:cs="Arial Narrow"/>
-          <w:sz w:val="16"/>
-          <w:szCs w:val="16"/>
-        </w:rPr>
-      </w:pPr>
-    </w:p>
-  </w:footnote>
-  <w:footnote w:id="3">
-    <w:p>
-      <w:pPr>
-        <w:pStyle w:val="Textonotapie"/>
-        <w:ind w:left="567" w:hanging="567"/>
-        <w:jc w:val="both"/>
-        <w:rPr>
-          <w:rFonts w:ascii="Arial Narrow" w:eastAsia="Arial Narrow" w:hAnsi="Arial Narrow" w:cs="Arial Narrow"/>
-          <w:sz w:val="16"/>
-          <w:szCs w:val="16"/>
-        </w:rPr>
-      </w:pPr>
-      <w:r>
-        <w:rPr>
-          <w:rStyle w:val="Refdenotaalpie"/>
-          <w:rFonts w:ascii="Arial Narrow" w:eastAsia="Arial Narrow" w:hAnsi="Arial Narrow" w:cs="Arial Narrow"/>
-          <w:sz w:val="16"/>
-          <w:szCs w:val="16"/>
-          <w:vertAlign w:val="superscript"/>
-        </w:rPr>
-        <w:footnoteRef/>
-      </w:r>
-      <w:r>
-        <w:rPr>
-          <w:rFonts w:ascii="Arial Narrow" w:eastAsia="Arial Narrow" w:hAnsi="Arial Narrow" w:cs="Arial Narrow"/>
-          <w:sz w:val="16"/>
-          <w:szCs w:val="16"/>
-        </w:rPr>
-        <w:t xml:space="preserve"> </w:t>
-      </w:r>
-      <w:r>
-        <w:rPr>
-          <w:rFonts w:ascii="Arial Narrow" w:eastAsia="Arial Narrow" w:hAnsi="Arial Narrow" w:cs="Arial Narrow"/>
-          <w:sz w:val="16"/>
-          <w:szCs w:val="16"/>
-        </w:rPr>
-        <w:tab/>
-        <w:t>Publicado</w:t>
-      </w:r>
-      <w:r>
-        <w:rPr>
-          <w:rFonts w:ascii="Arial Narrow" w:eastAsia="Arial Narrow" w:hAnsi="Arial Narrow" w:cs="Arial Narrow"/>
-          <w:b/>
-          <w:sz w:val="16"/>
-          <w:szCs w:val="16"/>
-        </w:rPr>
-        <w:t xml:space="preserve"> </w:t>
-      </w:r>
-      <w:r>
-        <w:rPr>
-          <w:rFonts w:ascii="Arial Narrow" w:eastAsia="Arial Narrow" w:hAnsi="Arial Narrow" w:cs="Arial Narrow"/>
-          <w:sz w:val="16"/>
-          <w:szCs w:val="16"/>
-        </w:rPr>
-        <w:t xml:space="preserve">el 2 de setiembre de 2010 en el Diario Oficial El Peruano, vigente desde el 2 de octubre de 2010 y modificado por Decreto Legislativo 1308.</w:t>
       </w:r>
     </w:p>
     <w:p>
@@ -5974,7 +6068,8 @@
           <w:sz w:val="16"/>
           <w:szCs w:val="16"/>
         </w:rPr>
-        <w:t xml:space="preserve"> </w:t>
+        <w:tab/>
+        <w:t xml:space="preserve"/>
       </w:r>
       <w:r>
         <w:rPr>
@@ -6081,10 +6176,30 @@
         <w:jc w:val="both"/>
         <w:rPr>
           <w:rFonts w:ascii="Arial Narrow" w:eastAsia="Arial Narrow" w:hAnsi="Arial Narrow" w:cs="Arial Narrow"/>
-          <w:sz w:val="16"/>
-          <w:szCs w:val="16"/>
-        </w:rPr>
-      </w:pPr>
+          <w:b/>
+          <w:bCs/>
+          <w:sz w:val="16"/>
+          <w:szCs w:val="16"/>
+        </w:rPr>
+      </w:pPr>
+      <w:r>
+        <w:rPr>
+          <w:rFonts w:ascii="Arial Narrow" w:eastAsia="Arial Narrow" w:hAnsi="Arial Narrow" w:cs="Arial Narrow"/>
+          <w:sz w:val="16"/>
+          <w:szCs w:val="16"/>
+        </w:rPr>
+        <w:tab/>
+      </w:r>
+      <w:r>
+        <w:rPr>
+          <w:rFonts w:ascii="Arial Narrow" w:eastAsia="Arial Narrow" w:hAnsi="Arial Narrow" w:cs="Arial Narrow"/>
+          <w:b/>
+          <w:bCs/>
+          <w:sz w:val="16"/>
+          <w:szCs w:val="16"/>
+        </w:rPr>
+        <w:t xml:space="preserve">LEY DE ORGANIZACIÓN Y FUNCIONES DEL INDECOPI, APROBADA POR DECRETO LEGISLATIVO 1033 </w:t>
+      </w:r>
     </w:p>
     <w:p>
       <w:pPr>
@@ -6096,29 +6211,46 @@
         <w:jc w:val="both"/>
         <w:rPr>
           <w:rFonts w:ascii="Arial Narrow" w:eastAsia="Arial Narrow" w:hAnsi="Arial Narrow" w:cs="Arial Narrow"/>
+          <w:sz w:val="16"/>
+          <w:szCs w:val="16"/>
+        </w:rPr>
+      </w:pPr>
+      <w:r>
+        <w:rPr>
+          <w:rFonts w:ascii="Arial Narrow" w:eastAsia="Arial Narrow" w:hAnsi="Arial Narrow" w:cs="Arial Narrow"/>
           <w:b/>
           <w:bCs/>
           <w:sz w:val="16"/>
           <w:szCs w:val="16"/>
         </w:rPr>
-      </w:pPr>
-      <w:r>
-        <w:rPr>
-          <w:rFonts w:ascii="Arial Narrow" w:eastAsia="Arial Narrow" w:hAnsi="Arial Narrow" w:cs="Arial Narrow"/>
-          <w:sz w:val="16"/>
-          <w:szCs w:val="16"/>
-        </w:rPr>
         <w:tab/>
-      </w:r>
-      <w:r>
-        <w:rPr>
-          <w:rFonts w:ascii="Arial Narrow" w:eastAsia="Arial Narrow" w:hAnsi="Arial Narrow" w:cs="Arial Narrow"/>
-          <w:b/>
-          <w:bCs/>
-          <w:sz w:val="16"/>
-          <w:szCs w:val="16"/>
-        </w:rPr>
-        <w:t xml:space="preserve">LEY DE ORGANIZACIÓN Y FUNCIONES DEL INDECOPI, APROBADA POR DECRETO LEGISLATIVO 1033 </w:t>
+        <w:t>Artículo 27.-</w:t>
+      </w:r>
+      <w:r>
+        <w:rPr>
+          <w:rFonts w:ascii="Arial Narrow" w:eastAsia="Arial Narrow" w:hAnsi="Arial Narrow" w:cs="Arial Narrow"/>
+          <w:sz w:val="16"/>
+          <w:szCs w:val="16"/>
+        </w:rPr>
+        <w:t xml:space="preserve"> De la Comisión de Protección al </w:t>
+      </w:r>
+      <w:proofErr w:type="gramStart"/>
+      <w:r>
+        <w:rPr>
+          <w:rFonts w:ascii="Arial Narrow" w:eastAsia="Arial Narrow" w:hAnsi="Arial Narrow" w:cs="Arial Narrow"/>
+          <w:sz w:val="16"/>
+          <w:szCs w:val="16"/>
+        </w:rPr>
+        <w:t>Consumidor.-</w:t>
+      </w:r>
+      <w:proofErr w:type="gramEnd"/>
+      <w:r>
+        <w:rPr>
+          <w:rFonts w:ascii="Arial Narrow" w:eastAsia="Arial Narrow" w:hAnsi="Arial Narrow" w:cs="Arial Narrow"/>
+          <w:sz w:val="16"/>
+          <w:szCs w:val="16"/>
+        </w:rPr>
+        <w:t xml:space="preserve"> </w:t>
       </w:r>
     </w:p>
     <w:p>
@@ -6138,39 +6270,11 @@
       <w:r>
         <w:rPr>
           <w:rFonts w:ascii="Arial Narrow" w:eastAsia="Arial Narrow" w:hAnsi="Arial Narrow" w:cs="Arial Narrow"/>
-          <w:b/>
-          <w:bCs/>
           <w:sz w:val="16"/>
           <w:szCs w:val="16"/>
         </w:rPr>
         <w:tab/>
-        <w:t>Artículo 27.-</w:t>
-      </w:r>
-      <w:r>
-        <w:rPr>
-          <w:rFonts w:ascii="Arial Narrow" w:eastAsia="Arial Narrow" w:hAnsi="Arial Narrow" w:cs="Arial Narrow"/>
-          <w:sz w:val="16"/>
-          <w:szCs w:val="16"/>
-        </w:rPr>
-        <w:t xml:space="preserve"> De la Comisión de Protección al </w:t>
-      </w:r>
-      <w:proofErr w:type="gramStart"/>
-      <w:r>
-        <w:rPr>
-          <w:rFonts w:ascii="Arial Narrow" w:eastAsia="Arial Narrow" w:hAnsi="Arial Narrow" w:cs="Arial Narrow"/>
-          <w:sz w:val="16"/>
-          <w:szCs w:val="16"/>
-        </w:rPr>
-        <w:t>Consumidor.-</w:t>
-      </w:r>
-      <w:proofErr w:type="gramEnd"/>
-      <w:r>
-        <w:rPr>
-          <w:rFonts w:ascii="Arial Narrow" w:eastAsia="Arial Narrow" w:hAnsi="Arial Narrow" w:cs="Arial Narrow"/>
-          <w:sz w:val="16"/>
-          <w:szCs w:val="16"/>
-        </w:rPr>
-        <w:t xml:space="preserve"> </w:t>
+        <w:t>Corresponde a la Comisión de Protección al Consumidor velar por el cumplimiento de la Ley de Protección al Consumidor y de las leyes que, en general, protegen a los consumidores de la falta de idoneidad de los bienes y servicios en función de la información brindada, de las omisiones de información y de la discriminación en el consumo, así como de aquellas que complementen o sustituyan a las anteriores.</w:t>
       </w:r>
     </w:p>
     <w:p>
@@ -6183,20 +6287,15 @@
         <w:jc w:val="both"/>
         <w:rPr>
           <w:rFonts w:ascii="Arial Narrow" w:eastAsia="Arial Narrow" w:hAnsi="Arial Narrow" w:cs="Arial Narrow"/>
-          <w:sz w:val="16"/>
-          <w:szCs w:val="16"/>
-        </w:rPr>
-      </w:pPr>
-      <w:r>
-        <w:rPr>
-          <w:rFonts w:ascii="Arial Narrow" w:eastAsia="Arial Narrow" w:hAnsi="Arial Narrow" w:cs="Arial Narrow"/>
-          <w:sz w:val="16"/>
-          <w:szCs w:val="16"/>
-        </w:rPr>
-        <w:tab/>
-        <w:t>Corresponde a la Comisión de Protección al Consumidor velar por el cumplimiento de la Ley de Protección al Consumidor y de las leyes que, en general, protegen a los consumidores de la falta de idoneidad de los bienes y servicios en función de la información brindada, de las omisiones de información y de la discriminación en el consumo, así como de aquellas que complementen o sustituyan a las anteriores.</w:t>
-      </w:r>
-    </w:p>
+          <w:b/>
+          <w:bCs/>
+          <w:sz w:val="16"/>
+          <w:szCs w:val="16"/>
+        </w:rPr>
+      </w:pPr>
+    </w:p>
+  </w:footnote>
+  <w:footnote w:id="5">
     <w:p>
       <w:pPr>
         <w:pStyle w:val="Textonotapie"/>
@@ -6213,9 +6312,150 @@
           <w:szCs w:val="16"/>
         </w:rPr>
       </w:pPr>
-    </w:p>
-  </w:footnote>
-  <w:footnote w:id="5">
+      <w:r>
+        <w:rPr>
+          <w:rStyle w:val="Refdenotaalpie"/>
+          <w:rFonts w:ascii="Arial Narrow" w:eastAsia="Arial Narrow" w:hAnsi="Arial Narrow" w:cs="Arial Narrow"/>
+          <w:sz w:val="16"/>
+          <w:szCs w:val="16"/>
+          <w:vertAlign w:val="superscript"/>
+        </w:rPr>
+        <w:footnoteRef/>
+      </w:r>
+      <w:r>
+        <w:rPr>
+          <w:rFonts w:ascii="Arial Narrow" w:eastAsia="Arial Narrow" w:hAnsi="Arial Narrow" w:cs="Arial Narrow"/>
+          <w:sz w:val="16"/>
+          <w:szCs w:val="16"/>
+        </w:rPr>
+        <w:tab/>
+        <w:t xml:space="preserve"/>
+      </w:r>
+      <w:r>
+        <w:rPr>
+          <w:rFonts w:ascii="Arial Narrow" w:eastAsia="Arial Narrow" w:hAnsi="Arial Narrow" w:cs="Arial Narrow"/>
+          <w:sz w:val="16"/>
+          <w:szCs w:val="16"/>
+        </w:rPr>
+        <w:tab/>
+      </w:r>
+      <w:r>
+        <w:rPr>
+          <w:rFonts w:ascii="Arial Narrow" w:eastAsia="Arial Narrow" w:hAnsi="Arial Narrow" w:cs="Arial Narrow"/>
+          <w:b/>
+          <w:bCs/>
+          <w:sz w:val="16"/>
+          <w:szCs w:val="16"/>
+        </w:rPr>
+        <w:t xml:space="preserve">LEY 29571, CÓDIGO DE PROTECCIÓN Y DEFENSA DEL CONSUMIDOR, publicado el 2 de setiembre de 2010 y modificado por Decreto Legislativo 1308 </w:t>
+      </w:r>
+    </w:p>
+    <w:p>
+      <w:pPr>
+        <w:pStyle w:val="Textonotapie"/>
+        <w:ind w:left="567" w:right="-1"/>
+        <w:jc w:val="both"/>
+        <w:rPr>
+          <w:rFonts w:ascii="Arial Narrow" w:eastAsia="Arial Narrow" w:hAnsi="Arial Narrow" w:cs="Arial Narrow"/>
+          <w:b/>
+          <w:bCs/>
+          <w:sz w:val="16"/>
+          <w:szCs w:val="16"/>
+        </w:rPr>
+      </w:pPr>
+      <w:r>
+        <w:rPr>
+          <w:rFonts w:ascii="Arial Narrow" w:eastAsia="Arial Narrow" w:hAnsi="Arial Narrow" w:cs="Arial Narrow"/>
+          <w:b/>
+          <w:bCs/>
+          <w:sz w:val="16"/>
+          <w:szCs w:val="16"/>
+        </w:rPr>
+        <w:t xml:space="preserve">Artículo 18.- Idoneidad </w:t>
+      </w:r>
+    </w:p>
+    <w:p>
+      <w:pPr>
+        <w:pStyle w:val="Textonotapie"/>
+        <w:ind w:left="567" w:right="-1"/>
+        <w:jc w:val="both"/>
+        <w:rPr>
+          <w:rFonts w:ascii="Arial Narrow" w:eastAsia="Arial Narrow" w:hAnsi="Arial Narrow" w:cs="Arial Narrow"/>
+          <w:sz w:val="16"/>
+          <w:szCs w:val="16"/>
+        </w:rPr>
+      </w:pPr>
+      <w:r>
+        <w:rPr>
+          <w:rFonts w:ascii="Arial Narrow" w:eastAsia="Arial Narrow" w:hAnsi="Arial Narrow" w:cs="Arial Narrow"/>
+          <w:sz w:val="16"/>
+          <w:szCs w:val="16"/>
+        </w:rPr>
+        <w:t xml:space="preserve">Se entiende por idoneidad la correspondencia entre lo que un consumidor espera y lo que efectivamente recibe, en función a lo que se le hubiera ofrecido, la publicidad e información transmitida, las condiciones y circunstancias de la transacción, las características y naturaleza del producto o servicio, el precio, entre otros factores, atendiendo a las circunstancias del caso. </w:t>
+      </w:r>
+    </w:p>
+    <w:p>
+      <w:pPr>
+        <w:pStyle w:val="Textonotapie"/>
+        <w:ind w:left="567" w:right="-1"/>
+        <w:jc w:val="both"/>
+        <w:rPr>
+          <w:rFonts w:ascii="Arial Narrow" w:eastAsia="Arial Narrow" w:hAnsi="Arial Narrow" w:cs="Arial Narrow"/>
+          <w:sz w:val="16"/>
+          <w:szCs w:val="16"/>
+        </w:rPr>
+      </w:pPr>
+      <w:r>
+        <w:rPr>
+          <w:rFonts w:ascii="Arial Narrow" w:eastAsia="Arial Narrow" w:hAnsi="Arial Narrow" w:cs="Arial Narrow"/>
+          <w:sz w:val="16"/>
+          <w:szCs w:val="16"/>
+        </w:rPr>
+        <w:t xml:space="preserve">La idoneidad es evaluada en función a la propia naturaleza del producto o servicio y a su aptitud para satisfacer la finalidad para la cual ha sido puesto en el mercado. Las autorizaciones por parte de los organismos del Estado para la fabricación de un producto o la prestación de un servicio, en los casos que sea necesario, no eximen de responsabilidad al proveedor frente al consumidor. </w:t>
+      </w:r>
+    </w:p>
+    <w:p>
+      <w:pPr>
+        <w:pStyle w:val="Textonotapie"/>
+        <w:ind w:left="567" w:right="-1"/>
+        <w:jc w:val="both"/>
+        <w:rPr>
+          <w:rFonts w:ascii="Arial Narrow" w:eastAsia="Arial Narrow" w:hAnsi="Arial Narrow" w:cs="Arial Narrow"/>
+          <w:sz w:val="16"/>
+          <w:szCs w:val="16"/>
+        </w:rPr>
+      </w:pPr>
+      <w:r>
+        <w:rPr>
+          <w:rFonts w:ascii="Arial Narrow" w:eastAsia="Arial Narrow" w:hAnsi="Arial Narrow" w:cs="Arial Narrow"/>
+          <w:b/>
+          <w:bCs/>
+          <w:sz w:val="16"/>
+          <w:szCs w:val="16"/>
+        </w:rPr>
+        <w:t xml:space="preserve">Artículo 19.- Obligación de los proveedores </w:t>
+      </w:r>
+    </w:p>
+    <w:p>
+      <w:pPr>
+        <w:pStyle w:val="Textonotapie"/>
+        <w:ind w:left="567" w:right="-1"/>
+        <w:jc w:val="both"/>
+        <w:rPr>
+          <w:rFonts w:ascii="Arial Narrow" w:eastAsia="Arial Narrow" w:hAnsi="Arial Narrow" w:cs="Arial Narrow"/>
+          <w:sz w:val="16"/>
+          <w:szCs w:val="16"/>
+        </w:rPr>
+      </w:pPr>
+      <w:r>
+        <w:rPr>
+          <w:rFonts w:ascii="Arial Narrow" w:eastAsia="Arial Narrow" w:hAnsi="Arial Narrow" w:cs="Arial Narrow"/>
+          <w:sz w:val="16"/>
+          <w:szCs w:val="16"/>
+        </w:rPr>
+        <w:t>El proveedor responde por la idoneidad y calidad de los productos y servicios ofrecidos; por la autenticidad de las marcas y leyendas que exhiben sus productos o del signo que respalda al prestador del servicio, por la falta de conformidad entre la publicidad comercial de los productos y servicios y estos, así como por el contenido y la vida útil del producto indicado en el envase, en lo que corresponda.</w:t>
+      </w:r>
+    </w:p>
     <w:p>
       <w:pPr>
         <w:pStyle w:val="Textonotapie"/>
@@ -6232,161 +6472,9 @@
           <w:szCs w:val="16"/>
         </w:rPr>
       </w:pPr>
-      <w:r>
-        <w:rPr>
-          <w:rStyle w:val="Refdenotaalpie"/>
-          <w:rFonts w:ascii="Arial Narrow" w:eastAsia="Arial Narrow" w:hAnsi="Arial Narrow" w:cs="Arial Narrow"/>
-          <w:sz w:val="16"/>
-          <w:szCs w:val="16"/>
-          <w:vertAlign w:val="superscript"/>
-        </w:rPr>
-        <w:footnoteRef/>
-      </w:r>
-      <w:r>
-        <w:rPr>
-          <w:rFonts w:ascii="Arial Narrow" w:eastAsia="Arial Narrow" w:hAnsi="Arial Narrow" w:cs="Arial Narrow"/>
-          <w:sz w:val="16"/>
-          <w:szCs w:val="16"/>
-        </w:rPr>
-        <w:t xml:space="preserve"> </w:t>
-      </w:r>
-      <w:r>
-        <w:rPr>
-          <w:rFonts w:ascii="Arial Narrow" w:eastAsia="Arial Narrow" w:hAnsi="Arial Narrow" w:cs="Arial Narrow"/>
-          <w:sz w:val="16"/>
-          <w:szCs w:val="16"/>
-        </w:rPr>
-        <w:tab/>
-      </w:r>
-      <w:r>
-        <w:rPr>
-          <w:rFonts w:ascii="Arial Narrow" w:eastAsia="Arial Narrow" w:hAnsi="Arial Narrow" w:cs="Arial Narrow"/>
-          <w:b/>
-          <w:bCs/>
-          <w:sz w:val="16"/>
-          <w:szCs w:val="16"/>
-        </w:rPr>
-        <w:t xml:space="preserve">LEY 29571, CÓDIGO DE PROTECCIÓN Y DEFENSA DEL CONSUMIDOR, publicado el 2 de setiembre de 2010 y modificado por Decreto Legislativo 1308 </w:t>
-      </w:r>
-    </w:p>
-    <w:p>
-      <w:pPr>
-        <w:pStyle w:val="Textonotapie"/>
-        <w:ind w:left="567" w:right="-1"/>
-        <w:jc w:val="both"/>
-        <w:rPr>
-          <w:rFonts w:ascii="Arial Narrow" w:eastAsia="Arial Narrow" w:hAnsi="Arial Narrow" w:cs="Arial Narrow"/>
-          <w:b/>
-          <w:bCs/>
-          <w:sz w:val="16"/>
-          <w:szCs w:val="16"/>
-        </w:rPr>
-      </w:pPr>
-      <w:r>
-        <w:rPr>
-          <w:rFonts w:ascii="Arial Narrow" w:eastAsia="Arial Narrow" w:hAnsi="Arial Narrow" w:cs="Arial Narrow"/>
-          <w:b/>
-          <w:bCs/>
-          <w:sz w:val="16"/>
-          <w:szCs w:val="16"/>
-        </w:rPr>
-        <w:t xml:space="preserve">Artículo 18.- Idoneidad </w:t>
-      </w:r>
-    </w:p>
-    <w:p>
-      <w:pPr>
-        <w:pStyle w:val="Textonotapie"/>
-        <w:ind w:left="567" w:right="-1"/>
-        <w:jc w:val="both"/>
-        <w:rPr>
-          <w:rFonts w:ascii="Arial Narrow" w:eastAsia="Arial Narrow" w:hAnsi="Arial Narrow" w:cs="Arial Narrow"/>
-          <w:sz w:val="16"/>
-          <w:szCs w:val="16"/>
-        </w:rPr>
-      </w:pPr>
-      <w:r>
-        <w:rPr>
-          <w:rFonts w:ascii="Arial Narrow" w:eastAsia="Arial Narrow" w:hAnsi="Arial Narrow" w:cs="Arial Narrow"/>
-          <w:sz w:val="16"/>
-          <w:szCs w:val="16"/>
-        </w:rPr>
-        <w:t xml:space="preserve">Se entiende por idoneidad la correspondencia entre lo que un consumidor espera y lo que efectivamente recibe, en función a lo que se le hubiera ofrecido, la publicidad e información transmitida, las condiciones y circunstancias de la transacción, las características y naturaleza del producto o servicio, el precio, entre otros factores, atendiendo a las circunstancias del caso. </w:t>
-      </w:r>
-    </w:p>
-    <w:p>
-      <w:pPr>
-        <w:pStyle w:val="Textonotapie"/>
-        <w:ind w:left="567" w:right="-1"/>
-        <w:jc w:val="both"/>
-        <w:rPr>
-          <w:rFonts w:ascii="Arial Narrow" w:eastAsia="Arial Narrow" w:hAnsi="Arial Narrow" w:cs="Arial Narrow"/>
-          <w:sz w:val="16"/>
-          <w:szCs w:val="16"/>
-        </w:rPr>
-      </w:pPr>
-      <w:r>
-        <w:rPr>
-          <w:rFonts w:ascii="Arial Narrow" w:eastAsia="Arial Narrow" w:hAnsi="Arial Narrow" w:cs="Arial Narrow"/>
-          <w:sz w:val="16"/>
-          <w:szCs w:val="16"/>
-        </w:rPr>
-        <w:t xml:space="preserve">La idoneidad es evaluada en función a la propia naturaleza del producto o servicio y a su aptitud para satisfacer la finalidad para la cual ha sido puesto en el mercado. Las autorizaciones por parte de los organismos del Estado para la fabricación de un producto o la prestación de un servicio, en los casos que sea necesario, no eximen de responsabilidad al proveedor frente al consumidor. </w:t>
-      </w:r>
-    </w:p>
-    <w:p>
-      <w:pPr>
-        <w:pStyle w:val="Textonotapie"/>
-        <w:ind w:left="567" w:right="-1"/>
-        <w:jc w:val="both"/>
-        <w:rPr>
-          <w:rFonts w:ascii="Arial Narrow" w:eastAsia="Arial Narrow" w:hAnsi="Arial Narrow" w:cs="Arial Narrow"/>
-          <w:sz w:val="16"/>
-          <w:szCs w:val="16"/>
-        </w:rPr>
-      </w:pPr>
-    </w:p>
-    <w:p>
-      <w:pPr>
-        <w:pStyle w:val="Textonotapie"/>
-        <w:ind w:left="567" w:right="-1"/>
-        <w:jc w:val="both"/>
-        <w:rPr>
-          <w:rFonts w:ascii="Arial Narrow" w:eastAsia="Arial Narrow" w:hAnsi="Arial Narrow" w:cs="Arial Narrow"/>
-          <w:sz w:val="16"/>
-          <w:szCs w:val="16"/>
-        </w:rPr>
-      </w:pPr>
-      <w:r>
-        <w:rPr>
-          <w:rFonts w:ascii="Arial Narrow" w:eastAsia="Arial Narrow" w:hAnsi="Arial Narrow" w:cs="Arial Narrow"/>
-          <w:b/>
-          <w:bCs/>
-          <w:sz w:val="16"/>
-          <w:szCs w:val="16"/>
-        </w:rPr>
-        <w:t xml:space="preserve">Artículo 19.- Obligación de los proveedores </w:t>
-      </w:r>
-    </w:p>
-    <w:p>
-      <w:pPr>
-        <w:pStyle w:val="Textonotapie"/>
-        <w:ind w:left="567" w:right="-1"/>
-        <w:jc w:val="both"/>
-        <w:rPr>
-          <w:rFonts w:ascii="Arial Narrow" w:eastAsia="Arial Narrow" w:hAnsi="Arial Narrow" w:cs="Arial Narrow"/>
-          <w:sz w:val="16"/>
-          <w:szCs w:val="16"/>
-        </w:rPr>
-      </w:pPr>
-      <w:r>
-        <w:rPr>
-          <w:rFonts w:ascii="Arial Narrow" w:eastAsia="Arial Narrow" w:hAnsi="Arial Narrow" w:cs="Arial Narrow"/>
-          <w:sz w:val="16"/>
-          <w:szCs w:val="16"/>
-        </w:rPr>
-        <w:t>El proveedor responde por la idoneidad y calidad de los productos y servicios ofrecidos; por la autenticidad de las marcas y leyendas que exhiben sus productos o del signo que respalda al prestador del servicio, por la falta de conformidad entre la publicidad comercial de los productos y servicios y estos, así como por el contenido y la vida útil del producto indicado en el envase, en lo que corresponda.</w:t>
-      </w:r>
-    </w:p>
+    </w:p>
+  </w:footnote>
+  <w:footnote w:id="6">
     <w:p>
       <w:pPr>
         <w:pStyle w:val="Textonotapie"/>
@@ -6397,15 +6485,74 @@
         <w:jc w:val="both"/>
         <w:rPr>
           <w:rFonts w:ascii="Arial Narrow" w:eastAsia="Arial Narrow" w:hAnsi="Arial Narrow" w:cs="Arial Narrow"/>
+          <w:sz w:val="16"/>
+          <w:szCs w:val="16"/>
+        </w:rPr>
+      </w:pPr>
+      <w:r>
+        <w:rPr>
+          <w:rStyle w:val="Refdenotaalpie"/>
+          <w:rFonts w:ascii="Arial Narrow" w:eastAsia="Arial Narrow" w:hAnsi="Arial Narrow" w:cs="Arial Narrow"/>
+          <w:sz w:val="16"/>
+          <w:szCs w:val="16"/>
+          <w:vertAlign w:val="superscript"/>
+        </w:rPr>
+        <w:footnoteRef/>
+      </w:r>
+      <w:r>
+        <w:rPr>
+          <w:rFonts w:ascii="Arial Narrow" w:eastAsia="Arial Narrow" w:hAnsi="Arial Narrow" w:cs="Arial Narrow"/>
+          <w:sz w:val="16"/>
+          <w:szCs w:val="16"/>
+        </w:rPr>
+        <w:tab/>
+        <w:t xml:space="preserve"/>
+      </w:r>
+      <w:r>
+        <w:rPr>
+          <w:rFonts w:ascii="Arial Narrow" w:eastAsia="Arial Narrow" w:hAnsi="Arial Narrow" w:cs="Arial Narrow"/>
+          <w:sz w:val="16"/>
+          <w:szCs w:val="16"/>
+        </w:rPr>
+        <w:tab/>
+      </w:r>
+      <w:r>
+        <w:rPr>
+          <w:rFonts w:ascii="Arial Narrow" w:eastAsia="Arial Narrow" w:hAnsi="Arial Narrow" w:cs="Arial Narrow"/>
           <w:b/>
           <w:bCs/>
           <w:sz w:val="16"/>
           <w:szCs w:val="16"/>
         </w:rPr>
-      </w:pPr>
-    </w:p>
-  </w:footnote>
-  <w:footnote w:id="6">
+        <w:t>LEY SOBRE FACULTADES, NORMAS Y ORGANIZACIÓN DEL INDECOPI, APROBADA POR DECRETO LEGISLATIVO 807 Artículo 24.-</w:t>
+      </w:r>
+      <w:r>
+        <w:rPr>
+          <w:rFonts w:ascii="Arial Narrow" w:eastAsia="Arial Narrow" w:hAnsi="Arial Narrow" w:cs="Arial Narrow"/>
+          <w:sz w:val="16"/>
+          <w:szCs w:val="16"/>
+        </w:rPr>
+        <w:t xml:space="preserve"> El </w:t>
+      </w:r>
+      <w:proofErr w:type="gramStart"/>
+      <w:r>
+        <w:rPr>
+          <w:rFonts w:ascii="Arial Narrow" w:eastAsia="Arial Narrow" w:hAnsi="Arial Narrow" w:cs="Arial Narrow"/>
+          <w:sz w:val="16"/>
+          <w:szCs w:val="16"/>
+        </w:rPr>
+        <w:t>Secretario Técnico</w:t>
+      </w:r>
+      <w:proofErr w:type="gramEnd"/>
+      <w:r>
+        <w:rPr>
+          <w:rFonts w:ascii="Arial Narrow" w:eastAsia="Arial Narrow" w:hAnsi="Arial Narrow" w:cs="Arial Narrow"/>
+          <w:sz w:val="16"/>
+          <w:szCs w:val="16"/>
+        </w:rPr>
+        <w:t xml:space="preserve"> se encargará de la tramitación del procedimiento. Para ello, cuenta con las siguientes facultades:</w:t>
+      </w:r>
+    </w:p>
     <w:p>
       <w:pPr>
         <w:pStyle w:val="Textonotapie"/>
@@ -6422,65 +6569,12 @@
       </w:pPr>
       <w:r>
         <w:rPr>
-          <w:rStyle w:val="Refdenotaalpie"/>
-          <w:rFonts w:ascii="Arial Narrow" w:eastAsia="Arial Narrow" w:hAnsi="Arial Narrow" w:cs="Arial Narrow"/>
-          <w:sz w:val="16"/>
-          <w:szCs w:val="16"/>
-          <w:vertAlign w:val="superscript"/>
-        </w:rPr>
-        <w:footnoteRef/>
-      </w:r>
-      <w:r>
-        <w:rPr>
-          <w:rFonts w:ascii="Arial Narrow" w:eastAsia="Arial Narrow" w:hAnsi="Arial Narrow" w:cs="Arial Narrow"/>
-          <w:sz w:val="16"/>
-          <w:szCs w:val="16"/>
-        </w:rPr>
-        <w:t xml:space="preserve"> </w:t>
-      </w:r>
-      <w:r>
-        <w:rPr>
           <w:rFonts w:ascii="Arial Narrow" w:eastAsia="Arial Narrow" w:hAnsi="Arial Narrow" w:cs="Arial Narrow"/>
           <w:sz w:val="16"/>
           <w:szCs w:val="16"/>
         </w:rPr>
         <w:tab/>
-      </w:r>
-      <w:r>
-        <w:rPr>
-          <w:rFonts w:ascii="Arial Narrow" w:eastAsia="Arial Narrow" w:hAnsi="Arial Narrow" w:cs="Arial Narrow"/>
-          <w:b/>
-          <w:bCs/>
-          <w:sz w:val="16"/>
-          <w:szCs w:val="16"/>
-        </w:rPr>
-        <w:t>LEY SOBRE FACULTADES, NORMAS Y ORGANIZACIÓN DEL INDECOPI, APROBADA POR DECRETO LEGISLATIVO 807 Artículo 24.-</w:t>
-      </w:r>
-      <w:r>
-        <w:rPr>
-          <w:rFonts w:ascii="Arial Narrow" w:eastAsia="Arial Narrow" w:hAnsi="Arial Narrow" w:cs="Arial Narrow"/>
-          <w:sz w:val="16"/>
-          <w:szCs w:val="16"/>
-        </w:rPr>
-        <w:t xml:space="preserve"> El </w:t>
-      </w:r>
-      <w:proofErr w:type="gramStart"/>
-      <w:r>
-        <w:rPr>
-          <w:rFonts w:ascii="Arial Narrow" w:eastAsia="Arial Narrow" w:hAnsi="Arial Narrow" w:cs="Arial Narrow"/>
-          <w:sz w:val="16"/>
-          <w:szCs w:val="16"/>
-        </w:rPr>
-        <w:t>Secretario Técnico</w:t>
-      </w:r>
-      <w:proofErr w:type="gramEnd"/>
-      <w:r>
-        <w:rPr>
-          <w:rFonts w:ascii="Arial Narrow" w:eastAsia="Arial Narrow" w:hAnsi="Arial Narrow" w:cs="Arial Narrow"/>
-          <w:sz w:val="16"/>
-          <w:szCs w:val="16"/>
-        </w:rPr>
-        <w:t xml:space="preserve"> se encargará de la tramitación del procedimiento. Para ello, cuenta con las siguientes facultades:</w:t>
+        <w:t xml:space="preserve">(...) </w:t>
       </w:r>
     </w:p>
     <w:p>
@@ -6504,7 +6598,7 @@
           <w:szCs w:val="16"/>
         </w:rPr>
         <w:tab/>
-        <w:t xml:space="preserve">(...) </w:t>
+        <w:t xml:space="preserve">c) Admitir denuncias a trámite, en aquellos casos en que la Comisión le haya delegado esta facultad. </w:t>
       </w:r>
     </w:p>
     <w:p>
@@ -6528,7 +6622,7 @@
           <w:szCs w:val="16"/>
         </w:rPr>
         <w:tab/>
-        <w:t xml:space="preserve">c) Admitir denuncias a trámite, en aquellos casos en que la Comisión le haya delegado esta facultad. </w:t>
+        <w:t>(...).</w:t>
       </w:r>
     </w:p>
     <w:p>
@@ -6545,6 +6639,33 @@
           <w:szCs w:val="16"/>
         </w:rPr>
       </w:pPr>
+    </w:p>
+  </w:footnote>
+  <w:footnote w:id="7">
+    <w:p>
+      <w:pPr>
+        <w:pStyle w:val="Textonotapie"/>
+        <w:tabs>
+          <w:tab w:val="left" w:pos="567"/>
+        </w:tabs>
+        <w:ind w:left="567" w:hanging="567"/>
+        <w:jc w:val="both"/>
+        <w:rPr>
+          <w:rFonts w:ascii="Arial Narrow" w:eastAsia="Arial Narrow" w:hAnsi="Arial Narrow" w:cs="Arial Narrow"/>
+          <w:sz w:val="16"/>
+          <w:szCs w:val="16"/>
+        </w:rPr>
+      </w:pPr>
+      <w:r>
+        <w:rPr>
+          <w:rStyle w:val="Refdenotaalpie"/>
+          <w:rFonts w:ascii="Arial Narrow" w:eastAsia="Arial Narrow" w:hAnsi="Arial Narrow" w:cs="Arial Narrow"/>
+          <w:sz w:val="16"/>
+          <w:szCs w:val="16"/>
+          <w:vertAlign w:val="superscript"/>
+        </w:rPr>
+        <w:footnoteRef/>
+      </w:r>
       <w:r>
         <w:rPr>
           <w:rFonts w:ascii="Arial Narrow" w:eastAsia="Arial Narrow" w:hAnsi="Arial Narrow" w:cs="Arial Narrow"/>
@@ -6552,9 +6673,697 @@
           <w:szCs w:val="16"/>
         </w:rPr>
         <w:tab/>
-        <w:t>(...).</w:t>
-      </w:r>
-    </w:p>
+        <w:t xml:space="preserve"/>
+      </w:r>
+      <w:r>
+        <w:rPr>
+          <w:rFonts w:ascii="Arial Narrow" w:eastAsia="Arial Narrow" w:hAnsi="Arial Narrow" w:cs="Arial Narrow"/>
+          <w:sz w:val="16"/>
+          <w:szCs w:val="16"/>
+        </w:rPr>
+        <w:tab/>
+        <w:t xml:space="preserve">El número de trabajadores se atenderá siempre que la empresa haya sido constituida antes de la vigencia de la Ley </w:t>
+      </w:r>
+      <w:proofErr w:type="spellStart"/>
+      <w:r>
+        <w:rPr>
+          <w:rFonts w:ascii="Arial Narrow" w:eastAsia="Arial Narrow" w:hAnsi="Arial Narrow" w:cs="Arial Narrow"/>
+          <w:sz w:val="16"/>
+          <w:szCs w:val="16"/>
+        </w:rPr>
+        <w:t/>
+      </w:r>
+      <w:proofErr w:type="spellEnd"/>
+      <w:r>
+        <w:rPr>
+          <w:rFonts w:ascii="Arial Narrow" w:eastAsia="Arial Narrow" w:hAnsi="Arial Narrow" w:cs="Arial Narrow"/>
+          <w:sz w:val="16"/>
+          <w:szCs w:val="16"/>
+        </w:rPr>
+        <w:t xml:space="preserve">30056, publicada el 2 de julio de 2013, que modificó el artículo 5 del Texto Único Ordenado de la Ley de Promoción de la Competitividad, Formalización y Desarrollo de la Micro y Pequeña Empresa y de Acceso al Empleo Decente (LEY MYPE). Ello, en la medida que la Tercera Disposición Complementaria Transitoria de la norma modificatoria precisa que las empresas constituidas antes de la </w:t>
+      </w:r>
+      <w:proofErr w:type="gramStart"/>
+      <w:r>
+        <w:rPr>
+          <w:rFonts w:ascii="Arial Narrow" w:eastAsia="Arial Narrow" w:hAnsi="Arial Narrow" w:cs="Arial Narrow"/>
+          <w:sz w:val="16"/>
+          <w:szCs w:val="16"/>
+        </w:rPr>
+        <w:t>entrada en vigencia</w:t>
+      </w:r>
+      <w:proofErr w:type="gramEnd"/>
+      <w:r>
+        <w:rPr>
+          <w:rFonts w:ascii="Arial Narrow" w:eastAsia="Arial Narrow" w:hAnsi="Arial Narrow" w:cs="Arial Narrow"/>
+          <w:sz w:val="16"/>
+          <w:szCs w:val="16"/>
+        </w:rPr>
+        <w:t xml:space="preserve"> de dicha Ley se rigen por los requisitos de acogimiento al régimen de las micro y pequeñas empresas regulados en el Decreto Legislativo 1086.</w:t>
+      </w:r>
+    </w:p>
+    <w:p>
+      <w:pPr>
+        <w:pStyle w:val="Textonotapie"/>
+        <w:ind w:left="567" w:hanging="567"/>
+        <w:jc w:val="both"/>
+        <w:rPr>
+          <w:rFonts w:ascii="Arial Narrow" w:eastAsia="Arial Narrow" w:hAnsi="Arial Narrow" w:cs="Arial Narrow"/>
+          <w:sz w:val="16"/>
+          <w:szCs w:val="16"/>
+        </w:rPr>
+      </w:pPr>
+    </w:p>
+  </w:footnote>
+  <w:footnote w:id="8">
+    <w:p>
+      <w:pPr>
+        <w:pStyle w:val="Textonotapie"/>
+        <w:tabs>
+          <w:tab w:val="left" w:pos="567"/>
+        </w:tabs>
+        <w:ind w:left="567" w:hanging="567"/>
+        <w:jc w:val="both"/>
+        <w:rPr>
+          <w:rFonts w:ascii="Arial Narrow" w:eastAsia="Arial Narrow" w:hAnsi="Arial Narrow" w:cs="Arial Narrow"/>
+          <w:sz w:val="16"/>
+          <w:szCs w:val="16"/>
+        </w:rPr>
+      </w:pPr>
+      <w:r>
+        <w:rPr>
+          <w:rStyle w:val="Refdenotaalpie"/>
+          <w:rFonts w:ascii="Arial Narrow" w:eastAsia="Arial Narrow" w:hAnsi="Arial Narrow" w:cs="Arial Narrow"/>
+          <w:sz w:val="16"/>
+          <w:szCs w:val="16"/>
+          <w:vertAlign w:val="superscript"/>
+        </w:rPr>
+        <w:footnoteRef/>
+      </w:r>
+      <w:r>
+        <w:rPr>
+          <w:rFonts w:ascii="Arial Narrow" w:eastAsia="Arial Narrow" w:hAnsi="Arial Narrow" w:cs="Arial Narrow"/>
+          <w:sz w:val="16"/>
+          <w:szCs w:val="16"/>
+        </w:rPr>
+        <w:tab/>
+        <w:t xml:space="preserve"/>
+      </w:r>
+      <w:r>
+        <w:rPr>
+          <w:rFonts w:ascii="Arial Narrow" w:eastAsia="Arial Narrow" w:hAnsi="Arial Narrow" w:cs="Arial Narrow"/>
+          <w:sz w:val="16"/>
+          <w:szCs w:val="16"/>
+        </w:rPr>
+        <w:tab/>
+      </w:r>
+      <w:r>
+        <w:rPr>
+          <w:rFonts w:ascii="Arial Narrow" w:eastAsia="Arial Narrow" w:hAnsi="Arial Narrow" w:cs="Arial Narrow"/>
+          <w:b/>
+          <w:sz w:val="16"/>
+          <w:szCs w:val="16"/>
+        </w:rPr>
+        <w:t>LEY 29571, CÓDIGO DE PROTECCIÓN Y DEFENSA DEL CONSUMIDOR</w:t>
+      </w:r>
+      <w:r>
+        <w:rPr>
+          <w:rFonts w:ascii="Arial Narrow" w:eastAsia="Arial Narrow" w:hAnsi="Arial Narrow" w:cs="Arial Narrow"/>
+          <w:b/>
+          <w:bCs/>
+          <w:sz w:val="16"/>
+          <w:szCs w:val="16"/>
+        </w:rPr>
+        <w:t xml:space="preserve">, </w:t>
+      </w:r>
+      <w:r>
+        <w:rPr>
+          <w:rFonts w:ascii="Arial Narrow" w:eastAsia="Arial Narrow" w:hAnsi="Arial Narrow" w:cs="Arial Narrow"/>
+          <w:b/>
+          <w:sz w:val="16"/>
+          <w:szCs w:val="16"/>
+        </w:rPr>
+        <w:t>publicado el 2 de setiembre de 2010 y modificado por Decreto Legislativo 1308</w:t>
+      </w:r>
+    </w:p>
+    <w:p>
+      <w:pPr>
+        <w:pStyle w:val="Textonotapie"/>
+        <w:ind w:left="567" w:hanging="567"/>
+        <w:jc w:val="both"/>
+        <w:rPr>
+          <w:rFonts w:ascii="Arial Narrow" w:eastAsia="Arial Narrow" w:hAnsi="Arial Narrow" w:cs="Arial Narrow"/>
+          <w:b/>
+          <w:bCs/>
+          <w:sz w:val="16"/>
+          <w:szCs w:val="16"/>
+        </w:rPr>
+      </w:pPr>
+      <w:r>
+        <w:rPr>
+          <w:rFonts w:ascii="Arial Narrow" w:eastAsia="Arial Narrow" w:hAnsi="Arial Narrow" w:cs="Arial Narrow"/>
+          <w:sz w:val="16"/>
+          <w:szCs w:val="16"/>
+        </w:rPr>
+        <w:tab/>
+      </w:r>
+      <w:r>
+        <w:rPr>
+          <w:rFonts w:ascii="Arial Narrow" w:eastAsia="Arial Narrow" w:hAnsi="Arial Narrow" w:cs="Arial Narrow"/>
+          <w:b/>
+          <w:bCs/>
+          <w:sz w:val="16"/>
+          <w:szCs w:val="16"/>
+        </w:rPr>
+        <w:t>Artículo 110.- Sanciones Administrativas</w:t>
+      </w:r>
+    </w:p>
+    <w:p>
+      <w:pPr>
+        <w:autoSpaceDE w:val="0"/>
+        <w:autoSpaceDN w:val="0"/>
+        <w:adjustRightInd w:val="0"/>
+        <w:spacing w:after="0" w:line="240" w:lineRule="auto"/>
+        <w:ind w:left="567"/>
+        <w:jc w:val="both"/>
+        <w:rPr>
+          <w:rFonts w:ascii="Arial Narrow" w:eastAsia="Arial Narrow" w:hAnsi="Arial Narrow" w:cs="Arial Narrow"/>
+          <w:sz w:val="16"/>
+          <w:szCs w:val="16"/>
+          <w:lang w:eastAsia="es-PE"/>
+        </w:rPr>
+      </w:pPr>
+      <w:r>
+        <w:rPr>
+          <w:rFonts w:ascii="Arial Narrow" w:eastAsia="Arial Narrow" w:hAnsi="Arial Narrow" w:cs="Arial Narrow"/>
+          <w:sz w:val="16"/>
+          <w:szCs w:val="16"/>
+          <w:lang w:eastAsia="es-PE"/>
+        </w:rPr>
+        <w:t>(…)</w:t>
+      </w:r>
+    </w:p>
+    <w:p>
+      <w:pPr>
+        <w:autoSpaceDE w:val="0"/>
+        <w:autoSpaceDN w:val="0"/>
+        <w:adjustRightInd w:val="0"/>
+        <w:spacing w:after="0" w:line="240" w:lineRule="auto"/>
+        <w:ind w:left="567"/>
+        <w:jc w:val="both"/>
+        <w:rPr>
+          <w:rFonts w:ascii="Arial Narrow" w:eastAsia="Arial Narrow" w:hAnsi="Arial Narrow" w:cs="Arial Narrow"/>
+          <w:sz w:val="16"/>
+          <w:szCs w:val="16"/>
+          <w:lang w:eastAsia="es-PE"/>
+        </w:rPr>
+      </w:pPr>
+      <w:r>
+        <w:rPr>
+          <w:rFonts w:ascii="Arial Narrow" w:eastAsia="Arial Narrow" w:hAnsi="Arial Narrow" w:cs="Arial Narrow"/>
+          <w:sz w:val="16"/>
+          <w:szCs w:val="16"/>
+          <w:lang w:eastAsia="es-PE"/>
+        </w:rPr>
+        <w:t>En el caso de las microempresas, la multa no puede superar el diez por ciento (10%) de las ventas o ingresos brutos percibidos por el infractor, relativos a todas sus actividades económicas, correspondientes al ejercicio inmediato anterior al de la expedición de la resolución de primera instancia, siempre que se haya acreditado dichos ingresos, no se encuentre en una situación de reincidencia y el caso no verse sobre la vida, salud o integridad de los consumidores. Para el caso de las pequeñas empresas, la multa no puede superar el veinte por ciento (20%) de las ventas o ingresos brutos percibidos por el infractor, conforme a los requisitos señalados anteriormente.</w:t>
+      </w:r>
+    </w:p>
+    <w:p>
+      <w:pPr>
+        <w:autoSpaceDE w:val="0"/>
+        <w:autoSpaceDN w:val="0"/>
+        <w:adjustRightInd w:val="0"/>
+        <w:spacing w:after="0" w:line="240" w:lineRule="auto"/>
+        <w:ind w:left="567"/>
+        <w:jc w:val="both"/>
+        <w:rPr>
+          <w:rFonts w:ascii="Arial Narrow" w:eastAsia="Arial Narrow" w:hAnsi="Arial Narrow" w:cs="Arial Narrow"/>
+          <w:sz w:val="16"/>
+          <w:szCs w:val="16"/>
+          <w:lang w:eastAsia="es-PE"/>
+        </w:rPr>
+      </w:pPr>
+      <w:r>
+        <w:rPr>
+          <w:rFonts w:ascii="Arial Narrow" w:eastAsia="Arial Narrow" w:hAnsi="Arial Narrow" w:cs="Arial Narrow"/>
+          <w:sz w:val="16"/>
+          <w:szCs w:val="16"/>
+          <w:lang w:eastAsia="es-PE"/>
+        </w:rPr>
+        <w:t>(…).</w:t>
+      </w:r>
+    </w:p>
+    <w:p>
+      <w:pPr>
+        <w:pStyle w:val="Textonotapie"/>
+        <w:ind w:left="567" w:hanging="567"/>
+        <w:jc w:val="both"/>
+        <w:rPr>
+          <w:rFonts w:ascii="Arial Narrow" w:eastAsia="Arial Narrow" w:hAnsi="Arial Narrow" w:cs="Arial Narrow"/>
+          <w:sz w:val="16"/>
+          <w:szCs w:val="16"/>
+        </w:rPr>
+      </w:pPr>
+    </w:p>
+  </w:footnote>
+  <w:footnote w:id="9">
+    <w:p>
+      <w:pPr>
+        <w:pStyle w:val="Textonotapie"/>
+        <w:tabs>
+          <w:tab w:val="left" w:pos="567"/>
+        </w:tabs>
+        <w:ind w:left="567" w:hanging="567"/>
+        <w:jc w:val="both"/>
+        <w:rPr>
+          <w:rFonts w:ascii="Arial Narrow" w:eastAsia="Arial Narrow" w:hAnsi="Arial Narrow" w:cs="Arial Narrow"/>
+          <w:sz w:val="16"/>
+          <w:szCs w:val="16"/>
+        </w:rPr>
+      </w:pPr>
+      <w:r>
+        <w:rPr>
+          <w:rStyle w:val="Refdenotaalpie"/>
+          <w:rFonts w:ascii="Arial Narrow" w:eastAsia="Arial Narrow" w:hAnsi="Arial Narrow" w:cs="Arial Narrow"/>
+          <w:sz w:val="16"/>
+          <w:szCs w:val="16"/>
+          <w:vertAlign w:val="superscript"/>
+        </w:rPr>
+        <w:footnoteRef/>
+      </w:r>
+      <w:r>
+        <w:rPr>
+          <w:rFonts w:ascii="Arial Narrow" w:eastAsia="Arial Narrow" w:hAnsi="Arial Narrow" w:cs="Arial Narrow"/>
+          <w:sz w:val="16"/>
+          <w:szCs w:val="16"/>
+        </w:rPr>
+        <w:tab/>
+      </w:r>
+      <w:r>
+        <w:rPr>
+          <w:rFonts w:ascii="Arial Narrow" w:eastAsia="Arial Narrow" w:hAnsi="Arial Narrow" w:cs="Arial Narrow"/>
+          <w:b/>
+          <w:bCs/>
+          <w:sz w:val="16"/>
+          <w:szCs w:val="16"/>
+        </w:rPr>
+        <w:t xml:space="preserve">DECRETO LEGISLATIVO 807, LEY SOBRE FACULTADES, NORMAS Y ORGANIZACIÓN DEL INDECOPI, publicado el 18 de abril de 1996</w:t>
+      </w:r>
+    </w:p>
+    <w:p>
+      <w:pPr>
+        <w:pStyle w:val="Textonotapie"/>
+        <w:ind w:left="567" w:hanging="567"/>
+        <w:jc w:val="both"/>
+        <w:rPr>
+          <w:rFonts w:ascii="Arial Narrow" w:eastAsia="Arial Narrow" w:hAnsi="Arial Narrow" w:cs="Arial Narrow"/>
+          <w:sz w:val="16"/>
+          <w:szCs w:val="16"/>
+        </w:rPr>
+      </w:pPr>
+      <w:r>
+        <w:rPr>
+          <w:rFonts w:ascii="Arial Narrow" w:eastAsia="Arial Narrow" w:hAnsi="Arial Narrow" w:cs="Arial Narrow"/>
+          <w:sz w:val="16"/>
+          <w:szCs w:val="16"/>
+        </w:rPr>
+        <w:tab/>
+      </w:r>
+      <w:r>
+        <w:rPr>
+          <w:rFonts w:ascii="Arial Narrow" w:eastAsia="Arial Narrow" w:hAnsi="Arial Narrow" w:cs="Arial Narrow"/>
+          <w:b/>
+          <w:bCs/>
+          <w:sz w:val="16"/>
+          <w:szCs w:val="16"/>
+        </w:rPr>
+        <w:t xml:space="preserve">Artículo 26.-</w:t>
+      </w:r>
+      <w:r>
+        <w:rPr>
+          <w:rFonts w:ascii="Arial Narrow" w:eastAsia="Arial Narrow" w:hAnsi="Arial Narrow" w:cs="Arial Narrow"/>
+          <w:sz w:val="16"/>
+          <w:szCs w:val="16"/>
+        </w:rPr>
+        <w:t xml:space="preserve"> Una vez admitida a trámite la denuncia, se correrá traslado de la misma al denunciado, a fin de que éste presente su descargo. El plazo para la presentación del descargo será de cinco (5) días contados desde la notificación, vencido el cual, el Secretario Técnico declarará en rebeldía al denunciado que no lo hubiera presentado.</w:t>
+      </w:r>
+    </w:p>
+    <w:p>
+      <w:pPr>
+        <w:pStyle w:val="Textonotapie"/>
+        <w:ind w:left="567" w:hanging="567"/>
+        <w:jc w:val="both"/>
+        <w:rPr>
+          <w:rFonts w:ascii="Arial Narrow" w:eastAsia="Arial Narrow" w:hAnsi="Arial Narrow" w:cs="Arial Narrow"/>
+          <w:sz w:val="16"/>
+          <w:szCs w:val="16"/>
+        </w:rPr>
+      </w:pPr>
+    </w:p>
+  </w:footnote>
+  <w:footnote w:id="10">
+    <w:p>
+      <w:pPr>
+        <w:pStyle w:val="Textonotapie"/>
+        <w:tabs>
+          <w:tab w:val="left" w:pos="567"/>
+        </w:tabs>
+        <w:ind w:left="567" w:hanging="567"/>
+        <w:jc w:val="both"/>
+        <w:rPr>
+          <w:rFonts w:ascii="Arial Narrow" w:eastAsia="Arial Narrow" w:hAnsi="Arial Narrow" w:cs="Arial Narrow"/>
+          <w:sz w:val="16"/>
+          <w:szCs w:val="16"/>
+        </w:rPr>
+      </w:pPr>
+      <w:r>
+        <w:rPr>
+          <w:rStyle w:val="Refdenotaalpie"/>
+          <w:rFonts w:ascii="Arial Narrow" w:eastAsia="Arial Narrow" w:hAnsi="Arial Narrow" w:cs="Arial Narrow"/>
+          <w:sz w:val="16"/>
+          <w:szCs w:val="16"/>
+          <w:vertAlign w:val="superscript"/>
+        </w:rPr>
+        <w:footnoteRef/>
+      </w:r>
+      <w:r>
+        <w:rPr>
+          <w:rFonts w:ascii="Arial Narrow" w:eastAsia="Arial Narrow" w:hAnsi="Arial Narrow" w:cs="Arial Narrow"/>
+          <w:sz w:val="16"/>
+          <w:szCs w:val="16"/>
+        </w:rPr>
+        <w:tab/>
+      </w:r>
+      <w:r>
+        <w:rPr>
+          <w:rFonts w:ascii="Arial Narrow" w:eastAsia="Arial Narrow" w:hAnsi="Arial Narrow" w:cs="Arial Narrow"/>
+          <w:b/>
+          <w:bCs/>
+          <w:sz w:val="16"/>
+          <w:szCs w:val="16"/>
+        </w:rPr>
+        <w:t xml:space="preserve">DECRETO SUPREMO 006-2026-JUS, TEXTO ÚNICO ORDENADO DE LA LEY 27444, LEY DEL PROCEDIMIENTO ADMINISTRATIVO GENERAL, publicado el 30 de abril de 2026</w:t>
+      </w:r>
+    </w:p>
+    <w:p>
+      <w:pPr>
+        <w:pStyle w:val="Textonotapie"/>
+        <w:ind w:left="567" w:hanging="567"/>
+        <w:jc w:val="both"/>
+        <w:rPr>
+          <w:rFonts w:ascii="Arial Narrow" w:eastAsia="Arial Narrow" w:hAnsi="Arial Narrow" w:cs="Arial Narrow"/>
+          <w:sz w:val="16"/>
+          <w:szCs w:val="16"/>
+        </w:rPr>
+      </w:pPr>
+      <w:r>
+        <w:rPr>
+          <w:rFonts w:ascii="Arial Narrow" w:eastAsia="Arial Narrow" w:hAnsi="Arial Narrow" w:cs="Arial Narrow"/>
+          <w:sz w:val="16"/>
+          <w:szCs w:val="16"/>
+        </w:rPr>
+        <w:tab/>
+      </w:r>
+      <w:r>
+        <w:rPr>
+          <w:rFonts w:ascii="Arial Narrow" w:eastAsia="Arial Narrow" w:hAnsi="Arial Narrow" w:cs="Arial Narrow"/>
+          <w:b/>
+          <w:bCs/>
+          <w:sz w:val="16"/>
+          <w:szCs w:val="16"/>
+        </w:rPr>
+        <w:t xml:space="preserve">Artículo 223.- Contestación de la reclamación</w:t>
+      </w:r>
+    </w:p>
+    <w:p>
+      <w:pPr>
+        <w:pStyle w:val="Textonotapie"/>
+        <w:ind w:left="567" w:hanging="567"/>
+        <w:jc w:val="both"/>
+        <w:rPr>
+          <w:rFonts w:ascii="Arial Narrow" w:eastAsia="Arial Narrow" w:hAnsi="Arial Narrow" w:cs="Arial Narrow"/>
+          <w:sz w:val="16"/>
+          <w:szCs w:val="16"/>
+        </w:rPr>
+      </w:pPr>
+      <w:r>
+        <w:rPr>
+          <w:rFonts w:ascii="Arial Narrow" w:eastAsia="Arial Narrow" w:hAnsi="Arial Narrow" w:cs="Arial Narrow"/>
+          <w:sz w:val="16"/>
+          <w:szCs w:val="16"/>
+        </w:rPr>
+        <w:tab/>
+      </w:r>
+      <w:r>
+        <w:rPr>
+          <w:rFonts w:ascii="Arial Narrow" w:eastAsia="Arial Narrow" w:hAnsi="Arial Narrow" w:cs="Arial Narrow"/>
+          <w:sz w:val="16"/>
+          <w:szCs w:val="16"/>
+        </w:rPr>
+        <w:t xml:space="preserve">223.1 El reclamado deberá presentar la contestación de la reclamación dentro de los quince (15) días posteriores a la notificación de ésta; vencido este plazo, la Administración declarará en rebeldía al reclamado que no la hubiera presentado. La contestación deberá contener los requisitos de los escritos previstos en el artículo 113 de la presente Ley, así como la absolución de todos los asuntos controvertidos de hecho y de derecho, Las alegaciones y los hechos relevantes de la reclamación, salvo que hayan sido específicamente negadas en la contestación, se tendrán por aceptadas o merituadas como ciertas.</w:t>
+      </w:r>
+    </w:p>
+    <w:p>
+      <w:pPr>
+        <w:pStyle w:val="Textonotapie"/>
+        <w:ind w:left="567" w:hanging="567"/>
+        <w:jc w:val="both"/>
+        <w:rPr>
+          <w:rFonts w:ascii="Arial Narrow" w:eastAsia="Arial Narrow" w:hAnsi="Arial Narrow" w:cs="Arial Narrow"/>
+          <w:sz w:val="16"/>
+          <w:szCs w:val="16"/>
+        </w:rPr>
+      </w:pPr>
+    </w:p>
+  </w:footnote>
+  <w:footnote w:id="11">
+    <w:p>
+      <w:pPr>
+        <w:tabs>
+          <w:tab w:val="left" w:pos="567"/>
+        </w:tabs>
+        <w:spacing w:after="0" w:line="240" w:lineRule="auto"/>
+        <w:ind w:left="567" w:hanging="567"/>
+        <w:jc w:val="both"/>
+        <w:rPr>
+          <w:rFonts w:ascii="Arial Narrow" w:eastAsia="Arial Narrow" w:hAnsi="Arial Narrow" w:cs="Arial Narrow"/>
+          <w:sz w:val="16"/>
+          <w:szCs w:val="16"/>
+        </w:rPr>
+      </w:pPr>
+      <w:r>
+        <w:rPr>
+          <w:rStyle w:val="Refdenotaalpie"/>
+          <w:rFonts w:ascii="Arial Narrow" w:eastAsia="Arial Narrow" w:hAnsi="Arial Narrow" w:cs="Arial Narrow"/>
+          <w:sz w:val="16"/>
+          <w:szCs w:val="16"/>
+          <w:vertAlign w:val="superscript"/>
+        </w:rPr>
+        <w:footnoteRef/>
+      </w:r>
+      <w:r>
+        <w:rPr>
+          <w:rFonts w:ascii="Arial Narrow" w:eastAsia="Arial Narrow" w:hAnsi="Arial Narrow" w:cs="Arial Narrow"/>
+          <w:sz w:val="16"/>
+          <w:szCs w:val="16"/>
+          <w:vertAlign w:val="superscript"/>
+        </w:rPr>
+        <w:tab/>
+        <w:t xml:space="preserve"/>
+      </w:r>
+      <w:r>
+        <w:rPr>
+          <w:rFonts w:ascii="Arial Narrow" w:eastAsia="Arial Narrow" w:hAnsi="Arial Narrow" w:cs="Arial Narrow"/>
+          <w:sz w:val="16"/>
+          <w:szCs w:val="16"/>
+        </w:rPr>
+        <w:t xml:space="preserve"> </w:t>
+      </w:r>
+      <w:r>
+        <w:rPr>
+          <w:rFonts w:ascii="Arial Narrow" w:eastAsia="Arial Narrow" w:hAnsi="Arial Narrow" w:cs="Arial Narrow"/>
+          <w:sz w:val="16"/>
+          <w:szCs w:val="16"/>
+        </w:rPr>
+        <w:tab/>
+      </w:r>
+      <w:r>
+        <w:rPr>
+          <w:rFonts w:ascii="Arial Narrow" w:eastAsia="Arial Narrow" w:hAnsi="Arial Narrow" w:cs="Arial Narrow"/>
+          <w:b/>
+          <w:sz w:val="16"/>
+          <w:szCs w:val="16"/>
+        </w:rPr>
+        <w:t>LEY 29571, CÓDIGO DE PROTECCIÓN Y DEFENSA DEL CONSUMIDOR</w:t>
+      </w:r>
+      <w:r>
+        <w:rPr>
+          <w:rFonts w:ascii="Arial Narrow" w:eastAsia="Arial Narrow" w:hAnsi="Arial Narrow" w:cs="Arial Narrow"/>
+          <w:b/>
+          <w:bCs/>
+          <w:sz w:val="16"/>
+          <w:szCs w:val="16"/>
+        </w:rPr>
+        <w:t xml:space="preserve">, </w:t>
+      </w:r>
+      <w:r>
+        <w:rPr>
+          <w:rFonts w:ascii="Arial Narrow" w:eastAsia="Arial Narrow" w:hAnsi="Arial Narrow" w:cs="Arial Narrow"/>
+          <w:b/>
+          <w:sz w:val="16"/>
+          <w:szCs w:val="16"/>
+        </w:rPr>
+        <w:t>publicado el 2 de setiembre de 2010 y modificado por Decreto Legislativo 1308</w:t>
+      </w:r>
+    </w:p>
+    <w:p>
+      <w:pPr>
+        <w:spacing w:after="0" w:line="240" w:lineRule="auto"/>
+        <w:ind w:left="567" w:hanging="567"/>
+        <w:jc w:val="both"/>
+        <w:rPr>
+          <w:rFonts w:ascii="Arial Narrow" w:eastAsia="Arial Narrow" w:hAnsi="Arial Narrow" w:cs="Arial Narrow"/>
+          <w:b/>
+          <w:sz w:val="16"/>
+          <w:szCs w:val="16"/>
+        </w:rPr>
+      </w:pPr>
+      <w:r>
+        <w:rPr>
+          <w:rFonts w:ascii="Arial Narrow" w:eastAsia="Arial Narrow" w:hAnsi="Arial Narrow" w:cs="Arial Narrow"/>
+          <w:b/>
+          <w:sz w:val="16"/>
+          <w:szCs w:val="16"/>
+        </w:rPr>
+        <w:tab/>
+        <w:t>Artículo 110.- Sanciones administrativas</w:t>
+      </w:r>
+    </w:p>
+    <w:p>
+      <w:pPr>
+        <w:spacing w:after="0" w:line="240" w:lineRule="auto"/>
+        <w:ind w:left="567"/>
+        <w:jc w:val="both"/>
+        <w:rPr>
+          <w:rFonts w:ascii="Arial Narrow" w:eastAsia="Arial Narrow" w:hAnsi="Arial Narrow" w:cs="Arial Narrow"/>
+          <w:sz w:val="16"/>
+          <w:szCs w:val="16"/>
+        </w:rPr>
+      </w:pPr>
+      <w:r>
+        <w:rPr>
+          <w:rFonts w:ascii="Arial Narrow" w:eastAsia="Arial Narrow" w:hAnsi="Arial Narrow" w:cs="Arial Narrow"/>
+          <w:sz w:val="16"/>
+          <w:szCs w:val="16"/>
+        </w:rPr>
+        <w:t>El órgano resolutivo puede sancionar las infracciones administrativas a que se refiere el artículo 108 con amonestación y multas de hasta cuatrocientos cincuenta (450) Unidades Impositivas Tributarias (UIT), las cuales son calificadas de la siguiente manera:</w:t>
+      </w:r>
+    </w:p>
+    <w:p>
+      <w:pPr>
+        <w:numPr>
+          <w:ilvl w:val="0"/>
+          <w:numId w:val="2"/>
+        </w:numPr>
+        <w:spacing w:after="0" w:line="240" w:lineRule="auto"/>
+        <w:ind w:left="426" w:firstLine="141"/>
+        <w:jc w:val="both"/>
+        <w:rPr>
+          <w:rFonts w:ascii="Arial Narrow" w:eastAsia="Arial Narrow" w:hAnsi="Arial Narrow" w:cs="Arial Narrow"/>
+          <w:sz w:val="16"/>
+          <w:szCs w:val="16"/>
+        </w:rPr>
+      </w:pPr>
+      <w:r>
+        <w:rPr>
+          <w:rFonts w:ascii="Arial Narrow" w:eastAsia="Arial Narrow" w:hAnsi="Arial Narrow" w:cs="Arial Narrow"/>
+          <w:sz w:val="16"/>
+          <w:szCs w:val="16"/>
+        </w:rPr>
+        <w:t>Infracciones leves, con una amonestación o con una multa de hasta cincuenta (50) UIT.</w:t>
+      </w:r>
+    </w:p>
+    <w:p>
+      <w:pPr>
+        <w:numPr>
+          <w:ilvl w:val="0"/>
+          <w:numId w:val="2"/>
+        </w:numPr>
+        <w:spacing w:after="0" w:line="240" w:lineRule="auto"/>
+        <w:ind w:left="426" w:firstLine="141"/>
+        <w:jc w:val="both"/>
+        <w:rPr>
+          <w:rFonts w:ascii="Arial Narrow" w:eastAsia="Arial Narrow" w:hAnsi="Arial Narrow" w:cs="Arial Narrow"/>
+          <w:sz w:val="16"/>
+          <w:szCs w:val="16"/>
+        </w:rPr>
+      </w:pPr>
+      <w:r>
+        <w:rPr>
+          <w:rFonts w:ascii="Arial Narrow" w:eastAsia="Arial Narrow" w:hAnsi="Arial Narrow" w:cs="Arial Narrow"/>
+          <w:sz w:val="16"/>
+          <w:szCs w:val="16"/>
+        </w:rPr>
+        <w:t>Infracciones graves, con una multa de hasta ciento cincuenta (150) UIT.</w:t>
+      </w:r>
+    </w:p>
+    <w:p>
+      <w:pPr>
+        <w:numPr>
+          <w:ilvl w:val="0"/>
+          <w:numId w:val="2"/>
+        </w:numPr>
+        <w:spacing w:after="0" w:line="240" w:lineRule="auto"/>
+        <w:ind w:left="426" w:firstLine="141"/>
+        <w:jc w:val="both"/>
+        <w:rPr>
+          <w:rFonts w:ascii="Arial Narrow" w:eastAsia="Arial Narrow" w:hAnsi="Arial Narrow" w:cs="Arial Narrow"/>
+          <w:sz w:val="16"/>
+          <w:szCs w:val="16"/>
+        </w:rPr>
+      </w:pPr>
+      <w:r>
+        <w:rPr>
+          <w:rFonts w:ascii="Arial Narrow" w:eastAsia="Arial Narrow" w:hAnsi="Arial Narrow" w:cs="Arial Narrow"/>
+          <w:sz w:val="16"/>
+          <w:szCs w:val="16"/>
+        </w:rPr>
+        <w:t>Infracciones muy graves, con una multa de hasta cuatrocientos cincuenta (450) UIT.</w:t>
+      </w:r>
+    </w:p>
+    <w:p>
+      <w:pPr>
+        <w:spacing w:after="0" w:line="240" w:lineRule="auto"/>
+        <w:ind w:left="567"/>
+        <w:jc w:val="both"/>
+        <w:rPr>
+          <w:rFonts w:ascii="Arial Narrow" w:eastAsia="Arial Narrow" w:hAnsi="Arial Narrow" w:cs="Arial Narrow"/>
+          <w:sz w:val="16"/>
+          <w:szCs w:val="16"/>
+        </w:rPr>
+      </w:pPr>
+      <w:r>
+        <w:rPr>
+          <w:rFonts w:ascii="Arial Narrow" w:eastAsia="Arial Narrow" w:hAnsi="Arial Narrow" w:cs="Arial Narrow"/>
+          <w:sz w:val="16"/>
+          <w:szCs w:val="16"/>
+        </w:rPr>
+        <w:t>(…).</w:t>
+      </w:r>
+    </w:p>
+    <w:p>
+      <w:pPr>
+        <w:spacing w:after="0" w:line="240" w:lineRule="auto"/>
+        <w:ind w:left="567" w:hanging="567"/>
+        <w:jc w:val="both"/>
+        <w:rPr>
+          <w:rFonts w:ascii="Arial Narrow" w:eastAsia="Arial Narrow" w:hAnsi="Arial Narrow" w:cs="Arial Narrow"/>
+          <w:sz w:val="16"/>
+          <w:szCs w:val="16"/>
+        </w:rPr>
+      </w:pPr>
+    </w:p>
+  </w:footnote>
+  <w:footnote w:id="12">
     <w:p>
       <w:pPr>
         <w:pStyle w:val="Textonotapie"/>
@@ -6565,39 +7374,56 @@
         <w:jc w:val="both"/>
         <w:rPr>
           <w:rFonts w:ascii="Arial Narrow" w:eastAsia="Arial Narrow" w:hAnsi="Arial Narrow" w:cs="Arial Narrow"/>
-          <w:sz w:val="16"/>
-          <w:szCs w:val="16"/>
-        </w:rPr>
-      </w:pPr>
-      <w:r>
-        <w:rPr>
-          <w:rFonts w:ascii="Arial Narrow" w:eastAsia="Arial Narrow" w:hAnsi="Arial Narrow" w:cs="Arial Narrow"/>
-          <w:sz w:val="16"/>
-          <w:szCs w:val="16"/>
-        </w:rPr>
-        <w:t xml:space="preserve">. </w:t>
-      </w:r>
-    </w:p>
-    <w:p>
-      <w:pPr>
-        <w:pStyle w:val="Textonotapie"/>
+          <w:b/>
+          <w:bCs/>
+          <w:sz w:val="16"/>
+          <w:szCs w:val="16"/>
+        </w:rPr>
+      </w:pPr>
+      <w:r>
+        <w:rPr>
+          <w:rStyle w:val="Refdenotaalpie"/>
+          <w:rFonts w:ascii="Arial Narrow" w:eastAsia="Arial Narrow" w:hAnsi="Arial Narrow" w:cs="Arial Narrow"/>
+          <w:sz w:val="16"/>
+          <w:szCs w:val="16"/>
+          <w:vertAlign w:val="superscript"/>
+        </w:rPr>
+        <w:footnoteRef/>
+      </w:r>
+      <w:r>
+        <w:rPr>
+          <w:rFonts w:ascii="Arial Narrow" w:eastAsia="Arial Narrow" w:hAnsi="Arial Narrow" w:cs="Arial Narrow"/>
+          <w:sz w:val="16"/>
+          <w:szCs w:val="16"/>
+        </w:rPr>
+        <w:tab/>
+        <w:t xml:space="preserve"/>
+      </w:r>
+      <w:r>
+        <w:rPr>
+          <w:rFonts w:ascii="Arial Narrow" w:eastAsia="Arial Narrow" w:hAnsi="Arial Narrow" w:cs="Arial Narrow"/>
+          <w:sz w:val="16"/>
+          <w:szCs w:val="16"/>
+        </w:rPr>
+        <w:tab/>
+      </w:r>
+      <w:r>
+        <w:rPr>
+          <w:rFonts w:ascii="Arial Narrow" w:eastAsia="Arial Narrow" w:hAnsi="Arial Narrow" w:cs="Arial Narrow"/>
+          <w:b/>
+          <w:bCs/>
+          <w:sz w:val="16"/>
+          <w:szCs w:val="16"/>
+        </w:rPr>
+        <w:t xml:space="preserve">LEY 29571, CÓDIGO DE PROTECCIÓN Y DEFENSA DEL CONSUMIDOR, publicado el 2 de setiembre de 2010 y modificado por Decreto Legislativo 1308 </w:t>
+      </w:r>
+    </w:p>
+    <w:p>
+      <w:pPr>
         <w:tabs>
           <w:tab w:val="left" w:pos="567"/>
         </w:tabs>
-        <w:ind w:left="567" w:right="-1" w:hanging="567"/>
-        <w:jc w:val="both"/>
-        <w:rPr>
-          <w:rFonts w:ascii="Arial Narrow" w:eastAsia="Arial Narrow" w:hAnsi="Arial Narrow" w:cs="Arial Narrow"/>
-          <w:sz w:val="16"/>
-          <w:szCs w:val="16"/>
-        </w:rPr>
-      </w:pPr>
-    </w:p>
-  </w:footnote>
-  <w:footnote w:id="7">
-    <w:p>
-      <w:pPr>
-        <w:pStyle w:val="Textonotapie"/>
+        <w:spacing w:after="0" w:line="240" w:lineRule="auto"/>
         <w:ind w:left="567" w:hanging="567"/>
         <w:jc w:val="both"/>
         <w:rPr>
@@ -6608,733 +7434,12 @@
       </w:pPr>
       <w:r>
         <w:rPr>
-          <w:rStyle w:val="Refdenotaalpie"/>
-          <w:rFonts w:ascii="Arial Narrow" w:eastAsia="Arial Narrow" w:hAnsi="Arial Narrow" w:cs="Arial Narrow"/>
-          <w:sz w:val="16"/>
-          <w:szCs w:val="16"/>
-          <w:vertAlign w:val="superscript"/>
-        </w:rPr>
-        <w:footnoteRef/>
-      </w:r>
-      <w:r>
-        <w:rPr>
-          <w:rFonts w:ascii="Arial Narrow" w:eastAsia="Arial Narrow" w:hAnsi="Arial Narrow" w:cs="Arial Narrow"/>
-          <w:sz w:val="16"/>
-          <w:szCs w:val="16"/>
-        </w:rPr>
-        <w:t xml:space="preserve"> </w:t>
-      </w:r>
-      <w:r>
-        <w:rPr>
           <w:rFonts w:ascii="Arial Narrow" w:eastAsia="Arial Narrow" w:hAnsi="Arial Narrow" w:cs="Arial Narrow"/>
           <w:sz w:val="16"/>
           <w:szCs w:val="16"/>
         </w:rPr>
         <w:tab/>
-        <w:t xml:space="preserve">El número de trabajadores se atenderá siempre que la empresa haya sido constituida antes de la vigencia de la Ley </w:t>
-      </w:r>
-      <w:proofErr w:type="spellStart"/>
-      <w:r>
-        <w:rPr>
-          <w:rFonts w:ascii="Arial Narrow" w:eastAsia="Arial Narrow" w:hAnsi="Arial Narrow" w:cs="Arial Narrow"/>
-          <w:sz w:val="16"/>
-          <w:szCs w:val="16"/>
-        </w:rPr>
-        <w:t/>
-      </w:r>
-      <w:proofErr w:type="spellEnd"/>
-      <w:r>
-        <w:rPr>
-          <w:rFonts w:ascii="Arial Narrow" w:eastAsia="Arial Narrow" w:hAnsi="Arial Narrow" w:cs="Arial Narrow"/>
-          <w:sz w:val="16"/>
-          <w:szCs w:val="16"/>
-        </w:rPr>
-        <w:t xml:space="preserve"> 30056, publicada el 2 de julio de 2013, que modificó el artículo 5 del Texto Único Ordenado de la Ley de Promoción de la Competitividad, Formalización y Desarrollo de la Micro y Pequeña Empresa y de Acceso al Empleo Decente (LEY MYPE). Ello, en la medida que la Tercera Disposición Complementaria Transitoria de la norma modificatoria precisa que las empresas constituidas antes de la </w:t>
-      </w:r>
-      <w:proofErr w:type="gramStart"/>
-      <w:r>
-        <w:rPr>
-          <w:rFonts w:ascii="Arial Narrow" w:eastAsia="Arial Narrow" w:hAnsi="Arial Narrow" w:cs="Arial Narrow"/>
-          <w:sz w:val="16"/>
-          <w:szCs w:val="16"/>
-        </w:rPr>
-        <w:t>entrada en vigencia</w:t>
-      </w:r>
-      <w:proofErr w:type="gramEnd"/>
-      <w:r>
-        <w:rPr>
-          <w:rFonts w:ascii="Arial Narrow" w:eastAsia="Arial Narrow" w:hAnsi="Arial Narrow" w:cs="Arial Narrow"/>
-          <w:sz w:val="16"/>
-          <w:szCs w:val="16"/>
-        </w:rPr>
-        <w:t xml:space="preserve"> de dicha Ley se rigen por los requisitos de acogimiento al régimen de las micro y pequeñas empresas regulados en el Decreto Legislativo 1086.</w:t>
-      </w:r>
-    </w:p>
-    <w:p>
-      <w:pPr>
-        <w:pStyle w:val="Textonotapie"/>
-        <w:ind w:left="567" w:hanging="567"/>
-        <w:jc w:val="both"/>
-        <w:rPr>
-          <w:rFonts w:ascii="Arial Narrow" w:eastAsia="Arial Narrow" w:hAnsi="Arial Narrow" w:cs="Arial Narrow"/>
-          <w:sz w:val="16"/>
-          <w:szCs w:val="16"/>
-        </w:rPr>
-      </w:pPr>
-    </w:p>
-  </w:footnote>
-  <w:footnote w:id="8">
-    <w:p>
-      <w:pPr>
-        <w:pStyle w:val="Textonotapie"/>
-        <w:ind w:left="567" w:hanging="567"/>
-        <w:jc w:val="both"/>
-        <w:rPr>
-          <w:rFonts w:ascii="Arial Narrow" w:eastAsia="Arial Narrow" w:hAnsi="Arial Narrow" w:cs="Arial Narrow"/>
-          <w:sz w:val="16"/>
-          <w:szCs w:val="16"/>
-        </w:rPr>
-      </w:pPr>
-      <w:r>
-        <w:rPr>
-          <w:rStyle w:val="Refdenotaalpie"/>
-          <w:rFonts w:ascii="Arial Narrow" w:eastAsia="Arial Narrow" w:hAnsi="Arial Narrow" w:cs="Arial Narrow"/>
-          <w:sz w:val="16"/>
-          <w:szCs w:val="16"/>
-          <w:vertAlign w:val="superscript"/>
-        </w:rPr>
-        <w:footnoteRef/>
-      </w:r>
-      <w:r>
-        <w:rPr>
-          <w:rFonts w:ascii="Arial Narrow" w:eastAsia="Arial Narrow" w:hAnsi="Arial Narrow" w:cs="Arial Narrow"/>
-          <w:sz w:val="16"/>
-          <w:szCs w:val="16"/>
-        </w:rPr>
-        <w:t xml:space="preserve"> </w:t>
-      </w:r>
-      <w:r>
-        <w:rPr>
-          <w:rFonts w:ascii="Arial Narrow" w:eastAsia="Arial Narrow" w:hAnsi="Arial Narrow" w:cs="Arial Narrow"/>
-          <w:sz w:val="16"/>
-          <w:szCs w:val="16"/>
-        </w:rPr>
-        <w:tab/>
-      </w:r>
-      <w:r>
-        <w:rPr>
-          <w:rFonts w:ascii="Arial Narrow" w:eastAsia="Arial Narrow" w:hAnsi="Arial Narrow" w:cs="Arial Narrow"/>
-          <w:b/>
-          <w:sz w:val="16"/>
-          <w:szCs w:val="16"/>
-        </w:rPr>
-        <w:t>LEY 29571, CÓDIGO DE PROTECCIÓN Y DEFENSA DEL CONSUMIDOR</w:t>
-      </w:r>
-      <w:r>
-        <w:rPr>
-          <w:rFonts w:ascii="Arial Narrow" w:eastAsia="Arial Narrow" w:hAnsi="Arial Narrow" w:cs="Arial Narrow"/>
-          <w:b/>
-          <w:bCs/>
-          <w:sz w:val="16"/>
-          <w:szCs w:val="16"/>
-        </w:rPr>
-        <w:t xml:space="preserve">, </w:t>
-      </w:r>
-      <w:r>
-        <w:rPr>
-          <w:rFonts w:ascii="Arial Narrow" w:eastAsia="Arial Narrow" w:hAnsi="Arial Narrow" w:cs="Arial Narrow"/>
-          <w:b/>
-          <w:sz w:val="16"/>
-          <w:szCs w:val="16"/>
-        </w:rPr>
-        <w:t>publicado el 2 de setiembre de 2010 y modificado por Decreto Legislativo 1308</w:t>
-      </w:r>
-    </w:p>
-    <w:p>
-      <w:pPr>
-        <w:pStyle w:val="Textonotapie"/>
-        <w:ind w:left="567" w:hanging="567"/>
-        <w:jc w:val="both"/>
-        <w:rPr>
-          <w:rFonts w:ascii="Arial Narrow" w:eastAsia="Arial Narrow" w:hAnsi="Arial Narrow" w:cs="Arial Narrow"/>
-          <w:b/>
-          <w:bCs/>
-          <w:sz w:val="16"/>
-          <w:szCs w:val="16"/>
-        </w:rPr>
-      </w:pPr>
-      <w:r>
-        <w:rPr>
-          <w:rFonts w:ascii="Arial Narrow" w:eastAsia="Arial Narrow" w:hAnsi="Arial Narrow" w:cs="Arial Narrow"/>
-          <w:sz w:val="16"/>
-          <w:szCs w:val="16"/>
-        </w:rPr>
-        <w:tab/>
-      </w:r>
-      <w:r>
-        <w:rPr>
-          <w:rFonts w:ascii="Arial Narrow" w:eastAsia="Arial Narrow" w:hAnsi="Arial Narrow" w:cs="Arial Narrow"/>
-          <w:b/>
-          <w:bCs/>
-          <w:sz w:val="16"/>
-          <w:szCs w:val="16"/>
-        </w:rPr>
-        <w:t>Artículo 110.- Sanciones Administrativas</w:t>
-      </w:r>
-    </w:p>
-    <w:p>
-      <w:pPr>
-        <w:autoSpaceDE w:val="0"/>
-        <w:autoSpaceDN w:val="0"/>
-        <w:adjustRightInd w:val="0"/>
-        <w:spacing w:after="0" w:line="240" w:lineRule="auto"/>
-        <w:ind w:left="567"/>
-        <w:jc w:val="both"/>
-        <w:rPr>
-          <w:rFonts w:ascii="Arial Narrow" w:eastAsia="Arial Narrow" w:hAnsi="Arial Narrow" w:cs="Arial Narrow"/>
-          <w:sz w:val="16"/>
-          <w:szCs w:val="16"/>
-          <w:lang w:eastAsia="es-PE"/>
-        </w:rPr>
-      </w:pPr>
-      <w:r>
-        <w:rPr>
-          <w:rFonts w:ascii="Arial Narrow" w:eastAsia="Arial Narrow" w:hAnsi="Arial Narrow" w:cs="Arial Narrow"/>
-          <w:sz w:val="16"/>
-          <w:szCs w:val="16"/>
-          <w:lang w:eastAsia="es-PE"/>
-        </w:rPr>
-        <w:t>(…)</w:t>
-      </w:r>
-    </w:p>
-    <w:p>
-      <w:pPr>
-        <w:autoSpaceDE w:val="0"/>
-        <w:autoSpaceDN w:val="0"/>
-        <w:adjustRightInd w:val="0"/>
-        <w:spacing w:after="0" w:line="240" w:lineRule="auto"/>
-        <w:ind w:left="567"/>
-        <w:jc w:val="both"/>
-        <w:rPr>
-          <w:rFonts w:ascii="Arial Narrow" w:eastAsia="Arial Narrow" w:hAnsi="Arial Narrow" w:cs="Arial Narrow"/>
-          <w:sz w:val="16"/>
-          <w:szCs w:val="16"/>
-          <w:lang w:eastAsia="es-PE"/>
-        </w:rPr>
-      </w:pPr>
-      <w:r>
-        <w:rPr>
-          <w:rFonts w:ascii="Arial Narrow" w:eastAsia="Arial Narrow" w:hAnsi="Arial Narrow" w:cs="Arial Narrow"/>
-          <w:sz w:val="16"/>
-          <w:szCs w:val="16"/>
-          <w:lang w:eastAsia="es-PE"/>
-        </w:rPr>
-        <w:t>En el caso de las microempresas, la multa no puede superar el diez por ciento (10%) de las ventas o ingresos brutos percibidos por el infractor, relativos a todas sus actividades económicas, correspondientes al ejercicio inmediato anterior al de la expedición de la resolución de primera instancia, siempre que se haya acreditado dichos ingresos, no se encuentre en una situación de reincidencia y el caso no verse sobre la vida, salud o integridad de los consumidores. Para el caso de las pequeñas empresas, la multa no puede superar el veinte por ciento (20%) de las ventas o ingresos brutos percibidos por el infractor, conforme a los requisitos señalados anteriormente.</w:t>
-      </w:r>
-    </w:p>
-    <w:p>
-      <w:pPr>
-        <w:autoSpaceDE w:val="0"/>
-        <w:autoSpaceDN w:val="0"/>
-        <w:adjustRightInd w:val="0"/>
-        <w:spacing w:after="0" w:line="240" w:lineRule="auto"/>
-        <w:ind w:left="567"/>
-        <w:jc w:val="both"/>
-        <w:rPr>
-          <w:rFonts w:ascii="Arial Narrow" w:eastAsia="Arial Narrow" w:hAnsi="Arial Narrow" w:cs="Arial Narrow"/>
-          <w:sz w:val="16"/>
-          <w:szCs w:val="16"/>
-          <w:lang w:eastAsia="es-PE"/>
-        </w:rPr>
-      </w:pPr>
-      <w:r>
-        <w:rPr>
-          <w:rFonts w:ascii="Arial Narrow" w:eastAsia="Arial Narrow" w:hAnsi="Arial Narrow" w:cs="Arial Narrow"/>
-          <w:sz w:val="16"/>
-          <w:szCs w:val="16"/>
-          <w:lang w:eastAsia="es-PE"/>
-        </w:rPr>
-        <w:t>(…).</w:t>
-      </w:r>
-    </w:p>
-    <w:p>
-      <w:pPr>
-        <w:pStyle w:val="Textonotapie"/>
-        <w:ind w:left="567" w:hanging="567"/>
-        <w:jc w:val="both"/>
-        <w:rPr>
-          <w:rFonts w:ascii="Arial Narrow" w:eastAsia="Arial Narrow" w:hAnsi="Arial Narrow" w:cs="Arial Narrow"/>
-          <w:sz w:val="16"/>
-          <w:szCs w:val="16"/>
-        </w:rPr>
-      </w:pPr>
-    </w:p>
-  </w:footnote>
-  <w:footnote w:id="13">
-    <w:p>
-      <w:pPr>
-        <w:pStyle w:val="Textonotapie"/>
-        <w:ind w:left="567" w:hanging="567"/>
-        <w:jc w:val="both"/>
-        <w:rPr>
-          <w:rFonts w:ascii="Arial Narrow" w:eastAsia="Arial Narrow" w:hAnsi="Arial Narrow" w:cs="Arial Narrow"/>
-          <w:sz w:val="16"/>
-          <w:szCs w:val="16"/>
-        </w:rPr>
-      </w:pPr>
-      <w:r>
-        <w:rPr>
-          <w:rStyle w:val="Refdenotaalpie"/>
-          <w:rFonts w:ascii="Arial Narrow" w:eastAsia="Arial Narrow" w:hAnsi="Arial Narrow" w:cs="Arial Narrow"/>
-          <w:sz w:val="16"/>
-          <w:szCs w:val="16"/>
-          <w:vertAlign w:val="superscript"/>
-        </w:rPr>
-        <w:footnoteRef/>
-      </w:r>
-      <w:r>
-        <w:rPr>
-          <w:rFonts w:ascii="Arial Narrow" w:eastAsia="Arial Narrow" w:hAnsi="Arial Narrow" w:cs="Arial Narrow"/>
-          <w:sz w:val="16"/>
-          <w:szCs w:val="16"/>
-        </w:rPr>
-        <w:tab/>
-      </w:r>
-      <w:r>
-        <w:rPr>
-          <w:rFonts w:ascii="Arial Narrow" w:eastAsia="Arial Narrow" w:hAnsi="Arial Narrow" w:cs="Arial Narrow"/>
-          <w:b/>
-          <w:bCs/>
-          <w:sz w:val="16"/>
-          <w:szCs w:val="16"/>
-        </w:rPr>
-        <w:t xml:space="preserve">DECRETO LEGISLATIVO 807, LEY SOBRE FACULTADES, NORMAS Y ORGANIZACIÓN DEL INDECOPI, publicado el 18 de abril de 1996</w:t>
-      </w:r>
-    </w:p>
-    <w:p>
-      <w:pPr>
-        <w:pStyle w:val="Textonotapie"/>
-        <w:ind w:left="567" w:hanging="567"/>
-        <w:jc w:val="both"/>
-        <w:rPr>
-          <w:rFonts w:ascii="Arial Narrow" w:eastAsia="Arial Narrow" w:hAnsi="Arial Narrow" w:cs="Arial Narrow"/>
-          <w:sz w:val="16"/>
-          <w:szCs w:val="16"/>
-        </w:rPr>
-      </w:pPr>
-      <w:r>
-        <w:rPr>
-          <w:rFonts w:ascii="Arial Narrow" w:eastAsia="Arial Narrow" w:hAnsi="Arial Narrow" w:cs="Arial Narrow"/>
-          <w:sz w:val="16"/>
-          <w:szCs w:val="16"/>
-        </w:rPr>
-        <w:tab/>
-      </w:r>
-      <w:r>
-        <w:rPr>
-          <w:rFonts w:ascii="Arial Narrow" w:eastAsia="Arial Narrow" w:hAnsi="Arial Narrow" w:cs="Arial Narrow"/>
-          <w:b/>
-          <w:bCs/>
-          <w:sz w:val="16"/>
-          <w:szCs w:val="16"/>
-        </w:rPr>
-        <w:t xml:space="preserve">Artículo 26.-</w:t>
-      </w:r>
-      <w:r>
-        <w:rPr>
-          <w:rFonts w:ascii="Arial Narrow" w:eastAsia="Arial Narrow" w:hAnsi="Arial Narrow" w:cs="Arial Narrow"/>
-          <w:sz w:val="16"/>
-          <w:szCs w:val="16"/>
-        </w:rPr>
-        <w:t xml:space="preserve"> Una vez admitida a trámite la denuncia, se correrá traslado de la misma al denunciado, a fin de que éste presente su descargo. El plazo para la presentación del descargo será de cinco (5) días contados desde la notificación, vencido el cual, el Secretario Técnico declarará en rebeldía al denunciado que no lo hubiera presentado.</w:t>
-      </w:r>
-    </w:p>
-    <w:p>
-      <w:pPr>
-        <w:pStyle w:val="Textonotapie"/>
-        <w:ind w:left="567" w:hanging="567"/>
-        <w:jc w:val="both"/>
-        <w:rPr>
-          <w:rFonts w:ascii="Arial Narrow" w:eastAsia="Arial Narrow" w:hAnsi="Arial Narrow" w:cs="Arial Narrow"/>
-          <w:sz w:val="16"/>
-          <w:szCs w:val="16"/>
-        </w:rPr>
-      </w:pPr>
-    </w:p>
-  </w:footnote>
-  <w:footnote w:id="14">
-    <w:p>
-      <w:pPr>
-        <w:pStyle w:val="Textonotapie"/>
-        <w:ind w:left="567" w:hanging="567"/>
-        <w:jc w:val="both"/>
-        <w:rPr>
-          <w:rFonts w:ascii="Arial Narrow" w:eastAsia="Arial Narrow" w:hAnsi="Arial Narrow" w:cs="Arial Narrow"/>
-          <w:sz w:val="16"/>
-          <w:szCs w:val="16"/>
-        </w:rPr>
-      </w:pPr>
-      <w:r>
-        <w:rPr>
-          <w:rStyle w:val="Refdenotaalpie"/>
-          <w:rFonts w:ascii="Arial Narrow" w:eastAsia="Arial Narrow" w:hAnsi="Arial Narrow" w:cs="Arial Narrow"/>
-          <w:sz w:val="16"/>
-          <w:szCs w:val="16"/>
-          <w:vertAlign w:val="superscript"/>
-        </w:rPr>
-        <w:footnoteRef/>
-      </w:r>
-      <w:r>
-        <w:rPr>
-          <w:rFonts w:ascii="Arial Narrow" w:eastAsia="Arial Narrow" w:hAnsi="Arial Narrow" w:cs="Arial Narrow"/>
-          <w:sz w:val="16"/>
-          <w:szCs w:val="16"/>
-        </w:rPr>
-        <w:tab/>
-      </w:r>
-      <w:r>
-        <w:rPr>
-          <w:rFonts w:ascii="Arial Narrow" w:eastAsia="Arial Narrow" w:hAnsi="Arial Narrow" w:cs="Arial Narrow"/>
-          <w:b/>
-          <w:bCs/>
-          <w:sz w:val="16"/>
-          <w:szCs w:val="16"/>
-        </w:rPr>
-        <w:t xml:space="preserve">DECRETO SUPREMO 006-2026-JUS, TEXTO ÚNICO ORDENADO DE LA LEY 27444, LEY DEL PROCEDIMIENTO ADMINISTRATIVO GENERAL, publicado el 30 de abril de 2026</w:t>
-      </w:r>
-    </w:p>
-    <w:p>
-      <w:pPr>
-        <w:pStyle w:val="Textonotapie"/>
-        <w:ind w:left="567" w:hanging="567"/>
-        <w:jc w:val="both"/>
-        <w:rPr>
-          <w:rFonts w:ascii="Arial Narrow" w:eastAsia="Arial Narrow" w:hAnsi="Arial Narrow" w:cs="Arial Narrow"/>
-          <w:sz w:val="16"/>
-          <w:szCs w:val="16"/>
-        </w:rPr>
-      </w:pPr>
-      <w:r>
-        <w:rPr>
-          <w:rFonts w:ascii="Arial Narrow" w:eastAsia="Arial Narrow" w:hAnsi="Arial Narrow" w:cs="Arial Narrow"/>
-          <w:sz w:val="16"/>
-          <w:szCs w:val="16"/>
-        </w:rPr>
-        <w:tab/>
-      </w:r>
-      <w:r>
-        <w:rPr>
-          <w:rFonts w:ascii="Arial Narrow" w:eastAsia="Arial Narrow" w:hAnsi="Arial Narrow" w:cs="Arial Narrow"/>
-          <w:b/>
-          <w:bCs/>
-          <w:sz w:val="16"/>
-          <w:szCs w:val="16"/>
-        </w:rPr>
-        <w:t xml:space="preserve">Artículo 223.- Contestación de la reclamación</w:t>
-      </w:r>
-    </w:p>
-    <w:p>
-      <w:pPr>
-        <w:pStyle w:val="Textonotapie"/>
-        <w:ind w:left="567" w:hanging="567"/>
-        <w:jc w:val="both"/>
-        <w:rPr>
-          <w:rFonts w:ascii="Arial Narrow" w:eastAsia="Arial Narrow" w:hAnsi="Arial Narrow" w:cs="Arial Narrow"/>
-          <w:sz w:val="16"/>
-          <w:szCs w:val="16"/>
-        </w:rPr>
-      </w:pPr>
-      <w:r>
-        <w:rPr>
-          <w:rFonts w:ascii="Arial Narrow" w:eastAsia="Arial Narrow" w:hAnsi="Arial Narrow" w:cs="Arial Narrow"/>
-          <w:sz w:val="16"/>
-          <w:szCs w:val="16"/>
-        </w:rPr>
-        <w:tab/>
-      </w:r>
-      <w:r>
-        <w:rPr>
-          <w:rFonts w:ascii="Arial Narrow" w:eastAsia="Arial Narrow" w:hAnsi="Arial Narrow" w:cs="Arial Narrow"/>
-          <w:sz w:val="16"/>
-          <w:szCs w:val="16"/>
-        </w:rPr>
-        <w:t xml:space="preserve">223.1 El reclamado deberá presentar la contestación de la reclamación dentro de los quince (15) días posteriores a la notificación de ésta; vencido este plazo, la Administración declarará en rebeldía al reclamado que no la hubiera presentado. La contestación deberá contener los requisitos de los escritos previstos en el artículo 113 de la presente Ley, así como la absolución de todos los asuntos controvertidos de hecho y de derecho, Las alegaciones y los hechos relevantes de la reclamación, salvo que hayan sido específicamente negadas en la contestación, se tendrán por aceptadas o merituadas como ciertas.</w:t>
-      </w:r>
-    </w:p>
-    <w:p>
-      <w:pPr>
-        <w:pStyle w:val="Textonotapie"/>
-        <w:ind w:left="567" w:hanging="567"/>
-        <w:jc w:val="both"/>
-        <w:rPr>
-          <w:rFonts w:ascii="Arial Narrow" w:eastAsia="Arial Narrow" w:hAnsi="Arial Narrow" w:cs="Arial Narrow"/>
-          <w:sz w:val="16"/>
-          <w:szCs w:val="16"/>
-        </w:rPr>
-      </w:pPr>
-    </w:p>
-  </w:footnote>
-  <w:footnote w:id="9">
-    <w:p>
-      <w:pPr>
-        <w:spacing w:after="0" w:line="240" w:lineRule="auto"/>
-        <w:ind w:left="567" w:hanging="567"/>
-        <w:jc w:val="both"/>
-        <w:rPr>
-          <w:rFonts w:ascii="Arial Narrow" w:eastAsia="Arial Narrow" w:hAnsi="Arial Narrow" w:cs="Arial Narrow"/>
-          <w:sz w:val="16"/>
-          <w:szCs w:val="16"/>
-        </w:rPr>
-      </w:pPr>
-      <w:r>
-        <w:rPr>
-          <w:rStyle w:val="Refdenotaalpie"/>
-          <w:rFonts w:ascii="Arial Narrow" w:eastAsia="Arial Narrow" w:hAnsi="Arial Narrow" w:cs="Arial Narrow"/>
-          <w:sz w:val="16"/>
-          <w:szCs w:val="16"/>
-          <w:vertAlign w:val="superscript"/>
-        </w:rPr>
-        <w:footnoteRef/>
-      </w:r>
-      <w:r>
-        <w:rPr>
-          <w:rFonts w:ascii="Arial Narrow" w:eastAsia="Arial Narrow" w:hAnsi="Arial Narrow" w:cs="Arial Narrow"/>
-          <w:sz w:val="16"/>
-          <w:szCs w:val="16"/>
-          <w:vertAlign w:val="superscript"/>
-        </w:rPr>
-        <w:t xml:space="preserve"> </w:t>
-      </w:r>
-      <w:r>
-        <w:rPr>
-          <w:rFonts w:ascii="Arial Narrow" w:eastAsia="Arial Narrow" w:hAnsi="Arial Narrow" w:cs="Arial Narrow"/>
-          <w:sz w:val="16"/>
-          <w:szCs w:val="16"/>
-        </w:rPr>
-        <w:t xml:space="preserve"> </w:t>
-      </w:r>
-      <w:r>
-        <w:rPr>
-          <w:rFonts w:ascii="Arial Narrow" w:eastAsia="Arial Narrow" w:hAnsi="Arial Narrow" w:cs="Arial Narrow"/>
-          <w:sz w:val="16"/>
-          <w:szCs w:val="16"/>
-        </w:rPr>
-        <w:tab/>
-      </w:r>
-      <w:r>
-        <w:rPr>
-          <w:rFonts w:ascii="Arial Narrow" w:eastAsia="Arial Narrow" w:hAnsi="Arial Narrow" w:cs="Arial Narrow"/>
-          <w:b/>
-          <w:sz w:val="16"/>
-          <w:szCs w:val="16"/>
-        </w:rPr>
-        <w:t>LEY 29571, CÓDIGO DE PROTECCIÓN Y DEFENSA DEL CONSUMIDOR</w:t>
-      </w:r>
-      <w:r>
-        <w:rPr>
-          <w:rFonts w:ascii="Arial Narrow" w:eastAsia="Arial Narrow" w:hAnsi="Arial Narrow" w:cs="Arial Narrow"/>
-          <w:b/>
-          <w:bCs/>
-          <w:sz w:val="16"/>
-          <w:szCs w:val="16"/>
-        </w:rPr>
-        <w:t xml:space="preserve">, </w:t>
-      </w:r>
-      <w:r>
-        <w:rPr>
-          <w:rFonts w:ascii="Arial Narrow" w:eastAsia="Arial Narrow" w:hAnsi="Arial Narrow" w:cs="Arial Narrow"/>
-          <w:b/>
-          <w:sz w:val="16"/>
-          <w:szCs w:val="16"/>
-        </w:rPr>
-        <w:t>publicado el 2 de setiembre de 2010 y modificado por Decreto Legislativo 1308</w:t>
-      </w:r>
-    </w:p>
-    <w:p>
-      <w:pPr>
-        <w:spacing w:after="0" w:line="240" w:lineRule="auto"/>
-        <w:ind w:left="567" w:hanging="567"/>
-        <w:jc w:val="both"/>
-        <w:rPr>
-          <w:rFonts w:ascii="Arial Narrow" w:eastAsia="Arial Narrow" w:hAnsi="Arial Narrow" w:cs="Arial Narrow"/>
-          <w:b/>
-          <w:sz w:val="16"/>
-          <w:szCs w:val="16"/>
-        </w:rPr>
-      </w:pPr>
-      <w:r>
-        <w:rPr>
-          <w:rFonts w:ascii="Arial Narrow" w:eastAsia="Arial Narrow" w:hAnsi="Arial Narrow" w:cs="Arial Narrow"/>
-          <w:b/>
-          <w:sz w:val="16"/>
-          <w:szCs w:val="16"/>
-        </w:rPr>
-        <w:tab/>
-        <w:t>Artículo 110.- Sanciones administrativas</w:t>
-      </w:r>
-    </w:p>
-    <w:p>
-      <w:pPr>
-        <w:spacing w:after="0" w:line="240" w:lineRule="auto"/>
-        <w:ind w:left="567"/>
-        <w:jc w:val="both"/>
-        <w:rPr>
-          <w:rFonts w:ascii="Arial Narrow" w:eastAsia="Arial Narrow" w:hAnsi="Arial Narrow" w:cs="Arial Narrow"/>
-          <w:sz w:val="16"/>
-          <w:szCs w:val="16"/>
-        </w:rPr>
-      </w:pPr>
-      <w:r>
-        <w:rPr>
-          <w:rFonts w:ascii="Arial Narrow" w:eastAsia="Arial Narrow" w:hAnsi="Arial Narrow" w:cs="Arial Narrow"/>
-          <w:sz w:val="16"/>
-          <w:szCs w:val="16"/>
-        </w:rPr>
-        <w:t>El órgano resolutivo puede sancionar las infracciones administrativas a que se refiere el artículo 108 con amonestación y multas de hasta cuatrocientos cincuenta (450) Unidades Impositivas Tributarias (UIT), las cuales son calificadas de la siguiente manera:</w:t>
-      </w:r>
-    </w:p>
-    <w:p>
-      <w:pPr>
-        <w:numPr>
-          <w:ilvl w:val="0"/>
-          <w:numId w:val="2"/>
-        </w:numPr>
-        <w:spacing w:after="0" w:line="240" w:lineRule="auto"/>
-        <w:ind w:left="426" w:firstLine="141"/>
-        <w:jc w:val="both"/>
-        <w:rPr>
-          <w:rFonts w:ascii="Arial Narrow" w:eastAsia="Arial Narrow" w:hAnsi="Arial Narrow" w:cs="Arial Narrow"/>
-          <w:sz w:val="16"/>
-          <w:szCs w:val="16"/>
-        </w:rPr>
-      </w:pPr>
-      <w:r>
-        <w:rPr>
-          <w:rFonts w:ascii="Arial Narrow" w:eastAsia="Arial Narrow" w:hAnsi="Arial Narrow" w:cs="Arial Narrow"/>
-          <w:sz w:val="16"/>
-          <w:szCs w:val="16"/>
-        </w:rPr>
-        <w:t>Infracciones leves, con una amonestación o con una multa de hasta cincuenta (50) UIT.</w:t>
-      </w:r>
-    </w:p>
-    <w:p>
-      <w:pPr>
-        <w:numPr>
-          <w:ilvl w:val="0"/>
-          <w:numId w:val="2"/>
-        </w:numPr>
-        <w:spacing w:after="0" w:line="240" w:lineRule="auto"/>
-        <w:ind w:left="426" w:firstLine="141"/>
-        <w:jc w:val="both"/>
-        <w:rPr>
-          <w:rFonts w:ascii="Arial Narrow" w:eastAsia="Arial Narrow" w:hAnsi="Arial Narrow" w:cs="Arial Narrow"/>
-          <w:sz w:val="16"/>
-          <w:szCs w:val="16"/>
-        </w:rPr>
-      </w:pPr>
-      <w:r>
-        <w:rPr>
-          <w:rFonts w:ascii="Arial Narrow" w:eastAsia="Arial Narrow" w:hAnsi="Arial Narrow" w:cs="Arial Narrow"/>
-          <w:sz w:val="16"/>
-          <w:szCs w:val="16"/>
-        </w:rPr>
-        <w:t>Infracciones graves, con una multa de hasta ciento cincuenta (150) UIT.</w:t>
-      </w:r>
-    </w:p>
-    <w:p>
-      <w:pPr>
-        <w:numPr>
-          <w:ilvl w:val="0"/>
-          <w:numId w:val="2"/>
-        </w:numPr>
-        <w:spacing w:after="0" w:line="240" w:lineRule="auto"/>
-        <w:ind w:left="426" w:firstLine="141"/>
-        <w:jc w:val="both"/>
-        <w:rPr>
-          <w:rFonts w:ascii="Arial Narrow" w:eastAsia="Arial Narrow" w:hAnsi="Arial Narrow" w:cs="Arial Narrow"/>
-          <w:sz w:val="16"/>
-          <w:szCs w:val="16"/>
-        </w:rPr>
-      </w:pPr>
-      <w:r>
-        <w:rPr>
-          <w:rFonts w:ascii="Arial Narrow" w:eastAsia="Arial Narrow" w:hAnsi="Arial Narrow" w:cs="Arial Narrow"/>
-          <w:sz w:val="16"/>
-          <w:szCs w:val="16"/>
-        </w:rPr>
-        <w:t>Infracciones muy graves, con una multa de hasta cuatrocientos cincuenta (450) UIT.</w:t>
-      </w:r>
-    </w:p>
-    <w:p>
-      <w:pPr>
-        <w:spacing w:after="0" w:line="240" w:lineRule="auto"/>
-        <w:ind w:left="567"/>
-        <w:jc w:val="both"/>
-        <w:rPr>
-          <w:rFonts w:ascii="Arial Narrow" w:eastAsia="Arial Narrow" w:hAnsi="Arial Narrow" w:cs="Arial Narrow"/>
-          <w:sz w:val="16"/>
-          <w:szCs w:val="16"/>
-        </w:rPr>
-      </w:pPr>
-      <w:r>
-        <w:rPr>
-          <w:rFonts w:ascii="Arial Narrow" w:eastAsia="Arial Narrow" w:hAnsi="Arial Narrow" w:cs="Arial Narrow"/>
-          <w:sz w:val="16"/>
-          <w:szCs w:val="16"/>
-        </w:rPr>
-        <w:t>(…).</w:t>
-      </w:r>
-    </w:p>
-    <w:p>
-      <w:pPr>
-        <w:spacing w:after="0" w:line="240" w:lineRule="auto"/>
-        <w:ind w:left="567" w:hanging="567"/>
-        <w:jc w:val="both"/>
-        <w:rPr>
-          <w:rFonts w:ascii="Arial Narrow" w:eastAsia="Arial Narrow" w:hAnsi="Arial Narrow" w:cs="Arial Narrow"/>
-          <w:sz w:val="16"/>
-          <w:szCs w:val="16"/>
-        </w:rPr>
-      </w:pPr>
-    </w:p>
-  </w:footnote>
-  <w:footnote w:id="10">
-    <w:p>
-      <w:pPr>
-        <w:spacing w:after="0" w:line="240" w:lineRule="auto"/>
-        <w:ind w:left="567" w:hanging="567"/>
-        <w:jc w:val="both"/>
-        <w:rPr>
-          <w:rFonts w:ascii="Arial Narrow" w:eastAsia="Arial Narrow" w:hAnsi="Arial Narrow" w:cs="Arial Narrow"/>
-          <w:sz w:val="16"/>
-          <w:szCs w:val="16"/>
-        </w:rPr>
-      </w:pPr>
-      <w:r>
-        <w:rPr>
-          <w:rStyle w:val="Refdenotaalpie"/>
-          <w:rFonts w:ascii="Arial Narrow" w:eastAsia="Arial Narrow" w:hAnsi="Arial Narrow" w:cs="Arial Narrow"/>
-          <w:sz w:val="16"/>
-          <w:szCs w:val="16"/>
-          <w:vertAlign w:val="superscript"/>
-        </w:rPr>
-        <w:footnoteRef/>
-      </w:r>
-      <w:r>
-        <w:rPr>
-          <w:rFonts w:ascii="Arial Narrow" w:eastAsia="Arial Narrow" w:hAnsi="Arial Narrow" w:cs="Arial Narrow"/>
-          <w:sz w:val="16"/>
-          <w:szCs w:val="16"/>
-        </w:rPr>
-        <w:t xml:space="preserve"> </w:t>
-      </w:r>
-      <w:r>
-        <w:rPr>
-          <w:rFonts w:ascii="Arial Narrow" w:eastAsia="Arial Narrow" w:hAnsi="Arial Narrow" w:cs="Arial Narrow"/>
-          <w:sz w:val="16"/>
-          <w:szCs w:val="16"/>
-        </w:rPr>
-        <w:tab/>
+        <w:t xml:space="preserve"/>
       </w:r>
       <w:r>
         <w:rPr>
@@ -7407,18 +7512,6 @@
         <w:tab/>
         <w:t>Las medidas correctivas complementarias pueden dictarse de oficio o a pedido de parte.</w:t>
       </w:r>
-    </w:p>
-    <w:p>
-      <w:pPr>
-        <w:spacing w:after="0" w:line="240" w:lineRule="auto"/>
-        <w:ind w:left="567" w:hanging="567"/>
-        <w:jc w:val="both"/>
-        <w:rPr>
-          <w:rFonts w:ascii="Arial Narrow" w:eastAsia="Arial Narrow" w:hAnsi="Arial Narrow" w:cs="Arial Narrow"/>
-          <w:sz w:val="16"/>
-          <w:szCs w:val="16"/>
-        </w:rPr>
-      </w:pPr>
     </w:p>
     <w:p>
       <w:pPr>
@@ -7633,8 +7726,12 @@
     </w:p>
     <w:p>
       <w:pPr>
-        <w:pStyle w:val="Sinespaciado"/>
-        <w:ind w:firstLine="567"/>
+        <w:numPr>
+          <w:ilvl w:val="0"/>
+          <w:numId w:val="1"/>
+        </w:numPr>
+        <w:spacing w:after="0" w:line="240" w:lineRule="auto"/>
+        <w:ind w:left="567" w:firstLine="0"/>
         <w:jc w:val="both"/>
         <w:rPr>
           <w:rFonts w:ascii="Arial Narrow" w:eastAsia="Arial Narrow" w:hAnsi="Arial Narrow" w:cs="Arial Narrow"/>
@@ -7653,8 +7750,12 @@
     </w:p>
     <w:p>
       <w:pPr>
-        <w:pStyle w:val="Sinespaciado"/>
-        <w:ind w:firstLine="567"/>
+        <w:numPr>
+          <w:ilvl w:val="0"/>
+          <w:numId w:val="1"/>
+        </w:numPr>
+        <w:spacing w:after="0" w:line="240" w:lineRule="auto"/>
+        <w:ind w:left="567" w:firstLine="0"/>
         <w:jc w:val="both"/>
         <w:rPr>
           <w:rFonts w:ascii="Arial Narrow" w:eastAsia="Arial Narrow" w:hAnsi="Arial Narrow" w:cs="Arial Narrow"/>
@@ -7816,18 +7917,6 @@
         <w:jc w:val="both"/>
         <w:rPr>
           <w:rFonts w:ascii="Arial Narrow" w:eastAsia="Arial Narrow" w:hAnsi="Arial Narrow" w:cs="Arial Narrow"/>
-          <w:sz w:val="16"/>
-          <w:szCs w:val="16"/>
-        </w:rPr>
-      </w:pPr>
-    </w:p>
-    <w:p>
-      <w:pPr>
-        <w:spacing w:after="0" w:line="240" w:lineRule="auto"/>
-        <w:ind w:left="567"/>
-        <w:jc w:val="both"/>
-        <w:rPr>
-          <w:rFonts w:ascii="Arial Narrow" w:eastAsia="Arial Narrow" w:hAnsi="Arial Narrow" w:cs="Arial Narrow"/>
           <w:b/>
           <w:bCs/>
           <w:sz w:val="16"/>
@@ -8112,7 +8201,7 @@
       </w:pPr>
     </w:p>
   </w:footnote>
-  <w:footnote w:id="11">
+  <w:footnote w:id="13">
     <w:p>
       <w:pPr>
         <w:pStyle w:val="Textonotapie"/>
@@ -8144,7 +8233,8 @@
           <w:sz w:val="16"/>
           <w:szCs w:val="16"/>
         </w:rPr>
-        <w:t xml:space="preserve"> </w:t>
+        <w:tab/>
+        <w:t xml:space="preserve"/>
       </w:r>
       <w:r>
         <w:rPr>
@@ -8335,12 +8425,15 @@
       </w:pPr>
     </w:p>
   </w:footnote>
-  <w:footnote w:id="12">
+  <w:footnote w:id="14">
     <w:p>
       <w:pPr>
         <w:autoSpaceDE w:val="0"/>
         <w:autoSpaceDN w:val="0"/>
         <w:adjustRightInd w:val="0"/>
+        <w:tabs>
+          <w:tab w:val="left" w:pos="567"/>
+        </w:tabs>
         <w:spacing w:after="0" w:line="240" w:lineRule="auto"/>
         <w:ind w:left="567" w:hanging="567"/>
         <w:jc w:val="both"/>
@@ -8372,7 +8465,8 @@
           <w:sz w:val="16"/>
           <w:szCs w:val="16"/>
         </w:rPr>
-        <w:t xml:space="preserve"> </w:t>
+        <w:tab/>
+        <w:t xml:space="preserve"/>
       </w:r>
       <w:r>
         <w:rPr>
@@ -8405,7 +8499,7 @@
           <w:sz w:val="16"/>
           <w:szCs w:val="16"/>
         </w:rPr>
-        <w:t xml:space="preserve"> 807, LEY SOBRE FACULTADES, NORMAS Y ORGANIZACIÓN DEL INDECOPI FACULTADES DE LAS COMISIONES Y OFICINAS DEL INDECOPI</w:t>
+        <w:t xml:space="preserve">807, LEY SOBRE FACULTADES, NORMAS Y ORGANIZACIÓN DEL INDECOPI FACULTADES DE LAS COMISIONES Y OFICINAS DEL INDECOPI</w:t>
       </w:r>
     </w:p>
     <w:p>

--- a/plantillas_maestras/02_seguro_vida/liquidacion_o_pago_menor/2_o_mas_ddos_varios/mujer/TPL_2319_2025_SEGURO_VIDA_LIQUIDACION_O_PAGO_MENOR_ASEGURADORA_MUJER_R1.docx
+++ b/plantillas_maestras/02_seguro_vida/liquidacion_o_pago_menor/2_o_mas_ddos_varios/mujer/TPL_2319_2025_SEGURO_VIDA_LIQUIDACION_O_PAGO_MENOR_ASEGURADORA_MUJER_R1.docx
@@ -552,7 +552,7 @@
     </w:p>
     <w:p>
       <w:pPr>
-        <w:spacing w:after="0" w:line="240" w:lineRule="auto"/>
+        <w:spacing w:before="0" w:after="0" w:line="240" w:lineRule="auto"/>
         <w:jc w:val="both"/>
         <w:rPr>
           <w:rFonts w:ascii="Arial Narrow" w:eastAsia="Arial Narrow" w:hAnsi="Arial Narrow" w:cs="Arial Narrow"/>
@@ -594,7 +594,7 @@
           <w:lang w:val="es-ES" w:eastAsia="es-ES"/>
           <w14:ligatures w14:val="none"/>
         </w:rPr>
-        <w:t xml:space="preserve">Mediante el escrito del 6 de agosto de 2025, la señora [APELLIDO] denunció a Pacífico por presuntas infracciones a la Ley 29571, Código de Protección y Defensa del Consumidor</w:t>
+        <w:t xml:space="preserve">Mediante el escrito del 6 de agosto de 2025</w:t>
       </w:r>
       <w:r>
         <w:rPr>
@@ -620,55 +620,7 @@
           <w:lang w:val="es-ES" w:eastAsia="es-ES"/>
           <w14:ligatures w14:val="none"/>
         </w:rPr>
-        <w:t xml:space="preserve"> (en adelante, Código), señalando lo siguiente:</w:t>
-      </w:r>
-      <w:r>
-        <w:rPr>
-          <w:rFonts w:ascii="Arial Narrow" w:eastAsia="Arial Narrow" w:hAnsi="Arial Narrow" w:cs="Arial Narrow"/>
-          <w:color w:val="000000"/>
-          <w:kern w:val="0"/>
-          <w:sz w:val="22"/>
-          <w:szCs w:val="22"/>
-          <w:lang w:val="es-ES" w:eastAsia="es-ES"/>
-          <w14:ligatures w14:val="none"/>
-        </w:rPr>
-        <w:t/>
-      </w:r>
-      <w:r>
-        <w:rPr>
-          <w:rFonts w:ascii="Arial Narrow" w:eastAsia="Arial Narrow" w:hAnsi="Arial Narrow" w:cs="Arial Narrow"/>
-          <w:color w:val="000000"/>
-          <w:kern w:val="0"/>
-          <w:sz w:val="22"/>
-          <w:szCs w:val="22"/>
-          <w:lang w:val="es-ES" w:eastAsia="es-ES"/>
-          <w14:ligatures w14:val="none"/>
-        </w:rPr>
-        <w:t xml:space="preserve"/>
-      </w:r>
-      <w:r>
-        <w:rPr>
-          <w:rFonts w:ascii="Arial Narrow" w:eastAsia="Arial Narrow" w:hAnsi="Arial Narrow" w:cs="Arial Narrow"/>
-          <w:color w:val="000000"/>
-          <w:kern w:val="0"/>
-          <w:sz w:val="22"/>
-          <w:szCs w:val="22"/>
-          <w:lang w:val="es-ES" w:eastAsia="es-ES"/>
-          <w14:ligatures w14:val="none"/>
-        </w:rPr>
-        <w:t/>
-      </w:r>
-      <w:r>
-        <w:rPr>
-          <w:rFonts w:ascii="Arial Narrow" w:eastAsia="Arial Narrow" w:hAnsi="Arial Narrow" w:cs="Arial Narrow"/>
-          <w:color w:val="000000"/>
-          <w:kern w:val="0"/>
-          <w:sz w:val="22"/>
-          <w:szCs w:val="22"/>
-          <w:lang w:val="es-ES" w:eastAsia="es-ES"/>
-          <w14:ligatures w14:val="none"/>
-        </w:rPr>
-        <w:t xml:space="preserve"/>
+        <w:t xml:space="preserve">, la señora [APELLIDO] denunció a Pacífico por presuntas infracciones a la Ley 29571, Código de Protección y Defensa del Consumidor</w:t>
       </w:r>
       <w:r>
         <w:rPr>
@@ -687,6 +639,66 @@
       <w:r>
         <w:rPr>
           <w:rFonts w:ascii="Arial Narrow" w:eastAsia="Arial Narrow" w:hAnsi="Arial Narrow" w:cs="Arial Narrow"/>
+          <w:color w:val="000000"/>
+          <w:kern w:val="0"/>
+          <w:sz w:val="22"/>
+          <w:szCs w:val="22"/>
+          <w:lang w:val="es-ES" w:eastAsia="es-ES"/>
+          <w14:ligatures w14:val="none"/>
+        </w:rPr>
+        <w:t xml:space="preserve"> (en adelante, Código), señalando lo siguiente:</w:t>
+      </w:r>
+      <w:r>
+        <w:rPr>
+          <w:rFonts w:ascii="Arial Narrow" w:eastAsia="Arial Narrow" w:hAnsi="Arial Narrow" w:cs="Arial Narrow"/>
+          <w:color w:val="000000"/>
+          <w:kern w:val="0"/>
+          <w:sz w:val="22"/>
+          <w:szCs w:val="22"/>
+          <w:lang w:val="es-ES" w:eastAsia="es-ES"/>
+          <w14:ligatures w14:val="none"/>
+        </w:rPr>
+        <w:t/>
+      </w:r>
+      <w:r>
+        <w:rPr>
+          <w:rFonts w:ascii="Arial Narrow" w:eastAsia="Arial Narrow" w:hAnsi="Arial Narrow" w:cs="Arial Narrow"/>
+          <w:color w:val="000000"/>
+          <w:kern w:val="0"/>
+          <w:sz w:val="22"/>
+          <w:szCs w:val="22"/>
+          <w:lang w:val="es-ES" w:eastAsia="es-ES"/>
+          <w14:ligatures w14:val="none"/>
+        </w:rPr>
+        <w:t xml:space="preserve"/>
+      </w:r>
+      <w:r>
+        <w:rPr>
+          <w:rFonts w:ascii="Arial Narrow" w:eastAsia="Arial Narrow" w:hAnsi="Arial Narrow" w:cs="Arial Narrow"/>
+          <w:color w:val="000000"/>
+          <w:kern w:val="0"/>
+          <w:sz w:val="22"/>
+          <w:szCs w:val="22"/>
+          <w:lang w:val="es-ES" w:eastAsia="es-ES"/>
+          <w14:ligatures w14:val="none"/>
+        </w:rPr>
+        <w:t/>
+      </w:r>
+      <w:r>
+        <w:rPr>
+          <w:rFonts w:ascii="Arial Narrow" w:eastAsia="Arial Narrow" w:hAnsi="Arial Narrow" w:cs="Arial Narrow"/>
+          <w:color w:val="000000"/>
+          <w:kern w:val="0"/>
+          <w:sz w:val="22"/>
+          <w:szCs w:val="22"/>
+          <w:lang w:val="es-ES" w:eastAsia="es-ES"/>
+          <w14:ligatures w14:val="none"/>
+        </w:rPr>
+        <w:t xml:space="preserve"/>
+      </w:r>
+      <w:r>
+        <w:rPr>
+          <w:rFonts w:ascii="Arial Narrow" w:eastAsia="Arial Narrow" w:hAnsi="Arial Narrow" w:cs="Arial Narrow"/>
           <w:kern w:val="0"/>
           <w14:ligatures w14:val="none"/>
           <w:sz w:val="22"/>
@@ -824,10 +836,10 @@
     </w:p>
     <w:p>
       <w:pPr>
+        <w:spacing w:before="0" w:after="0" w:line="240" w:lineRule="auto"/>
         <w:tabs>
           <w:tab w:val="left" w:pos="1134"/>
         </w:tabs>
-        <w:spacing w:after="0" w:line="240" w:lineRule="auto"/>
         <w:jc w:val="both"/>
         <w:rPr>
           <w:rFonts w:ascii="Arial Narrow" w:eastAsia="Arial Narrow" w:hAnsi="Arial Narrow" w:cs="Arial Narrow"/>
@@ -975,7 +987,7 @@
     <w:p>
       <w:pPr>
         <w:pStyle w:val="Prrafodelista"/>
-        <w:spacing w:after="0" w:line="240" w:lineRule="auto"/>
+        <w:spacing w:before="0" w:after="0" w:line="240" w:lineRule="auto"/>
         <w:ind w:left="1134"/>
         <w:jc w:val="both"/>
         <w:rPr>
@@ -1172,7 +1184,7 @@
     <w:p>
       <w:pPr>
         <w:pStyle w:val="Prrafodelista"/>
-        <w:spacing w:after="0" w:line="240" w:lineRule="auto"/>
+        <w:spacing w:before="0" w:after="0" w:line="240" w:lineRule="auto"/>
         <w:ind w:left="1134"/>
         <w:jc w:val="both"/>
         <w:rPr>
@@ -1465,7 +1477,7 @@
     <w:p>
       <w:pPr>
         <w:pStyle w:val="Prrafodelista"/>
-        <w:spacing w:after="0" w:line="240" w:lineRule="auto"/>
+        <w:spacing w:before="0" w:after="0" w:line="240" w:lineRule="auto"/>
         <w:ind w:left="1134"/>
         <w:jc w:val="both"/>
         <w:rPr>
@@ -1654,7 +1666,7 @@
     <w:p>
       <w:pPr>
         <w:pStyle w:val="Prrafodelista"/>
-        <w:spacing w:after="0" w:line="240" w:lineRule="auto"/>
+        <w:spacing w:before="0" w:after="0" w:line="240" w:lineRule="auto"/>
         <w:ind w:left="1134"/>
         <w:jc w:val="both"/>
         <w:rPr>
@@ -1924,10 +1936,10 @@
     </w:p>
     <w:p>
       <w:pPr>
+        <w:spacing w:before="0" w:after="0" w:line="240" w:lineRule="auto"/>
         <w:tabs>
           <w:tab w:val="left" w:pos="1134"/>
         </w:tabs>
-        <w:spacing w:after="0" w:line="240" w:lineRule="auto"/>
         <w:jc w:val="both"/>
         <w:rPr>
           <w:rFonts w:ascii="Arial Narrow" w:eastAsia="Arial Narrow" w:hAnsi="Arial Narrow" w:cs="Arial Narrow"/>
@@ -2183,7 +2195,7 @@
     </w:p>
     <w:p>
       <w:pPr>
-        <w:spacing w:after="0" w:line="240" w:lineRule="auto"/>
+        <w:spacing w:before="0" w:after="0" w:line="240" w:lineRule="auto"/>
         <w:contextualSpacing/>
         <w:jc w:val="both"/>
         <w:rPr>
@@ -2239,7 +2251,7 @@
     </w:p>
     <w:p>
       <w:pPr>
-        <w:spacing w:after="0" w:line="240" w:lineRule="auto"/>
+        <w:spacing w:before="0" w:after="0" w:line="240" w:lineRule="auto"/>
         <w:ind w:left="567"/>
         <w:contextualSpacing/>
         <w:jc w:val="both"/>
@@ -2465,7 +2477,7 @@
     </w:p>
     <w:p>
       <w:pPr>
-        <w:spacing w:after="0" w:line="240" w:lineRule="auto"/>
+        <w:spacing w:before="0" w:after="0" w:line="240" w:lineRule="auto"/>
         <w:jc w:val="both"/>
         <w:rPr>
           <w:rFonts w:ascii="Arial Narrow" w:eastAsia="Arial Narrow" w:hAnsi="Arial Narrow" w:cs="Arial Narrow"/>
@@ -2613,7 +2625,7 @@
     <w:bookmarkEnd w:id="4"/>
     <w:p>
       <w:pPr>
-        <w:spacing w:after="0" w:line="240" w:lineRule="auto"/>
+        <w:spacing w:before="0" w:after="0" w:line="240" w:lineRule="auto"/>
         <w:jc w:val="both"/>
         <w:rPr>
           <w:rFonts w:ascii="Arial Narrow" w:eastAsia="Arial Narrow" w:hAnsi="Arial Narrow" w:cs="Arial Narrow"/>
@@ -2683,7 +2695,7 @@
     </w:p>
     <w:p>
       <w:pPr>
-        <w:spacing w:after="0" w:line="240" w:lineRule="auto"/>
+        <w:spacing w:before="0" w:after="0" w:line="240" w:lineRule="auto"/>
         <w:ind w:left="567"/>
         <w:contextualSpacing/>
         <w:jc w:val="both"/>
@@ -2740,7 +2752,7 @@
     </w:p>
     <w:p>
       <w:pPr>
-        <w:spacing w:after="0" w:line="240" w:lineRule="auto"/>
+        <w:spacing w:before="0" w:after="0" w:line="240" w:lineRule="auto"/>
         <w:jc w:val="both"/>
         <w:rPr>
           <w:rFonts w:ascii="Arial Narrow" w:eastAsia="Arial Narrow" w:hAnsi="Arial Narrow" w:cs="Arial Narrow"/>
@@ -3027,7 +3039,7 @@
     <w:p>
       <w:pPr>
         <w:pStyle w:val="Prrafodelista"/>
-        <w:spacing w:after="0" w:line="240" w:lineRule="auto"/>
+        <w:spacing w:before="0" w:after="0" w:line="240" w:lineRule="auto"/>
         <w:ind w:left="567"/>
         <w:jc w:val="both"/>
         <w:rPr>
@@ -3082,10 +3094,37 @@
     </w:p>
     <w:p>
       <w:pPr>
+        <w:spacing w:before="0" w:after="0" w:line="240" w:lineRule="auto"/>
+        <w:jc w:val="both"/>
+        <w:rPr>
+          <w:rFonts w:ascii="Arial Narrow" w:eastAsia="Arial Narrow" w:hAnsi="Arial Narrow" w:cs="Arial Narrow"/>
+          <w:b/>
+          <w:color w:val="000000"/>
+          <w:kern w:val="0"/>
+          <w:sz w:val="22"/>
+          <w:szCs w:val="22"/>
+          <w:lang w:eastAsia="es-PE"/>
+          <w14:ligatures w14:val="none"/>
+        </w:rPr>
+      </w:pPr>
+    </w:p>
+    <w:p>
+      <w:pPr>
         <w:spacing w:after="0" w:line="240" w:lineRule="auto"/>
         <w:jc w:val="both"/>
         <w:rPr>
           <w:rFonts w:ascii="Arial Narrow" w:eastAsia="Arial Narrow" w:hAnsi="Arial Narrow" w:cs="Arial Narrow"/>
+          <w:color w:val="000000"/>
+          <w:kern w:val="0"/>
+          <w:sz w:val="22"/>
+          <w:szCs w:val="22"/>
+          <w:lang w:eastAsia="es-PE"/>
+          <w14:ligatures w14:val="none"/>
+        </w:rPr>
+      </w:pPr>
+      <w:r>
+        <w:rPr>
+          <w:rFonts w:ascii="Arial Narrow" w:eastAsia="Arial Narrow" w:hAnsi="Arial Narrow" w:cs="Arial Narrow"/>
           <w:b/>
           <w:color w:val="000000"/>
           <w:kern w:val="0"/>
@@ -3094,33 +3133,6 @@
           <w:lang w:eastAsia="es-PE"/>
           <w14:ligatures w14:val="none"/>
         </w:rPr>
-      </w:pPr>
-    </w:p>
-    <w:p>
-      <w:pPr>
-        <w:spacing w:after="0" w:line="240" w:lineRule="auto"/>
-        <w:jc w:val="both"/>
-        <w:rPr>
-          <w:rFonts w:ascii="Arial Narrow" w:eastAsia="Arial Narrow" w:hAnsi="Arial Narrow" w:cs="Arial Narrow"/>
-          <w:color w:val="000000"/>
-          <w:kern w:val="0"/>
-          <w:sz w:val="22"/>
-          <w:szCs w:val="22"/>
-          <w:lang w:eastAsia="es-PE"/>
-          <w14:ligatures w14:val="none"/>
-        </w:rPr>
-      </w:pPr>
-      <w:r>
-        <w:rPr>
-          <w:rFonts w:ascii="Arial Narrow" w:eastAsia="Arial Narrow" w:hAnsi="Arial Narrow" w:cs="Arial Narrow"/>
-          <w:b/>
-          <w:color w:val="000000"/>
-          <w:kern w:val="0"/>
-          <w:sz w:val="22"/>
-          <w:szCs w:val="22"/>
-          <w:lang w:eastAsia="es-PE"/>
-          <w14:ligatures w14:val="none"/>
-        </w:rPr>
         <w:t xml:space="preserve">PRIMERO:</w:t>
       </w:r>
       <w:r>
@@ -3303,7 +3315,7 @@
     </w:p>
     <w:p>
       <w:pPr>
-        <w:spacing w:after="0" w:line="240" w:lineRule="auto"/>
+        <w:spacing w:before="0" w:after="0" w:line="240" w:lineRule="auto"/>
         <w:jc w:val="both"/>
         <w:rPr>
           <w:rFonts w:ascii="Arial Narrow" w:eastAsia="Arial Narrow" w:hAnsi="Arial Narrow" w:cs="Arial Narrow"/>
@@ -3445,7 +3457,7 @@
     </w:p>
     <w:p>
       <w:pPr>
-        <w:spacing w:after="0" w:line="240" w:lineRule="auto"/>
+        <w:spacing w:before="0" w:after="0" w:line="240" w:lineRule="auto"/>
         <w:jc w:val="both"/>
         <w:rPr>
           <w:rFonts w:ascii="Arial Narrow" w:eastAsia="Arial Narrow" w:hAnsi="Arial Narrow" w:cs="Arial Narrow"/>
@@ -3675,7 +3687,7 @@
     </w:p>
     <w:p>
       <w:pPr>
-        <w:spacing w:after="0" w:line="240" w:lineRule="auto"/>
+        <w:spacing w:before="0" w:after="0" w:line="240" w:lineRule="auto"/>
         <w:jc w:val="both"/>
         <w:rPr>
           <w:rFonts w:ascii="Arial Narrow" w:eastAsia="Arial Narrow" w:hAnsi="Arial Narrow" w:cs="Arial Narrow"/>
@@ -3761,7 +3773,7 @@
     </w:p>
     <w:p>
       <w:pPr>
-        <w:spacing w:line="240" w:lineRule="auto"/>
+        <w:spacing w:before="0" w:after="0" w:line="240" w:lineRule="auto"/>
         <w:contextualSpacing/>
         <w:jc w:val="both"/>
         <w:rPr>
@@ -3849,7 +3861,7 @@
     </w:p>
     <w:p>
       <w:pPr>
-        <w:spacing w:after="0" w:line="240" w:lineRule="auto"/>
+        <w:spacing w:before="0" w:after="0" w:line="240" w:lineRule="auto"/>
         <w:jc w:val="both"/>
         <w:rPr>
           <w:rFonts w:ascii="Arial Narrow" w:eastAsia="Arial Narrow" w:hAnsi="Arial Narrow" w:cs="Arial Narrow"/>
@@ -4164,7 +4176,7 @@
     </w:p>
     <w:p>
       <w:pPr>
-        <w:spacing w:after="0" w:line="240" w:lineRule="auto"/>
+        <w:spacing w:before="0" w:after="0" w:line="240" w:lineRule="auto"/>
         <w:ind w:left="567"/>
         <w:jc w:val="both"/>
         <w:rPr>
@@ -4265,6 +4277,21 @@
     </w:p>
     <w:p>
       <w:pPr>
+        <w:spacing w:before="0" w:after="0" w:line="240" w:lineRule="auto"/>
+        <w:jc w:val="both"/>
+        <w:rPr>
+          <w:rFonts w:ascii="Arial Narrow" w:eastAsia="Arial Narrow" w:hAnsi="Arial Narrow" w:cs="Arial Narrow"/>
+          <w:color w:val="000000"/>
+          <w:kern w:val="0"/>
+          <w:sz w:val="22"/>
+          <w:szCs w:val="22"/>
+          <w:lang w:eastAsia="es-PE"/>
+          <w14:ligatures w14:val="none"/>
+        </w:rPr>
+      </w:pPr>
+    </w:p>
+    <w:p>
+      <w:pPr>
         <w:spacing w:after="0" w:line="240" w:lineRule="auto"/>
         <w:jc w:val="both"/>
         <w:rPr>
@@ -4273,21 +4300,6 @@
           <w:kern w:val="0"/>
           <w:sz w:val="22"/>
           <w:szCs w:val="22"/>
-          <w:lang w:eastAsia="es-PE"/>
-          <w14:ligatures w14:val="none"/>
-        </w:rPr>
-      </w:pPr>
-    </w:p>
-    <w:p>
-      <w:pPr>
-        <w:spacing w:after="0" w:line="240" w:lineRule="auto"/>
-        <w:jc w:val="both"/>
-        <w:rPr>
-          <w:rFonts w:ascii="Arial Narrow" w:eastAsia="Arial Narrow" w:hAnsi="Arial Narrow" w:cs="Arial Narrow"/>
-          <w:color w:val="000000"/>
-          <w:kern w:val="0"/>
-          <w:sz w:val="22"/>
-          <w:szCs w:val="22"/>
           <w:lang w:val="es-ES" w:eastAsia="es-ES"/>
           <w14:ligatures w14:val="none"/>
         </w:rPr>
@@ -4563,7 +4575,7 @@
     </w:p>
     <w:p>
       <w:pPr>
-        <w:spacing w:after="0" w:line="240" w:lineRule="auto"/>
+        <w:spacing w:before="0" w:after="0" w:line="240" w:lineRule="auto"/>
         <w:jc w:val="both"/>
         <w:rPr>
           <w:rFonts w:ascii="Arial Narrow" w:eastAsia="Arial Narrow" w:hAnsi="Arial Narrow" w:cs="Arial Narrow"/>
@@ -4844,11 +4856,39 @@
     </w:p>
     <w:p>
       <w:pPr>
+        <w:spacing w:before="0" w:after="0" w:line="240" w:lineRule="auto"/>
+        <w:shd w:val="clear" w:color="auto" w:fill="FFFFFF"/>
+        <w:jc w:val="both"/>
+        <w:rPr>
+          <w:rFonts w:ascii="Arial Narrow" w:eastAsia="Arial Narrow" w:hAnsi="Arial Narrow" w:cs="Arial Narrow"/>
+          <w:b/>
+          <w:color w:val="000000"/>
+          <w:kern w:val="0"/>
+          <w:sz w:val="22"/>
+          <w:szCs w:val="22"/>
+          <w:lang w:eastAsia="es-PE"/>
+          <w14:ligatures w14:val="none"/>
+        </w:rPr>
+      </w:pPr>
+    </w:p>
+    <w:p>
+      <w:pPr>
         <w:shd w:val="clear" w:color="auto" w:fill="FFFFFF"/>
         <w:spacing w:after="0" w:line="240" w:lineRule="auto"/>
         <w:jc w:val="both"/>
         <w:rPr>
           <w:rFonts w:ascii="Arial Narrow" w:eastAsia="Arial Narrow" w:hAnsi="Arial Narrow" w:cs="Arial Narrow"/>
+          <w:color w:val="000000"/>
+          <w:kern w:val="0"/>
+          <w:sz w:val="22"/>
+          <w:szCs w:val="22"/>
+          <w:lang w:eastAsia="es-PE"/>
+          <w14:ligatures w14:val="none"/>
+        </w:rPr>
+      </w:pPr>
+      <w:r>
+        <w:rPr>
+          <w:rFonts w:ascii="Arial Narrow" w:eastAsia="Arial Narrow" w:hAnsi="Arial Narrow" w:cs="Arial Narrow"/>
           <w:b/>
           <w:color w:val="000000"/>
           <w:kern w:val="0"/>
@@ -4857,77 +4897,49 @@
           <w:lang w:eastAsia="es-PE"/>
           <w14:ligatures w14:val="none"/>
         </w:rPr>
-      </w:pPr>
-    </w:p>
-    <w:p>
-      <w:pPr>
+        <w:t>SÉTIMO:</w:t>
+      </w:r>
+      <w:r>
+        <w:rPr>
+          <w:rFonts w:ascii="Arial Narrow" w:eastAsia="Arial Narrow" w:hAnsi="Arial Narrow" w:cs="Arial Narrow"/>
+          <w:color w:val="000000"/>
+          <w:kern w:val="0"/>
+          <w:sz w:val="22"/>
+          <w:szCs w:val="22"/>
+          <w:lang w:eastAsia="es-PE"/>
+          <w14:ligatures w14:val="none"/>
+        </w:rPr>
+        <w:t xml:space="preserve"> informar a las partes que conforme a lo establecido en el artículo 39</w:t>
+      </w:r>
+      <w:r>
+        <w:rPr>
+          <w:rFonts w:ascii="Arial Narrow" w:eastAsia="Arial Narrow" w:hAnsi="Arial Narrow" w:cs="Arial Narrow"/>
+          <w:color w:val="000000"/>
+          <w:kern w:val="0"/>
+          <w:sz w:val="22"/>
+          <w:szCs w:val="22"/>
+          <w:lang w:eastAsia="es-PE"/>
+          <w14:ligatures w14:val="none"/>
+        </w:rPr>
+        <w:t/>
+      </w:r>
+      <w:r>
+        <w:rPr>
+          <w:rFonts w:ascii="Arial Narrow" w:eastAsia="Arial Narrow" w:hAnsi="Arial Narrow" w:cs="Arial Narrow"/>
+          <w:color w:val="000000"/>
+          <w:kern w:val="0"/>
+          <w:sz w:val="22"/>
+          <w:szCs w:val="22"/>
+          <w:lang w:eastAsia="es-PE"/>
+          <w14:ligatures w14:val="none"/>
+        </w:rPr>
+        <w:t xml:space="preserve"> de la Ley sobre Facultades, Normas y Organización del Indecopi, aprobada por Decreto Legislativo 807, los gastos por los peritajes realizados, actuación de pruebas, inspecciones y otros derivados de la tramitación del proceso serán de cargo de la parte que solicita la prueba, salvo pacto en contrario. En todos los casos, la resolución final determinará si los gastos deben ser asumidos por alguna de las partes, o reembolsados a la otra parte o al Indecopi, según sea el caso, de manera adicional a la sanción que haya podido imponerse. </w:t>
+      </w:r>
+    </w:p>
+    <w:p>
+      <w:pPr>
+        <w:spacing w:before="0" w:after="0" w:line="240" w:lineRule="auto"/>
         <w:shd w:val="clear" w:color="auto" w:fill="FFFFFF"/>
-        <w:spacing w:after="0" w:line="240" w:lineRule="auto"/>
-        <w:jc w:val="both"/>
-        <w:rPr>
-          <w:rFonts w:ascii="Arial Narrow" w:eastAsia="Arial Narrow" w:hAnsi="Arial Narrow" w:cs="Arial Narrow"/>
-          <w:color w:val="000000"/>
-          <w:kern w:val="0"/>
-          <w:sz w:val="22"/>
-          <w:szCs w:val="22"/>
-          <w:lang w:eastAsia="es-PE"/>
-          <w14:ligatures w14:val="none"/>
-        </w:rPr>
-      </w:pPr>
-      <w:r>
-        <w:rPr>
-          <w:rFonts w:ascii="Arial Narrow" w:eastAsia="Arial Narrow" w:hAnsi="Arial Narrow" w:cs="Arial Narrow"/>
-          <w:b/>
-          <w:color w:val="000000"/>
-          <w:kern w:val="0"/>
-          <w:sz w:val="22"/>
-          <w:szCs w:val="22"/>
-          <w:lang w:eastAsia="es-PE"/>
-          <w14:ligatures w14:val="none"/>
-        </w:rPr>
-        <w:t>SÉTIMO:</w:t>
-      </w:r>
-      <w:r>
-        <w:rPr>
-          <w:rFonts w:ascii="Arial Narrow" w:eastAsia="Arial Narrow" w:hAnsi="Arial Narrow" w:cs="Arial Narrow"/>
-          <w:color w:val="000000"/>
-          <w:kern w:val="0"/>
-          <w:sz w:val="22"/>
-          <w:szCs w:val="22"/>
-          <w:lang w:eastAsia="es-PE"/>
-          <w14:ligatures w14:val="none"/>
-        </w:rPr>
-        <w:t xml:space="preserve"> informar a las partes que conforme a lo establecido en el artículo 39</w:t>
-      </w:r>
-      <w:r>
-        <w:rPr>
-          <w:rFonts w:ascii="Arial Narrow" w:eastAsia="Arial Narrow" w:hAnsi="Arial Narrow" w:cs="Arial Narrow"/>
-          <w:color w:val="000000"/>
-          <w:kern w:val="0"/>
-          <w:sz w:val="22"/>
-          <w:szCs w:val="22"/>
-          <w:lang w:eastAsia="es-PE"/>
-          <w14:ligatures w14:val="none"/>
-        </w:rPr>
-        <w:t/>
-      </w:r>
-      <w:r>
-        <w:rPr>
-          <w:rFonts w:ascii="Arial Narrow" w:eastAsia="Arial Narrow" w:hAnsi="Arial Narrow" w:cs="Arial Narrow"/>
-          <w:color w:val="000000"/>
-          <w:kern w:val="0"/>
-          <w:sz w:val="22"/>
-          <w:szCs w:val="22"/>
-          <w:lang w:eastAsia="es-PE"/>
-          <w14:ligatures w14:val="none"/>
-        </w:rPr>
-        <w:t xml:space="preserve"> de la Ley sobre Facultades, Normas y Organización del Indecopi, aprobada por Decreto Legislativo 807, los gastos por los peritajes realizados, actuación de pruebas, inspecciones y otros derivados de la tramitación del proceso serán de cargo de la parte que solicita la prueba, salvo pacto en contrario. En todos los casos, la resolución final determinará si los gastos deben ser asumidos por alguna de las partes, o reembolsados a la otra parte o al Indecopi, según sea el caso, de manera adicional a la sanción que haya podido imponerse. </w:t>
-      </w:r>
-    </w:p>
-    <w:p>
-      <w:pPr>
-        <w:shd w:val="clear" w:color="auto" w:fill="FFFFFF"/>
-        <w:spacing w:after="0" w:line="240" w:lineRule="auto"/>
         <w:jc w:val="both"/>
         <w:rPr>
           <w:rFonts w:ascii="Arial Narrow" w:eastAsia="Arial Narrow" w:hAnsi="Arial Narrow" w:cs="Arial Narrow"/>
@@ -5096,26 +5108,26 @@
     </w:p>
     <w:p>
       <w:pPr>
+        <w:spacing w:before="0" w:after="0" w:line="240" w:lineRule="auto"/>
+        <w:suppressAutoHyphens/>
+        <w:jc w:val="both"/>
+        <w:rPr>
+          <w:rFonts w:ascii="Arial Narrow" w:eastAsia="Arial Narrow" w:hAnsi="Arial Narrow" w:cs="Arial Narrow"/>
+          <w:kern w:val="0"/>
+          <w:sz w:val="22"/>
+          <w:szCs w:val="22"/>
+          <w:u w:val="single"/>
+          <w14:ligatures w14:val="none"/>
+        </w:rPr>
+      </w:pPr>
+    </w:p>
+    <w:p>
+      <w:pPr>
         <w:suppressAutoHyphens/>
         <w:spacing w:after="0" w:line="240" w:lineRule="auto"/>
         <w:jc w:val="both"/>
         <w:rPr>
           <w:rFonts w:ascii="Arial Narrow" w:eastAsia="Arial Narrow" w:hAnsi="Arial Narrow" w:cs="Arial Narrow"/>
-          <w:kern w:val="0"/>
-          <w:sz w:val="22"/>
-          <w:szCs w:val="22"/>
-          <w:u w:val="single"/>
-          <w14:ligatures w14:val="none"/>
-        </w:rPr>
-      </w:pPr>
-    </w:p>
-    <w:p>
-      <w:pPr>
-        <w:suppressAutoHyphens/>
-        <w:spacing w:after="0" w:line="240" w:lineRule="auto"/>
-        <w:jc w:val="both"/>
-        <w:rPr>
-          <w:rFonts w:ascii="Arial Narrow" w:eastAsia="Arial Narrow" w:hAnsi="Arial Narrow" w:cs="Arial Narrow"/>
           <w:color w:val="000000"/>
           <w:kern w:val="0"/>
           <w:sz w:val="22"/>
@@ -5154,8 +5166,8 @@
     </w:p>
     <w:p>
       <w:pPr>
+        <w:spacing w:before="0" w:after="0" w:line="240" w:lineRule="auto"/>
         <w:suppressAutoHyphens/>
-        <w:spacing w:after="0" w:line="240" w:lineRule="auto"/>
         <w:jc w:val="both"/>
         <w:rPr>
           <w:rFonts w:ascii="Arial Narrow" w:eastAsia="Arial Narrow" w:hAnsi="Arial Narrow" w:cs="Arial Narrow"/>
@@ -5751,7 +5763,47 @@
           <w:sz w:val="16"/>
           <w:szCs w:val="16"/>
         </w:rPr>
+        <w:t xml:space="preserve"/>
+      </w:r>
+      <w:r>
+        <w:rPr>
+          <w:rFonts w:ascii="Arial Narrow" w:eastAsia="Arial Narrow" w:hAnsi="Arial Narrow" w:cs="Arial Narrow"/>
+          <w:sz w:val="16"/>
+          <w:szCs w:val="16"/>
+        </w:rPr>
         <w:tab/>
+        <w:t xml:space="preserve">Denuncia remitida a esta Comisión mediante MEMORANDUM </w:t>
+      </w:r>
+      <w:r>
+        <w:rPr>
+          <w:rFonts w:ascii="Arial Narrow" w:eastAsia="Arial Narrow" w:hAnsi="Arial Narrow" w:cs="Arial Narrow"/>
+          <w:sz w:val="16"/>
+          <w:szCs w:val="16"/>
+        </w:rPr>
+        <w:t xml:space="preserve">000085-2025-PS0-HRZ/INDECOPI </w:t>
+      </w:r>
+      <w:r>
+        <w:rPr>
+          <w:rFonts w:ascii="Arial Narrow" w:eastAsia="Arial Narrow" w:hAnsi="Arial Narrow" w:cs="Arial Narrow"/>
+          <w:sz w:val="16"/>
+          <w:szCs w:val="16"/>
+        </w:rPr>
+        <w:t xml:space="preserve">de fecha </w:t>
+      </w:r>
+      <w:r>
+        <w:rPr>
+          <w:rFonts w:ascii="Arial Narrow" w:eastAsia="Arial Narrow" w:hAnsi="Arial Narrow" w:cs="Arial Narrow"/>
+          <w:sz w:val="16"/>
+          <w:szCs w:val="16"/>
+        </w:rPr>
+        <w:t xml:space="preserve">18 de setiembre de 2025</w:t>
+      </w:r>
+      <w:r>
+        <w:rPr>
+          <w:rFonts w:ascii="Arial Narrow" w:eastAsia="Arial Narrow" w:hAnsi="Arial Narrow" w:cs="Arial Narrow"/>
+          <w:sz w:val="16"/>
+          <w:szCs w:val="16"/>
+        </w:rPr>
         <w:t xml:space="preserve"/>
       </w:r>
       <w:r>
@@ -5760,25 +5812,47 @@
           <w:sz w:val="16"/>
           <w:szCs w:val="16"/>
         </w:rPr>
-        <w:tab/>
-        <w:t>Publicado</w:t>
-      </w:r>
-      <w:r>
-        <w:rPr>
-          <w:rFonts w:ascii="Arial Narrow" w:eastAsia="Arial Narrow" w:hAnsi="Arial Narrow" w:cs="Arial Narrow"/>
-          <w:b/>
-          <w:sz w:val="16"/>
-          <w:szCs w:val="16"/>
-        </w:rPr>
-        <w:t xml:space="preserve"> </w:t>
-      </w:r>
-      <w:r>
-        <w:rPr>
-          <w:rFonts w:ascii="Arial Narrow" w:eastAsia="Arial Narrow" w:hAnsi="Arial Narrow" w:cs="Arial Narrow"/>
-          <w:sz w:val="16"/>
-          <w:szCs w:val="16"/>
-        </w:rPr>
-        <w:t xml:space="preserve">el 2 de setiembre de 2010 en el Diario Oficial El Peruano, vigente desde el 2 de octubre de 2010 y modificado por Decreto Legislativo 1308.</w:t>
+        <w:t xml:space="preserve"/>
+      </w:r>
+      <w:r>
+        <w:rPr>
+          <w:rFonts w:ascii="Arial Narrow" w:eastAsia="Arial Narrow" w:hAnsi="Arial Narrow" w:cs="Arial Narrow"/>
+          <w:sz w:val="16"/>
+          <w:szCs w:val="16"/>
+        </w:rPr>
+        <w:t xml:space="preserve">, </w:t>
+      </w:r>
+      <w:r>
+        <w:rPr>
+          <w:rFonts w:ascii="Arial Narrow" w:eastAsia="Arial Narrow" w:hAnsi="Arial Narrow" w:cs="Arial Narrow"/>
+          <w:sz w:val="16"/>
+          <w:szCs w:val="16"/>
+        </w:rPr>
+        <w:t xml:space="preserve">recibida </w:t>
+      </w:r>
+      <w:r>
+        <w:rPr>
+          <w:rFonts w:ascii="Arial Narrow" w:eastAsia="Arial Narrow" w:hAnsi="Arial Narrow" w:cs="Arial Narrow"/>
+          <w:sz w:val="16"/>
+          <w:szCs w:val="16"/>
+        </w:rPr>
+        <w:t xml:space="preserve">el </w:t>
+      </w:r>
+      <w:r>
+        <w:rPr>
+          <w:rFonts w:ascii="Arial Narrow" w:eastAsia="Arial Narrow" w:hAnsi="Arial Narrow" w:cs="Arial Narrow"/>
+          <w:sz w:val="16"/>
+          <w:szCs w:val="16"/>
+        </w:rPr>
+        <w:t xml:space="preserve">18 de setiembre de 2025</w:t>
+      </w:r>
+      <w:r>
+        <w:rPr>
+          <w:rFonts w:ascii="Arial Narrow" w:eastAsia="Arial Narrow" w:hAnsi="Arial Narrow" w:cs="Arial Narrow"/>
+          <w:sz w:val="16"/>
+          <w:szCs w:val="16"/>
+        </w:rPr>
+        <w:t xml:space="preserve">.</w:t>
       </w:r>
     </w:p>
     <w:p>
@@ -5825,97 +5899,33 @@
           <w:sz w:val="16"/>
           <w:szCs w:val="16"/>
         </w:rPr>
+        <w:t xml:space="preserve"/>
+      </w:r>
+      <w:r>
+        <w:rPr>
+          <w:rFonts w:ascii="Arial Narrow" w:eastAsia="Arial Narrow" w:hAnsi="Arial Narrow" w:cs="Arial Narrow"/>
+          <w:sz w:val="16"/>
+          <w:szCs w:val="16"/>
+        </w:rPr>
         <w:tab/>
-        <w:t xml:space="preserve"/>
-      </w:r>
-      <w:r>
-        <w:rPr>
-          <w:rFonts w:ascii="Arial Narrow" w:eastAsia="Arial Narrow" w:hAnsi="Arial Narrow" w:cs="Arial Narrow"/>
-          <w:sz w:val="16"/>
-          <w:szCs w:val="16"/>
-        </w:rPr>
-        <w:tab/>
-        <w:t xml:space="preserve">Denuncia remitida a esta Comisión mediante MEMORANDUM </w:t>
-      </w:r>
-      <w:r>
-        <w:rPr>
-          <w:rFonts w:ascii="Arial Narrow" w:eastAsia="Arial Narrow" w:hAnsi="Arial Narrow" w:cs="Arial Narrow"/>
-          <w:sz w:val="16"/>
-          <w:szCs w:val="16"/>
-        </w:rPr>
-        <w:t xml:space="preserve">000085-2025-PS0-HRZ/INDECOPI </w:t>
-      </w:r>
-      <w:r>
-        <w:rPr>
-          <w:rFonts w:ascii="Arial Narrow" w:eastAsia="Arial Narrow" w:hAnsi="Arial Narrow" w:cs="Arial Narrow"/>
-          <w:sz w:val="16"/>
-          <w:szCs w:val="16"/>
-        </w:rPr>
-        <w:t xml:space="preserve">de fecha </w:t>
-      </w:r>
-      <w:r>
-        <w:rPr>
-          <w:rFonts w:ascii="Arial Narrow" w:eastAsia="Arial Narrow" w:hAnsi="Arial Narrow" w:cs="Arial Narrow"/>
-          <w:sz w:val="16"/>
-          <w:szCs w:val="16"/>
-        </w:rPr>
-        <w:t xml:space="preserve">18 de setiembre de 2025</w:t>
-      </w:r>
-      <w:r>
-        <w:rPr>
-          <w:rFonts w:ascii="Arial Narrow" w:eastAsia="Arial Narrow" w:hAnsi="Arial Narrow" w:cs="Arial Narrow"/>
-          <w:sz w:val="16"/>
-          <w:szCs w:val="16"/>
-        </w:rPr>
-        <w:t xml:space="preserve"/>
-      </w:r>
-      <w:r>
-        <w:rPr>
-          <w:rFonts w:ascii="Arial Narrow" w:eastAsia="Arial Narrow" w:hAnsi="Arial Narrow" w:cs="Arial Narrow"/>
-          <w:sz w:val="16"/>
-          <w:szCs w:val="16"/>
-        </w:rPr>
-        <w:t xml:space="preserve"/>
-      </w:r>
-      <w:r>
-        <w:rPr>
-          <w:rFonts w:ascii="Arial Narrow" w:eastAsia="Arial Narrow" w:hAnsi="Arial Narrow" w:cs="Arial Narrow"/>
-          <w:sz w:val="16"/>
-          <w:szCs w:val="16"/>
-        </w:rPr>
-        <w:t xml:space="preserve">, </w:t>
-      </w:r>
-      <w:r>
-        <w:rPr>
-          <w:rFonts w:ascii="Arial Narrow" w:eastAsia="Arial Narrow" w:hAnsi="Arial Narrow" w:cs="Arial Narrow"/>
-          <w:sz w:val="16"/>
-          <w:szCs w:val="16"/>
-        </w:rPr>
-        <w:t xml:space="preserve">recibida </w:t>
-      </w:r>
-      <w:r>
-        <w:rPr>
-          <w:rFonts w:ascii="Arial Narrow" w:eastAsia="Arial Narrow" w:hAnsi="Arial Narrow" w:cs="Arial Narrow"/>
-          <w:sz w:val="16"/>
-          <w:szCs w:val="16"/>
-        </w:rPr>
-        <w:t xml:space="preserve">el </w:t>
-      </w:r>
-      <w:r>
-        <w:rPr>
-          <w:rFonts w:ascii="Arial Narrow" w:eastAsia="Arial Narrow" w:hAnsi="Arial Narrow" w:cs="Arial Narrow"/>
-          <w:sz w:val="16"/>
-          <w:szCs w:val="16"/>
-        </w:rPr>
-        <w:t xml:space="preserve">18 de setiembre de 2025</w:t>
-      </w:r>
-      <w:r>
-        <w:rPr>
-          <w:rFonts w:ascii="Arial Narrow" w:eastAsia="Arial Narrow" w:hAnsi="Arial Narrow" w:cs="Arial Narrow"/>
-          <w:sz w:val="16"/>
-          <w:szCs w:val="16"/>
-        </w:rPr>
-        <w:t xml:space="preserve">.</w:t>
+        <w:t>Publicado</w:t>
+      </w:r>
+      <w:r>
+        <w:rPr>
+          <w:rFonts w:ascii="Arial Narrow" w:eastAsia="Arial Narrow" w:hAnsi="Arial Narrow" w:cs="Arial Narrow"/>
+          <w:b/>
+          <w:sz w:val="16"/>
+          <w:szCs w:val="16"/>
+        </w:rPr>
+        <w:t xml:space="preserve"> </w:t>
+      </w:r>
+      <w:r>
+        <w:rPr>
+          <w:rFonts w:ascii="Arial Narrow" w:eastAsia="Arial Narrow" w:hAnsi="Arial Narrow" w:cs="Arial Narrow"/>
+          <w:sz w:val="16"/>
+          <w:szCs w:val="16"/>
+        </w:rPr>
+        <w:t xml:space="preserve">el 2 de setiembre de 2010 en el Diario Oficial El Peruano, vigente desde el 2 de octubre de 2010 y modificado por Decreto Legislativo 1308.</w:t>
       </w:r>
     </w:p>
     <w:p>
@@ -6068,7 +6078,6 @@
           <w:sz w:val="16"/>
           <w:szCs w:val="16"/>
         </w:rPr>
-        <w:tab/>
         <w:t xml:space="preserve"/>
       </w:r>
       <w:r>
@@ -6077,7 +6086,6 @@
           <w:sz w:val="16"/>
           <w:szCs w:val="16"/>
         </w:rPr>
-        <w:tab/>
       </w:r>
       <w:r>
         <w:rPr>
@@ -6087,6 +6095,7 @@
           <w:sz w:val="16"/>
           <w:szCs w:val="16"/>
         </w:rPr>
+        <w:tab/>
         <w:t xml:space="preserve">LEY 29571, CÓDIGO DE PROTECCIÓN Y DEFENSA DEL CONSUMIDOR, publicado el 2 de setiembre de 2010 y modificado por Decreto Legislativo 1308 </w:t>
       </w:r>
     </w:p>
@@ -6328,7 +6337,6 @@
           <w:sz w:val="16"/>
           <w:szCs w:val="16"/>
         </w:rPr>
-        <w:tab/>
         <w:t xml:space="preserve"/>
       </w:r>
       <w:r>
@@ -6337,7 +6345,6 @@
           <w:sz w:val="16"/>
           <w:szCs w:val="16"/>
         </w:rPr>
-        <w:tab/>
       </w:r>
       <w:r>
         <w:rPr>
@@ -6347,6 +6354,7 @@
           <w:sz w:val="16"/>
           <w:szCs w:val="16"/>
         </w:rPr>
+        <w:tab/>
         <w:t xml:space="preserve">LEY 29571, CÓDIGO DE PROTECCIÓN Y DEFENSA DEL CONSUMIDOR, publicado el 2 de setiembre de 2010 y modificado por Decreto Legislativo 1308 </w:t>
       </w:r>
     </w:p>
@@ -6505,7 +6513,6 @@
           <w:sz w:val="16"/>
           <w:szCs w:val="16"/>
         </w:rPr>
-        <w:tab/>
         <w:t xml:space="preserve"/>
       </w:r>
       <w:r>
@@ -6514,7 +6521,6 @@
           <w:sz w:val="16"/>
           <w:szCs w:val="16"/>
         </w:rPr>
-        <w:tab/>
       </w:r>
       <w:r>
         <w:rPr>
@@ -6524,6 +6530,7 @@
           <w:sz w:val="16"/>
           <w:szCs w:val="16"/>
         </w:rPr>
+        <w:tab/>
         <w:t>LEY SOBRE FACULTADES, NORMAS Y ORGANIZACIÓN DEL INDECOPI, APROBADA POR DECRETO LEGISLATIVO 807 Artículo 24.-</w:t>
       </w:r>
       <w:r>
@@ -6672,7 +6679,6 @@
           <w:sz w:val="16"/>
           <w:szCs w:val="16"/>
         </w:rPr>
-        <w:tab/>
         <w:t xml:space="preserve"/>
       </w:r>
       <w:r>
@@ -6765,24 +6771,23 @@
           <w:sz w:val="16"/>
           <w:szCs w:val="16"/>
         </w:rPr>
+        <w:t xml:space="preserve"/>
+      </w:r>
+      <w:r>
+        <w:rPr>
+          <w:rFonts w:ascii="Arial Narrow" w:eastAsia="Arial Narrow" w:hAnsi="Arial Narrow" w:cs="Arial Narrow"/>
+          <w:sz w:val="16"/>
+          <w:szCs w:val="16"/>
+        </w:rPr>
+      </w:r>
+      <w:r>
+        <w:rPr>
+          <w:rFonts w:ascii="Arial Narrow" w:eastAsia="Arial Narrow" w:hAnsi="Arial Narrow" w:cs="Arial Narrow"/>
+          <w:b/>
+          <w:sz w:val="16"/>
+          <w:szCs w:val="16"/>
+        </w:rPr>
         <w:tab/>
-        <w:t xml:space="preserve"/>
-      </w:r>
-      <w:r>
-        <w:rPr>
-          <w:rFonts w:ascii="Arial Narrow" w:eastAsia="Arial Narrow" w:hAnsi="Arial Narrow" w:cs="Arial Narrow"/>
-          <w:sz w:val="16"/>
-          <w:szCs w:val="16"/>
-        </w:rPr>
-        <w:tab/>
-      </w:r>
-      <w:r>
-        <w:rPr>
-          <w:rFonts w:ascii="Arial Narrow" w:eastAsia="Arial Narrow" w:hAnsi="Arial Narrow" w:cs="Arial Narrow"/>
-          <w:b/>
-          <w:sz w:val="16"/>
-          <w:szCs w:val="16"/>
-        </w:rPr>
         <w:t>LEY 29571, CÓDIGO DE PROTECCIÓN Y DEFENSA DEL CONSUMIDOR</w:t>
       </w:r>
       <w:r>
@@ -7167,32 +7172,31 @@
           <w:szCs w:val="16"/>
           <w:vertAlign w:val="superscript"/>
         </w:rPr>
+        <w:t xml:space="preserve"/>
+      </w:r>
+      <w:r>
+        <w:rPr>
+          <w:rFonts w:ascii="Arial Narrow" w:eastAsia="Arial Narrow" w:hAnsi="Arial Narrow" w:cs="Arial Narrow"/>
+          <w:sz w:val="16"/>
+          <w:szCs w:val="16"/>
+        </w:rPr>
+        <w:t xml:space="preserve"/>
+      </w:r>
+      <w:r>
+        <w:rPr>
+          <w:rFonts w:ascii="Arial Narrow" w:eastAsia="Arial Narrow" w:hAnsi="Arial Narrow" w:cs="Arial Narrow"/>
+          <w:sz w:val="16"/>
+          <w:szCs w:val="16"/>
+        </w:rPr>
+      </w:r>
+      <w:r>
+        <w:rPr>
+          <w:rFonts w:ascii="Arial Narrow" w:eastAsia="Arial Narrow" w:hAnsi="Arial Narrow" w:cs="Arial Narrow"/>
+          <w:b/>
+          <w:sz w:val="16"/>
+          <w:szCs w:val="16"/>
+        </w:rPr>
         <w:tab/>
-        <w:t xml:space="preserve"/>
-      </w:r>
-      <w:r>
-        <w:rPr>
-          <w:rFonts w:ascii="Arial Narrow" w:eastAsia="Arial Narrow" w:hAnsi="Arial Narrow" w:cs="Arial Narrow"/>
-          <w:sz w:val="16"/>
-          <w:szCs w:val="16"/>
-        </w:rPr>
-        <w:t xml:space="preserve"> </w:t>
-      </w:r>
-      <w:r>
-        <w:rPr>
-          <w:rFonts w:ascii="Arial Narrow" w:eastAsia="Arial Narrow" w:hAnsi="Arial Narrow" w:cs="Arial Narrow"/>
-          <w:sz w:val="16"/>
-          <w:szCs w:val="16"/>
-        </w:rPr>
-        <w:tab/>
-      </w:r>
-      <w:r>
-        <w:rPr>
-          <w:rFonts w:ascii="Arial Narrow" w:eastAsia="Arial Narrow" w:hAnsi="Arial Narrow" w:cs="Arial Narrow"/>
-          <w:b/>
-          <w:sz w:val="16"/>
-          <w:szCs w:val="16"/>
-        </w:rPr>
         <w:t>LEY 29571, CÓDIGO DE PROTECCIÓN Y DEFENSA DEL CONSUMIDOR</w:t>
       </w:r>
       <w:r>
@@ -7396,7 +7400,6 @@
           <w:sz w:val="16"/>
           <w:szCs w:val="16"/>
         </w:rPr>
-        <w:tab/>
         <w:t xml:space="preserve"/>
       </w:r>
       <w:r>
@@ -7405,7 +7408,6 @@
           <w:sz w:val="16"/>
           <w:szCs w:val="16"/>
         </w:rPr>
-        <w:tab/>
       </w:r>
       <w:r>
         <w:rPr>
@@ -7415,6 +7417,7 @@
           <w:sz w:val="16"/>
           <w:szCs w:val="16"/>
         </w:rPr>
+        <w:tab/>
         <w:t xml:space="preserve">LEY 29571, CÓDIGO DE PROTECCIÓN Y DEFENSA DEL CONSUMIDOR, publicado el 2 de setiembre de 2010 y modificado por Decreto Legislativo 1308 </w:t>
       </w:r>
     </w:p>
@@ -8233,24 +8236,23 @@
           <w:sz w:val="16"/>
           <w:szCs w:val="16"/>
         </w:rPr>
+        <w:t xml:space="preserve"/>
+      </w:r>
+      <w:r>
+        <w:rPr>
+          <w:rFonts w:ascii="Arial Narrow" w:eastAsia="Arial Narrow" w:hAnsi="Arial Narrow" w:cs="Arial Narrow"/>
+          <w:sz w:val="16"/>
+          <w:szCs w:val="16"/>
+        </w:rPr>
+      </w:r>
+      <w:r>
+        <w:rPr>
+          <w:rFonts w:ascii="Arial Narrow" w:eastAsia="Arial Narrow" w:hAnsi="Arial Narrow" w:cs="Arial Narrow"/>
+          <w:b/>
+          <w:sz w:val="16"/>
+          <w:szCs w:val="16"/>
+        </w:rPr>
         <w:tab/>
-        <w:t xml:space="preserve"/>
-      </w:r>
-      <w:r>
-        <w:rPr>
-          <w:rFonts w:ascii="Arial Narrow" w:eastAsia="Arial Narrow" w:hAnsi="Arial Narrow" w:cs="Arial Narrow"/>
-          <w:sz w:val="16"/>
-          <w:szCs w:val="16"/>
-        </w:rPr>
-        <w:tab/>
-      </w:r>
-      <w:r>
-        <w:rPr>
-          <w:rFonts w:ascii="Arial Narrow" w:eastAsia="Arial Narrow" w:hAnsi="Arial Narrow" w:cs="Arial Narrow"/>
-          <w:b/>
-          <w:sz w:val="16"/>
-          <w:szCs w:val="16"/>
-        </w:rPr>
         <w:t>LEY 29571, CÓDIGO DE PROTECCIÓN Y DEFENSA DEL CONSUMIDOR</w:t>
       </w:r>
       <w:r>
@@ -8465,7 +8467,6 @@
           <w:sz w:val="16"/>
           <w:szCs w:val="16"/>
         </w:rPr>
-        <w:tab/>
         <w:t xml:space="preserve"/>
       </w:r>
       <w:r>

--- a/plantillas_maestras/02_seguro_vida/liquidacion_o_pago_menor/2_o_mas_ddos_varios/mujer/TPL_2319_2025_SEGURO_VIDA_LIQUIDACION_O_PAGO_MENOR_ASEGURADORA_MUJER_R1.docx
+++ b/plantillas_maestras/02_seguro_vida/liquidacion_o_pago_menor/2_o_mas_ddos_varios/mujer/TPL_2319_2025_SEGURO_VIDA_LIQUIDACION_O_PAGO_MENOR_ASEGURADORA_MUJER_R1.docx
@@ -4228,7 +4228,7 @@
           <w:sz w:val="22"/>
           <w:szCs w:val="22"/>
         </w:rPr>
-        <w:t xml:space="preserve">correr traslado de la presente resolución a Pacífico Compañía de Seguros y Reaseguros S.A. para que, de conformidad con lo dispuesto por el artículo 26 de la Ley sobre Facultades, Normas y Organización del Indecopi, aprobada por Decreto Legislativo 807</w:t>
+        <w:t xml:space="preserve">correr traslado de la denuncia del 6 de agosto de 2025 a Pacífico Compañía de Seguros y Reaseguros S.A. para que, de conformidad con lo dispuesto por el artículo 26 de la Ley sobre Facultades, Normas y Organización del Indecopi, aprobada por Decreto Legislativo 807</w:t>
       </w:r>
       <w:r>
         <w:rPr>
